--- a/HYPSTAT Full Documentation.docx
+++ b/HYPSTAT Full Documentation.docx
@@ -503,23 +503,34 @@
     <w:p>
       <w:pPr>
         <w:pStyle w:val="NRELHead01"/>
+        <w:rPr>
+          <w:del w:id="12" w:author="Li, Yijin" w:date="2024-12-11T12:56:00Z" w16du:dateUtc="2024-12-11T20:56:00Z"/>
+        </w:rPr>
       </w:pPr>
       <w:r>
         <w:br w:type="page"/>
       </w:r>
-      <w:bookmarkStart w:id="12" w:name="_Toc179465200"/>
+      <w:bookmarkStart w:id="13" w:name="_Toc179465200"/>
       <w:r>
         <w:lastRenderedPageBreak/>
-        <w:t>Executive Summary</w:t>
-      </w:r>
-      <w:bookmarkEnd w:id="12"/>
+        <w:t xml:space="preserve">Executive </w:t>
+      </w:r>
+      <w:proofErr w:type="spellStart"/>
+      <w:r>
+        <w:t>Summary</w:t>
+      </w:r>
+      <w:bookmarkEnd w:id="13"/>
     </w:p>
     <w:p>
       <w:pPr>
         <w:pStyle w:val="NRELBodyText"/>
       </w:pPr>
       <w:r>
-        <w:t>You may include the Executive Summary in the Table of Contents (using “NREL_Head_01”) or omit it (using “NREL_Head_01_Not in TOC”).</w:t>
+        <w:t>The</w:t>
+      </w:r>
+      <w:proofErr w:type="spellEnd"/>
+      <w:r>
+        <w:t xml:space="preserve"> Hydrogen Production, Storage, and Transmission Analysis Tool (HYPSTAT) is a modeling framework developed by the National Renewable Energy Laboratory (NREL) to support the analysis of hydrogen systems. HYPSTAT focuses on key components of hydrogen infrastructure, particularly electrolytic hydrogen production, hydrogen storage, and hydrogen transmission, as part of the transition to decarbonized energy systems</w:t>
       </w:r>
     </w:p>
     <w:p>
@@ -527,115 +538,55 @@
         <w:pStyle w:val="NRELBodyText"/>
       </w:pPr>
       <w:r>
-        <w:t xml:space="preserve">Body text is </w:t>
-      </w:r>
-      <w:r>
-        <w:t>Times New Roman</w:t>
-      </w:r>
-      <w:r>
-        <w:t xml:space="preserve"> 12. Enter body text. Enter body text.</w:t>
-      </w:r>
-      <w:r>
-        <w:t xml:space="preserve"> </w:t>
-      </w:r>
-      <w:r>
-        <w:t>Enter body text.</w:t>
-      </w:r>
-      <w:r>
-        <w:t xml:space="preserve"> </w:t>
-      </w:r>
-      <w:r>
-        <w:t>Enter body text.</w:t>
-      </w:r>
-      <w:r>
-        <w:t xml:space="preserve"> </w:t>
-      </w:r>
-      <w:r>
-        <w:t>Enter body text.</w:t>
-      </w:r>
-      <w:r>
-        <w:t xml:space="preserve"> </w:t>
-      </w:r>
-      <w:r>
-        <w:t>Enter body text.</w:t>
-      </w:r>
-      <w:r>
-        <w:t xml:space="preserve"> </w:t>
-      </w:r>
-      <w:r>
-        <w:t>Enter body text.</w:t>
-      </w:r>
-      <w:r>
-        <w:t xml:space="preserve"> </w:t>
-      </w:r>
-      <w:r>
-        <w:t>Enter body text.</w:t>
-      </w:r>
-      <w:r>
-        <w:t xml:space="preserve"> </w:t>
-      </w:r>
-      <w:r>
-        <w:t>Enter body text.</w:t>
-      </w:r>
-      <w:r>
-        <w:t xml:space="preserve"> </w:t>
-      </w:r>
-      <w:r>
-        <w:t>Enter body text.</w:t>
-      </w:r>
-      <w:r>
-        <w:t xml:space="preserve"> </w:t>
-      </w:r>
-      <w:r>
-        <w:t>Enter body text.</w:t>
-      </w:r>
-      <w:r>
-        <w:t xml:space="preserve"> </w:t>
-      </w:r>
-      <w:r>
-        <w:t>Enter body text.</w:t>
-      </w:r>
-      <w:r>
-        <w:t xml:space="preserve"> </w:t>
-      </w:r>
-      <w:r>
-        <w:t>Enter body text.</w:t>
-      </w:r>
-      <w:r>
-        <w:t xml:space="preserve"> </w:t>
-      </w:r>
-      <w:r>
-        <w:t>Enter body text.</w:t>
-      </w:r>
-      <w:r>
-        <w:t xml:space="preserve"> </w:t>
-      </w:r>
-      <w:r>
-        <w:t>Enter body text.</w:t>
-      </w:r>
-      <w:r>
-        <w:t xml:space="preserve"> </w:t>
-      </w:r>
-      <w:r>
-        <w:t>Enter body text.</w:t>
-      </w:r>
-      <w:r>
-        <w:t xml:space="preserve"> </w:t>
-      </w:r>
-      <w:r>
-        <w:t>Enter body text.</w:t>
-      </w:r>
-      <w:r>
-        <w:t xml:space="preserve"> </w:t>
-      </w:r>
-      <w:r>
-        <w:t>Enter body text.</w:t>
+        <w:t xml:space="preserve">HYPSTAT operates as a supply-to-demand model, taking a fixed exogenous demand as input and optimizing the design and operation of the hydrogen system to meet that demand. It determines cost-optimal configurations based on specified technology options and system constraints. HYPSTAT formulates the hydrogen system as a linear or mixed-integer linear optimization problem using the </w:t>
+      </w:r>
+      <w:proofErr w:type="spellStart"/>
+      <w:r>
+        <w:t>Pyomo</w:t>
+      </w:r>
+      <w:proofErr w:type="spellEnd"/>
+      <w:r>
+        <w:t xml:space="preserve"> package in Python. The tool supports key processes such as input handling, model formulation, and solving. While basic output processing capabilities are under development, the primary focus remains on model formulation and optimization. HYPSTAT can be configured in two optimization modes: mixed-integer and fully linear. The mixed-integer mode captures non-linear pipeline costs, while the fully linear mode simplifies the formulation and reduces solve times.</w:t>
       </w:r>
     </w:p>
     <w:p>
       <w:pPr>
         <w:pStyle w:val="NRELBodyText"/>
       </w:pPr>
+      <w:r>
+        <w:t>HYPSTAT does not account for endogenous market dynamics such as fluctuating supply and demand conditions or hydrogen pricing. The demand is treated as fixed, and the results capture system costs but do not estimate hydrogen market prices directly. Additionally, the model is designed to simulate a single year at a time, making it unsuitable for capacity expansion analysis, although the input structure allows for easy execution of multiple year analyses to draw insights about long-term capacity growth.</w:t>
+      </w:r>
+    </w:p>
+    <w:p>
+      <w:pPr>
+        <w:pStyle w:val="NRELBodyText"/>
+      </w:pPr>
+      <w:r>
+        <w:t>To improve pipeline location results, HYPSTAT supports a two-step solve approach, first using coarser resolution and then refining with higher resolution. The tool also offers flexible time resolution, allowing users to down-sample input data for faster model solves.</w:t>
+      </w:r>
+    </w:p>
+    <w:p>
+      <w:pPr>
+        <w:pStyle w:val="NRELBodyText"/>
+      </w:pPr>
+      <w:r>
+        <w:t>HYPSTAT is designed to assist in evaluating system-level hydrogen infrastructure needs, offering insights into optimal system configurations, including the integration of renewable energy and hydrogen production systems. Its outputs can inform decision-making for policymakers, system planners, and energy developers, especially in areas focused on the transition to clean energy systems. While HYPSTAT provides valuable insights into hydrogen system operations and infrastructure needs, it has some limitations. These include its inability to capture dynamic market behaviors and the omission of non-electrolytic hydrogen production. Additionally, limited output processing capabilities are currently under development, suggesting further expansion of HYPSTAT’s functionality in future versions.</w:t>
+      </w:r>
+    </w:p>
+    <w:p>
+      <w:pPr>
+        <w:pStyle w:val="NRELBodyText"/>
+      </w:pPr>
+    </w:p>
+    <w:p>
+      <w:pPr>
+        <w:pStyle w:val="NRELBodyText"/>
+      </w:pPr>
+    </w:p>
+    <w:p>
+      <w:pPr>
+        <w:pStyle w:val="NRELBodyText"/>
+      </w:pPr>
     </w:p>
     <w:p>
       <w:pPr>
@@ -644,7 +595,7 @@
       <w:r>
         <w:br w:type="page"/>
       </w:r>
-      <w:bookmarkStart w:id="13" w:name="_Toc291051268"/>
+      <w:bookmarkStart w:id="14" w:name="_Toc291051268"/>
       <w:r>
         <w:lastRenderedPageBreak/>
         <w:t xml:space="preserve">Table of </w:t>
@@ -652,7 +603,7 @@
       <w:r>
         <w:t>Contents</w:t>
       </w:r>
-      <w:bookmarkEnd w:id="13"/>
+      <w:bookmarkEnd w:id="14"/>
     </w:p>
     <w:p>
       <w:pPr>
@@ -4960,14 +4911,14 @@
       <w:r>
         <w:br w:type="page"/>
       </w:r>
-      <w:bookmarkStart w:id="14" w:name="_Toc291051269"/>
-      <w:bookmarkStart w:id="15" w:name="_Toc352071744"/>
+      <w:bookmarkStart w:id="15" w:name="_Toc291051269"/>
+      <w:bookmarkStart w:id="16" w:name="_Toc352071744"/>
       <w:r>
         <w:lastRenderedPageBreak/>
         <w:t>List of Figures</w:t>
       </w:r>
-      <w:bookmarkEnd w:id="14"/>
       <w:bookmarkEnd w:id="15"/>
+      <w:bookmarkEnd w:id="16"/>
     </w:p>
     <w:p>
       <w:pPr>
@@ -5163,17 +5114,17 @@
       <w:pPr>
         <w:pStyle w:val="NRELHead01NotinTOC"/>
       </w:pPr>
-      <w:bookmarkStart w:id="16" w:name="_Toc291051270"/>
-      <w:bookmarkStart w:id="17" w:name="_Toc352071745"/>
+      <w:bookmarkStart w:id="17" w:name="_Toc291051270"/>
+      <w:bookmarkStart w:id="18" w:name="_Toc352071745"/>
       <w:r>
         <w:t>List of Tables</w:t>
       </w:r>
-      <w:bookmarkEnd w:id="16"/>
       <w:bookmarkEnd w:id="17"/>
-    </w:p>
-    <w:bookmarkStart w:id="18" w:name="_Toc131925443"/>
-    <w:bookmarkStart w:id="19" w:name="_Toc131925489"/>
-    <w:bookmarkStart w:id="20" w:name="_Toc225583134"/>
+      <w:bookmarkEnd w:id="18"/>
+    </w:p>
+    <w:bookmarkStart w:id="19" w:name="_Toc131925443"/>
+    <w:bookmarkStart w:id="20" w:name="_Toc131925489"/>
+    <w:bookmarkStart w:id="21" w:name="_Toc225583134"/>
     <w:p>
       <w:pPr>
         <w:pStyle w:val="TableofFigures"/>
@@ -5524,18 +5475,17 @@
       <w:r>
         <w:br w:type="page"/>
       </w:r>
-      <w:bookmarkStart w:id="21" w:name="_Toc291051272"/>
-      <w:bookmarkStart w:id="22" w:name="_Toc291052384"/>
-      <w:bookmarkStart w:id="23" w:name="_Toc314819176"/>
-      <w:bookmarkStart w:id="24" w:name="_Toc314823678"/>
-      <w:bookmarkStart w:id="25" w:name="_Toc352071746"/>
+      <w:bookmarkStart w:id="22" w:name="_Toc291051272"/>
+      <w:bookmarkStart w:id="23" w:name="_Toc291052384"/>
+      <w:bookmarkStart w:id="24" w:name="_Toc314819176"/>
+      <w:bookmarkStart w:id="25" w:name="_Toc314823678"/>
+      <w:bookmarkStart w:id="26" w:name="_Toc352071746"/>
     </w:p>
     <w:p>
       <w:pPr>
         <w:pStyle w:val="NRELHead01Numbered"/>
       </w:pPr>
-      <w:bookmarkStart w:id="26" w:name="_Toc179465201"/>
-      <w:bookmarkEnd w:id="18"/>
+      <w:bookmarkStart w:id="27" w:name="_Toc179465201"/>
       <w:bookmarkEnd w:id="19"/>
       <w:bookmarkEnd w:id="20"/>
       <w:bookmarkEnd w:id="21"/>
@@ -5543,73 +5493,796 @@
       <w:bookmarkEnd w:id="23"/>
       <w:bookmarkEnd w:id="24"/>
       <w:bookmarkEnd w:id="25"/>
+      <w:bookmarkEnd w:id="26"/>
       <w:r>
         <w:lastRenderedPageBreak/>
         <w:t>Quick Start Guide</w:t>
       </w:r>
-      <w:bookmarkEnd w:id="26"/>
+      <w:bookmarkEnd w:id="27"/>
     </w:p>
     <w:p>
       <w:pPr>
         <w:pStyle w:val="NRELBodyText"/>
       </w:pPr>
       <w:r>
-        <w:t>Brief overview of HYPSTAT</w:t>
+        <w:t xml:space="preserve">HYPSTAT is a supply-to-demand hydrogen system modeling tool developed by the National Renewable Energy Laboratory (NREL) to analyze hydrogen production, storage, and transmission infrastructure. It focuses on cost-optimization of hydrogen systems based on fixed exogenous demand, electrolytic hydrogen production, hydrogen storage, and transmission. HYPSTAT utilizes linear and mixed-integer linear optimization models, primarily formulated using the </w:t>
+      </w:r>
+      <w:proofErr w:type="spellStart"/>
+      <w:r>
+        <w:t>Pyomo</w:t>
+      </w:r>
+      <w:proofErr w:type="spellEnd"/>
+      <w:r>
+        <w:t xml:space="preserve"> package in Python. It is designed to simulate system-wide hydrogen infrastructure needs, offering insights into system configurations and helping policymakers and energy planners make informed decisions.</w:t>
       </w:r>
     </w:p>
     <w:p>
       <w:pPr>
         <w:pStyle w:val="NRELHead02Numbered"/>
       </w:pPr>
-      <w:bookmarkStart w:id="27" w:name="_Toc179465202"/>
+      <w:bookmarkStart w:id="28" w:name="_Toc179465202"/>
       <w:r>
         <w:t>Designing your system</w:t>
       </w:r>
-      <w:bookmarkEnd w:id="27"/>
+      <w:bookmarkEnd w:id="28"/>
     </w:p>
     <w:p>
       <w:pPr>
         <w:pStyle w:val="NRELBodyText"/>
       </w:pPr>
       <w:r>
-        <w:t>Text</w:t>
-      </w:r>
+        <w:t>Hydrogen demand: Specify fixed exogenous hydrogen demand amounts and profile for a defined model time window.</w:t>
+      </w:r>
+    </w:p>
+    <w:p>
+      <w:pPr>
+        <w:pStyle w:val="NRELBodyText"/>
+      </w:pPr>
+      <w:r>
+        <w:t xml:space="preserve">Technology options: Select or define relevant hydrogen production (e.g., </w:t>
+      </w:r>
+      <w:proofErr w:type="spellStart"/>
+      <w:r>
+        <w:t>electrolyzers</w:t>
+      </w:r>
+      <w:proofErr w:type="spellEnd"/>
+      <w:r>
+        <w:t>), storage, and transmission technologies. HYPSTAT supports renewable-powered electrolytic production but does not currently support non-electrolytic production methods.</w:t>
+      </w:r>
+    </w:p>
+    <w:p>
+      <w:pPr>
+        <w:pStyle w:val="NRELBodyText"/>
+      </w:pPr>
+      <w:r>
+        <w:t xml:space="preserve">Hydrogen system network: Define </w:t>
+      </w:r>
+      <w:r>
+        <w:t xml:space="preserve">hydrogen network, design </w:t>
+      </w:r>
+      <w:r>
+        <w:t>node</w:t>
+      </w:r>
+      <w:r>
+        <w:t xml:space="preserve">, </w:t>
+      </w:r>
+      <w:r>
+        <w:t>link</w:t>
+      </w:r>
+      <w:r>
+        <w:t xml:space="preserve"> distances, and</w:t>
+      </w:r>
+      <w:r>
+        <w:t xml:space="preserve"> physical constraints</w:t>
+      </w:r>
+      <w:r>
+        <w:t xml:space="preserve"> for the network</w:t>
+      </w:r>
+    </w:p>
+    <w:tbl>
+      <w:tblPr>
+        <w:tblW w:w="0" w:type="auto"/>
+        <w:jc w:val="center"/>
+        <w:tblBorders>
+          <w:top w:val="single" w:sz="8" w:space="0" w:color="4F81BD"/>
+          <w:bottom w:val="single" w:sz="8" w:space="0" w:color="4F81BD"/>
+        </w:tblBorders>
+        <w:tblLook w:val="04A0" w:firstRow="1" w:lastRow="0" w:firstColumn="1" w:lastColumn="0" w:noHBand="0" w:noVBand="1"/>
+      </w:tblPr>
+      <w:tblGrid>
+        <w:gridCol w:w="2207"/>
+        <w:gridCol w:w="5551"/>
+      </w:tblGrid>
+      <w:tr>
+        <w:trPr>
+          <w:cantSplit/>
+          <w:tblHeader/>
+          <w:jc w:val="center"/>
+        </w:trPr>
+        <w:tc>
+          <w:tcPr>
+            <w:tcW w:w="0" w:type="auto"/>
+            <w:tcBorders>
+              <w:top w:val="single" w:sz="4" w:space="0" w:color="808080" w:themeColor="background1" w:themeShade="80"/>
+              <w:left w:val="nil"/>
+              <w:bottom w:val="single" w:sz="4" w:space="0" w:color="808080" w:themeColor="background1" w:themeShade="80"/>
+              <w:right w:val="nil"/>
+            </w:tcBorders>
+            <w:shd w:val="clear" w:color="auto" w:fill="auto"/>
+          </w:tcPr>
+          <w:p>
+            <w:pPr>
+              <w:pStyle w:val="NRELTableHeader"/>
+            </w:pPr>
+            <w:r>
+              <w:t>Technology/input</w:t>
+            </w:r>
+          </w:p>
+        </w:tc>
+        <w:tc>
+          <w:tcPr>
+            <w:tcW w:w="5551" w:type="dxa"/>
+            <w:tcBorders>
+              <w:top w:val="single" w:sz="4" w:space="0" w:color="808080" w:themeColor="background1" w:themeShade="80"/>
+              <w:left w:val="nil"/>
+              <w:bottom w:val="single" w:sz="4" w:space="0" w:color="808080" w:themeColor="background1" w:themeShade="80"/>
+              <w:right w:val="nil"/>
+            </w:tcBorders>
+            <w:shd w:val="clear" w:color="auto" w:fill="auto"/>
+          </w:tcPr>
+          <w:p>
+            <w:pPr>
+              <w:pStyle w:val="NRELTableHeader"/>
+            </w:pPr>
+            <w:r>
+              <w:t>Suggested scope</w:t>
+            </w:r>
+          </w:p>
+        </w:tc>
+      </w:tr>
+      <w:tr>
+        <w:trPr>
+          <w:jc w:val="center"/>
+        </w:trPr>
+        <w:tc>
+          <w:tcPr>
+            <w:tcW w:w="0" w:type="auto"/>
+            <w:tcBorders>
+              <w:top w:val="single" w:sz="4" w:space="0" w:color="808080" w:themeColor="background1" w:themeShade="80"/>
+              <w:left w:val="nil"/>
+              <w:right w:val="nil"/>
+            </w:tcBorders>
+            <w:shd w:val="clear" w:color="auto" w:fill="D3DFEE"/>
+          </w:tcPr>
+          <w:p>
+            <w:pPr>
+              <w:pStyle w:val="NRELTableContent"/>
+            </w:pPr>
+            <w:r>
+              <w:t>Nodes</w:t>
+            </w:r>
+          </w:p>
+        </w:tc>
+        <w:tc>
+          <w:tcPr>
+            <w:tcW w:w="5551" w:type="dxa"/>
+            <w:tcBorders>
+              <w:top w:val="single" w:sz="4" w:space="0" w:color="808080" w:themeColor="background1" w:themeShade="80"/>
+              <w:left w:val="nil"/>
+              <w:right w:val="nil"/>
+            </w:tcBorders>
+            <w:shd w:val="clear" w:color="auto" w:fill="D3DFEE"/>
+          </w:tcPr>
+          <w:p>
+            <w:pPr>
+              <w:pStyle w:val="NRELTableContent"/>
+            </w:pPr>
+            <w:r>
+              <w:t>5-15 nodes</w:t>
+            </w:r>
+          </w:p>
+        </w:tc>
+      </w:tr>
+      <w:tr>
+        <w:trPr>
+          <w:jc w:val="center"/>
+        </w:trPr>
+        <w:tc>
+          <w:tcPr>
+            <w:tcW w:w="0" w:type="auto"/>
+            <w:tcBorders>
+              <w:right w:val="nil"/>
+            </w:tcBorders>
+            <w:shd w:val="clear" w:color="auto" w:fill="auto"/>
+          </w:tcPr>
+          <w:p>
+            <w:pPr>
+              <w:pStyle w:val="NRELTableContent"/>
+              <w:rPr>
+                <w:sz w:val="18"/>
+                <w:szCs w:val="18"/>
+              </w:rPr>
+            </w:pPr>
+            <w:r>
+              <w:t>Links</w:t>
+            </w:r>
+          </w:p>
+        </w:tc>
+        <w:tc>
+          <w:tcPr>
+            <w:tcW w:w="5551" w:type="dxa"/>
+            <w:tcBorders>
+              <w:left w:val="nil"/>
+            </w:tcBorders>
+            <w:shd w:val="clear" w:color="auto" w:fill="auto"/>
+          </w:tcPr>
+          <w:p>
+            <w:pPr>
+              <w:pStyle w:val="NRELTableContent"/>
+              <w:rPr>
+                <w:sz w:val="18"/>
+                <w:szCs w:val="18"/>
+              </w:rPr>
+            </w:pPr>
+            <w:r>
+              <w:t>10-30 links</w:t>
+            </w:r>
+          </w:p>
+        </w:tc>
+      </w:tr>
+      <w:tr>
+        <w:trPr>
+          <w:jc w:val="center"/>
+        </w:trPr>
+        <w:tc>
+          <w:tcPr>
+            <w:tcW w:w="0" w:type="auto"/>
+            <w:tcBorders>
+              <w:right w:val="nil"/>
+            </w:tcBorders>
+            <w:shd w:val="clear" w:color="auto" w:fill="DBE5F1" w:themeFill="accent1" w:themeFillTint="33"/>
+          </w:tcPr>
+          <w:p>
+            <w:pPr>
+              <w:pStyle w:val="NRELTableContent"/>
+              <w:rPr>
+                <w:sz w:val="18"/>
+                <w:szCs w:val="18"/>
+              </w:rPr>
+            </w:pPr>
+            <w:r>
+              <w:t>Renewable production</w:t>
+            </w:r>
+          </w:p>
+        </w:tc>
+        <w:tc>
+          <w:tcPr>
+            <w:tcW w:w="5551" w:type="dxa"/>
+            <w:tcBorders>
+              <w:left w:val="nil"/>
+            </w:tcBorders>
+            <w:shd w:val="clear" w:color="auto" w:fill="DBE5F1" w:themeFill="accent1" w:themeFillTint="33"/>
+          </w:tcPr>
+          <w:p>
+            <w:pPr>
+              <w:pStyle w:val="NRELTableContent"/>
+              <w:rPr>
+                <w:sz w:val="18"/>
+                <w:szCs w:val="18"/>
+              </w:rPr>
+            </w:pPr>
+            <w:r>
+              <w:t>3-5 technologies with 1-3 tranches per technology and node</w:t>
+            </w:r>
+          </w:p>
+        </w:tc>
+      </w:tr>
+      <w:tr>
+        <w:trPr>
+          <w:jc w:val="center"/>
+        </w:trPr>
+        <w:tc>
+          <w:tcPr>
+            <w:tcW w:w="0" w:type="auto"/>
+            <w:tcBorders>
+              <w:right w:val="nil"/>
+            </w:tcBorders>
+            <w:shd w:val="clear" w:color="auto" w:fill="auto"/>
+          </w:tcPr>
+          <w:p>
+            <w:pPr>
+              <w:pStyle w:val="NRELTableContent"/>
+              <w:rPr>
+                <w:sz w:val="18"/>
+                <w:szCs w:val="18"/>
+              </w:rPr>
+            </w:pPr>
+            <w:r>
+              <w:t>Hydrogen storage</w:t>
+            </w:r>
+          </w:p>
+        </w:tc>
+        <w:tc>
+          <w:tcPr>
+            <w:tcW w:w="5551" w:type="dxa"/>
+            <w:tcBorders>
+              <w:left w:val="nil"/>
+            </w:tcBorders>
+            <w:shd w:val="clear" w:color="auto" w:fill="auto"/>
+          </w:tcPr>
+          <w:p>
+            <w:pPr>
+              <w:pStyle w:val="NRELTableContent"/>
+              <w:rPr>
+                <w:sz w:val="18"/>
+                <w:szCs w:val="18"/>
+              </w:rPr>
+            </w:pPr>
+            <w:r>
+              <w:t>2-4 technologies</w:t>
+            </w:r>
+          </w:p>
+        </w:tc>
+      </w:tr>
+      <w:tr>
+        <w:trPr>
+          <w:jc w:val="center"/>
+        </w:trPr>
+        <w:tc>
+          <w:tcPr>
+            <w:tcW w:w="0" w:type="auto"/>
+            <w:tcBorders>
+              <w:right w:val="nil"/>
+            </w:tcBorders>
+            <w:shd w:val="clear" w:color="auto" w:fill="DBE5F1" w:themeFill="accent1" w:themeFillTint="33"/>
+          </w:tcPr>
+          <w:p>
+            <w:pPr>
+              <w:pStyle w:val="NRELTableContent"/>
+            </w:pPr>
+            <w:r>
+              <w:t>Time period</w:t>
+            </w:r>
+          </w:p>
+        </w:tc>
+        <w:tc>
+          <w:tcPr>
+            <w:tcW w:w="5551" w:type="dxa"/>
+            <w:tcBorders>
+              <w:left w:val="nil"/>
+            </w:tcBorders>
+            <w:shd w:val="clear" w:color="auto" w:fill="DBE5F1" w:themeFill="accent1" w:themeFillTint="33"/>
+          </w:tcPr>
+          <w:p>
+            <w:pPr>
+              <w:pStyle w:val="NRELTableContent"/>
+            </w:pPr>
+            <w:r>
+              <w:t>Coarse resolution: ~daily</w:t>
+            </w:r>
+          </w:p>
+          <w:p>
+            <w:pPr>
+              <w:pStyle w:val="NRELTableContent"/>
+            </w:pPr>
+            <w:r>
+              <w:t>Fine resolution: 1-4 hourly</w:t>
+            </w:r>
+          </w:p>
+        </w:tc>
+      </w:tr>
+      <w:tr>
+        <w:trPr>
+          <w:jc w:val="center"/>
+        </w:trPr>
+        <w:tc>
+          <w:tcPr>
+            <w:tcW w:w="0" w:type="auto"/>
+            <w:tcBorders>
+              <w:left w:val="nil"/>
+              <w:right w:val="nil"/>
+            </w:tcBorders>
+            <w:shd w:val="clear" w:color="auto" w:fill="FFFFFF" w:themeFill="background1"/>
+          </w:tcPr>
+          <w:p>
+            <w:pPr>
+              <w:pStyle w:val="NRELTableContent"/>
+            </w:pPr>
+            <w:r>
+              <w:t>Time window</w:t>
+            </w:r>
+          </w:p>
+        </w:tc>
+        <w:tc>
+          <w:tcPr>
+            <w:tcW w:w="5551" w:type="dxa"/>
+            <w:tcBorders>
+              <w:left w:val="nil"/>
+              <w:right w:val="nil"/>
+            </w:tcBorders>
+            <w:shd w:val="clear" w:color="auto" w:fill="FFFFFF" w:themeFill="background1"/>
+          </w:tcPr>
+          <w:p>
+            <w:pPr>
+              <w:pStyle w:val="NRELTableContent"/>
+            </w:pPr>
+            <w:r>
+              <w:t>1 year</w:t>
+            </w:r>
+          </w:p>
+        </w:tc>
+      </w:tr>
+    </w:tbl>
+    <w:p>
+      <w:pPr>
+        <w:pStyle w:val="NRELBodyText"/>
+      </w:pPr>
+    </w:p>
+    <w:p>
+      <w:pPr>
+        <w:pStyle w:val="NRELBodyText"/>
+      </w:pPr>
+      <w:r>
+        <w:t>Constraints: Establish system constraints such as import/export limits, technology-specific capacities for each node.</w:t>
+      </w:r>
+    </w:p>
+    <w:p>
+      <w:pPr>
+        <w:pStyle w:val="NRELBodyText"/>
+      </w:pPr>
+      <w:r>
+        <w:t>Technology cost: Define economic parameters like CAPEX and OPEX, along with financial parameters such as WACC.</w:t>
+      </w:r>
+    </w:p>
+    <w:p>
+      <w:pPr>
+        <w:pStyle w:val="NRELBodyText"/>
+        <w:rPr>
+          <w:del w:id="29" w:author="Li, Yijin" w:date="2024-12-11T13:12:00Z" w16du:dateUtc="2024-12-11T21:12:00Z"/>
+        </w:rPr>
+      </w:pPr>
+      <w:r>
+        <w:t xml:space="preserve">Transmission (pipeline or tank-based) location &amp; size: For accurate pipeline location, use the two-step solve approach, which refines pipeline locations after an initial coarser resolution </w:t>
+      </w:r>
+      <w:proofErr w:type="spellStart"/>
+      <w:r>
+        <w:t>solve.</w:t>
+      </w:r>
+      <w:del w:id="30" w:author="Li, Yijin" w:date="2024-12-11T13:03:00Z" w16du:dateUtc="2024-12-11T21:03:00Z">
+        <w:r>
+          <w:delText>ext</w:delText>
+        </w:r>
+      </w:del>
     </w:p>
     <w:p>
       <w:pPr>
         <w:pStyle w:val="NRELHead02Numbered"/>
       </w:pPr>
-      <w:bookmarkStart w:id="28" w:name="_Toc179465203"/>
-      <w:r>
-        <w:t>Formatting your inputs</w:t>
-      </w:r>
-      <w:bookmarkEnd w:id="28"/>
+      <w:bookmarkStart w:id="31" w:name="_Toc179465203"/>
+      <w:r>
+        <w:t>Formatting</w:t>
+      </w:r>
+      <w:proofErr w:type="spellEnd"/>
+      <w:r>
+        <w:t xml:space="preserve"> your inputs</w:t>
+      </w:r>
+      <w:bookmarkEnd w:id="31"/>
     </w:p>
     <w:p>
       <w:pPr>
         <w:pStyle w:val="NRELBodyText"/>
-      </w:pPr>
-      <w:r>
-        <w:t>Text</w:t>
-      </w:r>
+        <w:rPr>
+          <w:ins w:id="32" w:author="Li, Yijin" w:date="2024-12-11T13:16:00Z" w16du:dateUtc="2024-12-11T21:16:00Z"/>
+        </w:rPr>
+      </w:pPr>
+    </w:p>
+    <w:p>
+      <w:pPr>
+        <w:pStyle w:val="NRELBodyText"/>
+        <w:rPr>
+          <w:del w:id="33" w:author="Li, Yijin" w:date="2024-12-11T13:16:00Z" w16du:dateUtc="2024-12-11T21:16:00Z"/>
+        </w:rPr>
+      </w:pPr>
+      <w:r>
+        <w:lastRenderedPageBreak/>
+        <w:t xml:space="preserve">YAML Configuration </w:t>
+      </w:r>
+      <w:proofErr w:type="spellStart"/>
+      <w:r>
+        <w:t>File:</w:t>
+      </w:r>
+    </w:p>
+    <w:p>
+      <w:pPr>
+        <w:pStyle w:val="NRELBodyText"/>
+      </w:pPr>
+      <w:r>
+        <w:t>Input</w:t>
+      </w:r>
+      <w:proofErr w:type="spellEnd"/>
+      <w:r>
+        <w:t xml:space="preserve"> your scenario configuration into a YAML file.</w:t>
+      </w:r>
+    </w:p>
+    <w:p>
+      <w:pPr>
+        <w:pStyle w:val="NRELBodyText"/>
+      </w:pPr>
+      <w:r>
+        <w:t>Specify paths to input files for technology costs, generation profiles, and demand data.</w:t>
+      </w:r>
+    </w:p>
+    <w:p>
+      <w:pPr>
+        <w:pStyle w:val="NRELBodyText"/>
+      </w:pPr>
+      <w:r>
+        <w:t>Technology Costs:</w:t>
+      </w:r>
+    </w:p>
+    <w:p>
+      <w:pPr>
+        <w:pStyle w:val="NRELBodyText"/>
+      </w:pPr>
+      <w:r>
+        <w:t>Define annual CAPEX, fixed OPEX, and variable OPEX for each technology.</w:t>
+      </w:r>
+    </w:p>
+    <w:p>
+      <w:pPr>
+        <w:pStyle w:val="NRELBodyText"/>
+      </w:pPr>
+      <w:r>
+        <w:t>Costs are scaled based on the model time window.</w:t>
+      </w:r>
+    </w:p>
+    <w:p>
+      <w:pPr>
+        <w:pStyle w:val="NRELBodyText"/>
+      </w:pPr>
+      <w:r>
+        <w:t>Time Resolution:</w:t>
+      </w:r>
+    </w:p>
+    <w:p>
+      <w:pPr>
+        <w:pStyle w:val="NRELBodyText"/>
+      </w:pPr>
+      <w:r>
+        <w:t>Define time-based inputs like renewable generation profiles, hydrogen demand, and storage dynamics.</w:t>
+      </w:r>
+    </w:p>
+    <w:p>
+      <w:pPr>
+        <w:pStyle w:val="NRELBodyText"/>
+      </w:pPr>
+      <w:r>
+        <w:t>The model supports down-sampling of input resolution but cannot up-sample.</w:t>
+      </w:r>
+    </w:p>
+    <w:p>
+      <w:pPr>
+        <w:pStyle w:val="NRELBodyText"/>
+      </w:pPr>
+      <w:r>
+        <w:t>Pipeline Inputs:</w:t>
+      </w:r>
+    </w:p>
+    <w:p>
+      <w:pPr>
+        <w:pStyle w:val="NRELBodyText"/>
+      </w:pPr>
+      <w:r>
+        <w:t>For mixed-integer optimization mode, input binary variables to optimize pipeline locations.</w:t>
+      </w:r>
+    </w:p>
+    <w:p>
+      <w:pPr>
+        <w:pStyle w:val="NRELBodyText"/>
+      </w:pPr>
+      <w:r>
+        <w:t>For fully linear optimization mode, input fixed pipeline costs.</w:t>
+      </w:r>
+      <w:del w:id="34" w:author="Li, Yijin" w:date="2024-12-11T13:14:00Z" w16du:dateUtc="2024-12-11T21:14:00Z">
+        <w:r>
+          <w:delText>xt</w:delText>
+        </w:r>
+      </w:del>
     </w:p>
     <w:p>
       <w:pPr>
         <w:pStyle w:val="NRELHead02Numbered"/>
       </w:pPr>
-      <w:bookmarkStart w:id="29" w:name="_Toc179465204"/>
+      <w:bookmarkStart w:id="35" w:name="_Toc179465204"/>
       <w:r>
         <w:t>Running the model</w:t>
       </w:r>
-      <w:bookmarkEnd w:id="29"/>
+      <w:bookmarkEnd w:id="35"/>
     </w:p>
     <w:p>
       <w:pPr>
         <w:pStyle w:val="NRELBodyText"/>
       </w:pPr>
       <w:r>
-        <w:t>Text</w:t>
-      </w:r>
+        <w:t>Load Inputs:</w:t>
+      </w:r>
+    </w:p>
+    <w:p>
+      <w:pPr>
+        <w:pStyle w:val="NRELBodyText"/>
+      </w:pPr>
+      <w:r>
+        <w:t xml:space="preserve">Use the HYPSTAT class to load your inputs from the YAML configuration file using the </w:t>
+      </w:r>
+      <w:proofErr w:type="spellStart"/>
+      <w:r>
+        <w:t>load_inputs</w:t>
+      </w:r>
+      <w:proofErr w:type="spellEnd"/>
+      <w:r>
+        <w:t xml:space="preserve"> method.</w:t>
+      </w:r>
+    </w:p>
+    <w:p>
+      <w:pPr>
+        <w:pStyle w:val="NRELBodyText"/>
+      </w:pPr>
+      <w:r>
+        <w:t>Model Formulation:</w:t>
+      </w:r>
+    </w:p>
+    <w:p>
+      <w:pPr>
+        <w:pStyle w:val="NRELBodyText"/>
+      </w:pPr>
+      <w:r>
+        <w:t xml:space="preserve">Call </w:t>
+      </w:r>
+      <w:proofErr w:type="spellStart"/>
+      <w:r>
+        <w:t>load_model</w:t>
+      </w:r>
+      <w:proofErr w:type="spellEnd"/>
+      <w:r>
+        <w:t xml:space="preserve"> and </w:t>
+      </w:r>
+      <w:proofErr w:type="spellStart"/>
+      <w:r>
+        <w:t>load_constraints</w:t>
+      </w:r>
+      <w:proofErr w:type="spellEnd"/>
+      <w:r>
+        <w:t xml:space="preserve"> methods to set up the optimization problem.</w:t>
+      </w:r>
+    </w:p>
+    <w:p>
+      <w:pPr>
+        <w:pStyle w:val="NRELBodyText"/>
+      </w:pPr>
+      <w:r>
+        <w:t>Define constraints related to generation, production, storage, and transmission technologies.</w:t>
+      </w:r>
+    </w:p>
+    <w:p>
+      <w:pPr>
+        <w:pStyle w:val="NRELBodyText"/>
+      </w:pPr>
+      <w:r>
+        <w:t>Solve the Model:</w:t>
+      </w:r>
+    </w:p>
+    <w:p>
+      <w:pPr>
+        <w:pStyle w:val="NRELBodyText"/>
+      </w:pPr>
+      <w:r>
+        <w:t xml:space="preserve">Use the </w:t>
+      </w:r>
+      <w:proofErr w:type="spellStart"/>
+      <w:r>
+        <w:t>solve_model</w:t>
+      </w:r>
+      <w:proofErr w:type="spellEnd"/>
+      <w:r>
+        <w:t xml:space="preserve"> method with the desired solver (GLPK or </w:t>
+      </w:r>
+      <w:proofErr w:type="spellStart"/>
+      <w:r>
+        <w:t>Gurobi</w:t>
+      </w:r>
+      <w:proofErr w:type="spellEnd"/>
+      <w:r>
+        <w:t xml:space="preserve"> recommended).</w:t>
+      </w:r>
+    </w:p>
+    <w:p>
+      <w:pPr>
+        <w:pStyle w:val="NRELBodyText"/>
+      </w:pPr>
+      <w:r>
+        <w:t xml:space="preserve">Pass the </w:t>
+      </w:r>
+      <w:proofErr w:type="spellStart"/>
+      <w:r>
+        <w:t>optimize_pipelines</w:t>
+      </w:r>
+      <w:proofErr w:type="spellEnd"/>
+      <w:r>
+        <w:t xml:space="preserve"> parameter to select between mixed-integer (pipeline optimization) or fully linear (fixed pipeline locations) modes.</w:t>
+      </w:r>
+    </w:p>
+    <w:p>
+      <w:pPr>
+        <w:pStyle w:val="NRELBodyText"/>
+      </w:pPr>
+      <w:r>
+        <w:t>Two-Step Solve Approach:</w:t>
+      </w:r>
+    </w:p>
+    <w:p>
+      <w:pPr>
+        <w:pStyle w:val="NRELBodyText"/>
+      </w:pPr>
+      <w:r>
+        <w:t>For accurate pipeline location results, run the model twice: first with coarser resolution (daily) and then refine with finer resolution (e.g., 1-2 hourly) using fully linear optimization for accurate dynamic results.</w:t>
+      </w:r>
+    </w:p>
+    <w:p>
+      <w:pPr>
+        <w:pStyle w:val="NRELBodyText"/>
+      </w:pPr>
+      <w:r>
+        <w:lastRenderedPageBreak/>
+        <w:t>Write Outputs:</w:t>
+      </w:r>
+    </w:p>
+    <w:p>
+      <w:pPr>
+        <w:pStyle w:val="NRELBodyText"/>
+      </w:pPr>
+      <w:r>
+        <w:t xml:space="preserve">Use the </w:t>
+      </w:r>
+      <w:proofErr w:type="spellStart"/>
+      <w:r>
+        <w:t>write_outputs</w:t>
+      </w:r>
+      <w:proofErr w:type="spellEnd"/>
+      <w:r>
+        <w:t xml:space="preserve"> method to save model results to CSV files.</w:t>
+      </w:r>
+    </w:p>
+    <w:p>
+      <w:pPr>
+        <w:pStyle w:val="NRELBodyText"/>
+      </w:pPr>
+      <w:r>
+        <w:t xml:space="preserve">Specify output paths and handle overwriting options </w:t>
+      </w:r>
+      <w:proofErr w:type="spellStart"/>
+      <w:r>
+        <w:t>as</w:t>
+      </w:r>
+      <w:del w:id="36" w:author="Li, Yijin" w:date="2024-12-11T13:15:00Z" w16du:dateUtc="2024-12-11T21:15:00Z">
+        <w:r>
+          <w:delText xml:space="preserve"> </w:delText>
+        </w:r>
+        <w:r>
+          <w:delText>---</w:delText>
+        </w:r>
+      </w:del>
+      <w:r>
+        <w:t>necessary</w:t>
+      </w:r>
+      <w:proofErr w:type="spellEnd"/>
+      <w:r>
+        <w:t>. ---</w:t>
+      </w:r>
+    </w:p>
+    <w:p>
+      <w:pPr>
+        <w:pStyle w:val="NRELBodyText"/>
+      </w:pPr>
     </w:p>
     <w:p>
       <w:r>
@@ -5620,33 +6293,91 @@
       <w:pPr>
         <w:pStyle w:val="NRELHead01Numbered"/>
       </w:pPr>
-      <w:bookmarkStart w:id="30" w:name="_Toc179465205"/>
+      <w:bookmarkStart w:id="37" w:name="_Toc179465205"/>
       <w:r>
         <w:lastRenderedPageBreak/>
         <w:t>Detailed Documentation</w:t>
       </w:r>
-      <w:bookmarkEnd w:id="30"/>
+      <w:bookmarkEnd w:id="37"/>
     </w:p>
     <w:p>
       <w:pPr>
         <w:pStyle w:val="NRELHead02Numbered"/>
       </w:pPr>
-      <w:bookmarkStart w:id="31" w:name="_Toc179465206"/>
+      <w:bookmarkStart w:id="38" w:name="_Toc179465206"/>
       <w:r>
         <w:t>Overview</w:t>
       </w:r>
-      <w:bookmarkEnd w:id="31"/>
+      <w:bookmarkEnd w:id="38"/>
     </w:p>
     <w:p>
       <w:pPr>
         <w:pStyle w:val="NRELBodyText"/>
       </w:pPr>
-      <w:bookmarkStart w:id="32" w:name="_Toc100058847"/>
-      <w:bookmarkStart w:id="33" w:name="_Toc100827776"/>
-      <w:bookmarkEnd w:id="32"/>
-      <w:bookmarkEnd w:id="33"/>
-      <w:r>
-        <w:t>The Hydrogen Production, Storage, and Transmission Analysis Tool (HYPSTAT) is a supply-to-demand hydrogen modeling tool developed at the National Renewable Energy Laboratory (NREL). HYPSTAT is used to represent hydrogen systems, particularly for transitioning to decarbonized energy systems and focusing on electrolytic hydrogen production along with hydrogen storage and transmission.</w:t>
+      <w:bookmarkStart w:id="39" w:name="_Toc100058847"/>
+      <w:bookmarkStart w:id="40" w:name="_Toc100827776"/>
+      <w:bookmarkEnd w:id="39"/>
+      <w:bookmarkEnd w:id="40"/>
+      <w:r>
+        <w:t xml:space="preserve">The Hydrogen Production, Storage, and Transmission Analysis Tool (HYPSTAT) is a supply-to-demand hydrogen </w:t>
+      </w:r>
+      <w:ins w:id="41" w:author="Li, Yijin" w:date="2024-12-10T16:00:00Z" w16du:dateUtc="2024-12-11T00:00:00Z">
+        <w:r>
+          <w:t xml:space="preserve">system </w:t>
+        </w:r>
+      </w:ins>
+      <w:r>
+        <w:t xml:space="preserve">modeling tool developed at the National Renewable Energy Laboratory (NREL). HYPSTAT is used to represent </w:t>
+      </w:r>
+      <w:ins w:id="42" w:author="Li, Yijin" w:date="2024-12-10T16:01:00Z" w16du:dateUtc="2024-12-11T00:01:00Z">
+        <w:r>
+          <w:t xml:space="preserve">system-wide </w:t>
+        </w:r>
+      </w:ins>
+      <w:r>
+        <w:t xml:space="preserve">hydrogen </w:t>
+      </w:r>
+      <w:del w:id="43" w:author="Li, Yijin" w:date="2024-12-10T16:02:00Z" w16du:dateUtc="2024-12-11T00:02:00Z">
+        <w:r>
+          <w:delText>systems</w:delText>
+        </w:r>
+      </w:del>
+      <w:ins w:id="44" w:author="Li, Yijin" w:date="2024-12-10T16:02:00Z" w16du:dateUtc="2024-12-11T00:02:00Z">
+        <w:r>
+          <w:t xml:space="preserve">infrastructure </w:t>
+        </w:r>
+        <w:proofErr w:type="gramStart"/>
+        <w:r>
+          <w:t>needs</w:t>
+        </w:r>
+      </w:ins>
+      <w:r>
+        <w:t>,</w:t>
+      </w:r>
+      <w:ins w:id="45" w:author="Li, Yijin" w:date="2024-12-10T16:02:00Z" w16du:dateUtc="2024-12-11T00:02:00Z">
+        <w:r>
+          <w:t xml:space="preserve"> </w:t>
+        </w:r>
+      </w:ins>
+      <w:r>
+        <w:t xml:space="preserve"> particularly</w:t>
+      </w:r>
+      <w:proofErr w:type="gramEnd"/>
+      <w:r>
+        <w:t xml:space="preserve"> for transitioning to decarbonized energy systems </w:t>
+      </w:r>
+      <w:del w:id="46" w:author="Li, Yijin" w:date="2024-12-10T16:04:00Z" w16du:dateUtc="2024-12-11T00:04:00Z">
+        <w:r>
+          <w:delText>and focusing</w:delText>
+        </w:r>
+      </w:del>
+      <w:ins w:id="47" w:author="Li, Yijin" w:date="2024-12-10T16:04:00Z" w16du:dateUtc="2024-12-11T00:04:00Z">
+        <w:r>
+          <w:t>with a focus</w:t>
+        </w:r>
+      </w:ins>
+      <w:r>
+        <w:t xml:space="preserve"> on electrolytic hydrogen production along with hydrogen storage and transmission.</w:t>
       </w:r>
     </w:p>
     <w:p>
@@ -5654,7 +6385,28 @@
         <w:pStyle w:val="NRELBodyText"/>
       </w:pPr>
       <w:r>
-        <w:t>HYPSTAT is a supply-to-demand model: it is fed a fixed demand and determines the cost-optimal system design and operation to meet that demand based on specified technology options and system constraints. It models a single year at a time—that is, it is not a capacity expansion model. However, HYPSTAT inputs are set up to easily run separate, individual analyses for several different years to infer insights about capacity expansion.</w:t>
+        <w:t>HYPSTAT is a supply-to-demand model: it is fed</w:t>
+      </w:r>
+      <w:ins w:id="48" w:author="Li, Yijin" w:date="2024-12-10T16:06:00Z" w16du:dateUtc="2024-12-11T00:06:00Z">
+        <w:r>
+          <w:t xml:space="preserve"> exogenously</w:t>
+        </w:r>
+      </w:ins>
+      <w:r>
+        <w:t xml:space="preserve"> a fixed demand and determines the cost-optimal system design and operation to meet that demand based on specified technology options and system constraints. It models a single year at a time</w:t>
+      </w:r>
+      <w:ins w:id="49" w:author="Li, Yijin" w:date="2024-12-10T16:05:00Z" w16du:dateUtc="2024-12-11T00:05:00Z">
+        <w:r>
+          <w:t xml:space="preserve">; </w:t>
+        </w:r>
+      </w:ins>
+      <w:del w:id="50" w:author="Li, Yijin" w:date="2024-12-10T16:05:00Z" w16du:dateUtc="2024-12-11T00:05:00Z">
+        <w:r>
+          <w:delText>—</w:delText>
+        </w:r>
+      </w:del>
+      <w:r>
+        <w:t>that is, it is not a capacity expansion model. However, HYPSTAT inputs are set up to easily run separate, individual analyses for several different years to infer insights about capacity expansion.</w:t>
       </w:r>
     </w:p>
     <w:p>
@@ -5662,7 +6414,23 @@
         <w:pStyle w:val="NRELBodyText"/>
       </w:pPr>
       <w:r>
-        <w:t>HYPSTAT also does not include market dynamics around supply and demand. The demand is fixed, and systems defined by the results have associated costs but do not specifically estimate hydrogen prices.</w:t>
+        <w:t xml:space="preserve">HYPSTAT also does not include </w:t>
+      </w:r>
+      <w:ins w:id="51" w:author="Li, Yijin" w:date="2024-12-10T16:06:00Z" w16du:dateUtc="2024-12-11T00:06:00Z">
+        <w:r>
+          <w:t xml:space="preserve">endogenous </w:t>
+        </w:r>
+      </w:ins>
+      <w:r>
+        <w:t xml:space="preserve">market dynamics around supply and demand. The demand is fixed, and systems defined by the results have associated costs but do not specifically estimate hydrogen </w:t>
+      </w:r>
+      <w:ins w:id="52" w:author="Li, Yijin" w:date="2024-12-10T16:07:00Z" w16du:dateUtc="2024-12-11T00:07:00Z">
+        <w:r>
+          <w:t xml:space="preserve">market </w:t>
+        </w:r>
+      </w:ins>
+      <w:r>
+        <w:t>prices.</w:t>
       </w:r>
     </w:p>
     <w:p>
@@ -5670,18 +6438,31 @@
         <w:pStyle w:val="NRELBodyText"/>
       </w:pPr>
       <w:r>
-        <w:t>HYPSTAT formulates the specified hydrogen system as a linear or mixed-integer linear optimization using the Pyomo package in Python. It also includes code for input processing; limited output processing capabilities are in development.</w:t>
+        <w:t>HYPSTAT formulates the specified hydrogen system as a linear or mixed-integer linear optimization using the Pyomo package in Python. It also includes code for input processing</w:t>
+      </w:r>
+      <w:ins w:id="53" w:author="Li, Yijin" w:date="2024-12-10T16:08:00Z" w16du:dateUtc="2024-12-11T00:08:00Z">
+        <w:r>
+          <w:t xml:space="preserve">, </w:t>
+        </w:r>
+      </w:ins>
+      <w:del w:id="54" w:author="Li, Yijin" w:date="2024-12-10T16:07:00Z" w16du:dateUtc="2024-12-11T00:07:00Z">
+        <w:r>
+          <w:delText xml:space="preserve">; </w:delText>
+        </w:r>
+      </w:del>
+      <w:r>
+        <w:t>limited output processing capabilities are in development.</w:t>
       </w:r>
     </w:p>
     <w:p>
       <w:pPr>
         <w:pStyle w:val="NRELHead03Numbered"/>
       </w:pPr>
-      <w:bookmarkStart w:id="34" w:name="_Toc179465207"/>
+      <w:bookmarkStart w:id="55" w:name="_Toc179465207"/>
       <w:r>
         <w:t>Terminology</w:t>
       </w:r>
-      <w:bookmarkEnd w:id="34"/>
+      <w:bookmarkEnd w:id="55"/>
     </w:p>
     <w:p>
       <w:pPr>
@@ -5779,6 +6560,7 @@
           <w:b/>
           <w:bCs/>
         </w:rPr>
+        <w:lastRenderedPageBreak/>
         <w:t>Node</w:t>
       </w:r>
       <w:r>
@@ -5794,7 +6576,6 @@
           <w:b/>
           <w:bCs/>
         </w:rPr>
-        <w:lastRenderedPageBreak/>
         <w:t>Link</w:t>
       </w:r>
       <w:r>
@@ -5858,7 +6639,25 @@
         <w:t>period</w:t>
       </w:r>
       <w:r>
-        <w:t>: the individual unit of time for which the model considers dynamics of the hydrogen system—hydrogen production, storage injections and withdrawals, etc. (e.g., hourly).</w:t>
+        <w:t xml:space="preserve">: the individual unit of time for which the model considers dynamics of the hydrogen system—hydrogen production, </w:t>
+      </w:r>
+      <w:ins w:id="56" w:author="Li, Yijin" w:date="2024-12-11T09:59:00Z" w16du:dateUtc="2024-12-11T17:59:00Z">
+        <w:r>
+          <w:t>electricity production, hydrogen</w:t>
+        </w:r>
+      </w:ins>
+      <w:ins w:id="57" w:author="Li, Yijin" w:date="2024-12-11T10:00:00Z" w16du:dateUtc="2024-12-11T18:00:00Z">
+        <w:r>
+          <w:t xml:space="preserve"> transmission,</w:t>
+        </w:r>
+      </w:ins>
+      <w:ins w:id="58" w:author="Li, Yijin" w:date="2024-12-11T09:59:00Z" w16du:dateUtc="2024-12-11T17:59:00Z">
+        <w:r>
+          <w:t xml:space="preserve"> </w:t>
+        </w:r>
+      </w:ins>
+      <w:r>
+        <w:t>storage injections and withdrawals, etc. (e.g., hourly).</w:t>
       </w:r>
     </w:p>
     <w:p>
@@ -5898,8 +6697,35 @@
         <w:t>Storage level</w:t>
       </w:r>
       <w:r>
-        <w:t>: the amount of hydrogen that is stored in a hydrogen storage resource at a given time.</w:t>
-      </w:r>
+        <w:t>: the amount of hydrogen that is stored in a hydrogen storage resource at a given time</w:t>
+      </w:r>
+      <w:ins w:id="59" w:author="Li, Yijin" w:date="2024-12-11T10:02:00Z" w16du:dateUtc="2024-12-11T18:02:00Z">
+        <w:r>
+          <w:t xml:space="preserve">, </w:t>
+        </w:r>
+      </w:ins>
+      <w:ins w:id="60" w:author="Li, Yijin" w:date="2024-12-11T10:03:00Z" w16du:dateUtc="2024-12-11T18:03:00Z">
+        <w:r>
+          <w:t>typically measured in kilograms (kg) of H</w:t>
+        </w:r>
+        <w:r>
+          <w:rPr>
+            <w:vertAlign w:val="subscript"/>
+            <w:rPrChange w:id="61" w:author="Li, Yijin" w:date="2024-12-11T10:03:00Z" w16du:dateUtc="2024-12-11T18:03:00Z">
+              <w:rPr/>
+            </w:rPrChange>
+          </w:rPr>
+          <w:t>2</w:t>
+        </w:r>
+        <w:r>
+          <w:t>.</w:t>
+        </w:r>
+      </w:ins>
+      <w:del w:id="62" w:author="Li, Yijin" w:date="2024-12-11T10:02:00Z" w16du:dateUtc="2024-12-11T18:02:00Z">
+        <w:r>
+          <w:delText>.</w:delText>
+        </w:r>
+      </w:del>
     </w:p>
     <w:p>
       <w:pPr>
@@ -5921,8 +6747,33 @@
       </w:r>
       <w:proofErr w:type="gramEnd"/>
       <w:r>
-        <w:t xml:space="preserve"> charging a battery).</w:t>
-      </w:r>
+        <w:t xml:space="preserve"> charging a battery)</w:t>
+      </w:r>
+      <w:ins w:id="63" w:author="Li, Yijin" w:date="2024-12-11T10:02:00Z" w16du:dateUtc="2024-12-11T18:02:00Z">
+        <w:r>
+          <w:t xml:space="preserve">, </w:t>
+        </w:r>
+      </w:ins>
+      <w:ins w:id="64" w:author="Li, Yijin" w:date="2024-12-11T10:03:00Z" w16du:dateUtc="2024-12-11T18:03:00Z">
+        <w:r>
+          <w:t xml:space="preserve">typically measured in </w:t>
+        </w:r>
+      </w:ins>
+      <w:ins w:id="65" w:author="Li, Yijin" w:date="2024-12-11T10:04:00Z" w16du:dateUtc="2024-12-11T18:04:00Z">
+        <w:r>
+          <w:t>kg</w:t>
+        </w:r>
+      </w:ins>
+      <w:ins w:id="66" w:author="Li, Yijin" w:date="2024-12-11T10:03:00Z" w16du:dateUtc="2024-12-11T18:03:00Z">
+        <w:r>
+          <w:t xml:space="preserve"> of H₂ per time period.</w:t>
+        </w:r>
+      </w:ins>
+      <w:del w:id="67" w:author="Li, Yijin" w:date="2024-12-11T10:02:00Z" w16du:dateUtc="2024-12-11T18:02:00Z">
+        <w:r>
+          <w:delText>.</w:delText>
+        </w:r>
+      </w:del>
     </w:p>
     <w:p>
       <w:pPr>
@@ -5947,8 +6798,29 @@
       </w:r>
       <w:proofErr w:type="gramEnd"/>
       <w:r>
-        <w:t xml:space="preserve"> discharging or using energy from a battery).</w:t>
-      </w:r>
+        <w:t xml:space="preserve"> discharging or using energy from a battery)</w:t>
+      </w:r>
+      <w:ins w:id="68" w:author="Li, Yijin" w:date="2024-12-11T10:04:00Z" w16du:dateUtc="2024-12-11T18:04:00Z">
+        <w:r>
+          <w:t xml:space="preserve">, </w:t>
+        </w:r>
+      </w:ins>
+      <w:del w:id="69" w:author="Li, Yijin" w:date="2024-12-11T10:04:00Z" w16du:dateUtc="2024-12-11T18:04:00Z">
+        <w:r>
+          <w:delText>.</w:delText>
+        </w:r>
+      </w:del>
+      <w:ins w:id="70" w:author="Li, Yijin" w:date="2024-12-11T10:04:00Z" w16du:dateUtc="2024-12-11T18:04:00Z">
+        <w:r>
+          <w:t xml:space="preserve">typically measured in </w:t>
+        </w:r>
+        <w:r>
+          <w:t xml:space="preserve">kg </w:t>
+        </w:r>
+        <w:r>
+          <w:t>of H₂ per time period.</w:t>
+        </w:r>
+      </w:ins>
     </w:p>
     <w:p>
       <w:pPr>
@@ -5962,8 +6834,29 @@
         <w:t>CAPEX</w:t>
       </w:r>
       <w:r>
-        <w:t>: overnight capital expenses to build a given technology.</w:t>
-      </w:r>
+        <w:t>: overnight capital expenses to build a given technology</w:t>
+      </w:r>
+      <w:ins w:id="71" w:author="Li, Yijin" w:date="2024-12-11T10:05:00Z" w16du:dateUtc="2024-12-11T18:05:00Z">
+        <w:r>
+          <w:t>, i</w:t>
+        </w:r>
+        <w:r>
+          <w:t xml:space="preserve">ncluding renewable energy systems, </w:t>
+        </w:r>
+        <w:proofErr w:type="spellStart"/>
+        <w:r>
+          <w:t>electrolyzers</w:t>
+        </w:r>
+        <w:proofErr w:type="spellEnd"/>
+        <w:r>
+          <w:t>, storage, and transmission technologies.</w:t>
+        </w:r>
+      </w:ins>
+      <w:del w:id="72" w:author="Li, Yijin" w:date="2024-12-11T10:04:00Z" w16du:dateUtc="2024-12-11T18:04:00Z">
+        <w:r>
+          <w:delText>.</w:delText>
+        </w:r>
+      </w:del>
     </w:p>
     <w:p>
       <w:pPr>
@@ -5992,8 +6885,21 @@
         <w:t>Variable OPEX</w:t>
       </w:r>
       <w:r>
-        <w:t>: operating expenses to operate a given technology per unit of production or per unit of some form of use (e.g., per kg of hydrogen stored or transmitted).</w:t>
-      </w:r>
+        <w:t xml:space="preserve">: </w:t>
+      </w:r>
+      <w:ins w:id="73" w:author="Li, Yijin" w:date="2024-12-11T10:07:00Z" w16du:dateUtc="2024-12-11T18:07:00Z">
+        <w:r>
+          <w:t>o</w:t>
+        </w:r>
+        <w:r>
+          <w:t>perating expenses incurred for using a given technology, calculated per unit of production or use (e.g., per kilogram of hydrogen stored or transmitted).</w:t>
+        </w:r>
+      </w:ins>
+      <w:del w:id="74" w:author="Li, Yijin" w:date="2024-12-11T10:07:00Z" w16du:dateUtc="2024-12-11T18:07:00Z">
+        <w:r>
+          <w:delText>operating expenses to operate a given technology per unit of production or per unit of some form of use (e.g., per kg of hydrogen stored or transmitted).</w:delText>
+        </w:r>
+      </w:del>
     </w:p>
     <w:p>
       <w:pPr>
@@ -6022,8 +6928,24 @@
         <w:t>Overserved hydrogen</w:t>
       </w:r>
       <w:r>
-        <w:t>: hydrogen which is produced but not needed to meet demand or exports. This is also mostly a modeling tool and is assigned a cost (e.g., a rough cost of storing excess hydrogen) to mostly prevent odd outputs like an excess of hydrogen production because of policy incentives.</w:t>
-      </w:r>
+        <w:t xml:space="preserve">: </w:t>
+      </w:r>
+      <w:ins w:id="75" w:author="Li, Yijin" w:date="2024-12-11T10:08:00Z" w16du:dateUtc="2024-12-11T18:08:00Z">
+        <w:r>
+          <w:t xml:space="preserve">Hydrogen that is produced but not required to meet demand or exports. This is primarily a modeling </w:t>
+        </w:r>
+        <w:r>
+          <w:t>feature</w:t>
+        </w:r>
+        <w:r>
+          <w:t xml:space="preserve"> and is assigned a cost (e.g., an approximate cost of storing excess hydrogen) to help prevent unrealistic outputs, such as excessive hydrogen production driven by policy incentives.</w:t>
+        </w:r>
+      </w:ins>
+      <w:del w:id="76" w:author="Li, Yijin" w:date="2024-12-11T10:08:00Z" w16du:dateUtc="2024-12-11T18:08:00Z">
+        <w:r>
+          <w:delText>hydrogen which is produced but not needed to meet demand or exports. This is also mostly a modeling tool and is assigned a cost (e.g., a rough cost of storing excess hydrogen) to mostly prevent odd outputs like an excess of hydrogen production because of policy incentives.</w:delText>
+        </w:r>
+      </w:del>
     </w:p>
     <w:p>
       <w:pPr>
@@ -6068,18 +6990,22 @@
       <w:pPr>
         <w:pStyle w:val="NRELHead03Numbered"/>
       </w:pPr>
-      <w:bookmarkStart w:id="35" w:name="_Toc179465208"/>
+      <w:bookmarkStart w:id="77" w:name="_Toc179465208"/>
       <w:r>
         <w:t>Fundamental units</w:t>
       </w:r>
-      <w:bookmarkEnd w:id="35"/>
+      <w:bookmarkEnd w:id="77"/>
     </w:p>
     <w:p>
       <w:pPr>
         <w:pStyle w:val="NRELBodyText"/>
       </w:pPr>
       <w:r>
-        <w:t xml:space="preserve">HYPSTAT treats inputs and variables as having standardized units, shown below for different kinds of inputs and variables. A user could set up a HYPSTAT model such that it uses different units, but they must be consistent across the categories below to avoid errors. </w:t>
+        <w:t xml:space="preserve">HYPSTAT treats inputs and variables as having standardized units, shown below for different kinds of inputs and variables. A user could set up a HYPSTAT model such that it uses different </w:t>
+      </w:r>
+      <w:r>
+        <w:lastRenderedPageBreak/>
+        <w:t xml:space="preserve">units, but they must be consistent across the categories below to avoid errors. </w:t>
       </w:r>
       <w:r>
         <w:rPr>
@@ -6118,181 +7044,371 @@
         <w:pStyle w:val="NRELBullet01"/>
       </w:pPr>
       <w:r>
-        <w:t>Electricity generation and hydrogen production capacity: kW</w:t>
-      </w:r>
+        <w:t>Electricity generation and hydrogen production</w:t>
+      </w:r>
+      <w:ins w:id="78" w:author="Li, Yijin" w:date="2024-12-11T10:12:00Z" w16du:dateUtc="2024-12-11T18:12:00Z">
+        <w:r>
+          <w:t xml:space="preserve"> (</w:t>
+        </w:r>
+      </w:ins>
+      <w:proofErr w:type="spellStart"/>
+      <w:ins w:id="79" w:author="Li, Yijin" w:date="2024-12-11T10:11:00Z" w16du:dateUtc="2024-12-11T18:11:00Z">
+        <w:r>
+          <w:t>electrolyzer</w:t>
+        </w:r>
+      </w:ins>
+      <w:proofErr w:type="spellEnd"/>
+      <w:ins w:id="80" w:author="Li, Yijin" w:date="2024-12-11T10:12:00Z" w16du:dateUtc="2024-12-11T18:12:00Z">
+        <w:r>
+          <w:t>)</w:t>
+        </w:r>
+      </w:ins>
+      <w:r>
+        <w:t xml:space="preserve"> capacity: </w:t>
+      </w:r>
+      <w:ins w:id="81" w:author="Li, Yijin" w:date="2024-12-11T10:12:00Z" w16du:dateUtc="2024-12-11T18:12:00Z">
+        <w:r>
+          <w:t>kilowatts (kW)</w:t>
+        </w:r>
+      </w:ins>
+      <w:del w:id="82" w:author="Li, Yijin" w:date="2024-12-11T10:12:00Z" w16du:dateUtc="2024-12-11T18:12:00Z">
+        <w:r>
+          <w:delText>kW</w:delText>
+        </w:r>
+      </w:del>
     </w:p>
     <w:p>
       <w:pPr>
         <w:pStyle w:val="NRELBullet01"/>
       </w:pPr>
       <w:r>
-        <w:t>Electricity generation amounts: kWh</w:t>
-      </w:r>
+        <w:t xml:space="preserve">Electricity generation amounts: </w:t>
+      </w:r>
+      <w:ins w:id="83" w:author="Li, Yijin" w:date="2024-12-11T10:11:00Z" w16du:dateUtc="2024-12-11T18:11:00Z">
+        <w:r>
+          <w:t>kilowatt-hours (kWh)</w:t>
+        </w:r>
+      </w:ins>
+      <w:del w:id="84" w:author="Li, Yijin" w:date="2024-12-11T10:11:00Z" w16du:dateUtc="2024-12-11T18:11:00Z">
+        <w:r>
+          <w:delText>kWh</w:delText>
+        </w:r>
+      </w:del>
     </w:p>
     <w:p>
       <w:pPr>
         <w:pStyle w:val="NRELBullet01"/>
-      </w:pPr>
-      <w:r>
-        <w:t>Hydrogen storage capacity and production, storage, and transmission amounts: kg</w:t>
-      </w:r>
+        <w:rPr>
+          <w:ins w:id="85" w:author="Li, Yijin" w:date="2024-12-11T10:09:00Z" w16du:dateUtc="2024-12-11T18:09:00Z"/>
+        </w:rPr>
+      </w:pPr>
+      <w:r>
+        <w:t>Hydrogen storage capacity and production, storage</w:t>
+      </w:r>
+      <w:ins w:id="86" w:author="Li, Yijin" w:date="2024-12-11T10:10:00Z" w16du:dateUtc="2024-12-11T18:10:00Z">
+        <w:r>
+          <w:t xml:space="preserve"> level</w:t>
+        </w:r>
+      </w:ins>
+      <w:r>
+        <w:t xml:space="preserve">, and transmission amounts: </w:t>
+      </w:r>
+      <w:ins w:id="87" w:author="Li, Yijin" w:date="2024-12-11T10:12:00Z" w16du:dateUtc="2024-12-11T18:12:00Z">
+        <w:r>
+          <w:t>kilograms (kg</w:t>
+        </w:r>
+        <w:r>
+          <w:t>) of H2</w:t>
+        </w:r>
+      </w:ins>
+      <w:del w:id="88" w:author="Li, Yijin" w:date="2024-12-11T10:12:00Z" w16du:dateUtc="2024-12-11T18:12:00Z">
+        <w:r>
+          <w:delText>kg</w:delText>
+        </w:r>
+      </w:del>
     </w:p>
     <w:p>
       <w:pPr>
         <w:pStyle w:val="NRELBullet01"/>
       </w:pPr>
+      <w:ins w:id="89" w:author="Li, Yijin" w:date="2024-12-11T10:09:00Z" w16du:dateUtc="2024-12-11T18:09:00Z">
+        <w:r>
+          <w:t xml:space="preserve">Hydrogen </w:t>
+        </w:r>
+        <w:r>
+          <w:t>storage charge and discharge</w:t>
+        </w:r>
+        <w:r>
+          <w:t xml:space="preserve">: </w:t>
+        </w:r>
+        <w:r>
+          <w:t>kg/</w:t>
+        </w:r>
+        <w:proofErr w:type="spellStart"/>
+        <w:r>
+          <w:t>hr</w:t>
+        </w:r>
+        <w:proofErr w:type="spellEnd"/>
+        <w:r>
+          <w:t xml:space="preserve"> (in inputs) or kg/period (in code</w:t>
+        </w:r>
+        <w:r>
+          <w:t xml:space="preserve"> and model outputs)</w:t>
+        </w:r>
+      </w:ins>
+    </w:p>
+    <w:p>
+      <w:pPr>
+        <w:pStyle w:val="NRELBullet01"/>
+      </w:pPr>
+      <w:r>
+        <w:t xml:space="preserve">Hydrogen transmission </w:t>
+      </w:r>
+      <w:del w:id="90" w:author="Li, Yijin" w:date="2024-12-11T10:10:00Z" w16du:dateUtc="2024-12-11T18:10:00Z">
+        <w:r>
+          <w:delText>capacity and amounts</w:delText>
+        </w:r>
+      </w:del>
+      <w:ins w:id="91" w:author="Li, Yijin" w:date="2024-12-11T10:10:00Z" w16du:dateUtc="2024-12-11T18:10:00Z">
+        <w:r>
+          <w:t>flow</w:t>
+        </w:r>
+      </w:ins>
+      <w:ins w:id="92" w:author="Li, Yijin" w:date="2024-12-11T10:13:00Z" w16du:dateUtc="2024-12-11T18:13:00Z">
+        <w:r>
+          <w:t xml:space="preserve"> amounts</w:t>
+        </w:r>
+      </w:ins>
+      <w:r>
+        <w:t xml:space="preserve">: </w:t>
+      </w:r>
+      <w:r>
+        <w:t>kg/</w:t>
+      </w:r>
+      <w:proofErr w:type="spellStart"/>
+      <w:r>
+        <w:t>hr</w:t>
+      </w:r>
+      <w:proofErr w:type="spellEnd"/>
+      <w:r>
+        <w:t xml:space="preserve"> (in inputs) or kg/period (in code</w:t>
+      </w:r>
+      <w:r>
+        <w:t xml:space="preserve"> and model outputs)</w:t>
+      </w:r>
+    </w:p>
+    <w:p>
+      <w:pPr>
+        <w:pStyle w:val="NRELHead02Numbered"/>
+      </w:pPr>
+      <w:bookmarkStart w:id="93" w:name="_Ref179382197"/>
+      <w:bookmarkStart w:id="94" w:name="_Toc179465209"/>
+      <w:r>
+        <w:t>Scope and Functionality</w:t>
+      </w:r>
+      <w:bookmarkEnd w:id="93"/>
+      <w:bookmarkEnd w:id="94"/>
+    </w:p>
+    <w:p>
+      <w:pPr>
+        <w:pStyle w:val="NRELBodyText"/>
+      </w:pPr>
+      <w:r>
+        <w:t xml:space="preserve">HYPSTAT is designed to capture </w:t>
+      </w:r>
+      <w:ins w:id="95" w:author="Li, Yijin" w:date="2024-12-11T10:23:00Z" w16du:dateUtc="2024-12-11T18:23:00Z">
+        <w:r>
+          <w:t>h</w:t>
+        </w:r>
+      </w:ins>
+      <w:ins w:id="96" w:author="Li, Yijin" w:date="2024-12-11T10:24:00Z" w16du:dateUtc="2024-12-11T18:24:00Z">
+        <w:r>
+          <w:t xml:space="preserve">ydrogen </w:t>
+        </w:r>
+      </w:ins>
+      <w:r>
+        <w:t xml:space="preserve">systems defined by sets of nodes and potential linkages. </w:t>
+      </w:r>
+      <w:ins w:id="97" w:author="Li, Yijin" w:date="2024-12-11T10:25:00Z" w16du:dateUtc="2024-12-11T18:25:00Z">
+        <w:r>
+          <w:t xml:space="preserve">Each node can accommodate hydrogen production, demand, and storage, while each link </w:t>
+        </w:r>
+        <w:r>
+          <w:t xml:space="preserve">can </w:t>
+        </w:r>
+        <w:r>
+          <w:t>represent potential hydrogen transmission between nodes.</w:t>
+        </w:r>
+      </w:ins>
+      <w:del w:id="98" w:author="Li, Yijin" w:date="2024-12-11T10:25:00Z" w16du:dateUtc="2024-12-11T18:25:00Z">
+        <w:r>
+          <w:delText>Each node can have potential for hydrogen production, demand, and storage; and each link can have potential for hydrogen transmission between nodes</w:delText>
+        </w:r>
+      </w:del>
+      <w:r>
+        <w:t xml:space="preserve">. HYPSTAT </w:t>
+      </w:r>
+      <w:ins w:id="99" w:author="Li, Yijin" w:date="2024-12-11T10:26:00Z" w16du:dateUtc="2024-12-11T18:26:00Z">
+        <w:r>
+          <w:t>primarily</w:t>
+        </w:r>
+      </w:ins>
+      <w:ins w:id="100" w:author="Li, Yijin" w:date="2024-12-11T10:29:00Z" w16du:dateUtc="2024-12-11T18:29:00Z">
+        <w:r>
+          <w:t xml:space="preserve"> </w:t>
+        </w:r>
+      </w:ins>
+      <w:r>
+        <w:t>focuses on electrolytic hydrogen production from renewable energy, so production potential at nodes is built around representation of renewable energy and electrolysis. This can be adapted for other technologies, such as grid-powered electrolysis. Note that non-electrolytic hydrogen production is not currently supported in HYPSTAT.</w:t>
+      </w:r>
+    </w:p>
+    <w:p>
+      <w:pPr>
+        <w:pStyle w:val="NRELBodyText"/>
+      </w:pPr>
+      <w:r>
+        <w:t>HYPSTAT allows for flexible representation of any number of electricity generation and hydrogen storage technologies. For example, a HYPSTAT model could include:</w:t>
+      </w:r>
+    </w:p>
+    <w:p>
+      <w:pPr>
+        <w:pStyle w:val="NRELBullet01"/>
+      </w:pPr>
+      <w:r>
+        <w:t>Electricity generation technologies:</w:t>
+      </w:r>
+    </w:p>
+    <w:p>
+      <w:pPr>
+        <w:pStyle w:val="NRELBullet02"/>
+      </w:pPr>
+      <w:r>
+        <w:t>Land-based wind</w:t>
+      </w:r>
+    </w:p>
+    <w:p>
+      <w:pPr>
+        <w:pStyle w:val="NRELBullet02"/>
+      </w:pPr>
+      <w:r>
+        <w:t>Solar PV</w:t>
+      </w:r>
+    </w:p>
+    <w:p>
+      <w:pPr>
+        <w:pStyle w:val="NRELBullet02"/>
+      </w:pPr>
+      <w:r>
+        <w:t>Offshore wind</w:t>
+      </w:r>
+    </w:p>
+    <w:p>
+      <w:pPr>
+        <w:pStyle w:val="NRELBullet02"/>
+      </w:pPr>
+      <w:r>
+        <w:t>Grid electricity</w:t>
+      </w:r>
+    </w:p>
+    <w:p>
+      <w:pPr>
+        <w:pStyle w:val="NRELBullet01"/>
+      </w:pPr>
+      <w:r>
+        <w:t>Storage technologies:</w:t>
+      </w:r>
+    </w:p>
+    <w:p>
+      <w:pPr>
+        <w:pStyle w:val="NRELBullet02"/>
+      </w:pPr>
+      <w:r>
+        <w:t>Above ground tank storage</w:t>
+      </w:r>
+    </w:p>
+    <w:p>
+      <w:pPr>
+        <w:pStyle w:val="NRELBullet02"/>
+      </w:pPr>
+      <w:r>
+        <w:t>Buried pipe storage</w:t>
+      </w:r>
+    </w:p>
+    <w:p>
+      <w:pPr>
+        <w:pStyle w:val="NRELBullet02"/>
+      </w:pPr>
+      <w:r>
+        <w:t>Geologic salt cavern storage</w:t>
+      </w:r>
+    </w:p>
+    <w:p>
+      <w:pPr>
+        <w:pStyle w:val="NRELBodyText"/>
+      </w:pPr>
+      <w:r>
+        <w:t xml:space="preserve">The names of these technologies are set via user inputs. We recommended names with no spaces. Note that electricity generation technologies and storage technologies cannot have the same </w:t>
+      </w:r>
       <w:r>
         <w:lastRenderedPageBreak/>
-        <w:t xml:space="preserve">Hydrogen transmission capacity and amounts: </w:t>
-      </w:r>
-      <w:r>
-        <w:t>kg/</w:t>
+        <w:t xml:space="preserve">name, nor can any technology be </w:t>
+      </w:r>
+      <w:r>
+        <w:t>named ‘Electrolyzer’</w:t>
+      </w:r>
+      <w:r>
+        <w:t xml:space="preserve"> or ‘Pipelines’</w:t>
+      </w:r>
+      <w:r>
+        <w:t>, as this</w:t>
+      </w:r>
+      <w:r>
+        <w:t xml:space="preserve"> will cause errors in how the model reads and processes inputs.</w:t>
+      </w:r>
+    </w:p>
+    <w:p>
+      <w:pPr>
+        <w:pStyle w:val="NRELBodyText"/>
+      </w:pPr>
+      <w:r>
+        <w:t>Currently, HYPSTAT only allows for two transmission technologies: pipeline transmission and tank-based transmission via trucks. (Generalization of additional transmission technologies may be added in the future.) These are referred to as ‘Pipelines’ and ‘Trucks’ in the model inputs and code base. HYPSTAT also only allows one type of hydrogen production technology, electrolysis, which is referred to via the technology name ‘</w:t>
       </w:r>
       <w:proofErr w:type="spellStart"/>
       <w:r>
-        <w:t>hr</w:t>
+        <w:t>Electrolyzer</w:t>
       </w:r>
       <w:proofErr w:type="spellEnd"/>
       <w:r>
-        <w:t xml:space="preserve"> (in inputs) or kg/period (in code</w:t>
-      </w:r>
-      <w:r>
-        <w:t xml:space="preserve"> and model outputs)</w:t>
-      </w:r>
-    </w:p>
-    <w:p>
-      <w:pPr>
-        <w:pStyle w:val="NRELHead02Numbered"/>
-      </w:pPr>
-      <w:bookmarkStart w:id="36" w:name="_Ref179382197"/>
-      <w:bookmarkStart w:id="37" w:name="_Toc179465209"/>
-      <w:r>
-        <w:t>Scope and Functionality</w:t>
-      </w:r>
-      <w:bookmarkEnd w:id="36"/>
-      <w:bookmarkEnd w:id="37"/>
+        <w:t>’ in model inputs.</w:t>
+      </w:r>
+      <w:ins w:id="101" w:author="Li, Yijin" w:date="2024-12-11T10:31:00Z" w16du:dateUtc="2024-12-11T18:31:00Z">
+        <w:r>
+          <w:t xml:space="preserve"> (</w:t>
+        </w:r>
+        <w:proofErr w:type="gramStart"/>
+        <w:r>
+          <w:t>additional</w:t>
+        </w:r>
+        <w:proofErr w:type="gramEnd"/>
+        <w:r>
+          <w:t xml:space="preserve"> </w:t>
+        </w:r>
+        <w:r>
+          <w:t xml:space="preserve">hydrogen production </w:t>
+        </w:r>
+        <w:r>
+          <w:t>technologies may be added.</w:t>
+        </w:r>
+        <w:r>
+          <w:t>)</w:t>
+        </w:r>
+      </w:ins>
     </w:p>
     <w:p>
       <w:pPr>
         <w:pStyle w:val="NRELBodyText"/>
       </w:pPr>
       <w:r>
-        <w:t>HYPSTAT is designed to capture systems defined by sets of nodes and potential linkages. Each node can have potential for hydrogen production, demand, and storage; and each link can have potential for hydrogen transmission between nodes. HYPSTAT focuses on electrolytic hydrogen production from renewable energy, so production potential at nodes is built around representation of renewable energy and electrolysis. This can be adapted for other technologies, such as grid-powered electrolysis. Note that non-electrolytic hydrogen production is not currently supported in HYPSTAT.</w:t>
-      </w:r>
-    </w:p>
-    <w:p>
-      <w:pPr>
-        <w:pStyle w:val="NRELBodyText"/>
-      </w:pPr>
-      <w:r>
-        <w:t>HYPSTAT allows for flexible representation of any number of electricity generation and hydrogen storage technologies. For example, a HYPSTAT model could include:</w:t>
-      </w:r>
-    </w:p>
-    <w:p>
-      <w:pPr>
-        <w:pStyle w:val="NRELBullet01"/>
-      </w:pPr>
-      <w:r>
-        <w:t>Electricity generation technologies:</w:t>
-      </w:r>
-    </w:p>
-    <w:p>
-      <w:pPr>
-        <w:pStyle w:val="NRELBullet02"/>
-      </w:pPr>
-      <w:r>
-        <w:t>Land-based wind</w:t>
-      </w:r>
-    </w:p>
-    <w:p>
-      <w:pPr>
-        <w:pStyle w:val="NRELBullet02"/>
-      </w:pPr>
-      <w:r>
-        <w:t>Solar PV</w:t>
-      </w:r>
-    </w:p>
-    <w:p>
-      <w:pPr>
-        <w:pStyle w:val="NRELBullet02"/>
-      </w:pPr>
-      <w:r>
-        <w:t>Offshore wind</w:t>
-      </w:r>
-    </w:p>
-    <w:p>
-      <w:pPr>
-        <w:pStyle w:val="NRELBullet02"/>
-      </w:pPr>
-      <w:r>
-        <w:t>Grid electricity</w:t>
-      </w:r>
-    </w:p>
-    <w:p>
-      <w:pPr>
-        <w:pStyle w:val="NRELBullet01"/>
-      </w:pPr>
-      <w:r>
-        <w:t>Storage technologies:</w:t>
-      </w:r>
-    </w:p>
-    <w:p>
-      <w:pPr>
-        <w:pStyle w:val="NRELBullet02"/>
-      </w:pPr>
-      <w:r>
-        <w:t>Above ground tank storage</w:t>
-      </w:r>
-    </w:p>
-    <w:p>
-      <w:pPr>
-        <w:pStyle w:val="NRELBullet02"/>
-      </w:pPr>
-      <w:r>
-        <w:t>Buried pipe storage</w:t>
-      </w:r>
-    </w:p>
-    <w:p>
-      <w:pPr>
-        <w:pStyle w:val="NRELBullet02"/>
-      </w:pPr>
-      <w:r>
-        <w:t>Geologic salt cavern storage</w:t>
-      </w:r>
-    </w:p>
-    <w:p>
-      <w:pPr>
-        <w:pStyle w:val="NRELBodyText"/>
-      </w:pPr>
-      <w:r>
-        <w:t xml:space="preserve">The names of these technologies are set via user inputs. We recommended names with no spaces. Note that electricity generation technologies and storage technologies cannot have the same name, nor can any technology be </w:t>
-      </w:r>
-      <w:r>
-        <w:t>named ‘Electrolyzer’</w:t>
-      </w:r>
-      <w:r>
-        <w:t xml:space="preserve"> or ‘Pipelines’</w:t>
-      </w:r>
-      <w:r>
-        <w:t>, as this</w:t>
-      </w:r>
-      <w:r>
-        <w:t xml:space="preserve"> will cause errors in how the model reads and processes inputs.</w:t>
-      </w:r>
-    </w:p>
-    <w:p>
-      <w:pPr>
-        <w:pStyle w:val="NRELBodyText"/>
-      </w:pPr>
-      <w:r>
-        <w:t>Currently, HYPSTAT only allows for two transmission technologies: pipeline transmission and tank-based transmission via trucks. (Generalization of additional transmission technologies may be added in the future.) These are referred to as ‘Pipelines’ and ‘Trucks’ in the model inputs and code base. HYPSTAT also only allows one type of hydrogen production technology, electrolysis, which is referred to via the technology name ‘Electrolyzer’ in model inputs.</w:t>
-      </w:r>
-    </w:p>
-    <w:p>
-      <w:pPr>
-        <w:pStyle w:val="NRELBodyText"/>
-      </w:pPr>
-      <w:r>
         <w:t>The technologies are set up in HYPSTAT to perform their inherent functionality and are further defined by costs and constraints which are user inputs. Further details are described below.</w:t>
       </w:r>
     </w:p>
@@ -6300,13 +7416,12 @@
       <w:pPr>
         <w:pStyle w:val="NRELTableCaption"/>
       </w:pPr>
-      <w:bookmarkStart w:id="38" w:name="_Toc263697319"/>
-      <w:bookmarkStart w:id="39" w:name="_Toc291052369"/>
-      <w:bookmarkStart w:id="40" w:name="_Toc346798626"/>
-      <w:bookmarkStart w:id="41" w:name="_Toc352071042"/>
-      <w:bookmarkStart w:id="42" w:name="_Toc101789561"/>
-      <w:r>
-        <w:lastRenderedPageBreak/>
+      <w:bookmarkStart w:id="102" w:name="_Toc263697319"/>
+      <w:bookmarkStart w:id="103" w:name="_Toc291052369"/>
+      <w:bookmarkStart w:id="104" w:name="_Toc346798626"/>
+      <w:bookmarkStart w:id="105" w:name="_Toc352071042"/>
+      <w:bookmarkStart w:id="106" w:name="_Toc101789561"/>
+      <w:r>
         <w:t xml:space="preserve">Table </w:t>
       </w:r>
       <w:r>
@@ -6342,11 +7457,11 @@
       <w:r>
         <w:t xml:space="preserve">. </w:t>
       </w:r>
-      <w:bookmarkEnd w:id="38"/>
-      <w:bookmarkEnd w:id="39"/>
-      <w:bookmarkEnd w:id="40"/>
-      <w:bookmarkEnd w:id="41"/>
-      <w:bookmarkEnd w:id="42"/>
+      <w:bookmarkEnd w:id="102"/>
+      <w:bookmarkEnd w:id="103"/>
+      <w:bookmarkEnd w:id="104"/>
+      <w:bookmarkEnd w:id="105"/>
+      <w:bookmarkEnd w:id="106"/>
       <w:r>
         <w:t>Technology options in HYPSTAT</w:t>
       </w:r>
@@ -6362,12 +7477,12 @@
         <w:tblLook w:val="04A0" w:firstRow="1" w:lastRow="0" w:firstColumn="1" w:lastColumn="0" w:noHBand="0" w:noVBand="1"/>
       </w:tblPr>
       <w:tblGrid>
-        <w:gridCol w:w="1328"/>
-        <w:gridCol w:w="1517"/>
-        <w:gridCol w:w="1155"/>
-        <w:gridCol w:w="1790"/>
-        <w:gridCol w:w="1651"/>
-        <w:gridCol w:w="1811"/>
+        <w:gridCol w:w="1286"/>
+        <w:gridCol w:w="1396"/>
+        <w:gridCol w:w="1139"/>
+        <w:gridCol w:w="2284"/>
+        <w:gridCol w:w="1524"/>
+        <w:gridCol w:w="1623"/>
       </w:tblGrid>
       <w:tr>
         <w:trPr>
@@ -6389,7 +7504,7 @@
             <w:pPr>
               <w:pStyle w:val="NRELTableHeader"/>
             </w:pPr>
-            <w:bookmarkStart w:id="43" w:name="_Hlk179383786"/>
+            <w:bookmarkStart w:id="107" w:name="_Hlk179383786"/>
             <w:r>
               <w:rPr>
                 <w:bCs/>
@@ -6640,12 +7755,66 @@
             <w:pPr>
               <w:pStyle w:val="NRELTableContent"/>
             </w:pPr>
+            <w:ins w:id="108" w:author="Li, Yijin" w:date="2024-12-11T12:22:00Z" w16du:dateUtc="2024-12-11T20:22:00Z">
+              <w:r>
+                <w:rPr>
+                  <w:sz w:val="18"/>
+                  <w:szCs w:val="18"/>
+                </w:rPr>
+                <w:t>Capacity build</w:t>
+              </w:r>
+            </w:ins>
+            <w:ins w:id="109" w:author="Li, Yijin" w:date="2024-12-11T12:21:00Z" w16du:dateUtc="2024-12-11T20:21:00Z">
+              <w:r>
+                <w:rPr>
+                  <w:sz w:val="18"/>
+                  <w:szCs w:val="18"/>
+                </w:rPr>
+                <w:t xml:space="preserve"> </w:t>
+              </w:r>
+              <w:proofErr w:type="spellStart"/>
+              <w:r>
+                <w:rPr>
+                  <w:sz w:val="18"/>
+                  <w:szCs w:val="18"/>
+                </w:rPr>
+                <w:t>constaint</w:t>
+              </w:r>
+            </w:ins>
+            <w:proofErr w:type="spellEnd"/>
+            <w:ins w:id="110" w:author="Li, Yijin" w:date="2024-12-11T12:22:00Z" w16du:dateUtc="2024-12-11T20:22:00Z">
+              <w:r>
+                <w:rPr>
+                  <w:sz w:val="18"/>
+                  <w:szCs w:val="18"/>
+                </w:rPr>
+                <w:t xml:space="preserve"> and </w:t>
+              </w:r>
+            </w:ins>
+            <w:ins w:id="111" w:author="Li, Yijin" w:date="2024-12-11T12:21:00Z" w16du:dateUtc="2024-12-11T20:21:00Z">
+              <w:r>
+                <w:rPr>
+                  <w:sz w:val="18"/>
+                  <w:szCs w:val="18"/>
+                </w:rPr>
+                <w:t>g</w:t>
+              </w:r>
+            </w:ins>
+            <w:del w:id="112" w:author="Li, Yijin" w:date="2024-12-11T12:21:00Z" w16du:dateUtc="2024-12-11T20:21:00Z">
+              <w:r>
+                <w:rPr>
+                  <w:sz w:val="18"/>
+                  <w:szCs w:val="18"/>
+                </w:rPr>
+                <w:delText>G</w:delText>
+              </w:r>
+            </w:del>
             <w:r>
               <w:rPr>
                 <w:sz w:val="18"/>
                 <w:szCs w:val="18"/>
               </w:rPr>
-              <w:t xml:space="preserve">Generation profiles which specify how much is electricity can be produced in each </w:t>
+              <w:t xml:space="preserve">eneration profiles which specify how much is electricity can be produced in each </w:t>
             </w:r>
             <w:proofErr w:type="gramStart"/>
             <w:r>
@@ -6780,6 +7949,42 @@
               </w:rPr>
               <w:t>CAPEX and fixed OPEX</w:t>
             </w:r>
+            <w:ins w:id="113" w:author="Li, Yijin" w:date="2024-12-11T12:22:00Z" w16du:dateUtc="2024-12-11T20:22:00Z">
+              <w:r>
+                <w:rPr>
+                  <w:sz w:val="18"/>
+                  <w:szCs w:val="18"/>
+                </w:rPr>
+                <w:t xml:space="preserve">, </w:t>
+              </w:r>
+            </w:ins>
+            <w:ins w:id="114" w:author="Li, Yijin" w:date="2024-12-11T12:23:00Z" w16du:dateUtc="2024-12-11T20:23:00Z">
+              <w:r>
+                <w:rPr>
+                  <w:sz w:val="18"/>
+                  <w:szCs w:val="18"/>
+                </w:rPr>
+                <w:t>(</w:t>
+              </w:r>
+            </w:ins>
+            <w:ins w:id="115" w:author="Li, Yijin" w:date="2024-12-11T12:22:00Z" w16du:dateUtc="2024-12-11T20:22:00Z">
+              <w:r>
+                <w:rPr>
+                  <w:sz w:val="18"/>
+                  <w:szCs w:val="18"/>
+                </w:rPr>
+                <w:t xml:space="preserve">variable OPEX </w:t>
+              </w:r>
+            </w:ins>
+            <w:ins w:id="116" w:author="Li, Yijin" w:date="2024-12-11T12:23:00Z" w16du:dateUtc="2024-12-11T20:23:00Z">
+              <w:r>
+                <w:rPr>
+                  <w:sz w:val="18"/>
+                  <w:szCs w:val="18"/>
+                </w:rPr>
+                <w:t xml:space="preserve">may be added) </w:t>
+              </w:r>
+            </w:ins>
           </w:p>
         </w:tc>
         <w:tc>
@@ -6996,7 +8201,7 @@
           </w:p>
         </w:tc>
       </w:tr>
-      <w:bookmarkEnd w:id="43"/>
+      <w:bookmarkEnd w:id="107"/>
       <w:tr>
         <w:tc>
           <w:tcPr>
@@ -7100,29 +8305,48 @@
                 <w:szCs w:val="18"/>
               </w:rPr>
             </w:pPr>
-            <w:r>
-              <w:rPr>
-                <w:sz w:val="18"/>
-                <w:szCs w:val="18"/>
-              </w:rPr>
-              <w:t xml:space="preserve">CAPEX based on pipeline size and a fixed CAPEX adder for </w:t>
-            </w:r>
-            <w:proofErr w:type="gramStart"/>
-            <w:r>
-              <w:rPr>
-                <w:sz w:val="18"/>
-                <w:szCs w:val="18"/>
-              </w:rPr>
-              <w:t>whether or not</w:t>
-            </w:r>
-            <w:proofErr w:type="gramEnd"/>
-            <w:r>
-              <w:rPr>
-                <w:sz w:val="18"/>
-                <w:szCs w:val="18"/>
-              </w:rPr>
-              <w:t xml:space="preserve"> a pipeline is built, fixed OPEX as a fraction of CAPEX, and variable OPEX for pipeline flow in either direction</w:t>
-            </w:r>
+            <w:ins w:id="117" w:author="Li, Yijin" w:date="2024-12-11T12:24:00Z" w16du:dateUtc="2024-12-11T20:24:00Z">
+              <w:r>
+                <w:rPr>
+                  <w:sz w:val="18"/>
+                  <w:szCs w:val="18"/>
+                </w:rPr>
+                <w:t xml:space="preserve">CAPEX is based on pipeline size and includes a fixed CAPEX adder for </w:t>
+              </w:r>
+              <w:proofErr w:type="gramStart"/>
+              <w:r>
+                <w:rPr>
+                  <w:sz w:val="18"/>
+                  <w:szCs w:val="18"/>
+                </w:rPr>
+                <w:t>whether or not</w:t>
+              </w:r>
+              <w:proofErr w:type="gramEnd"/>
+              <w:r>
+                <w:rPr>
+                  <w:sz w:val="18"/>
+                  <w:szCs w:val="18"/>
+                </w:rPr>
+                <w:t xml:space="preserve"> the pipeline is built. Fixed OPEX is calculated as a </w:t>
+              </w:r>
+              <w:r>
+                <w:rPr>
+                  <w:sz w:val="18"/>
+                  <w:szCs w:val="18"/>
+                </w:rPr>
+                <w:lastRenderedPageBreak/>
+                <w:t>fraction of CAPEX, while variable OPEX applies to pipeline flow in either direction.</w:t>
+              </w:r>
+            </w:ins>
+            <w:del w:id="118" w:author="Li, Yijin" w:date="2024-12-11T12:24:00Z" w16du:dateUtc="2024-12-11T20:24:00Z">
+              <w:r>
+                <w:rPr>
+                  <w:sz w:val="18"/>
+                  <w:szCs w:val="18"/>
+                </w:rPr>
+                <w:delText>CAPEX based on pipeline size and a fixed CAPEX adder for whether or not a pipeline is built, fixed OPEX as a fraction of CAPEX, and variable OPEX for pipeline flow in either direction</w:delText>
+              </w:r>
+            </w:del>
           </w:p>
         </w:tc>
         <w:tc>
@@ -7147,6 +8371,7 @@
                 <w:sz w:val="18"/>
                 <w:szCs w:val="18"/>
               </w:rPr>
+              <w:lastRenderedPageBreak/>
               <w:t>Allows user input for maximum pipeline size for each link</w:t>
             </w:r>
           </w:p>
@@ -7359,11 +8584,11 @@
       <w:pPr>
         <w:pStyle w:val="NRELHead03Numbered"/>
       </w:pPr>
-      <w:bookmarkStart w:id="44" w:name="_Toc179465210"/>
+      <w:bookmarkStart w:id="119" w:name="_Toc179465210"/>
       <w:r>
         <w:t>Electricity Generation Technologies</w:t>
       </w:r>
-      <w:bookmarkEnd w:id="44"/>
+      <w:bookmarkEnd w:id="119"/>
     </w:p>
     <w:p>
       <w:pPr>
@@ -7386,19 +8611,45 @@
       </w:r>
       <w:proofErr w:type="gramEnd"/>
       <w:r>
-        <w:t xml:space="preserve">. This is primarily meant to </w:t>
-      </w:r>
-      <w:r>
-        <w:lastRenderedPageBreak/>
-        <w:t xml:space="preserve">represent renewable resources for which profiles can be obtained using a tool like the System Advisor Model or </w:t>
-      </w:r>
-      <w:proofErr w:type="spellStart"/>
-      <w:r>
-        <w:t>reV.</w:t>
-      </w:r>
-      <w:proofErr w:type="spellEnd"/>
-      <w:r>
-        <w:t xml:space="preserve"> For each technology at each node, a technology can have one or more tranches which each contain a potential profile and a capacity limit. Tranches can be used to represent differing levels of resources within the area represented by a node, i.e., to capture a renewable supply curve. For example, perhaps a region has a small area of good land-based wind resource and a larger area of worse land-based wind resource. This could be represented in HYPSTAT with two tranches for land-based wind at that node, each with different generation profiles and capacity limits.</w:t>
+        <w:t xml:space="preserve">. This is primarily meant to represent renewable resources for which profiles can be obtained using a tool like the System Advisor Model or </w:t>
+      </w:r>
+      <w:del w:id="120" w:author="Li, Yijin" w:date="2024-12-11T12:26:00Z" w16du:dateUtc="2024-12-11T20:26:00Z">
+        <w:r>
+          <w:delText>reV</w:delText>
+        </w:r>
+      </w:del>
+      <w:ins w:id="121" w:author="Li, Yijin" w:date="2024-12-11T12:26:00Z" w16du:dateUtc="2024-12-11T20:26:00Z">
+        <w:r>
+          <w:t xml:space="preserve">NREL’s </w:t>
+        </w:r>
+        <w:r>
+          <w:t>Renewable Energy Potential</w:t>
+        </w:r>
+        <w:r>
+          <w:t xml:space="preserve"> (</w:t>
+        </w:r>
+        <w:proofErr w:type="spellStart"/>
+        <w:r>
+          <w:t>reV</w:t>
+        </w:r>
+        <w:proofErr w:type="spellEnd"/>
+        <w:r>
+          <w:t>)</w:t>
+        </w:r>
+        <w:r>
+          <w:t xml:space="preserve"> Model</w:t>
+        </w:r>
+      </w:ins>
+      <w:r>
+        <w:t xml:space="preserve">. For each technology at each node, a technology can have one or more </w:t>
+      </w:r>
+      <w:ins w:id="122" w:author="Li, Yijin" w:date="2024-12-11T12:26:00Z" w16du:dateUtc="2024-12-11T20:26:00Z">
+        <w:r>
+          <w:t xml:space="preserve">supply curve profile </w:t>
+        </w:r>
+      </w:ins>
+      <w:r>
+        <w:t>tranches which each contain a potential profile and a capacity limit. Tranches can be used to represent differing levels of resources within the area represented by a node, i.e., to capture a renewable supply curve. For example, perhaps a region has a small area of good land-based wind resource and a larger area of worse land-based wind resource. This could be represented in HYPSTAT with two tranches for land-based wind at that node, each with different generation profiles and capacity limits.</w:t>
       </w:r>
     </w:p>
     <w:p>
@@ -7406,7 +8657,15 @@
         <w:pStyle w:val="NRELBodyText"/>
       </w:pPr>
       <w:r>
-        <w:t xml:space="preserve">While electricity generation technologies are designed around renewables, they can also be used to represent other electricity sources such as the grid using the variable operating expense inputs. HYPSTAT supports profiles for operating expenses on a per unit (e.g., kWh) basis for each </w:t>
+        <w:t xml:space="preserve">While electricity generation technologies are designed around renewables, they can also be used to represent other electricity sources such as the grid </w:t>
+      </w:r>
+      <w:ins w:id="123" w:author="Li, Yijin" w:date="2024-12-11T12:29:00Z" w16du:dateUtc="2024-12-11T20:29:00Z">
+        <w:r>
+          <w:t xml:space="preserve">electricity </w:t>
+        </w:r>
+      </w:ins>
+      <w:r>
+        <w:t xml:space="preserve">using the variable operating expense inputs. HYPSTAT supports profiles for operating expenses on a per unit (e.g., kWh) basis for each </w:t>
       </w:r>
       <w:proofErr w:type="gramStart"/>
       <w:r>
@@ -7420,10 +8679,24 @@
     <w:p>
       <w:pPr>
         <w:pStyle w:val="NRELBodyText"/>
-      </w:pPr>
-      <w:r>
-        <w:t>Based on the profiles and capacity that is built, HYPSTAT determines a maximum electricity generation or generation potential and chooses how much to send to hydrogen production and how much to curtail. This decision of how much to curtail includes how much grid electricity to purchase, since the variable OPEX which represents grid prices are only incurred for used electricity.</w:t>
-      </w:r>
+        <w:rPr>
+          <w:del w:id="124" w:author="Li, Yijin" w:date="2024-12-11T12:32:00Z" w16du:dateUtc="2024-12-11T20:32:00Z"/>
+        </w:rPr>
+      </w:pPr>
+      <w:ins w:id="125" w:author="Li, Yijin" w:date="2024-12-11T12:32:00Z" w16du:dateUtc="2024-12-11T20:32:00Z">
+        <w:r>
+          <w:lastRenderedPageBreak/>
+          <w:t>Based on the profiles and capacity built, HYPSTAT determines the maximum electricity generation or generation potential and decides how much to allocate to hydrogen production and how much to curtail. The decision on curtailment also considers how much grid electricity to purchase, as variable OPEX—representing grid electricity costs—is only incurred for electricity that is actually used.</w:t>
+        </w:r>
+        <w:r>
+          <w:t xml:space="preserve"> </w:t>
+        </w:r>
+      </w:ins>
+      <w:del w:id="126" w:author="Li, Yijin" w:date="2024-12-11T12:32:00Z" w16du:dateUtc="2024-12-11T20:32:00Z">
+        <w:r>
+          <w:delText>Based on the profiles and capacity that is built, HYPSTAT determines a maximum electricity generation or generation potential and chooses how much to send to hydrogen production and how much to curtail. This decision of how much to curtail includes how much grid electricity to purchase, since the variable OPEX which represents grid prices are only incurred for used electricity.</w:delText>
+        </w:r>
+      </w:del>
     </w:p>
     <w:p>
       <w:pPr>
@@ -7437,14 +8710,14 @@
       <w:pPr>
         <w:pStyle w:val="NRELHead03Numbered"/>
       </w:pPr>
-      <w:bookmarkStart w:id="45" w:name="_Toc179465211"/>
+      <w:bookmarkStart w:id="127" w:name="_Toc179465211"/>
       <w:r>
         <w:t>Hydrogen Production</w:t>
       </w:r>
       <w:r>
         <w:t xml:space="preserve"> and Demand</w:t>
       </w:r>
-      <w:bookmarkEnd w:id="45"/>
+      <w:bookmarkEnd w:id="127"/>
     </w:p>
     <w:p>
       <w:pPr>
@@ -7469,12 +8742,11 @@
       <w:pPr>
         <w:pStyle w:val="NRELHead03Numbered"/>
       </w:pPr>
-      <w:bookmarkStart w:id="46" w:name="_Toc179465212"/>
-      <w:r>
-        <w:lastRenderedPageBreak/>
+      <w:bookmarkStart w:id="128" w:name="_Toc179465212"/>
+      <w:r>
         <w:t>Technology Costs</w:t>
       </w:r>
-      <w:bookmarkEnd w:id="46"/>
+      <w:bookmarkEnd w:id="128"/>
     </w:p>
     <w:p>
       <w:pPr>
@@ -7500,6 +8772,7 @@
         <w:rPr>
           <w:noProof/>
         </w:rPr>
+        <w:lastRenderedPageBreak/>
         <w:drawing>
           <wp:inline distT="0" distB="0" distL="0" distR="0" wp14:anchorId="5D914017" wp14:editId="285499E8">
             <wp:extent cx="2286000" cy="1714500"/>
@@ -7551,12 +8824,12 @@
       <w:pPr>
         <w:pStyle w:val="NRELFigureCaption"/>
       </w:pPr>
-      <w:bookmarkStart w:id="47" w:name="_Toc263697387"/>
-      <w:bookmarkStart w:id="48" w:name="_Toc291052379"/>
-      <w:bookmarkStart w:id="49" w:name="_Toc346798624"/>
-      <w:bookmarkStart w:id="50" w:name="_Toc352071641"/>
-      <w:bookmarkStart w:id="51" w:name="_Toc352748106"/>
-      <w:bookmarkStart w:id="52" w:name="_Toc97540172"/>
+      <w:bookmarkStart w:id="129" w:name="_Toc263697387"/>
+      <w:bookmarkStart w:id="130" w:name="_Toc291052379"/>
+      <w:bookmarkStart w:id="131" w:name="_Toc346798624"/>
+      <w:bookmarkStart w:id="132" w:name="_Toc352071641"/>
+      <w:bookmarkStart w:id="133" w:name="_Toc352748106"/>
+      <w:bookmarkStart w:id="134" w:name="_Toc97540172"/>
       <w:r>
         <w:t xml:space="preserve">Figure </w:t>
       </w:r>
@@ -7593,12 +8866,12 @@
       <w:r>
         <w:t xml:space="preserve">. </w:t>
       </w:r>
-      <w:bookmarkEnd w:id="47"/>
-      <w:bookmarkEnd w:id="48"/>
-      <w:bookmarkEnd w:id="49"/>
-      <w:bookmarkEnd w:id="50"/>
-      <w:bookmarkEnd w:id="51"/>
-      <w:bookmarkEnd w:id="52"/>
+      <w:bookmarkEnd w:id="129"/>
+      <w:bookmarkEnd w:id="130"/>
+      <w:bookmarkEnd w:id="131"/>
+      <w:bookmarkEnd w:id="132"/>
+      <w:bookmarkEnd w:id="133"/>
+      <w:bookmarkEnd w:id="134"/>
       <w:r>
         <w:t>Approximation of pipeline costs used in HYPSTAT</w:t>
       </w:r>
@@ -7616,18 +8889,34 @@
         <w:pStyle w:val="NRELBodyText"/>
       </w:pPr>
       <w:r>
-        <w:t>HYPSTAT does not currently support variable OPEX for hydrogen production, since variable OPEX on a per kg basis is inevitable given fixed production to meet the given hydrogen demand (i.e., this variable OPEX would not affect the optimization results). We recommend that the user adds in or considers variable OPEX for hydrogen production in output processing steps for analyzing results.</w:t>
+        <w:t xml:space="preserve">HYPSTAT does not currently support variable OPEX for hydrogen production, since variable OPEX on a per kg basis is inevitable given fixed production to meet the given hydrogen demand </w:t>
+      </w:r>
+      <w:commentRangeStart w:id="135"/>
+      <w:r>
+        <w:t>(i.e., this variable OPEX would not affect the optimization results</w:t>
+      </w:r>
+      <w:commentRangeEnd w:id="135"/>
+      <w:r>
+        <w:rPr>
+          <w:rStyle w:val="CommentReference"/>
+          <w:rFonts w:eastAsia="Times New Roman"/>
+          <w:color w:val="auto"/>
+        </w:rPr>
+        <w:commentReference w:id="135"/>
+      </w:r>
+      <w:r>
+        <w:t>). We recommend that the user adds in or considers variable OPEX for hydrogen production in output processing steps for analyzing results.</w:t>
       </w:r>
     </w:p>
     <w:p>
       <w:pPr>
         <w:pStyle w:val="NRELHead03Numbered"/>
       </w:pPr>
-      <w:bookmarkStart w:id="53" w:name="_Toc179465213"/>
+      <w:bookmarkStart w:id="136" w:name="_Toc179465213"/>
       <w:r>
         <w:t>Imports and Exports</w:t>
       </w:r>
-      <w:bookmarkEnd w:id="53"/>
+      <w:bookmarkEnd w:id="136"/>
     </w:p>
     <w:p>
       <w:pPr>
@@ -7649,11 +8938,11 @@
       <w:pPr>
         <w:pStyle w:val="NRELHead03Numbered"/>
       </w:pPr>
-      <w:bookmarkStart w:id="54" w:name="_Toc179465214"/>
+      <w:bookmarkStart w:id="137" w:name="_Toc179465214"/>
       <w:r>
         <w:t>System Outputs</w:t>
       </w:r>
-      <w:bookmarkEnd w:id="54"/>
+      <w:bookmarkEnd w:id="137"/>
     </w:p>
     <w:p>
       <w:pPr>
@@ -7676,32 +8965,139 @@
         <w:pStyle w:val="NRELBullet02"/>
       </w:pPr>
       <w:r>
+        <w:t>Optimal capacity for electricity generation, hydrogen production, and hydrogen storage technologies at each node.</w:t>
+      </w:r>
+    </w:p>
+    <w:p>
+      <w:pPr>
+        <w:pStyle w:val="NRELBullet02"/>
+      </w:pPr>
+      <w:r>
+        <w:t>Optimal links for pipelines and the optimal size of each pipeline.</w:t>
+      </w:r>
+    </w:p>
+    <w:p>
+      <w:pPr>
+        <w:pStyle w:val="NRELBullet01"/>
+      </w:pPr>
+      <w:r>
+        <w:t>System operation:</w:t>
+      </w:r>
+    </w:p>
+    <w:p>
+      <w:pPr>
+        <w:pStyle w:val="NRELBullet02"/>
+      </w:pPr>
+      <w:r>
+        <w:t xml:space="preserve">Electricity generation and curtailment for each technology at each node in each </w:t>
+      </w:r>
+      <w:proofErr w:type="gramStart"/>
+      <w:r>
+        <w:t>time period</w:t>
+      </w:r>
+      <w:proofErr w:type="gramEnd"/>
+    </w:p>
+    <w:p>
+      <w:pPr>
+        <w:pStyle w:val="NRELBullet02"/>
+      </w:pPr>
+      <w:r>
+        <w:t xml:space="preserve">Hydrogen production at each node in each </w:t>
+      </w:r>
+      <w:proofErr w:type="gramStart"/>
+      <w:r>
+        <w:t>time period</w:t>
+      </w:r>
+      <w:proofErr w:type="gramEnd"/>
+    </w:p>
+    <w:p>
+      <w:pPr>
+        <w:pStyle w:val="NRELBullet02"/>
+      </w:pPr>
+      <w:r>
+        <w:t xml:space="preserve">Injections and withdrawals from storage at each node in each </w:t>
+      </w:r>
+      <w:proofErr w:type="gramStart"/>
+      <w:r>
+        <w:t>time period</w:t>
+      </w:r>
+      <w:proofErr w:type="gramEnd"/>
+    </w:p>
+    <w:p>
+      <w:pPr>
+        <w:pStyle w:val="NRELBullet02"/>
+      </w:pPr>
+      <w:r>
+        <w:t xml:space="preserve">The amount of stored hydrogen (storage level) at each node in each </w:t>
+      </w:r>
+      <w:proofErr w:type="gramStart"/>
+      <w:r>
+        <w:t>time period</w:t>
+      </w:r>
+      <w:proofErr w:type="gramEnd"/>
+    </w:p>
+    <w:p>
+      <w:pPr>
+        <w:pStyle w:val="NRELBullet02"/>
+      </w:pPr>
+      <w:r>
         <w:lastRenderedPageBreak/>
-        <w:t>Optimal capacity for electricity generation, hydrogen production, and hydrogen storage technologies at each node.</w:t>
-      </w:r>
+        <w:t xml:space="preserve">Hydrogen flows via pipeline and via truck transmission for each link in each </w:t>
+      </w:r>
+      <w:proofErr w:type="gramStart"/>
+      <w:r>
+        <w:t>time period</w:t>
+      </w:r>
+      <w:proofErr w:type="gramEnd"/>
     </w:p>
     <w:p>
       <w:pPr>
         <w:pStyle w:val="NRELBullet02"/>
       </w:pPr>
       <w:r>
-        <w:t>Optimal links for pipelines and the optimal size of each pipeline.</w:t>
-      </w:r>
-    </w:p>
-    <w:p>
-      <w:pPr>
-        <w:pStyle w:val="NRELBullet01"/>
-      </w:pPr>
-      <w:r>
-        <w:t>System operation:</w:t>
-      </w:r>
+        <w:t xml:space="preserve">The amounts of imports and exports at each node in each </w:t>
+      </w:r>
+      <w:proofErr w:type="gramStart"/>
+      <w:r>
+        <w:t>time period</w:t>
+      </w:r>
+      <w:proofErr w:type="gramEnd"/>
     </w:p>
     <w:p>
       <w:pPr>
         <w:pStyle w:val="NRELBullet02"/>
-      </w:pPr>
-      <w:r>
-        <w:t xml:space="preserve">Electricity generation and curtailment for each technology at each node in each </w:t>
+        <w:rPr>
+          <w:del w:id="138" w:author="Li, Yijin" w:date="2024-12-11T12:43:00Z" w16du:dateUtc="2024-12-11T20:43:00Z"/>
+        </w:rPr>
+      </w:pPr>
+      <w:ins w:id="139" w:author="Li, Yijin" w:date="2024-12-11T12:43:00Z" w16du:dateUtc="2024-12-11T20:43:00Z">
+        <w:r>
+          <w:t xml:space="preserve">The extent to which demand is met at each node in each </w:t>
+        </w:r>
+        <w:proofErr w:type="gramStart"/>
+        <w:r>
+          <w:t>time period</w:t>
+        </w:r>
+        <w:proofErr w:type="gramEnd"/>
+        <w:r>
+          <w:t xml:space="preserve"> (to verify if input demand is fully satisfied or to track when flexible demands are met).</w:t>
+        </w:r>
+        <w:r>
+          <w:t xml:space="preserve"> </w:t>
+        </w:r>
+      </w:ins>
+      <w:del w:id="140" w:author="Li, Yijin" w:date="2024-12-11T12:43:00Z" w16du:dateUtc="2024-12-11T20:43:00Z">
+        <w:r>
+          <w:delText>How much demand is met at each node in each time period (to verify that input demand is met, or to see when demand is met in the case of flexible demands)</w:delText>
+        </w:r>
+      </w:del>
+    </w:p>
+    <w:p>
+      <w:pPr>
+        <w:pStyle w:val="NRELBullet02"/>
+      </w:pPr>
+      <w:r>
+        <w:t xml:space="preserve">If there is unserved hydrogen (i.e., demand that is impossible to meet) or excess hydrogen produced at any node in any </w:t>
       </w:r>
       <w:proofErr w:type="gramStart"/>
       <w:r>
@@ -7711,130 +9107,76 @@
     </w:p>
     <w:p>
       <w:pPr>
-        <w:pStyle w:val="NRELBullet02"/>
-      </w:pPr>
-      <w:r>
-        <w:t xml:space="preserve">Hydrogen production at each node in each </w:t>
+        <w:pStyle w:val="NRELHead03Numbered"/>
+      </w:pPr>
+      <w:bookmarkStart w:id="141" w:name="_Toc179465215"/>
+      <w:r>
+        <w:t>Recommended Scope</w:t>
+      </w:r>
+      <w:bookmarkEnd w:id="141"/>
+    </w:p>
+    <w:p>
+      <w:pPr>
+        <w:pStyle w:val="NRELBodyText"/>
+      </w:pPr>
+      <w:r>
+        <w:t xml:space="preserve">HYPSTAT models the hydrogen system at a time resolution which can be flexibly specified by the user. While this is flexible, HYPSTAT was designed to be modeled at a granular level </w:t>
       </w:r>
       <w:proofErr w:type="gramStart"/>
       <w:r>
-        <w:t>time period</w:t>
+        <w:t>in order to</w:t>
       </w:r>
       <w:proofErr w:type="gramEnd"/>
-    </w:p>
-    <w:p>
-      <w:pPr>
-        <w:pStyle w:val="NRELBullet02"/>
-      </w:pPr>
-      <w:r>
-        <w:t xml:space="preserve">Injections and withdrawals from storage at each node in each </w:t>
-      </w:r>
-      <w:proofErr w:type="gramStart"/>
-      <w:r>
-        <w:t>time period</w:t>
-      </w:r>
-      <w:proofErr w:type="gramEnd"/>
-    </w:p>
-    <w:p>
-      <w:pPr>
-        <w:pStyle w:val="NRELBullet02"/>
-      </w:pPr>
-      <w:r>
-        <w:t xml:space="preserve">The amount of stored hydrogen (storage level) at each node in each </w:t>
-      </w:r>
-      <w:proofErr w:type="gramStart"/>
-      <w:r>
-        <w:t>time period</w:t>
-      </w:r>
-      <w:proofErr w:type="gramEnd"/>
-    </w:p>
-    <w:p>
-      <w:pPr>
-        <w:pStyle w:val="NRELBullet02"/>
-      </w:pPr>
-      <w:r>
-        <w:t xml:space="preserve">Hydrogen flows via pipeline and via truck transmission for each link in each </w:t>
-      </w:r>
-      <w:proofErr w:type="gramStart"/>
-      <w:r>
-        <w:t>time period</w:t>
-      </w:r>
-      <w:proofErr w:type="gramEnd"/>
-    </w:p>
-    <w:p>
-      <w:pPr>
-        <w:pStyle w:val="NRELBullet02"/>
-      </w:pPr>
-      <w:r>
-        <w:t xml:space="preserve">The amounts of imports and exports at each node in each </w:t>
-      </w:r>
-      <w:proofErr w:type="gramStart"/>
-      <w:r>
-        <w:t>time period</w:t>
-      </w:r>
-      <w:proofErr w:type="gramEnd"/>
-    </w:p>
-    <w:p>
-      <w:pPr>
-        <w:pStyle w:val="NRELBullet02"/>
-      </w:pPr>
-      <w:r>
-        <w:t xml:space="preserve">How much demand is met at each node in each </w:t>
-      </w:r>
-      <w:proofErr w:type="gramStart"/>
-      <w:r>
-        <w:t>time period</w:t>
-      </w:r>
-      <w:proofErr w:type="gramEnd"/>
-      <w:r>
-        <w:t xml:space="preserve"> (to verify that input demand is met, or to see when demand is met in the case of flexible demands)</w:t>
-      </w:r>
-    </w:p>
-    <w:p>
-      <w:pPr>
-        <w:pStyle w:val="NRELBullet02"/>
-      </w:pPr>
-      <w:r>
-        <w:t xml:space="preserve">If there is unserved hydrogen (i.e., demand that is impossible to meet) or excess hydrogen produced at any node in any </w:t>
-      </w:r>
-      <w:proofErr w:type="gramStart"/>
-      <w:r>
-        <w:t>time period</w:t>
-      </w:r>
-      <w:proofErr w:type="gramEnd"/>
-    </w:p>
-    <w:p>
-      <w:pPr>
-        <w:pStyle w:val="NRELHead03Numbered"/>
-      </w:pPr>
-      <w:bookmarkStart w:id="55" w:name="_Toc179465215"/>
-      <w:r>
-        <w:t>Recommended Scope</w:t>
-      </w:r>
-      <w:bookmarkEnd w:id="55"/>
+      <w:r>
+        <w:t xml:space="preserve"> capture intra-year storage dynamics. HYPSTAT is also designed to model systems for a full year, but it can be set up to run for shorter model time windows (e.g., for quick solves and testing). </w:t>
+      </w:r>
+      <w:ins w:id="142" w:author="Li, Yijin" w:date="2024-12-11T12:45:00Z" w16du:dateUtc="2024-12-11T20:45:00Z">
+        <w:r>
+          <w:t xml:space="preserve">In theory, HYPSTAT could be set up to </w:t>
+        </w:r>
+        <w:r>
+          <w:t>run</w:t>
+        </w:r>
+        <w:r>
+          <w:t xml:space="preserve"> periods longer than a year, but this has not been tested.</w:t>
+        </w:r>
+      </w:ins>
+      <w:ins w:id="143" w:author="Li, Yijin" w:date="2024-12-11T12:46:00Z" w16du:dateUtc="2024-12-11T20:46:00Z">
+        <w:r>
+          <w:t xml:space="preserve"> </w:t>
+        </w:r>
+      </w:ins>
+      <w:del w:id="144" w:author="Li, Yijin" w:date="2024-12-11T12:45:00Z" w16du:dateUtc="2024-12-11T20:45:00Z">
+        <w:r>
+          <w:delText>In theory, it could be set up to run for more than a year, but this has not been tested.</w:delText>
+        </w:r>
+      </w:del>
     </w:p>
     <w:p>
       <w:pPr>
         <w:pStyle w:val="NRELBodyText"/>
       </w:pPr>
       <w:r>
-        <w:t xml:space="preserve">HYPSTAT models the hydrogen system at a time resolution which can be flexibly specified by the user. While this is flexible, HYPSTAT was designed to be modeled at a granular level </w:t>
-      </w:r>
-      <w:proofErr w:type="gramStart"/>
-      <w:r>
-        <w:t>in order to</w:t>
-      </w:r>
-      <w:proofErr w:type="gramEnd"/>
-      <w:r>
-        <w:t xml:space="preserve"> capture intra-year storage dynamics. HYPSTAT is also designed to model systems for a full year, but it can be set up to run for shorter model time windows (e.g., for quick solves and testing). In theory, it could be set up to run for more than a year, but this has not been tested.</w:t>
-      </w:r>
-    </w:p>
-    <w:p>
-      <w:pPr>
-        <w:pStyle w:val="NRELBodyText"/>
-      </w:pPr>
-      <w:r>
-        <w:t>While HYPSTAT is inherently flexible for the scope and scale of the systems it represents, we recommend limiting the scope to roughly these ranges:</w:t>
+        <w:t>While HYPSTAT is inherently flexible for the scope and scale of the systems it represents, we recommend limiting the scope to roughly these ranges</w:t>
+      </w:r>
+      <w:ins w:id="145" w:author="Li, Yijin" w:date="2024-12-11T12:46:00Z" w16du:dateUtc="2024-12-11T20:46:00Z">
+        <w:r>
+          <w:t xml:space="preserve"> </w:t>
+        </w:r>
+      </w:ins>
+      <w:ins w:id="146" w:author="Li, Yijin" w:date="2024-12-11T12:48:00Z" w16du:dateUtc="2024-12-11T20:48:00Z">
+        <w:r>
+          <w:t xml:space="preserve">for a single HYPSTAT run. However, multiple runs can be submitted either in parallel </w:t>
+        </w:r>
+        <w:r>
+          <w:t xml:space="preserve">or consecutively </w:t>
+        </w:r>
+        <w:r>
+          <w:t>for a comprehensive study of the desired scenarios</w:t>
+        </w:r>
+      </w:ins>
+      <w:r>
+        <w:t>:</w:t>
       </w:r>
     </w:p>
     <w:tbl>
@@ -8185,22 +9527,19 @@
       </w:r>
       <w:proofErr w:type="spellEnd"/>
       <w:r>
-        <w:t xml:space="preserve">). HYPSTAT could easily represent a smaller system, which may solve even faster. HYPSTAT could represent a larger system, but this has the potential to create very long and impractical solve times. Note that </w:t>
-      </w:r>
+        <w:t>). HYPSTAT could easily represent a smaller system, which may solve even faster. HYPSTAT could represent a larger system, but this has the potential to create very long and impractical solve times. Note that there are also many inherent design parameters of the system that can be independent of system size that may affect solve times (often related to the ease of meeting demand: for example, a system with significant flexible imports typically solves much faster than the same system when imports are restricted). Depending on these factors, a system in the above size/scope ranges could solve much faster or slower than expected.</w:t>
+      </w:r>
+    </w:p>
+    <w:p>
+      <w:pPr>
+        <w:pStyle w:val="NRELHead02Numbered"/>
+      </w:pPr>
+      <w:bookmarkStart w:id="147" w:name="_Toc179465216"/>
       <w:r>
         <w:lastRenderedPageBreak/>
-        <w:t>there are also many inherent design parameters of the system that can be independent of system size that may affect solve times (often related to the ease of meeting demand: for example, a system with significant flexible imports typically solves much faster than the same system when imports are restricted). Depending on these factors, a system in the above size/scope ranges could solve much faster or slower than expected.</w:t>
-      </w:r>
-    </w:p>
-    <w:p>
-      <w:pPr>
-        <w:pStyle w:val="NRELHead02Numbered"/>
-      </w:pPr>
-      <w:bookmarkStart w:id="56" w:name="_Toc179465216"/>
-      <w:r>
         <w:t>Workflow</w:t>
       </w:r>
-      <w:bookmarkEnd w:id="56"/>
+      <w:bookmarkEnd w:id="147"/>
     </w:p>
     <w:p>
       <w:pPr>
@@ -8230,7 +9569,7 @@
       <w:pPr>
         <w:pStyle w:val="NRELHead03Numbered"/>
       </w:pPr>
-      <w:bookmarkStart w:id="57" w:name="_Toc179465217"/>
+      <w:bookmarkStart w:id="148" w:name="_Toc179465217"/>
       <w:r>
         <w:t xml:space="preserve">Input </w:t>
       </w:r>
@@ -8240,7 +9579,7 @@
       <w:r>
         <w:t>andling</w:t>
       </w:r>
-      <w:bookmarkEnd w:id="57"/>
+      <w:bookmarkEnd w:id="148"/>
     </w:p>
     <w:p>
       <w:pPr>
@@ -8351,81 +9690,92 @@
       <w:pPr>
         <w:pStyle w:val="NRELHead03Numbered"/>
       </w:pPr>
-      <w:bookmarkStart w:id="58" w:name="_Toc179465218"/>
+      <w:bookmarkStart w:id="149" w:name="_Toc179465218"/>
+      <w:r>
+        <w:t xml:space="preserve">Model </w:t>
+      </w:r>
+      <w:r>
+        <w:t>F</w:t>
+      </w:r>
+      <w:r>
+        <w:t>ormulation</w:t>
+      </w:r>
+      <w:bookmarkEnd w:id="149"/>
+    </w:p>
+    <w:p>
+      <w:pPr>
+        <w:pStyle w:val="NRELBodyText"/>
+      </w:pPr>
+      <w:r>
+        <w:t xml:space="preserve">Model formulation is broken into two steps in HYPSTAT. First, the model loads index sets, parameters, and variables into the Pyomo optimization formulation via the </w:t>
+      </w:r>
+      <w:proofErr w:type="spellStart"/>
+      <w:r>
+        <w:t>load_model</w:t>
+      </w:r>
+      <w:proofErr w:type="spellEnd"/>
+      <w:r>
+        <w:t xml:space="preserve"> method. Next, HYPSTAT formulates the optimization problem with appropriate constraints and the objective function via the </w:t>
+      </w:r>
+      <w:proofErr w:type="spellStart"/>
+      <w:r>
+        <w:t>load_constraints</w:t>
+      </w:r>
+      <w:proofErr w:type="spellEnd"/>
+      <w:r>
+        <w:t xml:space="preserve"> method. From a high level, the constraints define the behavior of generation, production, storage, and transmission technologies based on physical principles, input constraints, and mass balances. The constraints also ensure that hydrogen </w:t>
+      </w:r>
       <w:r>
         <w:lastRenderedPageBreak/>
-        <w:t xml:space="preserve">Model </w:t>
-      </w:r>
-      <w:r>
-        <w:t>F</w:t>
-      </w:r>
-      <w:r>
-        <w:t>ormulation</w:t>
-      </w:r>
-      <w:bookmarkEnd w:id="58"/>
+        <w:t>demand is met, either rigidly or flexibly. The objective function represents the costs incurred by the system design and operation and is minimized. See the detailed model formulation for more information on the design and purpose of specific constraints and the objective function.</w:t>
+      </w:r>
+    </w:p>
+    <w:p>
+      <w:pPr>
+        <w:pStyle w:val="NRELHead03Numbered"/>
+      </w:pPr>
+      <w:bookmarkStart w:id="150" w:name="_Toc179465219"/>
+      <w:r>
+        <w:t xml:space="preserve">Solving the </w:t>
+      </w:r>
+      <w:r>
+        <w:t>M</w:t>
+      </w:r>
+      <w:r>
+        <w:t>odel</w:t>
+      </w:r>
+      <w:bookmarkEnd w:id="150"/>
     </w:p>
     <w:p>
       <w:pPr>
         <w:pStyle w:val="NRELBodyText"/>
       </w:pPr>
       <w:r>
-        <w:t xml:space="preserve">Model formulation is broken into two steps in HYPSTAT. First, the model loads index sets, parameters, and variables into the Pyomo optimization formulation via the </w:t>
+        <w:t xml:space="preserve">The model solves via the </w:t>
       </w:r>
       <w:proofErr w:type="spellStart"/>
       <w:r>
-        <w:t>load_model</w:t>
+        <w:t>solve_model</w:t>
       </w:r>
       <w:proofErr w:type="spellEnd"/>
       <w:r>
-        <w:t xml:space="preserve"> method. Next, HYPSTAT formulates the optimization problem with appropriate constraints and the objective function via the </w:t>
+        <w:t xml:space="preserve"> method. This method is passed a string identifier for the solver which determines which solver Pyomo tries to use to solve the optimization problem. Currently, only GLPK and </w:t>
       </w:r>
       <w:proofErr w:type="spellStart"/>
       <w:r>
-        <w:t>load_constraints</w:t>
+        <w:t>Gurobi</w:t>
       </w:r>
       <w:proofErr w:type="spellEnd"/>
       <w:r>
-        <w:t xml:space="preserve"> method. From a high level, the constraints define the behavior of generation, production, storage, and transmission technologies based on physical principles, input constraints, and mass balances. The constraints also ensure that hydrogen demand is met, either rigidly or flexibly. The objective function represents the costs incurred by the system design and operation and is minimized. See the detailed model formulation for more information on the design and purpose of specific constraints and the objective function.</w:t>
-      </w:r>
-    </w:p>
-    <w:p>
-      <w:pPr>
-        <w:pStyle w:val="NRELHead03Numbered"/>
-      </w:pPr>
-      <w:bookmarkStart w:id="59" w:name="_Toc179465219"/>
-      <w:r>
-        <w:t xml:space="preserve">Solving the </w:t>
-      </w:r>
-      <w:r>
-        <w:t>M</w:t>
-      </w:r>
-      <w:r>
-        <w:t>odel</w:t>
-      </w:r>
-      <w:bookmarkEnd w:id="59"/>
-    </w:p>
-    <w:p>
-      <w:pPr>
-        <w:pStyle w:val="NRELBodyText"/>
-      </w:pPr>
-      <w:r>
-        <w:t xml:space="preserve">The model solves via the </w:t>
+        <w:t xml:space="preserve"> are supported, but we encourage users to simply program their own lines or edit how the </w:t>
       </w:r>
       <w:proofErr w:type="spellStart"/>
       <w:r>
-        <w:t>solve_model</w:t>
+        <w:t>Pyomo</w:t>
       </w:r>
       <w:proofErr w:type="spellEnd"/>
       <w:r>
-        <w:t xml:space="preserve"> method. This method is passed a string identifier for the solver which determines which solver Pyomo tries to use to solve the optimization problem. Currently, only GLPK and </w:t>
-      </w:r>
-      <w:proofErr w:type="spellStart"/>
-      <w:r>
-        <w:t>Gurobi</w:t>
-      </w:r>
-      <w:proofErr w:type="spellEnd"/>
-      <w:r>
-        <w:t xml:space="preserve"> are supported, but we encourage users to simply program their own lines or edit how the Pyomo </w:t>
+        <w:t xml:space="preserve"> </w:t>
       </w:r>
       <w:proofErr w:type="spellStart"/>
       <w:r>
@@ -8559,42 +9909,42 @@
       <w:pPr>
         <w:pStyle w:val="NRELHead03Numbered"/>
       </w:pPr>
-      <w:bookmarkStart w:id="60" w:name="_Toc179465220"/>
+      <w:bookmarkStart w:id="151" w:name="_Toc179465220"/>
+      <w:r>
+        <w:t>Recommended Two-Step Solve Process</w:t>
+      </w:r>
+      <w:bookmarkEnd w:id="151"/>
+    </w:p>
+    <w:p>
+      <w:pPr>
+        <w:pStyle w:val="NRELBodyText"/>
+      </w:pPr>
+      <w:r>
+        <w:t xml:space="preserve">For scenarios where the optimal location of pipelines is an important question, we have developed a recommended methodology and streamlined approach in HYPSTAT to address this while attempting to reduce solve times. We recommend loading and solving the model twice: first using a mixed-integer optimization with </w:t>
+      </w:r>
+      <w:proofErr w:type="spellStart"/>
+      <w:r>
+        <w:t>optimize_pipelines</w:t>
+      </w:r>
+      <w:proofErr w:type="spellEnd"/>
+      <w:r>
+        <w:t xml:space="preserve"> set to True but with a coarser time resolution—e.g., daily—then using a fully linear optimization with </w:t>
+      </w:r>
+      <w:proofErr w:type="spellStart"/>
+      <w:r>
+        <w:t>optimize_pipelines</w:t>
+      </w:r>
+      <w:proofErr w:type="spellEnd"/>
+      <w:r>
+        <w:t xml:space="preserve"> set to False with a finer time resolution, e.g., 1-2 hourly. The second optimization utilizes the locations of pipelines identified in the first optimization.</w:t>
+      </w:r>
+    </w:p>
+    <w:p>
+      <w:pPr>
+        <w:pStyle w:val="NRELBodyText"/>
+      </w:pPr>
       <w:r>
         <w:lastRenderedPageBreak/>
-        <w:t>Recommended Two-Step Solve Process</w:t>
-      </w:r>
-      <w:bookmarkEnd w:id="60"/>
-    </w:p>
-    <w:p>
-      <w:pPr>
-        <w:pStyle w:val="NRELBodyText"/>
-      </w:pPr>
-      <w:r>
-        <w:t xml:space="preserve">For scenarios where the optimal location of pipelines is an important question, we have developed a recommended methodology and streamlined approach in HYPSTAT to address this while attempting to reduce solve times. We recommend loading and solving the model twice: first using a mixed-integer optimization with </w:t>
-      </w:r>
-      <w:proofErr w:type="spellStart"/>
-      <w:r>
-        <w:t>optimize_pipelines</w:t>
-      </w:r>
-      <w:proofErr w:type="spellEnd"/>
-      <w:r>
-        <w:t xml:space="preserve"> set to True but with a coarser time resolution—e.g., daily—then using a fully linear optimization with </w:t>
-      </w:r>
-      <w:proofErr w:type="spellStart"/>
-      <w:r>
-        <w:t>optimize_pipelines</w:t>
-      </w:r>
-      <w:proofErr w:type="spellEnd"/>
-      <w:r>
-        <w:t xml:space="preserve"> set to False with a finer time resolution, e.g., 1-2 hourly. The second optimization utilizes the locations of pipelines identified in the first optimization.</w:t>
-      </w:r>
-    </w:p>
-    <w:p>
-      <w:pPr>
-        <w:pStyle w:val="NRELBodyText"/>
-      </w:pPr>
-      <w:r>
         <w:t xml:space="preserve">We find this approach to be effective for several reasons. Model solve time tends to increase dramatically and in a non-linear way with model complexity: e.g., making the time resolution twice as fine (roughly doubling the size of the model) typically results in much greater than 2x solve times. So, by simplifying the first optimization to a ~daily level, we achieve a 12-24x reduction in model size which dramatically reduces solve times. On an HPC system, these systems usually solve in a </w:t>
       </w:r>
       <w:r>
@@ -8682,7 +10032,7 @@
       <w:pPr>
         <w:pStyle w:val="NRELHead03Numbered"/>
       </w:pPr>
-      <w:bookmarkStart w:id="61" w:name="_Toc179465221"/>
+      <w:bookmarkStart w:id="152" w:name="_Toc179465221"/>
       <w:r>
         <w:t xml:space="preserve">Writing </w:t>
       </w:r>
@@ -8692,7 +10042,7 @@
       <w:r>
         <w:t>utputs</w:t>
       </w:r>
-      <w:bookmarkEnd w:id="61"/>
+      <w:bookmarkEnd w:id="152"/>
     </w:p>
     <w:p>
       <w:pPr>
@@ -8730,348 +10080,340 @@
       <w:pPr>
         <w:pStyle w:val="NRELHead02Numbered"/>
       </w:pPr>
-      <w:bookmarkStart w:id="62" w:name="_Toc179465222"/>
+      <w:bookmarkStart w:id="153" w:name="_Toc179465222"/>
       <w:r>
         <w:t>Inputs</w:t>
       </w:r>
-      <w:bookmarkEnd w:id="62"/>
+      <w:bookmarkEnd w:id="153"/>
     </w:p>
     <w:p>
       <w:pPr>
         <w:pStyle w:val="NRELBodyText"/>
       </w:pPr>
       <w:r>
-        <w:t xml:space="preserve">HYPSTAT inputs are contained in a YAML file with scenario information and a set of files containing detailed inputs for costs, demand and supply profiles, and network design. We </w:t>
-      </w:r>
+        <w:t xml:space="preserve">HYPSTAT inputs are contained in a YAML file with scenario information and a set of files containing detailed inputs for costs, demand and supply profiles, and network design. We recommend organizing the input files as shown in the Sample Case Study or similar, but </w:t>
+      </w:r>
+      <w:proofErr w:type="gramStart"/>
+      <w:r>
+        <w:t>ultimately</w:t>
+      </w:r>
+      <w:proofErr w:type="gramEnd"/>
+      <w:r>
+        <w:t xml:space="preserve"> they can be organized in any way as long as the file paths are correctly specified in the YAML file.</w:t>
+      </w:r>
+    </w:p>
+    <w:p>
+      <w:pPr>
+        <w:pStyle w:val="NRELHead03Numbered"/>
+      </w:pPr>
+      <w:bookmarkStart w:id="154" w:name="_Toc179465223"/>
+      <w:r>
+        <w:t>YAML File</w:t>
+      </w:r>
+      <w:bookmarkEnd w:id="154"/>
+    </w:p>
+    <w:p>
+      <w:pPr>
+        <w:pStyle w:val="NRELBodyText"/>
+      </w:pPr>
+      <w:r>
+        <w:t>A HYPSTAT scenario is ultimately defined by a YAML file that is provided to the HYPSTAT model class to load the scenario. The YAML file specifies high level scenario parameters and contains file paths to other individual files that make up scenario inputs.</w:t>
+      </w:r>
+    </w:p>
+    <w:p>
+      <w:pPr>
+        <w:pStyle w:val="NRELBodyText"/>
+      </w:pPr>
       <w:r>
         <w:lastRenderedPageBreak/>
-        <w:t xml:space="preserve">recommend organizing the input files as shown in the Sample Case Study or similar, but </w:t>
+        <w:t>The YAML file should contain the following parameters:</w:t>
+      </w:r>
+    </w:p>
+    <w:p>
+      <w:pPr>
+        <w:pStyle w:val="NRELBullet01"/>
+      </w:pPr>
+      <w:proofErr w:type="spellStart"/>
+      <w:r>
+        <w:t>analysis_year</w:t>
+      </w:r>
+      <w:proofErr w:type="spellEnd"/>
+      <w:r>
+        <w:t xml:space="preserve"> (int): the year to be modeled. Used for ease of setting up analyses with multiple years (inputs can be formatted</w:t>
+      </w:r>
+      <w:r>
+        <w:t xml:space="preserve"> to capture multiple years instead of needing entire sets of inputs for each year).</w:t>
+      </w:r>
+    </w:p>
+    <w:p>
+      <w:pPr>
+        <w:pStyle w:val="NRELBullet01"/>
+      </w:pPr>
+      <w:r>
+        <w:t>nodes (list): the list of nodes to be considered.</w:t>
+      </w:r>
+    </w:p>
+    <w:p>
+      <w:pPr>
+        <w:pStyle w:val="NRELBullet01"/>
+      </w:pPr>
+      <w:proofErr w:type="spellStart"/>
+      <w:r>
+        <w:t>max_imports_ratio</w:t>
+      </w:r>
+      <w:proofErr w:type="spellEnd"/>
+      <w:r>
+        <w:t xml:space="preserve"> (float): the fraction of the total hydrogen demand which can be met with imports</w:t>
+      </w:r>
+    </w:p>
+    <w:p>
+      <w:pPr>
+        <w:pStyle w:val="NRELBullet01"/>
+      </w:pPr>
+      <w:proofErr w:type="spellStart"/>
+      <w:r>
+        <w:t>import_nodes</w:t>
+      </w:r>
+      <w:proofErr w:type="spellEnd"/>
+      <w:r>
+        <w:t xml:space="preserve"> (list): the</w:t>
+      </w:r>
+      <w:r>
+        <w:t xml:space="preserve"> list of nodes which are allowed to import hydrogen</w:t>
+      </w:r>
+    </w:p>
+    <w:p>
+      <w:pPr>
+        <w:pStyle w:val="NRELBullet01"/>
+      </w:pPr>
+      <w:proofErr w:type="spellStart"/>
+      <w:r>
+        <w:t>min_exports_ratio</w:t>
+      </w:r>
+      <w:proofErr w:type="spellEnd"/>
+      <w:r>
+        <w:t xml:space="preserve"> (float): the minimum amount of hydrogen that must be exported, as a fraction of total demand (exports are additive to demand and not considered part of demand, i.e., they can be met flexibly at any time)</w:t>
+      </w:r>
+    </w:p>
+    <w:p>
+      <w:pPr>
+        <w:pStyle w:val="NRELBullet01"/>
+      </w:pPr>
+      <w:proofErr w:type="spellStart"/>
+      <w:r>
+        <w:t>export_nodes</w:t>
+      </w:r>
+      <w:proofErr w:type="spellEnd"/>
+      <w:r>
+        <w:t xml:space="preserve"> (list): the list of nodes which are allowed to export hydrogen</w:t>
+      </w:r>
+    </w:p>
+    <w:p>
+      <w:pPr>
+        <w:pStyle w:val="NRELBullet01"/>
+      </w:pPr>
+      <w:proofErr w:type="spellStart"/>
+      <w:r>
+        <w:t>overserved_cost</w:t>
+      </w:r>
+      <w:proofErr w:type="spellEnd"/>
+      <w:r>
+        <w:t xml:space="preserve"> (int or float): the cost per kg of overserved hydrogen</w:t>
+      </w:r>
+    </w:p>
+    <w:p>
+      <w:pPr>
+        <w:pStyle w:val="NRELBullet01"/>
+      </w:pPr>
+      <w:proofErr w:type="spellStart"/>
+      <w:r>
+        <w:t>unserved_cost</w:t>
+      </w:r>
+      <w:proofErr w:type="spellEnd"/>
+      <w:r>
+        <w:t xml:space="preserve"> (int or float): the cost per kg of unserved hydrogen</w:t>
+      </w:r>
+    </w:p>
+    <w:p>
+      <w:pPr>
+        <w:pStyle w:val="NRELBullet01"/>
+      </w:pPr>
+      <w:r>
+        <w:t>start (str in the format ‘D MMM’): the start date for the analysis window</w:t>
+      </w:r>
+    </w:p>
+    <w:p>
+      <w:pPr>
+        <w:pStyle w:val="NRELBullet01"/>
+      </w:pPr>
+      <w:r>
+        <w:t>end (str in the format 'D MMM’): the end date for the analysis window</w:t>
+      </w:r>
+    </w:p>
+    <w:p>
+      <w:pPr>
+        <w:pStyle w:val="NRELBullet01"/>
+      </w:pPr>
+      <w:proofErr w:type="spellStart"/>
+      <w:r>
+        <w:t>coarse_resolution</w:t>
+      </w:r>
+      <w:proofErr w:type="spellEnd"/>
+      <w:r>
+        <w:t xml:space="preserve"> (int): the time resolution in hours for a run in which pipelines are optimized with binary variables</w:t>
+      </w:r>
+    </w:p>
+    <w:p>
+      <w:pPr>
+        <w:pStyle w:val="NRELBullet01"/>
+      </w:pPr>
+      <w:proofErr w:type="spellStart"/>
+      <w:r>
+        <w:t>fine_resolution</w:t>
+      </w:r>
+      <w:proofErr w:type="spellEnd"/>
+      <w:r>
+        <w:t xml:space="preserve"> (int): the time resolution in hours for a </w:t>
       </w:r>
       <w:proofErr w:type="gramStart"/>
       <w:r>
-        <w:t>ultimately</w:t>
+        <w:t>run in</w:t>
       </w:r>
       <w:proofErr w:type="gramEnd"/>
       <w:r>
-        <w:t xml:space="preserve"> they can be organized in any way as long as the file paths are correctly specified in the YAML file.</w:t>
+        <w:t xml:space="preserve"> which pipeline locations are not optimized and the model is fully linear</w:t>
+      </w:r>
+    </w:p>
+    <w:p>
+      <w:pPr>
+        <w:pStyle w:val="NRELBodyText"/>
+      </w:pPr>
+      <w:r>
+        <w:t xml:space="preserve">Two </w:t>
+      </w:r>
+      <w:proofErr w:type="gramStart"/>
+      <w:r>
+        <w:t>particular parameters</w:t>
+      </w:r>
+      <w:proofErr w:type="gramEnd"/>
+      <w:r>
+        <w:t xml:space="preserve"> of note are </w:t>
+      </w:r>
+      <w:proofErr w:type="spellStart"/>
+      <w:r>
+        <w:t>unserved_cost</w:t>
+      </w:r>
+      <w:proofErr w:type="spellEnd"/>
+      <w:r>
+        <w:t xml:space="preserve"> and </w:t>
+      </w:r>
+      <w:proofErr w:type="spellStart"/>
+      <w:r>
+        <w:t>overserved_cost</w:t>
+      </w:r>
+      <w:proofErr w:type="spellEnd"/>
+      <w:r>
+        <w:t xml:space="preserve">. </w:t>
+      </w:r>
+      <w:r>
+        <w:t>We recommend giving unserved hydrogen a very high cost (e.g., $1,000/kg). This is essentially a modeling tool to prevent infeasibility in the model, but at such a cost unserved hydrogen should never be used by the model to close the mass balance unless it is impossible otherwise. Overserved hydrogen is also given a cost—for example, an approximation of the cost of storing excess hydrogen—which should in almost all cases prevent the model from using it, since it should have the option to simply curtail electricity for free. For advanced use of the model, the costs for unserved and overserved hydrogen could be adjusted (or even made negative to give a value to overserved hydrogen) to test system dynamics such as how much excess capacity might be worth building, or how expensive it is to meet certain hydrogen demands.</w:t>
+      </w:r>
+    </w:p>
+    <w:p>
+      <w:pPr>
+        <w:pStyle w:val="NRELBodyText"/>
+      </w:pPr>
+      <w:r>
+        <w:t>The YAML file may also contain:</w:t>
+      </w:r>
+    </w:p>
+    <w:p>
+      <w:pPr>
+        <w:pStyle w:val="NRELBullet01"/>
+      </w:pPr>
+      <w:proofErr w:type="spellStart"/>
+      <w:r>
+        <w:t>gen_techs</w:t>
+      </w:r>
+      <w:proofErr w:type="spellEnd"/>
+      <w:r>
+        <w:t xml:space="preserve"> (list): the list of electricity generation technologies to be considered</w:t>
+      </w:r>
+    </w:p>
+    <w:p>
+      <w:pPr>
+        <w:pStyle w:val="NRELBullet01"/>
+      </w:pPr>
+      <w:proofErr w:type="spellStart"/>
+      <w:r>
+        <w:t>stor_</w:t>
+      </w:r>
+      <w:proofErr w:type="gramStart"/>
+      <w:r>
+        <w:t>techs</w:t>
+      </w:r>
+      <w:proofErr w:type="spellEnd"/>
+      <w:r>
+        <w:t>( list</w:t>
+      </w:r>
+      <w:proofErr w:type="gramEnd"/>
+      <w:r>
+        <w:t>): the list of hydrogen storage technologies to be considered</w:t>
+      </w:r>
+    </w:p>
+    <w:p>
+      <w:pPr>
+        <w:pStyle w:val="NRELBodyText"/>
+      </w:pPr>
+      <w:r>
+        <w:t>If these are not included in the YAML file, they will be inferred from cost input files.</w:t>
+      </w:r>
+    </w:p>
+    <w:p>
+      <w:pPr>
+        <w:pStyle w:val="NRELBodyText"/>
+      </w:pPr>
+      <w:r>
+        <w:t>Lastly, the YAML contains the file or folder paths for the other necessary inputs, specified in the next section.</w:t>
       </w:r>
     </w:p>
     <w:p>
       <w:pPr>
         <w:pStyle w:val="NRELHead03Numbered"/>
       </w:pPr>
-      <w:bookmarkStart w:id="63" w:name="_Toc179465223"/>
-      <w:r>
-        <w:t>YAML File</w:t>
-      </w:r>
-      <w:bookmarkEnd w:id="63"/>
+      <w:bookmarkStart w:id="155" w:name="_Toc179465224"/>
+      <w:r>
+        <w:t xml:space="preserve">Individual </w:t>
+      </w:r>
+      <w:r>
+        <w:t>I</w:t>
+      </w:r>
+      <w:r>
+        <w:t xml:space="preserve">nput </w:t>
+      </w:r>
+      <w:r>
+        <w:t>F</w:t>
+      </w:r>
+      <w:r>
+        <w:t>iles</w:t>
+      </w:r>
+      <w:bookmarkEnd w:id="155"/>
     </w:p>
     <w:p>
       <w:pPr>
         <w:pStyle w:val="NRELBodyText"/>
       </w:pPr>
-      <w:r>
-        <w:t>A HYPSTAT scenario is ultimately defined by a YAML file that is provided to the HYPSTAT model class to load the scenario. The YAML file specifies high level scenario parameters and contains file paths to other individual files that make up scenario inputs.</w:t>
-      </w:r>
-    </w:p>
-    <w:p>
-      <w:pPr>
-        <w:pStyle w:val="NRELBodyText"/>
-      </w:pPr>
-      <w:r>
-        <w:t>The YAML file should contain the following parameters:</w:t>
-      </w:r>
-    </w:p>
-    <w:p>
-      <w:pPr>
-        <w:pStyle w:val="NRELBullet01"/>
-      </w:pPr>
-      <w:proofErr w:type="spellStart"/>
-      <w:r>
-        <w:t>analysis_year</w:t>
-      </w:r>
-      <w:proofErr w:type="spellEnd"/>
-      <w:r>
-        <w:t xml:space="preserve"> (int): the year to be modeled. Used for ease of setting up analyses with multiple years (inputs can be formatted</w:t>
-      </w:r>
-      <w:r>
-        <w:t xml:space="preserve"> to capture multiple years instead of needing entire sets of inputs for each year).</w:t>
-      </w:r>
-    </w:p>
-    <w:p>
-      <w:pPr>
-        <w:pStyle w:val="NRELBullet01"/>
-      </w:pPr>
-      <w:r>
-        <w:t>nodes (list): the list of nodes to be considered.</w:t>
-      </w:r>
-    </w:p>
-    <w:p>
-      <w:pPr>
-        <w:pStyle w:val="NRELBullet01"/>
-      </w:pPr>
-      <w:proofErr w:type="spellStart"/>
-      <w:r>
-        <w:t>max_imports_ratio</w:t>
-      </w:r>
-      <w:proofErr w:type="spellEnd"/>
-      <w:r>
-        <w:t xml:space="preserve"> (float): the fraction of the total hydrogen demand which can be met with imports</w:t>
-      </w:r>
-    </w:p>
-    <w:p>
-      <w:pPr>
-        <w:pStyle w:val="NRELBullet01"/>
-      </w:pPr>
-      <w:proofErr w:type="spellStart"/>
-      <w:r>
-        <w:t>import_nodes</w:t>
-      </w:r>
-      <w:proofErr w:type="spellEnd"/>
-      <w:r>
-        <w:t xml:space="preserve"> (list): the</w:t>
-      </w:r>
-      <w:r>
-        <w:t xml:space="preserve"> list of nodes which are allowed to import hydrogen</w:t>
-      </w:r>
-    </w:p>
-    <w:p>
-      <w:pPr>
-        <w:pStyle w:val="NRELBullet01"/>
-      </w:pPr>
-      <w:proofErr w:type="spellStart"/>
-      <w:r>
-        <w:t>min_exports_ratio</w:t>
-      </w:r>
-      <w:proofErr w:type="spellEnd"/>
-      <w:r>
-        <w:t xml:space="preserve"> (float): the minimum amount of hydrogen that must be exported, as a fraction of total demand (exports are additive to demand and not considered part of demand, i.e., they can be met flexibly at any time)</w:t>
-      </w:r>
-    </w:p>
-    <w:p>
-      <w:pPr>
-        <w:pStyle w:val="NRELBullet01"/>
-      </w:pPr>
-      <w:proofErr w:type="spellStart"/>
-      <w:r>
-        <w:t>export_nodes</w:t>
-      </w:r>
-      <w:proofErr w:type="spellEnd"/>
-      <w:r>
-        <w:t xml:space="preserve"> (list): the list of nodes which are allowed to export hydrogen</w:t>
-      </w:r>
-    </w:p>
-    <w:p>
-      <w:pPr>
-        <w:pStyle w:val="NRELBullet01"/>
-      </w:pPr>
-      <w:proofErr w:type="spellStart"/>
-      <w:r>
-        <w:t>overserved_cost</w:t>
-      </w:r>
-      <w:proofErr w:type="spellEnd"/>
-      <w:r>
-        <w:t xml:space="preserve"> (int or float): the cost per kg of overserved hydrogen</w:t>
-      </w:r>
-    </w:p>
-    <w:p>
-      <w:pPr>
-        <w:pStyle w:val="NRELBullet01"/>
-      </w:pPr>
-      <w:proofErr w:type="spellStart"/>
-      <w:r>
-        <w:t>unserved_cost</w:t>
-      </w:r>
-      <w:proofErr w:type="spellEnd"/>
-      <w:r>
-        <w:t xml:space="preserve"> (int or float): the cost per kg of unserved hydrogen</w:t>
-      </w:r>
-    </w:p>
-    <w:p>
-      <w:pPr>
-        <w:pStyle w:val="NRELBullet01"/>
-      </w:pPr>
-      <w:r>
-        <w:t>start (str in the format ‘D MMM’): the start date for the analysis window</w:t>
-      </w:r>
-    </w:p>
-    <w:p>
-      <w:pPr>
-        <w:pStyle w:val="NRELBullet01"/>
-      </w:pPr>
-      <w:r>
-        <w:t>end (str in the format 'D MMM’): the end date for the analysis window</w:t>
-      </w:r>
-    </w:p>
-    <w:p>
-      <w:pPr>
-        <w:pStyle w:val="NRELBullet01"/>
-      </w:pPr>
-      <w:proofErr w:type="spellStart"/>
-      <w:r>
-        <w:t>coarse_resolution</w:t>
-      </w:r>
-      <w:proofErr w:type="spellEnd"/>
-      <w:r>
-        <w:t xml:space="preserve"> (int): the time resolution in hours for a </w:t>
-      </w:r>
       <w:proofErr w:type="gramStart"/>
       <w:r>
-        <w:t>run in</w:t>
+        <w:t>The majority of</w:t>
       </w:r>
       <w:proofErr w:type="gramEnd"/>
       <w:r>
-        <w:t xml:space="preserve"> which pipelines are optimized with binary variables</w:t>
-      </w:r>
-    </w:p>
-    <w:p>
-      <w:pPr>
-        <w:pStyle w:val="NRELBullet01"/>
-      </w:pPr>
-      <w:proofErr w:type="spellStart"/>
-      <w:r>
-        <w:t>fine_resolution</w:t>
-      </w:r>
-      <w:proofErr w:type="spellEnd"/>
-      <w:r>
-        <w:t xml:space="preserve"> (int): the time resolution in hours for a </w:t>
-      </w:r>
-      <w:proofErr w:type="gramStart"/>
-      <w:r>
-        <w:t>run in</w:t>
-      </w:r>
-      <w:proofErr w:type="gramEnd"/>
-      <w:r>
-        <w:t xml:space="preserve"> which pipeline locations are not optimized and the model is fully linear</w:t>
-      </w:r>
-    </w:p>
-    <w:p>
-      <w:pPr>
-        <w:pStyle w:val="NRELBodyText"/>
-      </w:pPr>
-      <w:r>
-        <w:t xml:space="preserve">Two </w:t>
-      </w:r>
-      <w:proofErr w:type="gramStart"/>
-      <w:r>
-        <w:t>particular parameters</w:t>
-      </w:r>
-      <w:proofErr w:type="gramEnd"/>
-      <w:r>
-        <w:t xml:space="preserve"> of note are </w:t>
-      </w:r>
-      <w:proofErr w:type="spellStart"/>
-      <w:r>
-        <w:t>unserved_cost</w:t>
-      </w:r>
-      <w:proofErr w:type="spellEnd"/>
-      <w:r>
-        <w:t xml:space="preserve"> and </w:t>
-      </w:r>
-      <w:proofErr w:type="spellStart"/>
-      <w:r>
-        <w:t>overserved_cost</w:t>
-      </w:r>
-      <w:proofErr w:type="spellEnd"/>
-      <w:r>
-        <w:t xml:space="preserve">. </w:t>
-      </w:r>
-      <w:r>
-        <w:t>We recommend giving unserved hydrogen a very high cost (e.g., $1,000/kg). This is essentially a modeling tool to prevent infeasibility in the model, but at such a cost unserved hydrogen should never be used by the model to close the mass balance unless it is impossible otherwise. Overserved hydrogen is also given a cost—for example, an approximation of the cost of storing excess hydrogen—which should in almost all cases prevent the model from using it, since it should have the option to simply curtail electricity for free. For advanced use of the model, the costs for unserved and overserved hydrogen could be adjusted (or even made negative to give a value to overserved hydrogen) to test system dynamics such as how much excess capacity might be worth building, or how expensive it is to meet certain hydrogen demands.</w:t>
-      </w:r>
-    </w:p>
-    <w:p>
-      <w:pPr>
-        <w:pStyle w:val="NRELBodyText"/>
-      </w:pPr>
-      <w:r>
-        <w:t>The YAML file may also contain:</w:t>
-      </w:r>
-    </w:p>
-    <w:p>
-      <w:pPr>
-        <w:pStyle w:val="NRELBullet01"/>
-      </w:pPr>
-      <w:proofErr w:type="spellStart"/>
-      <w:r>
-        <w:t>gen_techs</w:t>
-      </w:r>
-      <w:proofErr w:type="spellEnd"/>
-      <w:r>
-        <w:t xml:space="preserve"> (list): the list of electricity generation technologies to be considered</w:t>
-      </w:r>
-    </w:p>
-    <w:p>
-      <w:pPr>
-        <w:pStyle w:val="NRELBullet01"/>
-      </w:pPr>
-      <w:proofErr w:type="spellStart"/>
-      <w:r>
-        <w:t>stor_</w:t>
-      </w:r>
-      <w:proofErr w:type="gramStart"/>
-      <w:r>
-        <w:t>techs</w:t>
-      </w:r>
-      <w:proofErr w:type="spellEnd"/>
-      <w:r>
-        <w:t>( list</w:t>
-      </w:r>
-      <w:proofErr w:type="gramEnd"/>
-      <w:r>
-        <w:t>): the list of hydrogen storage technologies to be considered</w:t>
-      </w:r>
-    </w:p>
-    <w:p>
-      <w:pPr>
-        <w:pStyle w:val="NRELBodyText"/>
-      </w:pPr>
+        <w:t xml:space="preserve"> inputs are noted in a set of files, described below, which the YAML file references. Note that many files (e.g., for cost inputs) contain a column for year. HYPSTAT can </w:t>
+      </w:r>
       <w:r>
         <w:lastRenderedPageBreak/>
-        <w:t>If these are not included in the YAML file, they will be inferred from cost input files.</w:t>
-      </w:r>
-    </w:p>
-    <w:p>
-      <w:pPr>
-        <w:pStyle w:val="NRELBodyText"/>
-      </w:pPr>
-      <w:r>
-        <w:t>Lastly, the YAML contains the file or folder paths for the other necessary inputs, specified in the next section.</w:t>
-      </w:r>
-    </w:p>
-    <w:p>
-      <w:pPr>
-        <w:pStyle w:val="NRELHead03Numbered"/>
-      </w:pPr>
-      <w:bookmarkStart w:id="64" w:name="_Toc179465224"/>
-      <w:r>
-        <w:t xml:space="preserve">Individual </w:t>
-      </w:r>
-      <w:r>
-        <w:t>I</w:t>
-      </w:r>
-      <w:r>
-        <w:t xml:space="preserve">nput </w:t>
-      </w:r>
-      <w:r>
-        <w:t>F</w:t>
-      </w:r>
-      <w:r>
-        <w:t>iles</w:t>
-      </w:r>
-      <w:bookmarkEnd w:id="64"/>
-    </w:p>
-    <w:p>
-      <w:pPr>
-        <w:pStyle w:val="NRELBodyText"/>
-      </w:pPr>
-      <w:proofErr w:type="gramStart"/>
-      <w:r>
-        <w:t>The majority of</w:t>
-      </w:r>
-      <w:proofErr w:type="gramEnd"/>
-      <w:r>
-        <w:t xml:space="preserve"> inputs are noted in a set of files, described below, which the YAML file references. Note that many files (e.g., for cost inputs) contain a column for year. HYPSTAT can only solve for one year at a time, but the year column is included so that scenario analyses can be designed and run for several years with only one set of input files.</w:t>
+        <w:t>only solve for one year at a time, but the year column is included so that scenario analyses can be designed and run for several years with only one set of input files.</w:t>
       </w:r>
     </w:p>
     <w:p>
@@ -10244,27 +11586,30 @@
         <w:pStyle w:val="NRELHead05"/>
       </w:pPr>
       <w:r>
+        <w:t>Network file</w:t>
+      </w:r>
+    </w:p>
+    <w:p>
+      <w:pPr>
+        <w:pStyle w:val="NRELBodyText"/>
+      </w:pPr>
+      <w:r>
+        <w:t>T</w:t>
+      </w:r>
+      <w:r>
+        <w:t>he network file is one of the more complex input files, specified with the ‘</w:t>
+      </w:r>
+      <w:proofErr w:type="spellStart"/>
+      <w:r>
+        <w:t>NetworkFile</w:t>
+      </w:r>
+      <w:proofErr w:type="spellEnd"/>
+      <w:r>
+        <w:t xml:space="preserve">’ field. It specifies potential links between nodes, which transmission technologies are allowed, maximum capacities for each link and technology, and distances between links for each transmission technology. It should be formatted as shown below. Note that the link distances here are only used to calculate costs based on per-km cost inputs for truck and pipeline transmission. This is to facilitate easy set-up with actual network distances. However, distances can also be used to scale transmission costs for different links (e.g., if a particular pipeline link is more expensive due to difficult terrain, the user could artificially increase its pipeline distance). A note about link </w:t>
+      </w:r>
+      <w:r>
         <w:lastRenderedPageBreak/>
-        <w:t>Network file</w:t>
-      </w:r>
-    </w:p>
-    <w:p>
-      <w:pPr>
-        <w:pStyle w:val="NRELBodyText"/>
-      </w:pPr>
-      <w:r>
-        <w:t>T</w:t>
-      </w:r>
-      <w:r>
-        <w:t>he network file is one of the more complex input files, specified with the ‘</w:t>
-      </w:r>
-      <w:proofErr w:type="spellStart"/>
-      <w:r>
-        <w:t>NetworkFile</w:t>
-      </w:r>
-      <w:proofErr w:type="spellEnd"/>
-      <w:r>
-        <w:t xml:space="preserve">’ field. It specifies potential links between nodes, which transmission technologies are allowed, maximum capacities for each link and technology, and distances between links for each transmission technology. It should be formatted as shown below. Note that the link distances here are only used to calculate costs based on per-km cost inputs for truck and pipeline transmission. This is to facilitate easy set-up with actual network distances. However, distances can also be used to scale transmission costs for different links (e.g., if a particular pipeline link is more expensive due to difficult terrain, the user could artificially increase its pipeline distance). A note about link names: links are referred to by strings denoting which nodes they connect, e.g., ‘A to B’. The model by default uses the separator </w:t>
+        <w:t xml:space="preserve">names: links are referred to by strings denoting which nodes they connect, e.g., ‘A to B’. The model by default uses the separator </w:t>
       </w:r>
       <w:proofErr w:type="gramStart"/>
       <w:r>
@@ -11777,7 +13122,6 @@
                 <w:sz w:val="20"/>
                 <w:szCs w:val="20"/>
               </w:rPr>
-              <w:lastRenderedPageBreak/>
               <w:t>…</w:t>
             </w:r>
           </w:p>
@@ -11906,7 +13250,11 @@
       </w:r>
       <w:proofErr w:type="spellEnd"/>
       <w:r>
-        <w:t>’ fields. They should be formatted as shown below. HYPSTAT supports different cost inputs for different nodes, or the node column can simply read ‘All’ to be applied to all nodes. If a cost is specified for ‘All’ nodes and then also for any number of specific nodes, the cost for ‘All’ will be applied to any non-specified nodes and the specific nodal costs in the file will be used for those nodes only.</w:t>
+        <w:t xml:space="preserve">’ fields. They should be formatted as shown below. HYPSTAT supports different cost inputs for different nodes, or the node column can simply read ‘All’ to be applied to all nodes. If a cost is specified for ‘All’ nodes and then also for any number of specific </w:t>
+      </w:r>
+      <w:r>
+        <w:lastRenderedPageBreak/>
+        <w:t>nodes, the cost for ‘All’ will be applied to any non-specified nodes and the specific nodal costs in the file will be used for those nodes only.</w:t>
       </w:r>
     </w:p>
     <w:p>
@@ -13107,7 +14455,6 @@
                 <w:sz w:val="20"/>
                 <w:szCs w:val="20"/>
               </w:rPr>
-              <w:lastRenderedPageBreak/>
               <w:t>0</w:t>
             </w:r>
           </w:p>
@@ -13357,7 +14704,11 @@
       </w:r>
       <w:proofErr w:type="spellEnd"/>
       <w:r>
-        <w:t>’ field. For now, the inputs must be referred to as ‘Pipeline’ and ‘Truck’ and do not support alternative costs for different links. (We recommend using scaled link distances to represent different costs for different links.) The costs are treated differently for pipelines and trucks but are considered in the same file, so they should be formatted as shown below. Most of the fields are irrelevant for trucks and should read ‘N/A’; the LCOT field is irrelevant for pipelines and should read ‘N/A’.</w:t>
+        <w:t xml:space="preserve">’ field. For now, the inputs must be referred to as ‘Pipeline’ and ‘Truck’ and do not support alternative </w:t>
+      </w:r>
+      <w:r>
+        <w:lastRenderedPageBreak/>
+        <w:t>costs for different links. (We recommend using scaled link distances to represent different costs for different links.) The costs are treated differently for pipelines and trucks but are considered in the same file, so they should be formatted as shown below. Most of the fields are irrelevant for trucks and should read ‘N/A’; the LCOT field is irrelevant for pipelines and should read ‘N/A’.</w:t>
       </w:r>
     </w:p>
     <w:tbl>
@@ -15079,7 +16430,6 @@
         <w:pStyle w:val="NRELHead05"/>
       </w:pPr>
       <w:r>
-        <w:lastRenderedPageBreak/>
         <w:t>Incentives</w:t>
       </w:r>
     </w:p>
@@ -15143,6 +16493,7 @@
                 <w:sz w:val="20"/>
                 <w:szCs w:val="20"/>
               </w:rPr>
+              <w:lastRenderedPageBreak/>
               <w:t>Year</w:t>
             </w:r>
           </w:p>
@@ -15648,11 +16999,11 @@
       <w:pPr>
         <w:pStyle w:val="NRELHead02Numbered"/>
       </w:pPr>
-      <w:bookmarkStart w:id="65" w:name="_Toc179465225"/>
+      <w:bookmarkStart w:id="156" w:name="_Toc179465225"/>
       <w:r>
         <w:t>Outputs</w:t>
       </w:r>
-      <w:bookmarkEnd w:id="65"/>
+      <w:bookmarkEnd w:id="156"/>
     </w:p>
     <w:p>
       <w:pPr>
@@ -15669,11 +17020,11 @@
       <w:pPr>
         <w:pStyle w:val="NRELHead03Numbered"/>
       </w:pPr>
-      <w:bookmarkStart w:id="66" w:name="_Toc179465226"/>
+      <w:bookmarkStart w:id="157" w:name="_Toc179465226"/>
       <w:r>
         <w:t>Output Files</w:t>
       </w:r>
-      <w:bookmarkEnd w:id="66"/>
+      <w:bookmarkEnd w:id="157"/>
     </w:p>
     <w:p>
       <w:pPr>
@@ -16062,16 +17413,7 @@
                 <w:sz w:val="20"/>
                 <w:szCs w:val="20"/>
               </w:rPr>
-              <w:t xml:space="preserve">obj: The resulting value of the objective function. It is not recommended to use the value of the objective function as representative of costs; rather, the objective value can be useful when debugging or comparing </w:t>
-            </w:r>
-            <w:r>
-              <w:rPr>
-                <w:rFonts w:ascii="Arial" w:hAnsi="Arial" w:cs="Arial"/>
-                <w:sz w:val="20"/>
-                <w:szCs w:val="20"/>
-              </w:rPr>
-              <w:lastRenderedPageBreak/>
-              <w:t>scenarios, especially different model runs which should yield the same or similar results.</w:t>
+              <w:t>obj: The resulting value of the objective function. It is not recommended to use the value of the objective function as representative of costs; rather, the objective value can be useful when debugging or comparing scenarios, especially different model runs which should yield the same or similar results.</w:t>
             </w:r>
           </w:p>
         </w:tc>
@@ -16261,6 +17603,7 @@
                 <w:sz w:val="20"/>
                 <w:szCs w:val="20"/>
               </w:rPr>
+              <w:lastRenderedPageBreak/>
               <w:t>Renewable_Capacity.csv</w:t>
             </w:r>
           </w:p>
@@ -17111,7 +18454,6 @@
                 <w:sz w:val="20"/>
                 <w:szCs w:val="20"/>
               </w:rPr>
-              <w:lastRenderedPageBreak/>
               <w:t>Renewable_Production_raw.csv</w:t>
             </w:r>
           </w:p>
@@ -17304,6 +18646,7 @@
                 <w:sz w:val="20"/>
                 <w:szCs w:val="20"/>
               </w:rPr>
+              <w:lastRenderedPageBreak/>
               <w:t>Storage_Level.csv</w:t>
             </w:r>
           </w:p>
@@ -17441,11 +18784,11 @@
       <w:pPr>
         <w:pStyle w:val="NRELHead03Numbered"/>
       </w:pPr>
-      <w:bookmarkStart w:id="67" w:name="_Toc179465227"/>
+      <w:bookmarkStart w:id="158" w:name="_Toc179465227"/>
       <w:r>
         <w:t>Suggested use of outputs</w:t>
       </w:r>
-      <w:bookmarkEnd w:id="67"/>
+      <w:bookmarkEnd w:id="158"/>
     </w:p>
     <w:p>
       <w:pPr>
@@ -17564,7 +18907,6 @@
         <w:contextualSpacing w:val="0"/>
       </w:pPr>
       <w:r>
-        <w:lastRenderedPageBreak/>
         <w:t>Consider the profiles for hydrogen storage charging and hydrogen storage levels. Is storage used significantly, and on what time scales are each storage technologies primarily used (e.g., hourly, daily, weekly, seasonal)?</w:t>
       </w:r>
     </w:p>
@@ -17586,7 +18928,11 @@
         <w:pStyle w:val="NRELBodyText"/>
       </w:pPr>
       <w:r>
-        <w:t>It can also be useful to use outputs from HYPSTAT to estimate system costs. We recommend using capacity outputs to calculate capital and fixed operating costs. Relevant operating outputs can be used to calculate variable operating costs. We recommend dividing these costs over amounts of hydrogen produced to estimate levelized costs for the whole system or at a nodal level. It can be insightful to look at how different technologies or value-chain steps (production, transmission, storage) contribute to levelized hydrogen costs.</w:t>
+        <w:t xml:space="preserve">It can also be useful to use outputs from HYPSTAT to estimate system costs. We recommend using capacity outputs to calculate capital and fixed operating costs. Relevant operating outputs can be used to calculate variable operating costs. We recommend dividing these costs over </w:t>
+      </w:r>
+      <w:r>
+        <w:lastRenderedPageBreak/>
+        <w:t>amounts of hydrogen produced to estimate levelized costs for the whole system or at a nodal level. It can be insightful to look at how different technologies or value-chain steps (production, transmission, storage) contribute to levelized hydrogen costs.</w:t>
       </w:r>
     </w:p>
     <w:p>
@@ -17625,16 +18971,16 @@
       <w:pPr>
         <w:pStyle w:val="NRELHead01Numbered"/>
       </w:pPr>
-      <w:bookmarkStart w:id="68" w:name="_Toc100058849"/>
-      <w:bookmarkStart w:id="69" w:name="_Toc100827778"/>
-      <w:bookmarkStart w:id="70" w:name="_Toc179465228"/>
-      <w:bookmarkEnd w:id="68"/>
-      <w:bookmarkEnd w:id="69"/>
+      <w:bookmarkStart w:id="159" w:name="_Toc100058849"/>
+      <w:bookmarkStart w:id="160" w:name="_Toc100827778"/>
+      <w:bookmarkStart w:id="161" w:name="_Toc179465228"/>
+      <w:bookmarkEnd w:id="159"/>
+      <w:bookmarkEnd w:id="160"/>
       <w:r>
         <w:lastRenderedPageBreak/>
         <w:t>A Simple Case Study</w:t>
       </w:r>
-      <w:bookmarkEnd w:id="70"/>
+      <w:bookmarkEnd w:id="161"/>
     </w:p>
     <w:p>
       <w:pPr>
@@ -17697,21 +19043,21 @@
       <w:pPr>
         <w:pStyle w:val="NRELHead02Numbered"/>
       </w:pPr>
-      <w:bookmarkStart w:id="71" w:name="_Toc179465229"/>
+      <w:bookmarkStart w:id="162" w:name="_Toc179465229"/>
       <w:r>
         <w:t>Case Design</w:t>
       </w:r>
-      <w:bookmarkEnd w:id="71"/>
+      <w:bookmarkEnd w:id="162"/>
     </w:p>
     <w:p>
       <w:pPr>
         <w:pStyle w:val="NRELHead03Numbered"/>
       </w:pPr>
-      <w:bookmarkStart w:id="72" w:name="_Toc179465230"/>
+      <w:bookmarkStart w:id="163" w:name="_Toc179465230"/>
       <w:r>
         <w:t>Nodes and Network</w:t>
       </w:r>
-      <w:bookmarkEnd w:id="72"/>
+      <w:bookmarkEnd w:id="163"/>
     </w:p>
     <w:p>
       <w:pPr>
@@ -19955,7 +21301,7 @@
                     <pic:cNvPicPr/>
                   </pic:nvPicPr>
                   <pic:blipFill rotWithShape="1">
-                    <a:blip r:embed="rId19"/>
+                    <a:blip r:embed="rId23"/>
                     <a:srcRect l="4800" t="2783" r="5867" b="1739"/>
                     <a:stretch/>
                   </pic:blipFill>
@@ -20110,7 +21456,7 @@
       <w:pPr>
         <w:pStyle w:val="NRELHead03Numbered"/>
       </w:pPr>
-      <w:bookmarkStart w:id="73" w:name="_Toc179465231"/>
+      <w:bookmarkStart w:id="164" w:name="_Toc179465231"/>
       <w:r>
         <w:lastRenderedPageBreak/>
         <w:t>Technologies and Cost Reference</w:t>
@@ -20118,7 +21464,7 @@
       <w:r>
         <w:t>s</w:t>
       </w:r>
-      <w:bookmarkEnd w:id="73"/>
+      <w:bookmarkEnd w:id="164"/>
     </w:p>
     <w:p>
       <w:pPr>
@@ -20350,16 +21696,16 @@
             <w:hideMark/>
           </w:tcPr>
           <w:p>
-            <w:commentRangeStart w:id="74"/>
+            <w:commentRangeStart w:id="165"/>
             <w:r>
               <w:t>LCOE from H2@Scale</w:t>
             </w:r>
-            <w:commentRangeEnd w:id="74"/>
+            <w:commentRangeEnd w:id="165"/>
             <w:r>
               <w:rPr>
                 <w:rStyle w:val="CommentReference"/>
               </w:rPr>
-              <w:commentReference w:id="74"/>
+              <w:commentReference w:id="165"/>
             </w:r>
           </w:p>
         </w:tc>
@@ -20662,7 +22008,7 @@
       <w:pPr>
         <w:pStyle w:val="NRELHead02Numbered"/>
       </w:pPr>
-      <w:bookmarkStart w:id="75" w:name="_Toc179465232"/>
+      <w:bookmarkStart w:id="166" w:name="_Toc179465232"/>
       <w:r>
         <w:t xml:space="preserve">Potential Considerations for </w:t>
       </w:r>
@@ -20672,13 +22018,13 @@
       <w:r>
         <w:t xml:space="preserve"> Processing</w:t>
       </w:r>
-      <w:bookmarkEnd w:id="75"/>
+      <w:bookmarkEnd w:id="166"/>
     </w:p>
     <w:p>
       <w:pPr>
         <w:pStyle w:val="NRELHead03Numbered"/>
       </w:pPr>
-      <w:bookmarkStart w:id="76" w:name="_Toc179465233"/>
+      <w:bookmarkStart w:id="167" w:name="_Toc179465233"/>
       <w:r>
         <w:t>Hydrogen Cost Calculation</w:t>
       </w:r>
@@ -20688,7 +22034,7 @@
       <w:r>
         <w:t>: Total CAPEX, OPEX, and Levelized Costs</w:t>
       </w:r>
-      <w:bookmarkEnd w:id="76"/>
+      <w:bookmarkEnd w:id="167"/>
     </w:p>
     <w:p>
       <w:pPr>
@@ -21529,11 +22875,11 @@
       <w:pPr>
         <w:pStyle w:val="NRELHead03Numbered"/>
       </w:pPr>
-      <w:bookmarkStart w:id="77" w:name="_Toc179465234"/>
+      <w:bookmarkStart w:id="168" w:name="_Toc179465234"/>
       <w:r>
         <w:t>System Design</w:t>
       </w:r>
-      <w:bookmarkEnd w:id="77"/>
+      <w:bookmarkEnd w:id="168"/>
     </w:p>
     <w:p>
       <w:pPr>
@@ -21659,11 +23005,11 @@
       <w:pPr>
         <w:pStyle w:val="NRELHead03Numbered"/>
       </w:pPr>
-      <w:bookmarkStart w:id="78" w:name="_Toc179465235"/>
+      <w:bookmarkStart w:id="169" w:name="_Toc179465235"/>
       <w:r>
         <w:t>Operating Dynamics for RE, Electrolyzers, Transmission, and Storage</w:t>
       </w:r>
-      <w:bookmarkEnd w:id="78"/>
+      <w:bookmarkEnd w:id="169"/>
     </w:p>
     <w:p>
       <w:pPr>
@@ -21726,11 +23072,11 @@
       <w:pPr>
         <w:pStyle w:val="NRELHead03Numbered"/>
       </w:pPr>
-      <w:bookmarkStart w:id="79" w:name="_Toc179465236"/>
+      <w:bookmarkStart w:id="170" w:name="_Toc179465236"/>
       <w:r>
         <w:t>Levelized Cost of Electricity (LCOE) and Capacity Factors</w:t>
       </w:r>
-      <w:bookmarkEnd w:id="79"/>
+      <w:bookmarkEnd w:id="170"/>
     </w:p>
     <w:p>
       <w:pPr>
@@ -21989,16 +23335,16 @@
       <w:r>
         <w:br w:type="page"/>
       </w:r>
-      <w:bookmarkStart w:id="80" w:name="_Toc314823692"/>
-      <w:bookmarkStart w:id="81" w:name="_Toc352071762"/>
-      <w:bookmarkStart w:id="82" w:name="_Toc179465237"/>
+      <w:bookmarkStart w:id="171" w:name="_Toc314823692"/>
+      <w:bookmarkStart w:id="172" w:name="_Toc352071762"/>
+      <w:bookmarkStart w:id="173" w:name="_Toc179465237"/>
       <w:r>
         <w:lastRenderedPageBreak/>
         <w:t>Glossary</w:t>
       </w:r>
-      <w:bookmarkEnd w:id="80"/>
-      <w:bookmarkEnd w:id="81"/>
-      <w:bookmarkEnd w:id="82"/>
+      <w:bookmarkEnd w:id="171"/>
+      <w:bookmarkEnd w:id="172"/>
+      <w:bookmarkEnd w:id="173"/>
     </w:p>
     <w:tbl>
       <w:tblPr>
@@ -22287,16 +23633,16 @@
       <w:r>
         <w:br w:type="page"/>
       </w:r>
-      <w:bookmarkStart w:id="83" w:name="_Toc314823693"/>
-      <w:bookmarkStart w:id="84" w:name="_Toc352071763"/>
-      <w:bookmarkStart w:id="85" w:name="_Toc179465238"/>
+      <w:bookmarkStart w:id="174" w:name="_Toc314823693"/>
+      <w:bookmarkStart w:id="175" w:name="_Toc352071763"/>
+      <w:bookmarkStart w:id="176" w:name="_Toc179465238"/>
       <w:r>
         <w:lastRenderedPageBreak/>
         <w:t>References</w:t>
       </w:r>
-      <w:bookmarkEnd w:id="83"/>
-      <w:bookmarkEnd w:id="84"/>
-      <w:bookmarkEnd w:id="85"/>
+      <w:bookmarkEnd w:id="174"/>
+      <w:bookmarkEnd w:id="175"/>
+      <w:bookmarkEnd w:id="176"/>
       <w:r>
         <w:t xml:space="preserve"> </w:t>
       </w:r>
@@ -22311,7 +23657,15 @@
       </w:r>
       <w:proofErr w:type="spellEnd"/>
       <w:r>
-        <w:t>, Nicola, Dino Zardi, and Julie K. Lundquist. 2017. “</w:t>
+        <w:t xml:space="preserve">, Nicola, Dino </w:t>
+      </w:r>
+      <w:proofErr w:type="spellStart"/>
+      <w:r>
+        <w:t>Zardi</w:t>
+      </w:r>
+      <w:proofErr w:type="spellEnd"/>
+      <w:r>
+        <w:t>, and Julie K. Lundquist. 2017. “</w:t>
       </w:r>
       <w:r>
         <w:t>Three-</w:t>
@@ -22538,7 +23892,7 @@
       <w:pPr>
         <w:pStyle w:val="NRELHead01"/>
       </w:pPr>
-      <w:bookmarkStart w:id="86" w:name="_Toc179465239"/>
+      <w:bookmarkStart w:id="177" w:name="_Toc179465239"/>
       <w:r>
         <w:lastRenderedPageBreak/>
         <w:t xml:space="preserve">Appendix </w:t>
@@ -22546,7 +23900,7 @@
       <w:r>
         <w:t>A: HYPSTAT Optimization Formulation</w:t>
       </w:r>
-      <w:bookmarkEnd w:id="86"/>
+      <w:bookmarkEnd w:id="177"/>
     </w:p>
     <w:bookmarkEnd w:id="0"/>
     <w:bookmarkEnd w:id="1"/>
@@ -23812,15 +25166,7 @@
           </w:tcPr>
           <w:p>
             <w:r>
-              <w:t xml:space="preserve">Whether or not a pipeline is built at all at each link. Only used in runs which </w:t>
-            </w:r>
-            <w:proofErr w:type="gramStart"/>
-            <w:r>
-              <w:t>pipelines</w:t>
-            </w:r>
-            <w:proofErr w:type="gramEnd"/>
-            <w:r>
-              <w:t xml:space="preserve"> locations are explicitly optimized.</w:t>
+              <w:t>Whether or not a pipeline is built at all at each link. Only used in runs which pipelines locations are explicitly optimized.</w:t>
             </w:r>
           </w:p>
         </w:tc>
@@ -26506,7 +27852,7 @@
       <w:pPr>
         <w:pStyle w:val="NRELHead03"/>
       </w:pPr>
-      <w:bookmarkStart w:id="87" w:name="_Toc179465240"/>
+      <w:bookmarkStart w:id="178" w:name="_Toc179465240"/>
       <w:r>
         <w:t xml:space="preserve">Demand </w:t>
       </w:r>
@@ -26516,7 +27862,7 @@
       <w:r>
         <w:t>onstraints</w:t>
       </w:r>
-      <w:bookmarkEnd w:id="87"/>
+      <w:bookmarkEnd w:id="178"/>
     </w:p>
     <w:p>
       <w:pPr>
@@ -26977,7 +28323,7 @@
       <w:pPr>
         <w:pStyle w:val="NRELHead03"/>
       </w:pPr>
-      <w:bookmarkStart w:id="88" w:name="_Toc179465241"/>
+      <w:bookmarkStart w:id="179" w:name="_Toc179465241"/>
       <w:r>
         <w:t xml:space="preserve">Import and </w:t>
       </w:r>
@@ -26993,7 +28339,7 @@
       <w:r>
         <w:t>onstraints</w:t>
       </w:r>
-      <w:bookmarkEnd w:id="88"/>
+      <w:bookmarkEnd w:id="179"/>
     </w:p>
     <w:p>
       <w:pPr>
@@ -27556,14 +28902,14 @@
       <w:pPr>
         <w:pStyle w:val="NRELHead03"/>
       </w:pPr>
-      <w:bookmarkStart w:id="89" w:name="_Toc179465242"/>
+      <w:bookmarkStart w:id="180" w:name="_Toc179465242"/>
       <w:r>
         <w:t xml:space="preserve">Storage </w:t>
       </w:r>
       <w:r>
         <w:t>Constraints</w:t>
       </w:r>
-      <w:bookmarkEnd w:id="89"/>
+      <w:bookmarkEnd w:id="180"/>
     </w:p>
     <w:p>
       <w:pPr>
@@ -27894,6 +29240,7 @@
                 <w:iCs/>
               </w:rPr>
             </w:pPr>
+            <w:proofErr w:type="spellStart"/>
             <w:r>
               <w:rPr>
                 <w:rFonts w:ascii="Consolas" w:eastAsiaTheme="minorEastAsia" w:hAnsi="Consolas" w:cs="Courier New"/>
@@ -27907,7 +29254,15 @@
                 <w:rFonts w:ascii="Consolas" w:eastAsiaTheme="minorEastAsia" w:hAnsi="Consolas" w:cs="Courier New"/>
                 <w:iCs/>
               </w:rPr>
-              <w:t>rule(</w:t>
+              <w:t>rule</w:t>
+            </w:r>
+            <w:proofErr w:type="spellEnd"/>
+            <w:r>
+              <w:rPr>
+                <w:rFonts w:ascii="Consolas" w:eastAsiaTheme="minorEastAsia" w:hAnsi="Consolas" w:cs="Courier New"/>
+                <w:iCs/>
+              </w:rPr>
+              <w:t>(</w:t>
             </w:r>
             <w:proofErr w:type="gramEnd"/>
             <w:r>
@@ -28738,14 +30093,14 @@
       <w:pPr>
         <w:pStyle w:val="NRELHead03"/>
       </w:pPr>
-      <w:bookmarkStart w:id="90" w:name="_Toc179465243"/>
+      <w:bookmarkStart w:id="181" w:name="_Toc179465243"/>
       <w:r>
         <w:t xml:space="preserve">Link </w:t>
       </w:r>
       <w:r>
         <w:t>Flow Constraints</w:t>
       </w:r>
-      <w:bookmarkEnd w:id="90"/>
+      <w:bookmarkEnd w:id="181"/>
     </w:p>
     <w:p>
       <w:pPr>
@@ -30179,14 +31534,14 @@
       <w:pPr>
         <w:pStyle w:val="NRELHead03"/>
       </w:pPr>
-      <w:bookmarkStart w:id="91" w:name="_Toc179465244"/>
+      <w:bookmarkStart w:id="182" w:name="_Toc179465244"/>
       <w:r>
         <w:t>Production</w:t>
       </w:r>
       <w:r>
         <w:t xml:space="preserve"> Constraints</w:t>
       </w:r>
-      <w:bookmarkEnd w:id="91"/>
+      <w:bookmarkEnd w:id="182"/>
     </w:p>
     <w:p>
       <w:pPr>
@@ -30700,31 +32055,15 @@
           <w:rFonts w:ascii="Consolas" w:hAnsi="Consolas" w:cs="Courier New"/>
           <w:iCs/>
         </w:rPr>
-        <w:t>Electricity_Potential_</w:t>
-      </w:r>
-      <w:proofErr w:type="gramStart"/>
+        <w:t>Electricity_Potential_rule</w:t>
+      </w:r>
+      <w:proofErr w:type="spellEnd"/>
       <w:r>
         <w:rPr>
           <w:rFonts w:ascii="Consolas" w:hAnsi="Consolas" w:cs="Courier New"/>
           <w:iCs/>
         </w:rPr>
-        <w:t>rule</w:t>
-      </w:r>
-      <w:proofErr w:type="spellEnd"/>
-      <w:r>
-        <w:rPr>
-          <w:rFonts w:ascii="Consolas" w:hAnsi="Consolas" w:cs="Courier New"/>
-          <w:iCs/>
-        </w:rPr>
-        <w:t>(</w:t>
-      </w:r>
-      <w:proofErr w:type="gramEnd"/>
-      <w:r>
-        <w:rPr>
-          <w:rFonts w:ascii="Consolas" w:hAnsi="Consolas" w:cs="Courier New"/>
-          <w:iCs/>
-        </w:rPr>
-        <w:t>m, tech, t, zone</w:t>
+        <w:t>(m, tech, t, zone</w:t>
       </w:r>
       <w:r>
         <w:rPr>
@@ -31313,14 +32652,14 @@
       <w:pPr>
         <w:pStyle w:val="NRELHead03"/>
       </w:pPr>
-      <w:bookmarkStart w:id="92" w:name="_Toc179465245"/>
+      <w:bookmarkStart w:id="183" w:name="_Toc179465245"/>
       <w:r>
         <w:t xml:space="preserve">Power </w:t>
       </w:r>
       <w:r>
         <w:t>Balance Constraint</w:t>
       </w:r>
-      <w:bookmarkEnd w:id="92"/>
+      <w:bookmarkEnd w:id="183"/>
     </w:p>
     <w:p>
       <w:pPr>
@@ -31777,7 +33116,7 @@
           <w:iCs/>
         </w:rPr>
       </w:pPr>
-      <w:bookmarkStart w:id="93" w:name="_Toc179465246"/>
+      <w:bookmarkStart w:id="184" w:name="_Toc179465246"/>
       <w:r>
         <w:lastRenderedPageBreak/>
         <w:t xml:space="preserve">Transmission and </w:t>
@@ -31800,7 +33139,7 @@
       <w:r>
         <w:t>onstraints</w:t>
       </w:r>
-      <w:bookmarkEnd w:id="93"/>
+      <w:bookmarkEnd w:id="184"/>
     </w:p>
     <w:p>
       <w:pPr>
@@ -32684,7 +34023,7 @@
       <w:pPr>
         <w:pStyle w:val="NRELHead02Numbered"/>
       </w:pPr>
-      <w:bookmarkStart w:id="94" w:name="_Toc179465247"/>
+      <w:bookmarkStart w:id="185" w:name="_Toc179465247"/>
       <w:r>
         <w:lastRenderedPageBreak/>
         <w:t>O</w:t>
@@ -32698,7 +34037,7 @@
       <w:r>
         <w:t>unction</w:t>
       </w:r>
-      <w:bookmarkEnd w:id="94"/>
+      <w:bookmarkEnd w:id="185"/>
     </w:p>
     <w:p>
       <w:pPr>
@@ -34319,7 +35658,32 @@
 
 <file path=word/comments.xml><?xml version="1.0" encoding="utf-8"?>
 <w:comments xmlns:wpc="http://schemas.microsoft.com/office/word/2010/wordprocessingCanvas" xmlns:cx="http://schemas.microsoft.com/office/drawing/2014/chartex" xmlns:cx1="http://schemas.microsoft.com/office/drawing/2015/9/8/chartex" xmlns:cx2="http://schemas.microsoft.com/office/drawing/2015/10/21/chartex" xmlns:cx3="http://schemas.microsoft.com/office/drawing/2016/5/9/chartex" xmlns:cx4="http://schemas.microsoft.com/office/drawing/2016/5/10/chartex" xmlns:cx5="http://schemas.microsoft.com/office/drawing/2016/5/11/chartex" xmlns:cx6="http://schemas.microsoft.com/office/drawing/2016/5/12/chartex" xmlns:cx7="http://schemas.microsoft.com/office/drawing/2016/5/13/chartex" xmlns:cx8="http://schemas.microsoft.com/office/drawing/2016/5/14/chartex" xmlns:mc="http://schemas.openxmlformats.org/markup-compatibility/2006" xmlns:aink="http://schemas.microsoft.com/office/drawing/2016/ink" xmlns:am3d="http://schemas.microsoft.com/office/drawing/2017/model3d" xmlns:o="urn:schemas-microsoft-com:office:office" xmlns:oel="http://schemas.microsoft.com/office/2019/extlst" xmlns:r="http://schemas.openxmlformats.org/officeDocument/2006/relationships" xmlns:m="http://schemas.openxmlformats.org/officeDocument/2006/math" xmlns:v="urn:schemas-microsoft-com:vml" xmlns:wp14="http://schemas.microsoft.com/office/word/2010/wordprocessingDrawing" xmlns:wp="http://schemas.openxmlformats.org/drawingml/2006/wordprocessingDrawing" xmlns:w10="urn:schemas-microsoft-com:office:word" xmlns:w="http://schemas.openxmlformats.org/wordprocessingml/2006/main" xmlns:w14="http://schemas.microsoft.com/office/word/2010/wordml" xmlns:w15="http://schemas.microsoft.com/office/word/2012/wordml" xmlns:w16cex="http://schemas.microsoft.com/office/word/2018/wordml/cex" xmlns:w16cid="http://schemas.microsoft.com/office/word/2016/wordml/cid" xmlns:w16="http://schemas.microsoft.com/office/word/2018/wordml" xmlns:w16du="http://schemas.microsoft.com/office/word/2023/wordml/word16du" xmlns:w16sdtdh="http://schemas.microsoft.com/office/word/2020/wordml/sdtdatahash" xmlns:w16se="http://schemas.microsoft.com/office/word/2015/wordml/symex" xmlns:wpg="http://schemas.microsoft.com/office/word/2010/wordprocessingGroup" xmlns:wpi="http://schemas.microsoft.com/office/word/2010/wordprocessingInk" xmlns:wne="http://schemas.microsoft.com/office/word/2006/wordml" xmlns:wps="http://schemas.microsoft.com/office/word/2010/wordprocessingShape" mc:Ignorable="w14 w15 w16se w16cid w16 w16cex w16sdtdh w16du wp14">
-  <w:comment w:id="74" w:author="Li, Yijin" w:date="2024-09-10T20:58:00Z" w:initials="LY">
+  <w:comment w:id="135" w:author="Li, Yijin" w:date="2024-12-11T12:40:00Z" w:initials="YL">
+    <w:p>
+      <w:r>
+        <w:rPr>
+          <w:rStyle w:val="CommentReference"/>
+        </w:rPr>
+        <w:annotationRef/>
+      </w:r>
+      <w:r>
+        <w:rPr>
+          <w:sz w:val="20"/>
+          <w:szCs w:val="20"/>
+        </w:rPr>
+        <w:t>Unless variable OPEX is RE technology specific due to emission/compliance differences.</w:t>
+      </w:r>
+      <w:r>
+        <w:rPr>
+          <w:sz w:val="20"/>
+          <w:szCs w:val="20"/>
+        </w:rPr>
+        <w:cr/>
+        <w:t xml:space="preserve"> </w:t>
+      </w:r>
+    </w:p>
+  </w:comment>
+  <w:comment w:id="165" w:author="Li, Yijin" w:date="2024-09-10T20:58:00Z" w:initials="LY">
     <w:p>
       <w:r>
         <w:rPr>
@@ -34342,18 +35706,21 @@
 
 <file path=word/commentsExtended.xml><?xml version="1.0" encoding="utf-8"?>
 <w15:commentsEx xmlns:wpc="http://schemas.microsoft.com/office/word/2010/wordprocessingCanvas" xmlns:cx="http://schemas.microsoft.com/office/drawing/2014/chartex" xmlns:cx1="http://schemas.microsoft.com/office/drawing/2015/9/8/chartex" xmlns:cx2="http://schemas.microsoft.com/office/drawing/2015/10/21/chartex" xmlns:cx3="http://schemas.microsoft.com/office/drawing/2016/5/9/chartex" xmlns:cx4="http://schemas.microsoft.com/office/drawing/2016/5/10/chartex" xmlns:cx5="http://schemas.microsoft.com/office/drawing/2016/5/11/chartex" xmlns:cx6="http://schemas.microsoft.com/office/drawing/2016/5/12/chartex" xmlns:cx7="http://schemas.microsoft.com/office/drawing/2016/5/13/chartex" xmlns:cx8="http://schemas.microsoft.com/office/drawing/2016/5/14/chartex" xmlns:mc="http://schemas.openxmlformats.org/markup-compatibility/2006" xmlns:aink="http://schemas.microsoft.com/office/drawing/2016/ink" xmlns:am3d="http://schemas.microsoft.com/office/drawing/2017/model3d" xmlns:o="urn:schemas-microsoft-com:office:office" xmlns:oel="http://schemas.microsoft.com/office/2019/extlst" xmlns:r="http://schemas.openxmlformats.org/officeDocument/2006/relationships" xmlns:m="http://schemas.openxmlformats.org/officeDocument/2006/math" xmlns:v="urn:schemas-microsoft-com:vml" xmlns:wp14="http://schemas.microsoft.com/office/word/2010/wordprocessingDrawing" xmlns:wp="http://schemas.openxmlformats.org/drawingml/2006/wordprocessingDrawing" xmlns:w10="urn:schemas-microsoft-com:office:word" xmlns:w="http://schemas.openxmlformats.org/wordprocessingml/2006/main" xmlns:w14="http://schemas.microsoft.com/office/word/2010/wordml" xmlns:w15="http://schemas.microsoft.com/office/word/2012/wordml" xmlns:w16cex="http://schemas.microsoft.com/office/word/2018/wordml/cex" xmlns:w16cid="http://schemas.microsoft.com/office/word/2016/wordml/cid" xmlns:w16="http://schemas.microsoft.com/office/word/2018/wordml" xmlns:w16du="http://schemas.microsoft.com/office/word/2023/wordml/word16du" xmlns:w16sdtdh="http://schemas.microsoft.com/office/word/2020/wordml/sdtdatahash" xmlns:w16se="http://schemas.microsoft.com/office/word/2015/wordml/symex" xmlns:wpg="http://schemas.microsoft.com/office/word/2010/wordprocessingGroup" xmlns:wpi="http://schemas.microsoft.com/office/word/2010/wordprocessingInk" xmlns:wne="http://schemas.microsoft.com/office/word/2006/wordml" xmlns:wps="http://schemas.microsoft.com/office/word/2010/wordprocessingShape" mc:Ignorable="w14 w15 w16se w16cid w16 w16cex w16sdtdh w16du wp14">
+  <w15:commentEx w15:paraId="180F6F44" w15:done="0"/>
   <w15:commentEx w15:paraId="6053F407" w15:done="0"/>
 </w15:commentsEx>
 </file>
 
 <file path=word/commentsExtensible.xml><?xml version="1.0" encoding="utf-8"?>
 <w16cex:commentsExtensible xmlns:wpc="http://schemas.microsoft.com/office/word/2010/wordprocessingCanvas" xmlns:cx="http://schemas.microsoft.com/office/drawing/2014/chartex" xmlns:cx1="http://schemas.microsoft.com/office/drawing/2015/9/8/chartex" xmlns:cx2="http://schemas.microsoft.com/office/drawing/2015/10/21/chartex" xmlns:cx3="http://schemas.microsoft.com/office/drawing/2016/5/9/chartex" xmlns:cx4="http://schemas.microsoft.com/office/drawing/2016/5/10/chartex" xmlns:cx5="http://schemas.microsoft.com/office/drawing/2016/5/11/chartex" xmlns:cx6="http://schemas.microsoft.com/office/drawing/2016/5/12/chartex" xmlns:cx7="http://schemas.microsoft.com/office/drawing/2016/5/13/chartex" xmlns:cx8="http://schemas.microsoft.com/office/drawing/2016/5/14/chartex" xmlns:cr="http://schemas.microsoft.com/office/comments/2020/reactions" xmlns:mc="http://schemas.openxmlformats.org/markup-compatibility/2006" xmlns:aink="http://schemas.microsoft.com/office/drawing/2016/ink" xmlns:am3d="http://schemas.microsoft.com/office/drawing/2017/model3d" xmlns:o="urn:schemas-microsoft-com:office:office" xmlns:oel="http://schemas.microsoft.com/office/2019/extlst" xmlns:r="http://schemas.openxmlformats.org/officeDocument/2006/relationships" xmlns:m="http://schemas.openxmlformats.org/officeDocument/2006/math" xmlns:v="urn:schemas-microsoft-com:vml" xmlns:wp14="http://schemas.microsoft.com/office/word/2010/wordprocessingDrawing" xmlns:wp="http://schemas.openxmlformats.org/drawingml/2006/wordprocessingDrawing" xmlns:w10="urn:schemas-microsoft-com:office:word" xmlns:w="http://schemas.openxmlformats.org/wordprocessingml/2006/main" xmlns:w14="http://schemas.microsoft.com/office/word/2010/wordml" xmlns:w15="http://schemas.microsoft.com/office/word/2012/wordml" xmlns:w16cex="http://schemas.microsoft.com/office/word/2018/wordml/cex" xmlns:w16cid="http://schemas.microsoft.com/office/word/2016/wordml/cid" xmlns:w16="http://schemas.microsoft.com/office/word/2018/wordml" xmlns:w16du="http://schemas.microsoft.com/office/word/2023/wordml/word16du" xmlns:w16sdtdh="http://schemas.microsoft.com/office/word/2020/wordml/sdtdatahash" xmlns:w16se="http://schemas.microsoft.com/office/word/2015/wordml/symex" xmlns:wpg="http://schemas.microsoft.com/office/word/2010/wordprocessingGroup" xmlns:wpi="http://schemas.microsoft.com/office/word/2010/wordprocessingInk" xmlns:wne="http://schemas.microsoft.com/office/word/2006/wordml" xmlns:wps="http://schemas.microsoft.com/office/word/2010/wordprocessingShape" mc:Ignorable="w14 w15 w16se w16cid w16 w16cex w16sdtdh cr w16du wp14">
+  <w16cex:commentExtensible w16cex:durableId="6180817C" w16cex:dateUtc="2024-12-11T20:40:00Z"/>
   <w16cex:commentExtensible w16cex:durableId="6A778143" w16cex:dateUtc="2024-09-11T02:58:00Z"/>
 </w16cex:commentsExtensible>
 </file>
 
 <file path=word/commentsIds.xml><?xml version="1.0" encoding="utf-8"?>
 <w16cid:commentsIds xmlns:wpc="http://schemas.microsoft.com/office/word/2010/wordprocessingCanvas" xmlns:cx="http://schemas.microsoft.com/office/drawing/2014/chartex" xmlns:cx1="http://schemas.microsoft.com/office/drawing/2015/9/8/chartex" xmlns:cx2="http://schemas.microsoft.com/office/drawing/2015/10/21/chartex" xmlns:cx3="http://schemas.microsoft.com/office/drawing/2016/5/9/chartex" xmlns:cx4="http://schemas.microsoft.com/office/drawing/2016/5/10/chartex" xmlns:cx5="http://schemas.microsoft.com/office/drawing/2016/5/11/chartex" xmlns:cx6="http://schemas.microsoft.com/office/drawing/2016/5/12/chartex" xmlns:cx7="http://schemas.microsoft.com/office/drawing/2016/5/13/chartex" xmlns:cx8="http://schemas.microsoft.com/office/drawing/2016/5/14/chartex" xmlns:mc="http://schemas.openxmlformats.org/markup-compatibility/2006" xmlns:aink="http://schemas.microsoft.com/office/drawing/2016/ink" xmlns:am3d="http://schemas.microsoft.com/office/drawing/2017/model3d" xmlns:o="urn:schemas-microsoft-com:office:office" xmlns:oel="http://schemas.microsoft.com/office/2019/extlst" xmlns:r="http://schemas.openxmlformats.org/officeDocument/2006/relationships" xmlns:m="http://schemas.openxmlformats.org/officeDocument/2006/math" xmlns:v="urn:schemas-microsoft-com:vml" xmlns:wp14="http://schemas.microsoft.com/office/word/2010/wordprocessingDrawing" xmlns:wp="http://schemas.openxmlformats.org/drawingml/2006/wordprocessingDrawing" xmlns:w10="urn:schemas-microsoft-com:office:word" xmlns:w="http://schemas.openxmlformats.org/wordprocessingml/2006/main" xmlns:w14="http://schemas.microsoft.com/office/word/2010/wordml" xmlns:w15="http://schemas.microsoft.com/office/word/2012/wordml" xmlns:w16cex="http://schemas.microsoft.com/office/word/2018/wordml/cex" xmlns:w16cid="http://schemas.microsoft.com/office/word/2016/wordml/cid" xmlns:w16="http://schemas.microsoft.com/office/word/2018/wordml" xmlns:w16du="http://schemas.microsoft.com/office/word/2023/wordml/word16du" xmlns:w16sdtdh="http://schemas.microsoft.com/office/word/2020/wordml/sdtdatahash" xmlns:w16se="http://schemas.microsoft.com/office/word/2015/wordml/symex" xmlns:wpg="http://schemas.microsoft.com/office/word/2010/wordprocessingGroup" xmlns:wpi="http://schemas.microsoft.com/office/word/2010/wordprocessingInk" xmlns:wne="http://schemas.microsoft.com/office/word/2006/wordml" xmlns:wps="http://schemas.microsoft.com/office/word/2010/wordprocessingShape" mc:Ignorable="w14 w15 w16se w16cid w16 w16cex w16sdtdh w16du wp14">
+  <w16cid:commentId w16cid:paraId="180F6F44" w16cid:durableId="6180817C"/>
   <w16cid:commentId w16cid:paraId="6053F407" w16cid:durableId="6A778143"/>
 </w16cid:commentsIds>
 </file>
@@ -34505,7 +35872,7 @@
             <w:noProof/>
             <w:lang w:eastAsia="zh-TW"/>
           </w:rPr>
-          <w:pict w14:anchorId="19A856F4">
+          <w:pict w14:anchorId="4C341AE4">
             <v:shapetype id="_x0000_t136" coordsize="21600,21600" o:spt="136" adj="10800" path="m@7,l@8,m@5,21600l@6,21600e">
               <v:formulas>
                 <v:f eqn="sum #0 0 10800"/>
@@ -34530,7 +35897,7 @@
               </v:handles>
               <o:lock v:ext="edit" text="t" shapetype="t"/>
             </v:shapetype>
-            <v:shape id="PowerPlusWaterMarkObject357831064" o:spid="_x0000_s1025" type="#_x0000_t136" style="position:absolute;margin-left:0;margin-top:0;width:412.4pt;height:247.45pt;rotation:315;z-index:-251658752;mso-position-horizontal:center;mso-position-horizontal-relative:margin;mso-position-vertical:center;mso-position-vertical-relative:margin" o:allowincell="f" fillcolor="silver" stroked="f">
+            <v:shape id="PowerPlusWaterMarkObject357831064" o:spid="_x0000_s1025" type="#_x0000_t136" alt="" style="position:absolute;margin-left:0;margin-top:0;width:412.4pt;height:247.45pt;rotation:315;z-index:-251658752;mso-wrap-edited:f;mso-width-percent:0;mso-height-percent:0;mso-position-horizontal:center;mso-position-horizontal-relative:margin;mso-position-vertical:center;mso-position-vertical-relative:margin;mso-width-percent:0;mso-height-percent:0" o:allowincell="f" fillcolor="silver" stroked="f">
               <v:fill opacity=".5"/>
               <v:textpath style="font-family:&quot;Calibri&quot;;font-size:1pt" string="DRAFT"/>
               <w10:wrap anchorx="margin" anchory="margin"/>
@@ -34727,7 +36094,7 @@
     <w:lvl w:ilvl="0">
       <w:start w:val="1"/>
       <w:numFmt w:val="bullet"/>
-      <w:pStyle w:val="NRELBlockChar"/>
+      <w:pStyle w:val="ListBullet"/>
       <w:lvlText w:val=""/>
       <w:lvlJc w:val="left"/>
       <w:pPr>
@@ -34861,7 +36228,7 @@
     <w:lvl w:ilvl="0" w:tplc="3224014A">
       <w:start w:val="1"/>
       <w:numFmt w:val="decimal"/>
-      <w:pStyle w:val="NRELList03Char"/>
+      <w:pStyle w:val="NRELList01"/>
       <w:lvlText w:val="%1."/>
       <w:lvlJc w:val="left"/>
       <w:pPr>
@@ -35317,7 +36684,7 @@
     <w:lvl w:ilvl="0" w:tplc="1B2EFBF4">
       <w:start w:val="1"/>
       <w:numFmt w:val="bullet"/>
-      <w:pStyle w:val="NRELTOC03"/>
+      <w:pStyle w:val="NRELBullet02"/>
       <w:lvlText w:val="o"/>
       <w:lvlJc w:val="left"/>
       <w:pPr>
@@ -35946,7 +37313,7 @@
     <w:lvl w:ilvl="0" w:tplc="294A7720">
       <w:start w:val="1"/>
       <w:numFmt w:val="bullet"/>
-      <w:pStyle w:val="NRELBlock"/>
+      <w:pStyle w:val="NRELBullet01"/>
       <w:lvlText w:val=""/>
       <w:lvlJc w:val="left"/>
       <w:pPr>
@@ -36337,7 +37704,7 @@
     <w:lvl w:ilvl="3">
       <w:start w:val="1"/>
       <w:numFmt w:val="decimal"/>
-      <w:pStyle w:val="FollowedHyperlink"/>
+      <w:pStyle w:val="NRELHead04Numbered"/>
       <w:lvlText w:val="%1.%2.%3.%4"/>
       <w:lvlJc w:val="left"/>
       <w:pPr>
@@ -36353,7 +37720,7 @@
     <w:lvl w:ilvl="4">
       <w:start w:val="1"/>
       <w:numFmt w:val="decimal"/>
-      <w:pStyle w:val="NRELTableHeader"/>
+      <w:pStyle w:val="NRELHead05Numbered"/>
       <w:lvlText w:val="%1.%2.%3.%4.%5"/>
       <w:lvlJc w:val="left"/>
       <w:pPr>
@@ -36369,7 +37736,7 @@
     <w:lvl w:ilvl="5">
       <w:start w:val="1"/>
       <w:numFmt w:val="decimal"/>
-      <w:pStyle w:val="NRELTOCFiguresandTables"/>
+      <w:pStyle w:val="NRELHead06Numbered"/>
       <w:lvlText w:val="%1.%2.%3.%4.%5.%6"/>
       <w:lvlJc w:val="left"/>
       <w:pPr>
@@ -36385,7 +37752,7 @@
     <w:lvl w:ilvl="6">
       <w:start w:val="1"/>
       <w:numFmt w:val="decimal"/>
-      <w:pStyle w:val="Caption"/>
+      <w:pStyle w:val="NRELHead07Numbered"/>
       <w:lvlText w:val="%1.%2.%3.%4.%5.%6.%7"/>
       <w:lvlJc w:val="left"/>
       <w:pPr>
@@ -36438,7 +37805,7 @@
     <w:lvl w:ilvl="0" w:tplc="6706CAE8">
       <w:start w:val="1"/>
       <w:numFmt w:val="upperLetter"/>
-      <w:pStyle w:val="NRELIndex"/>
+      <w:pStyle w:val="NRELList02"/>
       <w:lvlText w:val="%1."/>
       <w:lvlJc w:val="left"/>
       <w:pPr>
@@ -36668,7 +38035,7 @@
     <w:lvl w:ilvl="0" w:tplc="95EE5BD6">
       <w:start w:val="1"/>
       <w:numFmt w:val="lowerRoman"/>
-      <w:pStyle w:val="NRELFootnoteEndnote"/>
+      <w:pStyle w:val="NRELList03"/>
       <w:lvlText w:val="%1."/>
       <w:lvlJc w:val="left"/>
       <w:pPr>
@@ -36789,7 +38156,7 @@
     <w:lvl w:ilvl="0" w:tplc="361E89E2">
       <w:start w:val="1"/>
       <w:numFmt w:val="bullet"/>
-      <w:pStyle w:val="NRELList01"/>
+      <w:pStyle w:val="NRELBullet03"/>
       <w:lvlText w:val="̶"/>
       <w:lvlJc w:val="left"/>
       <w:pPr>
@@ -36897,6 +38264,95 @@
     </w:lvl>
   </w:abstractNum>
   <w:abstractNum w:abstractNumId="28" w15:restartNumberingAfterBreak="0">
+    <w:nsid w:val="75CC6CE7"/>
+    <w:multiLevelType w:val="hybridMultilevel"/>
+    <w:tmpl w:val="C0B4657C"/>
+    <w:lvl w:ilvl="0" w:tplc="0409000F">
+      <w:start w:val="1"/>
+      <w:numFmt w:val="decimal"/>
+      <w:lvlText w:val="%1."/>
+      <w:lvlJc w:val="left"/>
+      <w:pPr>
+        <w:ind w:left="720" w:hanging="360"/>
+      </w:pPr>
+      <w:rPr>
+        <w:rFonts w:hint="default"/>
+      </w:rPr>
+    </w:lvl>
+    <w:lvl w:ilvl="1" w:tplc="04090019" w:tentative="1">
+      <w:start w:val="1"/>
+      <w:numFmt w:val="lowerLetter"/>
+      <w:lvlText w:val="%2."/>
+      <w:lvlJc w:val="left"/>
+      <w:pPr>
+        <w:ind w:left="1440" w:hanging="360"/>
+      </w:pPr>
+    </w:lvl>
+    <w:lvl w:ilvl="2" w:tplc="0409001B" w:tentative="1">
+      <w:start w:val="1"/>
+      <w:numFmt w:val="lowerRoman"/>
+      <w:lvlText w:val="%3."/>
+      <w:lvlJc w:val="right"/>
+      <w:pPr>
+        <w:ind w:left="2160" w:hanging="180"/>
+      </w:pPr>
+    </w:lvl>
+    <w:lvl w:ilvl="3" w:tplc="0409000F" w:tentative="1">
+      <w:start w:val="1"/>
+      <w:numFmt w:val="decimal"/>
+      <w:lvlText w:val="%4."/>
+      <w:lvlJc w:val="left"/>
+      <w:pPr>
+        <w:ind w:left="2880" w:hanging="360"/>
+      </w:pPr>
+    </w:lvl>
+    <w:lvl w:ilvl="4" w:tplc="04090019" w:tentative="1">
+      <w:start w:val="1"/>
+      <w:numFmt w:val="lowerLetter"/>
+      <w:lvlText w:val="%5."/>
+      <w:lvlJc w:val="left"/>
+      <w:pPr>
+        <w:ind w:left="3600" w:hanging="360"/>
+      </w:pPr>
+    </w:lvl>
+    <w:lvl w:ilvl="5" w:tplc="0409001B" w:tentative="1">
+      <w:start w:val="1"/>
+      <w:numFmt w:val="lowerRoman"/>
+      <w:lvlText w:val="%6."/>
+      <w:lvlJc w:val="right"/>
+      <w:pPr>
+        <w:ind w:left="4320" w:hanging="180"/>
+      </w:pPr>
+    </w:lvl>
+    <w:lvl w:ilvl="6" w:tplc="0409000F" w:tentative="1">
+      <w:start w:val="1"/>
+      <w:numFmt w:val="decimal"/>
+      <w:lvlText w:val="%7."/>
+      <w:lvlJc w:val="left"/>
+      <w:pPr>
+        <w:ind w:left="5040" w:hanging="360"/>
+      </w:pPr>
+    </w:lvl>
+    <w:lvl w:ilvl="7" w:tplc="04090019" w:tentative="1">
+      <w:start w:val="1"/>
+      <w:numFmt w:val="lowerLetter"/>
+      <w:lvlText w:val="%8."/>
+      <w:lvlJc w:val="left"/>
+      <w:pPr>
+        <w:ind w:left="5760" w:hanging="360"/>
+      </w:pPr>
+    </w:lvl>
+    <w:lvl w:ilvl="8" w:tplc="0409001B" w:tentative="1">
+      <w:start w:val="1"/>
+      <w:numFmt w:val="lowerRoman"/>
+      <w:lvlText w:val="%9."/>
+      <w:lvlJc w:val="right"/>
+      <w:pPr>
+        <w:ind w:left="6480" w:hanging="180"/>
+      </w:pPr>
+    </w:lvl>
+  </w:abstractNum>
+  <w:abstractNum w:abstractNumId="29" w15:restartNumberingAfterBreak="0">
     <w:nsid w:val="76515773"/>
     <w:multiLevelType w:val="hybridMultilevel"/>
     <w:tmpl w:val="4B8A73CC"/>
@@ -37009,7 +38465,7 @@
       </w:rPr>
     </w:lvl>
   </w:abstractNum>
-  <w:abstractNum w:abstractNumId="29" w15:restartNumberingAfterBreak="0">
+  <w:abstractNum w:abstractNumId="30" w15:restartNumberingAfterBreak="0">
     <w:nsid w:val="76531FE4"/>
     <w:multiLevelType w:val="multilevel"/>
     <w:tmpl w:val="0409001D"/>
@@ -37095,7 +38551,7 @@
       </w:pPr>
     </w:lvl>
   </w:abstractNum>
-  <w:abstractNum w:abstractNumId="30" w15:restartNumberingAfterBreak="0">
+  <w:abstractNum w:abstractNumId="31" w15:restartNumberingAfterBreak="0">
     <w:nsid w:val="78CC040F"/>
     <w:multiLevelType w:val="hybridMultilevel"/>
     <w:tmpl w:val="8EF24C2C"/>
@@ -37184,7 +38640,7 @@
       </w:pPr>
     </w:lvl>
   </w:abstractNum>
-  <w:abstractNum w:abstractNumId="31" w15:restartNumberingAfterBreak="0">
+  <w:abstractNum w:abstractNumId="32" w15:restartNumberingAfterBreak="0">
     <w:nsid w:val="7B320C5D"/>
     <w:multiLevelType w:val="multilevel"/>
     <w:tmpl w:val="5E100362"/>
@@ -37207,7 +38663,7 @@
     <w:lvl w:ilvl="1">
       <w:start w:val="1"/>
       <w:numFmt w:val="decimal"/>
-      <w:pStyle w:val="CommentReference"/>
+      <w:pStyle w:val="NRELHead02Appendix"/>
       <w:lvlText w:val="%1.%2"/>
       <w:lvlJc w:val="left"/>
       <w:pPr>
@@ -37305,7 +38761,7 @@
       </w:rPr>
     </w:lvl>
   </w:abstractNum>
-  <w:abstractNum w:abstractNumId="32" w15:restartNumberingAfterBreak="0">
+  <w:abstractNum w:abstractNumId="33" w15:restartNumberingAfterBreak="0">
     <w:nsid w:val="7C580FD7"/>
     <w:multiLevelType w:val="hybridMultilevel"/>
     <w:tmpl w:val="BB2C11EC"/>
@@ -37491,7 +38947,7 @@
     <w:abstractNumId w:val="0"/>
   </w:num>
   <w:num w:numId="25" w16cid:durableId="676033802">
-    <w:abstractNumId w:val="31"/>
+    <w:abstractNumId w:val="32"/>
   </w:num>
   <w:num w:numId="26" w16cid:durableId="510491613">
     <w:abstractNumId w:val="14"/>
@@ -37500,10 +38956,10 @@
     <w:abstractNumId w:val="18"/>
   </w:num>
   <w:num w:numId="28" w16cid:durableId="1707219542">
-    <w:abstractNumId w:val="32"/>
+    <w:abstractNumId w:val="33"/>
   </w:num>
   <w:num w:numId="29" w16cid:durableId="1939098414">
-    <w:abstractNumId w:val="28"/>
+    <w:abstractNumId w:val="29"/>
   </w:num>
   <w:num w:numId="30" w16cid:durableId="851535147">
     <w:abstractNumId w:val="22"/>
@@ -37521,10 +38977,10 @@
     <w:abstractNumId w:val="13"/>
   </w:num>
   <w:num w:numId="35" w16cid:durableId="387150463">
-    <w:abstractNumId w:val="30"/>
+    <w:abstractNumId w:val="31"/>
   </w:num>
   <w:num w:numId="36" w16cid:durableId="51930832">
-    <w:abstractNumId w:val="29"/>
+    <w:abstractNumId w:val="30"/>
   </w:num>
   <w:num w:numId="37" w16cid:durableId="1734545967">
     <w:abstractNumId w:val="16"/>
@@ -37567,6 +39023,9 @@
   </w:num>
   <w:num w:numId="41" w16cid:durableId="1092821843">
     <w:abstractNumId w:val="12"/>
+  </w:num>
+  <w:num w:numId="42" w16cid:durableId="807094455">
+    <w:abstractNumId w:val="28"/>
   </w:num>
   <w:numIdMacAtCleanup w:val="7"/>
 </w:numbering>
@@ -39060,9 +40519,10 @@
     <w:qFormat/>
     <w:rsid w:val="008C0E51"/>
     <w:pPr>
-      <w:numPr>
-        <w:numId w:val="7"/>
-      </w:numPr>
+      <w:tabs>
+        <w:tab w:val="num" w:pos="432"/>
+      </w:tabs>
+      <w:ind w:left="432" w:hanging="432"/>
       <w:outlineLvl w:val="0"/>
     </w:pPr>
     <w:rPr>
@@ -39080,10 +40540,10 @@
     <w:qFormat/>
     <w:rsid w:val="008C0E51"/>
     <w:pPr>
-      <w:numPr>
-        <w:ilvl w:val="1"/>
-        <w:numId w:val="7"/>
-      </w:numPr>
+      <w:tabs>
+        <w:tab w:val="num" w:pos="576"/>
+      </w:tabs>
+      <w:ind w:left="576" w:hanging="576"/>
       <w:outlineLvl w:val="1"/>
     </w:pPr>
     <w:rPr>
@@ -39099,10 +40559,10 @@
     <w:qFormat/>
     <w:rsid w:val="008C0E51"/>
     <w:pPr>
-      <w:numPr>
-        <w:ilvl w:val="2"/>
-        <w:numId w:val="7"/>
-      </w:numPr>
+      <w:tabs>
+        <w:tab w:val="num" w:pos="1170"/>
+      </w:tabs>
+      <w:ind w:left="1170" w:hanging="720"/>
       <w:outlineLvl w:val="2"/>
     </w:pPr>
     <w:rPr>
@@ -39340,12 +40800,10 @@
     <w:pPr>
       <w:keepNext/>
       <w:pageBreakBefore/>
-      <w:numPr>
-        <w:numId w:val="25"/>
-      </w:numPr>
       <w:tabs>
         <w:tab w:val="left" w:pos="720"/>
         <w:tab w:val="left" w:pos="2250"/>
+        <w:tab w:val="num" w:pos="2520"/>
       </w:tabs>
       <w:outlineLvl w:val="0"/>
     </w:pPr>

--- a/HYPSTAT Full Documentation.docx
+++ b/HYPSTAT Full Documentation.docx
@@ -5555,28 +5555,7 @@
         <w:pStyle w:val="NRELBodyText"/>
       </w:pPr>
       <w:r>
-        <w:t xml:space="preserve">Hydrogen system network: Define </w:t>
-      </w:r>
-      <w:r>
-        <w:t xml:space="preserve">hydrogen network, design </w:t>
-      </w:r>
-      <w:r>
-        <w:t>node</w:t>
-      </w:r>
-      <w:r>
-        <w:t xml:space="preserve">, </w:t>
-      </w:r>
-      <w:r>
-        <w:t>link</w:t>
-      </w:r>
-      <w:r>
-        <w:t xml:space="preserve"> distances, and</w:t>
-      </w:r>
-      <w:r>
-        <w:t xml:space="preserve"> physical constraints</w:t>
-      </w:r>
-      <w:r>
-        <w:t xml:space="preserve"> for the network</w:t>
+        <w:t>Hydrogen system network: Define hydrogen network, design node, link distances, and physical constraints for the network</w:t>
       </w:r>
     </w:p>
     <w:tbl>
@@ -7133,13 +7112,7 @@
       </w:pPr>
       <w:ins w:id="89" w:author="Li, Yijin" w:date="2024-12-11T10:09:00Z" w16du:dateUtc="2024-12-11T18:09:00Z">
         <w:r>
-          <w:t xml:space="preserve">Hydrogen </w:t>
-        </w:r>
-        <w:r>
-          <w:t>storage charge and discharge</w:t>
-        </w:r>
-        <w:r>
-          <w:t xml:space="preserve">: </w:t>
+          <w:t xml:space="preserve">Hydrogen storage charge and discharge: </w:t>
         </w:r>
         <w:r>
           <w:t>kg/</w:t>
@@ -9556,20 +9529,20 @@
       <w:r>
         <w:t xml:space="preserve">HYPSTAT’s default way of solving a problem involves a two-step process which </w:t>
       </w:r>
-      <w:proofErr w:type="gramStart"/>
-      <w:r>
-        <w:t>actually loads</w:t>
-      </w:r>
-      <w:proofErr w:type="gramEnd"/>
-      <w:r>
-        <w:t xml:space="preserve"> and solves the model twice (more description below). In this case, the output writing step is only performed after the second solve.</w:t>
+      <w:del w:id="148" w:author="Li, Yijin" w:date="2024-12-11T16:23:00Z" w16du:dateUtc="2024-12-12T00:23:00Z">
+        <w:r>
+          <w:delText xml:space="preserve">actually </w:delText>
+        </w:r>
+      </w:del>
+      <w:r>
+        <w:t>loads and solves the model twice (more description below). In this case, the output writing step is only performed after the second solve.</w:t>
       </w:r>
     </w:p>
     <w:p>
       <w:pPr>
         <w:pStyle w:val="NRELHead03Numbered"/>
       </w:pPr>
-      <w:bookmarkStart w:id="148" w:name="_Toc179465217"/>
+      <w:bookmarkStart w:id="149" w:name="_Toc179465217"/>
       <w:r>
         <w:t xml:space="preserve">Input </w:t>
       </w:r>
@@ -9579,7 +9552,7 @@
       <w:r>
         <w:t>andling</w:t>
       </w:r>
-      <w:bookmarkEnd w:id="148"/>
+      <w:bookmarkEnd w:id="149"/>
     </w:p>
     <w:p>
       <w:pPr>
@@ -9621,7 +9594,20 @@
         <w:pStyle w:val="NRELBullet01"/>
       </w:pPr>
       <w:r>
-        <w:t>The electricity generation and hydrogen storage technologies which are considered can be specified in the YAML file, but if they are not, the model infers these technologies based on the technologies listed in the relevant cost input files.</w:t>
+        <w:t>The electricity generation and hydrogen storage technologies</w:t>
+      </w:r>
+      <w:ins w:id="150" w:author="Li, Yijin" w:date="2024-12-11T16:25:00Z" w16du:dateUtc="2024-12-12T00:25:00Z">
+        <w:r>
+          <w:t xml:space="preserve"> </w:t>
+        </w:r>
+      </w:ins>
+      <w:del w:id="151" w:author="Li, Yijin" w:date="2024-12-11T16:25:00Z" w16du:dateUtc="2024-12-12T00:25:00Z">
+        <w:r>
+          <w:delText xml:space="preserve"> which are considered </w:delText>
+        </w:r>
+      </w:del>
+      <w:r>
+        <w:t>can be specified in the YAML file, but if they are not, the model infers these technologies based on the technologies listed in the relevant cost input files.</w:t>
       </w:r>
     </w:p>
     <w:p>
@@ -9690,7 +9676,7 @@
       <w:pPr>
         <w:pStyle w:val="NRELHead03Numbered"/>
       </w:pPr>
-      <w:bookmarkStart w:id="149" w:name="_Toc179465218"/>
+      <w:bookmarkStart w:id="152" w:name="_Toc179465218"/>
       <w:r>
         <w:t xml:space="preserve">Model </w:t>
       </w:r>
@@ -9700,7 +9686,7 @@
       <w:r>
         <w:t>ormulation</w:t>
       </w:r>
-      <w:bookmarkEnd w:id="149"/>
+      <w:bookmarkEnd w:id="152"/>
     </w:p>
     <w:p>
       <w:pPr>
@@ -9734,7 +9720,7 @@
       <w:pPr>
         <w:pStyle w:val="NRELHead03Numbered"/>
       </w:pPr>
-      <w:bookmarkStart w:id="150" w:name="_Toc179465219"/>
+      <w:bookmarkStart w:id="153" w:name="_Toc179465219"/>
       <w:r>
         <w:t xml:space="preserve">Solving the </w:t>
       </w:r>
@@ -9744,7 +9730,7 @@
       <w:r>
         <w:t>odel</w:t>
       </w:r>
-      <w:bookmarkEnd w:id="150"/>
+      <w:bookmarkEnd w:id="153"/>
     </w:p>
     <w:p>
       <w:pPr>
@@ -9909,11 +9895,11 @@
       <w:pPr>
         <w:pStyle w:val="NRELHead03Numbered"/>
       </w:pPr>
-      <w:bookmarkStart w:id="151" w:name="_Toc179465220"/>
+      <w:bookmarkStart w:id="154" w:name="_Toc179465220"/>
       <w:r>
         <w:t>Recommended Two-Step Solve Process</w:t>
       </w:r>
-      <w:bookmarkEnd w:id="151"/>
+      <w:bookmarkEnd w:id="154"/>
     </w:p>
     <w:p>
       <w:pPr>
@@ -10032,7 +10018,7 @@
       <w:pPr>
         <w:pStyle w:val="NRELHead03Numbered"/>
       </w:pPr>
-      <w:bookmarkStart w:id="152" w:name="_Toc179465221"/>
+      <w:bookmarkStart w:id="155" w:name="_Toc179465221"/>
       <w:r>
         <w:t xml:space="preserve">Writing </w:t>
       </w:r>
@@ -10042,7 +10028,7 @@
       <w:r>
         <w:t>utputs</w:t>
       </w:r>
-      <w:bookmarkEnd w:id="152"/>
+      <w:bookmarkEnd w:id="155"/>
     </w:p>
     <w:p>
       <w:pPr>
@@ -10080,11 +10066,11 @@
       <w:pPr>
         <w:pStyle w:val="NRELHead02Numbered"/>
       </w:pPr>
-      <w:bookmarkStart w:id="153" w:name="_Toc179465222"/>
+      <w:bookmarkStart w:id="156" w:name="_Toc179465222"/>
       <w:r>
         <w:t>Inputs</w:t>
       </w:r>
-      <w:bookmarkEnd w:id="153"/>
+      <w:bookmarkEnd w:id="156"/>
     </w:p>
     <w:p>
       <w:pPr>
@@ -10106,11 +10092,11 @@
       <w:pPr>
         <w:pStyle w:val="NRELHead03Numbered"/>
       </w:pPr>
-      <w:bookmarkStart w:id="154" w:name="_Toc179465223"/>
+      <w:bookmarkStart w:id="157" w:name="_Toc179465223"/>
       <w:r>
         <w:t>YAML File</w:t>
       </w:r>
-      <w:bookmarkEnd w:id="154"/>
+      <w:bookmarkEnd w:id="157"/>
     </w:p>
     <w:p>
       <w:pPr>
@@ -10381,7 +10367,7 @@
       <w:pPr>
         <w:pStyle w:val="NRELHead03Numbered"/>
       </w:pPr>
-      <w:bookmarkStart w:id="155" w:name="_Toc179465224"/>
+      <w:bookmarkStart w:id="158" w:name="_Toc179465224"/>
       <w:r>
         <w:t xml:space="preserve">Individual </w:t>
       </w:r>
@@ -10397,7 +10383,7 @@
       <w:r>
         <w:t>iles</w:t>
       </w:r>
-      <w:bookmarkEnd w:id="155"/>
+      <w:bookmarkEnd w:id="158"/>
     </w:p>
     <w:p>
       <w:pPr>
@@ -16999,11 +16985,11 @@
       <w:pPr>
         <w:pStyle w:val="NRELHead02Numbered"/>
       </w:pPr>
-      <w:bookmarkStart w:id="156" w:name="_Toc179465225"/>
+      <w:bookmarkStart w:id="159" w:name="_Toc179465225"/>
       <w:r>
         <w:t>Outputs</w:t>
       </w:r>
-      <w:bookmarkEnd w:id="156"/>
+      <w:bookmarkEnd w:id="159"/>
     </w:p>
     <w:p>
       <w:pPr>
@@ -17020,11 +17006,11 @@
       <w:pPr>
         <w:pStyle w:val="NRELHead03Numbered"/>
       </w:pPr>
-      <w:bookmarkStart w:id="157" w:name="_Toc179465226"/>
+      <w:bookmarkStart w:id="160" w:name="_Toc179465226"/>
       <w:r>
         <w:t>Output Files</w:t>
       </w:r>
-      <w:bookmarkEnd w:id="157"/>
+      <w:bookmarkEnd w:id="160"/>
     </w:p>
     <w:p>
       <w:pPr>
@@ -18784,11 +18770,11 @@
       <w:pPr>
         <w:pStyle w:val="NRELHead03Numbered"/>
       </w:pPr>
-      <w:bookmarkStart w:id="158" w:name="_Toc179465227"/>
+      <w:bookmarkStart w:id="161" w:name="_Toc179465227"/>
       <w:r>
         <w:t>Suggested use of outputs</w:t>
       </w:r>
-      <w:bookmarkEnd w:id="158"/>
+      <w:bookmarkEnd w:id="161"/>
     </w:p>
     <w:p>
       <w:pPr>
@@ -18971,16 +18957,16 @@
       <w:pPr>
         <w:pStyle w:val="NRELHead01Numbered"/>
       </w:pPr>
-      <w:bookmarkStart w:id="159" w:name="_Toc100058849"/>
-      <w:bookmarkStart w:id="160" w:name="_Toc100827778"/>
-      <w:bookmarkStart w:id="161" w:name="_Toc179465228"/>
-      <w:bookmarkEnd w:id="159"/>
-      <w:bookmarkEnd w:id="160"/>
+      <w:bookmarkStart w:id="162" w:name="_Toc100058849"/>
+      <w:bookmarkStart w:id="163" w:name="_Toc100827778"/>
+      <w:bookmarkStart w:id="164" w:name="_Toc179465228"/>
+      <w:bookmarkEnd w:id="162"/>
+      <w:bookmarkEnd w:id="163"/>
       <w:r>
         <w:lastRenderedPageBreak/>
         <w:t>A Simple Case Study</w:t>
       </w:r>
-      <w:bookmarkEnd w:id="161"/>
+      <w:bookmarkEnd w:id="164"/>
     </w:p>
     <w:p>
       <w:pPr>
@@ -19043,21 +19029,21 @@
       <w:pPr>
         <w:pStyle w:val="NRELHead02Numbered"/>
       </w:pPr>
-      <w:bookmarkStart w:id="162" w:name="_Toc179465229"/>
+      <w:bookmarkStart w:id="165" w:name="_Toc179465229"/>
       <w:r>
         <w:t>Case Design</w:t>
       </w:r>
-      <w:bookmarkEnd w:id="162"/>
+      <w:bookmarkEnd w:id="165"/>
     </w:p>
     <w:p>
       <w:pPr>
         <w:pStyle w:val="NRELHead03Numbered"/>
       </w:pPr>
-      <w:bookmarkStart w:id="163" w:name="_Toc179465230"/>
+      <w:bookmarkStart w:id="166" w:name="_Toc179465230"/>
       <w:r>
         <w:t>Nodes and Network</w:t>
       </w:r>
-      <w:bookmarkEnd w:id="163"/>
+      <w:bookmarkEnd w:id="166"/>
     </w:p>
     <w:p>
       <w:pPr>
@@ -21456,7 +21442,7 @@
       <w:pPr>
         <w:pStyle w:val="NRELHead03Numbered"/>
       </w:pPr>
-      <w:bookmarkStart w:id="164" w:name="_Toc179465231"/>
+      <w:bookmarkStart w:id="167" w:name="_Toc179465231"/>
       <w:r>
         <w:lastRenderedPageBreak/>
         <w:t>Technologies and Cost Reference</w:t>
@@ -21464,7 +21450,7 @@
       <w:r>
         <w:t>s</w:t>
       </w:r>
-      <w:bookmarkEnd w:id="164"/>
+      <w:bookmarkEnd w:id="167"/>
     </w:p>
     <w:p>
       <w:pPr>
@@ -21696,16 +21682,16 @@
             <w:hideMark/>
           </w:tcPr>
           <w:p>
-            <w:commentRangeStart w:id="165"/>
+            <w:commentRangeStart w:id="168"/>
             <w:r>
               <w:t>LCOE from H2@Scale</w:t>
             </w:r>
-            <w:commentRangeEnd w:id="165"/>
+            <w:commentRangeEnd w:id="168"/>
             <w:r>
               <w:rPr>
                 <w:rStyle w:val="CommentReference"/>
               </w:rPr>
-              <w:commentReference w:id="165"/>
+              <w:commentReference w:id="168"/>
             </w:r>
           </w:p>
         </w:tc>
@@ -22008,7 +21994,7 @@
       <w:pPr>
         <w:pStyle w:val="NRELHead02Numbered"/>
       </w:pPr>
-      <w:bookmarkStart w:id="166" w:name="_Toc179465232"/>
+      <w:bookmarkStart w:id="169" w:name="_Toc179465232"/>
       <w:r>
         <w:t xml:space="preserve">Potential Considerations for </w:t>
       </w:r>
@@ -22018,13 +22004,13 @@
       <w:r>
         <w:t xml:space="preserve"> Processing</w:t>
       </w:r>
-      <w:bookmarkEnd w:id="166"/>
+      <w:bookmarkEnd w:id="169"/>
     </w:p>
     <w:p>
       <w:pPr>
         <w:pStyle w:val="NRELHead03Numbered"/>
       </w:pPr>
-      <w:bookmarkStart w:id="167" w:name="_Toc179465233"/>
+      <w:bookmarkStart w:id="170" w:name="_Toc179465233"/>
       <w:r>
         <w:t>Hydrogen Cost Calculation</w:t>
       </w:r>
@@ -22034,7 +22020,7 @@
       <w:r>
         <w:t>: Total CAPEX, OPEX, and Levelized Costs</w:t>
       </w:r>
-      <w:bookmarkEnd w:id="167"/>
+      <w:bookmarkEnd w:id="170"/>
     </w:p>
     <w:p>
       <w:pPr>
@@ -22875,11 +22861,11 @@
       <w:pPr>
         <w:pStyle w:val="NRELHead03Numbered"/>
       </w:pPr>
-      <w:bookmarkStart w:id="168" w:name="_Toc179465234"/>
+      <w:bookmarkStart w:id="171" w:name="_Toc179465234"/>
       <w:r>
         <w:t>System Design</w:t>
       </w:r>
-      <w:bookmarkEnd w:id="168"/>
+      <w:bookmarkEnd w:id="171"/>
     </w:p>
     <w:p>
       <w:pPr>
@@ -23005,11 +22991,11 @@
       <w:pPr>
         <w:pStyle w:val="NRELHead03Numbered"/>
       </w:pPr>
-      <w:bookmarkStart w:id="169" w:name="_Toc179465235"/>
+      <w:bookmarkStart w:id="172" w:name="_Toc179465235"/>
       <w:r>
         <w:t>Operating Dynamics for RE, Electrolyzers, Transmission, and Storage</w:t>
       </w:r>
-      <w:bookmarkEnd w:id="169"/>
+      <w:bookmarkEnd w:id="172"/>
     </w:p>
     <w:p>
       <w:pPr>
@@ -23072,11 +23058,11 @@
       <w:pPr>
         <w:pStyle w:val="NRELHead03Numbered"/>
       </w:pPr>
-      <w:bookmarkStart w:id="170" w:name="_Toc179465236"/>
+      <w:bookmarkStart w:id="173" w:name="_Toc179465236"/>
       <w:r>
         <w:t>Levelized Cost of Electricity (LCOE) and Capacity Factors</w:t>
       </w:r>
-      <w:bookmarkEnd w:id="170"/>
+      <w:bookmarkEnd w:id="173"/>
     </w:p>
     <w:p>
       <w:pPr>
@@ -23335,16 +23321,16 @@
       <w:r>
         <w:br w:type="page"/>
       </w:r>
-      <w:bookmarkStart w:id="171" w:name="_Toc314823692"/>
-      <w:bookmarkStart w:id="172" w:name="_Toc352071762"/>
-      <w:bookmarkStart w:id="173" w:name="_Toc179465237"/>
+      <w:bookmarkStart w:id="174" w:name="_Toc314823692"/>
+      <w:bookmarkStart w:id="175" w:name="_Toc352071762"/>
+      <w:bookmarkStart w:id="176" w:name="_Toc179465237"/>
       <w:r>
         <w:lastRenderedPageBreak/>
         <w:t>Glossary</w:t>
       </w:r>
-      <w:bookmarkEnd w:id="171"/>
-      <w:bookmarkEnd w:id="172"/>
-      <w:bookmarkEnd w:id="173"/>
+      <w:bookmarkEnd w:id="174"/>
+      <w:bookmarkEnd w:id="175"/>
+      <w:bookmarkEnd w:id="176"/>
     </w:p>
     <w:tbl>
       <w:tblPr>
@@ -23633,16 +23619,16 @@
       <w:r>
         <w:br w:type="page"/>
       </w:r>
-      <w:bookmarkStart w:id="174" w:name="_Toc314823693"/>
-      <w:bookmarkStart w:id="175" w:name="_Toc352071763"/>
-      <w:bookmarkStart w:id="176" w:name="_Toc179465238"/>
+      <w:bookmarkStart w:id="177" w:name="_Toc314823693"/>
+      <w:bookmarkStart w:id="178" w:name="_Toc352071763"/>
+      <w:bookmarkStart w:id="179" w:name="_Toc179465238"/>
       <w:r>
         <w:lastRenderedPageBreak/>
         <w:t>References</w:t>
       </w:r>
-      <w:bookmarkEnd w:id="174"/>
-      <w:bookmarkEnd w:id="175"/>
-      <w:bookmarkEnd w:id="176"/>
+      <w:bookmarkEnd w:id="177"/>
+      <w:bookmarkEnd w:id="178"/>
+      <w:bookmarkEnd w:id="179"/>
       <w:r>
         <w:t xml:space="preserve"> </w:t>
       </w:r>
@@ -23892,7 +23878,7 @@
       <w:pPr>
         <w:pStyle w:val="NRELHead01"/>
       </w:pPr>
-      <w:bookmarkStart w:id="177" w:name="_Toc179465239"/>
+      <w:bookmarkStart w:id="180" w:name="_Toc179465239"/>
       <w:r>
         <w:lastRenderedPageBreak/>
         <w:t xml:space="preserve">Appendix </w:t>
@@ -23900,7 +23886,7 @@
       <w:r>
         <w:t>A: HYPSTAT Optimization Formulation</w:t>
       </w:r>
-      <w:bookmarkEnd w:id="177"/>
+      <w:bookmarkEnd w:id="180"/>
     </w:p>
     <w:bookmarkEnd w:id="0"/>
     <w:bookmarkEnd w:id="1"/>
@@ -27852,7 +27838,7 @@
       <w:pPr>
         <w:pStyle w:val="NRELHead03"/>
       </w:pPr>
-      <w:bookmarkStart w:id="178" w:name="_Toc179465240"/>
+      <w:bookmarkStart w:id="181" w:name="_Toc179465240"/>
       <w:r>
         <w:t xml:space="preserve">Demand </w:t>
       </w:r>
@@ -27862,7 +27848,7 @@
       <w:r>
         <w:t>onstraints</w:t>
       </w:r>
-      <w:bookmarkEnd w:id="178"/>
+      <w:bookmarkEnd w:id="181"/>
     </w:p>
     <w:p>
       <w:pPr>
@@ -28323,7 +28309,7 @@
       <w:pPr>
         <w:pStyle w:val="NRELHead03"/>
       </w:pPr>
-      <w:bookmarkStart w:id="179" w:name="_Toc179465241"/>
+      <w:bookmarkStart w:id="182" w:name="_Toc179465241"/>
       <w:r>
         <w:t xml:space="preserve">Import and </w:t>
       </w:r>
@@ -28339,7 +28325,7 @@
       <w:r>
         <w:t>onstraints</w:t>
       </w:r>
-      <w:bookmarkEnd w:id="179"/>
+      <w:bookmarkEnd w:id="182"/>
     </w:p>
     <w:p>
       <w:pPr>
@@ -28902,14 +28888,14 @@
       <w:pPr>
         <w:pStyle w:val="NRELHead03"/>
       </w:pPr>
-      <w:bookmarkStart w:id="180" w:name="_Toc179465242"/>
+      <w:bookmarkStart w:id="183" w:name="_Toc179465242"/>
       <w:r>
         <w:t xml:space="preserve">Storage </w:t>
       </w:r>
       <w:r>
         <w:t>Constraints</w:t>
       </w:r>
-      <w:bookmarkEnd w:id="180"/>
+      <w:bookmarkEnd w:id="183"/>
     </w:p>
     <w:p>
       <w:pPr>
@@ -30093,14 +30079,14 @@
       <w:pPr>
         <w:pStyle w:val="NRELHead03"/>
       </w:pPr>
-      <w:bookmarkStart w:id="181" w:name="_Toc179465243"/>
+      <w:bookmarkStart w:id="184" w:name="_Toc179465243"/>
       <w:r>
         <w:t xml:space="preserve">Link </w:t>
       </w:r>
       <w:r>
         <w:t>Flow Constraints</w:t>
       </w:r>
-      <w:bookmarkEnd w:id="181"/>
+      <w:bookmarkEnd w:id="184"/>
     </w:p>
     <w:p>
       <w:pPr>
@@ -31534,14 +31520,14 @@
       <w:pPr>
         <w:pStyle w:val="NRELHead03"/>
       </w:pPr>
-      <w:bookmarkStart w:id="182" w:name="_Toc179465244"/>
+      <w:bookmarkStart w:id="185" w:name="_Toc179465244"/>
       <w:r>
         <w:t>Production</w:t>
       </w:r>
       <w:r>
         <w:t xml:space="preserve"> Constraints</w:t>
       </w:r>
-      <w:bookmarkEnd w:id="182"/>
+      <w:bookmarkEnd w:id="185"/>
     </w:p>
     <w:p>
       <w:pPr>
@@ -32652,14 +32638,14 @@
       <w:pPr>
         <w:pStyle w:val="NRELHead03"/>
       </w:pPr>
-      <w:bookmarkStart w:id="183" w:name="_Toc179465245"/>
+      <w:bookmarkStart w:id="186" w:name="_Toc179465245"/>
       <w:r>
         <w:t xml:space="preserve">Power </w:t>
       </w:r>
       <w:r>
         <w:t>Balance Constraint</w:t>
       </w:r>
-      <w:bookmarkEnd w:id="183"/>
+      <w:bookmarkEnd w:id="186"/>
     </w:p>
     <w:p>
       <w:pPr>
@@ -33116,7 +33102,7 @@
           <w:iCs/>
         </w:rPr>
       </w:pPr>
-      <w:bookmarkStart w:id="184" w:name="_Toc179465246"/>
+      <w:bookmarkStart w:id="187" w:name="_Toc179465246"/>
       <w:r>
         <w:lastRenderedPageBreak/>
         <w:t xml:space="preserve">Transmission and </w:t>
@@ -33139,7 +33125,7 @@
       <w:r>
         <w:t>onstraints</w:t>
       </w:r>
-      <w:bookmarkEnd w:id="184"/>
+      <w:bookmarkEnd w:id="187"/>
     </w:p>
     <w:p>
       <w:pPr>
@@ -34023,7 +34009,7 @@
       <w:pPr>
         <w:pStyle w:val="NRELHead02Numbered"/>
       </w:pPr>
-      <w:bookmarkStart w:id="185" w:name="_Toc179465247"/>
+      <w:bookmarkStart w:id="188" w:name="_Toc179465247"/>
       <w:r>
         <w:lastRenderedPageBreak/>
         <w:t>O</w:t>
@@ -34037,7 +34023,7 @@
       <w:r>
         <w:t>unction</w:t>
       </w:r>
-      <w:bookmarkEnd w:id="185"/>
+      <w:bookmarkEnd w:id="188"/>
     </w:p>
     <w:p>
       <w:pPr>
@@ -35683,7 +35669,7 @@
       </w:r>
     </w:p>
   </w:comment>
-  <w:comment w:id="165" w:author="Li, Yijin" w:date="2024-09-10T20:58:00Z" w:initials="LY">
+  <w:comment w:id="168" w:author="Li, Yijin" w:date="2024-09-10T20:58:00Z" w:initials="LY">
     <w:p>
       <w:r>
         <w:rPr>
@@ -41486,6 +41472,12 @@
 </file>
 
 <file path=customXml/item1.xml><?xml version="1.0" encoding="utf-8"?>
+<p:properties xmlns:p="http://schemas.microsoft.com/office/2006/metadata/properties" xmlns:xsi="http://www.w3.org/2001/XMLSchema-instance" xmlns:pc="http://schemas.microsoft.com/office/infopath/2007/PartnerControls">
+  <documentManagement/>
+</p:properties>
+</file>
+
+<file path=customXml/item2.xml><?xml version="1.0" encoding="utf-8"?>
 <ct:contentTypeSchema xmlns:ct="http://schemas.microsoft.com/office/2006/metadata/contentType" xmlns:ma="http://schemas.microsoft.com/office/2006/metadata/properties/metaAttributes" ct:_="" ma:_="" ma:contentTypeName="Document" ma:contentTypeID="0x0101002A753C0138DF7844A934089D77451537" ma:contentTypeVersion="2" ma:contentTypeDescription="Create a new document." ma:contentTypeScope="" ma:versionID="96c54e059acb5f0eb43749fc5d225b23">
   <xsd:schema xmlns:xsd="http://www.w3.org/2001/XMLSchema" xmlns:xs="http://www.w3.org/2001/XMLSchema" xmlns:p="http://schemas.microsoft.com/office/2006/metadata/properties" xmlns:ns2="3d3e8831-6e63-47dc-a67b-b5409d0f3138" targetNamespace="http://schemas.microsoft.com/office/2006/metadata/properties" ma:root="true" ma:fieldsID="549fd1454158b6ccc14cdcf346f4fb16" ns2:_="">
     <xsd:import namespace="3d3e8831-6e63-47dc-a67b-b5409d0f3138"/>
@@ -41617,13 +41609,11 @@
 </ct:contentTypeSchema>
 </file>
 
-<file path=customXml/item2.xml><?xml version="1.0" encoding="utf-8"?>
-<p:properties xmlns:p="http://schemas.microsoft.com/office/2006/metadata/properties" xmlns:xsi="http://www.w3.org/2001/XMLSchema-instance" xmlns:pc="http://schemas.microsoft.com/office/infopath/2007/PartnerControls">
-  <documentManagement/>
-</p:properties>
+<file path=customXml/item3.xml><?xml version="1.0" encoding="utf-8"?>
+<b:Sources xmlns:b="http://schemas.openxmlformats.org/officeDocument/2006/bibliography" xmlns="http://schemas.openxmlformats.org/officeDocument/2006/bibliography" SelectedStyle="\APA.XSL" StyleName="APA Fifth Edition"/>
 </file>
 
-<file path=customXml/item3.xml><?xml version="1.0" encoding="utf-8"?>
+<file path=customXml/item4.xml><?xml version="1.0" encoding="utf-8"?>
 <?mso-contentType ?>
 <FormTemplates xmlns="http://schemas.microsoft.com/sharepoint/v3/contenttype/forms">
   <Display>DocumentLibraryForm</Display>
@@ -41632,11 +41622,16 @@
 </FormTemplates>
 </file>
 
-<file path=customXml/item4.xml><?xml version="1.0" encoding="utf-8"?>
-<b:Sources xmlns:b="http://schemas.openxmlformats.org/officeDocument/2006/bibliography" xmlns="http://schemas.openxmlformats.org/officeDocument/2006/bibliography" SelectedStyle="\APA.XSL" StyleName="APA Fifth Edition"/>
+<file path=customXml/itemProps1.xml><?xml version="1.0" encoding="utf-8"?>
+<ds:datastoreItem xmlns:ds="http://schemas.openxmlformats.org/officeDocument/2006/customXml" ds:itemID="{4DB140F3-9185-4419-B48B-206E6423DF64}">
+  <ds:schemaRefs>
+    <ds:schemaRef ds:uri="http://schemas.microsoft.com/office/2006/metadata/properties"/>
+    <ds:schemaRef ds:uri="http://schemas.microsoft.com/office/infopath/2007/PartnerControls"/>
+  </ds:schemaRefs>
+</ds:datastoreItem>
 </file>
 
-<file path=customXml/itemProps1.xml><?xml version="1.0" encoding="utf-8"?>
+<file path=customXml/itemProps2.xml><?xml version="1.0" encoding="utf-8"?>
 <ds:datastoreItem xmlns:ds="http://schemas.openxmlformats.org/officeDocument/2006/customXml" ds:itemID="{C56DA9F5-F417-4E3E-8F62-40A8378D7EC8}">
   <ds:schemaRefs>
     <ds:schemaRef ds:uri="http://schemas.microsoft.com/office/2006/metadata/contentType"/>
@@ -41654,27 +41649,18 @@
 </ds:datastoreItem>
 </file>
 
-<file path=customXml/itemProps2.xml><?xml version="1.0" encoding="utf-8"?>
-<ds:datastoreItem xmlns:ds="http://schemas.openxmlformats.org/officeDocument/2006/customXml" ds:itemID="{4DB140F3-9185-4419-B48B-206E6423DF64}">
+<file path=customXml/itemProps3.xml><?xml version="1.0" encoding="utf-8"?>
+<ds:datastoreItem xmlns:ds="http://schemas.openxmlformats.org/officeDocument/2006/customXml" ds:itemID="{22559CBF-6854-4BAD-8423-09C571AC1F1D}">
   <ds:schemaRefs>
-    <ds:schemaRef ds:uri="http://schemas.microsoft.com/office/2006/metadata/properties"/>
-    <ds:schemaRef ds:uri="http://schemas.microsoft.com/office/infopath/2007/PartnerControls"/>
-  </ds:schemaRefs>
-</ds:datastoreItem>
-</file>
-
-<file path=customXml/itemProps3.xml><?xml version="1.0" encoding="utf-8"?>
-<ds:datastoreItem xmlns:ds="http://schemas.openxmlformats.org/officeDocument/2006/customXml" ds:itemID="{D7F14D97-508F-4A59-83FB-5D81588101D8}">
-  <ds:schemaRefs>
-    <ds:schemaRef ds:uri="http://schemas.microsoft.com/sharepoint/v3/contenttype/forms"/>
+    <ds:schemaRef ds:uri="http://schemas.openxmlformats.org/officeDocument/2006/bibliography"/>
   </ds:schemaRefs>
 </ds:datastoreItem>
 </file>
 
 <file path=customXml/itemProps4.xml><?xml version="1.0" encoding="utf-8"?>
-<ds:datastoreItem xmlns:ds="http://schemas.openxmlformats.org/officeDocument/2006/customXml" ds:itemID="{22559CBF-6854-4BAD-8423-09C571AC1F1D}">
+<ds:datastoreItem xmlns:ds="http://schemas.openxmlformats.org/officeDocument/2006/customXml" ds:itemID="{D7F14D97-508F-4A59-83FB-5D81588101D8}">
   <ds:schemaRefs>
-    <ds:schemaRef ds:uri="http://schemas.openxmlformats.org/officeDocument/2006/bibliography"/>
+    <ds:schemaRef ds:uri="http://schemas.microsoft.com/sharepoint/v3/contenttype/forms"/>
   </ds:schemaRefs>
 </ds:datastoreItem>
 </file>

--- a/HYPSTAT Full Documentation.docx
+++ b/HYPSTAT Full Documentation.docx
@@ -5539,15 +5539,7 @@
         <w:pStyle w:val="NRELBodyText"/>
       </w:pPr>
       <w:r>
-        <w:t xml:space="preserve">Technology options: Select or define relevant hydrogen production (e.g., </w:t>
-      </w:r>
-      <w:proofErr w:type="spellStart"/>
-      <w:r>
-        <w:t>electrolyzers</w:t>
-      </w:r>
-      <w:proofErr w:type="spellEnd"/>
-      <w:r>
-        <w:t>), storage, and transmission technologies. HYPSTAT supports renewable-powered electrolytic production but does not currently support non-electrolytic production methods.</w:t>
+        <w:t>Technology options: Select or define relevant hydrogen production (e.g., electrolyzers), storage, and transmission technologies. HYPSTAT supports renewable-powered electrolytic production but does not currently support non-electrolytic production methods.</w:t>
       </w:r>
     </w:p>
     <w:p>
@@ -5964,11 +5956,7 @@
       </w:pPr>
       <w:r>
         <w:lastRenderedPageBreak/>
-        <w:t xml:space="preserve">YAML Configuration </w:t>
-      </w:r>
-      <w:proofErr w:type="spellStart"/>
-      <w:r>
-        <w:t>File:</w:t>
+        <w:t>YAML Configuration File:</w:t>
       </w:r>
     </w:p>
     <w:p>
@@ -5976,11 +5964,7 @@
         <w:pStyle w:val="NRELBodyText"/>
       </w:pPr>
       <w:r>
-        <w:t>Input</w:t>
-      </w:r>
-      <w:proofErr w:type="spellEnd"/>
-      <w:r>
-        <w:t xml:space="preserve"> your scenario configuration into a YAML file.</w:t>
+        <w:t>Input your scenario configuration into a YAML file.</w:t>
       </w:r>
     </w:p>
     <w:p>
@@ -6820,15 +6804,7 @@
           <w:t>, i</w:t>
         </w:r>
         <w:r>
-          <w:t xml:space="preserve">ncluding renewable energy systems, </w:t>
-        </w:r>
-        <w:proofErr w:type="spellStart"/>
-        <w:r>
-          <w:t>electrolyzers</w:t>
-        </w:r>
-        <w:proofErr w:type="spellEnd"/>
-        <w:r>
-          <w:t>, storage, and transmission technologies.</w:t>
+          <w:t>ncluding renewable energy systems, electrolyzers, storage, and transmission technologies.</w:t>
         </w:r>
       </w:ins>
       <w:del w:id="72" w:author="Li, Yijin" w:date="2024-12-11T10:04:00Z" w16du:dateUtc="2024-12-11T18:04:00Z">
@@ -7007,7 +6983,15 @@
       </w:r>
       <w:proofErr w:type="gramEnd"/>
       <w:r>
-        <w:t xml:space="preserve"> that the only conversion factor that is a user-specified input is a hydrogen production efficiency, designed to be a figure in kWh electricity/kg hydrogen.</w:t>
+        <w:t xml:space="preserve"> that the only conversion factor that is a user-specified input is </w:t>
+      </w:r>
+      <w:proofErr w:type="gramStart"/>
+      <w:r>
+        <w:t>a hydrogen</w:t>
+      </w:r>
+      <w:proofErr w:type="gramEnd"/>
+      <w:r>
+        <w:t xml:space="preserve"> production efficiency, designed to be a figure in kWh electricity/kg hydrogen.</w:t>
       </w:r>
     </w:p>
     <w:p>
@@ -7030,13 +7014,11 @@
           <w:t xml:space="preserve"> (</w:t>
         </w:r>
       </w:ins>
-      <w:proofErr w:type="spellStart"/>
       <w:ins w:id="79" w:author="Li, Yijin" w:date="2024-12-11T10:11:00Z" w16du:dateUtc="2024-12-11T18:11:00Z">
         <w:r>
           <w:t>electrolyzer</w:t>
         </w:r>
       </w:ins>
-      <w:proofErr w:type="spellEnd"/>
       <w:ins w:id="80" w:author="Li, Yijin" w:date="2024-12-11T10:12:00Z" w16du:dateUtc="2024-12-11T18:12:00Z">
         <w:r>
           <w:t>)</w:t>
@@ -7344,15 +7326,7 @@
         <w:pStyle w:val="NRELBodyText"/>
       </w:pPr>
       <w:r>
-        <w:t>Currently, HYPSTAT only allows for two transmission technologies: pipeline transmission and tank-based transmission via trucks. (Generalization of additional transmission technologies may be added in the future.) These are referred to as ‘Pipelines’ and ‘Trucks’ in the model inputs and code base. HYPSTAT also only allows one type of hydrogen production technology, electrolysis, which is referred to via the technology name ‘</w:t>
-      </w:r>
-      <w:proofErr w:type="spellStart"/>
-      <w:r>
-        <w:t>Electrolyzer</w:t>
-      </w:r>
-      <w:proofErr w:type="spellEnd"/>
-      <w:r>
-        <w:t>’ in model inputs.</w:t>
+        <w:t>Currently, HYPSTAT only allows for two transmission technologies: pipeline transmission and tank-based transmission via trucks. (Generalization of additional transmission technologies may be added in the future.) These are referred to as ‘Pipelines’ and ‘Trucks’ in the model inputs and code base. HYPSTAT also only allows one type of hydrogen production technology, electrolysis, which is referred to via the technology name ‘Electrolyzer’ in model inputs.</w:t>
       </w:r>
       <w:ins w:id="101" w:author="Li, Yijin" w:date="2024-12-11T10:31:00Z" w16du:dateUtc="2024-12-11T18:31:00Z">
         <w:r>
@@ -7787,7 +7761,23 @@
                 <w:sz w:val="18"/>
                 <w:szCs w:val="18"/>
               </w:rPr>
-              <w:t xml:space="preserve">eneration profiles which specify how much is electricity can be produced in each </w:t>
+              <w:t xml:space="preserve">eneration profiles which specify how </w:t>
+            </w:r>
+            <w:proofErr w:type="gramStart"/>
+            <w:r>
+              <w:rPr>
+                <w:sz w:val="18"/>
+                <w:szCs w:val="18"/>
+              </w:rPr>
+              <w:t>much is</w:t>
+            </w:r>
+            <w:proofErr w:type="gramEnd"/>
+            <w:r>
+              <w:rPr>
+                <w:sz w:val="18"/>
+                <w:szCs w:val="18"/>
+              </w:rPr>
+              <w:t xml:space="preserve"> electricity can be produced in each </w:t>
             </w:r>
             <w:proofErr w:type="gramStart"/>
             <w:r>
@@ -8697,7 +8687,15 @@
         <w:pStyle w:val="NRELBodyText"/>
       </w:pPr>
       <w:r>
-        <w:t>Hydrogen production technology can utilize all electricity generated at a given node and only that node. This allows for HYSPTAT to consider hybridization, e.g., a combined wind and solar to hydrogen plant, and optimize for the sizes of those technologies. HYPSTAT does not allow for specific electricity generation going to specific hydrogen production technologies (e.g., to represent nuclear electricity paired with solid oxide electrolysis), but this feature may be added in the future.</w:t>
+        <w:t>Hydrogen production technology can utilize all electricity generated at a given node and only that node</w:t>
+      </w:r>
+      <w:ins w:id="128" w:author="Brauch, Joe" w:date="2024-12-23T13:11:00Z" w16du:dateUtc="2024-12-23T18:11:00Z">
+        <w:r>
+          <w:t>, regardless of generation technology</w:t>
+        </w:r>
+      </w:ins>
+      <w:r>
+        <w:t>. This allows for HYSPTAT to consider hybridization, e.g., a combined wind and solar to hydrogen plant, and optimize for the sizes of those technologies. HYPSTAT does not allow for specific electricity generation going to specific hydrogen production technologies (e.g., to represent nuclear electricity paired with solid oxide electrolysis), but this feature may be added in the future.</w:t>
       </w:r>
     </w:p>
     <w:p>
@@ -8715,11 +8713,11 @@
       <w:pPr>
         <w:pStyle w:val="NRELHead03Numbered"/>
       </w:pPr>
-      <w:bookmarkStart w:id="128" w:name="_Toc179465212"/>
+      <w:bookmarkStart w:id="129" w:name="_Toc179465212"/>
       <w:r>
         <w:t>Technology Costs</w:t>
       </w:r>
-      <w:bookmarkEnd w:id="128"/>
+      <w:bookmarkEnd w:id="129"/>
     </w:p>
     <w:p>
       <w:pPr>
@@ -8797,12 +8795,12 @@
       <w:pPr>
         <w:pStyle w:val="NRELFigureCaption"/>
       </w:pPr>
-      <w:bookmarkStart w:id="129" w:name="_Toc263697387"/>
-      <w:bookmarkStart w:id="130" w:name="_Toc291052379"/>
-      <w:bookmarkStart w:id="131" w:name="_Toc346798624"/>
-      <w:bookmarkStart w:id="132" w:name="_Toc352071641"/>
-      <w:bookmarkStart w:id="133" w:name="_Toc352748106"/>
-      <w:bookmarkStart w:id="134" w:name="_Toc97540172"/>
+      <w:bookmarkStart w:id="130" w:name="_Toc263697387"/>
+      <w:bookmarkStart w:id="131" w:name="_Toc291052379"/>
+      <w:bookmarkStart w:id="132" w:name="_Toc346798624"/>
+      <w:bookmarkStart w:id="133" w:name="_Toc352071641"/>
+      <w:bookmarkStart w:id="134" w:name="_Toc352748106"/>
+      <w:bookmarkStart w:id="135" w:name="_Toc97540172"/>
       <w:r>
         <w:t xml:space="preserve">Figure </w:t>
       </w:r>
@@ -8839,12 +8837,12 @@
       <w:r>
         <w:t xml:space="preserve">. </w:t>
       </w:r>
-      <w:bookmarkEnd w:id="129"/>
       <w:bookmarkEnd w:id="130"/>
       <w:bookmarkEnd w:id="131"/>
       <w:bookmarkEnd w:id="132"/>
       <w:bookmarkEnd w:id="133"/>
       <w:bookmarkEnd w:id="134"/>
+      <w:bookmarkEnd w:id="135"/>
       <w:r>
         <w:t>Approximation of pipeline costs used in HYPSTAT</w:t>
       </w:r>
@@ -8864,18 +8862,18 @@
       <w:r>
         <w:t xml:space="preserve">HYPSTAT does not currently support variable OPEX for hydrogen production, since variable OPEX on a per kg basis is inevitable given fixed production to meet the given hydrogen demand </w:t>
       </w:r>
-      <w:commentRangeStart w:id="135"/>
+      <w:commentRangeStart w:id="136"/>
       <w:r>
         <w:t>(i.e., this variable OPEX would not affect the optimization results</w:t>
       </w:r>
-      <w:commentRangeEnd w:id="135"/>
+      <w:commentRangeEnd w:id="136"/>
       <w:r>
         <w:rPr>
           <w:rStyle w:val="CommentReference"/>
           <w:rFonts w:eastAsia="Times New Roman"/>
           <w:color w:val="auto"/>
         </w:rPr>
-        <w:commentReference w:id="135"/>
+        <w:commentReference w:id="136"/>
       </w:r>
       <w:r>
         <w:t>). We recommend that the user adds in or considers variable OPEX for hydrogen production in output processing steps for analyzing results.</w:t>
@@ -8885,21 +8883,29 @@
       <w:pPr>
         <w:pStyle w:val="NRELHead03Numbered"/>
       </w:pPr>
-      <w:bookmarkStart w:id="136" w:name="_Toc179465213"/>
+      <w:bookmarkStart w:id="137" w:name="_Toc179465213"/>
       <w:r>
         <w:t>Imports and Exports</w:t>
       </w:r>
-      <w:bookmarkEnd w:id="136"/>
+      <w:bookmarkEnd w:id="137"/>
     </w:p>
     <w:p>
       <w:pPr>
         <w:pStyle w:val="NRELBodyText"/>
       </w:pPr>
       <w:r>
-        <w:t xml:space="preserve">HYPSTAT also allows for imports and exports in limited capacities, to allow for flexibility in a hydrogen system. Imports and exports are specified by volume limits: i.e., a maximum amount of allowed imports or minimum </w:t>
+        <w:t xml:space="preserve">HYPSTAT also allows for imports and exports in limited capacities, to allow for flexibility in a hydrogen system. Imports and exports are specified by volume limits: i.e., </w:t>
       </w:r>
       <w:proofErr w:type="gramStart"/>
       <w:r>
+        <w:t>a maximum amount</w:t>
+      </w:r>
+      <w:proofErr w:type="gramEnd"/>
+      <w:r>
+        <w:t xml:space="preserve"> of allowed imports or minimum </w:t>
+      </w:r>
+      <w:proofErr w:type="gramStart"/>
+      <w:r>
         <w:t>amount</w:t>
       </w:r>
       <w:proofErr w:type="gramEnd"/>
@@ -8911,11 +8917,11 @@
       <w:pPr>
         <w:pStyle w:val="NRELHead03Numbered"/>
       </w:pPr>
-      <w:bookmarkStart w:id="137" w:name="_Toc179465214"/>
+      <w:bookmarkStart w:id="138" w:name="_Toc179465214"/>
       <w:r>
         <w:t>System Outputs</w:t>
       </w:r>
-      <w:bookmarkEnd w:id="137"/>
+      <w:bookmarkEnd w:id="138"/>
     </w:p>
     <w:p>
       <w:pPr>
@@ -9040,10 +9046,10 @@
       <w:pPr>
         <w:pStyle w:val="NRELBullet02"/>
         <w:rPr>
-          <w:del w:id="138" w:author="Li, Yijin" w:date="2024-12-11T12:43:00Z" w16du:dateUtc="2024-12-11T20:43:00Z"/>
+          <w:del w:id="139" w:author="Li, Yijin" w:date="2024-12-11T12:43:00Z" w16du:dateUtc="2024-12-11T20:43:00Z"/>
         </w:rPr>
       </w:pPr>
-      <w:ins w:id="139" w:author="Li, Yijin" w:date="2024-12-11T12:43:00Z" w16du:dateUtc="2024-12-11T20:43:00Z">
+      <w:ins w:id="140" w:author="Li, Yijin" w:date="2024-12-11T12:43:00Z" w16du:dateUtc="2024-12-11T20:43:00Z">
         <w:r>
           <w:t xml:space="preserve">The extent to which demand is met at each node in each </w:t>
         </w:r>
@@ -9059,7 +9065,7 @@
           <w:t xml:space="preserve"> </w:t>
         </w:r>
       </w:ins>
-      <w:del w:id="140" w:author="Li, Yijin" w:date="2024-12-11T12:43:00Z" w16du:dateUtc="2024-12-11T20:43:00Z">
+      <w:del w:id="141" w:author="Li, Yijin" w:date="2024-12-11T12:43:00Z" w16du:dateUtc="2024-12-11T20:43:00Z">
         <w:r>
           <w:delText>How much demand is met at each node in each time period (to verify that input demand is met, or to see when demand is met in the case of flexible demands)</w:delText>
         </w:r>
@@ -9082,11 +9088,11 @@
       <w:pPr>
         <w:pStyle w:val="NRELHead03Numbered"/>
       </w:pPr>
-      <w:bookmarkStart w:id="141" w:name="_Toc179465215"/>
+      <w:bookmarkStart w:id="142" w:name="_Toc179465215"/>
       <w:r>
         <w:t>Recommended Scope</w:t>
       </w:r>
-      <w:bookmarkEnd w:id="141"/>
+      <w:bookmarkEnd w:id="142"/>
     </w:p>
     <w:p>
       <w:pPr>
@@ -9103,7 +9109,7 @@
       <w:r>
         <w:t xml:space="preserve"> capture intra-year storage dynamics. HYPSTAT is also designed to model systems for a full year, but it can be set up to run for shorter model time windows (e.g., for quick solves and testing). </w:t>
       </w:r>
-      <w:ins w:id="142" w:author="Li, Yijin" w:date="2024-12-11T12:45:00Z" w16du:dateUtc="2024-12-11T20:45:00Z">
+      <w:ins w:id="143" w:author="Li, Yijin" w:date="2024-12-11T12:45:00Z" w16du:dateUtc="2024-12-11T20:45:00Z">
         <w:r>
           <w:t xml:space="preserve">In theory, HYPSTAT could be set up to </w:t>
         </w:r>
@@ -9114,12 +9120,12 @@
           <w:t xml:space="preserve"> periods longer than a year, but this has not been tested.</w:t>
         </w:r>
       </w:ins>
-      <w:ins w:id="143" w:author="Li, Yijin" w:date="2024-12-11T12:46:00Z" w16du:dateUtc="2024-12-11T20:46:00Z">
+      <w:ins w:id="144" w:author="Li, Yijin" w:date="2024-12-11T12:46:00Z" w16du:dateUtc="2024-12-11T20:46:00Z">
         <w:r>
           <w:t xml:space="preserve"> </w:t>
         </w:r>
       </w:ins>
-      <w:del w:id="144" w:author="Li, Yijin" w:date="2024-12-11T12:45:00Z" w16du:dateUtc="2024-12-11T20:45:00Z">
+      <w:del w:id="145" w:author="Li, Yijin" w:date="2024-12-11T12:45:00Z" w16du:dateUtc="2024-12-11T20:45:00Z">
         <w:r>
           <w:delText>In theory, it could be set up to run for more than a year, but this has not been tested.</w:delText>
         </w:r>
@@ -9132,12 +9138,12 @@
       <w:r>
         <w:t>While HYPSTAT is inherently flexible for the scope and scale of the systems it represents, we recommend limiting the scope to roughly these ranges</w:t>
       </w:r>
-      <w:ins w:id="145" w:author="Li, Yijin" w:date="2024-12-11T12:46:00Z" w16du:dateUtc="2024-12-11T20:46:00Z">
+      <w:ins w:id="146" w:author="Li, Yijin" w:date="2024-12-11T12:46:00Z" w16du:dateUtc="2024-12-11T20:46:00Z">
         <w:r>
           <w:t xml:space="preserve"> </w:t>
         </w:r>
       </w:ins>
-      <w:ins w:id="146" w:author="Li, Yijin" w:date="2024-12-11T12:48:00Z" w16du:dateUtc="2024-12-11T20:48:00Z">
+      <w:ins w:id="147" w:author="Li, Yijin" w:date="2024-12-11T12:48:00Z" w16du:dateUtc="2024-12-11T20:48:00Z">
         <w:r>
           <w:t xml:space="preserve">for a single HYPSTAT run. However, multiple runs can be submitted either in parallel </w:t>
         </w:r>
@@ -9507,12 +9513,12 @@
       <w:pPr>
         <w:pStyle w:val="NRELHead02Numbered"/>
       </w:pPr>
-      <w:bookmarkStart w:id="147" w:name="_Toc179465216"/>
+      <w:bookmarkStart w:id="148" w:name="_Toc179465216"/>
       <w:r>
         <w:lastRenderedPageBreak/>
         <w:t>Workflow</w:t>
       </w:r>
-      <w:bookmarkEnd w:id="147"/>
+      <w:bookmarkEnd w:id="148"/>
     </w:p>
     <w:p>
       <w:pPr>
@@ -9529,7 +9535,7 @@
       <w:r>
         <w:t xml:space="preserve">HYPSTAT’s default way of solving a problem involves a two-step process which </w:t>
       </w:r>
-      <w:del w:id="148" w:author="Li, Yijin" w:date="2024-12-11T16:23:00Z" w16du:dateUtc="2024-12-12T00:23:00Z">
+      <w:del w:id="149" w:author="Li, Yijin" w:date="2024-12-11T16:23:00Z" w16du:dateUtc="2024-12-12T00:23:00Z">
         <w:r>
           <w:delText xml:space="preserve">actually </w:delText>
         </w:r>
@@ -9542,7 +9548,7 @@
       <w:pPr>
         <w:pStyle w:val="NRELHead03Numbered"/>
       </w:pPr>
-      <w:bookmarkStart w:id="149" w:name="_Toc179465217"/>
+      <w:bookmarkStart w:id="150" w:name="_Toc179465217"/>
       <w:r>
         <w:t xml:space="preserve">Input </w:t>
       </w:r>
@@ -9552,7 +9558,7 @@
       <w:r>
         <w:t>andling</w:t>
       </w:r>
-      <w:bookmarkEnd w:id="149"/>
+      <w:bookmarkEnd w:id="150"/>
     </w:p>
     <w:p>
       <w:pPr>
@@ -9596,12 +9602,12 @@
       <w:r>
         <w:t>The electricity generation and hydrogen storage technologies</w:t>
       </w:r>
-      <w:ins w:id="150" w:author="Li, Yijin" w:date="2024-12-11T16:25:00Z" w16du:dateUtc="2024-12-12T00:25:00Z">
+      <w:ins w:id="151" w:author="Li, Yijin" w:date="2024-12-11T16:25:00Z" w16du:dateUtc="2024-12-12T00:25:00Z">
         <w:r>
           <w:t xml:space="preserve"> </w:t>
         </w:r>
       </w:ins>
-      <w:del w:id="151" w:author="Li, Yijin" w:date="2024-12-11T16:25:00Z" w16du:dateUtc="2024-12-12T00:25:00Z">
+      <w:del w:id="152" w:author="Li, Yijin" w:date="2024-12-11T16:25:00Z" w16du:dateUtc="2024-12-12T00:25:00Z">
         <w:r>
           <w:delText xml:space="preserve"> which are considered </w:delText>
         </w:r>
@@ -9676,7 +9682,7 @@
       <w:pPr>
         <w:pStyle w:val="NRELHead03Numbered"/>
       </w:pPr>
-      <w:bookmarkStart w:id="152" w:name="_Toc179465218"/>
+      <w:bookmarkStart w:id="153" w:name="_Toc179465218"/>
       <w:r>
         <w:t xml:space="preserve">Model </w:t>
       </w:r>
@@ -9686,7 +9692,7 @@
       <w:r>
         <w:t>ormulation</w:t>
       </w:r>
-      <w:bookmarkEnd w:id="152"/>
+      <w:bookmarkEnd w:id="153"/>
     </w:p>
     <w:p>
       <w:pPr>
@@ -9720,7 +9726,7 @@
       <w:pPr>
         <w:pStyle w:val="NRELHead03Numbered"/>
       </w:pPr>
-      <w:bookmarkStart w:id="153" w:name="_Toc179465219"/>
+      <w:bookmarkStart w:id="154" w:name="_Toc179465219"/>
       <w:r>
         <w:t xml:space="preserve">Solving the </w:t>
       </w:r>
@@ -9730,7 +9736,7 @@
       <w:r>
         <w:t>odel</w:t>
       </w:r>
-      <w:bookmarkEnd w:id="153"/>
+      <w:bookmarkEnd w:id="154"/>
     </w:p>
     <w:p>
       <w:pPr>
@@ -9895,11 +9901,11 @@
       <w:pPr>
         <w:pStyle w:val="NRELHead03Numbered"/>
       </w:pPr>
-      <w:bookmarkStart w:id="154" w:name="_Toc179465220"/>
+      <w:bookmarkStart w:id="155" w:name="_Toc179465220"/>
       <w:r>
         <w:t>Recommended Two-Step Solve Process</w:t>
       </w:r>
-      <w:bookmarkEnd w:id="154"/>
+      <w:bookmarkEnd w:id="155"/>
     </w:p>
     <w:p>
       <w:pPr>
@@ -10018,7 +10024,7 @@
       <w:pPr>
         <w:pStyle w:val="NRELHead03Numbered"/>
       </w:pPr>
-      <w:bookmarkStart w:id="155" w:name="_Toc179465221"/>
+      <w:bookmarkStart w:id="156" w:name="_Toc179465221"/>
       <w:r>
         <w:t xml:space="preserve">Writing </w:t>
       </w:r>
@@ -10028,7 +10034,7 @@
       <w:r>
         <w:t>utputs</w:t>
       </w:r>
-      <w:bookmarkEnd w:id="155"/>
+      <w:bookmarkEnd w:id="156"/>
     </w:p>
     <w:p>
       <w:pPr>
@@ -10066,11 +10072,11 @@
       <w:pPr>
         <w:pStyle w:val="NRELHead02Numbered"/>
       </w:pPr>
-      <w:bookmarkStart w:id="156" w:name="_Toc179465222"/>
+      <w:bookmarkStart w:id="157" w:name="_Toc179465222"/>
       <w:r>
         <w:t>Inputs</w:t>
       </w:r>
-      <w:bookmarkEnd w:id="156"/>
+      <w:bookmarkEnd w:id="157"/>
     </w:p>
     <w:p>
       <w:pPr>
@@ -10092,11 +10098,11 @@
       <w:pPr>
         <w:pStyle w:val="NRELHead03Numbered"/>
       </w:pPr>
-      <w:bookmarkStart w:id="157" w:name="_Toc179465223"/>
+      <w:bookmarkStart w:id="158" w:name="_Toc179465223"/>
       <w:r>
         <w:t>YAML File</w:t>
       </w:r>
-      <w:bookmarkEnd w:id="157"/>
+      <w:bookmarkEnd w:id="158"/>
     </w:p>
     <w:p>
       <w:pPr>
@@ -10367,7 +10373,7 @@
       <w:pPr>
         <w:pStyle w:val="NRELHead03Numbered"/>
       </w:pPr>
-      <w:bookmarkStart w:id="158" w:name="_Toc179465224"/>
+      <w:bookmarkStart w:id="159" w:name="_Toc179465224"/>
       <w:r>
         <w:t xml:space="preserve">Individual </w:t>
       </w:r>
@@ -10383,7 +10389,7 @@
       <w:r>
         <w:t>iles</w:t>
       </w:r>
-      <w:bookmarkEnd w:id="158"/>
+      <w:bookmarkEnd w:id="159"/>
     </w:p>
     <w:p>
       <w:pPr>
@@ -16985,11 +16991,11 @@
       <w:pPr>
         <w:pStyle w:val="NRELHead02Numbered"/>
       </w:pPr>
-      <w:bookmarkStart w:id="159" w:name="_Toc179465225"/>
+      <w:bookmarkStart w:id="160" w:name="_Toc179465225"/>
       <w:r>
         <w:t>Outputs</w:t>
       </w:r>
-      <w:bookmarkEnd w:id="159"/>
+      <w:bookmarkEnd w:id="160"/>
     </w:p>
     <w:p>
       <w:pPr>
@@ -17006,11 +17012,11 @@
       <w:pPr>
         <w:pStyle w:val="NRELHead03Numbered"/>
       </w:pPr>
-      <w:bookmarkStart w:id="160" w:name="_Toc179465226"/>
+      <w:bookmarkStart w:id="161" w:name="_Toc179465226"/>
       <w:r>
         <w:t>Output Files</w:t>
       </w:r>
-      <w:bookmarkEnd w:id="160"/>
+      <w:bookmarkEnd w:id="161"/>
     </w:p>
     <w:p>
       <w:pPr>
@@ -17658,7 +17664,25 @@
                 <w:sz w:val="20"/>
                 <w:szCs w:val="20"/>
               </w:rPr>
-              <w:t xml:space="preserve">Shows the capacities of electricity generation technologies, hydrogen production, and hydrogen storage at each node (in their respective capacity units). It also shows a category, ‘H2_Unserved_Capacity’, which is the maximum amount of unserved hydrogen in </w:t>
+              <w:t xml:space="preserve">Shows the capacities of electricity generation technologies, hydrogen production, and hydrogen storage at each node (in their respective capacity units). It also shows a </w:t>
+            </w:r>
+            <w:proofErr w:type="gramStart"/>
+            <w:r>
+              <w:rPr>
+                <w:rFonts w:ascii="Arial" w:hAnsi="Arial" w:cs="Arial"/>
+                <w:sz w:val="20"/>
+                <w:szCs w:val="20"/>
+              </w:rPr>
+              <w:t>category, ‘</w:t>
+            </w:r>
+            <w:proofErr w:type="gramEnd"/>
+            <w:r>
+              <w:rPr>
+                <w:rFonts w:ascii="Arial" w:hAnsi="Arial" w:cs="Arial"/>
+                <w:sz w:val="20"/>
+                <w:szCs w:val="20"/>
+              </w:rPr>
+              <w:t xml:space="preserve">H2_Unserved_Capacity’, which is the maximum amount of unserved hydrogen in </w:t>
             </w:r>
             <w:proofErr w:type="gramStart"/>
             <w:r>
@@ -18770,11 +18794,11 @@
       <w:pPr>
         <w:pStyle w:val="NRELHead03Numbered"/>
       </w:pPr>
-      <w:bookmarkStart w:id="161" w:name="_Toc179465227"/>
+      <w:bookmarkStart w:id="162" w:name="_Toc179465227"/>
       <w:r>
         <w:t>Suggested use of outputs</w:t>
       </w:r>
-      <w:bookmarkEnd w:id="161"/>
+      <w:bookmarkEnd w:id="162"/>
     </w:p>
     <w:p>
       <w:pPr>
@@ -18957,16 +18981,16 @@
       <w:pPr>
         <w:pStyle w:val="NRELHead01Numbered"/>
       </w:pPr>
-      <w:bookmarkStart w:id="162" w:name="_Toc100058849"/>
-      <w:bookmarkStart w:id="163" w:name="_Toc100827778"/>
-      <w:bookmarkStart w:id="164" w:name="_Toc179465228"/>
-      <w:bookmarkEnd w:id="162"/>
+      <w:bookmarkStart w:id="163" w:name="_Toc100058849"/>
+      <w:bookmarkStart w:id="164" w:name="_Toc100827778"/>
+      <w:bookmarkStart w:id="165" w:name="_Toc179465228"/>
       <w:bookmarkEnd w:id="163"/>
+      <w:bookmarkEnd w:id="164"/>
       <w:r>
         <w:lastRenderedPageBreak/>
         <w:t>A Simple Case Study</w:t>
       </w:r>
-      <w:bookmarkEnd w:id="164"/>
+      <w:bookmarkEnd w:id="165"/>
     </w:p>
     <w:p>
       <w:pPr>
@@ -19029,21 +19053,21 @@
       <w:pPr>
         <w:pStyle w:val="NRELHead02Numbered"/>
       </w:pPr>
-      <w:bookmarkStart w:id="165" w:name="_Toc179465229"/>
+      <w:bookmarkStart w:id="166" w:name="_Toc179465229"/>
       <w:r>
         <w:t>Case Design</w:t>
       </w:r>
-      <w:bookmarkEnd w:id="165"/>
+      <w:bookmarkEnd w:id="166"/>
     </w:p>
     <w:p>
       <w:pPr>
         <w:pStyle w:val="NRELHead03Numbered"/>
       </w:pPr>
-      <w:bookmarkStart w:id="166" w:name="_Toc179465230"/>
+      <w:bookmarkStart w:id="167" w:name="_Toc179465230"/>
       <w:r>
         <w:t>Nodes and Network</w:t>
       </w:r>
-      <w:bookmarkEnd w:id="166"/>
+      <w:bookmarkEnd w:id="167"/>
     </w:p>
     <w:p>
       <w:pPr>
@@ -21442,7 +21466,7 @@
       <w:pPr>
         <w:pStyle w:val="NRELHead03Numbered"/>
       </w:pPr>
-      <w:bookmarkStart w:id="167" w:name="_Toc179465231"/>
+      <w:bookmarkStart w:id="168" w:name="_Toc179465231"/>
       <w:r>
         <w:lastRenderedPageBreak/>
         <w:t>Technologies and Cost Reference</w:t>
@@ -21450,7 +21474,7 @@
       <w:r>
         <w:t>s</w:t>
       </w:r>
-      <w:bookmarkEnd w:id="167"/>
+      <w:bookmarkEnd w:id="168"/>
     </w:p>
     <w:p>
       <w:pPr>
@@ -21682,16 +21706,16 @@
             <w:hideMark/>
           </w:tcPr>
           <w:p>
-            <w:commentRangeStart w:id="168"/>
+            <w:commentRangeStart w:id="169"/>
             <w:r>
               <w:t>LCOE from H2@Scale</w:t>
             </w:r>
-            <w:commentRangeEnd w:id="168"/>
+            <w:commentRangeEnd w:id="169"/>
             <w:r>
               <w:rPr>
                 <w:rStyle w:val="CommentReference"/>
               </w:rPr>
-              <w:commentReference w:id="168"/>
+              <w:commentReference w:id="169"/>
             </w:r>
           </w:p>
         </w:tc>
@@ -21994,7 +22018,7 @@
       <w:pPr>
         <w:pStyle w:val="NRELHead02Numbered"/>
       </w:pPr>
-      <w:bookmarkStart w:id="169" w:name="_Toc179465232"/>
+      <w:bookmarkStart w:id="170" w:name="_Toc179465232"/>
       <w:r>
         <w:t xml:space="preserve">Potential Considerations for </w:t>
       </w:r>
@@ -22004,13 +22028,13 @@
       <w:r>
         <w:t xml:space="preserve"> Processing</w:t>
       </w:r>
-      <w:bookmarkEnd w:id="169"/>
+      <w:bookmarkEnd w:id="170"/>
     </w:p>
     <w:p>
       <w:pPr>
         <w:pStyle w:val="NRELHead03Numbered"/>
       </w:pPr>
-      <w:bookmarkStart w:id="170" w:name="_Toc179465233"/>
+      <w:bookmarkStart w:id="171" w:name="_Toc179465233"/>
       <w:r>
         <w:t>Hydrogen Cost Calculation</w:t>
       </w:r>
@@ -22020,7 +22044,7 @@
       <w:r>
         <w:t>: Total CAPEX, OPEX, and Levelized Costs</w:t>
       </w:r>
-      <w:bookmarkEnd w:id="170"/>
+      <w:bookmarkEnd w:id="171"/>
     </w:p>
     <w:p>
       <w:pPr>
@@ -22861,11 +22885,11 @@
       <w:pPr>
         <w:pStyle w:val="NRELHead03Numbered"/>
       </w:pPr>
-      <w:bookmarkStart w:id="171" w:name="_Toc179465234"/>
+      <w:bookmarkStart w:id="172" w:name="_Toc179465234"/>
       <w:r>
         <w:t>System Design</w:t>
       </w:r>
-      <w:bookmarkEnd w:id="171"/>
+      <w:bookmarkEnd w:id="172"/>
     </w:p>
     <w:p>
       <w:pPr>
@@ -22991,11 +23015,11 @@
       <w:pPr>
         <w:pStyle w:val="NRELHead03Numbered"/>
       </w:pPr>
-      <w:bookmarkStart w:id="172" w:name="_Toc179465235"/>
+      <w:bookmarkStart w:id="173" w:name="_Toc179465235"/>
       <w:r>
         <w:t>Operating Dynamics for RE, Electrolyzers, Transmission, and Storage</w:t>
       </w:r>
-      <w:bookmarkEnd w:id="172"/>
+      <w:bookmarkEnd w:id="173"/>
     </w:p>
     <w:p>
       <w:pPr>
@@ -23058,11 +23082,11 @@
       <w:pPr>
         <w:pStyle w:val="NRELHead03Numbered"/>
       </w:pPr>
-      <w:bookmarkStart w:id="173" w:name="_Toc179465236"/>
+      <w:bookmarkStart w:id="174" w:name="_Toc179465236"/>
       <w:r>
         <w:t>Levelized Cost of Electricity (LCOE) and Capacity Factors</w:t>
       </w:r>
-      <w:bookmarkEnd w:id="173"/>
+      <w:bookmarkEnd w:id="174"/>
     </w:p>
     <w:p>
       <w:pPr>
@@ -23321,16 +23345,16 @@
       <w:r>
         <w:br w:type="page"/>
       </w:r>
-      <w:bookmarkStart w:id="174" w:name="_Toc314823692"/>
-      <w:bookmarkStart w:id="175" w:name="_Toc352071762"/>
-      <w:bookmarkStart w:id="176" w:name="_Toc179465237"/>
+      <w:bookmarkStart w:id="175" w:name="_Toc314823692"/>
+      <w:bookmarkStart w:id="176" w:name="_Toc352071762"/>
+      <w:bookmarkStart w:id="177" w:name="_Toc179465237"/>
       <w:r>
         <w:lastRenderedPageBreak/>
         <w:t>Glossary</w:t>
       </w:r>
-      <w:bookmarkEnd w:id="174"/>
       <w:bookmarkEnd w:id="175"/>
       <w:bookmarkEnd w:id="176"/>
+      <w:bookmarkEnd w:id="177"/>
     </w:p>
     <w:tbl>
       <w:tblPr>
@@ -23619,16 +23643,16 @@
       <w:r>
         <w:br w:type="page"/>
       </w:r>
-      <w:bookmarkStart w:id="177" w:name="_Toc314823693"/>
-      <w:bookmarkStart w:id="178" w:name="_Toc352071763"/>
-      <w:bookmarkStart w:id="179" w:name="_Toc179465238"/>
+      <w:bookmarkStart w:id="178" w:name="_Toc314823693"/>
+      <w:bookmarkStart w:id="179" w:name="_Toc352071763"/>
+      <w:bookmarkStart w:id="180" w:name="_Toc179465238"/>
       <w:r>
         <w:lastRenderedPageBreak/>
         <w:t>References</w:t>
       </w:r>
-      <w:bookmarkEnd w:id="177"/>
       <w:bookmarkEnd w:id="178"/>
       <w:bookmarkEnd w:id="179"/>
+      <w:bookmarkEnd w:id="180"/>
       <w:r>
         <w:t xml:space="preserve"> </w:t>
       </w:r>
@@ -23878,7 +23902,7 @@
       <w:pPr>
         <w:pStyle w:val="NRELHead01"/>
       </w:pPr>
-      <w:bookmarkStart w:id="180" w:name="_Toc179465239"/>
+      <w:bookmarkStart w:id="181" w:name="_Toc179465239"/>
       <w:r>
         <w:lastRenderedPageBreak/>
         <w:t xml:space="preserve">Appendix </w:t>
@@ -23886,7 +23910,7 @@
       <w:r>
         <w:t>A: HYPSTAT Optimization Formulation</w:t>
       </w:r>
-      <w:bookmarkEnd w:id="180"/>
+      <w:bookmarkEnd w:id="181"/>
     </w:p>
     <w:bookmarkEnd w:id="0"/>
     <w:bookmarkEnd w:id="1"/>
@@ -24208,7 +24232,15 @@
             </w:r>
             <w:proofErr w:type="gramEnd"/>
             <w:r>
-              <w:t xml:space="preserve"> node, ‘B to A’ does not need to be in the set.</w:t>
+              <w:t xml:space="preserve"> </w:t>
+            </w:r>
+            <w:proofErr w:type="gramStart"/>
+            <w:r>
+              <w:t>node, ‘</w:t>
+            </w:r>
+            <w:proofErr w:type="gramEnd"/>
+            <w:r>
+              <w:t>B to A’ does not need to be in the set.</w:t>
             </w:r>
           </w:p>
         </w:tc>
@@ -26494,7 +26526,15 @@
           </w:tcPr>
           <w:p>
             <w:r>
-              <w:t xml:space="preserve">The amount of hydrogen exported to outside the system at each node in each </w:t>
+              <w:t xml:space="preserve">The amount of hydrogen </w:t>
+            </w:r>
+            <w:proofErr w:type="gramStart"/>
+            <w:r>
+              <w:t>exported to</w:t>
+            </w:r>
+            <w:proofErr w:type="gramEnd"/>
+            <w:r>
+              <w:t xml:space="preserve"> outside the system at each node in each </w:t>
             </w:r>
             <w:proofErr w:type="gramStart"/>
             <w:r>
@@ -27150,7 +27190,15 @@
           </w:tcPr>
           <w:p>
             <w:r>
-              <w:t xml:space="preserve">The hydrogen flow between zones for each link in each </w:t>
+              <w:t xml:space="preserve">The hydrogen </w:t>
+            </w:r>
+            <w:proofErr w:type="gramStart"/>
+            <w:r>
+              <w:t>flow</w:t>
+            </w:r>
+            <w:proofErr w:type="gramEnd"/>
+            <w:r>
+              <w:t xml:space="preserve"> between zones for each link in each </w:t>
             </w:r>
             <w:proofErr w:type="gramStart"/>
             <w:r>
@@ -27291,7 +27339,15 @@
           </w:tcPr>
           <w:p>
             <w:r>
-              <w:t xml:space="preserve">The hydrogen flow between zones for each link in each </w:t>
+              <w:t xml:space="preserve">The hydrogen </w:t>
+            </w:r>
+            <w:proofErr w:type="gramStart"/>
+            <w:r>
+              <w:t>flow</w:t>
+            </w:r>
+            <w:proofErr w:type="gramEnd"/>
+            <w:r>
+              <w:t xml:space="preserve"> between zones for each link in each </w:t>
             </w:r>
             <w:proofErr w:type="gramStart"/>
             <w:r>
@@ -27432,7 +27488,15 @@
           </w:tcPr>
           <w:p>
             <w:r>
-              <w:t xml:space="preserve">The hydrogen flow between zones for each link in each </w:t>
+              <w:t xml:space="preserve">The hydrogen </w:t>
+            </w:r>
+            <w:proofErr w:type="gramStart"/>
+            <w:r>
+              <w:t>flow</w:t>
+            </w:r>
+            <w:proofErr w:type="gramEnd"/>
+            <w:r>
+              <w:t xml:space="preserve"> between zones for each link in each </w:t>
             </w:r>
             <w:proofErr w:type="gramStart"/>
             <w:r>
@@ -27838,7 +27902,7 @@
       <w:pPr>
         <w:pStyle w:val="NRELHead03"/>
       </w:pPr>
-      <w:bookmarkStart w:id="181" w:name="_Toc179465240"/>
+      <w:bookmarkStart w:id="182" w:name="_Toc179465240"/>
       <w:r>
         <w:t xml:space="preserve">Demand </w:t>
       </w:r>
@@ -27848,7 +27912,7 @@
       <w:r>
         <w:t>onstraints</w:t>
       </w:r>
-      <w:bookmarkEnd w:id="181"/>
+      <w:bookmarkEnd w:id="182"/>
     </w:p>
     <w:p>
       <w:pPr>
@@ -28309,7 +28373,7 @@
       <w:pPr>
         <w:pStyle w:val="NRELHead03"/>
       </w:pPr>
-      <w:bookmarkStart w:id="182" w:name="_Toc179465241"/>
+      <w:bookmarkStart w:id="183" w:name="_Toc179465241"/>
       <w:r>
         <w:t xml:space="preserve">Import and </w:t>
       </w:r>
@@ -28325,7 +28389,7 @@
       <w:r>
         <w:t>onstraints</w:t>
       </w:r>
-      <w:bookmarkEnd w:id="182"/>
+      <w:bookmarkEnd w:id="183"/>
     </w:p>
     <w:p>
       <w:pPr>
@@ -28888,14 +28952,14 @@
       <w:pPr>
         <w:pStyle w:val="NRELHead03"/>
       </w:pPr>
-      <w:bookmarkStart w:id="183" w:name="_Toc179465242"/>
+      <w:bookmarkStart w:id="184" w:name="_Toc179465242"/>
       <w:r>
         <w:t xml:space="preserve">Storage </w:t>
       </w:r>
       <w:r>
         <w:t>Constraints</w:t>
       </w:r>
-      <w:bookmarkEnd w:id="183"/>
+      <w:bookmarkEnd w:id="184"/>
     </w:p>
     <w:p>
       <w:pPr>
@@ -30079,14 +30143,14 @@
       <w:pPr>
         <w:pStyle w:val="NRELHead03"/>
       </w:pPr>
-      <w:bookmarkStart w:id="184" w:name="_Toc179465243"/>
+      <w:bookmarkStart w:id="185" w:name="_Toc179465243"/>
       <w:r>
         <w:t xml:space="preserve">Link </w:t>
       </w:r>
       <w:r>
         <w:t>Flow Constraints</w:t>
       </w:r>
-      <w:bookmarkEnd w:id="184"/>
+      <w:bookmarkEnd w:id="185"/>
     </w:p>
     <w:p>
       <w:pPr>
@@ -31445,7 +31509,15 @@
         <w:t xml:space="preserve"> </w:t>
       </w:r>
       <w:r>
-        <w:t xml:space="preserve">is used for a mixed-integer optimization. For a fully linear optimization which only optimizes pipeline sizes and not locations, </w:t>
+        <w:t xml:space="preserve">is used for </w:t>
+      </w:r>
+      <w:proofErr w:type="gramStart"/>
+      <w:r>
+        <w:t>a mixed</w:t>
+      </w:r>
+      <w:proofErr w:type="gramEnd"/>
+      <w:r>
+        <w:t xml:space="preserve">-integer optimization. For a fully linear optimization which only optimizes pipeline sizes and not locations, </w:t>
       </w:r>
       <w:proofErr w:type="spellStart"/>
       <w:r>
@@ -31520,14 +31592,14 @@
       <w:pPr>
         <w:pStyle w:val="NRELHead03"/>
       </w:pPr>
-      <w:bookmarkStart w:id="185" w:name="_Toc179465244"/>
+      <w:bookmarkStart w:id="186" w:name="_Toc179465244"/>
       <w:r>
         <w:t>Production</w:t>
       </w:r>
       <w:r>
         <w:t xml:space="preserve"> Constraints</w:t>
       </w:r>
-      <w:bookmarkEnd w:id="185"/>
+      <w:bookmarkEnd w:id="186"/>
     </w:p>
     <w:p>
       <w:pPr>
@@ -32638,14 +32710,14 @@
       <w:pPr>
         <w:pStyle w:val="NRELHead03"/>
       </w:pPr>
-      <w:bookmarkStart w:id="186" w:name="_Toc179465245"/>
+      <w:bookmarkStart w:id="187" w:name="_Toc179465245"/>
       <w:r>
         <w:t xml:space="preserve">Power </w:t>
       </w:r>
       <w:r>
         <w:t>Balance Constraint</w:t>
       </w:r>
-      <w:bookmarkEnd w:id="186"/>
+      <w:bookmarkEnd w:id="187"/>
     </w:p>
     <w:p>
       <w:pPr>
@@ -33102,7 +33174,7 @@
           <w:iCs/>
         </w:rPr>
       </w:pPr>
-      <w:bookmarkStart w:id="187" w:name="_Toc179465246"/>
+      <w:bookmarkStart w:id="188" w:name="_Toc179465246"/>
       <w:r>
         <w:lastRenderedPageBreak/>
         <w:t xml:space="preserve">Transmission and </w:t>
@@ -33125,7 +33197,7 @@
       <w:r>
         <w:t>onstraints</w:t>
       </w:r>
-      <w:bookmarkEnd w:id="187"/>
+      <w:bookmarkEnd w:id="188"/>
     </w:p>
     <w:p>
       <w:pPr>
@@ -34009,7 +34081,7 @@
       <w:pPr>
         <w:pStyle w:val="NRELHead02Numbered"/>
       </w:pPr>
-      <w:bookmarkStart w:id="188" w:name="_Toc179465247"/>
+      <w:bookmarkStart w:id="189" w:name="_Toc179465247"/>
       <w:r>
         <w:lastRenderedPageBreak/>
         <w:t>O</w:t>
@@ -34023,7 +34095,7 @@
       <w:r>
         <w:t>unction</w:t>
       </w:r>
-      <w:bookmarkEnd w:id="188"/>
+      <w:bookmarkEnd w:id="189"/>
     </w:p>
     <w:p>
       <w:pPr>
@@ -35644,7 +35716,7 @@
 
 <file path=word/comments.xml><?xml version="1.0" encoding="utf-8"?>
 <w:comments xmlns:wpc="http://schemas.microsoft.com/office/word/2010/wordprocessingCanvas" xmlns:cx="http://schemas.microsoft.com/office/drawing/2014/chartex" xmlns:cx1="http://schemas.microsoft.com/office/drawing/2015/9/8/chartex" xmlns:cx2="http://schemas.microsoft.com/office/drawing/2015/10/21/chartex" xmlns:cx3="http://schemas.microsoft.com/office/drawing/2016/5/9/chartex" xmlns:cx4="http://schemas.microsoft.com/office/drawing/2016/5/10/chartex" xmlns:cx5="http://schemas.microsoft.com/office/drawing/2016/5/11/chartex" xmlns:cx6="http://schemas.microsoft.com/office/drawing/2016/5/12/chartex" xmlns:cx7="http://schemas.microsoft.com/office/drawing/2016/5/13/chartex" xmlns:cx8="http://schemas.microsoft.com/office/drawing/2016/5/14/chartex" xmlns:mc="http://schemas.openxmlformats.org/markup-compatibility/2006" xmlns:aink="http://schemas.microsoft.com/office/drawing/2016/ink" xmlns:am3d="http://schemas.microsoft.com/office/drawing/2017/model3d" xmlns:o="urn:schemas-microsoft-com:office:office" xmlns:oel="http://schemas.microsoft.com/office/2019/extlst" xmlns:r="http://schemas.openxmlformats.org/officeDocument/2006/relationships" xmlns:m="http://schemas.openxmlformats.org/officeDocument/2006/math" xmlns:v="urn:schemas-microsoft-com:vml" xmlns:wp14="http://schemas.microsoft.com/office/word/2010/wordprocessingDrawing" xmlns:wp="http://schemas.openxmlformats.org/drawingml/2006/wordprocessingDrawing" xmlns:w10="urn:schemas-microsoft-com:office:word" xmlns:w="http://schemas.openxmlformats.org/wordprocessingml/2006/main" xmlns:w14="http://schemas.microsoft.com/office/word/2010/wordml" xmlns:w15="http://schemas.microsoft.com/office/word/2012/wordml" xmlns:w16cex="http://schemas.microsoft.com/office/word/2018/wordml/cex" xmlns:w16cid="http://schemas.microsoft.com/office/word/2016/wordml/cid" xmlns:w16="http://schemas.microsoft.com/office/word/2018/wordml" xmlns:w16du="http://schemas.microsoft.com/office/word/2023/wordml/word16du" xmlns:w16sdtdh="http://schemas.microsoft.com/office/word/2020/wordml/sdtdatahash" xmlns:w16se="http://schemas.microsoft.com/office/word/2015/wordml/symex" xmlns:wpg="http://schemas.microsoft.com/office/word/2010/wordprocessingGroup" xmlns:wpi="http://schemas.microsoft.com/office/word/2010/wordprocessingInk" xmlns:wne="http://schemas.microsoft.com/office/word/2006/wordml" xmlns:wps="http://schemas.microsoft.com/office/word/2010/wordprocessingShape" mc:Ignorable="w14 w15 w16se w16cid w16 w16cex w16sdtdh w16du wp14">
-  <w:comment w:id="135" w:author="Li, Yijin" w:date="2024-12-11T12:40:00Z" w:initials="YL">
+  <w:comment w:id="136" w:author="Li, Yijin" w:date="2024-12-11T12:40:00Z" w:initials="YL">
     <w:p>
       <w:r>
         <w:rPr>
@@ -35669,7 +35741,7 @@
       </w:r>
     </w:p>
   </w:comment>
-  <w:comment w:id="168" w:author="Li, Yijin" w:date="2024-09-10T20:58:00Z" w:initials="LY">
+  <w:comment w:id="169" w:author="Li, Yijin" w:date="2024-09-10T20:58:00Z" w:initials="LY">
     <w:p>
       <w:r>
         <w:rPr>
@@ -39021,6 +39093,9 @@
 <w15:people xmlns:wpc="http://schemas.microsoft.com/office/word/2010/wordprocessingCanvas" xmlns:cx="http://schemas.microsoft.com/office/drawing/2014/chartex" xmlns:cx1="http://schemas.microsoft.com/office/drawing/2015/9/8/chartex" xmlns:cx2="http://schemas.microsoft.com/office/drawing/2015/10/21/chartex" xmlns:cx3="http://schemas.microsoft.com/office/drawing/2016/5/9/chartex" xmlns:cx4="http://schemas.microsoft.com/office/drawing/2016/5/10/chartex" xmlns:cx5="http://schemas.microsoft.com/office/drawing/2016/5/11/chartex" xmlns:cx6="http://schemas.microsoft.com/office/drawing/2016/5/12/chartex" xmlns:cx7="http://schemas.microsoft.com/office/drawing/2016/5/13/chartex" xmlns:cx8="http://schemas.microsoft.com/office/drawing/2016/5/14/chartex" xmlns:mc="http://schemas.openxmlformats.org/markup-compatibility/2006" xmlns:aink="http://schemas.microsoft.com/office/drawing/2016/ink" xmlns:am3d="http://schemas.microsoft.com/office/drawing/2017/model3d" xmlns:o="urn:schemas-microsoft-com:office:office" xmlns:oel="http://schemas.microsoft.com/office/2019/extlst" xmlns:r="http://schemas.openxmlformats.org/officeDocument/2006/relationships" xmlns:m="http://schemas.openxmlformats.org/officeDocument/2006/math" xmlns:v="urn:schemas-microsoft-com:vml" xmlns:wp14="http://schemas.microsoft.com/office/word/2010/wordprocessingDrawing" xmlns:wp="http://schemas.openxmlformats.org/drawingml/2006/wordprocessingDrawing" xmlns:w10="urn:schemas-microsoft-com:office:word" xmlns:w="http://schemas.openxmlformats.org/wordprocessingml/2006/main" xmlns:w14="http://schemas.microsoft.com/office/word/2010/wordml" xmlns:w15="http://schemas.microsoft.com/office/word/2012/wordml" xmlns:w16cex="http://schemas.microsoft.com/office/word/2018/wordml/cex" xmlns:w16cid="http://schemas.microsoft.com/office/word/2016/wordml/cid" xmlns:w16="http://schemas.microsoft.com/office/word/2018/wordml" xmlns:w16du="http://schemas.microsoft.com/office/word/2023/wordml/word16du" xmlns:w16sdtdh="http://schemas.microsoft.com/office/word/2020/wordml/sdtdatahash" xmlns:w16se="http://schemas.microsoft.com/office/word/2015/wordml/symex" xmlns:wpg="http://schemas.microsoft.com/office/word/2010/wordprocessingGroup" xmlns:wpi="http://schemas.microsoft.com/office/word/2010/wordprocessingInk" xmlns:wne="http://schemas.microsoft.com/office/word/2006/wordml" xmlns:wps="http://schemas.microsoft.com/office/word/2010/wordprocessingShape" mc:Ignorable="w14 w15 w16se w16cid w16 w16cex w16sdtdh w16du wp14">
   <w15:person w15:author="Li, Yijin">
     <w15:presenceInfo w15:providerId="AD" w15:userId="S::yli6@nrel.gov::edae5541-7fb9-41b6-b415-ed39d6d065ce"/>
+  </w15:person>
+  <w15:person w15:author="Brauch, Joe">
+    <w15:presenceInfo w15:providerId="AD" w15:userId="S::jbrauch@nrel.gov::ca12666d-7e87-48c5-8247-4c52ab393435"/>
   </w15:person>
 </w15:people>
 </file>
@@ -41472,12 +41547,6 @@
 </file>
 
 <file path=customXml/item1.xml><?xml version="1.0" encoding="utf-8"?>
-<p:properties xmlns:p="http://schemas.microsoft.com/office/2006/metadata/properties" xmlns:xsi="http://www.w3.org/2001/XMLSchema-instance" xmlns:pc="http://schemas.microsoft.com/office/infopath/2007/PartnerControls">
-  <documentManagement/>
-</p:properties>
-</file>
-
-<file path=customXml/item2.xml><?xml version="1.0" encoding="utf-8"?>
 <ct:contentTypeSchema xmlns:ct="http://schemas.microsoft.com/office/2006/metadata/contentType" xmlns:ma="http://schemas.microsoft.com/office/2006/metadata/properties/metaAttributes" ct:_="" ma:_="" ma:contentTypeName="Document" ma:contentTypeID="0x0101002A753C0138DF7844A934089D77451537" ma:contentTypeVersion="2" ma:contentTypeDescription="Create a new document." ma:contentTypeScope="" ma:versionID="96c54e059acb5f0eb43749fc5d225b23">
   <xsd:schema xmlns:xsd="http://www.w3.org/2001/XMLSchema" xmlns:xs="http://www.w3.org/2001/XMLSchema" xmlns:p="http://schemas.microsoft.com/office/2006/metadata/properties" xmlns:ns2="3d3e8831-6e63-47dc-a67b-b5409d0f3138" targetNamespace="http://schemas.microsoft.com/office/2006/metadata/properties" ma:root="true" ma:fieldsID="549fd1454158b6ccc14cdcf346f4fb16" ns2:_="">
     <xsd:import namespace="3d3e8831-6e63-47dc-a67b-b5409d0f3138"/>
@@ -41609,11 +41678,13 @@
 </ct:contentTypeSchema>
 </file>
 
-<file path=customXml/item3.xml><?xml version="1.0" encoding="utf-8"?>
-<b:Sources xmlns:b="http://schemas.openxmlformats.org/officeDocument/2006/bibliography" xmlns="http://schemas.openxmlformats.org/officeDocument/2006/bibliography" SelectedStyle="\APA.XSL" StyleName="APA Fifth Edition"/>
+<file path=customXml/item2.xml><?xml version="1.0" encoding="utf-8"?>
+<p:properties xmlns:p="http://schemas.microsoft.com/office/2006/metadata/properties" xmlns:xsi="http://www.w3.org/2001/XMLSchema-instance" xmlns:pc="http://schemas.microsoft.com/office/infopath/2007/PartnerControls">
+  <documentManagement/>
+</p:properties>
 </file>
 
-<file path=customXml/item4.xml><?xml version="1.0" encoding="utf-8"?>
+<file path=customXml/item3.xml><?xml version="1.0" encoding="utf-8"?>
 <?mso-contentType ?>
 <FormTemplates xmlns="http://schemas.microsoft.com/sharepoint/v3/contenttype/forms">
   <Display>DocumentLibraryForm</Display>
@@ -41622,16 +41693,11 @@
 </FormTemplates>
 </file>
 
-<file path=customXml/itemProps1.xml><?xml version="1.0" encoding="utf-8"?>
-<ds:datastoreItem xmlns:ds="http://schemas.openxmlformats.org/officeDocument/2006/customXml" ds:itemID="{4DB140F3-9185-4419-B48B-206E6423DF64}">
-  <ds:schemaRefs>
-    <ds:schemaRef ds:uri="http://schemas.microsoft.com/office/2006/metadata/properties"/>
-    <ds:schemaRef ds:uri="http://schemas.microsoft.com/office/infopath/2007/PartnerControls"/>
-  </ds:schemaRefs>
-</ds:datastoreItem>
+<file path=customXml/item4.xml><?xml version="1.0" encoding="utf-8"?>
+<b:Sources xmlns:b="http://schemas.openxmlformats.org/officeDocument/2006/bibliography" xmlns="http://schemas.openxmlformats.org/officeDocument/2006/bibliography" SelectedStyle="\APA.XSL" StyleName="APA Fifth Edition"/>
 </file>
 
-<file path=customXml/itemProps2.xml><?xml version="1.0" encoding="utf-8"?>
+<file path=customXml/itemProps1.xml><?xml version="1.0" encoding="utf-8"?>
 <ds:datastoreItem xmlns:ds="http://schemas.openxmlformats.org/officeDocument/2006/customXml" ds:itemID="{C56DA9F5-F417-4E3E-8F62-40A8378D7EC8}">
   <ds:schemaRefs>
     <ds:schemaRef ds:uri="http://schemas.microsoft.com/office/2006/metadata/contentType"/>
@@ -41649,18 +41715,27 @@
 </ds:datastoreItem>
 </file>
 
+<file path=customXml/itemProps2.xml><?xml version="1.0" encoding="utf-8"?>
+<ds:datastoreItem xmlns:ds="http://schemas.openxmlformats.org/officeDocument/2006/customXml" ds:itemID="{4DB140F3-9185-4419-B48B-206E6423DF64}">
+  <ds:schemaRefs>
+    <ds:schemaRef ds:uri="http://schemas.microsoft.com/office/2006/metadata/properties"/>
+    <ds:schemaRef ds:uri="http://schemas.microsoft.com/office/infopath/2007/PartnerControls"/>
+  </ds:schemaRefs>
+</ds:datastoreItem>
+</file>
+
 <file path=customXml/itemProps3.xml><?xml version="1.0" encoding="utf-8"?>
-<ds:datastoreItem xmlns:ds="http://schemas.openxmlformats.org/officeDocument/2006/customXml" ds:itemID="{22559CBF-6854-4BAD-8423-09C571AC1F1D}">
+<ds:datastoreItem xmlns:ds="http://schemas.openxmlformats.org/officeDocument/2006/customXml" ds:itemID="{D7F14D97-508F-4A59-83FB-5D81588101D8}">
   <ds:schemaRefs>
-    <ds:schemaRef ds:uri="http://schemas.openxmlformats.org/officeDocument/2006/bibliography"/>
+    <ds:schemaRef ds:uri="http://schemas.microsoft.com/sharepoint/v3/contenttype/forms"/>
   </ds:schemaRefs>
 </ds:datastoreItem>
 </file>
 
 <file path=customXml/itemProps4.xml><?xml version="1.0" encoding="utf-8"?>
-<ds:datastoreItem xmlns:ds="http://schemas.openxmlformats.org/officeDocument/2006/customXml" ds:itemID="{D7F14D97-508F-4A59-83FB-5D81588101D8}">
+<ds:datastoreItem xmlns:ds="http://schemas.openxmlformats.org/officeDocument/2006/customXml" ds:itemID="{22559CBF-6854-4BAD-8423-09C571AC1F1D}">
   <ds:schemaRefs>
-    <ds:schemaRef ds:uri="http://schemas.microsoft.com/sharepoint/v3/contenttype/forms"/>
+    <ds:schemaRef ds:uri="http://schemas.openxmlformats.org/officeDocument/2006/bibliography"/>
   </ds:schemaRefs>
 </ds:datastoreItem>
 </file>

--- a/HYPSTAT Full Documentation.docx
+++ b/HYPSTAT Full Documentation.docx
@@ -1,6 +1,6 @@
 
 <file path=word/document.xml><?xml version="1.0" encoding="utf-8"?>
-<w:document xmlns:wpc="http://schemas.microsoft.com/office/word/2010/wordprocessingCanvas" xmlns:cx="http://schemas.microsoft.com/office/drawing/2014/chartex" xmlns:cx1="http://schemas.microsoft.com/office/drawing/2015/9/8/chartex" xmlns:cx2="http://schemas.microsoft.com/office/drawing/2015/10/21/chartex" xmlns:cx3="http://schemas.microsoft.com/office/drawing/2016/5/9/chartex" xmlns:cx4="http://schemas.microsoft.com/office/drawing/2016/5/10/chartex" xmlns:cx5="http://schemas.microsoft.com/office/drawing/2016/5/11/chartex" xmlns:cx6="http://schemas.microsoft.com/office/drawing/2016/5/12/chartex" xmlns:cx7="http://schemas.microsoft.com/office/drawing/2016/5/13/chartex" xmlns:cx8="http://schemas.microsoft.com/office/drawing/2016/5/14/chartex" xmlns:mc="http://schemas.openxmlformats.org/markup-compatibility/2006" xmlns:aink="http://schemas.microsoft.com/office/drawing/2016/ink" xmlns:am3d="http://schemas.microsoft.com/office/drawing/2017/model3d" xmlns:o="urn:schemas-microsoft-com:office:office" xmlns:oel="http://schemas.microsoft.com/office/2019/extlst" xmlns:r="http://schemas.openxmlformats.org/officeDocument/2006/relationships" xmlns:m="http://schemas.openxmlformats.org/officeDocument/2006/math" xmlns:v="urn:schemas-microsoft-com:vml" xmlns:wp14="http://schemas.microsoft.com/office/word/2010/wordprocessingDrawing" xmlns:wp="http://schemas.openxmlformats.org/drawingml/2006/wordprocessingDrawing" xmlns:w10="urn:schemas-microsoft-com:office:word" xmlns:w="http://schemas.openxmlformats.org/wordprocessingml/2006/main" xmlns:w14="http://schemas.microsoft.com/office/word/2010/wordml" xmlns:w15="http://schemas.microsoft.com/office/word/2012/wordml" xmlns:w16cex="http://schemas.microsoft.com/office/word/2018/wordml/cex" xmlns:w16cid="http://schemas.microsoft.com/office/word/2016/wordml/cid" xmlns:w16="http://schemas.microsoft.com/office/word/2018/wordml" xmlns:w16du="http://schemas.microsoft.com/office/word/2023/wordml/word16du" xmlns:w16sdtdh="http://schemas.microsoft.com/office/word/2020/wordml/sdtdatahash" xmlns:w16se="http://schemas.microsoft.com/office/word/2015/wordml/symex" xmlns:wpg="http://schemas.microsoft.com/office/word/2010/wordprocessingGroup" xmlns:wpi="http://schemas.microsoft.com/office/word/2010/wordprocessingInk" xmlns:wne="http://schemas.microsoft.com/office/word/2006/wordml" xmlns:wps="http://schemas.microsoft.com/office/word/2010/wordprocessingShape" mc:Ignorable="w14 w15 w16se w16cid w16 w16cex w16sdtdh w16du wp14">
+<w:document xmlns:wpc="http://schemas.microsoft.com/office/word/2010/wordprocessingCanvas" xmlns:cx="http://schemas.microsoft.com/office/drawing/2014/chartex" xmlns:cx1="http://schemas.microsoft.com/office/drawing/2015/9/8/chartex" xmlns:cx2="http://schemas.microsoft.com/office/drawing/2015/10/21/chartex" xmlns:cx3="http://schemas.microsoft.com/office/drawing/2016/5/9/chartex" xmlns:cx4="http://schemas.microsoft.com/office/drawing/2016/5/10/chartex" xmlns:cx5="http://schemas.microsoft.com/office/drawing/2016/5/11/chartex" xmlns:cx6="http://schemas.microsoft.com/office/drawing/2016/5/12/chartex" xmlns:cx7="http://schemas.microsoft.com/office/drawing/2016/5/13/chartex" xmlns:cx8="http://schemas.microsoft.com/office/drawing/2016/5/14/chartex" xmlns:mc="http://schemas.openxmlformats.org/markup-compatibility/2006" xmlns:aink="http://schemas.microsoft.com/office/drawing/2016/ink" xmlns:am3d="http://schemas.microsoft.com/office/drawing/2017/model3d" xmlns:o="urn:schemas-microsoft-com:office:office" xmlns:oel="http://schemas.microsoft.com/office/2019/extlst" xmlns:r="http://schemas.openxmlformats.org/officeDocument/2006/relationships" xmlns:m="http://schemas.openxmlformats.org/officeDocument/2006/math" xmlns:v="urn:schemas-microsoft-com:vml" xmlns:wp14="http://schemas.microsoft.com/office/word/2010/wordprocessingDrawing" xmlns:wp="http://schemas.openxmlformats.org/drawingml/2006/wordprocessingDrawing" xmlns:w10="urn:schemas-microsoft-com:office:word" xmlns:w="http://schemas.openxmlformats.org/wordprocessingml/2006/main" xmlns:w14="http://schemas.microsoft.com/office/word/2010/wordml" xmlns:w15="http://schemas.microsoft.com/office/word/2012/wordml" xmlns:w16cex="http://schemas.microsoft.com/office/word/2018/wordml/cex" xmlns:w16cid="http://schemas.microsoft.com/office/word/2016/wordml/cid" xmlns:w16="http://schemas.microsoft.com/office/word/2018/wordml" xmlns:w16du="http://schemas.microsoft.com/office/word/2023/wordml/word16du" xmlns:w16sdtdh="http://schemas.microsoft.com/office/word/2020/wordml/sdtdatahash" xmlns:w16sdtfl="http://schemas.microsoft.com/office/word/2024/wordml/sdtformatlock" xmlns:w16se="http://schemas.microsoft.com/office/word/2015/wordml/symex" xmlns:wpg="http://schemas.microsoft.com/office/word/2010/wordprocessingGroup" xmlns:wpi="http://schemas.microsoft.com/office/word/2010/wordprocessingInk" xmlns:wne="http://schemas.microsoft.com/office/word/2006/wordml" xmlns:wps="http://schemas.microsoft.com/office/word/2010/wordprocessingShape" mc:Ignorable="w14 w15 w16se w16cid w16 w16cex w16sdtdh w16sdtfl w16du wp14">
   <w:body>
     <w:p>
       <w:bookmarkStart w:id="0" w:name="_Toc131909737"/>
@@ -34,15 +34,7 @@
         <w:pStyle w:val="NRELByline"/>
       </w:pPr>
       <w:r>
-        <w:t xml:space="preserve">Joe Brauch, Yijin Li, Steven Percy, Jesse Cruce, Mark </w:t>
-      </w:r>
-      <w:proofErr w:type="gramStart"/>
-      <w:r>
-        <w:t>Ruth?,</w:t>
-      </w:r>
-      <w:proofErr w:type="gramEnd"/>
-      <w:r>
-        <w:t xml:space="preserve"> Laura Vimmerstedt?</w:t>
+        <w:t>Joe Brauch, Yijin Li, Steven Percy, Jesse Cruce, Mark Ruth?, Laura Vimmerstedt?</w:t>
       </w:r>
     </w:p>
     <w:p>
@@ -513,11 +505,7 @@
       <w:bookmarkStart w:id="13" w:name="_Toc179465200"/>
       <w:r>
         <w:lastRenderedPageBreak/>
-        <w:t xml:space="preserve">Executive </w:t>
-      </w:r>
-      <w:proofErr w:type="spellStart"/>
-      <w:r>
-        <w:t>Summary</w:t>
+        <w:t>Executive Summary</w:t>
       </w:r>
       <w:bookmarkEnd w:id="13"/>
     </w:p>
@@ -526,11 +514,7 @@
         <w:pStyle w:val="NRELBodyText"/>
       </w:pPr>
       <w:r>
-        <w:t>The</w:t>
-      </w:r>
-      <w:proofErr w:type="spellEnd"/>
-      <w:r>
-        <w:t xml:space="preserve"> Hydrogen Production, Storage, and Transmission Analysis Tool (HYPSTAT) is a modeling framework developed by the National Renewable Energy Laboratory (NREL) to support the analysis of hydrogen systems. HYPSTAT focuses on key components of hydrogen infrastructure, particularly electrolytic hydrogen production, hydrogen storage, and hydrogen transmission, as part of the transition to decarbonized energy systems</w:t>
+        <w:t>The Hydrogen Production, Storage, and Transmission Analysis Tool (HYPSTAT) is a modeling framework developed by the National Renewable Energy Laboratory (NREL) to support the analysis of hydrogen systems. HYPSTAT focuses on key components of hydrogen infrastructure, particularly electrolytic hydrogen production, hydrogen storage, and hydrogen transmission, as part of the transition to decarbonized energy systems</w:t>
       </w:r>
     </w:p>
     <w:p>
@@ -538,15 +522,7 @@
         <w:pStyle w:val="NRELBodyText"/>
       </w:pPr>
       <w:r>
-        <w:t xml:space="preserve">HYPSTAT operates as a supply-to-demand model, taking a fixed exogenous demand as input and optimizing the design and operation of the hydrogen system to meet that demand. It determines cost-optimal configurations based on specified technology options and system constraints. HYPSTAT formulates the hydrogen system as a linear or mixed-integer linear optimization problem using the </w:t>
-      </w:r>
-      <w:proofErr w:type="spellStart"/>
-      <w:r>
-        <w:t>Pyomo</w:t>
-      </w:r>
-      <w:proofErr w:type="spellEnd"/>
-      <w:r>
-        <w:t xml:space="preserve"> package in Python. The tool supports key processes such as input handling, model formulation, and solving. While basic output processing capabilities are under development, the primary focus remains on model formulation and optimization. HYPSTAT can be configured in two optimization modes: mixed-integer and fully linear. The mixed-integer mode captures non-linear pipeline costs, while the fully linear mode simplifies the formulation and reduces solve times.</w:t>
+        <w:t>HYPSTAT operates as a supply-to-demand model, taking a fixed exogenous demand as input and optimizing the design and operation of the hydrogen system to meet that demand. It determines cost-optimal configurations based on specified technology options and system constraints. HYPSTAT formulates the hydrogen system as a linear or mixed-integer linear optimization problem using the Pyomo package in Python. The tool supports key processes such as input handling, model formulation, and solving. While basic output processing capabilities are under development, the primary focus remains on model formulation and optimization. HYPSTAT can be configured in two optimization modes: mixed-integer and fully linear. The mixed-integer mode captures non-linear pipeline costs, while the fully linear mode simplifies the formulation and reduces solve times.</w:t>
       </w:r>
     </w:p>
     <w:p>
@@ -5505,15 +5481,7 @@
         <w:pStyle w:val="NRELBodyText"/>
       </w:pPr>
       <w:r>
-        <w:t xml:space="preserve">HYPSTAT is a supply-to-demand hydrogen system modeling tool developed by the National Renewable Energy Laboratory (NREL) to analyze hydrogen production, storage, and transmission infrastructure. It focuses on cost-optimization of hydrogen systems based on fixed exogenous demand, electrolytic hydrogen production, hydrogen storage, and transmission. HYPSTAT utilizes linear and mixed-integer linear optimization models, primarily formulated using the </w:t>
-      </w:r>
-      <w:proofErr w:type="spellStart"/>
-      <w:r>
-        <w:t>Pyomo</w:t>
-      </w:r>
-      <w:proofErr w:type="spellEnd"/>
-      <w:r>
-        <w:t xml:space="preserve"> package in Python. It is designed to simulate system-wide hydrogen infrastructure needs, offering insights into system configurations and helping policymakers and energy planners make informed decisions.</w:t>
+        <w:t>HYPSTAT is a supply-to-demand hydrogen system modeling tool developed by the National Renewable Energy Laboratory (NREL) to analyze hydrogen production, storage, and transmission infrastructure. It focuses on cost-optimization of hydrogen systems based on fixed exogenous demand, electrolytic hydrogen production, hydrogen storage, and transmission. HYPSTAT utilizes linear and mixed-integer linear optimization models, primarily formulated using the Pyomo package in Python. It is designed to simulate system-wide hydrogen infrastructure needs, offering insights into system configurations and helping policymakers and energy planners make informed decisions.</w:t>
       </w:r>
     </w:p>
     <w:p>
@@ -5913,11 +5881,7 @@
         </w:rPr>
       </w:pPr>
       <w:r>
-        <w:t xml:space="preserve">Transmission (pipeline or tank-based) location &amp; size: For accurate pipeline location, use the two-step solve approach, which refines pipeline locations after an initial coarser resolution </w:t>
-      </w:r>
-      <w:proofErr w:type="spellStart"/>
-      <w:r>
-        <w:t>solve.</w:t>
+        <w:t>Transmission (pipeline or tank-based) location &amp; size: For accurate pipeline location, use the two-step solve approach, which refines pipeline locations after an initial coarser resolution solve.</w:t>
       </w:r>
       <w:del w:id="30" w:author="Li, Yijin" w:date="2024-12-11T13:03:00Z" w16du:dateUtc="2024-12-11T21:03:00Z">
         <w:r>
@@ -5931,11 +5895,7 @@
       </w:pPr>
       <w:bookmarkStart w:id="31" w:name="_Toc179465203"/>
       <w:r>
-        <w:t>Formatting</w:t>
-      </w:r>
-      <w:proofErr w:type="spellEnd"/>
-      <w:r>
-        <w:t xml:space="preserve"> your inputs</w:t>
+        <w:t>Formatting your inputs</w:t>
       </w:r>
       <w:bookmarkEnd w:id="31"/>
     </w:p>
@@ -6075,15 +6035,7 @@
         <w:pStyle w:val="NRELBodyText"/>
       </w:pPr>
       <w:r>
-        <w:t xml:space="preserve">Use the HYPSTAT class to load your inputs from the YAML configuration file using the </w:t>
-      </w:r>
-      <w:proofErr w:type="spellStart"/>
-      <w:r>
-        <w:t>load_inputs</w:t>
-      </w:r>
-      <w:proofErr w:type="spellEnd"/>
-      <w:r>
-        <w:t xml:space="preserve"> method.</w:t>
+        <w:t>Use the HYPSTAT class to load your inputs from the YAML configuration file using the load_inputs method.</w:t>
       </w:r>
     </w:p>
     <w:p>
@@ -6099,23 +6051,7 @@
         <w:pStyle w:val="NRELBodyText"/>
       </w:pPr>
       <w:r>
-        <w:t xml:space="preserve">Call </w:t>
-      </w:r>
-      <w:proofErr w:type="spellStart"/>
-      <w:r>
-        <w:t>load_model</w:t>
-      </w:r>
-      <w:proofErr w:type="spellEnd"/>
-      <w:r>
-        <w:t xml:space="preserve"> and </w:t>
-      </w:r>
-      <w:proofErr w:type="spellStart"/>
-      <w:r>
-        <w:t>load_constraints</w:t>
-      </w:r>
-      <w:proofErr w:type="spellEnd"/>
-      <w:r>
-        <w:t xml:space="preserve"> methods to set up the optimization problem.</w:t>
+        <w:t>Call load_model and load_constraints methods to set up the optimization problem.</w:t>
       </w:r>
     </w:p>
     <w:p>
@@ -6139,23 +6075,7 @@
         <w:pStyle w:val="NRELBodyText"/>
       </w:pPr>
       <w:r>
-        <w:t xml:space="preserve">Use the </w:t>
-      </w:r>
-      <w:proofErr w:type="spellStart"/>
-      <w:r>
-        <w:t>solve_model</w:t>
-      </w:r>
-      <w:proofErr w:type="spellEnd"/>
-      <w:r>
-        <w:t xml:space="preserve"> method with the desired solver (GLPK or </w:t>
-      </w:r>
-      <w:proofErr w:type="spellStart"/>
-      <w:r>
-        <w:t>Gurobi</w:t>
-      </w:r>
-      <w:proofErr w:type="spellEnd"/>
-      <w:r>
-        <w:t xml:space="preserve"> recommended).</w:t>
+        <w:t>Use the solve_model method with the desired solver (GLPK or Gurobi recommended).</w:t>
       </w:r>
     </w:p>
     <w:p>
@@ -6163,15 +6083,7 @@
         <w:pStyle w:val="NRELBodyText"/>
       </w:pPr>
       <w:r>
-        <w:t xml:space="preserve">Pass the </w:t>
-      </w:r>
-      <w:proofErr w:type="spellStart"/>
-      <w:r>
-        <w:t>optimize_pipelines</w:t>
-      </w:r>
-      <w:proofErr w:type="spellEnd"/>
-      <w:r>
-        <w:t xml:space="preserve"> parameter to select between mixed-integer (pipeline optimization) or fully linear (fixed pipeline locations) modes.</w:t>
+        <w:t>Pass the optimize_pipelines parameter to select between mixed-integer (pipeline optimization) or fully linear (fixed pipeline locations) modes.</w:t>
       </w:r>
     </w:p>
     <w:p>
@@ -6204,15 +6116,7 @@
         <w:pStyle w:val="NRELBodyText"/>
       </w:pPr>
       <w:r>
-        <w:t xml:space="preserve">Use the </w:t>
-      </w:r>
-      <w:proofErr w:type="spellStart"/>
-      <w:r>
-        <w:t>write_outputs</w:t>
-      </w:r>
-      <w:proofErr w:type="spellEnd"/>
-      <w:r>
-        <w:t xml:space="preserve"> method to save model results to CSV files.</w:t>
+        <w:t>Use the write_outputs method to save model results to CSV files.</w:t>
       </w:r>
     </w:p>
     <w:p>
@@ -6220,11 +6124,7 @@
         <w:pStyle w:val="NRELBodyText"/>
       </w:pPr>
       <w:r>
-        <w:t xml:space="preserve">Specify output paths and handle overwriting options </w:t>
-      </w:r>
-      <w:proofErr w:type="spellStart"/>
-      <w:r>
-        <w:t>as</w:t>
+        <w:t>Specify output paths and handle overwriting options as</w:t>
       </w:r>
       <w:del w:id="36" w:author="Li, Yijin" w:date="2024-12-11T13:15:00Z" w16du:dateUtc="2024-12-11T21:15:00Z">
         <w:r>
@@ -6235,11 +6135,7 @@
         </w:r>
       </w:del>
       <w:r>
-        <w:t>necessary</w:t>
-      </w:r>
-      <w:proofErr w:type="spellEnd"/>
-      <w:r>
-        <w:t>. ---</w:t>
+        <w:t>necessary. ---</w:t>
       </w:r>
     </w:p>
     <w:p>
@@ -6307,11 +6203,7 @@
       </w:del>
       <w:ins w:id="44" w:author="Li, Yijin" w:date="2024-12-10T16:02:00Z" w16du:dateUtc="2024-12-11T00:02:00Z">
         <w:r>
-          <w:t xml:space="preserve">infrastructure </w:t>
-        </w:r>
-        <w:proofErr w:type="gramStart"/>
-        <w:r>
-          <w:t>needs</w:t>
+          <w:t>infrastructure needs</w:t>
         </w:r>
       </w:ins>
       <w:r>
@@ -6323,11 +6215,7 @@
         </w:r>
       </w:ins>
       <w:r>
-        <w:t xml:space="preserve"> particularly</w:t>
-      </w:r>
-      <w:proofErr w:type="gramEnd"/>
-      <w:r>
-        <w:t xml:space="preserve"> for transitioning to decarbonized energy systems </w:t>
+        <w:t xml:space="preserve"> particularly for transitioning to decarbonized energy systems </w:t>
       </w:r>
       <w:del w:id="46" w:author="Li, Yijin" w:date="2024-12-10T16:04:00Z" w16du:dateUtc="2024-12-11T00:04:00Z">
         <w:r>
@@ -6432,15 +6320,7 @@
         <w:pStyle w:val="NRELBodyText"/>
       </w:pPr>
       <w:r>
-        <w:t>Within the HYPSTAT model and this documentation, we use certain terminology to refer to specific things like electricity generation or hydrogen production. These often have standard abbreviations in our code base and naming conventions. In general, we use “generation” (gen) to refer to electricity generation, “production” (prod) to refer to hydrogen production, “storage” (</w:t>
-      </w:r>
-      <w:proofErr w:type="spellStart"/>
-      <w:r>
-        <w:t>stor</w:t>
-      </w:r>
-      <w:proofErr w:type="spellEnd"/>
-      <w:r>
-        <w:t>) to refer to physical hydrogen storage, and “transmission” (trans or transmission) to refer to physical hydrogen transport. In these categories, we refer to “technologies” (tech) for different types of technology, for example:</w:t>
+        <w:t>Within the HYPSTAT model and this documentation, we use certain terminology to refer to specific things like electricity generation or hydrogen production. These often have standard abbreviations in our code base and naming conventions. In general, we use “generation” (gen) to refer to electricity generation, “production” (prod) to refer to hydrogen production, “storage” (stor) to refer to physical hydrogen storage, and “transmission” (trans or transmission) to refer to physical hydrogen transport. In these categories, we refer to “technologies” (tech) for different types of technology, for example:</w:t>
       </w:r>
     </w:p>
     <w:p>
@@ -6702,15 +6582,7 @@
         <w:t>Storage charging</w:t>
       </w:r>
       <w:r>
-        <w:t>: injecting hydrogen into hydrogen storage (</w:t>
-      </w:r>
-      <w:proofErr w:type="gramStart"/>
-      <w:r>
-        <w:t>similar to</w:t>
-      </w:r>
-      <w:proofErr w:type="gramEnd"/>
-      <w:r>
-        <w:t xml:space="preserve"> charging a battery)</w:t>
+        <w:t>: injecting hydrogen into hydrogen storage (similar to charging a battery)</w:t>
       </w:r>
       <w:ins w:id="63" w:author="Li, Yijin" w:date="2024-12-11T10:02:00Z" w16du:dateUtc="2024-12-11T18:02:00Z">
         <w:r>
@@ -6753,15 +6625,7 @@
         <w:t>:</w:t>
       </w:r>
       <w:r>
-        <w:t xml:space="preserve"> withdrawing hydrogen from hydrogen storage (</w:t>
-      </w:r>
-      <w:proofErr w:type="gramStart"/>
-      <w:r>
-        <w:t>similar to</w:t>
-      </w:r>
-      <w:proofErr w:type="gramEnd"/>
-      <w:r>
-        <w:t xml:space="preserve"> discharging or using energy from a battery)</w:t>
+        <w:t xml:space="preserve"> withdrawing hydrogen from hydrogen storage (similar to discharging or using energy from a battery)</w:t>
       </w:r>
       <w:ins w:id="68" w:author="Li, Yijin" w:date="2024-12-11T10:04:00Z" w16du:dateUtc="2024-12-11T18:04:00Z">
         <w:r>
@@ -6977,21 +6841,8 @@
       <w:pPr>
         <w:pStyle w:val="NRELBodyText"/>
       </w:pPr>
-      <w:proofErr w:type="gramStart"/>
-      <w:r>
-        <w:t>In particular, note</w:t>
-      </w:r>
-      <w:proofErr w:type="gramEnd"/>
-      <w:r>
-        <w:t xml:space="preserve"> that the only conversion factor that is a user-specified input is </w:t>
-      </w:r>
-      <w:proofErr w:type="gramStart"/>
-      <w:r>
-        <w:t>a hydrogen</w:t>
-      </w:r>
-      <w:proofErr w:type="gramEnd"/>
-      <w:r>
-        <w:t xml:space="preserve"> production efficiency, designed to be a figure in kWh electricity/kg hydrogen.</w:t>
+      <w:r>
+        <w:t>In particular, note that the only conversion factor that is a user-specified input is a hydrogen production efficiency, designed to be a figure in kWh electricity/kg hydrogen.</w:t>
       </w:r>
     </w:p>
     <w:p>
@@ -7097,15 +6948,7 @@
           <w:t xml:space="preserve">Hydrogen storage charge and discharge: </w:t>
         </w:r>
         <w:r>
-          <w:t>kg/</w:t>
-        </w:r>
-        <w:proofErr w:type="spellStart"/>
-        <w:r>
-          <w:t>hr</w:t>
-        </w:r>
-        <w:proofErr w:type="spellEnd"/>
-        <w:r>
-          <w:t xml:space="preserve"> (in inputs) or kg/period (in code</w:t>
+          <w:t>kg/hr (in inputs) or kg/period (in code</w:t>
         </w:r>
         <w:r>
           <w:t xml:space="preserve"> and model outputs)</w:t>
@@ -7138,15 +6981,7 @@
         <w:t xml:space="preserve">: </w:t>
       </w:r>
       <w:r>
-        <w:t>kg/</w:t>
-      </w:r>
-      <w:proofErr w:type="spellStart"/>
-      <w:r>
-        <w:t>hr</w:t>
-      </w:r>
-      <w:proofErr w:type="spellEnd"/>
-      <w:r>
-        <w:t xml:space="preserve"> (in inputs) or kg/period (in code</w:t>
+        <w:t>kg/hr (in inputs) or kg/period (in code</w:t>
       </w:r>
       <w:r>
         <w:t xml:space="preserve"> and model outputs)</w:t>
@@ -7332,13 +7167,8 @@
         <w:r>
           <w:t xml:space="preserve"> (</w:t>
         </w:r>
-        <w:proofErr w:type="gramStart"/>
-        <w:r>
-          <w:t>additional</w:t>
-        </w:r>
-        <w:proofErr w:type="gramEnd"/>
-        <w:r>
-          <w:t xml:space="preserve"> </w:t>
+        <w:r>
+          <w:t xml:space="preserve">additional </w:t>
         </w:r>
         <w:r>
           <w:t xml:space="preserve">hydrogen production </w:t>
@@ -7717,18 +7547,9 @@
                   <w:sz w:val="18"/>
                   <w:szCs w:val="18"/>
                 </w:rPr>
-                <w:t xml:space="preserve"> </w:t>
-              </w:r>
-              <w:proofErr w:type="spellStart"/>
-              <w:r>
-                <w:rPr>
-                  <w:sz w:val="18"/>
-                  <w:szCs w:val="18"/>
-                </w:rPr>
-                <w:t>constaint</w:t>
+                <w:t xml:space="preserve"> constaint</w:t>
               </w:r>
             </w:ins>
-            <w:proofErr w:type="spellEnd"/>
             <w:ins w:id="110" w:author="Li, Yijin" w:date="2024-12-11T12:22:00Z" w16du:dateUtc="2024-12-11T20:22:00Z">
               <w:r>
                 <w:rPr>
@@ -7761,39 +7582,7 @@
                 <w:sz w:val="18"/>
                 <w:szCs w:val="18"/>
               </w:rPr>
-              <w:t xml:space="preserve">eneration profiles which specify how </w:t>
-            </w:r>
-            <w:proofErr w:type="gramStart"/>
-            <w:r>
-              <w:rPr>
-                <w:sz w:val="18"/>
-                <w:szCs w:val="18"/>
-              </w:rPr>
-              <w:t>much is</w:t>
-            </w:r>
-            <w:proofErr w:type="gramEnd"/>
-            <w:r>
-              <w:rPr>
-                <w:sz w:val="18"/>
-                <w:szCs w:val="18"/>
-              </w:rPr>
-              <w:t xml:space="preserve"> electricity can be produced in each </w:t>
-            </w:r>
-            <w:proofErr w:type="gramStart"/>
-            <w:r>
-              <w:rPr>
-                <w:sz w:val="18"/>
-                <w:szCs w:val="18"/>
-              </w:rPr>
-              <w:t>time period</w:t>
-            </w:r>
-            <w:proofErr w:type="gramEnd"/>
-            <w:r>
-              <w:rPr>
-                <w:sz w:val="18"/>
-                <w:szCs w:val="18"/>
-              </w:rPr>
-              <w:t xml:space="preserve"> (e.g., to represent renewable profiles)</w:t>
+              <w:t>eneration profiles which specify how much is electricity can be produced in each time period (e.g., to represent renewable profiles)</w:t>
             </w:r>
           </w:p>
         </w:tc>
@@ -8033,23 +7822,7 @@
                 <w:sz w:val="18"/>
                 <w:szCs w:val="18"/>
               </w:rPr>
-              <w:t xml:space="preserve"> (</w:t>
-            </w:r>
-            <w:proofErr w:type="spellStart"/>
-            <w:r>
-              <w:rPr>
-                <w:sz w:val="18"/>
-                <w:szCs w:val="18"/>
-              </w:rPr>
-              <w:t>stor</w:t>
-            </w:r>
-            <w:proofErr w:type="spellEnd"/>
-            <w:r>
-              <w:rPr>
-                <w:sz w:val="18"/>
-                <w:szCs w:val="18"/>
-              </w:rPr>
-              <w:t>)</w:t>
+              <w:t xml:space="preserve"> (stor)</w:t>
             </w:r>
           </w:p>
         </w:tc>
@@ -8274,23 +8047,7 @@
                   <w:sz w:val="18"/>
                   <w:szCs w:val="18"/>
                 </w:rPr>
-                <w:t xml:space="preserve">CAPEX is based on pipeline size and includes a fixed CAPEX adder for </w:t>
-              </w:r>
-              <w:proofErr w:type="gramStart"/>
-              <w:r>
-                <w:rPr>
-                  <w:sz w:val="18"/>
-                  <w:szCs w:val="18"/>
-                </w:rPr>
-                <w:t>whether or not</w:t>
-              </w:r>
-              <w:proofErr w:type="gramEnd"/>
-              <w:r>
-                <w:rPr>
-                  <w:sz w:val="18"/>
-                  <w:szCs w:val="18"/>
-                </w:rPr>
-                <w:t xml:space="preserve"> the pipeline is built. Fixed OPEX is calculated as a </w:t>
+                <w:t xml:space="preserve">CAPEX is based on pipeline size and includes a fixed CAPEX adder for whether or not the pipeline is built. Fixed OPEX is calculated as a </w:t>
               </w:r>
               <w:r>
                 <w:rPr>
@@ -8558,23 +8315,7 @@
         <w:pStyle w:val="NRELBodyText"/>
       </w:pPr>
       <w:r>
-        <w:t xml:space="preserve">Electricity generation technologies produce electricity based on input generation profiles for each </w:t>
-      </w:r>
-      <w:proofErr w:type="gramStart"/>
-      <w:r>
-        <w:t>time period</w:t>
-      </w:r>
-      <w:proofErr w:type="gramEnd"/>
-      <w:r>
-        <w:t xml:space="preserve">. The profiles provide a maximum potential generation in each period per unit of capacity built—essentially, a capacity factor for that </w:t>
-      </w:r>
-      <w:proofErr w:type="gramStart"/>
-      <w:r>
-        <w:t>time period</w:t>
-      </w:r>
-      <w:proofErr w:type="gramEnd"/>
-      <w:r>
-        <w:t xml:space="preserve">. This is primarily meant to represent renewable resources for which profiles can be obtained using a tool like the System Advisor Model or </w:t>
+        <w:t xml:space="preserve">Electricity generation technologies produce electricity based on input generation profiles for each time period. The profiles provide a maximum potential generation in each period per unit of capacity built—essentially, a capacity factor for that time period. This is primarily meant to represent renewable resources for which profiles can be obtained using a tool like the System Advisor Model or </w:t>
       </w:r>
       <w:del w:id="120" w:author="Li, Yijin" w:date="2024-12-11T12:26:00Z" w16du:dateUtc="2024-12-11T20:26:00Z">
         <w:r>
@@ -8589,15 +8330,7 @@
           <w:t>Renewable Energy Potential</w:t>
         </w:r>
         <w:r>
-          <w:t xml:space="preserve"> (</w:t>
-        </w:r>
-        <w:proofErr w:type="spellStart"/>
-        <w:r>
-          <w:t>reV</w:t>
-        </w:r>
-        <w:proofErr w:type="spellEnd"/>
-        <w:r>
-          <w:t>)</w:t>
+          <w:t xml:space="preserve"> (reV)</w:t>
         </w:r>
         <w:r>
           <w:t xml:space="preserve"> Model</w:t>
@@ -8628,15 +8361,7 @@
         </w:r>
       </w:ins>
       <w:r>
-        <w:t xml:space="preserve">using the variable operating expense inputs. HYPSTAT supports profiles for operating expenses on a per unit (e.g., kWh) basis for each </w:t>
-      </w:r>
-      <w:proofErr w:type="gramStart"/>
-      <w:r>
-        <w:t>time period</w:t>
-      </w:r>
-      <w:proofErr w:type="gramEnd"/>
-      <w:r>
-        <w:t>, which can be used to represent constant or varying (e.g., wholesale) grid prices. This will require a profile and capacity limit for the grid and CAPEX and fixed OPEX inputs—we recommend setting these to zero and providing a profile of all “1s” such that the model could potentially buy as much electricity from the grid as it would like. The capacity limit can be used to place a cap on the amount of grid electricity that could be purchased (e.g., from a transmission limit), or the profile could be used if this varies with time. CAPEX and fixed OPEX for the grid could be used to represent those costs for installing a grid connection, if desired.</w:t>
+        <w:t>using the variable operating expense inputs. HYPSTAT supports profiles for operating expenses on a per unit (e.g., kWh) basis for each time period, which can be used to represent constant or varying (e.g., wholesale) grid prices. This will require a profile and capacity limit for the grid and CAPEX and fixed OPEX inputs—we recommend setting these to zero and providing a profile of all “1s” such that the model could potentially buy as much electricity from the grid as it would like. The capacity limit can be used to place a cap on the amount of grid electricity that could be purchased (e.g., from a transmission limit), or the profile could be used if this varies with time. CAPEX and fixed OPEX for the grid could be used to represent those costs for installing a grid connection, if desired.</w:t>
       </w:r>
     </w:p>
     <w:p>
@@ -8724,15 +8449,7 @@
         <w:pStyle w:val="NRELBodyText"/>
       </w:pPr>
       <w:r>
-        <w:t>CAPEX and fixed OPEX for all technologies are specified as a single, per-unit overnight CAPEX and per-unit annual OPEX cost (e.g., $/kW and $/kW-year for electrolyzers). Because it is a linear model, HYPSTAT does not allow for non-linear CAPEX relationships or varying CAPEX values at different sizes to account for economies of scale. The exception to this is pipeline transmission: because pipeline costs are highly non-linear with scale, we have developed an approach using a linear approximation of costs that can include a non-zero y-intercept. This represents pipelines as having a single, fixed CAPEX that is incurred if the pipeline is constructed, regardless of size, plus an additional CAPEX adder that is dependent on the pipeline scale. Note that we consider pipeline scale based on flow (e.g., kg/</w:t>
-      </w:r>
-      <w:proofErr w:type="spellStart"/>
-      <w:r>
-        <w:t>hr</w:t>
-      </w:r>
-      <w:proofErr w:type="spellEnd"/>
-      <w:r>
-        <w:t xml:space="preserve"> of hydrogen), not on diameter since diameter scales non-linearly with volume of flow. We find this to be a good approximation for pipeline costs:</w:t>
+        <w:t>CAPEX and fixed OPEX for all technologies are specified as a single, per-unit overnight CAPEX and per-unit annual OPEX cost (e.g., $/kW and $/kW-year for electrolyzers). Because it is a linear model, HYPSTAT does not allow for non-linear CAPEX relationships or varying CAPEX values at different sizes to account for economies of scale. The exception to this is pipeline transmission: because pipeline costs are highly non-linear with scale, we have developed an approach using a linear approximation of costs that can include a non-zero y-intercept. This represents pipelines as having a single, fixed CAPEX that is incurred if the pipeline is constructed, regardless of size, plus an additional CAPEX adder that is dependent on the pipeline scale. Note that we consider pipeline scale based on flow (e.g., kg/hr of hydrogen), not on diameter since diameter scales non-linearly with volume of flow. We find this to be a good approximation for pipeline costs:</w:t>
       </w:r>
     </w:p>
     <w:p>
@@ -8894,23 +8611,7 @@
         <w:pStyle w:val="NRELBodyText"/>
       </w:pPr>
       <w:r>
-        <w:t xml:space="preserve">HYPSTAT also allows for imports and exports in limited capacities, to allow for flexibility in a hydrogen system. Imports and exports are specified by volume limits: i.e., </w:t>
-      </w:r>
-      <w:proofErr w:type="gramStart"/>
-      <w:r>
-        <w:t>a maximum amount</w:t>
-      </w:r>
-      <w:proofErr w:type="gramEnd"/>
-      <w:r>
-        <w:t xml:space="preserve"> of allowed imports or minimum </w:t>
-      </w:r>
-      <w:proofErr w:type="gramStart"/>
-      <w:r>
-        <w:t>amount</w:t>
-      </w:r>
-      <w:proofErr w:type="gramEnd"/>
-      <w:r>
-        <w:t xml:space="preserve"> of exports that must be met. By default, there are no costs or values associated with imports and exports in the objective function, though these could be added to the objective function code by the user if desired. The user can specify which nodes (if any) imports and/or exports occur from. Note that import capabilities have been rigorously tested; export capabilities are based on the same dynamics as imports but have not been rigorously tested.</w:t>
+        <w:t>HYPSTAT also allows for imports and exports in limited capacities, to allow for flexibility in a hydrogen system. Imports and exports are specified by volume limits: i.e., a maximum amount of allowed imports or minimum amount of exports that must be met. By default, there are no costs or values associated with imports and exports in the objective function, though these could be added to the objective function code by the user if desired. The user can specify which nodes (if any) imports and/or exports occur from. Note that import capabilities have been rigorously tested; export capabilities are based on the same dynamics as imports but have not been rigorously tested.</w:t>
       </w:r>
     </w:p>
     <w:p>
@@ -8968,52 +8669,32 @@
         <w:pStyle w:val="NRELBullet02"/>
       </w:pPr>
       <w:r>
-        <w:t xml:space="preserve">Electricity generation and curtailment for each technology at each node in each </w:t>
-      </w:r>
-      <w:proofErr w:type="gramStart"/>
-      <w:r>
-        <w:t>time period</w:t>
-      </w:r>
-      <w:proofErr w:type="gramEnd"/>
+        <w:t>Electricity generation and curtailment for each technology at each node in each time period</w:t>
+      </w:r>
     </w:p>
     <w:p>
       <w:pPr>
         <w:pStyle w:val="NRELBullet02"/>
       </w:pPr>
       <w:r>
-        <w:t xml:space="preserve">Hydrogen production at each node in each </w:t>
-      </w:r>
-      <w:proofErr w:type="gramStart"/>
-      <w:r>
-        <w:t>time period</w:t>
-      </w:r>
-      <w:proofErr w:type="gramEnd"/>
+        <w:t>Hydrogen production at each node in each time period</w:t>
+      </w:r>
     </w:p>
     <w:p>
       <w:pPr>
         <w:pStyle w:val="NRELBullet02"/>
       </w:pPr>
       <w:r>
-        <w:t xml:space="preserve">Injections and withdrawals from storage at each node in each </w:t>
-      </w:r>
-      <w:proofErr w:type="gramStart"/>
-      <w:r>
-        <w:t>time period</w:t>
-      </w:r>
-      <w:proofErr w:type="gramEnd"/>
+        <w:t>Injections and withdrawals from storage at each node in each time period</w:t>
+      </w:r>
     </w:p>
     <w:p>
       <w:pPr>
         <w:pStyle w:val="NRELBullet02"/>
       </w:pPr>
       <w:r>
-        <w:t xml:space="preserve">The amount of stored hydrogen (storage level) at each node in each </w:t>
-      </w:r>
-      <w:proofErr w:type="gramStart"/>
-      <w:r>
-        <w:t>time period</w:t>
-      </w:r>
-      <w:proofErr w:type="gramEnd"/>
+        <w:t>The amount of stored hydrogen (storage level) at each node in each time period</w:t>
+      </w:r>
     </w:p>
     <w:p>
       <w:pPr>
@@ -9021,26 +8702,16 @@
       </w:pPr>
       <w:r>
         <w:lastRenderedPageBreak/>
-        <w:t xml:space="preserve">Hydrogen flows via pipeline and via truck transmission for each link in each </w:t>
-      </w:r>
-      <w:proofErr w:type="gramStart"/>
-      <w:r>
-        <w:t>time period</w:t>
-      </w:r>
-      <w:proofErr w:type="gramEnd"/>
+        <w:t>Hydrogen flows via pipeline and via truck transmission for each link in each time period</w:t>
+      </w:r>
     </w:p>
     <w:p>
       <w:pPr>
         <w:pStyle w:val="NRELBullet02"/>
       </w:pPr>
       <w:r>
-        <w:t xml:space="preserve">The amounts of imports and exports at each node in each </w:t>
-      </w:r>
-      <w:proofErr w:type="gramStart"/>
-      <w:r>
-        <w:t>time period</w:t>
-      </w:r>
-      <w:proofErr w:type="gramEnd"/>
+        <w:t>The amounts of imports and exports at each node in each time period</w:t>
+      </w:r>
     </w:p>
     <w:p>
       <w:pPr>
@@ -9051,15 +8722,7 @@
       </w:pPr>
       <w:ins w:id="140" w:author="Li, Yijin" w:date="2024-12-11T12:43:00Z" w16du:dateUtc="2024-12-11T20:43:00Z">
         <w:r>
-          <w:t xml:space="preserve">The extent to which demand is met at each node in each </w:t>
-        </w:r>
-        <w:proofErr w:type="gramStart"/>
-        <w:r>
-          <w:t>time period</w:t>
-        </w:r>
-        <w:proofErr w:type="gramEnd"/>
-        <w:r>
-          <w:t xml:space="preserve"> (to verify if input demand is fully satisfied or to track when flexible demands are met).</w:t>
+          <w:t>The extent to which demand is met at each node in each time period (to verify if input demand is fully satisfied or to track when flexible demands are met).</w:t>
         </w:r>
         <w:r>
           <w:t xml:space="preserve"> </w:t>
@@ -9076,13 +8739,8 @@
         <w:pStyle w:val="NRELBullet02"/>
       </w:pPr>
       <w:r>
-        <w:t xml:space="preserve">If there is unserved hydrogen (i.e., demand that is impossible to meet) or excess hydrogen produced at any node in any </w:t>
-      </w:r>
-      <w:proofErr w:type="gramStart"/>
-      <w:r>
-        <w:t>time period</w:t>
-      </w:r>
-      <w:proofErr w:type="gramEnd"/>
+        <w:t>If there is unserved hydrogen (i.e., demand that is impossible to meet) or excess hydrogen produced at any node in any time period</w:t>
+      </w:r>
     </w:p>
     <w:p>
       <w:pPr>
@@ -9099,15 +8757,7 @@
         <w:pStyle w:val="NRELBodyText"/>
       </w:pPr>
       <w:r>
-        <w:t xml:space="preserve">HYPSTAT models the hydrogen system at a time resolution which can be flexibly specified by the user. While this is flexible, HYPSTAT was designed to be modeled at a granular level </w:t>
-      </w:r>
-      <w:proofErr w:type="gramStart"/>
-      <w:r>
-        <w:t>in order to</w:t>
-      </w:r>
-      <w:proofErr w:type="gramEnd"/>
-      <w:r>
-        <w:t xml:space="preserve"> capture intra-year storage dynamics. HYPSTAT is also designed to model systems for a full year, but it can be set up to run for shorter model time windows (e.g., for quick solves and testing). </w:t>
+        <w:t xml:space="preserve">HYPSTAT models the hydrogen system at a time resolution which can be flexibly specified by the user. While this is flexible, HYPSTAT was designed to be modeled at a granular level in order to capture intra-year storage dynamics. HYPSTAT is also designed to model systems for a full year, but it can be set up to run for shorter model time windows (e.g., for quick solves and testing). </w:t>
       </w:r>
       <w:ins w:id="143" w:author="Li, Yijin" w:date="2024-12-11T12:45:00Z" w16du:dateUtc="2024-12-11T20:45:00Z">
         <w:r>
@@ -9498,15 +9148,7 @@
         <w:pStyle w:val="NRELBodyText"/>
       </w:pPr>
       <w:r>
-        <w:t xml:space="preserve">In our experience, models formulated within these bounds solve on the scale of hours or less using a high-performance computing system and a good solver (e.g., </w:t>
-      </w:r>
-      <w:proofErr w:type="spellStart"/>
-      <w:r>
-        <w:t>Gurobi</w:t>
-      </w:r>
-      <w:proofErr w:type="spellEnd"/>
-      <w:r>
-        <w:t>). HYPSTAT could easily represent a smaller system, which may solve even faster. HYPSTAT could represent a larger system, but this has the potential to create very long and impractical solve times. Note that there are also many inherent design parameters of the system that can be independent of system size that may affect solve times (often related to the ease of meeting demand: for example, a system with significant flexible imports typically solves much faster than the same system when imports are restricted). Depending on these factors, a system in the above size/scope ranges could solve much faster or slower than expected.</w:t>
+        <w:t>In our experience, models formulated within these bounds solve on the scale of hours or less using a high-performance computing system and a good solver (e.g., Gurobi). HYPSTAT could easily represent a smaller system, which may solve even faster. HYPSTAT could represent a larger system, but this has the potential to create very long and impractical solve times. Note that there are also many inherent design parameters of the system that can be independent of system size that may affect solve times (often related to the ease of meeting demand: for example, a system with significant flexible imports typically solves much faster than the same system when imports are restricted). Depending on these factors, a system in the above size/scope ranges could solve much faster or slower than expected.</w:t>
       </w:r>
     </w:p>
     <w:p>
@@ -9576,15 +9218,7 @@
         <w:t>Inputs</w:t>
       </w:r>
       <w:r>
-        <w:t xml:space="preserve"> section below for more detail. The user calls the ‘</w:t>
-      </w:r>
-      <w:proofErr w:type="spellStart"/>
-      <w:r>
-        <w:t>load_inputs</w:t>
-      </w:r>
-      <w:proofErr w:type="spellEnd"/>
-      <w:r>
-        <w:t>’ method of the class to read in the proper inputs from the YAML and relevant files and process them into appropriate inputs for HYPSTAT. Some of the key processing steps that occur are:</w:t>
+        <w:t xml:space="preserve"> section below for more detail. The user calls the ‘load_inputs’ method of the class to read in the proper inputs from the YAML and relevant files and process them into appropriate inputs for HYPSTAT. Some of the key processing steps that occur are:</w:t>
       </w:r>
     </w:p>
     <w:p>
@@ -9699,23 +9333,7 @@
         <w:pStyle w:val="NRELBodyText"/>
       </w:pPr>
       <w:r>
-        <w:t xml:space="preserve">Model formulation is broken into two steps in HYPSTAT. First, the model loads index sets, parameters, and variables into the Pyomo optimization formulation via the </w:t>
-      </w:r>
-      <w:proofErr w:type="spellStart"/>
-      <w:r>
-        <w:t>load_model</w:t>
-      </w:r>
-      <w:proofErr w:type="spellEnd"/>
-      <w:r>
-        <w:t xml:space="preserve"> method. Next, HYPSTAT formulates the optimization problem with appropriate constraints and the objective function via the </w:t>
-      </w:r>
-      <w:proofErr w:type="spellStart"/>
-      <w:r>
-        <w:t>load_constraints</w:t>
-      </w:r>
-      <w:proofErr w:type="spellEnd"/>
-      <w:r>
-        <w:t xml:space="preserve"> method. From a high level, the constraints define the behavior of generation, production, storage, and transmission technologies based on physical principles, input constraints, and mass balances. The constraints also ensure that hydrogen </w:t>
+        <w:t xml:space="preserve">Model formulation is broken into two steps in HYPSTAT. First, the model loads index sets, parameters, and variables into the Pyomo optimization formulation via the load_model method. Next, HYPSTAT formulates the optimization problem with appropriate constraints and the objective function via the load_constraints method. From a high level, the constraints define the behavior of generation, production, storage, and transmission technologies based on physical principles, input constraints, and mass balances. The constraints also ensure that hydrogen </w:t>
       </w:r>
       <w:r>
         <w:lastRenderedPageBreak/>
@@ -9743,39 +9361,7 @@
         <w:pStyle w:val="NRELBodyText"/>
       </w:pPr>
       <w:r>
-        <w:t xml:space="preserve">The model solves via the </w:t>
-      </w:r>
-      <w:proofErr w:type="spellStart"/>
-      <w:r>
-        <w:t>solve_model</w:t>
-      </w:r>
-      <w:proofErr w:type="spellEnd"/>
-      <w:r>
-        <w:t xml:space="preserve"> method. This method is passed a string identifier for the solver which determines which solver Pyomo tries to use to solve the optimization problem. Currently, only GLPK and </w:t>
-      </w:r>
-      <w:proofErr w:type="spellStart"/>
-      <w:r>
-        <w:t>Gurobi</w:t>
-      </w:r>
-      <w:proofErr w:type="spellEnd"/>
-      <w:r>
-        <w:t xml:space="preserve"> are supported, but we encourage users to simply program their own lines or edit how the </w:t>
-      </w:r>
-      <w:proofErr w:type="spellStart"/>
-      <w:r>
-        <w:t>Pyomo</w:t>
-      </w:r>
-      <w:proofErr w:type="spellEnd"/>
-      <w:r>
-        <w:t xml:space="preserve"> </w:t>
-      </w:r>
-      <w:proofErr w:type="spellStart"/>
-      <w:r>
-        <w:t>SolverFactory</w:t>
-      </w:r>
-      <w:proofErr w:type="spellEnd"/>
-      <w:r>
-        <w:t xml:space="preserve"> object is created to use the solver of their choice.</w:t>
+        <w:t>The model solves via the solve_model method. This method is passed a string identifier for the solver which determines which solver Pyomo tries to use to solve the optimization problem. Currently, only GLPK and Gurobi are supported, but we encourage users to simply program their own lines or edit how the Pyomo SolverFactory object is created to use the solver of their choice.</w:t>
       </w:r>
     </w:p>
     <w:p>
@@ -9783,71 +9369,7 @@
         <w:pStyle w:val="NRELBodyText"/>
       </w:pPr>
       <w:r>
-        <w:t xml:space="preserve">A key parameter which is passed to the </w:t>
-      </w:r>
-      <w:proofErr w:type="spellStart"/>
-      <w:r>
-        <w:t>load_inputs</w:t>
-      </w:r>
-      <w:proofErr w:type="spellEnd"/>
-      <w:r>
-        <w:t xml:space="preserve">, </w:t>
-      </w:r>
-      <w:proofErr w:type="spellStart"/>
-      <w:r>
-        <w:t>load_model</w:t>
-      </w:r>
-      <w:proofErr w:type="spellEnd"/>
-      <w:r>
-        <w:t xml:space="preserve">, </w:t>
-      </w:r>
-      <w:proofErr w:type="spellStart"/>
-      <w:r>
-        <w:t>load_constraints</w:t>
-      </w:r>
-      <w:proofErr w:type="spellEnd"/>
-      <w:r>
-        <w:t xml:space="preserve">, and </w:t>
-      </w:r>
-      <w:proofErr w:type="spellStart"/>
-      <w:r>
-        <w:t>solve_model</w:t>
-      </w:r>
-      <w:proofErr w:type="spellEnd"/>
-      <w:r>
-        <w:t xml:space="preserve"> methods is the </w:t>
-      </w:r>
-      <w:proofErr w:type="spellStart"/>
-      <w:r>
-        <w:t>boolean</w:t>
-      </w:r>
-      <w:proofErr w:type="spellEnd"/>
-      <w:r>
-        <w:t xml:space="preserve"> parameter ‘</w:t>
-      </w:r>
-      <w:proofErr w:type="spellStart"/>
-      <w:r>
-        <w:t>optimize_</w:t>
-      </w:r>
-      <w:proofErr w:type="gramStart"/>
-      <w:r>
-        <w:t>pipelines</w:t>
-      </w:r>
-      <w:proofErr w:type="spellEnd"/>
-      <w:r>
-        <w:t>’</w:t>
-      </w:r>
-      <w:proofErr w:type="gramEnd"/>
-      <w:r>
-        <w:t xml:space="preserve">. This refers to </w:t>
-      </w:r>
-      <w:proofErr w:type="gramStart"/>
-      <w:r>
-        <w:t>whether or not</w:t>
-      </w:r>
-      <w:proofErr w:type="gramEnd"/>
-      <w:r>
-        <w:t xml:space="preserve"> the locations of pipelines are specifically optimized in the model from options specified in the inputs; or whether pipeline locations are fixed going into the model solve. Note that this only refers the locations of pipelines, i.e., where pipelines are and aren’t built—</w:t>
+        <w:t>A key parameter which is passed to the load_inputs, load_model, load_constraints, and solve_model methods is the boolean parameter ‘optimize_pipelines’. This refers to whether or not the locations of pipelines are specifically optimized in the model from options specified in the inputs; or whether pipeline locations are fixed going into the model solve. Note that this only refers the locations of pipelines, i.e., where pipelines are and aren’t built—</w:t>
       </w:r>
       <w:r>
         <w:rPr>
@@ -9862,23 +9384,7 @@
         <w:pStyle w:val="NRELBodyText"/>
       </w:pPr>
       <w:r>
-        <w:t xml:space="preserve">If </w:t>
-      </w:r>
-      <w:proofErr w:type="spellStart"/>
-      <w:r>
-        <w:t>optimize_pipelines</w:t>
-      </w:r>
-      <w:proofErr w:type="spellEnd"/>
-      <w:r>
-        <w:t xml:space="preserve"> is set to True, HYPSTAT is formulated in its mixed-integer mode with a set of binary variables which represent </w:t>
-      </w:r>
-      <w:proofErr w:type="gramStart"/>
-      <w:r>
-        <w:t>whether or not</w:t>
-      </w:r>
-      <w:proofErr w:type="gramEnd"/>
-      <w:r>
-        <w:t xml:space="preserve"> a pipeline exists at each link. These binary variables are used to better capture the non-linearity of pipeline capital costs. However, they can complicate the model solve significantly and lead to much longer solve times.</w:t>
+        <w:t>If optimize_pipelines is set to True, HYPSTAT is formulated in its mixed-integer mode with a set of binary variables which represent whether or not a pipeline exists at each link. These binary variables are used to better capture the non-linearity of pipeline capital costs. However, they can complicate the model solve significantly and lead to much longer solve times.</w:t>
       </w:r>
     </w:p>
     <w:p>
@@ -9886,15 +9392,7 @@
         <w:pStyle w:val="NRELBodyText"/>
       </w:pPr>
       <w:r>
-        <w:t xml:space="preserve">If </w:t>
-      </w:r>
-      <w:proofErr w:type="spellStart"/>
-      <w:r>
-        <w:t>optimize_pipelines</w:t>
-      </w:r>
-      <w:proofErr w:type="spellEnd"/>
-      <w:r>
-        <w:t xml:space="preserve"> is set to False, HYPSTAT is formulated in its fully linear mode without these binary variables and every link incurs the fixed capital expense for building a pipeline there, regardless of whether a pipeline exists. Because of this, this cost is unavoidable and becomes a fixed adder on the objective function and has no impact on the optimization. (Note that this makes the value of the optimization function not accurately representative of total annual system costs in these cases.) Pipelines effectively only incur linearly-scaling capital and fixed operating costs from the variable size component. If pipeline locations are not properly constrained, this can result in impractically small pipelines which would be very expensive in reality, though HYPSTAT sees only a small fraction of their capital costs. However, the avoidance of binary variables allows for a fully linear formulation of the optimization problem which typically solves much faster. This mode is recommended if the user has a good idea of where pipelines should be built. It could also be used iteratively by successively restricting pipeline locations in the inputs where the optimal size identified by the model is below a certain threshold.</w:t>
+        <w:t>If optimize_pipelines is set to False, HYPSTAT is formulated in its fully linear mode without these binary variables and every link incurs the fixed capital expense for building a pipeline there, regardless of whether a pipeline exists. Because of this, this cost is unavoidable and becomes a fixed adder on the objective function and has no impact on the optimization. (Note that this makes the value of the optimization function not accurately representative of total annual system costs in these cases.) Pipelines effectively only incur linearly-scaling capital and fixed operating costs from the variable size component. If pipeline locations are not properly constrained, this can result in impractically small pipelines which would be very expensive in reality, though HYPSTAT sees only a small fraction of their capital costs. However, the avoidance of binary variables allows for a fully linear formulation of the optimization problem which typically solves much faster. This mode is recommended if the user has a good idea of where pipelines should be built. It could also be used iteratively by successively restricting pipeline locations in the inputs where the optimal size identified by the model is below a certain threshold.</w:t>
       </w:r>
     </w:p>
     <w:p>
@@ -9912,23 +9410,7 @@
         <w:pStyle w:val="NRELBodyText"/>
       </w:pPr>
       <w:r>
-        <w:t xml:space="preserve">For scenarios where the optimal location of pipelines is an important question, we have developed a recommended methodology and streamlined approach in HYPSTAT to address this while attempting to reduce solve times. We recommend loading and solving the model twice: first using a mixed-integer optimization with </w:t>
-      </w:r>
-      <w:proofErr w:type="spellStart"/>
-      <w:r>
-        <w:t>optimize_pipelines</w:t>
-      </w:r>
-      <w:proofErr w:type="spellEnd"/>
-      <w:r>
-        <w:t xml:space="preserve"> set to True but with a coarser time resolution—e.g., daily—then using a fully linear optimization with </w:t>
-      </w:r>
-      <w:proofErr w:type="spellStart"/>
-      <w:r>
-        <w:t>optimize_pipelines</w:t>
-      </w:r>
-      <w:proofErr w:type="spellEnd"/>
-      <w:r>
-        <w:t xml:space="preserve"> set to False with a finer time resolution, e.g., 1-2 hourly. The second optimization utilizes the locations of pipelines identified in the first optimization.</w:t>
+        <w:t>For scenarios where the optimal location of pipelines is an important question, we have developed a recommended methodology and streamlined approach in HYPSTAT to address this while attempting to reduce solve times. We recommend loading and solving the model twice: first using a mixed-integer optimization with optimize_pipelines set to True but with a coarser time resolution—e.g., daily—then using a fully linear optimization with optimize_pipelines set to False with a finer time resolution, e.g., 1-2 hourly. The second optimization utilizes the locations of pipelines identified in the first optimization.</w:t>
       </w:r>
     </w:p>
     <w:p>
@@ -9969,55 +9451,7 @@
         <w:pStyle w:val="NRELBodyText"/>
       </w:pPr>
       <w:r>
-        <w:t xml:space="preserve">The approach is coded into the model directly via the </w:t>
-      </w:r>
-      <w:proofErr w:type="spellStart"/>
-      <w:r>
-        <w:t>two_step_solve</w:t>
-      </w:r>
-      <w:proofErr w:type="spellEnd"/>
-      <w:r>
-        <w:t xml:space="preserve"> method. This method runs both iterations and retrieves the locations of pipelines using the </w:t>
-      </w:r>
-      <w:proofErr w:type="spellStart"/>
-      <w:r>
-        <w:t>Pipeline_Exists</w:t>
-      </w:r>
-      <w:proofErr w:type="spellEnd"/>
-      <w:r>
-        <w:t xml:space="preserve"> model variable between the first and second solve. These are passed to the second model solve during input loading via the </w:t>
-      </w:r>
-      <w:proofErr w:type="spellStart"/>
-      <w:r>
-        <w:t>Pipeline_Exists</w:t>
-      </w:r>
-      <w:proofErr w:type="spellEnd"/>
-      <w:r>
-        <w:t xml:space="preserve"> parameter of the </w:t>
-      </w:r>
-      <w:proofErr w:type="spellStart"/>
-      <w:r>
-        <w:t>load_inputs</w:t>
-      </w:r>
-      <w:proofErr w:type="spellEnd"/>
-      <w:r>
-        <w:t xml:space="preserve"> method. When this parameter is not None (its default), it overrides pipeline inputs to disallow any pipeline links that do not exist in the </w:t>
-      </w:r>
-      <w:proofErr w:type="spellStart"/>
-      <w:r>
-        <w:t>Pipeline_Exists</w:t>
-      </w:r>
-      <w:proofErr w:type="spellEnd"/>
-      <w:r>
-        <w:t xml:space="preserve"> parameter. (This parameter could be used outside of the two-step solve strategy as a Pandas Series with pipeline links for the index and values of 0 or 1 for if a pipeline is not constructed or constructed, if the user wanted to control pipeline locations for a solve with </w:t>
-      </w:r>
-      <w:proofErr w:type="spellStart"/>
-      <w:r>
-        <w:t>optimize_pipelines</w:t>
-      </w:r>
-      <w:proofErr w:type="spellEnd"/>
-      <w:r>
-        <w:t xml:space="preserve"> set to False without modifying underlying input parameters.) </w:t>
+        <w:t xml:space="preserve">The approach is coded into the model directly via the two_step_solve method. This method runs both iterations and retrieves the locations of pipelines using the Pipeline_Exists model variable between the first and second solve. These are passed to the second model solve during input loading via the Pipeline_Exists parameter of the load_inputs method. When this parameter is not None (its default), it overrides pipeline inputs to disallow any pipeline links that do not exist in the Pipeline_Exists parameter. (This parameter could be used outside of the two-step solve strategy as a Pandas Series with pipeline links for the index and values of 0 or 1 for if a pipeline is not constructed or constructed, if the user wanted to control pipeline locations for a solve with optimize_pipelines set to False without modifying underlying input parameters.) </w:t>
       </w:r>
     </w:p>
     <w:p>
@@ -10052,15 +9486,7 @@
         <w:t>Outputs</w:t>
       </w:r>
       <w:r>
-        <w:t xml:space="preserve"> section) with the </w:t>
-      </w:r>
-      <w:proofErr w:type="spellStart"/>
-      <w:r>
-        <w:t>write_outputs</w:t>
-      </w:r>
-      <w:proofErr w:type="spellEnd"/>
-      <w:r>
-        <w:t xml:space="preserve"> method, which takes a path to a folder as an argument. If that folder does not exist, it will create it; if the folder does exist, HYPSTAT will ask the user if the results should overwrite contents in the folder, be written to a new directory specified by the user, or not written to any files.</w:t>
+        <w:t xml:space="preserve"> section) with the write_outputs method, which takes a path to a folder as an argument. If that folder does not exist, it will create it; if the folder does exist, HYPSTAT will ask the user if the results should overwrite contents in the folder, be written to a new directory specified by the user, or not written to any files.</w:t>
       </w:r>
     </w:p>
     <w:p>
@@ -10083,15 +9509,7 @@
         <w:pStyle w:val="NRELBodyText"/>
       </w:pPr>
       <w:r>
-        <w:t xml:space="preserve">HYPSTAT inputs are contained in a YAML file with scenario information and a set of files containing detailed inputs for costs, demand and supply profiles, and network design. We recommend organizing the input files as shown in the Sample Case Study or similar, but </w:t>
-      </w:r>
-      <w:proofErr w:type="gramStart"/>
-      <w:r>
-        <w:t>ultimately</w:t>
-      </w:r>
-      <w:proofErr w:type="gramEnd"/>
-      <w:r>
-        <w:t xml:space="preserve"> they can be organized in any way as long as the file paths are correctly specified in the YAML file.</w:t>
+        <w:t>HYPSTAT inputs are contained in a YAML file with scenario information and a set of files containing detailed inputs for costs, demand and supply profiles, and network design. We recommend organizing the input files as shown in the Sample Case Study or similar, but ultimately they can be organized in any way as long as the file paths are correctly specified in the YAML file.</w:t>
       </w:r>
     </w:p>
     <w:p>
@@ -10125,13 +9543,8 @@
       <w:pPr>
         <w:pStyle w:val="NRELBullet01"/>
       </w:pPr>
-      <w:proofErr w:type="spellStart"/>
-      <w:r>
-        <w:t>analysis_year</w:t>
-      </w:r>
-      <w:proofErr w:type="spellEnd"/>
-      <w:r>
-        <w:t xml:space="preserve"> (int): the year to be modeled. Used for ease of setting up analyses with multiple years (inputs can be formatted</w:t>
+      <w:r>
+        <w:t>analysis_year (int): the year to be modeled. Used for ease of setting up analyses with multiple years (inputs can be formatted</w:t>
       </w:r>
       <w:r>
         <w:t xml:space="preserve"> to capture multiple years instead of needing entire sets of inputs for each year).</w:t>
@@ -10149,26 +9562,16 @@
       <w:pPr>
         <w:pStyle w:val="NRELBullet01"/>
       </w:pPr>
-      <w:proofErr w:type="spellStart"/>
-      <w:r>
-        <w:t>max_imports_ratio</w:t>
-      </w:r>
-      <w:proofErr w:type="spellEnd"/>
-      <w:r>
-        <w:t xml:space="preserve"> (float): the fraction of the total hydrogen demand which can be met with imports</w:t>
+      <w:r>
+        <w:t>max_imports_ratio (float): the fraction of the total hydrogen demand which can be met with imports</w:t>
       </w:r>
     </w:p>
     <w:p>
       <w:pPr>
         <w:pStyle w:val="NRELBullet01"/>
       </w:pPr>
-      <w:proofErr w:type="spellStart"/>
-      <w:r>
-        <w:t>import_nodes</w:t>
-      </w:r>
-      <w:proofErr w:type="spellEnd"/>
-      <w:r>
-        <w:t xml:space="preserve"> (list): the</w:t>
+      <w:r>
+        <w:t>import_nodes (list): the</w:t>
       </w:r>
       <w:r>
         <w:t xml:space="preserve"> list of nodes which are allowed to import hydrogen</w:t>
@@ -10178,52 +9581,32 @@
       <w:pPr>
         <w:pStyle w:val="NRELBullet01"/>
       </w:pPr>
-      <w:proofErr w:type="spellStart"/>
-      <w:r>
-        <w:t>min_exports_ratio</w:t>
-      </w:r>
-      <w:proofErr w:type="spellEnd"/>
-      <w:r>
-        <w:t xml:space="preserve"> (float): the minimum amount of hydrogen that must be exported, as a fraction of total demand (exports are additive to demand and not considered part of demand, i.e., they can be met flexibly at any time)</w:t>
+      <w:r>
+        <w:t>min_exports_ratio (float): the minimum amount of hydrogen that must be exported, as a fraction of total demand (exports are additive to demand and not considered part of demand, i.e., they can be met flexibly at any time)</w:t>
       </w:r>
     </w:p>
     <w:p>
       <w:pPr>
         <w:pStyle w:val="NRELBullet01"/>
       </w:pPr>
-      <w:proofErr w:type="spellStart"/>
-      <w:r>
-        <w:t>export_nodes</w:t>
-      </w:r>
-      <w:proofErr w:type="spellEnd"/>
-      <w:r>
-        <w:t xml:space="preserve"> (list): the list of nodes which are allowed to export hydrogen</w:t>
+      <w:r>
+        <w:t>export_nodes (list): the list of nodes which are allowed to export hydrogen</w:t>
       </w:r>
     </w:p>
     <w:p>
       <w:pPr>
         <w:pStyle w:val="NRELBullet01"/>
       </w:pPr>
-      <w:proofErr w:type="spellStart"/>
-      <w:r>
-        <w:t>overserved_cost</w:t>
-      </w:r>
-      <w:proofErr w:type="spellEnd"/>
-      <w:r>
-        <w:t xml:space="preserve"> (int or float): the cost per kg of overserved hydrogen</w:t>
+      <w:r>
+        <w:t>overserved_cost (int or float): the cost per kg of overserved hydrogen</w:t>
       </w:r>
     </w:p>
     <w:p>
       <w:pPr>
         <w:pStyle w:val="NRELBullet01"/>
       </w:pPr>
-      <w:proofErr w:type="spellStart"/>
-      <w:r>
-        <w:t>unserved_cost</w:t>
-      </w:r>
-      <w:proofErr w:type="spellEnd"/>
-      <w:r>
-        <w:t xml:space="preserve"> (int or float): the cost per kg of unserved hydrogen</w:t>
+      <w:r>
+        <w:t>unserved_cost (int or float): the cost per kg of unserved hydrogen</w:t>
       </w:r>
     </w:p>
     <w:p>
@@ -10246,34 +9629,16 @@
       <w:pPr>
         <w:pStyle w:val="NRELBullet01"/>
       </w:pPr>
-      <w:proofErr w:type="spellStart"/>
-      <w:r>
-        <w:t>coarse_resolution</w:t>
-      </w:r>
-      <w:proofErr w:type="spellEnd"/>
-      <w:r>
-        <w:t xml:space="preserve"> (int): the time resolution in hours for a run in which pipelines are optimized with binary variables</w:t>
+      <w:r>
+        <w:t>coarse_resolution (int): the time resolution in hours for a run in which pipelines are optimized with binary variables</w:t>
       </w:r>
     </w:p>
     <w:p>
       <w:pPr>
         <w:pStyle w:val="NRELBullet01"/>
       </w:pPr>
-      <w:proofErr w:type="spellStart"/>
-      <w:r>
-        <w:t>fine_resolution</w:t>
-      </w:r>
-      <w:proofErr w:type="spellEnd"/>
-      <w:r>
-        <w:t xml:space="preserve"> (int): the time resolution in hours for a </w:t>
-      </w:r>
-      <w:proofErr w:type="gramStart"/>
-      <w:r>
-        <w:t>run in</w:t>
-      </w:r>
-      <w:proofErr w:type="gramEnd"/>
-      <w:r>
-        <w:t xml:space="preserve"> which pipeline locations are not optimized and the model is fully linear</w:t>
+      <w:r>
+        <w:t>fine_resolution (int): the time resolution in hours for a run in which pipeline locations are not optimized and the model is fully linear</w:t>
       </w:r>
     </w:p>
     <w:p>
@@ -10281,31 +9646,7 @@
         <w:pStyle w:val="NRELBodyText"/>
       </w:pPr>
       <w:r>
-        <w:t xml:space="preserve">Two </w:t>
-      </w:r>
-      <w:proofErr w:type="gramStart"/>
-      <w:r>
-        <w:t>particular parameters</w:t>
-      </w:r>
-      <w:proofErr w:type="gramEnd"/>
-      <w:r>
-        <w:t xml:space="preserve"> of note are </w:t>
-      </w:r>
-      <w:proofErr w:type="spellStart"/>
-      <w:r>
-        <w:t>unserved_cost</w:t>
-      </w:r>
-      <w:proofErr w:type="spellEnd"/>
-      <w:r>
-        <w:t xml:space="preserve"> and </w:t>
-      </w:r>
-      <w:proofErr w:type="spellStart"/>
-      <w:r>
-        <w:t>overserved_cost</w:t>
-      </w:r>
-      <w:proofErr w:type="spellEnd"/>
-      <w:r>
-        <w:t xml:space="preserve">. </w:t>
+        <w:t xml:space="preserve">Two particular parameters of note are unserved_cost and overserved_cost. </w:t>
       </w:r>
       <w:r>
         <w:t>We recommend giving unserved hydrogen a very high cost (e.g., $1,000/kg). This is essentially a modeling tool to prevent infeasibility in the model, but at such a cost unserved hydrogen should never be used by the model to close the mass balance unless it is impossible otherwise. Overserved hydrogen is also given a cost—for example, an approximation of the cost of storing excess hydrogen—which should in almost all cases prevent the model from using it, since it should have the option to simply curtail electricity for free. For advanced use of the model, the costs for unserved and overserved hydrogen could be adjusted (or even made negative to give a value to overserved hydrogen) to test system dynamics such as how much excess capacity might be worth building, or how expensive it is to meet certain hydrogen demands.</w:t>
@@ -10323,34 +9664,16 @@
       <w:pPr>
         <w:pStyle w:val="NRELBullet01"/>
       </w:pPr>
-      <w:proofErr w:type="spellStart"/>
-      <w:r>
-        <w:t>gen_techs</w:t>
-      </w:r>
-      <w:proofErr w:type="spellEnd"/>
-      <w:r>
-        <w:t xml:space="preserve"> (list): the list of electricity generation technologies to be considered</w:t>
+      <w:r>
+        <w:t>gen_techs (list): the list of electricity generation technologies to be considered</w:t>
       </w:r>
     </w:p>
     <w:p>
       <w:pPr>
         <w:pStyle w:val="NRELBullet01"/>
       </w:pPr>
-      <w:proofErr w:type="spellStart"/>
-      <w:r>
-        <w:t>stor_</w:t>
-      </w:r>
-      <w:proofErr w:type="gramStart"/>
-      <w:r>
-        <w:t>techs</w:t>
-      </w:r>
-      <w:proofErr w:type="spellEnd"/>
-      <w:r>
-        <w:t>( list</w:t>
-      </w:r>
-      <w:proofErr w:type="gramEnd"/>
-      <w:r>
-        <w:t>): the list of hydrogen storage technologies to be considered</w:t>
+      <w:r>
+        <w:t>stor_techs( list): the list of hydrogen storage technologies to be considered</w:t>
       </w:r>
     </w:p>
     <w:p>
@@ -10395,13 +9718,8 @@
       <w:pPr>
         <w:pStyle w:val="NRELBodyText"/>
       </w:pPr>
-      <w:proofErr w:type="gramStart"/>
-      <w:r>
-        <w:t>The majority of</w:t>
-      </w:r>
-      <w:proofErr w:type="gramEnd"/>
-      <w:r>
-        <w:t xml:space="preserve"> inputs are noted in a set of files, described below, which the YAML file references. Note that many files (e.g., for cost inputs) contain a column for year. HYPSTAT can </w:t>
+      <w:r>
+        <w:t xml:space="preserve">The majority of inputs are noted in a set of files, described below, which the YAML file references. Note that many files (e.g., for cost inputs) contain a column for year. HYPSTAT can </w:t>
       </w:r>
       <w:r>
         <w:lastRenderedPageBreak/>
@@ -10429,23 +9747,7 @@
         <w:t>D</w:t>
       </w:r>
       <w:r>
-        <w:t>emand is specified in a CSV file. Use the ‘</w:t>
-      </w:r>
-      <w:proofErr w:type="spellStart"/>
-      <w:r>
-        <w:t>DemandFile</w:t>
-      </w:r>
-      <w:proofErr w:type="spellEnd"/>
-      <w:r>
-        <w:t xml:space="preserve">’ option for this in the YAML file. The demand file should contain columns for the node, </w:t>
-      </w:r>
-      <w:proofErr w:type="gramStart"/>
-      <w:r>
-        <w:t>time period</w:t>
-      </w:r>
-      <w:proofErr w:type="gramEnd"/>
-      <w:r>
-        <w:t xml:space="preserve">, and hydrogen demand in that period, as shown below. All nodes and time periods must have a corresponding row, even if there is no demand—any omission will cause an indexing error. </w:t>
+        <w:t xml:space="preserve">emand is specified in a CSV file. Use the ‘DemandFile’ option for this in the YAML file. The demand file should contain columns for the node, time period, and hydrogen demand in that period, as shown below. All nodes and time periods must have a corresponding row, even if there is no demand—any omission will cause an indexing error. </w:t>
       </w:r>
       <w:r>
         <w:rPr>
@@ -10544,29 +9846,7 @@
                 <w:sz w:val="20"/>
                 <w:szCs w:val="20"/>
               </w:rPr>
-              <w:t>h2_demand[kg/</w:t>
-            </w:r>
-            <w:proofErr w:type="spellStart"/>
-            <w:r>
-              <w:rPr>
-                <w:rFonts w:ascii="Arial" w:hAnsi="Arial" w:cs="Arial"/>
-                <w:b/>
-                <w:bCs/>
-                <w:sz w:val="20"/>
-                <w:szCs w:val="20"/>
-              </w:rPr>
-              <w:t>hr</w:t>
-            </w:r>
-            <w:proofErr w:type="spellEnd"/>
-            <w:r>
-              <w:rPr>
-                <w:rFonts w:ascii="Arial" w:hAnsi="Arial" w:cs="Arial"/>
-                <w:b/>
-                <w:bCs/>
-                <w:sz w:val="20"/>
-                <w:szCs w:val="20"/>
-              </w:rPr>
-              <w:t>]</w:t>
+              <w:t>h2_demand[kg/hr]</w:t>
             </w:r>
           </w:p>
         </w:tc>
@@ -11031,15 +10311,7 @@
         <w:t>G</w:t>
       </w:r>
       <w:r>
-        <w:t>eneration profiles for electricity generation technologies are input as a directory containing individual files for each technology, location, and year. The directory is specified with the ‘</w:t>
-      </w:r>
-      <w:proofErr w:type="spellStart"/>
-      <w:r>
-        <w:t>ProfilesDir</w:t>
-      </w:r>
-      <w:proofErr w:type="spellEnd"/>
-      <w:r>
-        <w:t xml:space="preserve">’ option. The directory should contain a file for each allowed node, technology, and year option. </w:t>
+        <w:t xml:space="preserve">eneration profiles for electricity generation technologies are input as a directory containing individual files for each technology, location, and year. The directory is specified with the ‘ProfilesDir’ option. The directory should contain a file for each allowed node, technology, and year option. </w:t>
       </w:r>
       <w:r>
         <w:rPr>
@@ -11049,15 +10321,7 @@
         <w:t>Note that this is currently how allowed technology options are set in HYPSTAT</w:t>
       </w:r>
       <w:r>
-        <w:t xml:space="preserve">. If a node cannot build a certain technology, it should not have a file in the profile directory. These files must be named ‘&lt;tech&gt;_Node_&lt;node name&gt;_&lt;year&gt;.csv’ (&lt;&gt; indicates a variable for different techs, nodes, and years). Each file must be formatted to contain the </w:t>
-      </w:r>
-      <w:proofErr w:type="gramStart"/>
-      <w:r>
-        <w:t>8760 production</w:t>
-      </w:r>
-      <w:proofErr w:type="gramEnd"/>
-      <w:r>
-        <w:t xml:space="preserve"> profile of kWh of generation in each hour per kW of capacity. The columns are used to specify multiple tranches of a technology/resource at a single zone. Rows should correspond to each hour and column headers should note the maximum available capacity in that tranche in kW. (Values in the index column are ultimately ignored.)</w:t>
+        <w:t>. If a node cannot build a certain technology, it should not have a file in the profile directory. These files must be named ‘&lt;tech&gt;_Node_&lt;node name&gt;_&lt;year&gt;.csv’ (&lt;&gt; indicates a variable for different techs, nodes, and years). Each file must be formatted to contain the 8760 production profile of kWh of generation in each hour per kW of capacity. The columns are used to specify multiple tranches of a technology/resource at a single zone. Rows should correspond to each hour and column headers should note the maximum available capacity in that tranche in kW. (Values in the index column are ultimately ignored.)</w:t>
       </w:r>
     </w:p>
     <w:tbl>
@@ -11589,38 +10853,17 @@
         <w:t>T</w:t>
       </w:r>
       <w:r>
-        <w:t>he network file is one of the more complex input files, specified with the ‘</w:t>
-      </w:r>
-      <w:proofErr w:type="spellStart"/>
-      <w:r>
-        <w:t>NetworkFile</w:t>
-      </w:r>
-      <w:proofErr w:type="spellEnd"/>
-      <w:r>
-        <w:t xml:space="preserve">’ field. It specifies potential links between nodes, which transmission technologies are allowed, maximum capacities for each link and technology, and distances between links for each transmission technology. It should be formatted as shown below. Note that the link distances here are only used to calculate costs based on per-km cost inputs for truck and pipeline transmission. This is to facilitate easy set-up with actual network distances. However, distances can also be used to scale transmission costs for different links (e.g., if a particular pipeline link is more expensive due to difficult terrain, the user could artificially increase its pipeline distance). A note about link </w:t>
+        <w:t xml:space="preserve">he network file is one of the more complex input files, specified with the ‘NetworkFile’ field. It specifies potential links between nodes, which transmission technologies are allowed, maximum capacities for each link and technology, and distances between links for each transmission technology. It should be formatted as shown below. Note that the link distances here are only used to calculate costs based on per-km cost inputs for truck and pipeline transmission. This is to facilitate easy set-up with actual network distances. However, distances can also be used to scale transmission costs for different links (e.g., if a particular pipeline link is more expensive due to difficult terrain, the user could artificially increase its pipeline distance). A note about link </w:t>
       </w:r>
       <w:r>
         <w:lastRenderedPageBreak/>
-        <w:t xml:space="preserve">names: links are referred to by strings denoting which nodes they connect, e.g., ‘A to B’. The model by default uses the separator </w:t>
-      </w:r>
-      <w:proofErr w:type="gramStart"/>
-      <w:r>
-        <w:t>‘ to</w:t>
-      </w:r>
-      <w:proofErr w:type="gramEnd"/>
+        <w:t>names: links are referred to by strings denoting which nodes they connect, e.g., ‘A to B’. The model by default uses the separator ‘ to</w:t>
+      </w:r>
       <w:r>
         <w:t xml:space="preserve"> ’</w:t>
       </w:r>
       <w:r>
-        <w:t xml:space="preserve">, but this could be overridden if desired by passing a different separator to the </w:t>
-      </w:r>
-      <w:proofErr w:type="spellStart"/>
-      <w:r>
-        <w:t>get_link_flow_direction</w:t>
-      </w:r>
-      <w:proofErr w:type="spellEnd"/>
-      <w:r>
-        <w:t xml:space="preserve"> function.</w:t>
+        <w:t>, but this could be overridden if desired by passing a different separator to the get_link_flow_direction function.</w:t>
       </w:r>
     </w:p>
     <w:tbl>
@@ -11881,9 +11124,27 @@
                 <w:sz w:val="20"/>
                 <w:szCs w:val="20"/>
               </w:rPr>
-              <w:t>Pipeline max capacity [kg/</w:t>
-            </w:r>
-            <w:proofErr w:type="spellStart"/>
+              <w:t>Pipeline max capacity [kg/hr]</w:t>
+            </w:r>
+          </w:p>
+        </w:tc>
+        <w:tc>
+          <w:tcPr>
+            <w:tcW w:w="984" w:type="dxa"/>
+            <w:vAlign w:val="bottom"/>
+          </w:tcPr>
+          <w:p>
+            <w:pPr>
+              <w:pStyle w:val="ListParagraph"/>
+              <w:ind w:left="0"/>
+              <w:rPr>
+                <w:rFonts w:ascii="Arial" w:hAnsi="Arial" w:cs="Arial"/>
+                <w:b/>
+                <w:bCs/>
+                <w:sz w:val="20"/>
+                <w:szCs w:val="20"/>
+              </w:rPr>
+            </w:pPr>
             <w:r>
               <w:rPr>
                 <w:rFonts w:ascii="Arial" w:hAnsi="Arial" w:cs="Arial"/>
@@ -11893,73 +11154,7 @@
                 <w:sz w:val="20"/>
                 <w:szCs w:val="20"/>
               </w:rPr>
-              <w:t>hr</w:t>
-            </w:r>
-            <w:proofErr w:type="spellEnd"/>
-            <w:r>
-              <w:rPr>
-                <w:rFonts w:ascii="Arial" w:hAnsi="Arial" w:cs="Arial"/>
-                <w:b/>
-                <w:bCs/>
-                <w:color w:val="000000"/>
-                <w:sz w:val="20"/>
-                <w:szCs w:val="20"/>
-              </w:rPr>
-              <w:t>]</w:t>
-            </w:r>
-          </w:p>
-        </w:tc>
-        <w:tc>
-          <w:tcPr>
-            <w:tcW w:w="984" w:type="dxa"/>
-            <w:vAlign w:val="bottom"/>
-          </w:tcPr>
-          <w:p>
-            <w:pPr>
-              <w:pStyle w:val="ListParagraph"/>
-              <w:ind w:left="0"/>
-              <w:rPr>
-                <w:rFonts w:ascii="Arial" w:hAnsi="Arial" w:cs="Arial"/>
-                <w:b/>
-                <w:bCs/>
-                <w:sz w:val="20"/>
-                <w:szCs w:val="20"/>
-              </w:rPr>
-            </w:pPr>
-            <w:r>
-              <w:rPr>
-                <w:rFonts w:ascii="Arial" w:hAnsi="Arial" w:cs="Arial"/>
-                <w:b/>
-                <w:bCs/>
-                <w:color w:val="000000"/>
-                <w:sz w:val="20"/>
-                <w:szCs w:val="20"/>
-              </w:rPr>
-              <w:t>Truck max capacity [kg/</w:t>
-            </w:r>
-            <w:proofErr w:type="spellStart"/>
-            <w:r>
-              <w:rPr>
-                <w:rFonts w:ascii="Arial" w:hAnsi="Arial" w:cs="Arial"/>
-                <w:b/>
-                <w:bCs/>
-                <w:color w:val="000000"/>
-                <w:sz w:val="20"/>
-                <w:szCs w:val="20"/>
-              </w:rPr>
-              <w:t>hr</w:t>
-            </w:r>
-            <w:proofErr w:type="spellEnd"/>
-            <w:r>
-              <w:rPr>
-                <w:rFonts w:ascii="Arial" w:hAnsi="Arial" w:cs="Arial"/>
-                <w:b/>
-                <w:bCs/>
-                <w:color w:val="000000"/>
-                <w:sz w:val="20"/>
-                <w:szCs w:val="20"/>
-              </w:rPr>
-              <w:t>]</w:t>
+              <w:t>Truck max capacity [kg/hr]</w:t>
             </w:r>
           </w:p>
         </w:tc>
@@ -12248,50 +11443,16 @@
         <w:t>S</w:t>
       </w:r>
       <w:r>
-        <w:t>torage constraints and capacity limits are captured in two files, specified by the ‘</w:t>
-      </w:r>
-      <w:proofErr w:type="spellStart"/>
+        <w:t>torage constraints and capacity limits are captured in two files, specified by the ‘StorCapacityFile’ and ‘StorLimitsFile’ field. They should be formatted as shown below. StorageCapacityFiles contains capacity limits for each storage technology and each zone, while ‘StorLimitsFile’ contains total capacity constraints for the entire system and limits for how much hydrogen can be charged or discharged per hour, as a fraction of working capacity. Capacity constraints are in kg of working capacity. To not impose a limit on a given capacity or constraint, use ‘inf’.</w:t>
+      </w:r>
+    </w:p>
+    <w:p>
+      <w:pPr>
+        <w:pStyle w:val="NRELHead06"/>
+      </w:pPr>
       <w:r>
         <w:t>StorCapacityFile</w:t>
       </w:r>
-      <w:proofErr w:type="spellEnd"/>
-      <w:r>
-        <w:t>’ and ‘</w:t>
-      </w:r>
-      <w:proofErr w:type="spellStart"/>
-      <w:r>
-        <w:t>StorLimitsFile</w:t>
-      </w:r>
-      <w:proofErr w:type="spellEnd"/>
-      <w:r>
-        <w:t xml:space="preserve">’ field. They should be formatted as shown below. </w:t>
-      </w:r>
-      <w:proofErr w:type="spellStart"/>
-      <w:r>
-        <w:t>StorageCapacityFiles</w:t>
-      </w:r>
-      <w:proofErr w:type="spellEnd"/>
-      <w:r>
-        <w:t xml:space="preserve"> contains capacity limits for each storage technology and each zone, while ‘</w:t>
-      </w:r>
-      <w:proofErr w:type="spellStart"/>
-      <w:r>
-        <w:t>StorLimitsFile</w:t>
-      </w:r>
-      <w:proofErr w:type="spellEnd"/>
-      <w:r>
-        <w:t>’ contains total capacity constraints for the entire system and limits for how much hydrogen can be charged or discharged per hour, as a fraction of working capacity. Capacity constraints are in kg of working capacity. To not impose a limit on a given capacity or constraint, use ‘inf’.</w:t>
-      </w:r>
-    </w:p>
-    <w:p>
-      <w:pPr>
-        <w:pStyle w:val="NRELHead06"/>
-      </w:pPr>
-      <w:proofErr w:type="spellStart"/>
-      <w:r>
-        <w:t>StorCapacityFile</w:t>
-      </w:r>
-      <w:proofErr w:type="spellEnd"/>
     </w:p>
     <w:tbl>
       <w:tblPr>
@@ -12752,11 +11913,9 @@
       <w:pPr>
         <w:pStyle w:val="NRELHead06"/>
       </w:pPr>
-      <w:proofErr w:type="spellStart"/>
       <w:r>
         <w:t>StorLimitsFile</w:t>
       </w:r>
-      <w:proofErr w:type="spellEnd"/>
     </w:p>
     <w:tbl>
       <w:tblPr>
@@ -13218,31 +12377,7 @@
         <w:t>T</w:t>
       </w:r>
       <w:r>
-        <w:t>he costs for each of these technologies are contained in files specified in the ‘</w:t>
-      </w:r>
-      <w:proofErr w:type="spellStart"/>
-      <w:r>
-        <w:t>GenCostFile</w:t>
-      </w:r>
-      <w:proofErr w:type="spellEnd"/>
-      <w:r>
-        <w:t>, ‘</w:t>
-      </w:r>
-      <w:proofErr w:type="spellStart"/>
-      <w:r>
-        <w:t>StorCostFile</w:t>
-      </w:r>
-      <w:proofErr w:type="spellEnd"/>
-      <w:r>
-        <w:t>’, and ‘</w:t>
-      </w:r>
-      <w:proofErr w:type="spellStart"/>
-      <w:r>
-        <w:t>ProdCostFile</w:t>
-      </w:r>
-      <w:proofErr w:type="spellEnd"/>
-      <w:r>
-        <w:t xml:space="preserve">’ fields. They should be formatted as shown below. HYPSTAT supports different cost inputs for different nodes, or the node column can simply read ‘All’ to be applied to all nodes. If a cost is specified for ‘All’ nodes and then also for any number of specific </w:t>
+        <w:t xml:space="preserve">he costs for each of these technologies are contained in files specified in the ‘GenCostFile, ‘StorCostFile’, and ‘ProdCostFile’ fields. They should be formatted as shown below. HYPSTAT supports different cost inputs for different nodes, or the node column can simply read ‘All’ to be applied to all nodes. If a cost is specified for ‘All’ nodes and then also for any number of specific </w:t>
       </w:r>
       <w:r>
         <w:lastRenderedPageBreak/>
@@ -13253,11 +12388,9 @@
       <w:pPr>
         <w:pStyle w:val="NRELHead06"/>
       </w:pPr>
-      <w:proofErr w:type="spellStart"/>
       <w:r>
         <w:t>GenCostFile</w:t>
       </w:r>
-      <w:proofErr w:type="spellEnd"/>
     </w:p>
     <w:tbl>
       <w:tblPr>
@@ -13513,7 +12646,6 @@
                 <w:szCs w:val="20"/>
               </w:rPr>
             </w:pPr>
-            <w:proofErr w:type="spellStart"/>
             <w:r>
               <w:rPr>
                 <w:rFonts w:ascii="Arial" w:hAnsi="Arial" w:cs="Arial"/>
@@ -13522,7 +12654,6 @@
               </w:rPr>
               <w:t>Solar_PV</w:t>
             </w:r>
-            <w:proofErr w:type="spellEnd"/>
           </w:p>
         </w:tc>
         <w:tc>
@@ -13608,11 +12739,9 @@
       <w:pPr>
         <w:pStyle w:val="NRELHead06"/>
       </w:pPr>
-      <w:proofErr w:type="spellStart"/>
       <w:r>
         <w:t>ProdCostFile</w:t>
       </w:r>
-      <w:proofErr w:type="spellEnd"/>
     </w:p>
     <w:tbl>
       <w:tblPr>
@@ -13961,11 +13090,9 @@
       <w:pPr>
         <w:pStyle w:val="NRELHead06"/>
       </w:pPr>
-      <w:proofErr w:type="spellStart"/>
       <w:r>
         <w:t>StorCostFile</w:t>
       </w:r>
-      <w:proofErr w:type="spellEnd"/>
     </w:p>
     <w:tbl>
       <w:tblPr>
@@ -14221,7 +13348,6 @@
                 <w:szCs w:val="20"/>
               </w:rPr>
             </w:pPr>
-            <w:proofErr w:type="spellStart"/>
             <w:r>
               <w:rPr>
                 <w:rFonts w:ascii="Arial" w:hAnsi="Arial" w:cs="Arial"/>
@@ -14230,7 +13356,6 @@
               </w:rPr>
               <w:t>Salt_cavern</w:t>
             </w:r>
-            <w:proofErr w:type="spellEnd"/>
           </w:p>
         </w:tc>
         <w:tc>
@@ -14337,15 +13462,7 @@
         <w:t>I</w:t>
       </w:r>
       <w:r>
-        <w:t>f desired, a file or files can be provided for time-variable OPEX for specified electricity generation technologies (e.g., grid electricity). They should be specified under the ‘</w:t>
-      </w:r>
-      <w:proofErr w:type="spellStart"/>
-      <w:r>
-        <w:t>GenCostProfileFile</w:t>
-      </w:r>
-      <w:proofErr w:type="spellEnd"/>
-      <w:r>
-        <w:t xml:space="preserve">’ field and then specified using the specific generation technology that they refer to. If files are provided for a given technology, these time-variable OPEX will </w:t>
+        <w:t xml:space="preserve">f desired, a file or files can be provided for time-variable OPEX for specified electricity generation technologies (e.g., grid electricity). They should be specified under the ‘GenCostProfileFile’ field and then specified using the specific generation technology that they refer to. If files are provided for a given technology, these time-variable OPEX will </w:t>
       </w:r>
       <w:r>
         <w:rPr>
@@ -14355,15 +13472,7 @@
         <w:t>override</w:t>
       </w:r>
       <w:r>
-        <w:t xml:space="preserve"> the OPEX noted in the ‘</w:t>
-      </w:r>
-      <w:proofErr w:type="spellStart"/>
-      <w:r>
-        <w:t>GenCostFile</w:t>
-      </w:r>
-      <w:proofErr w:type="spellEnd"/>
-      <w:r>
-        <w:t>’. Files should be formatted as shown below, with 8760 data rows corresponding to each hour of the year. (The actual values of the index column are disregarded.)</w:t>
+        <w:t xml:space="preserve"> the OPEX noted in the ‘GenCostFile’. Files should be formatted as shown below, with 8760 data rows corresponding to each hour of the year. (The actual values of the index column are disregarded.)</w:t>
       </w:r>
     </w:p>
     <w:tbl>
@@ -14688,15 +13797,7 @@
         <w:t>T</w:t>
       </w:r>
       <w:r>
-        <w:t>he costs for pipelines and trucks are contained in the file specified in the ‘</w:t>
-      </w:r>
-      <w:proofErr w:type="spellStart"/>
-      <w:r>
-        <w:t>TransCostFile</w:t>
-      </w:r>
-      <w:proofErr w:type="spellEnd"/>
-      <w:r>
-        <w:t xml:space="preserve">’ field. For now, the inputs must be referred to as ‘Pipeline’ and ‘Truck’ and do not support alternative </w:t>
+        <w:t xml:space="preserve">he costs for pipelines and trucks are contained in the file specified in the ‘TransCostFile’ field. For now, the inputs must be referred to as ‘Pipeline’ and ‘Truck’ and do not support alternative </w:t>
       </w:r>
       <w:r>
         <w:lastRenderedPageBreak/>
@@ -14831,29 +13932,7 @@
                 <w:sz w:val="20"/>
                 <w:szCs w:val="20"/>
               </w:rPr>
-              <w:t>Capacity CAPEX ($/(kg/</w:t>
-            </w:r>
-            <w:proofErr w:type="spellStart"/>
-            <w:r>
-              <w:rPr>
-                <w:rFonts w:ascii="Arial" w:hAnsi="Arial" w:cs="Arial"/>
-                <w:b/>
-                <w:bCs/>
-                <w:sz w:val="20"/>
-                <w:szCs w:val="20"/>
-              </w:rPr>
-              <w:t>hr</w:t>
-            </w:r>
-            <w:proofErr w:type="spellEnd"/>
-            <w:r>
-              <w:rPr>
-                <w:rFonts w:ascii="Arial" w:hAnsi="Arial" w:cs="Arial"/>
-                <w:b/>
-                <w:bCs/>
-                <w:sz w:val="20"/>
-                <w:szCs w:val="20"/>
-              </w:rPr>
-              <w:t>)/km)</w:t>
+              <w:t>Capacity CAPEX ($/(kg/hr)/km)</w:t>
             </w:r>
           </w:p>
         </w:tc>
@@ -15656,15 +14735,7 @@
         <w:t>T</w:t>
       </w:r>
       <w:r>
-        <w:t>he field ‘</w:t>
-      </w:r>
-      <w:proofErr w:type="spellStart"/>
-      <w:r>
-        <w:t>FinancialsFile</w:t>
-      </w:r>
-      <w:proofErr w:type="spellEnd"/>
-      <w:r>
-        <w:t xml:space="preserve">’ specifies a file which contains recovery times and weighted average costs of capital (WACCs) for each technology. This includes all electricity generation technologies, hydrogen storage technologies, hydrogen production, and pipeline and tank-based transmission. WACC should be input as a floating-point decimal, not a percentage (e.g., for a 10% WACC enter 0.1). Hydrogen production and pipeline transmission must be referred to as </w:t>
+        <w:t xml:space="preserve">he field ‘FinancialsFile’ specifies a file which contains recovery times and weighted average costs of capital (WACCs) for each technology. This includes all electricity generation technologies, hydrogen storage technologies, hydrogen production, and pipeline and tank-based transmission. WACC should be input as a floating-point decimal, not a percentage (e.g., for a 10% WACC enter 0.1). Hydrogen production and pipeline transmission must be referred to as </w:t>
       </w:r>
       <w:r>
         <w:t>‘Electrolyzers’ and ‘Pipelines’</w:t>
@@ -15762,7 +14833,6 @@
                 <w:szCs w:val="20"/>
               </w:rPr>
             </w:pPr>
-            <w:proofErr w:type="spellStart"/>
             <w:r>
               <w:rPr>
                 <w:rFonts w:ascii="Arial" w:hAnsi="Arial" w:cs="Arial"/>
@@ -15773,7 +14843,6 @@
               </w:rPr>
               <w:t>Recovery_time</w:t>
             </w:r>
-            <w:proofErr w:type="spellEnd"/>
           </w:p>
         </w:tc>
         <w:tc>
@@ -16433,15 +15502,7 @@
         <w:t>L</w:t>
       </w:r>
       <w:r>
-        <w:t>evelized electricity generation incentives, e.g., a production or investment tax credit, can be captured in HYPSTAT and are input in a file specified by the field ‘</w:t>
-      </w:r>
-      <w:proofErr w:type="spellStart"/>
-      <w:r>
-        <w:t>IncentiveFile</w:t>
-      </w:r>
-      <w:proofErr w:type="spellEnd"/>
-      <w:r>
-        <w:t>’. It can include an ITC credit (applied to used and curtailed electricity) and a PTC credit (applied to only used electricity). This is for a levelized representation of the ITC; the ITC could also be represented by adjusting the CAPEX or relevant financial parameters. Note that every electricity generation technology must be included, even if the incentives are both 0. It should be formatted as shown below.</w:t>
+        <w:t>evelized electricity generation incentives, e.g., a production or investment tax credit, can be captured in HYPSTAT and are input in a file specified by the field ‘IncentiveFile’. It can include an ITC credit (applied to used and curtailed electricity) and a PTC credit (applied to only used electricity). This is for a levelized representation of the ITC; the ITC could also be represented by adjusting the CAPEX or relevant financial parameters. Note that every electricity generation technology must be included, even if the incentives are both 0. It should be formatted as shown below.</w:t>
       </w:r>
     </w:p>
     <w:tbl>
@@ -16718,7 +15779,6 @@
                 <w:szCs w:val="20"/>
               </w:rPr>
             </w:pPr>
-            <w:proofErr w:type="spellStart"/>
             <w:r>
               <w:rPr>
                 <w:rFonts w:ascii="Arial" w:hAnsi="Arial" w:cs="Arial"/>
@@ -16727,7 +15787,6 @@
               </w:rPr>
               <w:t>Offshore_Wind</w:t>
             </w:r>
-            <w:proofErr w:type="spellEnd"/>
           </w:p>
         </w:tc>
         <w:tc>
@@ -17051,7 +16110,7 @@
         </w:trPr>
         <w:tc>
           <w:tcPr>
-            <w:tcW w:w="2088" w:type="dxa"/>
+            <w:tcW w:w="2064" w:type="dxa"/>
           </w:tcPr>
           <w:p>
             <w:pPr>
@@ -17077,7 +16136,7 @@
         </w:tc>
         <w:tc>
           <w:tcPr>
-            <w:tcW w:w="7488" w:type="dxa"/>
+            <w:tcW w:w="7286" w:type="dxa"/>
           </w:tcPr>
           <w:p>
             <w:pPr>
@@ -17108,7 +16167,7 @@
         </w:trPr>
         <w:tc>
           <w:tcPr>
-            <w:tcW w:w="2088" w:type="dxa"/>
+            <w:tcW w:w="2064" w:type="dxa"/>
           </w:tcPr>
           <w:p>
             <w:pPr>
@@ -17130,7 +16189,7 @@
         </w:tc>
         <w:tc>
           <w:tcPr>
-            <w:tcW w:w="7488" w:type="dxa"/>
+            <w:tcW w:w="7286" w:type="dxa"/>
           </w:tcPr>
           <w:p>
             <w:pPr>
@@ -17157,7 +16216,7 @@
         </w:trPr>
         <w:tc>
           <w:tcPr>
-            <w:tcW w:w="2088" w:type="dxa"/>
+            <w:tcW w:w="2064" w:type="dxa"/>
           </w:tcPr>
           <w:p>
             <w:pPr>
@@ -17179,24 +16238,136 @@
         </w:tc>
         <w:tc>
           <w:tcPr>
-            <w:tcW w:w="7488" w:type="dxa"/>
-          </w:tcPr>
-          <w:p>
-            <w:pPr>
-              <w:rPr>
-                <w:rFonts w:ascii="Arial" w:hAnsi="Arial" w:cs="Arial"/>
-                <w:sz w:val="20"/>
-                <w:szCs w:val="20"/>
-              </w:rPr>
-            </w:pPr>
-            <w:r>
-              <w:rPr>
-                <w:rFonts w:ascii="Arial" w:hAnsi="Arial" w:cs="Arial"/>
-                <w:sz w:val="20"/>
-                <w:szCs w:val="20"/>
-              </w:rPr>
-              <w:t>Reports the value of the ITC-style credit applied for each electricity generation technology (applied to all potential generation).</w:t>
-            </w:r>
+            <w:tcW w:w="7286" w:type="dxa"/>
+          </w:tcPr>
+          <w:p>
+            <w:pPr>
+              <w:rPr>
+                <w:rFonts w:ascii="Arial" w:hAnsi="Arial" w:cs="Arial"/>
+                <w:sz w:val="20"/>
+                <w:szCs w:val="20"/>
+              </w:rPr>
+            </w:pPr>
+            <w:r>
+              <w:rPr>
+                <w:rFonts w:ascii="Arial" w:hAnsi="Arial" w:cs="Arial"/>
+                <w:sz w:val="20"/>
+                <w:szCs w:val="20"/>
+              </w:rPr>
+              <w:t>Reports the value</w:t>
+            </w:r>
+            <w:ins w:id="162" w:author="Brauch, Joe" w:date="2025-01-31T11:53:00Z" w16du:dateUtc="2025-01-31T16:53:00Z">
+              <w:r>
+                <w:rPr>
+                  <w:rFonts w:ascii="Arial" w:hAnsi="Arial" w:cs="Arial"/>
+                  <w:sz w:val="20"/>
+                  <w:szCs w:val="20"/>
+                </w:rPr>
+                <w:t>s</w:t>
+              </w:r>
+            </w:ins>
+            <w:r>
+              <w:rPr>
+                <w:rFonts w:ascii="Arial" w:hAnsi="Arial" w:cs="Arial"/>
+                <w:sz w:val="20"/>
+                <w:szCs w:val="20"/>
+              </w:rPr>
+              <w:t xml:space="preserve"> of the ITC-</w:t>
+            </w:r>
+            <w:ins w:id="163" w:author="Brauch, Joe" w:date="2025-01-31T11:53:00Z" w16du:dateUtc="2025-01-31T16:53:00Z">
+              <w:r>
+                <w:rPr>
+                  <w:rFonts w:ascii="Arial" w:hAnsi="Arial" w:cs="Arial"/>
+                  <w:sz w:val="20"/>
+                  <w:szCs w:val="20"/>
+                </w:rPr>
+                <w:t xml:space="preserve"> and PTC-</w:t>
+              </w:r>
+            </w:ins>
+            <w:r>
+              <w:rPr>
+                <w:rFonts w:ascii="Arial" w:hAnsi="Arial" w:cs="Arial"/>
+                <w:sz w:val="20"/>
+                <w:szCs w:val="20"/>
+              </w:rPr>
+              <w:t>style credit</w:t>
+            </w:r>
+            <w:ins w:id="164" w:author="Brauch, Joe" w:date="2025-01-31T11:53:00Z" w16du:dateUtc="2025-01-31T16:53:00Z">
+              <w:r>
+                <w:rPr>
+                  <w:rFonts w:ascii="Arial" w:hAnsi="Arial" w:cs="Arial"/>
+                  <w:sz w:val="20"/>
+                  <w:szCs w:val="20"/>
+                </w:rPr>
+                <w:t>s</w:t>
+              </w:r>
+            </w:ins>
+            <w:r>
+              <w:rPr>
+                <w:rFonts w:ascii="Arial" w:hAnsi="Arial" w:cs="Arial"/>
+                <w:sz w:val="20"/>
+                <w:szCs w:val="20"/>
+              </w:rPr>
+              <w:t xml:space="preserve"> applied for each electricity generation technology</w:t>
+            </w:r>
+            <w:ins w:id="165" w:author="Brauch, Joe" w:date="2025-01-31T11:53:00Z" w16du:dateUtc="2025-01-31T16:53:00Z">
+              <w:r>
+                <w:rPr>
+                  <w:rFonts w:ascii="Arial" w:hAnsi="Arial" w:cs="Arial"/>
+                  <w:sz w:val="20"/>
+                  <w:szCs w:val="20"/>
+                </w:rPr>
+                <w:t>. The ITC-style credit is</w:t>
+              </w:r>
+            </w:ins>
+            <w:del w:id="166" w:author="Brauch, Joe" w:date="2025-01-31T11:53:00Z" w16du:dateUtc="2025-01-31T16:53:00Z">
+              <w:r>
+                <w:rPr>
+                  <w:rFonts w:ascii="Arial" w:hAnsi="Arial" w:cs="Arial"/>
+                  <w:sz w:val="20"/>
+                  <w:szCs w:val="20"/>
+                </w:rPr>
+                <w:delText xml:space="preserve"> (</w:delText>
+              </w:r>
+            </w:del>
+            <w:r>
+              <w:rPr>
+                <w:rFonts w:ascii="Arial" w:hAnsi="Arial" w:cs="Arial"/>
+                <w:sz w:val="20"/>
+                <w:szCs w:val="20"/>
+              </w:rPr>
+              <w:t>applied to all potential generation</w:t>
+            </w:r>
+            <w:ins w:id="167" w:author="Brauch, Joe" w:date="2025-01-31T11:53:00Z" w16du:dateUtc="2025-01-31T16:53:00Z">
+              <w:r>
+                <w:rPr>
+                  <w:rFonts w:ascii="Arial" w:hAnsi="Arial" w:cs="Arial"/>
+                  <w:sz w:val="20"/>
+                  <w:szCs w:val="20"/>
+                </w:rPr>
+                <w:t xml:space="preserve"> and the PTC-style credit is applied </w:t>
+              </w:r>
+            </w:ins>
+            <w:ins w:id="168" w:author="Brauch, Joe" w:date="2025-01-31T11:54:00Z" w16du:dateUtc="2025-01-31T16:54:00Z">
+              <w:r>
+                <w:rPr>
+                  <w:rFonts w:ascii="Arial" w:hAnsi="Arial" w:cs="Arial"/>
+                  <w:sz w:val="20"/>
+                  <w:szCs w:val="20"/>
+                </w:rPr>
+                <w:t>only to used electricity.</w:t>
+              </w:r>
+            </w:ins>
+            <w:del w:id="169" w:author="Brauch, Joe" w:date="2025-01-31T11:53:00Z" w16du:dateUtc="2025-01-31T16:53:00Z">
+              <w:r>
+                <w:rPr>
+                  <w:rFonts w:ascii="Arial" w:hAnsi="Arial" w:cs="Arial"/>
+                  <w:sz w:val="20"/>
+                  <w:szCs w:val="20"/>
+                </w:rPr>
+                <w:delText>).</w:delText>
+              </w:r>
+            </w:del>
           </w:p>
         </w:tc>
       </w:tr>
@@ -17206,56 +16377,7 @@
         </w:trPr>
         <w:tc>
           <w:tcPr>
-            <w:tcW w:w="2088" w:type="dxa"/>
-          </w:tcPr>
-          <w:p>
-            <w:pPr>
-              <w:rPr>
-                <w:rFonts w:ascii="Arial" w:hAnsi="Arial" w:cs="Arial"/>
-                <w:sz w:val="20"/>
-                <w:szCs w:val="20"/>
-              </w:rPr>
-            </w:pPr>
-            <w:r>
-              <w:rPr>
-                <w:rFonts w:ascii="Arial" w:hAnsi="Arial" w:cs="Arial"/>
-                <w:sz w:val="20"/>
-                <w:szCs w:val="20"/>
-              </w:rPr>
-              <w:t>PTC.csv</w:t>
-            </w:r>
-          </w:p>
-        </w:tc>
-        <w:tc>
-          <w:tcPr>
-            <w:tcW w:w="7488" w:type="dxa"/>
-          </w:tcPr>
-          <w:p>
-            <w:pPr>
-              <w:rPr>
-                <w:rFonts w:ascii="Arial" w:hAnsi="Arial" w:cs="Arial"/>
-                <w:sz w:val="20"/>
-                <w:szCs w:val="20"/>
-              </w:rPr>
-            </w:pPr>
-            <w:r>
-              <w:rPr>
-                <w:rFonts w:ascii="Arial" w:hAnsi="Arial" w:cs="Arial"/>
-                <w:sz w:val="20"/>
-                <w:szCs w:val="20"/>
-              </w:rPr>
-              <w:t>Reports the value of the PTC-style credit applied for each electricity generation technology (applied to only used electricity).</w:t>
-            </w:r>
-          </w:p>
-        </w:tc>
-      </w:tr>
-      <w:tr>
-        <w:trPr>
-          <w:jc w:val="center"/>
-        </w:trPr>
-        <w:tc>
-          <w:tcPr>
-            <w:tcW w:w="2088" w:type="dxa"/>
+            <w:tcW w:w="2064" w:type="dxa"/>
           </w:tcPr>
           <w:p>
             <w:pPr>
@@ -17277,7 +16399,7 @@
         </w:tc>
         <w:tc>
           <w:tcPr>
-            <w:tcW w:w="7488" w:type="dxa"/>
+            <w:tcW w:w="7286" w:type="dxa"/>
           </w:tcPr>
           <w:p>
             <w:pPr>
@@ -17310,23 +16432,13 @@
                 <w:szCs w:val="20"/>
               </w:rPr>
             </w:pPr>
-            <w:proofErr w:type="spellStart"/>
-            <w:r>
-              <w:rPr>
-                <w:rFonts w:ascii="Arial" w:hAnsi="Arial" w:cs="Arial"/>
-                <w:sz w:val="20"/>
-                <w:szCs w:val="20"/>
-              </w:rPr>
-              <w:t>year_ratio</w:t>
-            </w:r>
-            <w:proofErr w:type="spellEnd"/>
-            <w:r>
-              <w:rPr>
-                <w:rFonts w:ascii="Arial" w:hAnsi="Arial" w:cs="Arial"/>
-                <w:sz w:val="20"/>
-                <w:szCs w:val="20"/>
-              </w:rPr>
-              <w:t>: The size of the model window in years, used to scale annuitized CAPEX + fixed OPEX costs.</w:t>
+            <w:r>
+              <w:rPr>
+                <w:rFonts w:ascii="Arial" w:hAnsi="Arial" w:cs="Arial"/>
+                <w:sz w:val="20"/>
+                <w:szCs w:val="20"/>
+              </w:rPr>
+              <w:t>year_ratio: The size of the model window in years, used to scale annuitized CAPEX + fixed OPEX costs.</w:t>
             </w:r>
           </w:p>
           <w:p>
@@ -17343,23 +16455,13 @@
                 <w:szCs w:val="20"/>
               </w:rPr>
             </w:pPr>
-            <w:proofErr w:type="spellStart"/>
-            <w:r>
-              <w:rPr>
-                <w:rFonts w:ascii="Arial" w:hAnsi="Arial" w:cs="Arial"/>
-                <w:sz w:val="20"/>
-                <w:szCs w:val="20"/>
-              </w:rPr>
-              <w:t>max_imports</w:t>
-            </w:r>
-            <w:proofErr w:type="spellEnd"/>
-            <w:r>
-              <w:rPr>
-                <w:rFonts w:ascii="Arial" w:hAnsi="Arial" w:cs="Arial"/>
-                <w:sz w:val="20"/>
-                <w:szCs w:val="20"/>
-              </w:rPr>
-              <w:t>: The maximum allowed imports as a fraction of total demand.</w:t>
+            <w:r>
+              <w:rPr>
+                <w:rFonts w:ascii="Arial" w:hAnsi="Arial" w:cs="Arial"/>
+                <w:sz w:val="20"/>
+                <w:szCs w:val="20"/>
+              </w:rPr>
+              <w:t>max_imports: The maximum allowed imports as a fraction of total demand.</w:t>
             </w:r>
           </w:p>
           <w:p>
@@ -17427,8 +16529,8 @@
         <w:tblLook w:val="04A0" w:firstRow="1" w:lastRow="0" w:firstColumn="1" w:lastColumn="0" w:noHBand="0" w:noVBand="1"/>
       </w:tblPr>
       <w:tblGrid>
-        <w:gridCol w:w="2462"/>
-        <w:gridCol w:w="6888"/>
+        <w:gridCol w:w="3452"/>
+        <w:gridCol w:w="5898"/>
       </w:tblGrid>
       <w:tr>
         <w:tc>
@@ -17589,14 +16691,34 @@
                 <w:szCs w:val="20"/>
               </w:rPr>
             </w:pPr>
-            <w:r>
-              <w:rPr>
-                <w:rFonts w:ascii="Arial" w:hAnsi="Arial" w:cs="Arial"/>
-                <w:sz w:val="20"/>
-                <w:szCs w:val="20"/>
-              </w:rPr>
-              <w:lastRenderedPageBreak/>
-              <w:t>Renewable_Capacity.csv</w:t>
+            <w:del w:id="170" w:author="Brauch, Joe" w:date="2025-01-31T11:54:00Z" w16du:dateUtc="2025-01-31T16:54:00Z">
+              <w:r>
+                <w:rPr>
+                  <w:rFonts w:ascii="Arial" w:hAnsi="Arial" w:cs="Arial"/>
+                  <w:sz w:val="20"/>
+                  <w:szCs w:val="20"/>
+                </w:rPr>
+                <w:lastRenderedPageBreak/>
+                <w:delText>Renewable</w:delText>
+              </w:r>
+            </w:del>
+            <w:ins w:id="171" w:author="Brauch, Joe" w:date="2025-01-31T11:54:00Z" w16du:dateUtc="2025-01-31T16:54:00Z">
+              <w:r>
+                <w:rPr>
+                  <w:rFonts w:ascii="Arial" w:hAnsi="Arial" w:cs="Arial"/>
+                  <w:sz w:val="20"/>
+                  <w:szCs w:val="20"/>
+                </w:rPr>
+                <w:t>Generation</w:t>
+              </w:r>
+            </w:ins>
+            <w:r>
+              <w:rPr>
+                <w:rFonts w:ascii="Arial" w:hAnsi="Arial" w:cs="Arial"/>
+                <w:sz w:val="20"/>
+                <w:szCs w:val="20"/>
+              </w:rPr>
+              <w:t>_Capacity.csv</w:t>
             </w:r>
           </w:p>
         </w:tc>
@@ -17636,13 +16758,33 @@
                 <w:szCs w:val="20"/>
               </w:rPr>
             </w:pPr>
-            <w:r>
-              <w:rPr>
-                <w:rFonts w:ascii="Arial" w:hAnsi="Arial" w:cs="Arial"/>
-                <w:sz w:val="20"/>
-                <w:szCs w:val="20"/>
-              </w:rPr>
-              <w:t>Zone_Capacities.csv</w:t>
+            <w:ins w:id="172" w:author="Brauch, Joe" w:date="2025-01-31T11:54:00Z" w16du:dateUtc="2025-01-31T16:54:00Z">
+              <w:r>
+                <w:rPr>
+                  <w:rFonts w:ascii="Arial" w:hAnsi="Arial" w:cs="Arial"/>
+                  <w:sz w:val="20"/>
+                  <w:szCs w:val="20"/>
+                </w:rPr>
+                <w:t>Node</w:t>
+              </w:r>
+            </w:ins>
+            <w:del w:id="173" w:author="Brauch, Joe" w:date="2025-01-31T11:54:00Z" w16du:dateUtc="2025-01-31T16:54:00Z">
+              <w:r>
+                <w:rPr>
+                  <w:rFonts w:ascii="Arial" w:hAnsi="Arial" w:cs="Arial"/>
+                  <w:sz w:val="20"/>
+                  <w:szCs w:val="20"/>
+                </w:rPr>
+                <w:delText>Zone</w:delText>
+              </w:r>
+            </w:del>
+            <w:r>
+              <w:rPr>
+                <w:rFonts w:ascii="Arial" w:hAnsi="Arial" w:cs="Arial"/>
+                <w:sz w:val="20"/>
+                <w:szCs w:val="20"/>
+              </w:rPr>
+              <w:t>_Capacities.csv</w:t>
             </w:r>
           </w:p>
         </w:tc>
@@ -17664,43 +16806,7 @@
                 <w:sz w:val="20"/>
                 <w:szCs w:val="20"/>
               </w:rPr>
-              <w:t xml:space="preserve">Shows the capacities of electricity generation technologies, hydrogen production, and hydrogen storage at each node (in their respective capacity units). It also shows a </w:t>
-            </w:r>
-            <w:proofErr w:type="gramStart"/>
-            <w:r>
-              <w:rPr>
-                <w:rFonts w:ascii="Arial" w:hAnsi="Arial" w:cs="Arial"/>
-                <w:sz w:val="20"/>
-                <w:szCs w:val="20"/>
-              </w:rPr>
-              <w:t>category, ‘</w:t>
-            </w:r>
-            <w:proofErr w:type="gramEnd"/>
-            <w:r>
-              <w:rPr>
-                <w:rFonts w:ascii="Arial" w:hAnsi="Arial" w:cs="Arial"/>
-                <w:sz w:val="20"/>
-                <w:szCs w:val="20"/>
-              </w:rPr>
-              <w:t xml:space="preserve">H2_Unserved_Capacity’, which is the maximum amount of unserved hydrogen in </w:t>
-            </w:r>
-            <w:proofErr w:type="gramStart"/>
-            <w:r>
-              <w:rPr>
-                <w:rFonts w:ascii="Arial" w:hAnsi="Arial" w:cs="Arial"/>
-                <w:sz w:val="20"/>
-                <w:szCs w:val="20"/>
-              </w:rPr>
-              <w:t>a time period</w:t>
-            </w:r>
-            <w:proofErr w:type="gramEnd"/>
-            <w:r>
-              <w:rPr>
-                <w:rFonts w:ascii="Arial" w:hAnsi="Arial" w:cs="Arial"/>
-                <w:sz w:val="20"/>
-                <w:szCs w:val="20"/>
-              </w:rPr>
-              <w:t xml:space="preserve"> at each node.</w:t>
+              <w:t>Shows the capacities of electricity generation technologies, hydrogen production, and hydrogen storage at each node (in their respective capacity units). It also shows a category, ‘H2_Unserved_Capacity’, which is the maximum amount of unserved hydrogen in a time period at each node.</w:t>
             </w:r>
           </w:p>
         </w:tc>
@@ -17720,23 +16826,7 @@
         <w:pStyle w:val="NRELBodyText"/>
       </w:pPr>
       <w:r>
-        <w:t xml:space="preserve">These files all contain details of how the system operates in each </w:t>
-      </w:r>
-      <w:proofErr w:type="gramStart"/>
-      <w:r>
-        <w:t>time period</w:t>
-      </w:r>
-      <w:proofErr w:type="gramEnd"/>
-      <w:r>
-        <w:t xml:space="preserve"> throughout the modeling window. Each has row indices of time periods and/or specific technologies and column indices of nodes or links. The data are the values of the specified parameter for that </w:t>
-      </w:r>
-      <w:proofErr w:type="gramStart"/>
-      <w:r>
-        <w:t>time period</w:t>
-      </w:r>
-      <w:proofErr w:type="gramEnd"/>
-      <w:r>
-        <w:t xml:space="preserve"> and/or technology at that node or link. Note for all link flow values, positive values indicate flow in the direction specified in the link name and negative values indicate flow in the opposite direction.</w:t>
+        <w:t>These files all contain details of how the system operates in each time period throughout the modeling window. Each has row indices of time periods and/or specific technologies and column indices of nodes or links. The data are the values of the specified parameter for that time period and/or technology at that node or link. Note for all link flow values, positive values indicate flow in the direction specified in the link name and negative values indicate flow in the opposite direction.</w:t>
       </w:r>
     </w:p>
     <w:tbl>
@@ -17746,8 +16836,8 @@
         <w:tblLook w:val="04A0" w:firstRow="1" w:lastRow="0" w:firstColumn="1" w:lastColumn="0" w:noHBand="0" w:noVBand="1"/>
       </w:tblPr>
       <w:tblGrid>
-        <w:gridCol w:w="4843"/>
-        <w:gridCol w:w="4507"/>
+        <w:gridCol w:w="6364"/>
+        <w:gridCol w:w="2986"/>
       </w:tblGrid>
       <w:tr>
         <w:tc>
@@ -17868,23 +16958,13 @@
                 <w:szCs w:val="20"/>
               </w:rPr>
             </w:pPr>
-            <w:proofErr w:type="spellStart"/>
-            <w:r>
-              <w:rPr>
-                <w:rFonts w:ascii="Arial" w:hAnsi="Arial" w:cs="Arial"/>
-                <w:sz w:val="20"/>
-                <w:szCs w:val="20"/>
-              </w:rPr>
-              <w:t>Electricity_Used</w:t>
-            </w:r>
-            <w:proofErr w:type="spellEnd"/>
-            <w:r>
-              <w:rPr>
-                <w:rFonts w:ascii="Arial" w:hAnsi="Arial" w:cs="Arial"/>
-                <w:sz w:val="20"/>
-                <w:szCs w:val="20"/>
-              </w:rPr>
-              <w:t xml:space="preserve"> _Tech_Total.csv</w:t>
+            <w:r>
+              <w:rPr>
+                <w:rFonts w:ascii="Arial" w:hAnsi="Arial" w:cs="Arial"/>
+                <w:sz w:val="20"/>
+                <w:szCs w:val="20"/>
+              </w:rPr>
+              <w:t>Electricity_Used _Tech_Total.csv</w:t>
             </w:r>
           </w:p>
         </w:tc>
@@ -17978,13 +17058,43 @@
                 <w:szCs w:val="20"/>
               </w:rPr>
             </w:pPr>
-            <w:r>
-              <w:rPr>
-                <w:rFonts w:ascii="Arial" w:hAnsi="Arial" w:cs="Arial"/>
-                <w:sz w:val="20"/>
-                <w:szCs w:val="20"/>
-              </w:rPr>
-              <w:t>Curtailed_Renewable_Production_raw.csv</w:t>
+            <w:del w:id="174" w:author="Brauch, Joe" w:date="2025-01-31T11:54:00Z" w16du:dateUtc="2025-01-31T16:54:00Z">
+              <w:r>
+                <w:rPr>
+                  <w:rFonts w:ascii="Arial" w:hAnsi="Arial" w:cs="Arial"/>
+                  <w:sz w:val="20"/>
+                  <w:szCs w:val="20"/>
+                </w:rPr>
+                <w:delText>Curtailed_Renewable_Production</w:delText>
+              </w:r>
+            </w:del>
+            <w:ins w:id="175" w:author="Brauch, Joe" w:date="2025-01-31T11:54:00Z" w16du:dateUtc="2025-01-31T16:54:00Z">
+              <w:r>
+                <w:rPr>
+                  <w:rFonts w:ascii="Arial" w:hAnsi="Arial" w:cs="Arial"/>
+                  <w:sz w:val="20"/>
+                  <w:szCs w:val="20"/>
+                </w:rPr>
+                <w:t>Electricity_Cu</w:t>
+              </w:r>
+            </w:ins>
+            <w:ins w:id="176" w:author="Brauch, Joe" w:date="2025-01-31T11:55:00Z" w16du:dateUtc="2025-01-31T16:55:00Z">
+              <w:r>
+                <w:rPr>
+                  <w:rFonts w:ascii="Arial" w:hAnsi="Arial" w:cs="Arial"/>
+                  <w:sz w:val="20"/>
+                  <w:szCs w:val="20"/>
+                </w:rPr>
+                <w:t>rtailed</w:t>
+              </w:r>
+            </w:ins>
+            <w:r>
+              <w:rPr>
+                <w:rFonts w:ascii="Arial" w:hAnsi="Arial" w:cs="Arial"/>
+                <w:sz w:val="20"/>
+                <w:szCs w:val="20"/>
+              </w:rPr>
+              <w:t>_raw.csv</w:t>
             </w:r>
           </w:p>
         </w:tc>
@@ -18026,13 +17136,33 @@
                 <w:szCs w:val="20"/>
               </w:rPr>
             </w:pPr>
-            <w:r>
-              <w:rPr>
-                <w:rFonts w:ascii="Arial" w:hAnsi="Arial" w:cs="Arial"/>
-                <w:sz w:val="20"/>
-                <w:szCs w:val="20"/>
-              </w:rPr>
-              <w:t>Curtailed_Renewable_Production_Tech_total.csv</w:t>
+            <w:del w:id="177" w:author="Brauch, Joe" w:date="2025-01-31T11:55:00Z" w16du:dateUtc="2025-01-31T16:55:00Z">
+              <w:r>
+                <w:rPr>
+                  <w:rFonts w:ascii="Arial" w:hAnsi="Arial" w:cs="Arial"/>
+                  <w:sz w:val="20"/>
+                  <w:szCs w:val="20"/>
+                </w:rPr>
+                <w:delText>Curtailed_Renewable_Production</w:delText>
+              </w:r>
+            </w:del>
+            <w:ins w:id="178" w:author="Brauch, Joe" w:date="2025-01-31T11:55:00Z" w16du:dateUtc="2025-01-31T16:55:00Z">
+              <w:r>
+                <w:rPr>
+                  <w:rFonts w:ascii="Arial" w:hAnsi="Arial" w:cs="Arial"/>
+                  <w:sz w:val="20"/>
+                  <w:szCs w:val="20"/>
+                </w:rPr>
+                <w:t>Electricity_Curtailed</w:t>
+              </w:r>
+            </w:ins>
+            <w:r>
+              <w:rPr>
+                <w:rFonts w:ascii="Arial" w:hAnsi="Arial" w:cs="Arial"/>
+                <w:sz w:val="20"/>
+                <w:szCs w:val="20"/>
+              </w:rPr>
+              <w:t>_Tech_total.csv</w:t>
             </w:r>
           </w:p>
         </w:tc>
@@ -18074,13 +17204,33 @@
                 <w:szCs w:val="20"/>
               </w:rPr>
             </w:pPr>
-            <w:r>
-              <w:rPr>
-                <w:rFonts w:ascii="Arial" w:hAnsi="Arial" w:cs="Arial"/>
-                <w:sz w:val="20"/>
-                <w:szCs w:val="20"/>
-              </w:rPr>
-              <w:t>Curtailed_Renewable_Production.csv</w:t>
+            <w:del w:id="179" w:author="Brauch, Joe" w:date="2025-01-31T11:55:00Z" w16du:dateUtc="2025-01-31T16:55:00Z">
+              <w:r>
+                <w:rPr>
+                  <w:rFonts w:ascii="Arial" w:hAnsi="Arial" w:cs="Arial"/>
+                  <w:sz w:val="20"/>
+                  <w:szCs w:val="20"/>
+                </w:rPr>
+                <w:delText>Curtailed_Renewable_Production</w:delText>
+              </w:r>
+            </w:del>
+            <w:ins w:id="180" w:author="Brauch, Joe" w:date="2025-01-31T11:55:00Z" w16du:dateUtc="2025-01-31T16:55:00Z">
+              <w:r>
+                <w:rPr>
+                  <w:rFonts w:ascii="Arial" w:hAnsi="Arial" w:cs="Arial"/>
+                  <w:sz w:val="20"/>
+                  <w:szCs w:val="20"/>
+                </w:rPr>
+                <w:t>Electricity_Curtailed</w:t>
+              </w:r>
+            </w:ins>
+            <w:r>
+              <w:rPr>
+                <w:rFonts w:ascii="Arial" w:hAnsi="Arial" w:cs="Arial"/>
+                <w:sz w:val="20"/>
+                <w:szCs w:val="20"/>
+              </w:rPr>
+              <w:t>.csv</w:t>
             </w:r>
           </w:p>
         </w:tc>
@@ -18122,6 +17272,16 @@
                 <w:szCs w:val="20"/>
               </w:rPr>
             </w:pPr>
+            <w:ins w:id="181" w:author="Brauch, Joe" w:date="2025-01-31T11:55:00Z" w16du:dateUtc="2025-01-31T16:55:00Z">
+              <w:r>
+                <w:rPr>
+                  <w:rFonts w:ascii="Arial" w:hAnsi="Arial" w:cs="Arial"/>
+                  <w:sz w:val="20"/>
+                  <w:szCs w:val="20"/>
+                </w:rPr>
+                <w:t>H2_</w:t>
+              </w:r>
+            </w:ins>
             <w:r>
               <w:rPr>
                 <w:rFonts w:ascii="Arial" w:hAnsi="Arial" w:cs="Arial"/>
@@ -18314,13 +17474,33 @@
                 <w:szCs w:val="20"/>
               </w:rPr>
             </w:pPr>
-            <w:r>
-              <w:rPr>
-                <w:rFonts w:ascii="Arial" w:hAnsi="Arial" w:cs="Arial"/>
-                <w:sz w:val="20"/>
-                <w:szCs w:val="20"/>
-              </w:rPr>
-              <w:t>Hydrogen_Production.csv</w:t>
+            <w:del w:id="182" w:author="Brauch, Joe" w:date="2025-01-31T11:55:00Z" w16du:dateUtc="2025-01-31T16:55:00Z">
+              <w:r>
+                <w:rPr>
+                  <w:rFonts w:ascii="Arial" w:hAnsi="Arial" w:cs="Arial"/>
+                  <w:sz w:val="20"/>
+                  <w:szCs w:val="20"/>
+                </w:rPr>
+                <w:delText>Hydrogen</w:delText>
+              </w:r>
+            </w:del>
+            <w:ins w:id="183" w:author="Brauch, Joe" w:date="2025-01-31T11:55:00Z" w16du:dateUtc="2025-01-31T16:55:00Z">
+              <w:r>
+                <w:rPr>
+                  <w:rFonts w:ascii="Arial" w:hAnsi="Arial" w:cs="Arial"/>
+                  <w:sz w:val="20"/>
+                  <w:szCs w:val="20"/>
+                </w:rPr>
+                <w:t>H2</w:t>
+              </w:r>
+            </w:ins>
+            <w:r>
+              <w:rPr>
+                <w:rFonts w:ascii="Arial" w:hAnsi="Arial" w:cs="Arial"/>
+                <w:sz w:val="20"/>
+                <w:szCs w:val="20"/>
+              </w:rPr>
+              <w:t>_Production.csv</w:t>
             </w:r>
           </w:p>
         </w:tc>
@@ -18368,6 +17548,7 @@
                 <w:sz w:val="20"/>
                 <w:szCs w:val="20"/>
               </w:rPr>
+              <w:lastRenderedPageBreak/>
               <w:t>Link_Flow.csv</w:t>
             </w:r>
           </w:p>
@@ -18458,13 +17639,33 @@
                 <w:szCs w:val="20"/>
               </w:rPr>
             </w:pPr>
-            <w:r>
-              <w:rPr>
-                <w:rFonts w:ascii="Arial" w:hAnsi="Arial" w:cs="Arial"/>
-                <w:sz w:val="20"/>
-                <w:szCs w:val="20"/>
-              </w:rPr>
-              <w:t>Renewable_Production_raw.csv</w:t>
+            <w:del w:id="184" w:author="Brauch, Joe" w:date="2025-01-31T11:55:00Z" w16du:dateUtc="2025-01-31T16:55:00Z">
+              <w:r>
+                <w:rPr>
+                  <w:rFonts w:ascii="Arial" w:hAnsi="Arial" w:cs="Arial"/>
+                  <w:sz w:val="20"/>
+                  <w:szCs w:val="20"/>
+                </w:rPr>
+                <w:delText>Renewable_Production</w:delText>
+              </w:r>
+            </w:del>
+            <w:ins w:id="185" w:author="Brauch, Joe" w:date="2025-01-31T11:55:00Z" w16du:dateUtc="2025-01-31T16:55:00Z">
+              <w:r>
+                <w:rPr>
+                  <w:rFonts w:ascii="Arial" w:hAnsi="Arial" w:cs="Arial"/>
+                  <w:sz w:val="20"/>
+                  <w:szCs w:val="20"/>
+                </w:rPr>
+                <w:t>Electricity_Potential</w:t>
+              </w:r>
+            </w:ins>
+            <w:r>
+              <w:rPr>
+                <w:rFonts w:ascii="Arial" w:hAnsi="Arial" w:cs="Arial"/>
+                <w:sz w:val="20"/>
+                <w:szCs w:val="20"/>
+              </w:rPr>
+              <w:t>_raw.csv</w:t>
             </w:r>
           </w:p>
         </w:tc>
@@ -18506,13 +17707,33 @@
                 <w:szCs w:val="20"/>
               </w:rPr>
             </w:pPr>
-            <w:r>
-              <w:rPr>
-                <w:rFonts w:ascii="Arial" w:hAnsi="Arial" w:cs="Arial"/>
-                <w:sz w:val="20"/>
-                <w:szCs w:val="20"/>
-              </w:rPr>
-              <w:t>Renewable_Production_Tech_Total.csv</w:t>
+            <w:del w:id="186" w:author="Brauch, Joe" w:date="2025-01-31T11:55:00Z" w16du:dateUtc="2025-01-31T16:55:00Z">
+              <w:r>
+                <w:rPr>
+                  <w:rFonts w:ascii="Arial" w:hAnsi="Arial" w:cs="Arial"/>
+                  <w:sz w:val="20"/>
+                  <w:szCs w:val="20"/>
+                </w:rPr>
+                <w:delText>Renewable_Production</w:delText>
+              </w:r>
+            </w:del>
+            <w:ins w:id="187" w:author="Brauch, Joe" w:date="2025-01-31T11:55:00Z" w16du:dateUtc="2025-01-31T16:55:00Z">
+              <w:r>
+                <w:rPr>
+                  <w:rFonts w:ascii="Arial" w:hAnsi="Arial" w:cs="Arial"/>
+                  <w:sz w:val="20"/>
+                  <w:szCs w:val="20"/>
+                </w:rPr>
+                <w:t>Electricity_Potential</w:t>
+              </w:r>
+            </w:ins>
+            <w:r>
+              <w:rPr>
+                <w:rFonts w:ascii="Arial" w:hAnsi="Arial" w:cs="Arial"/>
+                <w:sz w:val="20"/>
+                <w:szCs w:val="20"/>
+              </w:rPr>
+              <w:t>_Tech_Total.csv</w:t>
             </w:r>
           </w:p>
         </w:tc>
@@ -18554,13 +17775,33 @@
                 <w:szCs w:val="20"/>
               </w:rPr>
             </w:pPr>
-            <w:r>
-              <w:rPr>
-                <w:rFonts w:ascii="Arial" w:hAnsi="Arial" w:cs="Arial"/>
-                <w:sz w:val="20"/>
-                <w:szCs w:val="20"/>
-              </w:rPr>
-              <w:t>Renewable_Production.csv</w:t>
+            <w:del w:id="188" w:author="Brauch, Joe" w:date="2025-01-31T11:55:00Z" w16du:dateUtc="2025-01-31T16:55:00Z">
+              <w:r>
+                <w:rPr>
+                  <w:rFonts w:ascii="Arial" w:hAnsi="Arial" w:cs="Arial"/>
+                  <w:sz w:val="20"/>
+                  <w:szCs w:val="20"/>
+                </w:rPr>
+                <w:delText>Renewable_Production</w:delText>
+              </w:r>
+            </w:del>
+            <w:ins w:id="189" w:author="Brauch, Joe" w:date="2025-01-31T11:55:00Z" w16du:dateUtc="2025-01-31T16:55:00Z">
+              <w:r>
+                <w:rPr>
+                  <w:rFonts w:ascii="Arial" w:hAnsi="Arial" w:cs="Arial"/>
+                  <w:sz w:val="20"/>
+                  <w:szCs w:val="20"/>
+                </w:rPr>
+                <w:t>Electricity_Potential</w:t>
+              </w:r>
+            </w:ins>
+            <w:r>
+              <w:rPr>
+                <w:rFonts w:ascii="Arial" w:hAnsi="Arial" w:cs="Arial"/>
+                <w:sz w:val="20"/>
+                <w:szCs w:val="20"/>
+              </w:rPr>
+              <w:t>.csv</w:t>
             </w:r>
           </w:p>
         </w:tc>
@@ -18608,7 +17849,45 @@
                 <w:sz w:val="20"/>
                 <w:szCs w:val="20"/>
               </w:rPr>
-              <w:t>Storage_Discharge_Charge.csv</w:t>
+              <w:t>Storage</w:t>
+            </w:r>
+            <w:del w:id="190" w:author="Brauch, Joe" w:date="2025-01-31T11:56:00Z" w16du:dateUtc="2025-01-31T16:56:00Z">
+              <w:r>
+                <w:rPr>
+                  <w:rFonts w:ascii="Arial" w:hAnsi="Arial" w:cs="Arial"/>
+                  <w:sz w:val="20"/>
+                  <w:szCs w:val="20"/>
+                </w:rPr>
+                <w:delText>_</w:delText>
+              </w:r>
+            </w:del>
+            <w:ins w:id="191" w:author="Brauch, Joe" w:date="2025-01-31T11:56:00Z" w16du:dateUtc="2025-01-31T16:56:00Z">
+              <w:r>
+                <w:rPr>
+                  <w:rFonts w:ascii="Arial" w:hAnsi="Arial" w:cs="Arial"/>
+                  <w:sz w:val="20"/>
+                  <w:szCs w:val="20"/>
+                </w:rPr>
+                <w:t xml:space="preserve"> </w:t>
+              </w:r>
+            </w:ins>
+            <w:del w:id="192" w:author="Brauch, Joe" w:date="2025-01-31T11:56:00Z" w16du:dateUtc="2025-01-31T16:56:00Z">
+              <w:r>
+                <w:rPr>
+                  <w:rFonts w:ascii="Arial" w:hAnsi="Arial" w:cs="Arial"/>
+                  <w:sz w:val="20"/>
+                  <w:szCs w:val="20"/>
+                </w:rPr>
+                <w:delText>Discharge</w:delText>
+              </w:r>
+            </w:del>
+            <w:r>
+              <w:rPr>
+                <w:rFonts w:ascii="Arial" w:hAnsi="Arial" w:cs="Arial"/>
+                <w:sz w:val="20"/>
+                <w:szCs w:val="20"/>
+              </w:rPr>
+              <w:t>_Charge.csv</w:t>
             </w:r>
           </w:p>
         </w:tc>
@@ -18656,7 +17935,6 @@
                 <w:sz w:val="20"/>
                 <w:szCs w:val="20"/>
               </w:rPr>
-              <w:lastRenderedPageBreak/>
               <w:t>Storage_Level.csv</w:t>
             </w:r>
           </w:p>
@@ -18794,11 +18072,11 @@
       <w:pPr>
         <w:pStyle w:val="NRELHead03Numbered"/>
       </w:pPr>
-      <w:bookmarkStart w:id="162" w:name="_Toc179465227"/>
+      <w:bookmarkStart w:id="193" w:name="_Toc179465227"/>
       <w:r>
         <w:t>Suggested use of outputs</w:t>
       </w:r>
-      <w:bookmarkEnd w:id="162"/>
+      <w:bookmarkEnd w:id="193"/>
     </w:p>
     <w:p>
       <w:pPr>
@@ -18867,6 +18145,7 @@
         </w:numPr>
       </w:pPr>
       <w:r>
+        <w:lastRenderedPageBreak/>
         <w:t>Which technologies are primarily used to produce hydrogen?</w:t>
       </w:r>
     </w:p>
@@ -18938,11 +18217,7 @@
         <w:pStyle w:val="NRELBodyText"/>
       </w:pPr>
       <w:r>
-        <w:t xml:space="preserve">It can also be useful to use outputs from HYPSTAT to estimate system costs. We recommend using capacity outputs to calculate capital and fixed operating costs. Relevant operating outputs can be used to calculate variable operating costs. We recommend dividing these costs over </w:t>
-      </w:r>
-      <w:r>
-        <w:lastRenderedPageBreak/>
-        <w:t>amounts of hydrogen produced to estimate levelized costs for the whole system or at a nodal level. It can be insightful to look at how different technologies or value-chain steps (production, transmission, storage) contribute to levelized hydrogen costs.</w:t>
+        <w:t>It can also be useful to use outputs from HYPSTAT to estimate system costs. We recommend using capacity outputs to calculate capital and fixed operating costs. Relevant operating outputs can be used to calculate variable operating costs. We recommend dividing these costs over amounts of hydrogen produced to estimate levelized costs for the whole system or at a nodal level. It can be insightful to look at how different technologies or value-chain steps (production, transmission, storage) contribute to levelized hydrogen costs.</w:t>
       </w:r>
     </w:p>
     <w:p>
@@ -18981,16 +18256,16 @@
       <w:pPr>
         <w:pStyle w:val="NRELHead01Numbered"/>
       </w:pPr>
-      <w:bookmarkStart w:id="163" w:name="_Toc100058849"/>
-      <w:bookmarkStart w:id="164" w:name="_Toc100827778"/>
-      <w:bookmarkStart w:id="165" w:name="_Toc179465228"/>
-      <w:bookmarkEnd w:id="163"/>
-      <w:bookmarkEnd w:id="164"/>
+      <w:bookmarkStart w:id="194" w:name="_Toc100058849"/>
+      <w:bookmarkStart w:id="195" w:name="_Toc100827778"/>
+      <w:bookmarkStart w:id="196" w:name="_Toc179465228"/>
+      <w:bookmarkEnd w:id="194"/>
+      <w:bookmarkEnd w:id="195"/>
       <w:r>
         <w:lastRenderedPageBreak/>
         <w:t>A Simple Case Study</w:t>
       </w:r>
-      <w:bookmarkEnd w:id="165"/>
+      <w:bookmarkEnd w:id="196"/>
     </w:p>
     <w:p>
       <w:pPr>
@@ -19053,21 +18328,21 @@
       <w:pPr>
         <w:pStyle w:val="NRELHead02Numbered"/>
       </w:pPr>
-      <w:bookmarkStart w:id="166" w:name="_Toc179465229"/>
+      <w:bookmarkStart w:id="197" w:name="_Toc179465229"/>
       <w:r>
         <w:t>Case Design</w:t>
       </w:r>
-      <w:bookmarkEnd w:id="166"/>
+      <w:bookmarkEnd w:id="197"/>
     </w:p>
     <w:p>
       <w:pPr>
         <w:pStyle w:val="NRELHead03Numbered"/>
       </w:pPr>
-      <w:bookmarkStart w:id="167" w:name="_Toc179465230"/>
+      <w:bookmarkStart w:id="198" w:name="_Toc179465230"/>
       <w:r>
         <w:t>Nodes and Network</w:t>
       </w:r>
-      <w:bookmarkEnd w:id="167"/>
+      <w:bookmarkEnd w:id="198"/>
     </w:p>
     <w:p>
       <w:pPr>
@@ -20611,25 +19886,7 @@
                 <w:sz w:val="20"/>
                 <w:szCs w:val="20"/>
               </w:rPr>
-              <w:t xml:space="preserve">YES (20 </w:t>
-            </w:r>
-            <w:proofErr w:type="spellStart"/>
-            <w:r>
-              <w:rPr>
-                <w:color w:val="000000"/>
-                <w:sz w:val="20"/>
-                <w:szCs w:val="20"/>
-              </w:rPr>
-              <w:t>kT</w:t>
-            </w:r>
-            <w:proofErr w:type="spellEnd"/>
-            <w:r>
-              <w:rPr>
-                <w:color w:val="000000"/>
-                <w:sz w:val="20"/>
-                <w:szCs w:val="20"/>
-              </w:rPr>
-              <w:t>)</w:t>
+              <w:t>YES (20 kT)</w:t>
             </w:r>
           </w:p>
         </w:tc>
@@ -20710,25 +19967,7 @@
                 <w:sz w:val="20"/>
                 <w:szCs w:val="20"/>
               </w:rPr>
-              <w:t xml:space="preserve">Suburb, </w:t>
-            </w:r>
-            <w:proofErr w:type="spellStart"/>
-            <w:r>
-              <w:rPr>
-                <w:color w:val="000000"/>
-                <w:sz w:val="20"/>
-                <w:szCs w:val="20"/>
-              </w:rPr>
-              <w:t>peaker</w:t>
-            </w:r>
-            <w:proofErr w:type="spellEnd"/>
-            <w:r>
-              <w:rPr>
-                <w:color w:val="000000"/>
-                <w:sz w:val="20"/>
-                <w:szCs w:val="20"/>
-              </w:rPr>
-              <w:t xml:space="preserve"> plant</w:t>
+              <w:t>Suburb, peaker plant</w:t>
             </w:r>
           </w:p>
         </w:tc>
@@ -21376,15 +20615,7 @@
         <w:pStyle w:val="NRELBullet01"/>
       </w:pPr>
       <w:r>
-        <w:t xml:space="preserve">Node D (Inland): With small demand primarily for heavy-duty fuel cell electric vehicles (HD FCEVs), this node has poor onshore wind resources but good solar potential. It connects to the wholesale grid at a higher price and has significant geologic storage (20 </w:t>
-      </w:r>
-      <w:proofErr w:type="spellStart"/>
-      <w:r>
-        <w:t>kT</w:t>
-      </w:r>
-      <w:proofErr w:type="spellEnd"/>
-      <w:r>
-        <w:t>) alongside tank storage.</w:t>
+        <w:t>Node D (Inland): With small demand primarily for heavy-duty fuel cell electric vehicles (HD FCEVs), this node has poor onshore wind resources but good solar potential. It connects to the wholesale grid at a higher price and has significant geologic storage (20 kT) alongside tank storage.</w:t>
       </w:r>
     </w:p>
     <w:p>
@@ -21466,7 +20697,7 @@
       <w:pPr>
         <w:pStyle w:val="NRELHead03Numbered"/>
       </w:pPr>
-      <w:bookmarkStart w:id="168" w:name="_Toc179465231"/>
+      <w:bookmarkStart w:id="199" w:name="_Toc179465231"/>
       <w:r>
         <w:lastRenderedPageBreak/>
         <w:t>Technologies and Cost Reference</w:t>
@@ -21474,7 +20705,7 @@
       <w:r>
         <w:t>s</w:t>
       </w:r>
-      <w:bookmarkEnd w:id="168"/>
+      <w:bookmarkEnd w:id="199"/>
     </w:p>
     <w:p>
       <w:pPr>
@@ -21706,16 +20937,16 @@
             <w:hideMark/>
           </w:tcPr>
           <w:p>
-            <w:commentRangeStart w:id="169"/>
+            <w:commentRangeStart w:id="200"/>
             <w:r>
               <w:t>LCOE from H2@Scale</w:t>
             </w:r>
-            <w:commentRangeEnd w:id="169"/>
+            <w:commentRangeEnd w:id="200"/>
             <w:r>
               <w:rPr>
                 <w:rStyle w:val="CommentReference"/>
               </w:rPr>
-              <w:commentReference w:id="169"/>
+              <w:commentReference w:id="200"/>
             </w:r>
           </w:p>
         </w:tc>
@@ -21761,11 +20992,9 @@
             <w:r>
               <w:t>column name: ‘</w:t>
             </w:r>
-            <w:proofErr w:type="spellStart"/>
             <w:r>
               <w:t>total_cost_enduse</w:t>
             </w:r>
-            <w:proofErr w:type="spellEnd"/>
             <w:r>
               <w:t>’</w:t>
             </w:r>
@@ -21852,15 +21081,7 @@
           </w:tcPr>
           <w:p>
             <w:r>
-              <w:t xml:space="preserve">US number </w:t>
-            </w:r>
-            <w:proofErr w:type="gramStart"/>
-            <w:r>
-              <w:t>similar to</w:t>
-            </w:r>
-            <w:proofErr w:type="gramEnd"/>
-            <w:r>
-              <w:t xml:space="preserve"> NYSERDA, reference check with Jesse</w:t>
+              <w:t>US number similar to NYSERDA, reference check with Jesse</w:t>
             </w:r>
           </w:p>
         </w:tc>
@@ -21901,15 +21122,7 @@
           </w:tcPr>
           <w:p>
             <w:r>
-              <w:t xml:space="preserve">US number </w:t>
-            </w:r>
-            <w:proofErr w:type="gramStart"/>
-            <w:r>
-              <w:t>similar to</w:t>
-            </w:r>
-            <w:proofErr w:type="gramEnd"/>
-            <w:r>
-              <w:t xml:space="preserve"> NYSERDA, reference check with Jesse</w:t>
+              <w:t>US number similar to NYSERDA, reference check with Jesse</w:t>
             </w:r>
           </w:p>
         </w:tc>
@@ -21950,15 +21163,7 @@
           </w:tcPr>
           <w:p>
             <w:r>
-              <w:t xml:space="preserve">US number </w:t>
-            </w:r>
-            <w:proofErr w:type="gramStart"/>
-            <w:r>
-              <w:t>similar to</w:t>
-            </w:r>
-            <w:proofErr w:type="gramEnd"/>
-            <w:r>
-              <w:t xml:space="preserve"> NYSERDA, reference check with Jesse</w:t>
+              <w:t>US number similar to NYSERDA, reference check with Jesse</w:t>
             </w:r>
           </w:p>
         </w:tc>
@@ -21999,15 +21204,7 @@
           </w:tcPr>
           <w:p>
             <w:r>
-              <w:t xml:space="preserve">US number </w:t>
-            </w:r>
-            <w:proofErr w:type="gramStart"/>
-            <w:r>
-              <w:t>similar to</w:t>
-            </w:r>
-            <w:proofErr w:type="gramEnd"/>
-            <w:r>
-              <w:t xml:space="preserve"> NYSERDA, reference check with Jesse</w:t>
+              <w:t>US number similar to NYSERDA, reference check with Jesse</w:t>
             </w:r>
           </w:p>
         </w:tc>
@@ -22018,7 +21215,7 @@
       <w:pPr>
         <w:pStyle w:val="NRELHead02Numbered"/>
       </w:pPr>
-      <w:bookmarkStart w:id="170" w:name="_Toc179465232"/>
+      <w:bookmarkStart w:id="201" w:name="_Toc179465232"/>
       <w:r>
         <w:t xml:space="preserve">Potential Considerations for </w:t>
       </w:r>
@@ -22028,13 +21225,13 @@
       <w:r>
         <w:t xml:space="preserve"> Processing</w:t>
       </w:r>
-      <w:bookmarkEnd w:id="170"/>
+      <w:bookmarkEnd w:id="201"/>
     </w:p>
     <w:p>
       <w:pPr>
         <w:pStyle w:val="NRELHead03Numbered"/>
       </w:pPr>
-      <w:bookmarkStart w:id="171" w:name="_Toc179465233"/>
+      <w:bookmarkStart w:id="202" w:name="_Toc179465233"/>
       <w:r>
         <w:t>Hydrogen Cost Calculation</w:t>
       </w:r>
@@ -22044,7 +21241,7 @@
       <w:r>
         <w:t>: Total CAPEX, OPEX, and Levelized Costs</w:t>
       </w:r>
-      <w:bookmarkEnd w:id="171"/>
+      <w:bookmarkEnd w:id="202"/>
     </w:p>
     <w:p>
       <w:pPr>
@@ -22885,11 +22082,11 @@
       <w:pPr>
         <w:pStyle w:val="NRELHead03Numbered"/>
       </w:pPr>
-      <w:bookmarkStart w:id="172" w:name="_Toc179465234"/>
+      <w:bookmarkStart w:id="203" w:name="_Toc179465234"/>
       <w:r>
         <w:t>System Design</w:t>
       </w:r>
-      <w:bookmarkEnd w:id="172"/>
+      <w:bookmarkEnd w:id="203"/>
     </w:p>
     <w:p>
       <w:pPr>
@@ -22966,23 +22163,7 @@
         <w:t>T</w:t>
       </w:r>
       <w:r>
-        <w:t xml:space="preserve">ank storage is typically used for balancing shorter-term daily or hourly hydrogen demand. In contrast, geological storage is designed to meet longer-term seasonal hydrogen demand, with charging occurring in the shoulder season and meeting demand during peak months. Storage technologies are crucial for managing supply and demand in the hydrogen production process. Storage capacity is generally measured in kilograms (kg) or </w:t>
-      </w:r>
-      <w:proofErr w:type="spellStart"/>
-      <w:r>
-        <w:t>kilotonnes</w:t>
-      </w:r>
-      <w:proofErr w:type="spellEnd"/>
-      <w:r>
-        <w:t xml:space="preserve"> (</w:t>
-      </w:r>
-      <w:proofErr w:type="spellStart"/>
-      <w:r>
-        <w:t>kT</w:t>
-      </w:r>
-      <w:proofErr w:type="spellEnd"/>
-      <w:r>
-        <w:t>) for hydrogen storage. These systems ensure continuous hydrogen production even during periods of low renewable generation. The storage capacity build is a direct output of the model.</w:t>
+        <w:t>ank storage is typically used for balancing shorter-term daily or hourly hydrogen demand. In contrast, geological storage is designed to meet longer-term seasonal hydrogen demand, with charging occurring in the shoulder season and meeting demand during peak months. Storage technologies are crucial for managing supply and demand in the hydrogen production process. Storage capacity is generally measured in kilograms (kg) or kilotonnes (kT) for hydrogen storage. These systems ensure continuous hydrogen production even during periods of low renewable generation. The storage capacity build is a direct output of the model.</w:t>
       </w:r>
     </w:p>
     <w:p>
@@ -23015,11 +22196,11 @@
       <w:pPr>
         <w:pStyle w:val="NRELHead03Numbered"/>
       </w:pPr>
-      <w:bookmarkStart w:id="173" w:name="_Toc179465235"/>
+      <w:bookmarkStart w:id="204" w:name="_Toc179465235"/>
       <w:r>
         <w:t>Operating Dynamics for RE, Electrolyzers, Transmission, and Storage</w:t>
       </w:r>
-      <w:bookmarkEnd w:id="173"/>
+      <w:bookmarkEnd w:id="204"/>
     </w:p>
     <w:p>
       <w:pPr>
@@ -23082,11 +22263,11 @@
       <w:pPr>
         <w:pStyle w:val="NRELHead03Numbered"/>
       </w:pPr>
-      <w:bookmarkStart w:id="174" w:name="_Toc179465236"/>
+      <w:bookmarkStart w:id="205" w:name="_Toc179465236"/>
       <w:r>
         <w:t>Levelized Cost of Electricity (LCOE) and Capacity Factors</w:t>
       </w:r>
-      <w:bookmarkEnd w:id="174"/>
+      <w:bookmarkEnd w:id="205"/>
     </w:p>
     <w:p>
       <w:pPr>
@@ -23345,16 +22526,16 @@
       <w:r>
         <w:br w:type="page"/>
       </w:r>
-      <w:bookmarkStart w:id="175" w:name="_Toc314823692"/>
-      <w:bookmarkStart w:id="176" w:name="_Toc352071762"/>
-      <w:bookmarkStart w:id="177" w:name="_Toc179465237"/>
+      <w:bookmarkStart w:id="206" w:name="_Toc314823692"/>
+      <w:bookmarkStart w:id="207" w:name="_Toc352071762"/>
+      <w:bookmarkStart w:id="208" w:name="_Toc179465237"/>
       <w:r>
         <w:lastRenderedPageBreak/>
         <w:t>Glossary</w:t>
       </w:r>
-      <w:bookmarkEnd w:id="175"/>
-      <w:bookmarkEnd w:id="176"/>
-      <w:bookmarkEnd w:id="177"/>
+      <w:bookmarkEnd w:id="206"/>
+      <w:bookmarkEnd w:id="207"/>
+      <w:bookmarkEnd w:id="208"/>
     </w:p>
     <w:tbl>
       <w:tblPr>
@@ -23643,16 +22824,16 @@
       <w:r>
         <w:br w:type="page"/>
       </w:r>
-      <w:bookmarkStart w:id="178" w:name="_Toc314823693"/>
-      <w:bookmarkStart w:id="179" w:name="_Toc352071763"/>
-      <w:bookmarkStart w:id="180" w:name="_Toc179465238"/>
+      <w:bookmarkStart w:id="209" w:name="_Toc314823693"/>
+      <w:bookmarkStart w:id="210" w:name="_Toc352071763"/>
+      <w:bookmarkStart w:id="211" w:name="_Toc179465238"/>
       <w:r>
         <w:lastRenderedPageBreak/>
         <w:t>References</w:t>
       </w:r>
-      <w:bookmarkEnd w:id="178"/>
-      <w:bookmarkEnd w:id="179"/>
-      <w:bookmarkEnd w:id="180"/>
+      <w:bookmarkEnd w:id="209"/>
+      <w:bookmarkEnd w:id="210"/>
+      <w:bookmarkEnd w:id="211"/>
       <w:r>
         <w:t xml:space="preserve"> </w:t>
       </w:r>
@@ -23661,21 +22842,8 @@
       <w:pPr>
         <w:pStyle w:val="NRELReference"/>
       </w:pPr>
-      <w:proofErr w:type="spellStart"/>
-      <w:r>
-        <w:t>Bodini</w:t>
-      </w:r>
-      <w:proofErr w:type="spellEnd"/>
-      <w:r>
-        <w:t xml:space="preserve">, Nicola, Dino </w:t>
-      </w:r>
-      <w:proofErr w:type="spellStart"/>
-      <w:r>
-        <w:t>Zardi</w:t>
-      </w:r>
-      <w:proofErr w:type="spellEnd"/>
-      <w:r>
-        <w:t>, and Julie K. Lundquist. 2017. “</w:t>
+      <w:r>
+        <w:t>Bodini, Nicola, Dino Zardi, and Julie K. Lundquist. 2017. “</w:t>
       </w:r>
       <w:r>
         <w:t>Three-</w:t>
@@ -23902,7 +23070,7 @@
       <w:pPr>
         <w:pStyle w:val="NRELHead01"/>
       </w:pPr>
-      <w:bookmarkStart w:id="181" w:name="_Toc179465239"/>
+      <w:bookmarkStart w:id="212" w:name="_Toc179465239"/>
       <w:r>
         <w:lastRenderedPageBreak/>
         <w:t xml:space="preserve">Appendix </w:t>
@@ -23910,7 +23078,7 @@
       <w:r>
         <w:t>A: HYPSTAT Optimization Formulation</w:t>
       </w:r>
-      <w:bookmarkEnd w:id="181"/>
+      <w:bookmarkEnd w:id="212"/>
     </w:p>
     <w:bookmarkEnd w:id="0"/>
     <w:bookmarkEnd w:id="1"/>
@@ -24064,14 +23232,12 @@
                 <w:rFonts w:ascii="Consolas" w:hAnsi="Consolas" w:cs="Courier New"/>
               </w:rPr>
             </w:pPr>
-            <w:proofErr w:type="spellStart"/>
             <w:r>
               <w:rPr>
                 <w:rFonts w:ascii="Consolas" w:hAnsi="Consolas" w:cs="Courier New"/>
               </w:rPr>
               <w:t>m.T</w:t>
             </w:r>
-            <w:proofErr w:type="spellEnd"/>
           </w:p>
         </w:tc>
         <w:tc>
@@ -24127,14 +23293,12 @@
                 <w:rFonts w:ascii="Consolas" w:hAnsi="Consolas"/>
               </w:rPr>
             </w:pPr>
-            <w:proofErr w:type="spellStart"/>
             <w:r>
               <w:rPr>
                 <w:rFonts w:ascii="Consolas" w:hAnsi="Consolas" w:cs="Courier New"/>
               </w:rPr>
               <w:t>m.Zones</w:t>
             </w:r>
-            <w:proofErr w:type="spellEnd"/>
           </w:p>
         </w:tc>
         <w:tc>
@@ -24190,14 +23354,12 @@
                 <w:rFonts w:ascii="Consolas" w:hAnsi="Consolas"/>
               </w:rPr>
             </w:pPr>
-            <w:proofErr w:type="spellStart"/>
             <w:r>
               <w:rPr>
                 <w:rFonts w:ascii="Consolas" w:hAnsi="Consolas" w:cs="Courier New"/>
               </w:rPr>
               <w:t>m.Links</w:t>
             </w:r>
-            <w:proofErr w:type="spellEnd"/>
           </w:p>
         </w:tc>
         <w:tc>
@@ -24216,31 +23378,7 @@
           </w:tcPr>
           <w:p>
             <w:r>
-              <w:t xml:space="preserve">String names that note which nodes the link goes between with the phrase </w:t>
-            </w:r>
-            <w:proofErr w:type="gramStart"/>
-            <w:r>
-              <w:t>‘ to</w:t>
-            </w:r>
-            <w:proofErr w:type="gramEnd"/>
-            <w:r>
-              <w:t xml:space="preserve"> ‘. E.g., ‘A to B’. Note that they are inherently bi-directional, so if ‘A to B’ </w:t>
-            </w:r>
-            <w:proofErr w:type="gramStart"/>
-            <w:r>
-              <w:t>is  a</w:t>
-            </w:r>
-            <w:proofErr w:type="gramEnd"/>
-            <w:r>
-              <w:t xml:space="preserve"> </w:t>
-            </w:r>
-            <w:proofErr w:type="gramStart"/>
-            <w:r>
-              <w:t>node, ‘</w:t>
-            </w:r>
-            <w:proofErr w:type="gramEnd"/>
-            <w:r>
-              <w:t>B to A’ does not need to be in the set.</w:t>
+              <w:t>String names that note which nodes the link goes between with the phrase ‘ to ‘. E.g., ‘A to B’. Note that they are inherently bi-directional, so if ‘A to B’ is  a node, ‘B to A’ does not need to be in the set.</w:t>
             </w:r>
           </w:p>
         </w:tc>
@@ -24277,14 +23415,12 @@
                 <w:rFonts w:ascii="Consolas" w:hAnsi="Consolas"/>
               </w:rPr>
             </w:pPr>
-            <w:proofErr w:type="spellStart"/>
             <w:r>
               <w:rPr>
                 <w:rFonts w:ascii="Consolas" w:hAnsi="Consolas" w:cs="Courier New"/>
               </w:rPr>
               <w:t>m.Gen_Techs</w:t>
             </w:r>
-            <w:proofErr w:type="spellEnd"/>
           </w:p>
         </w:tc>
         <w:tc>
@@ -24303,23 +23439,7 @@
           </w:tcPr>
           <w:p>
             <w:r>
-              <w:t>Arbitrary objects. We recommend string names without spaces, e.g., ‘</w:t>
-            </w:r>
-            <w:proofErr w:type="spellStart"/>
-            <w:r>
-              <w:t>solar_pv</w:t>
-            </w:r>
-            <w:proofErr w:type="spellEnd"/>
-            <w:r>
-              <w:t>’, ‘</w:t>
-            </w:r>
-            <w:proofErr w:type="spellStart"/>
-            <w:r>
-              <w:t>offshore_wind</w:t>
-            </w:r>
-            <w:proofErr w:type="spellEnd"/>
-            <w:r>
-              <w:t>’, etc.</w:t>
+              <w:t>Arbitrary objects. We recommend string names without spaces, e.g., ‘solar_pv’, ‘offshore_wind’, etc.</w:t>
             </w:r>
           </w:p>
         </w:tc>
@@ -24361,14 +23481,12 @@
                 <w:rFonts w:ascii="Consolas" w:hAnsi="Consolas" w:cs="Courier New"/>
               </w:rPr>
             </w:pPr>
-            <w:proofErr w:type="spellStart"/>
             <w:r>
               <w:rPr>
                 <w:rFonts w:ascii="Consolas" w:hAnsi="Consolas" w:cs="Courier New"/>
               </w:rPr>
               <w:t>m.Stor_Techs</w:t>
             </w:r>
-            <w:proofErr w:type="spellEnd"/>
           </w:p>
         </w:tc>
         <w:tc>
@@ -24387,15 +23505,7 @@
           </w:tcPr>
           <w:p>
             <w:r>
-              <w:t>Arbitrary objects. We recommend string names without spaces, e.g., ‘tank’, ‘</w:t>
-            </w:r>
-            <w:proofErr w:type="spellStart"/>
-            <w:r>
-              <w:t>salt_cavern</w:t>
-            </w:r>
-            <w:proofErr w:type="spellEnd"/>
-            <w:r>
-              <w:t>’, etc.</w:t>
+              <w:t>Arbitrary objects. We recommend string names without spaces, e.g., ‘tank’, ‘salt_cavern’, etc.</w:t>
             </w:r>
           </w:p>
         </w:tc>
@@ -24437,14 +23547,12 @@
                 <w:rFonts w:ascii="Consolas" w:hAnsi="Consolas" w:cs="Courier New"/>
               </w:rPr>
             </w:pPr>
-            <w:proofErr w:type="spellStart"/>
             <w:r>
               <w:rPr>
                 <w:rFonts w:ascii="Consolas" w:hAnsi="Consolas" w:cs="Courier New"/>
               </w:rPr>
               <w:t>m.Gen_Tranches</w:t>
             </w:r>
-            <w:proofErr w:type="spellEnd"/>
           </w:p>
         </w:tc>
         <w:tc>
@@ -24674,14 +23782,12 @@
                 <w:rFonts w:ascii="Consolas" w:hAnsi="Consolas" w:cs="Courier New"/>
               </w:rPr>
             </w:pPr>
-            <w:proofErr w:type="spellStart"/>
             <w:r>
               <w:rPr>
                 <w:rFonts w:ascii="Consolas" w:hAnsi="Consolas" w:cs="Courier New"/>
               </w:rPr>
               <w:t>m.Gen_Capacity</w:t>
             </w:r>
-            <w:proofErr w:type="spellEnd"/>
           </w:p>
         </w:tc>
         <w:tc>
@@ -24821,14 +23927,12 @@
                 <w:rFonts w:ascii="Consolas" w:hAnsi="Consolas"/>
               </w:rPr>
             </w:pPr>
-            <w:proofErr w:type="spellStart"/>
             <w:r>
               <w:rPr>
                 <w:rFonts w:ascii="Consolas" w:hAnsi="Consolas" w:cs="Courier New"/>
               </w:rPr>
               <w:t>m.Electrolyser_Capacity</w:t>
             </w:r>
-            <w:proofErr w:type="spellEnd"/>
           </w:p>
         </w:tc>
         <w:tc>
@@ -24930,14 +24034,12 @@
                 <w:rFonts w:ascii="Consolas" w:hAnsi="Consolas"/>
               </w:rPr>
             </w:pPr>
-            <w:proofErr w:type="spellStart"/>
             <w:r>
               <w:rPr>
                 <w:rFonts w:ascii="Consolas" w:hAnsi="Consolas" w:cs="Courier New"/>
               </w:rPr>
               <w:t>m.Storage_Capacity</w:t>
             </w:r>
-            <w:proofErr w:type="spellEnd"/>
           </w:p>
         </w:tc>
         <w:tc>
@@ -25054,14 +24156,12 @@
                 <w:rFonts w:ascii="Consolas" w:hAnsi="Consolas"/>
               </w:rPr>
             </w:pPr>
-            <w:proofErr w:type="spellStart"/>
             <w:r>
               <w:rPr>
                 <w:rFonts w:ascii="Consolas" w:hAnsi="Consolas" w:cs="Courier New"/>
               </w:rPr>
               <w:t>m.Pipeline_Capacity</w:t>
             </w:r>
-            <w:proofErr w:type="spellEnd"/>
           </w:p>
         </w:tc>
         <w:tc>
@@ -25168,14 +24268,12 @@
                 <w:rFonts w:ascii="Consolas" w:hAnsi="Consolas" w:cs="Courier New"/>
               </w:rPr>
             </w:pPr>
-            <w:proofErr w:type="spellStart"/>
             <w:r>
               <w:rPr>
                 <w:rFonts w:ascii="Consolas" w:hAnsi="Consolas" w:cs="Courier New"/>
               </w:rPr>
               <w:t>m.Pipeline_Exists</w:t>
             </w:r>
-            <w:proofErr w:type="spellEnd"/>
           </w:p>
         </w:tc>
         <w:tc>
@@ -25305,14 +24403,12 @@
                 <w:rFonts w:ascii="Consolas" w:hAnsi="Consolas" w:cs="Courier New"/>
               </w:rPr>
             </w:pPr>
-            <w:proofErr w:type="spellStart"/>
             <w:r>
               <w:rPr>
                 <w:rFonts w:ascii="Consolas" w:hAnsi="Consolas" w:cs="Courier New"/>
               </w:rPr>
               <w:t>m.Electricity_Potential</w:t>
             </w:r>
-            <w:proofErr w:type="spellEnd"/>
           </w:p>
         </w:tc>
         <w:tc>
@@ -25321,15 +24417,7 @@
           </w:tcPr>
           <w:p>
             <w:r>
-              <w:t xml:space="preserve">The potential amount of electricity that could be produced or purchased in each </w:t>
-            </w:r>
-            <w:proofErr w:type="gramStart"/>
-            <w:r>
-              <w:t>time period</w:t>
-            </w:r>
-            <w:proofErr w:type="gramEnd"/>
-            <w:r>
-              <w:t xml:space="preserve"> by each technology.</w:t>
+              <w:t>The potential amount of electricity that could be produced or purchased in each time period by each technology.</w:t>
             </w:r>
           </w:p>
         </w:tc>
@@ -25457,14 +24545,12 @@
                 <w:rFonts w:ascii="Consolas" w:hAnsi="Consolas" w:cs="Courier New"/>
               </w:rPr>
             </w:pPr>
-            <w:proofErr w:type="spellStart"/>
             <w:r>
               <w:rPr>
                 <w:rFonts w:ascii="Consolas" w:hAnsi="Consolas" w:cs="Courier New"/>
               </w:rPr>
               <w:t>m.Electricity_Used</w:t>
             </w:r>
-            <w:proofErr w:type="spellEnd"/>
           </w:p>
         </w:tc>
         <w:tc>
@@ -25473,15 +24559,7 @@
           </w:tcPr>
           <w:p>
             <w:r>
-              <w:t xml:space="preserve">The amount of electricity that is used in each </w:t>
-            </w:r>
-            <w:proofErr w:type="gramStart"/>
-            <w:r>
-              <w:t>time period</w:t>
-            </w:r>
-            <w:proofErr w:type="gramEnd"/>
-            <w:r>
-              <w:t xml:space="preserve"> by each technology for hydrogen production.</w:t>
+              <w:t>The amount of electricity that is used in each time period by each technology for hydrogen production.</w:t>
             </w:r>
           </w:p>
         </w:tc>
@@ -25619,14 +24697,12 @@
                 <w:rFonts w:ascii="Consolas" w:hAnsi="Consolas" w:cs="Courier New"/>
               </w:rPr>
             </w:pPr>
-            <w:proofErr w:type="spellStart"/>
             <w:r>
               <w:rPr>
                 <w:rFonts w:ascii="Consolas" w:hAnsi="Consolas" w:cs="Courier New"/>
               </w:rPr>
               <w:t>m.Electricity_Curtailed</w:t>
             </w:r>
-            <w:proofErr w:type="spellEnd"/>
           </w:p>
         </w:tc>
         <w:tc>
@@ -25635,15 +24711,7 @@
           </w:tcPr>
           <w:p>
             <w:r>
-              <w:t xml:space="preserve">The amount of electricity that is curtailed (or not purchased) in each </w:t>
-            </w:r>
-            <w:proofErr w:type="gramStart"/>
-            <w:r>
-              <w:t>time period</w:t>
-            </w:r>
-            <w:proofErr w:type="gramEnd"/>
-            <w:r>
-              <w:t xml:space="preserve"> by each technology.</w:t>
+              <w:t>The amount of electricity that is curtailed (or not purchased) in each time period by each technology.</w:t>
             </w:r>
           </w:p>
         </w:tc>
@@ -25808,15 +24876,7 @@
           </w:tcPr>
           <w:p>
             <w:r>
-              <w:t xml:space="preserve">The amount of hydrogen produced at each node in each </w:t>
-            </w:r>
-            <w:proofErr w:type="gramStart"/>
-            <w:r>
-              <w:t>time period</w:t>
-            </w:r>
-            <w:proofErr w:type="gramEnd"/>
-            <w:r>
-              <w:t>.</w:t>
+              <w:t>The amount of hydrogen produced at each node in each time period.</w:t>
             </w:r>
           </w:p>
         </w:tc>
@@ -25953,15 +25013,7 @@
           </w:tcPr>
           <w:p>
             <w:r>
-              <w:t xml:space="preserve">The amount of hydrogen demand that is met (i.e., the amount of hydrogen consumption for end uses) at each node in each </w:t>
-            </w:r>
-            <w:proofErr w:type="gramStart"/>
-            <w:r>
-              <w:t>time period</w:t>
-            </w:r>
-            <w:proofErr w:type="gramEnd"/>
-            <w:r>
-              <w:t>.</w:t>
+              <w:t>The amount of hydrogen demand that is met (i.e., the amount of hydrogen consumption for end uses) at each node in each time period.</w:t>
             </w:r>
           </w:p>
         </w:tc>
@@ -26235,15 +25287,7 @@
           </w:tcPr>
           <w:p>
             <w:r>
-              <w:t xml:space="preserve">The amount of excess hydrogen available at each node in each </w:t>
-            </w:r>
-            <w:proofErr w:type="gramStart"/>
-            <w:r>
-              <w:t>time period</w:t>
-            </w:r>
-            <w:proofErr w:type="gramEnd"/>
-            <w:r>
-              <w:t>.</w:t>
+              <w:t>The amount of excess hydrogen available at each node in each time period.</w:t>
             </w:r>
           </w:p>
         </w:tc>
@@ -26380,15 +25424,7 @@
           </w:tcPr>
           <w:p>
             <w:r>
-              <w:t xml:space="preserve">The amount of hydrogen imported from outside the system at each node in each </w:t>
-            </w:r>
-            <w:proofErr w:type="gramStart"/>
-            <w:r>
-              <w:t>time period</w:t>
-            </w:r>
-            <w:proofErr w:type="gramEnd"/>
-            <w:r>
-              <w:t>.</w:t>
+              <w:t>The amount of hydrogen imported from outside the system at each node in each time period.</w:t>
             </w:r>
           </w:p>
         </w:tc>
@@ -26526,23 +25562,7 @@
           </w:tcPr>
           <w:p>
             <w:r>
-              <w:t xml:space="preserve">The amount of hydrogen </w:t>
-            </w:r>
-            <w:proofErr w:type="gramStart"/>
-            <w:r>
-              <w:t>exported to</w:t>
-            </w:r>
-            <w:proofErr w:type="gramEnd"/>
-            <w:r>
-              <w:t xml:space="preserve"> outside the system at each node in each </w:t>
-            </w:r>
-            <w:proofErr w:type="gramStart"/>
-            <w:r>
-              <w:t>time period</w:t>
-            </w:r>
-            <w:proofErr w:type="gramEnd"/>
-            <w:r>
-              <w:t>.</w:t>
+              <w:t>The amount of hydrogen exported to outside the system at each node in each time period.</w:t>
             </w:r>
           </w:p>
         </w:tc>
@@ -26678,14 +25698,12 @@
                 <w:rFonts w:ascii="Consolas" w:hAnsi="Consolas" w:cs="Courier New"/>
               </w:rPr>
             </w:pPr>
-            <w:proofErr w:type="spellStart"/>
             <w:r>
               <w:rPr>
                 <w:rFonts w:ascii="Consolas" w:hAnsi="Consolas" w:cs="Courier New"/>
               </w:rPr>
               <w:t>m.Storage_Charge</w:t>
             </w:r>
-            <w:proofErr w:type="spellEnd"/>
           </w:p>
         </w:tc>
         <w:tc>
@@ -26694,18 +25712,10 @@
           </w:tcPr>
           <w:p>
             <w:r>
-              <w:t xml:space="preserve">The amount of hydrogen charged into storage for each storage technology at each node in each </w:t>
-            </w:r>
-            <w:proofErr w:type="gramStart"/>
-            <w:r>
-              <w:t xml:space="preserve">time </w:t>
-            </w:r>
-            <w:r>
-              <w:t>period</w:t>
-            </w:r>
-            <w:proofErr w:type="gramEnd"/>
-            <w:r>
-              <w:t>. Positive values represent hydrogen injected into storage and negative values represent hydrogen withdrawn from storage.</w:t>
+              <w:t xml:space="preserve">The amount of hydrogen charged into storage for each storage technology at each node in each time </w:t>
+            </w:r>
+            <w:r>
+              <w:t>period. Positive values represent hydrogen injected into storage and negative values represent hydrogen withdrawn from storage.</w:t>
             </w:r>
           </w:p>
         </w:tc>
@@ -26837,14 +25847,12 @@
                 <w:rFonts w:ascii="Consolas" w:hAnsi="Consolas" w:cs="Courier New"/>
               </w:rPr>
             </w:pPr>
-            <w:proofErr w:type="spellStart"/>
             <w:r>
               <w:rPr>
                 <w:rFonts w:ascii="Consolas" w:hAnsi="Consolas" w:cs="Courier New"/>
               </w:rPr>
               <w:t>m.Storage_Level</w:t>
             </w:r>
-            <w:proofErr w:type="spellEnd"/>
           </w:p>
         </w:tc>
         <w:tc>
@@ -26853,15 +25861,7 @@
           </w:tcPr>
           <w:p>
             <w:r>
-              <w:t xml:space="preserve">The amount of hydrogen stored for each storage technology at each node at a given </w:t>
-            </w:r>
-            <w:proofErr w:type="gramStart"/>
-            <w:r>
-              <w:t>time period</w:t>
-            </w:r>
-            <w:proofErr w:type="gramEnd"/>
-            <w:r>
-              <w:t>.</w:t>
+              <w:t>The amount of hydrogen stored for each storage technology at each node at a given time period.</w:t>
             </w:r>
           </w:p>
         </w:tc>
@@ -26999,14 +25999,12 @@
                 <w:rFonts w:ascii="Consolas" w:hAnsi="Consolas" w:cs="Courier New"/>
               </w:rPr>
             </w:pPr>
-            <w:proofErr w:type="spellStart"/>
             <w:r>
               <w:rPr>
                 <w:rFonts w:ascii="Consolas" w:hAnsi="Consolas" w:cs="Courier New"/>
               </w:rPr>
               <w:t>m.Storage_Charge_OPEX</w:t>
             </w:r>
-            <w:proofErr w:type="spellEnd"/>
           </w:p>
         </w:tc>
         <w:tc>
@@ -27015,15 +26013,7 @@
           </w:tcPr>
           <w:p>
             <w:r>
-              <w:t xml:space="preserve">The operating cost for charging storage for each storage technology at each node in each </w:t>
-            </w:r>
-            <w:proofErr w:type="gramStart"/>
-            <w:r>
-              <w:t>time period</w:t>
-            </w:r>
-            <w:proofErr w:type="gramEnd"/>
-            <w:r>
-              <w:t>.</w:t>
+              <w:t>The operating cost for charging storage for each storage technology at each node in each time period.</w:t>
             </w:r>
           </w:p>
         </w:tc>
@@ -27174,14 +26164,12 @@
                 <w:rFonts w:ascii="Consolas" w:hAnsi="Consolas" w:cs="Courier New"/>
               </w:rPr>
             </w:pPr>
-            <w:proofErr w:type="spellStart"/>
             <w:r>
               <w:rPr>
                 <w:rFonts w:ascii="Consolas" w:hAnsi="Consolas" w:cs="Courier New"/>
               </w:rPr>
               <w:t>m.Link_Flow</w:t>
             </w:r>
-            <w:proofErr w:type="spellEnd"/>
           </w:p>
         </w:tc>
         <w:tc>
@@ -27190,23 +26178,7 @@
           </w:tcPr>
           <w:p>
             <w:r>
-              <w:t xml:space="preserve">The hydrogen </w:t>
-            </w:r>
-            <w:proofErr w:type="gramStart"/>
-            <w:r>
-              <w:t>flow</w:t>
-            </w:r>
-            <w:proofErr w:type="gramEnd"/>
-            <w:r>
-              <w:t xml:space="preserve"> between zones for each link in each </w:t>
-            </w:r>
-            <w:proofErr w:type="gramStart"/>
-            <w:r>
-              <w:t>time period</w:t>
-            </w:r>
-            <w:proofErr w:type="gramEnd"/>
-            <w:r>
-              <w:t>. Positive values represent flow in the direction specified by the link name and negative values represent flow in the opposite direction (e.g., for link ‘A to B’, positive values represent flow to node B and negative values represent flow to node A).</w:t>
+              <w:t>The hydrogen flow between zones for each link in each time period. Positive values represent flow in the direction specified by the link name and negative values represent flow in the opposite direction (e.g., for link ‘A to B’, positive values represent flow to node B and negative values represent flow to node A).</w:t>
             </w:r>
           </w:p>
         </w:tc>
@@ -27323,14 +26295,12 @@
                 <w:rFonts w:ascii="Consolas" w:hAnsi="Consolas" w:cs="Courier New"/>
               </w:rPr>
             </w:pPr>
-            <w:proofErr w:type="spellStart"/>
             <w:r>
               <w:rPr>
                 <w:rFonts w:ascii="Consolas" w:hAnsi="Consolas" w:cs="Courier New"/>
               </w:rPr>
               <w:t>m.Pipeline_Flow</w:t>
             </w:r>
-            <w:proofErr w:type="spellEnd"/>
           </w:p>
         </w:tc>
         <w:tc>
@@ -27339,23 +26309,7 @@
           </w:tcPr>
           <w:p>
             <w:r>
-              <w:t xml:space="preserve">The hydrogen </w:t>
-            </w:r>
-            <w:proofErr w:type="gramStart"/>
-            <w:r>
-              <w:t>flow</w:t>
-            </w:r>
-            <w:proofErr w:type="gramEnd"/>
-            <w:r>
-              <w:t xml:space="preserve"> between zones for each link in each </w:t>
-            </w:r>
-            <w:proofErr w:type="gramStart"/>
-            <w:r>
-              <w:t>time period</w:t>
-            </w:r>
-            <w:proofErr w:type="gramEnd"/>
-            <w:r>
-              <w:t xml:space="preserve"> specifically via pipelines. Positive and negative values have the same meaning described for generic link flow.</w:t>
+              <w:t>The hydrogen flow between zones for each link in each time period specifically via pipelines. Positive and negative values have the same meaning described for generic link flow.</w:t>
             </w:r>
           </w:p>
         </w:tc>
@@ -27472,14 +26426,12 @@
                 <w:rFonts w:ascii="Consolas" w:hAnsi="Consolas" w:cs="Courier New"/>
               </w:rPr>
             </w:pPr>
-            <w:proofErr w:type="spellStart"/>
             <w:r>
               <w:rPr>
                 <w:rFonts w:ascii="Consolas" w:hAnsi="Consolas" w:cs="Courier New"/>
               </w:rPr>
               <w:t>m.Truck_Flow</w:t>
             </w:r>
-            <w:proofErr w:type="spellEnd"/>
           </w:p>
         </w:tc>
         <w:tc>
@@ -27488,23 +26440,7 @@
           </w:tcPr>
           <w:p>
             <w:r>
-              <w:t xml:space="preserve">The hydrogen </w:t>
-            </w:r>
-            <w:proofErr w:type="gramStart"/>
-            <w:r>
-              <w:t>flow</w:t>
-            </w:r>
-            <w:proofErr w:type="gramEnd"/>
-            <w:r>
-              <w:t xml:space="preserve"> between zones for each link in each </w:t>
-            </w:r>
-            <w:proofErr w:type="gramStart"/>
-            <w:r>
-              <w:t>time period</w:t>
-            </w:r>
-            <w:proofErr w:type="gramEnd"/>
-            <w:r>
-              <w:t xml:space="preserve"> specifically via trucks. Positive and negative values have the same meaning described for generic link flow.</w:t>
+              <w:t>The hydrogen flow between zones for each link in each time period specifically via trucks. Positive and negative values have the same meaning described for generic link flow.</w:t>
             </w:r>
           </w:p>
         </w:tc>
@@ -27621,14 +26557,12 @@
                 <w:rFonts w:ascii="Consolas" w:hAnsi="Consolas" w:cs="Courier New"/>
               </w:rPr>
             </w:pPr>
-            <w:proofErr w:type="spellStart"/>
             <w:r>
               <w:rPr>
                 <w:rFonts w:ascii="Consolas" w:hAnsi="Consolas" w:cs="Courier New"/>
               </w:rPr>
               <w:t>m.Pipeline_Opex</w:t>
             </w:r>
-            <w:proofErr w:type="spellEnd"/>
           </w:p>
         </w:tc>
         <w:tc>
@@ -27637,15 +26571,7 @@
           </w:tcPr>
           <w:p>
             <w:r>
-              <w:t xml:space="preserve">The operating costs for hydrogen flow in pipelines for each link in each </w:t>
-            </w:r>
-            <w:proofErr w:type="gramStart"/>
-            <w:r>
-              <w:t>time period</w:t>
-            </w:r>
-            <w:proofErr w:type="gramEnd"/>
-            <w:r>
-              <w:t>.</w:t>
+              <w:t>The operating costs for hydrogen flow in pipelines for each link in each time period.</w:t>
             </w:r>
           </w:p>
         </w:tc>
@@ -27769,14 +26695,12 @@
                 <w:rFonts w:ascii="Consolas" w:hAnsi="Consolas" w:cs="Courier New"/>
               </w:rPr>
             </w:pPr>
-            <w:proofErr w:type="spellStart"/>
             <w:r>
               <w:rPr>
                 <w:rFonts w:ascii="Consolas" w:hAnsi="Consolas" w:cs="Courier New"/>
               </w:rPr>
               <w:t>m.Truck_Cost</w:t>
             </w:r>
-            <w:proofErr w:type="spellEnd"/>
           </w:p>
         </w:tc>
         <w:tc>
@@ -27785,15 +26709,7 @@
           </w:tcPr>
           <w:p>
             <w:r>
-              <w:t xml:space="preserve">The levelized costs for hydrogen flow via trucks for each link in each </w:t>
-            </w:r>
-            <w:proofErr w:type="gramStart"/>
-            <w:r>
-              <w:t>time period</w:t>
-            </w:r>
-            <w:proofErr w:type="gramEnd"/>
-            <w:r>
-              <w:t>.</w:t>
+              <w:t>The levelized costs for hydrogen flow via trucks for each link in each time period.</w:t>
             </w:r>
           </w:p>
         </w:tc>
@@ -27902,7 +26818,7 @@
       <w:pPr>
         <w:pStyle w:val="NRELHead03"/>
       </w:pPr>
-      <w:bookmarkStart w:id="182" w:name="_Toc179465240"/>
+      <w:bookmarkStart w:id="213" w:name="_Toc179465240"/>
       <w:r>
         <w:t xml:space="preserve">Demand </w:t>
       </w:r>
@@ -27912,7 +26828,7 @@
       <w:r>
         <w:t>onstraints</w:t>
       </w:r>
-      <w:bookmarkEnd w:id="182"/>
+      <w:bookmarkEnd w:id="213"/>
     </w:p>
     <w:p>
       <w:pPr>
@@ -27921,52 +26837,20 @@
       <w:r>
         <w:t xml:space="preserve">The hydrogen demand input must be met by hydrogen in the model via the </w:t>
       </w:r>
-      <w:proofErr w:type="spellStart"/>
-      <w:proofErr w:type="gramStart"/>
       <w:r>
         <w:rPr>
           <w:rFonts w:ascii="Consolas" w:hAnsi="Consolas" w:cs="Courier New"/>
         </w:rPr>
-        <w:t>m.Demand</w:t>
-      </w:r>
-      <w:proofErr w:type="gramEnd"/>
+        <w:t>m.Demand_Met</w:t>
+      </w:r>
+      <w:r>
+        <w:t xml:space="preserve"> variable. This can be enforced in a strict way, i.e., in every period, via </w:t>
+      </w:r>
       <w:r>
         <w:rPr>
           <w:rFonts w:ascii="Consolas" w:hAnsi="Consolas" w:cs="Courier New"/>
         </w:rPr>
-        <w:t>_Met</w:t>
-      </w:r>
-      <w:proofErr w:type="spellEnd"/>
-      <w:r>
-        <w:t xml:space="preserve"> variable. This can be enforced in a strict way, i.e., in every period, via </w:t>
-      </w:r>
-      <w:proofErr w:type="spellStart"/>
-      <w:r>
-        <w:rPr>
-          <w:rFonts w:ascii="Consolas" w:hAnsi="Consolas" w:cs="Courier New"/>
-        </w:rPr>
-        <w:t>strict_demand_</w:t>
-      </w:r>
-      <w:proofErr w:type="gramStart"/>
-      <w:r>
-        <w:rPr>
-          <w:rFonts w:ascii="Consolas" w:hAnsi="Consolas" w:cs="Courier New"/>
-        </w:rPr>
-        <w:t>rule</w:t>
-      </w:r>
-      <w:proofErr w:type="spellEnd"/>
-      <w:r>
-        <w:rPr>
-          <w:rFonts w:ascii="Consolas" w:hAnsi="Consolas" w:cs="Courier New"/>
-        </w:rPr>
-        <w:t>(</w:t>
-      </w:r>
-      <w:proofErr w:type="gramEnd"/>
-      <w:r>
-        <w:rPr>
-          <w:rFonts w:ascii="Consolas" w:hAnsi="Consolas" w:cs="Courier New"/>
-        </w:rPr>
-        <w:t>m, t, zone)</w:t>
+        <w:t>strict_demand_rule(m, t, zone)</w:t>
       </w:r>
       <w:r>
         <w:t>:</w:t>
@@ -28071,55 +26955,14 @@
           <w:rFonts w:eastAsiaTheme="minorEastAsia"/>
           <w:iCs/>
         </w:rPr>
-        <w:t xml:space="preserve">There is also an option to enforce in a more flexible way, where demands only need to be met over a certain </w:t>
-      </w:r>
-      <w:proofErr w:type="gramStart"/>
-      <w:r>
-        <w:rPr>
-          <w:rFonts w:eastAsiaTheme="minorEastAsia"/>
-          <w:iCs/>
-        </w:rPr>
-        <w:t>time period</w:t>
-      </w:r>
-      <w:proofErr w:type="gramEnd"/>
-      <w:r>
-        <w:rPr>
-          <w:rFonts w:eastAsiaTheme="minorEastAsia"/>
-          <w:iCs/>
-        </w:rPr>
-        <w:t xml:space="preserve">, such as a day. This is done via </w:t>
-      </w:r>
-      <w:proofErr w:type="spellStart"/>
+        <w:t xml:space="preserve">There is also an option to enforce in a more flexible way, where demands only need to be met over a certain time period, such as a day. This is done via </w:t>
+      </w:r>
       <w:r>
         <w:rPr>
           <w:rFonts w:ascii="Consolas" w:eastAsiaTheme="minorEastAsia" w:hAnsi="Consolas" w:cs="Courier New"/>
           <w:iCs/>
         </w:rPr>
-        <w:t>flexible_demand_</w:t>
-      </w:r>
-      <w:proofErr w:type="gramStart"/>
-      <w:r>
-        <w:rPr>
-          <w:rFonts w:ascii="Consolas" w:eastAsiaTheme="minorEastAsia" w:hAnsi="Consolas" w:cs="Courier New"/>
-          <w:iCs/>
-        </w:rPr>
-        <w:t>rule</w:t>
-      </w:r>
-      <w:proofErr w:type="spellEnd"/>
-      <w:r>
-        <w:rPr>
-          <w:rFonts w:ascii="Consolas" w:eastAsiaTheme="minorEastAsia" w:hAnsi="Consolas" w:cs="Courier New"/>
-          <w:iCs/>
-        </w:rPr>
-        <w:t>(</w:t>
-      </w:r>
-      <w:proofErr w:type="gramEnd"/>
-      <w:r>
-        <w:rPr>
-          <w:rFonts w:ascii="Consolas" w:eastAsiaTheme="minorEastAsia" w:hAnsi="Consolas" w:cs="Courier New"/>
-          <w:iCs/>
-        </w:rPr>
-        <w:t>m, t, zone)</w:t>
+        <w:t>flexible_demand_rule(m, t, zone)</w:t>
       </w:r>
       <w:r>
         <w:rPr>
@@ -28143,7 +26986,6 @@
         </w:rPr>
         <w:t xml:space="preserve"> that represents the number of time periods in this larger period over which demand needs to be set which is specified inside the function (</w:t>
       </w:r>
-      <w:proofErr w:type="spellStart"/>
       <w:r>
         <w:rPr>
           <w:rFonts w:ascii="Consolas" w:eastAsiaTheme="minorEastAsia" w:hAnsi="Consolas" w:cs="Courier New"/>
@@ -28151,7 +26993,6 @@
         </w:rPr>
         <w:t>period_hours</w:t>
       </w:r>
-      <w:proofErr w:type="spellEnd"/>
       <w:r>
         <w:rPr>
           <w:rFonts w:eastAsiaTheme="minorEastAsia"/>
@@ -28336,31 +27177,13 @@
         </w:rPr>
         <w:t xml:space="preserve">Strict demand enforcement is recommended right now, as flexible enforcement is not well tested and often results in odd model results such as large discharges from storage in the initial period of the period over which demand must be met. The toggle between strict and flexible enforcement is directly in the code rather than inputs, based on which demand rule is passed when defining </w:t>
       </w:r>
-      <w:proofErr w:type="spellStart"/>
       <w:r>
         <w:rPr>
           <w:rFonts w:ascii="Consolas" w:eastAsiaTheme="minorEastAsia" w:hAnsi="Consolas"/>
           <w:iCs/>
         </w:rPr>
-        <w:t>self.</w:t>
-      </w:r>
-      <w:proofErr w:type="gramStart"/>
-      <w:r>
-        <w:rPr>
-          <w:rFonts w:ascii="Consolas" w:eastAsiaTheme="minorEastAsia" w:hAnsi="Consolas"/>
-          <w:iCs/>
-        </w:rPr>
-        <w:t>m.demand</w:t>
-      </w:r>
-      <w:proofErr w:type="gramEnd"/>
-      <w:r>
-        <w:rPr>
-          <w:rFonts w:ascii="Consolas" w:eastAsiaTheme="minorEastAsia" w:hAnsi="Consolas"/>
-          <w:iCs/>
-        </w:rPr>
-        <w:t>_constraint</w:t>
-      </w:r>
-      <w:proofErr w:type="spellEnd"/>
+        <w:t>self.m.demand_constraint</w:t>
+      </w:r>
       <w:r>
         <w:rPr>
           <w:rFonts w:eastAsiaTheme="minorEastAsia"/>
@@ -28373,7 +27196,7 @@
       <w:pPr>
         <w:pStyle w:val="NRELHead03"/>
       </w:pPr>
-      <w:bookmarkStart w:id="183" w:name="_Toc179465241"/>
+      <w:bookmarkStart w:id="214" w:name="_Toc179465241"/>
       <w:r>
         <w:t xml:space="preserve">Import and </w:t>
       </w:r>
@@ -28389,7 +27212,7 @@
       <w:r>
         <w:t>onstraints</w:t>
       </w:r>
-      <w:bookmarkEnd w:id="183"/>
+      <w:bookmarkEnd w:id="214"/>
     </w:p>
     <w:p>
       <w:pPr>
@@ -28421,21 +27244,12 @@
                 <w:iCs/>
               </w:rPr>
             </w:pPr>
-            <w:proofErr w:type="spellStart"/>
             <w:r>
               <w:rPr>
                 <w:rFonts w:ascii="Consolas" w:eastAsiaTheme="minorEastAsia" w:hAnsi="Consolas" w:cs="Courier New"/>
                 <w:iCs/>
               </w:rPr>
-              <w:t>total_imports_rule</w:t>
-            </w:r>
-            <w:proofErr w:type="spellEnd"/>
-            <w:r>
-              <w:rPr>
-                <w:rFonts w:ascii="Consolas" w:eastAsiaTheme="minorEastAsia" w:hAnsi="Consolas" w:cs="Courier New"/>
-                <w:iCs/>
-              </w:rPr>
-              <w:t>(m)</w:t>
+              <w:t>total_imports_rule(m)</w:t>
             </w:r>
           </w:p>
         </w:tc>
@@ -28565,37 +27379,12 @@
                 <w:iCs/>
               </w:rPr>
             </w:pPr>
-            <w:proofErr w:type="spellStart"/>
             <w:r>
               <w:rPr>
                 <w:rFonts w:ascii="Consolas" w:eastAsiaTheme="minorEastAsia" w:hAnsi="Consolas" w:cs="Courier New"/>
                 <w:iCs/>
               </w:rPr>
-              <w:t>zone_imports_</w:t>
-            </w:r>
-            <w:proofErr w:type="gramStart"/>
-            <w:r>
-              <w:rPr>
-                <w:rFonts w:ascii="Consolas" w:eastAsiaTheme="minorEastAsia" w:hAnsi="Consolas" w:cs="Courier New"/>
-                <w:iCs/>
-              </w:rPr>
-              <w:t>rule</w:t>
-            </w:r>
-            <w:proofErr w:type="spellEnd"/>
-            <w:r>
-              <w:rPr>
-                <w:rFonts w:ascii="Consolas" w:eastAsiaTheme="minorEastAsia" w:hAnsi="Consolas" w:cs="Courier New"/>
-                <w:iCs/>
-              </w:rPr>
-              <w:t>(</w:t>
-            </w:r>
-            <w:proofErr w:type="gramEnd"/>
-            <w:r>
-              <w:rPr>
-                <w:rFonts w:ascii="Consolas" w:eastAsiaTheme="minorEastAsia" w:hAnsi="Consolas" w:cs="Courier New"/>
-                <w:iCs/>
-              </w:rPr>
-              <w:t>m, t, zone)</w:t>
+              <w:t>zone_imports_rule(m, t, zone)</w:t>
             </w:r>
           </w:p>
         </w:tc>
@@ -28685,22 +27474,13 @@
                 <w:iCs/>
               </w:rPr>
             </w:pPr>
-            <w:proofErr w:type="spellStart"/>
             <w:r>
               <w:rPr>
                 <w:rFonts w:ascii="Consolas" w:eastAsiaTheme="minorEastAsia" w:hAnsi="Consolas" w:cs="Courier New"/>
                 <w:iCs/>
               </w:rPr>
               <w:lastRenderedPageBreak/>
-              <w:t>total_exports_rule</w:t>
-            </w:r>
-            <w:proofErr w:type="spellEnd"/>
-            <w:r>
-              <w:rPr>
-                <w:rFonts w:ascii="Consolas" w:eastAsiaTheme="minorEastAsia" w:hAnsi="Consolas" w:cs="Courier New"/>
-                <w:iCs/>
-              </w:rPr>
-              <w:t>(m)</w:t>
+              <w:t>total_exports_rule(m)</w:t>
             </w:r>
           </w:p>
         </w:tc>
@@ -28830,37 +27610,12 @@
                 <w:iCs/>
               </w:rPr>
             </w:pPr>
-            <w:proofErr w:type="spellStart"/>
             <w:r>
               <w:rPr>
                 <w:rFonts w:ascii="Consolas" w:eastAsiaTheme="minorEastAsia" w:hAnsi="Consolas" w:cs="Courier New"/>
                 <w:iCs/>
               </w:rPr>
-              <w:t>zone_exports_</w:t>
-            </w:r>
-            <w:proofErr w:type="gramStart"/>
-            <w:r>
-              <w:rPr>
-                <w:rFonts w:ascii="Consolas" w:eastAsiaTheme="minorEastAsia" w:hAnsi="Consolas" w:cs="Courier New"/>
-                <w:iCs/>
-              </w:rPr>
-              <w:t>rule</w:t>
-            </w:r>
-            <w:proofErr w:type="spellEnd"/>
-            <w:r>
-              <w:rPr>
-                <w:rFonts w:ascii="Consolas" w:eastAsiaTheme="minorEastAsia" w:hAnsi="Consolas" w:cs="Courier New"/>
-                <w:iCs/>
-              </w:rPr>
-              <w:t>(</w:t>
-            </w:r>
-            <w:proofErr w:type="gramEnd"/>
-            <w:r>
-              <w:rPr>
-                <w:rFonts w:ascii="Consolas" w:eastAsiaTheme="minorEastAsia" w:hAnsi="Consolas" w:cs="Courier New"/>
-                <w:iCs/>
-              </w:rPr>
-              <w:t>m, t, zone)</w:t>
+              <w:t>zone_exports_rule(m, t, zone)</w:t>
             </w:r>
           </w:p>
         </w:tc>
@@ -28952,14 +27707,14 @@
       <w:pPr>
         <w:pStyle w:val="NRELHead03"/>
       </w:pPr>
-      <w:bookmarkStart w:id="184" w:name="_Toc179465242"/>
+      <w:bookmarkStart w:id="215" w:name="_Toc179465242"/>
       <w:r>
         <w:t xml:space="preserve">Storage </w:t>
       </w:r>
       <w:r>
         <w:t>Constraints</w:t>
       </w:r>
-      <w:bookmarkEnd w:id="184"/>
+      <w:bookmarkEnd w:id="215"/>
     </w:p>
     <w:p>
       <w:pPr>
@@ -28991,53 +27746,12 @@
                 <w:iCs/>
               </w:rPr>
             </w:pPr>
-            <w:proofErr w:type="spellStart"/>
             <w:r>
               <w:rPr>
                 <w:rFonts w:ascii="Consolas" w:eastAsiaTheme="minorEastAsia" w:hAnsi="Consolas" w:cs="Courier New"/>
                 <w:iCs/>
               </w:rPr>
-              <w:t>Storage_multi_period_</w:t>
-            </w:r>
-            <w:proofErr w:type="gramStart"/>
-            <w:r>
-              <w:rPr>
-                <w:rFonts w:ascii="Consolas" w:eastAsiaTheme="minorEastAsia" w:hAnsi="Consolas" w:cs="Courier New"/>
-                <w:iCs/>
-              </w:rPr>
-              <w:t>rule</w:t>
-            </w:r>
-            <w:proofErr w:type="spellEnd"/>
-            <w:r>
-              <w:rPr>
-                <w:rFonts w:ascii="Consolas" w:eastAsiaTheme="minorEastAsia" w:hAnsi="Consolas" w:cs="Courier New"/>
-                <w:iCs/>
-              </w:rPr>
-              <w:t>(</w:t>
-            </w:r>
-            <w:proofErr w:type="gramEnd"/>
-            <w:r>
-              <w:rPr>
-                <w:rFonts w:ascii="Consolas" w:eastAsiaTheme="minorEastAsia" w:hAnsi="Consolas" w:cs="Courier New"/>
-                <w:iCs/>
-              </w:rPr>
-              <w:t xml:space="preserve">m, </w:t>
-            </w:r>
-            <w:proofErr w:type="spellStart"/>
-            <w:r>
-              <w:rPr>
-                <w:rFonts w:ascii="Consolas" w:eastAsiaTheme="minorEastAsia" w:hAnsi="Consolas" w:cs="Courier New"/>
-                <w:iCs/>
-              </w:rPr>
-              <w:t>stor_tech</w:t>
-            </w:r>
-            <w:proofErr w:type="spellEnd"/>
-            <w:r>
-              <w:rPr>
-                <w:rFonts w:ascii="Consolas" w:eastAsiaTheme="minorEastAsia" w:hAnsi="Consolas" w:cs="Courier New"/>
-                <w:iCs/>
-              </w:rPr>
-              <w:t>, t, zone)</w:t>
+              <w:t>Storage_multi_period_rule(m, stor_tech, t, zone)</w:t>
             </w:r>
           </w:p>
         </w:tc>
@@ -29290,53 +28004,12 @@
                 <w:iCs/>
               </w:rPr>
             </w:pPr>
-            <w:proofErr w:type="spellStart"/>
             <w:r>
               <w:rPr>
                 <w:rFonts w:ascii="Consolas" w:eastAsiaTheme="minorEastAsia" w:hAnsi="Consolas" w:cs="Courier New"/>
                 <w:iCs/>
               </w:rPr>
-              <w:t>Storage_charge_</w:t>
-            </w:r>
-            <w:proofErr w:type="gramStart"/>
-            <w:r>
-              <w:rPr>
-                <w:rFonts w:ascii="Consolas" w:eastAsiaTheme="minorEastAsia" w:hAnsi="Consolas" w:cs="Courier New"/>
-                <w:iCs/>
-              </w:rPr>
-              <w:t>rule</w:t>
-            </w:r>
-            <w:proofErr w:type="spellEnd"/>
-            <w:r>
-              <w:rPr>
-                <w:rFonts w:ascii="Consolas" w:eastAsiaTheme="minorEastAsia" w:hAnsi="Consolas" w:cs="Courier New"/>
-                <w:iCs/>
-              </w:rPr>
-              <w:t>(</w:t>
-            </w:r>
-            <w:proofErr w:type="gramEnd"/>
-            <w:r>
-              <w:rPr>
-                <w:rFonts w:ascii="Consolas" w:eastAsiaTheme="minorEastAsia" w:hAnsi="Consolas" w:cs="Courier New"/>
-                <w:iCs/>
-              </w:rPr>
-              <w:t xml:space="preserve">m, </w:t>
-            </w:r>
-            <w:proofErr w:type="spellStart"/>
-            <w:r>
-              <w:rPr>
-                <w:rFonts w:ascii="Consolas" w:eastAsiaTheme="minorEastAsia" w:hAnsi="Consolas" w:cs="Courier New"/>
-                <w:iCs/>
-              </w:rPr>
-              <w:t>stor_tech</w:t>
-            </w:r>
-            <w:proofErr w:type="spellEnd"/>
-            <w:r>
-              <w:rPr>
-                <w:rFonts w:ascii="Consolas" w:eastAsiaTheme="minorEastAsia" w:hAnsi="Consolas" w:cs="Courier New"/>
-                <w:iCs/>
-              </w:rPr>
-              <w:t>, t, zone)</w:t>
+              <w:t>Storage_charge_rule(m, stor_tech, t, zone)</w:t>
             </w:r>
           </w:p>
         </w:tc>
@@ -29468,53 +28141,12 @@
                 <w:iCs/>
               </w:rPr>
             </w:pPr>
-            <w:proofErr w:type="spellStart"/>
             <w:r>
               <w:rPr>
                 <w:rFonts w:ascii="Consolas" w:eastAsiaTheme="minorEastAsia" w:hAnsi="Consolas" w:cs="Courier New"/>
                 <w:iCs/>
               </w:rPr>
-              <w:t>Storage_discharge_</w:t>
-            </w:r>
-            <w:proofErr w:type="gramStart"/>
-            <w:r>
-              <w:rPr>
-                <w:rFonts w:ascii="Consolas" w:eastAsiaTheme="minorEastAsia" w:hAnsi="Consolas" w:cs="Courier New"/>
-                <w:iCs/>
-              </w:rPr>
-              <w:t>rule</w:t>
-            </w:r>
-            <w:proofErr w:type="spellEnd"/>
-            <w:r>
-              <w:rPr>
-                <w:rFonts w:ascii="Consolas" w:eastAsiaTheme="minorEastAsia" w:hAnsi="Consolas" w:cs="Courier New"/>
-                <w:iCs/>
-              </w:rPr>
-              <w:t>(</w:t>
-            </w:r>
-            <w:proofErr w:type="gramEnd"/>
-            <w:r>
-              <w:rPr>
-                <w:rFonts w:ascii="Consolas" w:eastAsiaTheme="minorEastAsia" w:hAnsi="Consolas" w:cs="Courier New"/>
-                <w:iCs/>
-              </w:rPr>
-              <w:t xml:space="preserve">m, </w:t>
-            </w:r>
-            <w:proofErr w:type="spellStart"/>
-            <w:r>
-              <w:rPr>
-                <w:rFonts w:ascii="Consolas" w:eastAsiaTheme="minorEastAsia" w:hAnsi="Consolas" w:cs="Courier New"/>
-                <w:iCs/>
-              </w:rPr>
-              <w:t>stor_tech</w:t>
-            </w:r>
-            <w:proofErr w:type="spellEnd"/>
-            <w:r>
-              <w:rPr>
-                <w:rFonts w:ascii="Consolas" w:eastAsiaTheme="minorEastAsia" w:hAnsi="Consolas" w:cs="Courier New"/>
-                <w:iCs/>
-              </w:rPr>
-              <w:t>, t, zone)</w:t>
+              <w:t>Storage_discharge_rule(m, stor_tech, t, zone)</w:t>
             </w:r>
           </w:p>
         </w:tc>
@@ -29668,53 +28300,12 @@
                 <w:iCs/>
               </w:rPr>
             </w:pPr>
-            <w:proofErr w:type="spellStart"/>
             <w:r>
               <w:rPr>
                 <w:rFonts w:ascii="Consolas" w:eastAsiaTheme="minorEastAsia" w:hAnsi="Consolas" w:cs="Courier New"/>
                 <w:iCs/>
               </w:rPr>
-              <w:t>Storage_level_</w:t>
-            </w:r>
-            <w:proofErr w:type="gramStart"/>
-            <w:r>
-              <w:rPr>
-                <w:rFonts w:ascii="Consolas" w:eastAsiaTheme="minorEastAsia" w:hAnsi="Consolas" w:cs="Courier New"/>
-                <w:iCs/>
-              </w:rPr>
-              <w:t>rule</w:t>
-            </w:r>
-            <w:proofErr w:type="spellEnd"/>
-            <w:r>
-              <w:rPr>
-                <w:rFonts w:ascii="Consolas" w:eastAsiaTheme="minorEastAsia" w:hAnsi="Consolas" w:cs="Courier New"/>
-                <w:iCs/>
-              </w:rPr>
-              <w:t>(</w:t>
-            </w:r>
-            <w:proofErr w:type="gramEnd"/>
-            <w:r>
-              <w:rPr>
-                <w:rFonts w:ascii="Consolas" w:eastAsiaTheme="minorEastAsia" w:hAnsi="Consolas" w:cs="Courier New"/>
-                <w:iCs/>
-              </w:rPr>
-              <w:t xml:space="preserve">m, </w:t>
-            </w:r>
-            <w:proofErr w:type="spellStart"/>
-            <w:r>
-              <w:rPr>
-                <w:rFonts w:ascii="Consolas" w:eastAsiaTheme="minorEastAsia" w:hAnsi="Consolas" w:cs="Courier New"/>
-                <w:iCs/>
-              </w:rPr>
-              <w:t>stor_tech</w:t>
-            </w:r>
-            <w:proofErr w:type="spellEnd"/>
-            <w:r>
-              <w:rPr>
-                <w:rFonts w:ascii="Consolas" w:eastAsiaTheme="minorEastAsia" w:hAnsi="Consolas" w:cs="Courier New"/>
-                <w:iCs/>
-              </w:rPr>
-              <w:t>, t, zone)</w:t>
+              <w:t>Storage_level_rule(m, stor_tech, t, zone)</w:t>
             </w:r>
           </w:p>
         </w:tc>
@@ -29814,53 +28405,12 @@
                 <w:iCs/>
               </w:rPr>
             </w:pPr>
-            <w:proofErr w:type="spellStart"/>
             <w:r>
               <w:rPr>
                 <w:rFonts w:ascii="Consolas" w:eastAsiaTheme="minorEastAsia" w:hAnsi="Consolas" w:cs="Courier New"/>
                 <w:iCs/>
               </w:rPr>
-              <w:t>Storage_capacity_cap_</w:t>
-            </w:r>
-            <w:proofErr w:type="gramStart"/>
-            <w:r>
-              <w:rPr>
-                <w:rFonts w:ascii="Consolas" w:eastAsiaTheme="minorEastAsia" w:hAnsi="Consolas" w:cs="Courier New"/>
-                <w:iCs/>
-              </w:rPr>
-              <w:t>rule</w:t>
-            </w:r>
-            <w:proofErr w:type="spellEnd"/>
-            <w:r>
-              <w:rPr>
-                <w:rFonts w:ascii="Consolas" w:eastAsiaTheme="minorEastAsia" w:hAnsi="Consolas" w:cs="Courier New"/>
-                <w:iCs/>
-              </w:rPr>
-              <w:t>(</w:t>
-            </w:r>
-            <w:proofErr w:type="gramEnd"/>
-            <w:r>
-              <w:rPr>
-                <w:rFonts w:ascii="Consolas" w:eastAsiaTheme="minorEastAsia" w:hAnsi="Consolas" w:cs="Courier New"/>
-                <w:iCs/>
-              </w:rPr>
-              <w:t xml:space="preserve">m, </w:t>
-            </w:r>
-            <w:proofErr w:type="spellStart"/>
-            <w:r>
-              <w:rPr>
-                <w:rFonts w:ascii="Consolas" w:eastAsiaTheme="minorEastAsia" w:hAnsi="Consolas" w:cs="Courier New"/>
-                <w:iCs/>
-              </w:rPr>
-              <w:t>stor_tech</w:t>
-            </w:r>
-            <w:proofErr w:type="spellEnd"/>
-            <w:r>
-              <w:rPr>
-                <w:rFonts w:ascii="Consolas" w:eastAsiaTheme="minorEastAsia" w:hAnsi="Consolas" w:cs="Courier New"/>
-                <w:iCs/>
-              </w:rPr>
-              <w:t>, t, zone)</w:t>
+              <w:t>Storage_capacity_cap_rule(m, stor_tech, t, zone)</w:t>
             </w:r>
           </w:p>
         </w:tc>
@@ -29960,53 +28510,12 @@
                 <w:iCs/>
               </w:rPr>
             </w:pPr>
-            <w:proofErr w:type="spellStart"/>
             <w:r>
               <w:rPr>
                 <w:rFonts w:ascii="Consolas" w:eastAsiaTheme="minorEastAsia" w:hAnsi="Consolas" w:cs="Courier New"/>
                 <w:iCs/>
               </w:rPr>
-              <w:t>Total_storage_capacity_</w:t>
-            </w:r>
-            <w:proofErr w:type="gramStart"/>
-            <w:r>
-              <w:rPr>
-                <w:rFonts w:ascii="Consolas" w:eastAsiaTheme="minorEastAsia" w:hAnsi="Consolas" w:cs="Courier New"/>
-                <w:iCs/>
-              </w:rPr>
-              <w:t>rule</w:t>
-            </w:r>
-            <w:proofErr w:type="spellEnd"/>
-            <w:r>
-              <w:rPr>
-                <w:rFonts w:ascii="Consolas" w:eastAsiaTheme="minorEastAsia" w:hAnsi="Consolas" w:cs="Courier New"/>
-                <w:iCs/>
-              </w:rPr>
-              <w:t>(</w:t>
-            </w:r>
-            <w:proofErr w:type="gramEnd"/>
-            <w:r>
-              <w:rPr>
-                <w:rFonts w:ascii="Consolas" w:eastAsiaTheme="minorEastAsia" w:hAnsi="Consolas" w:cs="Courier New"/>
-                <w:iCs/>
-              </w:rPr>
-              <w:t xml:space="preserve">m, </w:t>
-            </w:r>
-            <w:proofErr w:type="spellStart"/>
-            <w:r>
-              <w:rPr>
-                <w:rFonts w:ascii="Consolas" w:eastAsiaTheme="minorEastAsia" w:hAnsi="Consolas" w:cs="Courier New"/>
-                <w:iCs/>
-              </w:rPr>
-              <w:t>stor_tech</w:t>
-            </w:r>
-            <w:proofErr w:type="spellEnd"/>
-            <w:r>
-              <w:rPr>
-                <w:rFonts w:ascii="Consolas" w:eastAsiaTheme="minorEastAsia" w:hAnsi="Consolas" w:cs="Courier New"/>
-                <w:iCs/>
-              </w:rPr>
-              <w:t>, t, zone)</w:t>
+              <w:t>Total_storage_capacity_rule(m, stor_tech, t, zone)</w:t>
             </w:r>
           </w:p>
         </w:tc>
@@ -30143,14 +28652,14 @@
       <w:pPr>
         <w:pStyle w:val="NRELHead03"/>
       </w:pPr>
-      <w:bookmarkStart w:id="185" w:name="_Toc179465243"/>
+      <w:bookmarkStart w:id="216" w:name="_Toc179465243"/>
       <w:r>
         <w:t xml:space="preserve">Link </w:t>
       </w:r>
       <w:r>
         <w:t>Flow Constraints</w:t>
       </w:r>
-      <w:bookmarkEnd w:id="185"/>
+      <w:bookmarkEnd w:id="216"/>
     </w:p>
     <w:p>
       <w:pPr>
@@ -30162,33 +28671,11 @@
       <w:r>
         <w:t xml:space="preserve">Hydrogen flow for different links occurs via pipelines or truck flow. For simplicity in mass balances, we define a total link flow variable which is determined by the pipeline and truck flow via </w:t>
       </w:r>
-      <w:proofErr w:type="spellStart"/>
       <w:r>
         <w:rPr>
           <w:rFonts w:ascii="Consolas" w:hAnsi="Consolas" w:cs="Courier New"/>
         </w:rPr>
-        <w:t>total_link_flow_</w:t>
-      </w:r>
-      <w:proofErr w:type="gramStart"/>
-      <w:r>
-        <w:rPr>
-          <w:rFonts w:ascii="Consolas" w:hAnsi="Consolas" w:cs="Courier New"/>
-        </w:rPr>
-        <w:t>rule</w:t>
-      </w:r>
-      <w:proofErr w:type="spellEnd"/>
-      <w:r>
-        <w:rPr>
-          <w:rFonts w:ascii="Consolas" w:hAnsi="Consolas" w:cs="Courier New"/>
-        </w:rPr>
-        <w:t>(</w:t>
-      </w:r>
-      <w:proofErr w:type="gramEnd"/>
-      <w:r>
-        <w:rPr>
-          <w:rFonts w:ascii="Consolas" w:hAnsi="Consolas" w:cs="Courier New"/>
-        </w:rPr>
-        <w:t>m, t, link)</w:t>
+        <w:t>total_link_flow_rule(m, t, link)</w:t>
       </w:r>
       <w:r>
         <w:rPr>
@@ -30307,15 +28794,7 @@
         <w:pStyle w:val="NRELBodyText"/>
       </w:pPr>
       <w:r>
-        <w:t xml:space="preserve">Pipeline and truck flows can occur in either direction and have specific capacity limits (HYPSTAT does not currently support different limits for forward and reverse flow). Pipeline flow is limited by the capacity of the pipeline built for a given link (another model variable), while truck flow is limited by the specified truck maximum capacity given in the inputs, along with a </w:t>
-      </w:r>
-      <w:proofErr w:type="spellStart"/>
-      <w:r>
-        <w:t>boolean</w:t>
-      </w:r>
-      <w:proofErr w:type="spellEnd"/>
-      <w:r>
-        <w:t xml:space="preserve"> for whether truck flow is allowed at all on that link. For simple constraint functions, the forward and reverse flow constraints are separated in HYPSTAT.</w:t>
+        <w:t>Pipeline and truck flows can occur in either direction and have specific capacity limits (HYPSTAT does not currently support different limits for forward and reverse flow). Pipeline flow is limited by the capacity of the pipeline built for a given link (another model variable), while truck flow is limited by the specified truck maximum capacity given in the inputs, along with a boolean for whether truck flow is allowed at all on that link. For simple constraint functions, the forward and reverse flow constraints are separated in HYPSTAT.</w:t>
       </w:r>
     </w:p>
     <w:tbl>
@@ -30340,37 +28819,12 @@
                 <w:iCs/>
               </w:rPr>
             </w:pPr>
-            <w:proofErr w:type="spellStart"/>
             <w:r>
               <w:rPr>
                 <w:rFonts w:ascii="Consolas" w:eastAsiaTheme="minorEastAsia" w:hAnsi="Consolas" w:cs="Courier New"/>
                 <w:iCs/>
               </w:rPr>
-              <w:t>forward_max_truck_</w:t>
-            </w:r>
-            <w:proofErr w:type="gramStart"/>
-            <w:r>
-              <w:rPr>
-                <w:rFonts w:ascii="Consolas" w:eastAsiaTheme="minorEastAsia" w:hAnsi="Consolas" w:cs="Courier New"/>
-                <w:iCs/>
-              </w:rPr>
-              <w:t>rule</w:t>
-            </w:r>
-            <w:proofErr w:type="spellEnd"/>
-            <w:r>
-              <w:rPr>
-                <w:rFonts w:ascii="Consolas" w:eastAsiaTheme="minorEastAsia" w:hAnsi="Consolas" w:cs="Courier New"/>
-                <w:iCs/>
-              </w:rPr>
-              <w:t>(</w:t>
-            </w:r>
-            <w:proofErr w:type="gramEnd"/>
-            <w:r>
-              <w:rPr>
-                <w:rFonts w:ascii="Consolas" w:eastAsiaTheme="minorEastAsia" w:hAnsi="Consolas" w:cs="Courier New"/>
-                <w:iCs/>
-              </w:rPr>
-              <w:t>m, t, link</w:t>
+              <w:t>forward_max_truck_rule(m, t, link</w:t>
             </w:r>
             <w:r>
               <w:rPr>
@@ -30540,37 +28994,12 @@
                 <w:iCs/>
               </w:rPr>
             </w:pPr>
-            <w:proofErr w:type="spellStart"/>
             <w:r>
               <w:rPr>
                 <w:rFonts w:ascii="Consolas" w:eastAsiaTheme="minorEastAsia" w:hAnsi="Consolas" w:cs="Courier New"/>
                 <w:iCs/>
               </w:rPr>
-              <w:t>reverse_max_truck_</w:t>
-            </w:r>
-            <w:proofErr w:type="gramStart"/>
-            <w:r>
-              <w:rPr>
-                <w:rFonts w:ascii="Consolas" w:eastAsiaTheme="minorEastAsia" w:hAnsi="Consolas" w:cs="Courier New"/>
-                <w:iCs/>
-              </w:rPr>
-              <w:t>rule</w:t>
-            </w:r>
-            <w:proofErr w:type="spellEnd"/>
-            <w:r>
-              <w:rPr>
-                <w:rFonts w:ascii="Consolas" w:eastAsiaTheme="minorEastAsia" w:hAnsi="Consolas" w:cs="Courier New"/>
-                <w:iCs/>
-              </w:rPr>
-              <w:t>(</w:t>
-            </w:r>
-            <w:proofErr w:type="gramEnd"/>
-            <w:r>
-              <w:rPr>
-                <w:rFonts w:ascii="Consolas" w:eastAsiaTheme="minorEastAsia" w:hAnsi="Consolas" w:cs="Courier New"/>
-                <w:iCs/>
-              </w:rPr>
-              <w:t>m, t, link</w:t>
+              <w:t>reverse_max_truck_rule(m, t, link</w:t>
             </w:r>
             <w:r>
               <w:rPr>
@@ -30733,37 +29162,12 @@
                 <w:iCs/>
               </w:rPr>
             </w:pPr>
-            <w:proofErr w:type="spellStart"/>
             <w:r>
               <w:rPr>
                 <w:rFonts w:ascii="Consolas" w:eastAsiaTheme="minorEastAsia" w:hAnsi="Consolas" w:cs="Courier New"/>
                 <w:iCs/>
               </w:rPr>
-              <w:t>forward_max_pipeline_</w:t>
-            </w:r>
-            <w:proofErr w:type="gramStart"/>
-            <w:r>
-              <w:rPr>
-                <w:rFonts w:ascii="Consolas" w:eastAsiaTheme="minorEastAsia" w:hAnsi="Consolas" w:cs="Courier New"/>
-                <w:iCs/>
-              </w:rPr>
-              <w:t>rule</w:t>
-            </w:r>
-            <w:proofErr w:type="spellEnd"/>
-            <w:r>
-              <w:rPr>
-                <w:rFonts w:ascii="Consolas" w:eastAsiaTheme="minorEastAsia" w:hAnsi="Consolas" w:cs="Courier New"/>
-                <w:iCs/>
-              </w:rPr>
-              <w:t>(</w:t>
-            </w:r>
-            <w:proofErr w:type="gramEnd"/>
-            <w:r>
-              <w:rPr>
-                <w:rFonts w:ascii="Consolas" w:eastAsiaTheme="minorEastAsia" w:hAnsi="Consolas" w:cs="Courier New"/>
-                <w:iCs/>
-              </w:rPr>
-              <w:t>m, t, link</w:t>
+              <w:t>forward_max_pipeline_rule(m, t, link</w:t>
             </w:r>
             <w:r>
               <w:rPr>
@@ -30870,37 +29274,12 @@
                 <w:iCs/>
               </w:rPr>
             </w:pPr>
-            <w:proofErr w:type="spellStart"/>
             <w:r>
               <w:rPr>
                 <w:rFonts w:ascii="Consolas" w:eastAsiaTheme="minorEastAsia" w:hAnsi="Consolas" w:cs="Courier New"/>
                 <w:iCs/>
               </w:rPr>
-              <w:t>reverse_max_pipeline_</w:t>
-            </w:r>
-            <w:proofErr w:type="gramStart"/>
-            <w:r>
-              <w:rPr>
-                <w:rFonts w:ascii="Consolas" w:eastAsiaTheme="minorEastAsia" w:hAnsi="Consolas" w:cs="Courier New"/>
-                <w:iCs/>
-              </w:rPr>
-              <w:t>rule</w:t>
-            </w:r>
-            <w:proofErr w:type="spellEnd"/>
-            <w:r>
-              <w:rPr>
-                <w:rFonts w:ascii="Consolas" w:eastAsiaTheme="minorEastAsia" w:hAnsi="Consolas" w:cs="Courier New"/>
-                <w:iCs/>
-              </w:rPr>
-              <w:t>(</w:t>
-            </w:r>
-            <w:proofErr w:type="gramEnd"/>
-            <w:r>
-              <w:rPr>
-                <w:rFonts w:ascii="Consolas" w:eastAsiaTheme="minorEastAsia" w:hAnsi="Consolas" w:cs="Courier New"/>
-                <w:iCs/>
-              </w:rPr>
-              <w:t>m, t, link</w:t>
+              <w:t>reverse_max_pipeline_rule(m, t, link</w:t>
             </w:r>
             <w:r>
               <w:rPr>
@@ -31009,15 +29388,7 @@
         <w:pStyle w:val="NRELBodyText"/>
       </w:pPr>
       <w:r>
-        <w:t>Pipeline capacity in each link is limited by capacity inputs (</w:t>
-      </w:r>
-      <w:proofErr w:type="gramStart"/>
-      <w:r>
-        <w:t>similar to</w:t>
-      </w:r>
-      <w:proofErr w:type="gramEnd"/>
-      <w:r>
-        <w:t xml:space="preserve"> truck inputs) and, for mixed-integer optimizations, whether or not a pipeline is built at all for a given link.</w:t>
+        <w:t>Pipeline capacity in each link is limited by capacity inputs (similar to truck inputs) and, for mixed-integer optimizations, whether or not a pipeline is built at all for a given link.</w:t>
       </w:r>
     </w:p>
     <w:tbl>
@@ -31042,37 +29413,12 @@
                 <w:iCs/>
               </w:rPr>
             </w:pPr>
-            <w:proofErr w:type="spellStart"/>
             <w:r>
               <w:rPr>
                 <w:rFonts w:ascii="Consolas" w:eastAsiaTheme="minorEastAsia" w:hAnsi="Consolas" w:cs="Courier New"/>
                 <w:iCs/>
               </w:rPr>
-              <w:t>pipeline_exists_</w:t>
-            </w:r>
-            <w:proofErr w:type="gramStart"/>
-            <w:r>
-              <w:rPr>
-                <w:rFonts w:ascii="Consolas" w:eastAsiaTheme="minorEastAsia" w:hAnsi="Consolas" w:cs="Courier New"/>
-                <w:iCs/>
-              </w:rPr>
-              <w:t>rule</w:t>
-            </w:r>
-            <w:proofErr w:type="spellEnd"/>
-            <w:r>
-              <w:rPr>
-                <w:rFonts w:ascii="Consolas" w:eastAsiaTheme="minorEastAsia" w:hAnsi="Consolas" w:cs="Courier New"/>
-                <w:iCs/>
-              </w:rPr>
-              <w:t>(</w:t>
-            </w:r>
-            <w:proofErr w:type="gramEnd"/>
-            <w:r>
-              <w:rPr>
-                <w:rFonts w:ascii="Consolas" w:eastAsiaTheme="minorEastAsia" w:hAnsi="Consolas" w:cs="Courier New"/>
-                <w:iCs/>
-              </w:rPr>
-              <w:t>m, link</w:t>
+              <w:t>pipeline_exists_rule(m, link</w:t>
             </w:r>
             <w:r>
               <w:rPr>
@@ -31275,37 +29621,12 @@
                 <w:iCs/>
               </w:rPr>
             </w:pPr>
-            <w:proofErr w:type="spellStart"/>
             <w:r>
               <w:rPr>
                 <w:rFonts w:ascii="Consolas" w:eastAsiaTheme="minorEastAsia" w:hAnsi="Consolas" w:cs="Courier New"/>
                 <w:iCs/>
               </w:rPr>
-              <w:t>pipeline_size_</w:t>
-            </w:r>
-            <w:proofErr w:type="gramStart"/>
-            <w:r>
-              <w:rPr>
-                <w:rFonts w:ascii="Consolas" w:eastAsiaTheme="minorEastAsia" w:hAnsi="Consolas" w:cs="Courier New"/>
-                <w:iCs/>
-              </w:rPr>
-              <w:t>rule</w:t>
-            </w:r>
-            <w:proofErr w:type="spellEnd"/>
-            <w:r>
-              <w:rPr>
-                <w:rFonts w:ascii="Consolas" w:eastAsiaTheme="minorEastAsia" w:hAnsi="Consolas" w:cs="Courier New"/>
-                <w:iCs/>
-              </w:rPr>
-              <w:t>(</w:t>
-            </w:r>
-            <w:proofErr w:type="gramEnd"/>
-            <w:r>
-              <w:rPr>
-                <w:rFonts w:ascii="Consolas" w:eastAsiaTheme="minorEastAsia" w:hAnsi="Consolas" w:cs="Courier New"/>
-                <w:iCs/>
-              </w:rPr>
-              <w:t>m, link)</w:t>
+              <w:t>pipeline_size_rule(m, link)</w:t>
             </w:r>
           </w:p>
         </w:tc>
@@ -31468,33 +29789,11 @@
       <w:pPr>
         <w:pStyle w:val="NRELBodyText"/>
       </w:pPr>
-      <w:proofErr w:type="spellStart"/>
       <w:r>
         <w:rPr>
           <w:rFonts w:ascii="Consolas" w:hAnsi="Consolas"/>
         </w:rPr>
-        <w:t>pipeline_exists_</w:t>
-      </w:r>
-      <w:proofErr w:type="gramStart"/>
-      <w:r>
-        <w:rPr>
-          <w:rFonts w:ascii="Consolas" w:hAnsi="Consolas"/>
-        </w:rPr>
-        <w:t>rule</w:t>
-      </w:r>
-      <w:proofErr w:type="spellEnd"/>
-      <w:r>
-        <w:rPr>
-          <w:rFonts w:ascii="Consolas" w:hAnsi="Consolas"/>
-        </w:rPr>
-        <w:t>(</w:t>
-      </w:r>
-      <w:proofErr w:type="gramEnd"/>
-      <w:r>
-        <w:rPr>
-          <w:rFonts w:ascii="Consolas" w:hAnsi="Consolas"/>
-        </w:rPr>
-        <w:t>m, link</w:t>
+        <w:t>pipeline_exists_rule(m, link</w:t>
       </w:r>
       <w:r>
         <w:rPr>
@@ -31509,43 +29808,13 @@
         <w:t xml:space="preserve"> </w:t>
       </w:r>
       <w:r>
-        <w:t xml:space="preserve">is used for </w:t>
-      </w:r>
-      <w:proofErr w:type="gramStart"/>
-      <w:r>
-        <w:t>a mixed</w:t>
-      </w:r>
-      <w:proofErr w:type="gramEnd"/>
-      <w:r>
-        <w:t xml:space="preserve">-integer optimization. For a fully linear optimization which only optimizes pipeline sizes and not locations, </w:t>
-      </w:r>
-      <w:proofErr w:type="spellStart"/>
+        <w:t xml:space="preserve">is used for a mixed-integer optimization. For a fully linear optimization which only optimizes pipeline sizes and not locations, </w:t>
+      </w:r>
       <w:r>
         <w:rPr>
           <w:rFonts w:ascii="Consolas" w:hAnsi="Consolas"/>
         </w:rPr>
-        <w:t>pipeline_size_</w:t>
-      </w:r>
-      <w:proofErr w:type="gramStart"/>
-      <w:r>
-        <w:rPr>
-          <w:rFonts w:ascii="Consolas" w:hAnsi="Consolas"/>
-        </w:rPr>
-        <w:t>rule</w:t>
-      </w:r>
-      <w:proofErr w:type="spellEnd"/>
-      <w:r>
-        <w:rPr>
-          <w:rFonts w:ascii="Consolas" w:hAnsi="Consolas"/>
-        </w:rPr>
-        <w:t>(</w:t>
-      </w:r>
-      <w:proofErr w:type="gramEnd"/>
-      <w:r>
-        <w:rPr>
-          <w:rFonts w:ascii="Consolas" w:hAnsi="Consolas"/>
-        </w:rPr>
-        <w:t>m, link)</w:t>
+        <w:t>pipeline_size_rule(m, link)</w:t>
       </w:r>
       <w:r>
         <w:t xml:space="preserve"> is used, typically after a coarse robust optimization to determine locations of pipelines, which are fed into the model via the </w:t>
@@ -31592,29 +29861,21 @@
       <w:pPr>
         <w:pStyle w:val="NRELHead03"/>
       </w:pPr>
-      <w:bookmarkStart w:id="186" w:name="_Toc179465244"/>
+      <w:bookmarkStart w:id="217" w:name="_Toc179465244"/>
       <w:r>
         <w:t>Production</w:t>
       </w:r>
       <w:r>
         <w:t xml:space="preserve"> Constraints</w:t>
       </w:r>
-      <w:bookmarkEnd w:id="186"/>
+      <w:bookmarkEnd w:id="217"/>
     </w:p>
     <w:p>
       <w:pPr>
         <w:pStyle w:val="NRELBodyText"/>
       </w:pPr>
       <w:r>
-        <w:t xml:space="preserve">The potential for total electricity production in each </w:t>
-      </w:r>
-      <w:proofErr w:type="gramStart"/>
-      <w:r>
-        <w:t>time period</w:t>
-      </w:r>
-      <w:proofErr w:type="gramEnd"/>
-      <w:r>
-        <w:t xml:space="preserve"> is set by the production profiles (e.g., for a particular renewable resource) for each technology at each node and the capacity of that technology at each node. Of this electricity potential, the model can choose how much electricity to curtail and how much to use. To avoid negative electricity use, the curtailed electricity must be constrained to be less than or equal to the electricity production potential, and the electricity used is set by the production potential and the curtailment.</w:t>
+        <w:t>The potential for total electricity production in each time period is set by the production profiles (e.g., for a particular renewable resource) for each technology at each node and the capacity of that technology at each node. Of this electricity potential, the model can choose how much electricity to curtail and how much to use. To avoid negative electricity use, the curtailed electricity must be constrained to be less than or equal to the electricity production potential, and the electricity used is set by the production potential and the curtailment.</w:t>
       </w:r>
     </w:p>
     <w:tbl>
@@ -31639,37 +29900,12 @@
                 <w:iCs/>
               </w:rPr>
             </w:pPr>
-            <w:proofErr w:type="spellStart"/>
             <w:r>
               <w:rPr>
                 <w:rFonts w:ascii="Consolas" w:eastAsiaTheme="minorEastAsia" w:hAnsi="Consolas" w:cs="Courier New"/>
                 <w:iCs/>
               </w:rPr>
-              <w:t>Electricity_Potential_</w:t>
-            </w:r>
-            <w:proofErr w:type="gramStart"/>
-            <w:r>
-              <w:rPr>
-                <w:rFonts w:ascii="Consolas" w:eastAsiaTheme="minorEastAsia" w:hAnsi="Consolas" w:cs="Courier New"/>
-                <w:iCs/>
-              </w:rPr>
-              <w:t>rule</w:t>
-            </w:r>
-            <w:proofErr w:type="spellEnd"/>
-            <w:r>
-              <w:rPr>
-                <w:rFonts w:ascii="Consolas" w:eastAsiaTheme="minorEastAsia" w:hAnsi="Consolas" w:cs="Courier New"/>
-                <w:iCs/>
-              </w:rPr>
-              <w:t>(</w:t>
-            </w:r>
-            <w:proofErr w:type="gramEnd"/>
-            <w:r>
-              <w:rPr>
-                <w:rFonts w:ascii="Consolas" w:eastAsiaTheme="minorEastAsia" w:hAnsi="Consolas" w:cs="Courier New"/>
-                <w:iCs/>
-              </w:rPr>
-              <w:t>m, tech, t, zone</w:t>
+              <w:t>Electricity_Potential_rule(m, tech, t, zone</w:t>
             </w:r>
             <w:r>
               <w:rPr>
@@ -31817,37 +30053,12 @@
                 <w:iCs/>
               </w:rPr>
             </w:pPr>
-            <w:proofErr w:type="spellStart"/>
             <w:r>
               <w:rPr>
                 <w:rFonts w:ascii="Consolas" w:eastAsiaTheme="minorEastAsia" w:hAnsi="Consolas" w:cs="Courier New"/>
                 <w:iCs/>
               </w:rPr>
-              <w:t>Curtailed_electricity_limit_</w:t>
-            </w:r>
-            <w:proofErr w:type="gramStart"/>
-            <w:r>
-              <w:rPr>
-                <w:rFonts w:ascii="Consolas" w:eastAsiaTheme="minorEastAsia" w:hAnsi="Consolas" w:cs="Courier New"/>
-                <w:iCs/>
-              </w:rPr>
-              <w:t>rule</w:t>
-            </w:r>
-            <w:proofErr w:type="spellEnd"/>
-            <w:r>
-              <w:rPr>
-                <w:rFonts w:ascii="Consolas" w:eastAsiaTheme="minorEastAsia" w:hAnsi="Consolas" w:cs="Courier New"/>
-                <w:iCs/>
-              </w:rPr>
-              <w:t>(</w:t>
-            </w:r>
-            <w:proofErr w:type="gramEnd"/>
-            <w:r>
-              <w:rPr>
-                <w:rFonts w:ascii="Consolas" w:eastAsiaTheme="minorEastAsia" w:hAnsi="Consolas" w:cs="Courier New"/>
-                <w:iCs/>
-              </w:rPr>
-              <w:t>m, tech, t, zone)</w:t>
+              <w:t>Curtailed_electricity_limit_rule(m, tech, t, zone)</w:t>
             </w:r>
           </w:p>
         </w:tc>
@@ -31951,23 +30162,7 @@
                 <w:rFonts w:ascii="Consolas" w:eastAsiaTheme="minorEastAsia" w:hAnsi="Consolas" w:cs="Courier New"/>
                 <w:iCs/>
               </w:rPr>
-              <w:t>Electricity_Used_</w:t>
-            </w:r>
-            <w:proofErr w:type="gramStart"/>
-            <w:r>
-              <w:rPr>
-                <w:rFonts w:ascii="Consolas" w:eastAsiaTheme="minorEastAsia" w:hAnsi="Consolas" w:cs="Courier New"/>
-                <w:iCs/>
-              </w:rPr>
-              <w:t>rule(</w:t>
-            </w:r>
-            <w:proofErr w:type="gramEnd"/>
-            <w:r>
-              <w:rPr>
-                <w:rFonts w:ascii="Consolas" w:eastAsiaTheme="minorEastAsia" w:hAnsi="Consolas" w:cs="Courier New"/>
-                <w:iCs/>
-              </w:rPr>
-              <w:t>m, tech, t, zone)</w:t>
+              <w:t>Electricity_Used_rule(m, tech, t, zone)</w:t>
             </w:r>
           </w:p>
         </w:tc>
@@ -32107,21 +30302,12 @@
         </w:rPr>
         <w:t xml:space="preserve">In </w:t>
       </w:r>
-      <w:proofErr w:type="spellStart"/>
       <w:r>
         <w:rPr>
           <w:rFonts w:ascii="Consolas" w:hAnsi="Consolas" w:cs="Courier New"/>
           <w:iCs/>
         </w:rPr>
-        <w:t>Electricity_Potential_rule</w:t>
-      </w:r>
-      <w:proofErr w:type="spellEnd"/>
-      <w:r>
-        <w:rPr>
-          <w:rFonts w:ascii="Consolas" w:hAnsi="Consolas" w:cs="Courier New"/>
-          <w:iCs/>
-        </w:rPr>
-        <w:t>(m, tech, t, zone</w:t>
+        <w:t>Electricity_Potential_rule(m, tech, t, zone</w:t>
       </w:r>
       <w:r>
         <w:rPr>
@@ -32165,37 +30351,12 @@
         </w:rPr>
         <w:t xml:space="preserve">The maximum capacity of electricity generators for each technology, tranche, and node is restricted in the inputs (i.e., to represent the potential capacity of the physical system) and must be restricted via </w:t>
       </w:r>
-      <w:proofErr w:type="spellStart"/>
       <w:r>
         <w:rPr>
           <w:rFonts w:ascii="Consolas" w:hAnsi="Consolas" w:cs="Courier New"/>
           <w:iCs/>
         </w:rPr>
-        <w:t>Gen_capacity_limit_</w:t>
-      </w:r>
-      <w:proofErr w:type="gramStart"/>
-      <w:r>
-        <w:rPr>
-          <w:rFonts w:ascii="Consolas" w:hAnsi="Consolas" w:cs="Courier New"/>
-          <w:iCs/>
-        </w:rPr>
-        <w:t>rule</w:t>
-      </w:r>
-      <w:proofErr w:type="spellEnd"/>
-      <w:r>
-        <w:rPr>
-          <w:rFonts w:ascii="Consolas" w:hAnsi="Consolas" w:cs="Courier New"/>
-          <w:iCs/>
-        </w:rPr>
-        <w:t>(</w:t>
-      </w:r>
-      <w:proofErr w:type="gramEnd"/>
-      <w:r>
-        <w:rPr>
-          <w:rFonts w:ascii="Consolas" w:hAnsi="Consolas" w:cs="Courier New"/>
-          <w:iCs/>
-        </w:rPr>
-        <w:t>m, tech, zone, tranche</w:t>
+        <w:t>Gen_capacity_limit_rule(m, tech, zone, tranche</w:t>
       </w:r>
       <w:r>
         <w:rPr>
@@ -32298,37 +30459,12 @@
       <w:r>
         <w:t xml:space="preserve">Note that some technologies may not have capacity in all tranches, depending on the zone. In the case where a technology does not have a given tranche (e.g., a node has only one supply curve and thus only has tranche ‘0’), the above constraint is skipped for that tranche, technology, and node. This works because </w:t>
       </w:r>
-      <w:proofErr w:type="spellStart"/>
       <w:r>
         <w:rPr>
           <w:rFonts w:ascii="Consolas" w:hAnsi="Consolas" w:cs="Courier New"/>
           <w:iCs/>
         </w:rPr>
-        <w:t>Electricity_Potential_</w:t>
-      </w:r>
-      <w:proofErr w:type="gramStart"/>
-      <w:r>
-        <w:rPr>
-          <w:rFonts w:ascii="Consolas" w:hAnsi="Consolas" w:cs="Courier New"/>
-          <w:iCs/>
-        </w:rPr>
-        <w:t>rule</w:t>
-      </w:r>
-      <w:proofErr w:type="spellEnd"/>
-      <w:r>
-        <w:rPr>
-          <w:rFonts w:ascii="Consolas" w:hAnsi="Consolas" w:cs="Courier New"/>
-          <w:iCs/>
-        </w:rPr>
-        <w:t>(</w:t>
-      </w:r>
-      <w:proofErr w:type="gramEnd"/>
-      <w:r>
-        <w:rPr>
-          <w:rFonts w:ascii="Consolas" w:hAnsi="Consolas" w:cs="Courier New"/>
-          <w:iCs/>
-        </w:rPr>
-        <w:t>m, tech, t, zone)</w:t>
+        <w:t>Electricity_Potential_rule(m, tech, t, zone)</w:t>
       </w:r>
       <w:r>
         <w:rPr>
@@ -32347,15 +30483,7 @@
       </w:pPr>
       <w:r>
         <w:lastRenderedPageBreak/>
-        <w:t xml:space="preserve">Hydrogen production is set by the amount of electricity used and a conversion efficiency for electrolysis. The model must also ensure that for a given node, there is enough electrolyzer capacity to produce </w:t>
-      </w:r>
-      <w:proofErr w:type="gramStart"/>
-      <w:r>
-        <w:t>hydrogen;</w:t>
-      </w:r>
-      <w:proofErr w:type="gramEnd"/>
-      <w:r>
-        <w:t xml:space="preserve"> i.e., the amount of electricity used must be limited by the electrolyzer capacity:</w:t>
+        <w:t>Hydrogen production is set by the amount of electricity used and a conversion efficiency for electrolysis. The model must also ensure that for a given node, there is enough electrolyzer capacity to produce hydrogen; i.e., the amount of electricity used must be limited by the electrolyzer capacity:</w:t>
       </w:r>
     </w:p>
     <w:tbl>
@@ -32385,23 +30513,7 @@
                 <w:rFonts w:ascii="Consolas" w:eastAsiaTheme="minorEastAsia" w:hAnsi="Consolas" w:cs="Courier New"/>
                 <w:iCs/>
               </w:rPr>
-              <w:t>H2_Production_</w:t>
-            </w:r>
-            <w:proofErr w:type="gramStart"/>
-            <w:r>
-              <w:rPr>
-                <w:rFonts w:ascii="Consolas" w:eastAsiaTheme="minorEastAsia" w:hAnsi="Consolas" w:cs="Courier New"/>
-                <w:iCs/>
-              </w:rPr>
-              <w:t>rule(</w:t>
-            </w:r>
-            <w:proofErr w:type="gramEnd"/>
-            <w:r>
-              <w:rPr>
-                <w:rFonts w:ascii="Consolas" w:eastAsiaTheme="minorEastAsia" w:hAnsi="Consolas" w:cs="Courier New"/>
-                <w:iCs/>
-              </w:rPr>
-              <w:t>m, t, zone</w:t>
+              <w:t>H2_Production_rule(m, t, zone</w:t>
             </w:r>
             <w:r>
               <w:rPr>
@@ -32557,37 +30669,12 @@
                 <w:iCs/>
               </w:rPr>
             </w:pPr>
-            <w:proofErr w:type="spellStart"/>
             <w:r>
               <w:rPr>
                 <w:rFonts w:ascii="Consolas" w:eastAsiaTheme="minorEastAsia" w:hAnsi="Consolas" w:cs="Courier New"/>
                 <w:iCs/>
               </w:rPr>
-              <w:t>Electrolyser_Capacity_Limit_</w:t>
-            </w:r>
-            <w:proofErr w:type="gramStart"/>
-            <w:r>
-              <w:rPr>
-                <w:rFonts w:ascii="Consolas" w:eastAsiaTheme="minorEastAsia" w:hAnsi="Consolas" w:cs="Courier New"/>
-                <w:iCs/>
-              </w:rPr>
-              <w:t>rule</w:t>
-            </w:r>
-            <w:proofErr w:type="spellEnd"/>
-            <w:r>
-              <w:rPr>
-                <w:rFonts w:ascii="Consolas" w:eastAsiaTheme="minorEastAsia" w:hAnsi="Consolas" w:cs="Courier New"/>
-                <w:iCs/>
-              </w:rPr>
-              <w:t>(</w:t>
-            </w:r>
-            <w:proofErr w:type="gramEnd"/>
-            <w:r>
-              <w:rPr>
-                <w:rFonts w:ascii="Consolas" w:eastAsiaTheme="minorEastAsia" w:hAnsi="Consolas" w:cs="Courier New"/>
-                <w:iCs/>
-              </w:rPr>
-              <w:t>m, t, zone)</w:t>
+              <w:t>Electrolyser_Capacity_Limit_rule(m, t, zone)</w:t>
             </w:r>
           </w:p>
         </w:tc>
@@ -32710,14 +30797,14 @@
       <w:pPr>
         <w:pStyle w:val="NRELHead03"/>
       </w:pPr>
-      <w:bookmarkStart w:id="187" w:name="_Toc179465245"/>
+      <w:bookmarkStart w:id="218" w:name="_Toc179465245"/>
       <w:r>
         <w:t xml:space="preserve">Power </w:t>
       </w:r>
       <w:r>
         <w:t>Balance Constraint</w:t>
       </w:r>
-      <w:bookmarkEnd w:id="187"/>
+      <w:bookmarkEnd w:id="218"/>
     </w:p>
     <w:p>
       <w:pPr>
@@ -32731,23 +30818,7 @@
           <w:rFonts w:ascii="Consolas" w:hAnsi="Consolas" w:cs="Courier New"/>
           <w:iCs/>
         </w:rPr>
-        <w:t>H2_Balance_</w:t>
-      </w:r>
-      <w:proofErr w:type="gramStart"/>
-      <w:r>
-        <w:rPr>
-          <w:rFonts w:ascii="Consolas" w:hAnsi="Consolas" w:cs="Courier New"/>
-          <w:iCs/>
-        </w:rPr>
-        <w:t>rule(</w:t>
-      </w:r>
-      <w:proofErr w:type="gramEnd"/>
-      <w:r>
-        <w:rPr>
-          <w:rFonts w:ascii="Consolas" w:hAnsi="Consolas" w:cs="Courier New"/>
-          <w:iCs/>
-        </w:rPr>
-        <w:t>m, t, zone</w:t>
+        <w:t>H2_Balance_rule(m, t, zone</w:t>
       </w:r>
       <w:r>
         <w:rPr>
@@ -33140,15 +31211,7 @@
         <w:pStyle w:val="NRELBodyText"/>
       </w:pPr>
       <w:r>
-        <w:t xml:space="preserve">The “Link flow direction” term is generated based on the inputs for each link and zone and represents whether flow is into or out of a zone. For example, for a link “A to B”, positive flow represents flow out of A and into B, and negative flow represents flow out of B and into A. In this case “Link flow </w:t>
-      </w:r>
-      <w:proofErr w:type="gramStart"/>
-      <w:r>
-        <w:t>direction[</w:t>
-      </w:r>
-      <w:proofErr w:type="gramEnd"/>
-      <w:r>
-        <w:t>A to B, B]” would be 1, “Link flow direction[A to B, A]” would be 1, and “Link flow direction[A to B, C]” would be 0 since flow between A and B is irrelevant to the mass balance on C. In practice in the model, the summation over links is only applied to relevant links connected to the node in question, instead of summing over all links and using a link flow direction of 0 for irrelevant links.</w:t>
+        <w:t>The “Link flow direction” term is generated based on the inputs for each link and zone and represents whether flow is into or out of a zone. For example, for a link “A to B”, positive flow represents flow out of A and into B, and negative flow represents flow out of B and into A. In this case “Link flow direction[A to B, B]” would be 1, “Link flow direction[A to B, A]” would be 1, and “Link flow direction[A to B, C]” would be 0 since flow between A and B is irrelevant to the mass balance on C. In practice in the model, the summation over links is only applied to relevant links connected to the node in question, instead of summing over all links and using a link flow direction of 0 for irrelevant links.</w:t>
       </w:r>
     </w:p>
     <w:p>
@@ -33156,15 +31219,7 @@
         <w:pStyle w:val="NRELBodyText"/>
       </w:pPr>
       <w:r>
-        <w:t xml:space="preserve">Unserved hydrogen represents hydrogen demand that is not met by the model’s system design, and thus is a sort of additional “false production” of hydrogen; overserved hydrogen represents excess hydrogen that is produced but is not needed to meet any demand, and thus is a sort of additional “false consumption” of hydrogen. Both unserved and overserved hydrogen are given cost penalties, so for typical models we would expect both to </w:t>
-      </w:r>
-      <w:proofErr w:type="gramStart"/>
-      <w:r>
-        <w:t>be zero at all times</w:t>
-      </w:r>
-      <w:proofErr w:type="gramEnd"/>
-      <w:r>
-        <w:t xml:space="preserve"> and nodes. If this is not the case, this may indicate an error or infeasible system unless you are specifically using those terms in a different way.</w:t>
+        <w:t>Unserved hydrogen represents hydrogen demand that is not met by the model’s system design, and thus is a sort of additional “false production” of hydrogen; overserved hydrogen represents excess hydrogen that is produced but is not needed to meet any demand, and thus is a sort of additional “false consumption” of hydrogen. Both unserved and overserved hydrogen are given cost penalties, so for typical models we would expect both to be zero at all times and nodes. If this is not the case, this may indicate an error or infeasible system unless you are specifically using those terms in a different way.</w:t>
       </w:r>
     </w:p>
     <w:p>
@@ -33174,7 +31229,7 @@
           <w:iCs/>
         </w:rPr>
       </w:pPr>
-      <w:bookmarkStart w:id="188" w:name="_Toc179465246"/>
+      <w:bookmarkStart w:id="219" w:name="_Toc179465246"/>
       <w:r>
         <w:lastRenderedPageBreak/>
         <w:t xml:space="preserve">Transmission and </w:t>
@@ -33197,7 +31252,7 @@
       <w:r>
         <w:t>onstraints</w:t>
       </w:r>
-      <w:bookmarkEnd w:id="188"/>
+      <w:bookmarkEnd w:id="219"/>
     </w:p>
     <w:p>
       <w:pPr>
@@ -33212,15 +31267,7 @@
         <w:pStyle w:val="NRELBodyText"/>
       </w:pPr>
       <w:r>
-        <w:t xml:space="preserve">For hydrogen transport, the operating cost is set as a cost for each kg of hydrogen flow in either direction—i.e., a multiplier on the absolute value of flow for each link. The cost is treated as a variable in the model but must be greater than both the positive and negative values of the operating cost </w:t>
-      </w:r>
-      <w:proofErr w:type="gramStart"/>
-      <w:r>
-        <w:t>times</w:t>
-      </w:r>
-      <w:proofErr w:type="gramEnd"/>
-      <w:r>
-        <w:t xml:space="preserve"> the flow for each link at each time period. The model tries to minimize this cost, but the result is that the minimum possible cost is the proper operating cost for the absolute value of the flow. This is implemented through sets of paired constraints for pipeline flow and truck flow.</w:t>
+        <w:t>For hydrogen transport, the operating cost is set as a cost for each kg of hydrogen flow in either direction—i.e., a multiplier on the absolute value of flow for each link. The cost is treated as a variable in the model but must be greater than both the positive and negative values of the operating cost times the flow for each link at each time period. The model tries to minimize this cost, but the result is that the minimum possible cost is the proper operating cost for the absolute value of the flow. This is implemented through sets of paired constraints for pipeline flow and truck flow.</w:t>
       </w:r>
     </w:p>
     <w:tbl>
@@ -33245,37 +31292,12 @@
                 <w:iCs/>
               </w:rPr>
             </w:pPr>
-            <w:proofErr w:type="spellStart"/>
             <w:r>
               <w:rPr>
                 <w:rFonts w:ascii="Consolas" w:eastAsiaTheme="minorEastAsia" w:hAnsi="Consolas" w:cs="Courier New"/>
                 <w:iCs/>
               </w:rPr>
-              <w:t>Forward_Pipeline_Opex_</w:t>
-            </w:r>
-            <w:proofErr w:type="gramStart"/>
-            <w:r>
-              <w:rPr>
-                <w:rFonts w:ascii="Consolas" w:eastAsiaTheme="minorEastAsia" w:hAnsi="Consolas" w:cs="Courier New"/>
-                <w:iCs/>
-              </w:rPr>
-              <w:t>rule</w:t>
-            </w:r>
-            <w:proofErr w:type="spellEnd"/>
-            <w:r>
-              <w:rPr>
-                <w:rFonts w:ascii="Consolas" w:eastAsiaTheme="minorEastAsia" w:hAnsi="Consolas" w:cs="Courier New"/>
-                <w:iCs/>
-              </w:rPr>
-              <w:t>(</w:t>
-            </w:r>
-            <w:proofErr w:type="gramEnd"/>
-            <w:r>
-              <w:rPr>
-                <w:rFonts w:ascii="Consolas" w:eastAsiaTheme="minorEastAsia" w:hAnsi="Consolas" w:cs="Courier New"/>
-                <w:iCs/>
-              </w:rPr>
-              <w:t>m, t, link</w:t>
+              <w:t>Forward_Pipeline_Opex_rule(m, t, link</w:t>
             </w:r>
             <w:r>
               <w:rPr>
@@ -33405,23 +31427,7 @@
                 <w:rFonts w:ascii="Consolas" w:eastAsiaTheme="minorEastAsia" w:hAnsi="Consolas" w:cs="Courier New"/>
                 <w:iCs/>
               </w:rPr>
-              <w:t>Reverse_Pipeline_Opex_</w:t>
-            </w:r>
-            <w:proofErr w:type="gramStart"/>
-            <w:r>
-              <w:rPr>
-                <w:rFonts w:ascii="Consolas" w:eastAsiaTheme="minorEastAsia" w:hAnsi="Consolas" w:cs="Courier New"/>
-                <w:iCs/>
-              </w:rPr>
-              <w:t>rule(</w:t>
-            </w:r>
-            <w:proofErr w:type="gramEnd"/>
-            <w:r>
-              <w:rPr>
-                <w:rFonts w:ascii="Consolas" w:eastAsiaTheme="minorEastAsia" w:hAnsi="Consolas" w:cs="Courier New"/>
-                <w:iCs/>
-              </w:rPr>
-              <w:t>m, t, link</w:t>
+              <w:t>Reverse_Pipeline_Opex_rule(m, t, link</w:t>
             </w:r>
             <w:r>
               <w:rPr>
@@ -33545,37 +31551,12 @@
                 <w:iCs/>
               </w:rPr>
             </w:pPr>
-            <w:proofErr w:type="spellStart"/>
             <w:r>
               <w:rPr>
                 <w:rFonts w:ascii="Consolas" w:eastAsiaTheme="minorEastAsia" w:hAnsi="Consolas" w:cs="Courier New"/>
                 <w:iCs/>
               </w:rPr>
-              <w:t>Forward_Truck_Cost_</w:t>
-            </w:r>
-            <w:proofErr w:type="gramStart"/>
-            <w:r>
-              <w:rPr>
-                <w:rFonts w:ascii="Consolas" w:eastAsiaTheme="minorEastAsia" w:hAnsi="Consolas" w:cs="Courier New"/>
-                <w:iCs/>
-              </w:rPr>
-              <w:t>rule</w:t>
-            </w:r>
-            <w:proofErr w:type="spellEnd"/>
-            <w:r>
-              <w:rPr>
-                <w:rFonts w:ascii="Consolas" w:eastAsiaTheme="minorEastAsia" w:hAnsi="Consolas" w:cs="Courier New"/>
-                <w:iCs/>
-              </w:rPr>
-              <w:t>(</w:t>
-            </w:r>
-            <w:proofErr w:type="gramEnd"/>
-            <w:r>
-              <w:rPr>
-                <w:rFonts w:ascii="Consolas" w:eastAsiaTheme="minorEastAsia" w:hAnsi="Consolas" w:cs="Courier New"/>
-                <w:iCs/>
-              </w:rPr>
-              <w:t>m, t, link</w:t>
+              <w:t>Forward_Truck_Cost_rule(m, t, link</w:t>
             </w:r>
             <w:r>
               <w:rPr>
@@ -33700,37 +31681,12 @@
                 <w:iCs/>
               </w:rPr>
             </w:pPr>
-            <w:proofErr w:type="spellStart"/>
             <w:r>
               <w:rPr>
                 <w:rFonts w:ascii="Consolas" w:eastAsiaTheme="minorEastAsia" w:hAnsi="Consolas" w:cs="Courier New"/>
                 <w:iCs/>
               </w:rPr>
-              <w:t>Reverse_Truck_Cost_</w:t>
-            </w:r>
-            <w:proofErr w:type="gramStart"/>
-            <w:r>
-              <w:rPr>
-                <w:rFonts w:ascii="Consolas" w:eastAsiaTheme="minorEastAsia" w:hAnsi="Consolas" w:cs="Courier New"/>
-                <w:iCs/>
-              </w:rPr>
-              <w:t>rule</w:t>
-            </w:r>
-            <w:proofErr w:type="spellEnd"/>
-            <w:r>
-              <w:rPr>
-                <w:rFonts w:ascii="Consolas" w:eastAsiaTheme="minorEastAsia" w:hAnsi="Consolas" w:cs="Courier New"/>
-                <w:iCs/>
-              </w:rPr>
-              <w:t>(</w:t>
-            </w:r>
-            <w:proofErr w:type="gramEnd"/>
-            <w:r>
-              <w:rPr>
-                <w:rFonts w:ascii="Consolas" w:eastAsiaTheme="minorEastAsia" w:hAnsi="Consolas" w:cs="Courier New"/>
-                <w:iCs/>
-              </w:rPr>
-              <w:t>m, t, link</w:t>
+              <w:t>Reverse_Truck_Cost_rule(m, t, link</w:t>
             </w:r>
             <w:r>
               <w:rPr>
@@ -33862,47 +31818,11 @@
       <w:r>
         <w:t xml:space="preserve">Hydrogen storage behaves similarly, except that we only consider one operating expense on charging. Because of the conservation of mass in storage, any operating expenses on discharging can also be incorporated into this expense: every kg of hydrogen charged must be eventually discharged, and the time within the year that this occurs is irrelevant to the model as it only considers total expenses for the year. This is accomplished with a single constraint, </w:t>
       </w:r>
-      <w:proofErr w:type="spellStart"/>
       <w:r>
         <w:rPr>
           <w:rFonts w:ascii="Consolas" w:hAnsi="Consolas" w:cs="Courier New"/>
         </w:rPr>
-        <w:t>Storage_Charge_Opex_</w:t>
-      </w:r>
-      <w:proofErr w:type="gramStart"/>
-      <w:r>
-        <w:rPr>
-          <w:rFonts w:ascii="Consolas" w:hAnsi="Consolas" w:cs="Courier New"/>
-        </w:rPr>
-        <w:t>rule</w:t>
-      </w:r>
-      <w:proofErr w:type="spellEnd"/>
-      <w:r>
-        <w:rPr>
-          <w:rFonts w:ascii="Consolas" w:hAnsi="Consolas" w:cs="Courier New"/>
-        </w:rPr>
-        <w:t>(</w:t>
-      </w:r>
-      <w:proofErr w:type="gramEnd"/>
-      <w:r>
-        <w:rPr>
-          <w:rFonts w:ascii="Consolas" w:hAnsi="Consolas" w:cs="Courier New"/>
-        </w:rPr>
-        <w:t xml:space="preserve">m, </w:t>
-      </w:r>
-      <w:proofErr w:type="spellStart"/>
-      <w:r>
-        <w:rPr>
-          <w:rFonts w:ascii="Consolas" w:hAnsi="Consolas" w:cs="Courier New"/>
-        </w:rPr>
-        <w:t>stor_tech</w:t>
-      </w:r>
-      <w:proofErr w:type="spellEnd"/>
-      <w:r>
-        <w:rPr>
-          <w:rFonts w:ascii="Consolas" w:hAnsi="Consolas" w:cs="Courier New"/>
-        </w:rPr>
-        <w:t>, t, zone</w:t>
+        <w:t>Storage_Charge_Opex_rule(m, stor_tech, t, zone</w:t>
       </w:r>
       <w:r>
         <w:rPr>
@@ -34081,7 +32001,7 @@
       <w:pPr>
         <w:pStyle w:val="NRELHead02Numbered"/>
       </w:pPr>
-      <w:bookmarkStart w:id="189" w:name="_Toc179465247"/>
+      <w:bookmarkStart w:id="220" w:name="_Toc179465247"/>
       <w:r>
         <w:lastRenderedPageBreak/>
         <w:t>O</w:t>
@@ -34095,22 +32015,14 @@
       <w:r>
         <w:t>unction</w:t>
       </w:r>
-      <w:bookmarkEnd w:id="189"/>
+      <w:bookmarkEnd w:id="220"/>
     </w:p>
     <w:p>
       <w:pPr>
         <w:pStyle w:val="NRELBodyText"/>
       </w:pPr>
       <w:r>
-        <w:t xml:space="preserve">The objective function for the HYPSTAT model is intended to represent all costs for the model year, including annuitized capital costs and operating expenses. As such, the model determines the system design which minimizes </w:t>
-      </w:r>
-      <w:proofErr w:type="gramStart"/>
-      <w:r>
-        <w:t>all of</w:t>
-      </w:r>
-      <w:proofErr w:type="gramEnd"/>
-      <w:r>
-        <w:t xml:space="preserve"> these costs, subject to constraints which ensure that hydrogen demand is met. We break this up into six types of costs, so that the model objective is:</w:t>
+        <w:t>The objective function for the HYPSTAT model is intended to represent all costs for the model year, including annuitized capital costs and operating expenses. As such, the model determines the system design which minimizes all of these costs, subject to constraints which ensure that hydrogen demand is met. We break this up into six types of costs, so that the model objective is:</w:t>
       </w:r>
     </w:p>
     <w:p>
@@ -34156,7 +32068,6 @@
           <w:numId w:val="25"/>
         </w:numPr>
       </w:pPr>
-      <w:proofErr w:type="spellStart"/>
       <w:r>
         <w:rPr>
           <w:i/>
@@ -34164,7 +32075,6 @@
         </w:rPr>
         <w:t>Gen_Stor_CAPEX</w:t>
       </w:r>
-      <w:proofErr w:type="spellEnd"/>
       <w:r>
         <w:t>: The annuitized capital expenses and fixed operating expenses for electricity generation, hydrogen production, and hydrogen storage technology.</w:t>
       </w:r>
@@ -34465,7 +32375,6 @@
           <w:numId w:val="25"/>
         </w:numPr>
       </w:pPr>
-      <w:proofErr w:type="spellStart"/>
       <w:r>
         <w:rPr>
           <w:i/>
@@ -34473,7 +32382,6 @@
         </w:rPr>
         <w:t>Pipeline_CAPEX</w:t>
       </w:r>
-      <w:proofErr w:type="spellEnd"/>
       <w:r>
         <w:t>: The annuitized capital expenses and fixed operating expenses for hydrogen pipelines. This calculation is more complex than the others due to the varying CAPEX with size and a difference in calculation depending on whether pipeline locations are optimized.</w:t>
       </w:r>
@@ -34777,7 +32685,6 @@
           <w:numId w:val="25"/>
         </w:numPr>
       </w:pPr>
-      <w:proofErr w:type="spellStart"/>
       <w:r>
         <w:rPr>
           <w:i/>
@@ -34785,7 +32692,6 @@
         </w:rPr>
         <w:t>Transmission_OPEX</w:t>
       </w:r>
-      <w:proofErr w:type="spellEnd"/>
       <w:r>
         <w:t>: The operating expenses for pipeline transmission and truck transmission.</w:t>
       </w:r>
@@ -34972,7 +32878,6 @@
           <w:numId w:val="25"/>
         </w:numPr>
       </w:pPr>
-      <w:proofErr w:type="spellStart"/>
       <w:r>
         <w:rPr>
           <w:i/>
@@ -34980,7 +32885,6 @@
         </w:rPr>
         <w:t>Gen_Stor_OPEX</w:t>
       </w:r>
-      <w:proofErr w:type="spellEnd"/>
       <w:r>
         <w:t>: The operating expenses for electricity generation, hydrogen production, and hydrogen storage technology.</w:t>
       </w:r>
@@ -35217,15 +33121,7 @@
         <w:t>Incentives</w:t>
       </w:r>
       <w:r>
-        <w:t xml:space="preserve">: Incentives such as tax credits to be applied. Originally intended to represent different credits from the </w:t>
-      </w:r>
-      <w:proofErr w:type="gramStart"/>
-      <w:r>
-        <w:t>IRA, but</w:t>
-      </w:r>
-      <w:proofErr w:type="gramEnd"/>
-      <w:r>
-        <w:t xml:space="preserve"> could be used to represent other incentives as well.</w:t>
+        <w:t>: Incentives such as tax credits to be applied. Originally intended to represent different credits from the IRA, but could be used to represent other incentives as well.</w:t>
       </w:r>
     </w:p>
     <w:p>
@@ -35715,7 +33611,7 @@
 </file>
 
 <file path=word/comments.xml><?xml version="1.0" encoding="utf-8"?>
-<w:comments xmlns:wpc="http://schemas.microsoft.com/office/word/2010/wordprocessingCanvas" xmlns:cx="http://schemas.microsoft.com/office/drawing/2014/chartex" xmlns:cx1="http://schemas.microsoft.com/office/drawing/2015/9/8/chartex" xmlns:cx2="http://schemas.microsoft.com/office/drawing/2015/10/21/chartex" xmlns:cx3="http://schemas.microsoft.com/office/drawing/2016/5/9/chartex" xmlns:cx4="http://schemas.microsoft.com/office/drawing/2016/5/10/chartex" xmlns:cx5="http://schemas.microsoft.com/office/drawing/2016/5/11/chartex" xmlns:cx6="http://schemas.microsoft.com/office/drawing/2016/5/12/chartex" xmlns:cx7="http://schemas.microsoft.com/office/drawing/2016/5/13/chartex" xmlns:cx8="http://schemas.microsoft.com/office/drawing/2016/5/14/chartex" xmlns:mc="http://schemas.openxmlformats.org/markup-compatibility/2006" xmlns:aink="http://schemas.microsoft.com/office/drawing/2016/ink" xmlns:am3d="http://schemas.microsoft.com/office/drawing/2017/model3d" xmlns:o="urn:schemas-microsoft-com:office:office" xmlns:oel="http://schemas.microsoft.com/office/2019/extlst" xmlns:r="http://schemas.openxmlformats.org/officeDocument/2006/relationships" xmlns:m="http://schemas.openxmlformats.org/officeDocument/2006/math" xmlns:v="urn:schemas-microsoft-com:vml" xmlns:wp14="http://schemas.microsoft.com/office/word/2010/wordprocessingDrawing" xmlns:wp="http://schemas.openxmlformats.org/drawingml/2006/wordprocessingDrawing" xmlns:w10="urn:schemas-microsoft-com:office:word" xmlns:w="http://schemas.openxmlformats.org/wordprocessingml/2006/main" xmlns:w14="http://schemas.microsoft.com/office/word/2010/wordml" xmlns:w15="http://schemas.microsoft.com/office/word/2012/wordml" xmlns:w16cex="http://schemas.microsoft.com/office/word/2018/wordml/cex" xmlns:w16cid="http://schemas.microsoft.com/office/word/2016/wordml/cid" xmlns:w16="http://schemas.microsoft.com/office/word/2018/wordml" xmlns:w16du="http://schemas.microsoft.com/office/word/2023/wordml/word16du" xmlns:w16sdtdh="http://schemas.microsoft.com/office/word/2020/wordml/sdtdatahash" xmlns:w16se="http://schemas.microsoft.com/office/word/2015/wordml/symex" xmlns:wpg="http://schemas.microsoft.com/office/word/2010/wordprocessingGroup" xmlns:wpi="http://schemas.microsoft.com/office/word/2010/wordprocessingInk" xmlns:wne="http://schemas.microsoft.com/office/word/2006/wordml" xmlns:wps="http://schemas.microsoft.com/office/word/2010/wordprocessingShape" mc:Ignorable="w14 w15 w16se w16cid w16 w16cex w16sdtdh w16du wp14">
+<w:comments xmlns:wpc="http://schemas.microsoft.com/office/word/2010/wordprocessingCanvas" xmlns:cx="http://schemas.microsoft.com/office/drawing/2014/chartex" xmlns:cx1="http://schemas.microsoft.com/office/drawing/2015/9/8/chartex" xmlns:cx2="http://schemas.microsoft.com/office/drawing/2015/10/21/chartex" xmlns:cx3="http://schemas.microsoft.com/office/drawing/2016/5/9/chartex" xmlns:cx4="http://schemas.microsoft.com/office/drawing/2016/5/10/chartex" xmlns:cx5="http://schemas.microsoft.com/office/drawing/2016/5/11/chartex" xmlns:cx6="http://schemas.microsoft.com/office/drawing/2016/5/12/chartex" xmlns:cx7="http://schemas.microsoft.com/office/drawing/2016/5/13/chartex" xmlns:cx8="http://schemas.microsoft.com/office/drawing/2016/5/14/chartex" xmlns:mc="http://schemas.openxmlformats.org/markup-compatibility/2006" xmlns:aink="http://schemas.microsoft.com/office/drawing/2016/ink" xmlns:am3d="http://schemas.microsoft.com/office/drawing/2017/model3d" xmlns:o="urn:schemas-microsoft-com:office:office" xmlns:oel="http://schemas.microsoft.com/office/2019/extlst" xmlns:r="http://schemas.openxmlformats.org/officeDocument/2006/relationships" xmlns:m="http://schemas.openxmlformats.org/officeDocument/2006/math" xmlns:v="urn:schemas-microsoft-com:vml" xmlns:wp14="http://schemas.microsoft.com/office/word/2010/wordprocessingDrawing" xmlns:wp="http://schemas.openxmlformats.org/drawingml/2006/wordprocessingDrawing" xmlns:w10="urn:schemas-microsoft-com:office:word" xmlns:w="http://schemas.openxmlformats.org/wordprocessingml/2006/main" xmlns:w14="http://schemas.microsoft.com/office/word/2010/wordml" xmlns:w15="http://schemas.microsoft.com/office/word/2012/wordml" xmlns:w16cex="http://schemas.microsoft.com/office/word/2018/wordml/cex" xmlns:w16cid="http://schemas.microsoft.com/office/word/2016/wordml/cid" xmlns:w16="http://schemas.microsoft.com/office/word/2018/wordml" xmlns:w16du="http://schemas.microsoft.com/office/word/2023/wordml/word16du" xmlns:w16sdtdh="http://schemas.microsoft.com/office/word/2020/wordml/sdtdatahash" xmlns:w16sdtfl="http://schemas.microsoft.com/office/word/2024/wordml/sdtformatlock" xmlns:w16se="http://schemas.microsoft.com/office/word/2015/wordml/symex" xmlns:wpg="http://schemas.microsoft.com/office/word/2010/wordprocessingGroup" xmlns:wpi="http://schemas.microsoft.com/office/word/2010/wordprocessingInk" xmlns:wne="http://schemas.microsoft.com/office/word/2006/wordml" xmlns:wps="http://schemas.microsoft.com/office/word/2010/wordprocessingShape" mc:Ignorable="w14 w15 w16se w16cid w16 w16cex w16sdtdh w16sdtfl w16du wp14">
   <w:comment w:id="136" w:author="Li, Yijin" w:date="2024-12-11T12:40:00Z" w:initials="YL">
     <w:p>
       <w:r>
@@ -35741,7 +33637,7 @@
       </w:r>
     </w:p>
   </w:comment>
-  <w:comment w:id="169" w:author="Li, Yijin" w:date="2024-09-10T20:58:00Z" w:initials="LY">
+  <w:comment w:id="200" w:author="Li, Yijin" w:date="2024-09-10T20:58:00Z" w:initials="LY">
     <w:p>
       <w:r>
         <w:rPr>
@@ -35763,28 +33659,28 @@
 </file>
 
 <file path=word/commentsExtended.xml><?xml version="1.0" encoding="utf-8"?>
-<w15:commentsEx xmlns:wpc="http://schemas.microsoft.com/office/word/2010/wordprocessingCanvas" xmlns:cx="http://schemas.microsoft.com/office/drawing/2014/chartex" xmlns:cx1="http://schemas.microsoft.com/office/drawing/2015/9/8/chartex" xmlns:cx2="http://schemas.microsoft.com/office/drawing/2015/10/21/chartex" xmlns:cx3="http://schemas.microsoft.com/office/drawing/2016/5/9/chartex" xmlns:cx4="http://schemas.microsoft.com/office/drawing/2016/5/10/chartex" xmlns:cx5="http://schemas.microsoft.com/office/drawing/2016/5/11/chartex" xmlns:cx6="http://schemas.microsoft.com/office/drawing/2016/5/12/chartex" xmlns:cx7="http://schemas.microsoft.com/office/drawing/2016/5/13/chartex" xmlns:cx8="http://schemas.microsoft.com/office/drawing/2016/5/14/chartex" xmlns:mc="http://schemas.openxmlformats.org/markup-compatibility/2006" xmlns:aink="http://schemas.microsoft.com/office/drawing/2016/ink" xmlns:am3d="http://schemas.microsoft.com/office/drawing/2017/model3d" xmlns:o="urn:schemas-microsoft-com:office:office" xmlns:oel="http://schemas.microsoft.com/office/2019/extlst" xmlns:r="http://schemas.openxmlformats.org/officeDocument/2006/relationships" xmlns:m="http://schemas.openxmlformats.org/officeDocument/2006/math" xmlns:v="urn:schemas-microsoft-com:vml" xmlns:wp14="http://schemas.microsoft.com/office/word/2010/wordprocessingDrawing" xmlns:wp="http://schemas.openxmlformats.org/drawingml/2006/wordprocessingDrawing" xmlns:w10="urn:schemas-microsoft-com:office:word" xmlns:w="http://schemas.openxmlformats.org/wordprocessingml/2006/main" xmlns:w14="http://schemas.microsoft.com/office/word/2010/wordml" xmlns:w15="http://schemas.microsoft.com/office/word/2012/wordml" xmlns:w16cex="http://schemas.microsoft.com/office/word/2018/wordml/cex" xmlns:w16cid="http://schemas.microsoft.com/office/word/2016/wordml/cid" xmlns:w16="http://schemas.microsoft.com/office/word/2018/wordml" xmlns:w16du="http://schemas.microsoft.com/office/word/2023/wordml/word16du" xmlns:w16sdtdh="http://schemas.microsoft.com/office/word/2020/wordml/sdtdatahash" xmlns:w16se="http://schemas.microsoft.com/office/word/2015/wordml/symex" xmlns:wpg="http://schemas.microsoft.com/office/word/2010/wordprocessingGroup" xmlns:wpi="http://schemas.microsoft.com/office/word/2010/wordprocessingInk" xmlns:wne="http://schemas.microsoft.com/office/word/2006/wordml" xmlns:wps="http://schemas.microsoft.com/office/word/2010/wordprocessingShape" mc:Ignorable="w14 w15 w16se w16cid w16 w16cex w16sdtdh w16du wp14">
+<w15:commentsEx xmlns:wpc="http://schemas.microsoft.com/office/word/2010/wordprocessingCanvas" xmlns:cx="http://schemas.microsoft.com/office/drawing/2014/chartex" xmlns:cx1="http://schemas.microsoft.com/office/drawing/2015/9/8/chartex" xmlns:cx2="http://schemas.microsoft.com/office/drawing/2015/10/21/chartex" xmlns:cx3="http://schemas.microsoft.com/office/drawing/2016/5/9/chartex" xmlns:cx4="http://schemas.microsoft.com/office/drawing/2016/5/10/chartex" xmlns:cx5="http://schemas.microsoft.com/office/drawing/2016/5/11/chartex" xmlns:cx6="http://schemas.microsoft.com/office/drawing/2016/5/12/chartex" xmlns:cx7="http://schemas.microsoft.com/office/drawing/2016/5/13/chartex" xmlns:cx8="http://schemas.microsoft.com/office/drawing/2016/5/14/chartex" xmlns:mc="http://schemas.openxmlformats.org/markup-compatibility/2006" xmlns:aink="http://schemas.microsoft.com/office/drawing/2016/ink" xmlns:am3d="http://schemas.microsoft.com/office/drawing/2017/model3d" xmlns:o="urn:schemas-microsoft-com:office:office" xmlns:oel="http://schemas.microsoft.com/office/2019/extlst" xmlns:r="http://schemas.openxmlformats.org/officeDocument/2006/relationships" xmlns:m="http://schemas.openxmlformats.org/officeDocument/2006/math" xmlns:v="urn:schemas-microsoft-com:vml" xmlns:wp14="http://schemas.microsoft.com/office/word/2010/wordprocessingDrawing" xmlns:wp="http://schemas.openxmlformats.org/drawingml/2006/wordprocessingDrawing" xmlns:w10="urn:schemas-microsoft-com:office:word" xmlns:w="http://schemas.openxmlformats.org/wordprocessingml/2006/main" xmlns:w14="http://schemas.microsoft.com/office/word/2010/wordml" xmlns:w15="http://schemas.microsoft.com/office/word/2012/wordml" xmlns:w16cex="http://schemas.microsoft.com/office/word/2018/wordml/cex" xmlns:w16cid="http://schemas.microsoft.com/office/word/2016/wordml/cid" xmlns:w16="http://schemas.microsoft.com/office/word/2018/wordml" xmlns:w16du="http://schemas.microsoft.com/office/word/2023/wordml/word16du" xmlns:w16sdtdh="http://schemas.microsoft.com/office/word/2020/wordml/sdtdatahash" xmlns:w16sdtfl="http://schemas.microsoft.com/office/word/2024/wordml/sdtformatlock" xmlns:w16se="http://schemas.microsoft.com/office/word/2015/wordml/symex" xmlns:wpg="http://schemas.microsoft.com/office/word/2010/wordprocessingGroup" xmlns:wpi="http://schemas.microsoft.com/office/word/2010/wordprocessingInk" xmlns:wne="http://schemas.microsoft.com/office/word/2006/wordml" xmlns:wps="http://schemas.microsoft.com/office/word/2010/wordprocessingShape" mc:Ignorable="w14 w15 w16se w16cid w16 w16cex w16sdtdh w16sdtfl w16du wp14">
   <w15:commentEx w15:paraId="180F6F44" w15:done="0"/>
   <w15:commentEx w15:paraId="6053F407" w15:done="0"/>
 </w15:commentsEx>
 </file>
 
 <file path=word/commentsExtensible.xml><?xml version="1.0" encoding="utf-8"?>
-<w16cex:commentsExtensible xmlns:wpc="http://schemas.microsoft.com/office/word/2010/wordprocessingCanvas" xmlns:cx="http://schemas.microsoft.com/office/drawing/2014/chartex" xmlns:cx1="http://schemas.microsoft.com/office/drawing/2015/9/8/chartex" xmlns:cx2="http://schemas.microsoft.com/office/drawing/2015/10/21/chartex" xmlns:cx3="http://schemas.microsoft.com/office/drawing/2016/5/9/chartex" xmlns:cx4="http://schemas.microsoft.com/office/drawing/2016/5/10/chartex" xmlns:cx5="http://schemas.microsoft.com/office/drawing/2016/5/11/chartex" xmlns:cx6="http://schemas.microsoft.com/office/drawing/2016/5/12/chartex" xmlns:cx7="http://schemas.microsoft.com/office/drawing/2016/5/13/chartex" xmlns:cx8="http://schemas.microsoft.com/office/drawing/2016/5/14/chartex" xmlns:cr="http://schemas.microsoft.com/office/comments/2020/reactions" xmlns:mc="http://schemas.openxmlformats.org/markup-compatibility/2006" xmlns:aink="http://schemas.microsoft.com/office/drawing/2016/ink" xmlns:am3d="http://schemas.microsoft.com/office/drawing/2017/model3d" xmlns:o="urn:schemas-microsoft-com:office:office" xmlns:oel="http://schemas.microsoft.com/office/2019/extlst" xmlns:r="http://schemas.openxmlformats.org/officeDocument/2006/relationships" xmlns:m="http://schemas.openxmlformats.org/officeDocument/2006/math" xmlns:v="urn:schemas-microsoft-com:vml" xmlns:wp14="http://schemas.microsoft.com/office/word/2010/wordprocessingDrawing" xmlns:wp="http://schemas.openxmlformats.org/drawingml/2006/wordprocessingDrawing" xmlns:w10="urn:schemas-microsoft-com:office:word" xmlns:w="http://schemas.openxmlformats.org/wordprocessingml/2006/main" xmlns:w14="http://schemas.microsoft.com/office/word/2010/wordml" xmlns:w15="http://schemas.microsoft.com/office/word/2012/wordml" xmlns:w16cex="http://schemas.microsoft.com/office/word/2018/wordml/cex" xmlns:w16cid="http://schemas.microsoft.com/office/word/2016/wordml/cid" xmlns:w16="http://schemas.microsoft.com/office/word/2018/wordml" xmlns:w16du="http://schemas.microsoft.com/office/word/2023/wordml/word16du" xmlns:w16sdtdh="http://schemas.microsoft.com/office/word/2020/wordml/sdtdatahash" xmlns:w16se="http://schemas.microsoft.com/office/word/2015/wordml/symex" xmlns:wpg="http://schemas.microsoft.com/office/word/2010/wordprocessingGroup" xmlns:wpi="http://schemas.microsoft.com/office/word/2010/wordprocessingInk" xmlns:wne="http://schemas.microsoft.com/office/word/2006/wordml" xmlns:wps="http://schemas.microsoft.com/office/word/2010/wordprocessingShape" mc:Ignorable="w14 w15 w16se w16cid w16 w16cex w16sdtdh cr w16du wp14">
+<w16cex:commentsExtensible xmlns:wpc="http://schemas.microsoft.com/office/word/2010/wordprocessingCanvas" xmlns:cx="http://schemas.microsoft.com/office/drawing/2014/chartex" xmlns:cx1="http://schemas.microsoft.com/office/drawing/2015/9/8/chartex" xmlns:cx2="http://schemas.microsoft.com/office/drawing/2015/10/21/chartex" xmlns:cx3="http://schemas.microsoft.com/office/drawing/2016/5/9/chartex" xmlns:cx4="http://schemas.microsoft.com/office/drawing/2016/5/10/chartex" xmlns:cx5="http://schemas.microsoft.com/office/drawing/2016/5/11/chartex" xmlns:cx6="http://schemas.microsoft.com/office/drawing/2016/5/12/chartex" xmlns:cx7="http://schemas.microsoft.com/office/drawing/2016/5/13/chartex" xmlns:cx8="http://schemas.microsoft.com/office/drawing/2016/5/14/chartex" xmlns:cr="http://schemas.microsoft.com/office/comments/2020/reactions" xmlns:mc="http://schemas.openxmlformats.org/markup-compatibility/2006" xmlns:aink="http://schemas.microsoft.com/office/drawing/2016/ink" xmlns:am3d="http://schemas.microsoft.com/office/drawing/2017/model3d" xmlns:o="urn:schemas-microsoft-com:office:office" xmlns:oel="http://schemas.microsoft.com/office/2019/extlst" xmlns:r="http://schemas.openxmlformats.org/officeDocument/2006/relationships" xmlns:m="http://schemas.openxmlformats.org/officeDocument/2006/math" xmlns:v="urn:schemas-microsoft-com:vml" xmlns:wp14="http://schemas.microsoft.com/office/word/2010/wordprocessingDrawing" xmlns:wp="http://schemas.openxmlformats.org/drawingml/2006/wordprocessingDrawing" xmlns:w10="urn:schemas-microsoft-com:office:word" xmlns:w="http://schemas.openxmlformats.org/wordprocessingml/2006/main" xmlns:w14="http://schemas.microsoft.com/office/word/2010/wordml" xmlns:w15="http://schemas.microsoft.com/office/word/2012/wordml" xmlns:w16cex="http://schemas.microsoft.com/office/word/2018/wordml/cex" xmlns:w16cid="http://schemas.microsoft.com/office/word/2016/wordml/cid" xmlns:w16="http://schemas.microsoft.com/office/word/2018/wordml" xmlns:w16du="http://schemas.microsoft.com/office/word/2023/wordml/word16du" xmlns:w16sdtdh="http://schemas.microsoft.com/office/word/2020/wordml/sdtdatahash" xmlns:w16sdtfl="http://schemas.microsoft.com/office/word/2024/wordml/sdtformatlock" xmlns:w16se="http://schemas.microsoft.com/office/word/2015/wordml/symex" xmlns:wpg="http://schemas.microsoft.com/office/word/2010/wordprocessingGroup" xmlns:wpi="http://schemas.microsoft.com/office/word/2010/wordprocessingInk" xmlns:wne="http://schemas.microsoft.com/office/word/2006/wordml" xmlns:wps="http://schemas.microsoft.com/office/word/2010/wordprocessingShape" mc:Ignorable="w14 w15 w16se w16cid w16 w16cex w16sdtdh w16sdtfl cr w16du wp14">
   <w16cex:commentExtensible w16cex:durableId="6180817C" w16cex:dateUtc="2024-12-11T20:40:00Z"/>
   <w16cex:commentExtensible w16cex:durableId="6A778143" w16cex:dateUtc="2024-09-11T02:58:00Z"/>
 </w16cex:commentsExtensible>
 </file>
 
 <file path=word/commentsIds.xml><?xml version="1.0" encoding="utf-8"?>
-<w16cid:commentsIds xmlns:wpc="http://schemas.microsoft.com/office/word/2010/wordprocessingCanvas" xmlns:cx="http://schemas.microsoft.com/office/drawing/2014/chartex" xmlns:cx1="http://schemas.microsoft.com/office/drawing/2015/9/8/chartex" xmlns:cx2="http://schemas.microsoft.com/office/drawing/2015/10/21/chartex" xmlns:cx3="http://schemas.microsoft.com/office/drawing/2016/5/9/chartex" xmlns:cx4="http://schemas.microsoft.com/office/drawing/2016/5/10/chartex" xmlns:cx5="http://schemas.microsoft.com/office/drawing/2016/5/11/chartex" xmlns:cx6="http://schemas.microsoft.com/office/drawing/2016/5/12/chartex" xmlns:cx7="http://schemas.microsoft.com/office/drawing/2016/5/13/chartex" xmlns:cx8="http://schemas.microsoft.com/office/drawing/2016/5/14/chartex" xmlns:mc="http://schemas.openxmlformats.org/markup-compatibility/2006" xmlns:aink="http://schemas.microsoft.com/office/drawing/2016/ink" xmlns:am3d="http://schemas.microsoft.com/office/drawing/2017/model3d" xmlns:o="urn:schemas-microsoft-com:office:office" xmlns:oel="http://schemas.microsoft.com/office/2019/extlst" xmlns:r="http://schemas.openxmlformats.org/officeDocument/2006/relationships" xmlns:m="http://schemas.openxmlformats.org/officeDocument/2006/math" xmlns:v="urn:schemas-microsoft-com:vml" xmlns:wp14="http://schemas.microsoft.com/office/word/2010/wordprocessingDrawing" xmlns:wp="http://schemas.openxmlformats.org/drawingml/2006/wordprocessingDrawing" xmlns:w10="urn:schemas-microsoft-com:office:word" xmlns:w="http://schemas.openxmlformats.org/wordprocessingml/2006/main" xmlns:w14="http://schemas.microsoft.com/office/word/2010/wordml" xmlns:w15="http://schemas.microsoft.com/office/word/2012/wordml" xmlns:w16cex="http://schemas.microsoft.com/office/word/2018/wordml/cex" xmlns:w16cid="http://schemas.microsoft.com/office/word/2016/wordml/cid" xmlns:w16="http://schemas.microsoft.com/office/word/2018/wordml" xmlns:w16du="http://schemas.microsoft.com/office/word/2023/wordml/word16du" xmlns:w16sdtdh="http://schemas.microsoft.com/office/word/2020/wordml/sdtdatahash" xmlns:w16se="http://schemas.microsoft.com/office/word/2015/wordml/symex" xmlns:wpg="http://schemas.microsoft.com/office/word/2010/wordprocessingGroup" xmlns:wpi="http://schemas.microsoft.com/office/word/2010/wordprocessingInk" xmlns:wne="http://schemas.microsoft.com/office/word/2006/wordml" xmlns:wps="http://schemas.microsoft.com/office/word/2010/wordprocessingShape" mc:Ignorable="w14 w15 w16se w16cid w16 w16cex w16sdtdh w16du wp14">
+<w16cid:commentsIds xmlns:wpc="http://schemas.microsoft.com/office/word/2010/wordprocessingCanvas" xmlns:cx="http://schemas.microsoft.com/office/drawing/2014/chartex" xmlns:cx1="http://schemas.microsoft.com/office/drawing/2015/9/8/chartex" xmlns:cx2="http://schemas.microsoft.com/office/drawing/2015/10/21/chartex" xmlns:cx3="http://schemas.microsoft.com/office/drawing/2016/5/9/chartex" xmlns:cx4="http://schemas.microsoft.com/office/drawing/2016/5/10/chartex" xmlns:cx5="http://schemas.microsoft.com/office/drawing/2016/5/11/chartex" xmlns:cx6="http://schemas.microsoft.com/office/drawing/2016/5/12/chartex" xmlns:cx7="http://schemas.microsoft.com/office/drawing/2016/5/13/chartex" xmlns:cx8="http://schemas.microsoft.com/office/drawing/2016/5/14/chartex" xmlns:mc="http://schemas.openxmlformats.org/markup-compatibility/2006" xmlns:aink="http://schemas.microsoft.com/office/drawing/2016/ink" xmlns:am3d="http://schemas.microsoft.com/office/drawing/2017/model3d" xmlns:o="urn:schemas-microsoft-com:office:office" xmlns:oel="http://schemas.microsoft.com/office/2019/extlst" xmlns:r="http://schemas.openxmlformats.org/officeDocument/2006/relationships" xmlns:m="http://schemas.openxmlformats.org/officeDocument/2006/math" xmlns:v="urn:schemas-microsoft-com:vml" xmlns:wp14="http://schemas.microsoft.com/office/word/2010/wordprocessingDrawing" xmlns:wp="http://schemas.openxmlformats.org/drawingml/2006/wordprocessingDrawing" xmlns:w10="urn:schemas-microsoft-com:office:word" xmlns:w="http://schemas.openxmlformats.org/wordprocessingml/2006/main" xmlns:w14="http://schemas.microsoft.com/office/word/2010/wordml" xmlns:w15="http://schemas.microsoft.com/office/word/2012/wordml" xmlns:w16cex="http://schemas.microsoft.com/office/word/2018/wordml/cex" xmlns:w16cid="http://schemas.microsoft.com/office/word/2016/wordml/cid" xmlns:w16="http://schemas.microsoft.com/office/word/2018/wordml" xmlns:w16du="http://schemas.microsoft.com/office/word/2023/wordml/word16du" xmlns:w16sdtdh="http://schemas.microsoft.com/office/word/2020/wordml/sdtdatahash" xmlns:w16sdtfl="http://schemas.microsoft.com/office/word/2024/wordml/sdtformatlock" xmlns:w16se="http://schemas.microsoft.com/office/word/2015/wordml/symex" xmlns:wpg="http://schemas.microsoft.com/office/word/2010/wordprocessingGroup" xmlns:wpi="http://schemas.microsoft.com/office/word/2010/wordprocessingInk" xmlns:wne="http://schemas.microsoft.com/office/word/2006/wordml" xmlns:wps="http://schemas.microsoft.com/office/word/2010/wordprocessingShape" mc:Ignorable="w14 w15 w16se w16cid w16 w16cex w16sdtdh w16sdtfl w16du wp14">
   <w16cid:commentId w16cid:paraId="180F6F44" w16cid:durableId="6180817C"/>
   <w16cid:commentId w16cid:paraId="6053F407" w16cid:durableId="6A778143"/>
 </w16cid:commentsIds>
 </file>
 
 <file path=word/endnotes.xml><?xml version="1.0" encoding="utf-8"?>
-<w:endnotes xmlns:wpc="http://schemas.microsoft.com/office/word/2010/wordprocessingCanvas" xmlns:cx="http://schemas.microsoft.com/office/drawing/2014/chartex" xmlns:cx1="http://schemas.microsoft.com/office/drawing/2015/9/8/chartex" xmlns:cx2="http://schemas.microsoft.com/office/drawing/2015/10/21/chartex" xmlns:cx3="http://schemas.microsoft.com/office/drawing/2016/5/9/chartex" xmlns:cx4="http://schemas.microsoft.com/office/drawing/2016/5/10/chartex" xmlns:cx5="http://schemas.microsoft.com/office/drawing/2016/5/11/chartex" xmlns:cx6="http://schemas.microsoft.com/office/drawing/2016/5/12/chartex" xmlns:cx7="http://schemas.microsoft.com/office/drawing/2016/5/13/chartex" xmlns:cx8="http://schemas.microsoft.com/office/drawing/2016/5/14/chartex" xmlns:mc="http://schemas.openxmlformats.org/markup-compatibility/2006" xmlns:aink="http://schemas.microsoft.com/office/drawing/2016/ink" xmlns:am3d="http://schemas.microsoft.com/office/drawing/2017/model3d" xmlns:o="urn:schemas-microsoft-com:office:office" xmlns:oel="http://schemas.microsoft.com/office/2019/extlst" xmlns:r="http://schemas.openxmlformats.org/officeDocument/2006/relationships" xmlns:m="http://schemas.openxmlformats.org/officeDocument/2006/math" xmlns:v="urn:schemas-microsoft-com:vml" xmlns:wp14="http://schemas.microsoft.com/office/word/2010/wordprocessingDrawing" xmlns:wp="http://schemas.openxmlformats.org/drawingml/2006/wordprocessingDrawing" xmlns:w10="urn:schemas-microsoft-com:office:word" xmlns:w="http://schemas.openxmlformats.org/wordprocessingml/2006/main" xmlns:w14="http://schemas.microsoft.com/office/word/2010/wordml" xmlns:w15="http://schemas.microsoft.com/office/word/2012/wordml" xmlns:w16cex="http://schemas.microsoft.com/office/word/2018/wordml/cex" xmlns:w16cid="http://schemas.microsoft.com/office/word/2016/wordml/cid" xmlns:w16="http://schemas.microsoft.com/office/word/2018/wordml" xmlns:w16du="http://schemas.microsoft.com/office/word/2023/wordml/word16du" xmlns:w16sdtdh="http://schemas.microsoft.com/office/word/2020/wordml/sdtdatahash" xmlns:w16se="http://schemas.microsoft.com/office/word/2015/wordml/symex" xmlns:wpg="http://schemas.microsoft.com/office/word/2010/wordprocessingGroup" xmlns:wpi="http://schemas.microsoft.com/office/word/2010/wordprocessingInk" xmlns:wne="http://schemas.microsoft.com/office/word/2006/wordml" xmlns:wps="http://schemas.microsoft.com/office/word/2010/wordprocessingShape" mc:Ignorable="w14 w15 w16se w16cid w16 w16cex w16sdtdh w16du wp14">
+<w:endnotes xmlns:wpc="http://schemas.microsoft.com/office/word/2010/wordprocessingCanvas" xmlns:cx="http://schemas.microsoft.com/office/drawing/2014/chartex" xmlns:cx1="http://schemas.microsoft.com/office/drawing/2015/9/8/chartex" xmlns:cx2="http://schemas.microsoft.com/office/drawing/2015/10/21/chartex" xmlns:cx3="http://schemas.microsoft.com/office/drawing/2016/5/9/chartex" xmlns:cx4="http://schemas.microsoft.com/office/drawing/2016/5/10/chartex" xmlns:cx5="http://schemas.microsoft.com/office/drawing/2016/5/11/chartex" xmlns:cx6="http://schemas.microsoft.com/office/drawing/2016/5/12/chartex" xmlns:cx7="http://schemas.microsoft.com/office/drawing/2016/5/13/chartex" xmlns:cx8="http://schemas.microsoft.com/office/drawing/2016/5/14/chartex" xmlns:mc="http://schemas.openxmlformats.org/markup-compatibility/2006" xmlns:aink="http://schemas.microsoft.com/office/drawing/2016/ink" xmlns:am3d="http://schemas.microsoft.com/office/drawing/2017/model3d" xmlns:o="urn:schemas-microsoft-com:office:office" xmlns:oel="http://schemas.microsoft.com/office/2019/extlst" xmlns:r="http://schemas.openxmlformats.org/officeDocument/2006/relationships" xmlns:m="http://schemas.openxmlformats.org/officeDocument/2006/math" xmlns:v="urn:schemas-microsoft-com:vml" xmlns:wp14="http://schemas.microsoft.com/office/word/2010/wordprocessingDrawing" xmlns:wp="http://schemas.openxmlformats.org/drawingml/2006/wordprocessingDrawing" xmlns:w10="urn:schemas-microsoft-com:office:word" xmlns:w="http://schemas.openxmlformats.org/wordprocessingml/2006/main" xmlns:w14="http://schemas.microsoft.com/office/word/2010/wordml" xmlns:w15="http://schemas.microsoft.com/office/word/2012/wordml" xmlns:w16cex="http://schemas.microsoft.com/office/word/2018/wordml/cex" xmlns:w16cid="http://schemas.microsoft.com/office/word/2016/wordml/cid" xmlns:w16="http://schemas.microsoft.com/office/word/2018/wordml" xmlns:w16du="http://schemas.microsoft.com/office/word/2023/wordml/word16du" xmlns:w16sdtdh="http://schemas.microsoft.com/office/word/2020/wordml/sdtdatahash" xmlns:w16sdtfl="http://schemas.microsoft.com/office/word/2024/wordml/sdtformatlock" xmlns:w16se="http://schemas.microsoft.com/office/word/2015/wordml/symex" xmlns:wpg="http://schemas.microsoft.com/office/word/2010/wordprocessingGroup" xmlns:wpi="http://schemas.microsoft.com/office/word/2010/wordprocessingInk" xmlns:wne="http://schemas.microsoft.com/office/word/2006/wordml" xmlns:wps="http://schemas.microsoft.com/office/word/2010/wordprocessingShape" mc:Ignorable="w14 w15 w16se w16cid w16 w16cex w16sdtdh w16sdtfl w16du wp14">
   <w:endnote w:type="separator" w:id="-1">
     <w:p>
       <w:r>
@@ -35808,7 +33704,7 @@
 </file>
 
 <file path=word/footer1.xml><?xml version="1.0" encoding="utf-8"?>
-<w:ftr xmlns:wpc="http://schemas.microsoft.com/office/word/2010/wordprocessingCanvas" xmlns:cx="http://schemas.microsoft.com/office/drawing/2014/chartex" xmlns:cx1="http://schemas.microsoft.com/office/drawing/2015/9/8/chartex" xmlns:cx2="http://schemas.microsoft.com/office/drawing/2015/10/21/chartex" xmlns:cx3="http://schemas.microsoft.com/office/drawing/2016/5/9/chartex" xmlns:cx4="http://schemas.microsoft.com/office/drawing/2016/5/10/chartex" xmlns:cx5="http://schemas.microsoft.com/office/drawing/2016/5/11/chartex" xmlns:cx6="http://schemas.microsoft.com/office/drawing/2016/5/12/chartex" xmlns:cx7="http://schemas.microsoft.com/office/drawing/2016/5/13/chartex" xmlns:cx8="http://schemas.microsoft.com/office/drawing/2016/5/14/chartex" xmlns:mc="http://schemas.openxmlformats.org/markup-compatibility/2006" xmlns:aink="http://schemas.microsoft.com/office/drawing/2016/ink" xmlns:am3d="http://schemas.microsoft.com/office/drawing/2017/model3d" xmlns:o="urn:schemas-microsoft-com:office:office" xmlns:oel="http://schemas.microsoft.com/office/2019/extlst" xmlns:r="http://schemas.openxmlformats.org/officeDocument/2006/relationships" xmlns:m="http://schemas.openxmlformats.org/officeDocument/2006/math" xmlns:v="urn:schemas-microsoft-com:vml" xmlns:wp14="http://schemas.microsoft.com/office/word/2010/wordprocessingDrawing" xmlns:wp="http://schemas.openxmlformats.org/drawingml/2006/wordprocessingDrawing" xmlns:w10="urn:schemas-microsoft-com:office:word" xmlns:w="http://schemas.openxmlformats.org/wordprocessingml/2006/main" xmlns:w14="http://schemas.microsoft.com/office/word/2010/wordml" xmlns:w15="http://schemas.microsoft.com/office/word/2012/wordml" xmlns:w16cex="http://schemas.microsoft.com/office/word/2018/wordml/cex" xmlns:w16cid="http://schemas.microsoft.com/office/word/2016/wordml/cid" xmlns:w16="http://schemas.microsoft.com/office/word/2018/wordml" xmlns:w16du="http://schemas.microsoft.com/office/word/2023/wordml/word16du" xmlns:w16sdtdh="http://schemas.microsoft.com/office/word/2020/wordml/sdtdatahash" xmlns:w16se="http://schemas.microsoft.com/office/word/2015/wordml/symex" xmlns:wpg="http://schemas.microsoft.com/office/word/2010/wordprocessingGroup" xmlns:wpi="http://schemas.microsoft.com/office/word/2010/wordprocessingInk" xmlns:wne="http://schemas.microsoft.com/office/word/2006/wordml" xmlns:wps="http://schemas.microsoft.com/office/word/2010/wordprocessingShape" mc:Ignorable="w14 w15 w16se w16cid w16 w16cex w16sdtdh w16du wp14">
+<w:ftr xmlns:wpc="http://schemas.microsoft.com/office/word/2010/wordprocessingCanvas" xmlns:cx="http://schemas.microsoft.com/office/drawing/2014/chartex" xmlns:cx1="http://schemas.microsoft.com/office/drawing/2015/9/8/chartex" xmlns:cx2="http://schemas.microsoft.com/office/drawing/2015/10/21/chartex" xmlns:cx3="http://schemas.microsoft.com/office/drawing/2016/5/9/chartex" xmlns:cx4="http://schemas.microsoft.com/office/drawing/2016/5/10/chartex" xmlns:cx5="http://schemas.microsoft.com/office/drawing/2016/5/11/chartex" xmlns:cx6="http://schemas.microsoft.com/office/drawing/2016/5/12/chartex" xmlns:cx7="http://schemas.microsoft.com/office/drawing/2016/5/13/chartex" xmlns:cx8="http://schemas.microsoft.com/office/drawing/2016/5/14/chartex" xmlns:mc="http://schemas.openxmlformats.org/markup-compatibility/2006" xmlns:aink="http://schemas.microsoft.com/office/drawing/2016/ink" xmlns:am3d="http://schemas.microsoft.com/office/drawing/2017/model3d" xmlns:o="urn:schemas-microsoft-com:office:office" xmlns:oel="http://schemas.microsoft.com/office/2019/extlst" xmlns:r="http://schemas.openxmlformats.org/officeDocument/2006/relationships" xmlns:m="http://schemas.openxmlformats.org/officeDocument/2006/math" xmlns:v="urn:schemas-microsoft-com:vml" xmlns:wp14="http://schemas.microsoft.com/office/word/2010/wordprocessingDrawing" xmlns:wp="http://schemas.openxmlformats.org/drawingml/2006/wordprocessingDrawing" xmlns:w10="urn:schemas-microsoft-com:office:word" xmlns:w="http://schemas.openxmlformats.org/wordprocessingml/2006/main" xmlns:w14="http://schemas.microsoft.com/office/word/2010/wordml" xmlns:w15="http://schemas.microsoft.com/office/word/2012/wordml" xmlns:w16cex="http://schemas.microsoft.com/office/word/2018/wordml/cex" xmlns:w16cid="http://schemas.microsoft.com/office/word/2016/wordml/cid" xmlns:w16="http://schemas.microsoft.com/office/word/2018/wordml" xmlns:w16du="http://schemas.microsoft.com/office/word/2023/wordml/word16du" xmlns:w16sdtdh="http://schemas.microsoft.com/office/word/2020/wordml/sdtdatahash" xmlns:w16sdtfl="http://schemas.microsoft.com/office/word/2024/wordml/sdtformatlock" xmlns:w16se="http://schemas.microsoft.com/office/word/2015/wordml/symex" xmlns:wpg="http://schemas.microsoft.com/office/word/2010/wordprocessingGroup" xmlns:wpi="http://schemas.microsoft.com/office/word/2010/wordprocessingInk" xmlns:wne="http://schemas.microsoft.com/office/word/2006/wordml" xmlns:wps="http://schemas.microsoft.com/office/word/2010/wordprocessingShape" mc:Ignorable="w14 w15 w16se w16cid w16 w16cex w16sdtdh w16sdtfl w16du wp14">
   <w:p>
     <w:pPr>
       <w:pStyle w:val="Footer"/>
@@ -35818,7 +33714,7 @@
 </file>
 
 <file path=word/footer2.xml><?xml version="1.0" encoding="utf-8"?>
-<w:ftr xmlns:wpc="http://schemas.microsoft.com/office/word/2010/wordprocessingCanvas" xmlns:cx="http://schemas.microsoft.com/office/drawing/2014/chartex" xmlns:cx1="http://schemas.microsoft.com/office/drawing/2015/9/8/chartex" xmlns:cx2="http://schemas.microsoft.com/office/drawing/2015/10/21/chartex" xmlns:cx3="http://schemas.microsoft.com/office/drawing/2016/5/9/chartex" xmlns:cx4="http://schemas.microsoft.com/office/drawing/2016/5/10/chartex" xmlns:cx5="http://schemas.microsoft.com/office/drawing/2016/5/11/chartex" xmlns:cx6="http://schemas.microsoft.com/office/drawing/2016/5/12/chartex" xmlns:cx7="http://schemas.microsoft.com/office/drawing/2016/5/13/chartex" xmlns:cx8="http://schemas.microsoft.com/office/drawing/2016/5/14/chartex" xmlns:mc="http://schemas.openxmlformats.org/markup-compatibility/2006" xmlns:aink="http://schemas.microsoft.com/office/drawing/2016/ink" xmlns:am3d="http://schemas.microsoft.com/office/drawing/2017/model3d" xmlns:o="urn:schemas-microsoft-com:office:office" xmlns:oel="http://schemas.microsoft.com/office/2019/extlst" xmlns:r="http://schemas.openxmlformats.org/officeDocument/2006/relationships" xmlns:m="http://schemas.openxmlformats.org/officeDocument/2006/math" xmlns:v="urn:schemas-microsoft-com:vml" xmlns:wp14="http://schemas.microsoft.com/office/word/2010/wordprocessingDrawing" xmlns:wp="http://schemas.openxmlformats.org/drawingml/2006/wordprocessingDrawing" xmlns:w10="urn:schemas-microsoft-com:office:word" xmlns:w="http://schemas.openxmlformats.org/wordprocessingml/2006/main" xmlns:w14="http://schemas.microsoft.com/office/word/2010/wordml" xmlns:w15="http://schemas.microsoft.com/office/word/2012/wordml" xmlns:w16cex="http://schemas.microsoft.com/office/word/2018/wordml/cex" xmlns:w16cid="http://schemas.microsoft.com/office/word/2016/wordml/cid" xmlns:w16="http://schemas.microsoft.com/office/word/2018/wordml" xmlns:w16du="http://schemas.microsoft.com/office/word/2023/wordml/word16du" xmlns:w16sdtdh="http://schemas.microsoft.com/office/word/2020/wordml/sdtdatahash" xmlns:w16se="http://schemas.microsoft.com/office/word/2015/wordml/symex" xmlns:wpg="http://schemas.microsoft.com/office/word/2010/wordprocessingGroup" xmlns:wpi="http://schemas.microsoft.com/office/word/2010/wordprocessingInk" xmlns:wne="http://schemas.microsoft.com/office/word/2006/wordml" xmlns:wps="http://schemas.microsoft.com/office/word/2010/wordprocessingShape" mc:Ignorable="w14 w15 w16se w16cid w16 w16cex w16sdtdh w16du wp14">
+<w:ftr xmlns:wpc="http://schemas.microsoft.com/office/word/2010/wordprocessingCanvas" xmlns:cx="http://schemas.microsoft.com/office/drawing/2014/chartex" xmlns:cx1="http://schemas.microsoft.com/office/drawing/2015/9/8/chartex" xmlns:cx2="http://schemas.microsoft.com/office/drawing/2015/10/21/chartex" xmlns:cx3="http://schemas.microsoft.com/office/drawing/2016/5/9/chartex" xmlns:cx4="http://schemas.microsoft.com/office/drawing/2016/5/10/chartex" xmlns:cx5="http://schemas.microsoft.com/office/drawing/2016/5/11/chartex" xmlns:cx6="http://schemas.microsoft.com/office/drawing/2016/5/12/chartex" xmlns:cx7="http://schemas.microsoft.com/office/drawing/2016/5/13/chartex" xmlns:cx8="http://schemas.microsoft.com/office/drawing/2016/5/14/chartex" xmlns:mc="http://schemas.openxmlformats.org/markup-compatibility/2006" xmlns:aink="http://schemas.microsoft.com/office/drawing/2016/ink" xmlns:am3d="http://schemas.microsoft.com/office/drawing/2017/model3d" xmlns:o="urn:schemas-microsoft-com:office:office" xmlns:oel="http://schemas.microsoft.com/office/2019/extlst" xmlns:r="http://schemas.openxmlformats.org/officeDocument/2006/relationships" xmlns:m="http://schemas.openxmlformats.org/officeDocument/2006/math" xmlns:v="urn:schemas-microsoft-com:vml" xmlns:wp14="http://schemas.microsoft.com/office/word/2010/wordprocessingDrawing" xmlns:wp="http://schemas.openxmlformats.org/drawingml/2006/wordprocessingDrawing" xmlns:w10="urn:schemas-microsoft-com:office:word" xmlns:w="http://schemas.openxmlformats.org/wordprocessingml/2006/main" xmlns:w14="http://schemas.microsoft.com/office/word/2010/wordml" xmlns:w15="http://schemas.microsoft.com/office/word/2012/wordml" xmlns:w16cex="http://schemas.microsoft.com/office/word/2018/wordml/cex" xmlns:w16cid="http://schemas.microsoft.com/office/word/2016/wordml/cid" xmlns:w16="http://schemas.microsoft.com/office/word/2018/wordml" xmlns:w16du="http://schemas.microsoft.com/office/word/2023/wordml/word16du" xmlns:w16sdtdh="http://schemas.microsoft.com/office/word/2020/wordml/sdtdatahash" xmlns:w16sdtfl="http://schemas.microsoft.com/office/word/2024/wordml/sdtformatlock" xmlns:w16se="http://schemas.microsoft.com/office/word/2015/wordml/symex" xmlns:wpg="http://schemas.microsoft.com/office/word/2010/wordprocessingGroup" xmlns:wpi="http://schemas.microsoft.com/office/word/2010/wordprocessingInk" xmlns:wne="http://schemas.microsoft.com/office/word/2006/wordml" xmlns:wps="http://schemas.microsoft.com/office/word/2010/wordprocessingShape" mc:Ignorable="w14 w15 w16se w16cid w16 w16cex w16sdtdh w16sdtfl w16du wp14">
   <w:p>
     <w:pPr>
       <w:pStyle w:val="NRELNoCostFooter"/>
@@ -35831,7 +33727,7 @@
 </file>
 
 <file path=word/footer3.xml><?xml version="1.0" encoding="utf-8"?>
-<w:ftr xmlns:wpc="http://schemas.microsoft.com/office/word/2010/wordprocessingCanvas" xmlns:cx="http://schemas.microsoft.com/office/drawing/2014/chartex" xmlns:cx1="http://schemas.microsoft.com/office/drawing/2015/9/8/chartex" xmlns:cx2="http://schemas.microsoft.com/office/drawing/2015/10/21/chartex" xmlns:cx3="http://schemas.microsoft.com/office/drawing/2016/5/9/chartex" xmlns:cx4="http://schemas.microsoft.com/office/drawing/2016/5/10/chartex" xmlns:cx5="http://schemas.microsoft.com/office/drawing/2016/5/11/chartex" xmlns:cx6="http://schemas.microsoft.com/office/drawing/2016/5/12/chartex" xmlns:cx7="http://schemas.microsoft.com/office/drawing/2016/5/13/chartex" xmlns:cx8="http://schemas.microsoft.com/office/drawing/2016/5/14/chartex" xmlns:mc="http://schemas.openxmlformats.org/markup-compatibility/2006" xmlns:aink="http://schemas.microsoft.com/office/drawing/2016/ink" xmlns:am3d="http://schemas.microsoft.com/office/drawing/2017/model3d" xmlns:o="urn:schemas-microsoft-com:office:office" xmlns:oel="http://schemas.microsoft.com/office/2019/extlst" xmlns:r="http://schemas.openxmlformats.org/officeDocument/2006/relationships" xmlns:m="http://schemas.openxmlformats.org/officeDocument/2006/math" xmlns:v="urn:schemas-microsoft-com:vml" xmlns:wp14="http://schemas.microsoft.com/office/word/2010/wordprocessingDrawing" xmlns:wp="http://schemas.openxmlformats.org/drawingml/2006/wordprocessingDrawing" xmlns:w10="urn:schemas-microsoft-com:office:word" xmlns:w="http://schemas.openxmlformats.org/wordprocessingml/2006/main" xmlns:w14="http://schemas.microsoft.com/office/word/2010/wordml" xmlns:w15="http://schemas.microsoft.com/office/word/2012/wordml" xmlns:w16cex="http://schemas.microsoft.com/office/word/2018/wordml/cex" xmlns:w16cid="http://schemas.microsoft.com/office/word/2016/wordml/cid" xmlns:w16="http://schemas.microsoft.com/office/word/2018/wordml" xmlns:w16du="http://schemas.microsoft.com/office/word/2023/wordml/word16du" xmlns:w16sdtdh="http://schemas.microsoft.com/office/word/2020/wordml/sdtdatahash" xmlns:w16se="http://schemas.microsoft.com/office/word/2015/wordml/symex" xmlns:wpg="http://schemas.microsoft.com/office/word/2010/wordprocessingGroup" xmlns:wpi="http://schemas.microsoft.com/office/word/2010/wordprocessingInk" xmlns:wne="http://schemas.microsoft.com/office/word/2006/wordml" xmlns:wps="http://schemas.microsoft.com/office/word/2010/wordprocessingShape" mc:Ignorable="w14 w15 w16se w16cid w16 w16cex w16sdtdh w16du wp14">
+<w:ftr xmlns:wpc="http://schemas.microsoft.com/office/word/2010/wordprocessingCanvas" xmlns:cx="http://schemas.microsoft.com/office/drawing/2014/chartex" xmlns:cx1="http://schemas.microsoft.com/office/drawing/2015/9/8/chartex" xmlns:cx2="http://schemas.microsoft.com/office/drawing/2015/10/21/chartex" xmlns:cx3="http://schemas.microsoft.com/office/drawing/2016/5/9/chartex" xmlns:cx4="http://schemas.microsoft.com/office/drawing/2016/5/10/chartex" xmlns:cx5="http://schemas.microsoft.com/office/drawing/2016/5/11/chartex" xmlns:cx6="http://schemas.microsoft.com/office/drawing/2016/5/12/chartex" xmlns:cx7="http://schemas.microsoft.com/office/drawing/2016/5/13/chartex" xmlns:cx8="http://schemas.microsoft.com/office/drawing/2016/5/14/chartex" xmlns:mc="http://schemas.openxmlformats.org/markup-compatibility/2006" xmlns:aink="http://schemas.microsoft.com/office/drawing/2016/ink" xmlns:am3d="http://schemas.microsoft.com/office/drawing/2017/model3d" xmlns:o="urn:schemas-microsoft-com:office:office" xmlns:oel="http://schemas.microsoft.com/office/2019/extlst" xmlns:r="http://schemas.openxmlformats.org/officeDocument/2006/relationships" xmlns:m="http://schemas.openxmlformats.org/officeDocument/2006/math" xmlns:v="urn:schemas-microsoft-com:vml" xmlns:wp14="http://schemas.microsoft.com/office/word/2010/wordprocessingDrawing" xmlns:wp="http://schemas.openxmlformats.org/drawingml/2006/wordprocessingDrawing" xmlns:w10="urn:schemas-microsoft-com:office:word" xmlns:w="http://schemas.openxmlformats.org/wordprocessingml/2006/main" xmlns:w14="http://schemas.microsoft.com/office/word/2010/wordml" xmlns:w15="http://schemas.microsoft.com/office/word/2012/wordml" xmlns:w16cex="http://schemas.microsoft.com/office/word/2018/wordml/cex" xmlns:w16cid="http://schemas.microsoft.com/office/word/2016/wordml/cid" xmlns:w16="http://schemas.microsoft.com/office/word/2018/wordml" xmlns:w16du="http://schemas.microsoft.com/office/word/2023/wordml/word16du" xmlns:w16sdtdh="http://schemas.microsoft.com/office/word/2020/wordml/sdtdatahash" xmlns:w16sdtfl="http://schemas.microsoft.com/office/word/2024/wordml/sdtformatlock" xmlns:w16se="http://schemas.microsoft.com/office/word/2015/wordml/symex" xmlns:wpg="http://schemas.microsoft.com/office/word/2010/wordprocessingGroup" xmlns:wpi="http://schemas.microsoft.com/office/word/2010/wordprocessingInk" xmlns:wne="http://schemas.microsoft.com/office/word/2006/wordml" xmlns:wps="http://schemas.microsoft.com/office/word/2010/wordprocessingShape" mc:Ignorable="w14 w15 w16se w16cid w16 w16cex w16sdtdh w16sdtfl w16du wp14">
   <w:p>
     <w:pPr>
       <w:pStyle w:val="Footer"/>
@@ -35841,7 +33737,7 @@
 </file>
 
 <file path=word/footer4.xml><?xml version="1.0" encoding="utf-8"?>
-<w:ftr xmlns:wpc="http://schemas.microsoft.com/office/word/2010/wordprocessingCanvas" xmlns:cx="http://schemas.microsoft.com/office/drawing/2014/chartex" xmlns:cx1="http://schemas.microsoft.com/office/drawing/2015/9/8/chartex" xmlns:cx2="http://schemas.microsoft.com/office/drawing/2015/10/21/chartex" xmlns:cx3="http://schemas.microsoft.com/office/drawing/2016/5/9/chartex" xmlns:cx4="http://schemas.microsoft.com/office/drawing/2016/5/10/chartex" xmlns:cx5="http://schemas.microsoft.com/office/drawing/2016/5/11/chartex" xmlns:cx6="http://schemas.microsoft.com/office/drawing/2016/5/12/chartex" xmlns:cx7="http://schemas.microsoft.com/office/drawing/2016/5/13/chartex" xmlns:cx8="http://schemas.microsoft.com/office/drawing/2016/5/14/chartex" xmlns:mc="http://schemas.openxmlformats.org/markup-compatibility/2006" xmlns:aink="http://schemas.microsoft.com/office/drawing/2016/ink" xmlns:am3d="http://schemas.microsoft.com/office/drawing/2017/model3d" xmlns:o="urn:schemas-microsoft-com:office:office" xmlns:oel="http://schemas.microsoft.com/office/2019/extlst" xmlns:r="http://schemas.openxmlformats.org/officeDocument/2006/relationships" xmlns:m="http://schemas.openxmlformats.org/officeDocument/2006/math" xmlns:v="urn:schemas-microsoft-com:vml" xmlns:wp14="http://schemas.microsoft.com/office/word/2010/wordprocessingDrawing" xmlns:wp="http://schemas.openxmlformats.org/drawingml/2006/wordprocessingDrawing" xmlns:w10="urn:schemas-microsoft-com:office:word" xmlns:w="http://schemas.openxmlformats.org/wordprocessingml/2006/main" xmlns:w14="http://schemas.microsoft.com/office/word/2010/wordml" xmlns:w15="http://schemas.microsoft.com/office/word/2012/wordml" xmlns:w16cex="http://schemas.microsoft.com/office/word/2018/wordml/cex" xmlns:w16cid="http://schemas.microsoft.com/office/word/2016/wordml/cid" xmlns:w16="http://schemas.microsoft.com/office/word/2018/wordml" xmlns:w16du="http://schemas.microsoft.com/office/word/2023/wordml/word16du" xmlns:w16sdtdh="http://schemas.microsoft.com/office/word/2020/wordml/sdtdatahash" xmlns:w16se="http://schemas.microsoft.com/office/word/2015/wordml/symex" xmlns:wpg="http://schemas.microsoft.com/office/word/2010/wordprocessingGroup" xmlns:wpi="http://schemas.microsoft.com/office/word/2010/wordprocessingInk" xmlns:wne="http://schemas.microsoft.com/office/word/2006/wordml" xmlns:wps="http://schemas.microsoft.com/office/word/2010/wordprocessingShape" mc:Ignorable="w14 w15 w16se w16cid w16 w16cex w16sdtdh w16du wp14">
+<w:ftr xmlns:wpc="http://schemas.microsoft.com/office/word/2010/wordprocessingCanvas" xmlns:cx="http://schemas.microsoft.com/office/drawing/2014/chartex" xmlns:cx1="http://schemas.microsoft.com/office/drawing/2015/9/8/chartex" xmlns:cx2="http://schemas.microsoft.com/office/drawing/2015/10/21/chartex" xmlns:cx3="http://schemas.microsoft.com/office/drawing/2016/5/9/chartex" xmlns:cx4="http://schemas.microsoft.com/office/drawing/2016/5/10/chartex" xmlns:cx5="http://schemas.microsoft.com/office/drawing/2016/5/11/chartex" xmlns:cx6="http://schemas.microsoft.com/office/drawing/2016/5/12/chartex" xmlns:cx7="http://schemas.microsoft.com/office/drawing/2016/5/13/chartex" xmlns:cx8="http://schemas.microsoft.com/office/drawing/2016/5/14/chartex" xmlns:mc="http://schemas.openxmlformats.org/markup-compatibility/2006" xmlns:aink="http://schemas.microsoft.com/office/drawing/2016/ink" xmlns:am3d="http://schemas.microsoft.com/office/drawing/2017/model3d" xmlns:o="urn:schemas-microsoft-com:office:office" xmlns:oel="http://schemas.microsoft.com/office/2019/extlst" xmlns:r="http://schemas.openxmlformats.org/officeDocument/2006/relationships" xmlns:m="http://schemas.openxmlformats.org/officeDocument/2006/math" xmlns:v="urn:schemas-microsoft-com:vml" xmlns:wp14="http://schemas.microsoft.com/office/word/2010/wordprocessingDrawing" xmlns:wp="http://schemas.openxmlformats.org/drawingml/2006/wordprocessingDrawing" xmlns:w10="urn:schemas-microsoft-com:office:word" xmlns:w="http://schemas.openxmlformats.org/wordprocessingml/2006/main" xmlns:w14="http://schemas.microsoft.com/office/word/2010/wordml" xmlns:w15="http://schemas.microsoft.com/office/word/2012/wordml" xmlns:w16cex="http://schemas.microsoft.com/office/word/2018/wordml/cex" xmlns:w16cid="http://schemas.microsoft.com/office/word/2016/wordml/cid" xmlns:w16="http://schemas.microsoft.com/office/word/2018/wordml" xmlns:w16du="http://schemas.microsoft.com/office/word/2023/wordml/word16du" xmlns:w16sdtdh="http://schemas.microsoft.com/office/word/2020/wordml/sdtdatahash" xmlns:w16sdtfl="http://schemas.microsoft.com/office/word/2024/wordml/sdtformatlock" xmlns:w16se="http://schemas.microsoft.com/office/word/2015/wordml/symex" xmlns:wpg="http://schemas.microsoft.com/office/word/2010/wordprocessingGroup" xmlns:wpi="http://schemas.microsoft.com/office/word/2010/wordprocessingInk" xmlns:wne="http://schemas.microsoft.com/office/word/2006/wordml" xmlns:wps="http://schemas.microsoft.com/office/word/2010/wordprocessingShape" mc:Ignorable="w14 w15 w16se w16cid w16 w16cex w16sdtdh w16sdtfl w16du wp14">
   <w:p>
     <w:pPr>
       <w:pStyle w:val="NRELPageNumber"/>
@@ -35877,7 +33773,7 @@
 </file>
 
 <file path=word/footnotes.xml><?xml version="1.0" encoding="utf-8"?>
-<w:footnotes xmlns:wpc="http://schemas.microsoft.com/office/word/2010/wordprocessingCanvas" xmlns:cx="http://schemas.microsoft.com/office/drawing/2014/chartex" xmlns:cx1="http://schemas.microsoft.com/office/drawing/2015/9/8/chartex" xmlns:cx2="http://schemas.microsoft.com/office/drawing/2015/10/21/chartex" xmlns:cx3="http://schemas.microsoft.com/office/drawing/2016/5/9/chartex" xmlns:cx4="http://schemas.microsoft.com/office/drawing/2016/5/10/chartex" xmlns:cx5="http://schemas.microsoft.com/office/drawing/2016/5/11/chartex" xmlns:cx6="http://schemas.microsoft.com/office/drawing/2016/5/12/chartex" xmlns:cx7="http://schemas.microsoft.com/office/drawing/2016/5/13/chartex" xmlns:cx8="http://schemas.microsoft.com/office/drawing/2016/5/14/chartex" xmlns:mc="http://schemas.openxmlformats.org/markup-compatibility/2006" xmlns:aink="http://schemas.microsoft.com/office/drawing/2016/ink" xmlns:am3d="http://schemas.microsoft.com/office/drawing/2017/model3d" xmlns:o="urn:schemas-microsoft-com:office:office" xmlns:oel="http://schemas.microsoft.com/office/2019/extlst" xmlns:r="http://schemas.openxmlformats.org/officeDocument/2006/relationships" xmlns:m="http://schemas.openxmlformats.org/officeDocument/2006/math" xmlns:v="urn:schemas-microsoft-com:vml" xmlns:wp14="http://schemas.microsoft.com/office/word/2010/wordprocessingDrawing" xmlns:wp="http://schemas.openxmlformats.org/drawingml/2006/wordprocessingDrawing" xmlns:w10="urn:schemas-microsoft-com:office:word" xmlns:w="http://schemas.openxmlformats.org/wordprocessingml/2006/main" xmlns:w14="http://schemas.microsoft.com/office/word/2010/wordml" xmlns:w15="http://schemas.microsoft.com/office/word/2012/wordml" xmlns:w16cex="http://schemas.microsoft.com/office/word/2018/wordml/cex" xmlns:w16cid="http://schemas.microsoft.com/office/word/2016/wordml/cid" xmlns:w16="http://schemas.microsoft.com/office/word/2018/wordml" xmlns:w16du="http://schemas.microsoft.com/office/word/2023/wordml/word16du" xmlns:w16sdtdh="http://schemas.microsoft.com/office/word/2020/wordml/sdtdatahash" xmlns:w16se="http://schemas.microsoft.com/office/word/2015/wordml/symex" xmlns:wpg="http://schemas.microsoft.com/office/word/2010/wordprocessingGroup" xmlns:wpi="http://schemas.microsoft.com/office/word/2010/wordprocessingInk" xmlns:wne="http://schemas.microsoft.com/office/word/2006/wordml" xmlns:wps="http://schemas.microsoft.com/office/word/2010/wordprocessingShape" mc:Ignorable="w14 w15 w16se w16cid w16 w16cex w16sdtdh w16du wp14">
+<w:footnotes xmlns:wpc="http://schemas.microsoft.com/office/word/2010/wordprocessingCanvas" xmlns:cx="http://schemas.microsoft.com/office/drawing/2014/chartex" xmlns:cx1="http://schemas.microsoft.com/office/drawing/2015/9/8/chartex" xmlns:cx2="http://schemas.microsoft.com/office/drawing/2015/10/21/chartex" xmlns:cx3="http://schemas.microsoft.com/office/drawing/2016/5/9/chartex" xmlns:cx4="http://schemas.microsoft.com/office/drawing/2016/5/10/chartex" xmlns:cx5="http://schemas.microsoft.com/office/drawing/2016/5/11/chartex" xmlns:cx6="http://schemas.microsoft.com/office/drawing/2016/5/12/chartex" xmlns:cx7="http://schemas.microsoft.com/office/drawing/2016/5/13/chartex" xmlns:cx8="http://schemas.microsoft.com/office/drawing/2016/5/14/chartex" xmlns:mc="http://schemas.openxmlformats.org/markup-compatibility/2006" xmlns:aink="http://schemas.microsoft.com/office/drawing/2016/ink" xmlns:am3d="http://schemas.microsoft.com/office/drawing/2017/model3d" xmlns:o="urn:schemas-microsoft-com:office:office" xmlns:oel="http://schemas.microsoft.com/office/2019/extlst" xmlns:r="http://schemas.openxmlformats.org/officeDocument/2006/relationships" xmlns:m="http://schemas.openxmlformats.org/officeDocument/2006/math" xmlns:v="urn:schemas-microsoft-com:vml" xmlns:wp14="http://schemas.microsoft.com/office/word/2010/wordprocessingDrawing" xmlns:wp="http://schemas.openxmlformats.org/drawingml/2006/wordprocessingDrawing" xmlns:w10="urn:schemas-microsoft-com:office:word" xmlns:w="http://schemas.openxmlformats.org/wordprocessingml/2006/main" xmlns:w14="http://schemas.microsoft.com/office/word/2010/wordml" xmlns:w15="http://schemas.microsoft.com/office/word/2012/wordml" xmlns:w16cex="http://schemas.microsoft.com/office/word/2018/wordml/cex" xmlns:w16cid="http://schemas.microsoft.com/office/word/2016/wordml/cid" xmlns:w16="http://schemas.microsoft.com/office/word/2018/wordml" xmlns:w16du="http://schemas.microsoft.com/office/word/2023/wordml/word16du" xmlns:w16sdtdh="http://schemas.microsoft.com/office/word/2020/wordml/sdtdatahash" xmlns:w16sdtfl="http://schemas.microsoft.com/office/word/2024/wordml/sdtformatlock" xmlns:w16se="http://schemas.microsoft.com/office/word/2015/wordml/symex" xmlns:wpg="http://schemas.microsoft.com/office/word/2010/wordprocessingGroup" xmlns:wpi="http://schemas.microsoft.com/office/word/2010/wordprocessingInk" xmlns:wne="http://schemas.microsoft.com/office/word/2006/wordml" xmlns:wps="http://schemas.microsoft.com/office/word/2010/wordprocessingShape" mc:Ignorable="w14 w15 w16se w16cid w16 w16cex w16sdtdh w16sdtfl w16du wp14">
   <w:footnote w:type="separator" w:id="-1">
     <w:p>
       <w:r>
@@ -35901,7 +33797,7 @@
 </file>
 
 <file path=word/header1.xml><?xml version="1.0" encoding="utf-8"?>
-<w:hdr xmlns:wpc="http://schemas.microsoft.com/office/word/2010/wordprocessingCanvas" xmlns:cx="http://schemas.microsoft.com/office/drawing/2014/chartex" xmlns:cx1="http://schemas.microsoft.com/office/drawing/2015/9/8/chartex" xmlns:cx2="http://schemas.microsoft.com/office/drawing/2015/10/21/chartex" xmlns:cx3="http://schemas.microsoft.com/office/drawing/2016/5/9/chartex" xmlns:cx4="http://schemas.microsoft.com/office/drawing/2016/5/10/chartex" xmlns:cx5="http://schemas.microsoft.com/office/drawing/2016/5/11/chartex" xmlns:cx6="http://schemas.microsoft.com/office/drawing/2016/5/12/chartex" xmlns:cx7="http://schemas.microsoft.com/office/drawing/2016/5/13/chartex" xmlns:cx8="http://schemas.microsoft.com/office/drawing/2016/5/14/chartex" xmlns:mc="http://schemas.openxmlformats.org/markup-compatibility/2006" xmlns:aink="http://schemas.microsoft.com/office/drawing/2016/ink" xmlns:am3d="http://schemas.microsoft.com/office/drawing/2017/model3d" xmlns:o="urn:schemas-microsoft-com:office:office" xmlns:oel="http://schemas.microsoft.com/office/2019/extlst" xmlns:r="http://schemas.openxmlformats.org/officeDocument/2006/relationships" xmlns:m="http://schemas.openxmlformats.org/officeDocument/2006/math" xmlns:v="urn:schemas-microsoft-com:vml" xmlns:wp14="http://schemas.microsoft.com/office/word/2010/wordprocessingDrawing" xmlns:wp="http://schemas.openxmlformats.org/drawingml/2006/wordprocessingDrawing" xmlns:w10="urn:schemas-microsoft-com:office:word" xmlns:w="http://schemas.openxmlformats.org/wordprocessingml/2006/main" xmlns:w14="http://schemas.microsoft.com/office/word/2010/wordml" xmlns:w15="http://schemas.microsoft.com/office/word/2012/wordml" xmlns:w16cex="http://schemas.microsoft.com/office/word/2018/wordml/cex" xmlns:w16cid="http://schemas.microsoft.com/office/word/2016/wordml/cid" xmlns:w16="http://schemas.microsoft.com/office/word/2018/wordml" xmlns:w16du="http://schemas.microsoft.com/office/word/2023/wordml/word16du" xmlns:w16sdtdh="http://schemas.microsoft.com/office/word/2020/wordml/sdtdatahash" xmlns:w16se="http://schemas.microsoft.com/office/word/2015/wordml/symex" xmlns:wpg="http://schemas.microsoft.com/office/word/2010/wordprocessingGroup" xmlns:wpi="http://schemas.microsoft.com/office/word/2010/wordprocessingInk" xmlns:wne="http://schemas.microsoft.com/office/word/2006/wordml" xmlns:wps="http://schemas.microsoft.com/office/word/2010/wordprocessingShape" mc:Ignorable="w14 w15 w16se w16cid w16 w16cex w16sdtdh w16du wp14">
+<w:hdr xmlns:wpc="http://schemas.microsoft.com/office/word/2010/wordprocessingCanvas" xmlns:cx="http://schemas.microsoft.com/office/drawing/2014/chartex" xmlns:cx1="http://schemas.microsoft.com/office/drawing/2015/9/8/chartex" xmlns:cx2="http://schemas.microsoft.com/office/drawing/2015/10/21/chartex" xmlns:cx3="http://schemas.microsoft.com/office/drawing/2016/5/9/chartex" xmlns:cx4="http://schemas.microsoft.com/office/drawing/2016/5/10/chartex" xmlns:cx5="http://schemas.microsoft.com/office/drawing/2016/5/11/chartex" xmlns:cx6="http://schemas.microsoft.com/office/drawing/2016/5/12/chartex" xmlns:cx7="http://schemas.microsoft.com/office/drawing/2016/5/13/chartex" xmlns:cx8="http://schemas.microsoft.com/office/drawing/2016/5/14/chartex" xmlns:mc="http://schemas.openxmlformats.org/markup-compatibility/2006" xmlns:aink="http://schemas.microsoft.com/office/drawing/2016/ink" xmlns:am3d="http://schemas.microsoft.com/office/drawing/2017/model3d" xmlns:o="urn:schemas-microsoft-com:office:office" xmlns:oel="http://schemas.microsoft.com/office/2019/extlst" xmlns:r="http://schemas.openxmlformats.org/officeDocument/2006/relationships" xmlns:m="http://schemas.openxmlformats.org/officeDocument/2006/math" xmlns:v="urn:schemas-microsoft-com:vml" xmlns:wp14="http://schemas.microsoft.com/office/word/2010/wordprocessingDrawing" xmlns:wp="http://schemas.openxmlformats.org/drawingml/2006/wordprocessingDrawing" xmlns:w10="urn:schemas-microsoft-com:office:word" xmlns:w="http://schemas.openxmlformats.org/wordprocessingml/2006/main" xmlns:w14="http://schemas.microsoft.com/office/word/2010/wordml" xmlns:w15="http://schemas.microsoft.com/office/word/2012/wordml" xmlns:w16cex="http://schemas.microsoft.com/office/word/2018/wordml/cex" xmlns:w16cid="http://schemas.microsoft.com/office/word/2016/wordml/cid" xmlns:w16="http://schemas.microsoft.com/office/word/2018/wordml" xmlns:w16du="http://schemas.microsoft.com/office/word/2023/wordml/word16du" xmlns:w16sdtdh="http://schemas.microsoft.com/office/word/2020/wordml/sdtdatahash" xmlns:w16sdtfl="http://schemas.microsoft.com/office/word/2024/wordml/sdtformatlock" xmlns:w16se="http://schemas.microsoft.com/office/word/2015/wordml/symex" xmlns:wpg="http://schemas.microsoft.com/office/word/2010/wordprocessingGroup" xmlns:wpi="http://schemas.microsoft.com/office/word/2010/wordprocessingInk" xmlns:wne="http://schemas.microsoft.com/office/word/2006/wordml" xmlns:wps="http://schemas.microsoft.com/office/word/2010/wordprocessingShape" mc:Ignorable="w14 w15 w16se w16cid w16 w16cex w16sdtdh w16sdtfl w16du wp14">
   <w:p>
     <w:pPr>
       <w:pStyle w:val="Header"/>
@@ -35911,7 +33807,7 @@
 </file>
 
 <file path=word/header2.xml><?xml version="1.0" encoding="utf-8"?>
-<w:hdr xmlns:wpc="http://schemas.microsoft.com/office/word/2010/wordprocessingCanvas" xmlns:cx="http://schemas.microsoft.com/office/drawing/2014/chartex" xmlns:cx1="http://schemas.microsoft.com/office/drawing/2015/9/8/chartex" xmlns:cx2="http://schemas.microsoft.com/office/drawing/2015/10/21/chartex" xmlns:cx3="http://schemas.microsoft.com/office/drawing/2016/5/9/chartex" xmlns:cx4="http://schemas.microsoft.com/office/drawing/2016/5/10/chartex" xmlns:cx5="http://schemas.microsoft.com/office/drawing/2016/5/11/chartex" xmlns:cx6="http://schemas.microsoft.com/office/drawing/2016/5/12/chartex" xmlns:cx7="http://schemas.microsoft.com/office/drawing/2016/5/13/chartex" xmlns:cx8="http://schemas.microsoft.com/office/drawing/2016/5/14/chartex" xmlns:mc="http://schemas.openxmlformats.org/markup-compatibility/2006" xmlns:aink="http://schemas.microsoft.com/office/drawing/2016/ink" xmlns:am3d="http://schemas.microsoft.com/office/drawing/2017/model3d" xmlns:o="urn:schemas-microsoft-com:office:office" xmlns:oel="http://schemas.microsoft.com/office/2019/extlst" xmlns:r="http://schemas.openxmlformats.org/officeDocument/2006/relationships" xmlns:m="http://schemas.openxmlformats.org/officeDocument/2006/math" xmlns:v="urn:schemas-microsoft-com:vml" xmlns:wp14="http://schemas.microsoft.com/office/word/2010/wordprocessingDrawing" xmlns:wp="http://schemas.openxmlformats.org/drawingml/2006/wordprocessingDrawing" xmlns:w10="urn:schemas-microsoft-com:office:word" xmlns:w="http://schemas.openxmlformats.org/wordprocessingml/2006/main" xmlns:w14="http://schemas.microsoft.com/office/word/2010/wordml" xmlns:w15="http://schemas.microsoft.com/office/word/2012/wordml" xmlns:w16cex="http://schemas.microsoft.com/office/word/2018/wordml/cex" xmlns:w16cid="http://schemas.microsoft.com/office/word/2016/wordml/cid" xmlns:w16="http://schemas.microsoft.com/office/word/2018/wordml" xmlns:w16du="http://schemas.microsoft.com/office/word/2023/wordml/word16du" xmlns:w16sdtdh="http://schemas.microsoft.com/office/word/2020/wordml/sdtdatahash" xmlns:w16se="http://schemas.microsoft.com/office/word/2015/wordml/symex" xmlns:wpg="http://schemas.microsoft.com/office/word/2010/wordprocessingGroup" xmlns:wpi="http://schemas.microsoft.com/office/word/2010/wordprocessingInk" xmlns:wne="http://schemas.microsoft.com/office/word/2006/wordml" xmlns:wps="http://schemas.microsoft.com/office/word/2010/wordprocessingShape" mc:Ignorable="w14 w15 w16se w16cid w16 w16cex w16sdtdh w16du wp14">
+<w:hdr xmlns:wpc="http://schemas.microsoft.com/office/word/2010/wordprocessingCanvas" xmlns:cx="http://schemas.microsoft.com/office/drawing/2014/chartex" xmlns:cx1="http://schemas.microsoft.com/office/drawing/2015/9/8/chartex" xmlns:cx2="http://schemas.microsoft.com/office/drawing/2015/10/21/chartex" xmlns:cx3="http://schemas.microsoft.com/office/drawing/2016/5/9/chartex" xmlns:cx4="http://schemas.microsoft.com/office/drawing/2016/5/10/chartex" xmlns:cx5="http://schemas.microsoft.com/office/drawing/2016/5/11/chartex" xmlns:cx6="http://schemas.microsoft.com/office/drawing/2016/5/12/chartex" xmlns:cx7="http://schemas.microsoft.com/office/drawing/2016/5/13/chartex" xmlns:cx8="http://schemas.microsoft.com/office/drawing/2016/5/14/chartex" xmlns:mc="http://schemas.openxmlformats.org/markup-compatibility/2006" xmlns:aink="http://schemas.microsoft.com/office/drawing/2016/ink" xmlns:am3d="http://schemas.microsoft.com/office/drawing/2017/model3d" xmlns:o="urn:schemas-microsoft-com:office:office" xmlns:oel="http://schemas.microsoft.com/office/2019/extlst" xmlns:r="http://schemas.openxmlformats.org/officeDocument/2006/relationships" xmlns:m="http://schemas.openxmlformats.org/officeDocument/2006/math" xmlns:v="urn:schemas-microsoft-com:vml" xmlns:wp14="http://schemas.microsoft.com/office/word/2010/wordprocessingDrawing" xmlns:wp="http://schemas.openxmlformats.org/drawingml/2006/wordprocessingDrawing" xmlns:w10="urn:schemas-microsoft-com:office:word" xmlns:w="http://schemas.openxmlformats.org/wordprocessingml/2006/main" xmlns:w14="http://schemas.microsoft.com/office/word/2010/wordml" xmlns:w15="http://schemas.microsoft.com/office/word/2012/wordml" xmlns:w16cex="http://schemas.microsoft.com/office/word/2018/wordml/cex" xmlns:w16cid="http://schemas.microsoft.com/office/word/2016/wordml/cid" xmlns:w16="http://schemas.microsoft.com/office/word/2018/wordml" xmlns:w16du="http://schemas.microsoft.com/office/word/2023/wordml/word16du" xmlns:w16sdtdh="http://schemas.microsoft.com/office/word/2020/wordml/sdtdatahash" xmlns:w16sdtfl="http://schemas.microsoft.com/office/word/2024/wordml/sdtformatlock" xmlns:w16se="http://schemas.microsoft.com/office/word/2015/wordml/symex" xmlns:wpg="http://schemas.microsoft.com/office/word/2010/wordprocessingGroup" xmlns:wpi="http://schemas.microsoft.com/office/word/2010/wordprocessingInk" xmlns:wne="http://schemas.microsoft.com/office/word/2006/wordml" xmlns:wps="http://schemas.microsoft.com/office/word/2010/wordprocessingShape" mc:Ignorable="w14 w15 w16se w16cid w16 w16cex w16sdtdh w16sdtfl w16du wp14">
   <w:sdt>
     <w:sdtPr>
       <w:id w:val="-1069498538"/>
@@ -35969,7 +33865,7 @@
 </file>
 
 <file path=word/header3.xml><?xml version="1.0" encoding="utf-8"?>
-<w:hdr xmlns:wpc="http://schemas.microsoft.com/office/word/2010/wordprocessingCanvas" xmlns:cx="http://schemas.microsoft.com/office/drawing/2014/chartex" xmlns:cx1="http://schemas.microsoft.com/office/drawing/2015/9/8/chartex" xmlns:cx2="http://schemas.microsoft.com/office/drawing/2015/10/21/chartex" xmlns:cx3="http://schemas.microsoft.com/office/drawing/2016/5/9/chartex" xmlns:cx4="http://schemas.microsoft.com/office/drawing/2016/5/10/chartex" xmlns:cx5="http://schemas.microsoft.com/office/drawing/2016/5/11/chartex" xmlns:cx6="http://schemas.microsoft.com/office/drawing/2016/5/12/chartex" xmlns:cx7="http://schemas.microsoft.com/office/drawing/2016/5/13/chartex" xmlns:cx8="http://schemas.microsoft.com/office/drawing/2016/5/14/chartex" xmlns:mc="http://schemas.openxmlformats.org/markup-compatibility/2006" xmlns:aink="http://schemas.microsoft.com/office/drawing/2016/ink" xmlns:am3d="http://schemas.microsoft.com/office/drawing/2017/model3d" xmlns:o="urn:schemas-microsoft-com:office:office" xmlns:oel="http://schemas.microsoft.com/office/2019/extlst" xmlns:r="http://schemas.openxmlformats.org/officeDocument/2006/relationships" xmlns:m="http://schemas.openxmlformats.org/officeDocument/2006/math" xmlns:v="urn:schemas-microsoft-com:vml" xmlns:wp14="http://schemas.microsoft.com/office/word/2010/wordprocessingDrawing" xmlns:wp="http://schemas.openxmlformats.org/drawingml/2006/wordprocessingDrawing" xmlns:w10="urn:schemas-microsoft-com:office:word" xmlns:w="http://schemas.openxmlformats.org/wordprocessingml/2006/main" xmlns:w14="http://schemas.microsoft.com/office/word/2010/wordml" xmlns:w15="http://schemas.microsoft.com/office/word/2012/wordml" xmlns:w16cex="http://schemas.microsoft.com/office/word/2018/wordml/cex" xmlns:w16cid="http://schemas.microsoft.com/office/word/2016/wordml/cid" xmlns:w16="http://schemas.microsoft.com/office/word/2018/wordml" xmlns:w16du="http://schemas.microsoft.com/office/word/2023/wordml/word16du" xmlns:w16sdtdh="http://schemas.microsoft.com/office/word/2020/wordml/sdtdatahash" xmlns:w16se="http://schemas.microsoft.com/office/word/2015/wordml/symex" xmlns:wpg="http://schemas.microsoft.com/office/word/2010/wordprocessingGroup" xmlns:wpi="http://schemas.microsoft.com/office/word/2010/wordprocessingInk" xmlns:wne="http://schemas.microsoft.com/office/word/2006/wordml" xmlns:wps="http://schemas.microsoft.com/office/word/2010/wordprocessingShape" mc:Ignorable="w14 w15 w16se w16cid w16 w16cex w16sdtdh w16du wp14">
+<w:hdr xmlns:wpc="http://schemas.microsoft.com/office/word/2010/wordprocessingCanvas" xmlns:cx="http://schemas.microsoft.com/office/drawing/2014/chartex" xmlns:cx1="http://schemas.microsoft.com/office/drawing/2015/9/8/chartex" xmlns:cx2="http://schemas.microsoft.com/office/drawing/2015/10/21/chartex" xmlns:cx3="http://schemas.microsoft.com/office/drawing/2016/5/9/chartex" xmlns:cx4="http://schemas.microsoft.com/office/drawing/2016/5/10/chartex" xmlns:cx5="http://schemas.microsoft.com/office/drawing/2016/5/11/chartex" xmlns:cx6="http://schemas.microsoft.com/office/drawing/2016/5/12/chartex" xmlns:cx7="http://schemas.microsoft.com/office/drawing/2016/5/13/chartex" xmlns:cx8="http://schemas.microsoft.com/office/drawing/2016/5/14/chartex" xmlns:mc="http://schemas.openxmlformats.org/markup-compatibility/2006" xmlns:aink="http://schemas.microsoft.com/office/drawing/2016/ink" xmlns:am3d="http://schemas.microsoft.com/office/drawing/2017/model3d" xmlns:o="urn:schemas-microsoft-com:office:office" xmlns:oel="http://schemas.microsoft.com/office/2019/extlst" xmlns:r="http://schemas.openxmlformats.org/officeDocument/2006/relationships" xmlns:m="http://schemas.openxmlformats.org/officeDocument/2006/math" xmlns:v="urn:schemas-microsoft-com:vml" xmlns:wp14="http://schemas.microsoft.com/office/word/2010/wordprocessingDrawing" xmlns:wp="http://schemas.openxmlformats.org/drawingml/2006/wordprocessingDrawing" xmlns:w10="urn:schemas-microsoft-com:office:word" xmlns:w="http://schemas.openxmlformats.org/wordprocessingml/2006/main" xmlns:w14="http://schemas.microsoft.com/office/word/2010/wordml" xmlns:w15="http://schemas.microsoft.com/office/word/2012/wordml" xmlns:w16cex="http://schemas.microsoft.com/office/word/2018/wordml/cex" xmlns:w16cid="http://schemas.microsoft.com/office/word/2016/wordml/cid" xmlns:w16="http://schemas.microsoft.com/office/word/2018/wordml" xmlns:w16du="http://schemas.microsoft.com/office/word/2023/wordml/word16du" xmlns:w16sdtdh="http://schemas.microsoft.com/office/word/2020/wordml/sdtdatahash" xmlns:w16sdtfl="http://schemas.microsoft.com/office/word/2024/wordml/sdtformatlock" xmlns:w16se="http://schemas.microsoft.com/office/word/2015/wordml/symex" xmlns:wpg="http://schemas.microsoft.com/office/word/2010/wordprocessingGroup" xmlns:wpi="http://schemas.microsoft.com/office/word/2010/wordprocessingInk" xmlns:wne="http://schemas.microsoft.com/office/word/2006/wordml" xmlns:wps="http://schemas.microsoft.com/office/word/2010/wordprocessingShape" mc:Ignorable="w14 w15 w16se w16cid w16 w16cex w16sdtdh w16sdtfl w16du wp14">
   <w:p>
     <w:pPr>
       <w:pStyle w:val="Header"/>
@@ -35979,7 +33875,7 @@
 </file>
 
 <file path=word/numbering.xml><?xml version="1.0" encoding="utf-8"?>
-<w:numbering xmlns:wpc="http://schemas.microsoft.com/office/word/2010/wordprocessingCanvas" xmlns:cx="http://schemas.microsoft.com/office/drawing/2014/chartex" xmlns:cx1="http://schemas.microsoft.com/office/drawing/2015/9/8/chartex" xmlns:cx2="http://schemas.microsoft.com/office/drawing/2015/10/21/chartex" xmlns:cx3="http://schemas.microsoft.com/office/drawing/2016/5/9/chartex" xmlns:cx4="http://schemas.microsoft.com/office/drawing/2016/5/10/chartex" xmlns:cx5="http://schemas.microsoft.com/office/drawing/2016/5/11/chartex" xmlns:cx6="http://schemas.microsoft.com/office/drawing/2016/5/12/chartex" xmlns:cx7="http://schemas.microsoft.com/office/drawing/2016/5/13/chartex" xmlns:cx8="http://schemas.microsoft.com/office/drawing/2016/5/14/chartex" xmlns:mc="http://schemas.openxmlformats.org/markup-compatibility/2006" xmlns:aink="http://schemas.microsoft.com/office/drawing/2016/ink" xmlns:am3d="http://schemas.microsoft.com/office/drawing/2017/model3d" xmlns:o="urn:schemas-microsoft-com:office:office" xmlns:oel="http://schemas.microsoft.com/office/2019/extlst" xmlns:r="http://schemas.openxmlformats.org/officeDocument/2006/relationships" xmlns:m="http://schemas.openxmlformats.org/officeDocument/2006/math" xmlns:v="urn:schemas-microsoft-com:vml" xmlns:wp14="http://schemas.microsoft.com/office/word/2010/wordprocessingDrawing" xmlns:wp="http://schemas.openxmlformats.org/drawingml/2006/wordprocessingDrawing" xmlns:w10="urn:schemas-microsoft-com:office:word" xmlns:w="http://schemas.openxmlformats.org/wordprocessingml/2006/main" xmlns:w14="http://schemas.microsoft.com/office/word/2010/wordml" xmlns:w15="http://schemas.microsoft.com/office/word/2012/wordml" xmlns:w16cex="http://schemas.microsoft.com/office/word/2018/wordml/cex" xmlns:w16cid="http://schemas.microsoft.com/office/word/2016/wordml/cid" xmlns:w16="http://schemas.microsoft.com/office/word/2018/wordml" xmlns:w16du="http://schemas.microsoft.com/office/word/2023/wordml/word16du" xmlns:w16sdtdh="http://schemas.microsoft.com/office/word/2020/wordml/sdtdatahash" xmlns:w16se="http://schemas.microsoft.com/office/word/2015/wordml/symex" xmlns:wpg="http://schemas.microsoft.com/office/word/2010/wordprocessingGroup" xmlns:wpi="http://schemas.microsoft.com/office/word/2010/wordprocessingInk" xmlns:wne="http://schemas.microsoft.com/office/word/2006/wordml" xmlns:wps="http://schemas.microsoft.com/office/word/2010/wordprocessingShape" mc:Ignorable="w14 w15 w16se w16cid w16 w16cex w16sdtdh w16du wp14">
+<w:numbering xmlns:wpc="http://schemas.microsoft.com/office/word/2010/wordprocessingCanvas" xmlns:cx="http://schemas.microsoft.com/office/drawing/2014/chartex" xmlns:cx1="http://schemas.microsoft.com/office/drawing/2015/9/8/chartex" xmlns:cx2="http://schemas.microsoft.com/office/drawing/2015/10/21/chartex" xmlns:cx3="http://schemas.microsoft.com/office/drawing/2016/5/9/chartex" xmlns:cx4="http://schemas.microsoft.com/office/drawing/2016/5/10/chartex" xmlns:cx5="http://schemas.microsoft.com/office/drawing/2016/5/11/chartex" xmlns:cx6="http://schemas.microsoft.com/office/drawing/2016/5/12/chartex" xmlns:cx7="http://schemas.microsoft.com/office/drawing/2016/5/13/chartex" xmlns:cx8="http://schemas.microsoft.com/office/drawing/2016/5/14/chartex" xmlns:mc="http://schemas.openxmlformats.org/markup-compatibility/2006" xmlns:aink="http://schemas.microsoft.com/office/drawing/2016/ink" xmlns:am3d="http://schemas.microsoft.com/office/drawing/2017/model3d" xmlns:o="urn:schemas-microsoft-com:office:office" xmlns:oel="http://schemas.microsoft.com/office/2019/extlst" xmlns:r="http://schemas.openxmlformats.org/officeDocument/2006/relationships" xmlns:m="http://schemas.openxmlformats.org/officeDocument/2006/math" xmlns:v="urn:schemas-microsoft-com:vml" xmlns:wp14="http://schemas.microsoft.com/office/word/2010/wordprocessingDrawing" xmlns:wp="http://schemas.openxmlformats.org/drawingml/2006/wordprocessingDrawing" xmlns:w10="urn:schemas-microsoft-com:office:word" xmlns:w="http://schemas.openxmlformats.org/wordprocessingml/2006/main" xmlns:w14="http://schemas.microsoft.com/office/word/2010/wordml" xmlns:w15="http://schemas.microsoft.com/office/word/2012/wordml" xmlns:w16cex="http://schemas.microsoft.com/office/word/2018/wordml/cex" xmlns:w16cid="http://schemas.microsoft.com/office/word/2016/wordml/cid" xmlns:w16="http://schemas.microsoft.com/office/word/2018/wordml" xmlns:w16du="http://schemas.microsoft.com/office/word/2023/wordml/word16du" xmlns:w16sdtdh="http://schemas.microsoft.com/office/word/2020/wordml/sdtdatahash" xmlns:w16sdtfl="http://schemas.microsoft.com/office/word/2024/wordml/sdtformatlock" xmlns:w16se="http://schemas.microsoft.com/office/word/2015/wordml/symex" xmlns:wpg="http://schemas.microsoft.com/office/word/2010/wordprocessingGroup" xmlns:wpi="http://schemas.microsoft.com/office/word/2010/wordprocessingInk" xmlns:wne="http://schemas.microsoft.com/office/word/2006/wordml" xmlns:wps="http://schemas.microsoft.com/office/word/2010/wordprocessingShape" mc:Ignorable="w14 w15 w16se w16cid w16 w16cex w16sdtdh w16sdtfl w16du wp14">
   <w:abstractNum w:abstractNumId="0" w15:restartNumberingAfterBreak="0">
     <w:nsid w:val="FFFFFF7C"/>
     <w:multiLevelType w:val="singleLevel"/>
@@ -39090,7 +36986,7 @@
 </file>
 
 <file path=word/people.xml><?xml version="1.0" encoding="utf-8"?>
-<w15:people xmlns:wpc="http://schemas.microsoft.com/office/word/2010/wordprocessingCanvas" xmlns:cx="http://schemas.microsoft.com/office/drawing/2014/chartex" xmlns:cx1="http://schemas.microsoft.com/office/drawing/2015/9/8/chartex" xmlns:cx2="http://schemas.microsoft.com/office/drawing/2015/10/21/chartex" xmlns:cx3="http://schemas.microsoft.com/office/drawing/2016/5/9/chartex" xmlns:cx4="http://schemas.microsoft.com/office/drawing/2016/5/10/chartex" xmlns:cx5="http://schemas.microsoft.com/office/drawing/2016/5/11/chartex" xmlns:cx6="http://schemas.microsoft.com/office/drawing/2016/5/12/chartex" xmlns:cx7="http://schemas.microsoft.com/office/drawing/2016/5/13/chartex" xmlns:cx8="http://schemas.microsoft.com/office/drawing/2016/5/14/chartex" xmlns:mc="http://schemas.openxmlformats.org/markup-compatibility/2006" xmlns:aink="http://schemas.microsoft.com/office/drawing/2016/ink" xmlns:am3d="http://schemas.microsoft.com/office/drawing/2017/model3d" xmlns:o="urn:schemas-microsoft-com:office:office" xmlns:oel="http://schemas.microsoft.com/office/2019/extlst" xmlns:r="http://schemas.openxmlformats.org/officeDocument/2006/relationships" xmlns:m="http://schemas.openxmlformats.org/officeDocument/2006/math" xmlns:v="urn:schemas-microsoft-com:vml" xmlns:wp14="http://schemas.microsoft.com/office/word/2010/wordprocessingDrawing" xmlns:wp="http://schemas.openxmlformats.org/drawingml/2006/wordprocessingDrawing" xmlns:w10="urn:schemas-microsoft-com:office:word" xmlns:w="http://schemas.openxmlformats.org/wordprocessingml/2006/main" xmlns:w14="http://schemas.microsoft.com/office/word/2010/wordml" xmlns:w15="http://schemas.microsoft.com/office/word/2012/wordml" xmlns:w16cex="http://schemas.microsoft.com/office/word/2018/wordml/cex" xmlns:w16cid="http://schemas.microsoft.com/office/word/2016/wordml/cid" xmlns:w16="http://schemas.microsoft.com/office/word/2018/wordml" xmlns:w16du="http://schemas.microsoft.com/office/word/2023/wordml/word16du" xmlns:w16sdtdh="http://schemas.microsoft.com/office/word/2020/wordml/sdtdatahash" xmlns:w16se="http://schemas.microsoft.com/office/word/2015/wordml/symex" xmlns:wpg="http://schemas.microsoft.com/office/word/2010/wordprocessingGroup" xmlns:wpi="http://schemas.microsoft.com/office/word/2010/wordprocessingInk" xmlns:wne="http://schemas.microsoft.com/office/word/2006/wordml" xmlns:wps="http://schemas.microsoft.com/office/word/2010/wordprocessingShape" mc:Ignorable="w14 w15 w16se w16cid w16 w16cex w16sdtdh w16du wp14">
+<w15:people xmlns:wpc="http://schemas.microsoft.com/office/word/2010/wordprocessingCanvas" xmlns:cx="http://schemas.microsoft.com/office/drawing/2014/chartex" xmlns:cx1="http://schemas.microsoft.com/office/drawing/2015/9/8/chartex" xmlns:cx2="http://schemas.microsoft.com/office/drawing/2015/10/21/chartex" xmlns:cx3="http://schemas.microsoft.com/office/drawing/2016/5/9/chartex" xmlns:cx4="http://schemas.microsoft.com/office/drawing/2016/5/10/chartex" xmlns:cx5="http://schemas.microsoft.com/office/drawing/2016/5/11/chartex" xmlns:cx6="http://schemas.microsoft.com/office/drawing/2016/5/12/chartex" xmlns:cx7="http://schemas.microsoft.com/office/drawing/2016/5/13/chartex" xmlns:cx8="http://schemas.microsoft.com/office/drawing/2016/5/14/chartex" xmlns:mc="http://schemas.openxmlformats.org/markup-compatibility/2006" xmlns:aink="http://schemas.microsoft.com/office/drawing/2016/ink" xmlns:am3d="http://schemas.microsoft.com/office/drawing/2017/model3d" xmlns:o="urn:schemas-microsoft-com:office:office" xmlns:oel="http://schemas.microsoft.com/office/2019/extlst" xmlns:r="http://schemas.openxmlformats.org/officeDocument/2006/relationships" xmlns:m="http://schemas.openxmlformats.org/officeDocument/2006/math" xmlns:v="urn:schemas-microsoft-com:vml" xmlns:wp14="http://schemas.microsoft.com/office/word/2010/wordprocessingDrawing" xmlns:wp="http://schemas.openxmlformats.org/drawingml/2006/wordprocessingDrawing" xmlns:w10="urn:schemas-microsoft-com:office:word" xmlns:w="http://schemas.openxmlformats.org/wordprocessingml/2006/main" xmlns:w14="http://schemas.microsoft.com/office/word/2010/wordml" xmlns:w15="http://schemas.microsoft.com/office/word/2012/wordml" xmlns:w16cex="http://schemas.microsoft.com/office/word/2018/wordml/cex" xmlns:w16cid="http://schemas.microsoft.com/office/word/2016/wordml/cid" xmlns:w16="http://schemas.microsoft.com/office/word/2018/wordml" xmlns:w16du="http://schemas.microsoft.com/office/word/2023/wordml/word16du" xmlns:w16sdtdh="http://schemas.microsoft.com/office/word/2020/wordml/sdtdatahash" xmlns:w16sdtfl="http://schemas.microsoft.com/office/word/2024/wordml/sdtformatlock" xmlns:w16se="http://schemas.microsoft.com/office/word/2015/wordml/symex" xmlns:wpg="http://schemas.microsoft.com/office/word/2010/wordprocessingGroup" xmlns:wpi="http://schemas.microsoft.com/office/word/2010/wordprocessingInk" xmlns:wne="http://schemas.microsoft.com/office/word/2006/wordml" xmlns:wps="http://schemas.microsoft.com/office/word/2010/wordprocessingShape" mc:Ignorable="w14 w15 w16se w16cid w16 w16cex w16sdtdh w16sdtfl w16du wp14">
   <w15:person w15:author="Li, Yijin">
     <w15:presenceInfo w15:providerId="AD" w15:userId="S::yli6@nrel.gov::edae5541-7fb9-41b6-b415-ed39d6d065ce"/>
   </w15:person>
@@ -39101,7 +36997,7 @@
 </file>
 
 <file path=word/styles.xml><?xml version="1.0" encoding="utf-8"?>
-<w:styles xmlns:mc="http://schemas.openxmlformats.org/markup-compatibility/2006" xmlns:r="http://schemas.openxmlformats.org/officeDocument/2006/relationships" xmlns:w="http://schemas.openxmlformats.org/wordprocessingml/2006/main" xmlns:w14="http://schemas.microsoft.com/office/word/2010/wordml" xmlns:w15="http://schemas.microsoft.com/office/word/2012/wordml" xmlns:w16cex="http://schemas.microsoft.com/office/word/2018/wordml/cex" xmlns:w16cid="http://schemas.microsoft.com/office/word/2016/wordml/cid" xmlns:w16="http://schemas.microsoft.com/office/word/2018/wordml" xmlns:w16du="http://schemas.microsoft.com/office/word/2023/wordml/word16du" xmlns:w16sdtdh="http://schemas.microsoft.com/office/word/2020/wordml/sdtdatahash" xmlns:w16se="http://schemas.microsoft.com/office/word/2015/wordml/symex" mc:Ignorable="w14 w15 w16se w16cid w16 w16cex w16sdtdh w16du">
+<w:styles xmlns:mc="http://schemas.openxmlformats.org/markup-compatibility/2006" xmlns:r="http://schemas.openxmlformats.org/officeDocument/2006/relationships" xmlns:w="http://schemas.openxmlformats.org/wordprocessingml/2006/main" xmlns:w14="http://schemas.microsoft.com/office/word/2010/wordml" xmlns:w15="http://schemas.microsoft.com/office/word/2012/wordml" xmlns:w16cex="http://schemas.microsoft.com/office/word/2018/wordml/cex" xmlns:w16cid="http://schemas.microsoft.com/office/word/2016/wordml/cid" xmlns:w16="http://schemas.microsoft.com/office/word/2018/wordml" xmlns:w16du="http://schemas.microsoft.com/office/word/2023/wordml/word16du" xmlns:w16sdtdh="http://schemas.microsoft.com/office/word/2020/wordml/sdtdatahash" xmlns:w16sdtfl="http://schemas.microsoft.com/office/word/2024/wordml/sdtformatlock" xmlns:w16se="http://schemas.microsoft.com/office/word/2015/wordml/symex" mc:Ignorable="w14 w15 w16se w16cid w16 w16cex w16sdtdh w16sdtfl w16du">
   <w:docDefaults>
     <w:rPrDefault>
       <w:rPr>
@@ -41679,9 +39575,7 @@
 </file>
 
 <file path=customXml/item2.xml><?xml version="1.0" encoding="utf-8"?>
-<p:properties xmlns:p="http://schemas.microsoft.com/office/2006/metadata/properties" xmlns:xsi="http://www.w3.org/2001/XMLSchema-instance" xmlns:pc="http://schemas.microsoft.com/office/infopath/2007/PartnerControls">
-  <documentManagement/>
-</p:properties>
+<b:Sources xmlns:b="http://schemas.openxmlformats.org/officeDocument/2006/bibliography" xmlns="http://schemas.openxmlformats.org/officeDocument/2006/bibliography" SelectedStyle="\APA.XSL" StyleName="APA Fifth Edition"/>
 </file>
 
 <file path=customXml/item3.xml><?xml version="1.0" encoding="utf-8"?>
@@ -41694,7 +39588,9 @@
 </file>
 
 <file path=customXml/item4.xml><?xml version="1.0" encoding="utf-8"?>
-<b:Sources xmlns:b="http://schemas.openxmlformats.org/officeDocument/2006/bibliography" xmlns="http://schemas.openxmlformats.org/officeDocument/2006/bibliography" SelectedStyle="\APA.XSL" StyleName="APA Fifth Edition"/>
+<p:properties xmlns:p="http://schemas.microsoft.com/office/2006/metadata/properties" xmlns:xsi="http://www.w3.org/2001/XMLSchema-instance" xmlns:pc="http://schemas.microsoft.com/office/infopath/2007/PartnerControls">
+  <documentManagement/>
+</p:properties>
 </file>
 
 <file path=customXml/itemProps1.xml><?xml version="1.0" encoding="utf-8"?>
@@ -41716,10 +39612,9 @@
 </file>
 
 <file path=customXml/itemProps2.xml><?xml version="1.0" encoding="utf-8"?>
-<ds:datastoreItem xmlns:ds="http://schemas.openxmlformats.org/officeDocument/2006/customXml" ds:itemID="{4DB140F3-9185-4419-B48B-206E6423DF64}">
+<ds:datastoreItem xmlns:ds="http://schemas.openxmlformats.org/officeDocument/2006/customXml" ds:itemID="{22559CBF-6854-4BAD-8423-09C571AC1F1D}">
   <ds:schemaRefs>
-    <ds:schemaRef ds:uri="http://schemas.microsoft.com/office/2006/metadata/properties"/>
-    <ds:schemaRef ds:uri="http://schemas.microsoft.com/office/infopath/2007/PartnerControls"/>
+    <ds:schemaRef ds:uri="http://schemas.openxmlformats.org/officeDocument/2006/bibliography"/>
   </ds:schemaRefs>
 </ds:datastoreItem>
 </file>
@@ -41733,9 +39628,10 @@
 </file>
 
 <file path=customXml/itemProps4.xml><?xml version="1.0" encoding="utf-8"?>
-<ds:datastoreItem xmlns:ds="http://schemas.openxmlformats.org/officeDocument/2006/customXml" ds:itemID="{22559CBF-6854-4BAD-8423-09C571AC1F1D}">
+<ds:datastoreItem xmlns:ds="http://schemas.openxmlformats.org/officeDocument/2006/customXml" ds:itemID="{4DB140F3-9185-4419-B48B-206E6423DF64}">
   <ds:schemaRefs>
-    <ds:schemaRef ds:uri="http://schemas.openxmlformats.org/officeDocument/2006/bibliography"/>
+    <ds:schemaRef ds:uri="http://schemas.microsoft.com/office/2006/metadata/properties"/>
+    <ds:schemaRef ds:uri="http://schemas.microsoft.com/office/infopath/2007/PartnerControls"/>
   </ds:schemaRefs>
 </ds:datastoreItem>
 </file>

--- a/HYPSTAT Full Documentation.docx
+++ b/HYPSTAT Full Documentation.docx
@@ -34,7 +34,15 @@
         <w:pStyle w:val="NRELByline"/>
       </w:pPr>
       <w:r>
-        <w:t>Joe Brauch, Yijin Li, Steven Percy, Jesse Cruce, Mark Ruth?, Laura Vimmerstedt?</w:t>
+        <w:t xml:space="preserve">Joe Brauch, Yijin Li, Steven Percy, Jesse Cruce, Mark </w:t>
+      </w:r>
+      <w:proofErr w:type="gramStart"/>
+      <w:r>
+        <w:t>Ruth?,</w:t>
+      </w:r>
+      <w:proofErr w:type="gramEnd"/>
+      <w:r>
+        <w:t xml:space="preserve"> Laura Vimmerstedt?</w:t>
       </w:r>
     </w:p>
     <w:p>
@@ -58,7 +66,15 @@
         <w:t>page</w:t>
       </w:r>
       <w:r>
-        <w:t xml:space="preserve"> can be deleted for final PDF preparation when the cover will be added.</w:t>
+        <w:t xml:space="preserve"> can be deleted for final PDF preparation when the cover </w:t>
+      </w:r>
+      <w:proofErr w:type="gramStart"/>
+      <w:r>
+        <w:t>will be</w:t>
+      </w:r>
+      <w:proofErr w:type="gramEnd"/>
+      <w:r>
+        <w:t xml:space="preserve"> added.</w:t>
       </w:r>
     </w:p>
     <w:p>
@@ -505,7 +521,11 @@
       <w:bookmarkStart w:id="13" w:name="_Toc179465200"/>
       <w:r>
         <w:lastRenderedPageBreak/>
-        <w:t>Executive Summary</w:t>
+        <w:t xml:space="preserve">Executive </w:t>
+      </w:r>
+      <w:proofErr w:type="spellStart"/>
+      <w:r>
+        <w:t>Summary</w:t>
       </w:r>
       <w:bookmarkEnd w:id="13"/>
     </w:p>
@@ -514,7 +534,11 @@
         <w:pStyle w:val="NRELBodyText"/>
       </w:pPr>
       <w:r>
-        <w:t>The Hydrogen Production, Storage, and Transmission Analysis Tool (HYPSTAT) is a modeling framework developed by the National Renewable Energy Laboratory (NREL) to support the analysis of hydrogen systems. HYPSTAT focuses on key components of hydrogen infrastructure, particularly electrolytic hydrogen production, hydrogen storage, and hydrogen transmission, as part of the transition to decarbonized energy systems</w:t>
+        <w:t>The</w:t>
+      </w:r>
+      <w:proofErr w:type="spellEnd"/>
+      <w:r>
+        <w:t xml:space="preserve"> Hydrogen Production, Storage, and Transmission Analysis Tool (HYPSTAT) is a modeling framework developed by the National Renewable Energy Laboratory (NREL) to support the analysis of hydrogen systems. HYPSTAT focuses on key components of hydrogen infrastructure, particularly electrolytic hydrogen production, hydrogen storage, and hydrogen transmission, as part of the transition to decarbonized energy systems</w:t>
       </w:r>
     </w:p>
     <w:p>
@@ -522,7 +546,23 @@
         <w:pStyle w:val="NRELBodyText"/>
       </w:pPr>
       <w:r>
-        <w:t>HYPSTAT operates as a supply-to-demand model, taking a fixed exogenous demand as input and optimizing the design and operation of the hydrogen system to meet that demand. It determines cost-optimal configurations based on specified technology options and system constraints. HYPSTAT formulates the hydrogen system as a linear or mixed-integer linear optimization problem using the Pyomo package in Python. The tool supports key processes such as input handling, model formulation, and solving. While basic output processing capabilities are under development, the primary focus remains on model formulation and optimization. HYPSTAT can be configured in two optimization modes: mixed-integer and fully linear. The mixed-integer mode captures non-linear pipeline costs, while the fully linear mode simplifies the formulation and reduces solve times.</w:t>
+        <w:t xml:space="preserve">HYPSTAT operates as a supply-to-demand model, taking a fixed exogenous demand as input and optimizing the design and operation of the hydrogen system to meet that demand. It determines cost-optimal configurations based on specified </w:t>
+      </w:r>
+      <w:proofErr w:type="gramStart"/>
+      <w:r>
+        <w:t>technology</w:t>
+      </w:r>
+      <w:proofErr w:type="gramEnd"/>
+      <w:r>
+        <w:t xml:space="preserve"> options and system constraints. HYPSTAT formulates the hydrogen system as a linear or mixed-integer linear optimization problem using the </w:t>
+      </w:r>
+      <w:proofErr w:type="spellStart"/>
+      <w:r>
+        <w:t>Pyomo</w:t>
+      </w:r>
+      <w:proofErr w:type="spellEnd"/>
+      <w:r>
+        <w:t xml:space="preserve"> package in Python. The tool supports key processes such as input handling, model formulation, and solving. While basic output processing capabilities are under development, the primary focus remains on model formulation and optimization. HYPSTAT can be configured in two optimization modes: mixed-integer and fully linear. The mixed-integer mode captures non-linear pipeline costs, while the fully linear mode simplifies the formulation and reduces solve times.</w:t>
       </w:r>
     </w:p>
     <w:p>
@@ -530,7 +570,15 @@
         <w:pStyle w:val="NRELBodyText"/>
       </w:pPr>
       <w:r>
-        <w:t>HYPSTAT does not account for endogenous market dynamics such as fluctuating supply and demand conditions or hydrogen pricing. The demand is treated as fixed, and the results capture system costs but do not estimate hydrogen market prices directly. Additionally, the model is designed to simulate a single year at a time, making it unsuitable for capacity expansion analysis, although the input structure allows for easy execution of multiple year analyses to draw insights about long-term capacity growth.</w:t>
+        <w:t xml:space="preserve">HYPSTAT does not account for endogenous market dynamics such as fluctuating supply and demand conditions or hydrogen pricing. The demand is treated as fixed, and the results capture system costs but do not estimate hydrogen market prices directly. Additionally, the model is designed to simulate a single year at a time, making it unsuitable for capacity expansion analysis, although the input structure allows for easy execution of multiple year analyses to draw insights </w:t>
+      </w:r>
+      <w:proofErr w:type="gramStart"/>
+      <w:r>
+        <w:t>about</w:t>
+      </w:r>
+      <w:proofErr w:type="gramEnd"/>
+      <w:r>
+        <w:t xml:space="preserve"> long-term capacity growth.</w:t>
       </w:r>
     </w:p>
     <w:p>
@@ -546,7 +594,15 @@
         <w:pStyle w:val="NRELBodyText"/>
       </w:pPr>
       <w:r>
-        <w:t>HYPSTAT is designed to assist in evaluating system-level hydrogen infrastructure needs, offering insights into optimal system configurations, including the integration of renewable energy and hydrogen production systems. Its outputs can inform decision-making for policymakers, system planners, and energy developers, especially in areas focused on the transition to clean energy systems. While HYPSTAT provides valuable insights into hydrogen system operations and infrastructure needs, it has some limitations. These include its inability to capture dynamic market behaviors and the omission of non-electrolytic hydrogen production. Additionally, limited output processing capabilities are currently under development, suggesting further expansion of HYPSTAT’s functionality in future versions.</w:t>
+        <w:t xml:space="preserve">HYPSTAT is designed to assist in evaluating system-level hydrogen infrastructure needs, offering insights into optimal system configurations, including the integration of renewable energy and hydrogen production systems. Its </w:t>
+      </w:r>
+      <w:proofErr w:type="gramStart"/>
+      <w:r>
+        <w:t>outputs</w:t>
+      </w:r>
+      <w:proofErr w:type="gramEnd"/>
+      <w:r>
+        <w:t xml:space="preserve"> can inform decision-making for policymakers, system planners, and energy developers, especially in areas focused on the transition to clean energy systems. While HYPSTAT provides valuable insights into hydrogen system operations and infrastructure needs, it has some limitations. These include its inability to capture dynamic market behaviors and the omission of non-electrolytic hydrogen production. Additionally, limited output processing capabilities are currently under development, suggesting further expansion of HYPSTAT’s functionality in future versions.</w:t>
       </w:r>
     </w:p>
     <w:p>
@@ -5481,7 +5537,15 @@
         <w:pStyle w:val="NRELBodyText"/>
       </w:pPr>
       <w:r>
-        <w:t>HYPSTAT is a supply-to-demand hydrogen system modeling tool developed by the National Renewable Energy Laboratory (NREL) to analyze hydrogen production, storage, and transmission infrastructure. It focuses on cost-optimization of hydrogen systems based on fixed exogenous demand, electrolytic hydrogen production, hydrogen storage, and transmission. HYPSTAT utilizes linear and mixed-integer linear optimization models, primarily formulated using the Pyomo package in Python. It is designed to simulate system-wide hydrogen infrastructure needs, offering insights into system configurations and helping policymakers and energy planners make informed decisions.</w:t>
+        <w:t xml:space="preserve">HYPSTAT is a supply-to-demand hydrogen system modeling tool developed by the National Renewable Energy Laboratory (NREL) to analyze hydrogen production, storage, and transmission infrastructure. It focuses on cost-optimization of hydrogen systems based on fixed exogenous demand, electrolytic hydrogen production, hydrogen storage, and transmission. HYPSTAT utilizes linear and mixed-integer linear optimization models, primarily formulated using the </w:t>
+      </w:r>
+      <w:proofErr w:type="spellStart"/>
+      <w:r>
+        <w:t>Pyomo</w:t>
+      </w:r>
+      <w:proofErr w:type="spellEnd"/>
+      <w:r>
+        <w:t xml:space="preserve"> package in Python. It is designed to simulate system-wide hydrogen infrastructure needs, offering insights into system configurations and helping policymakers and energy planners make informed decisions.</w:t>
       </w:r>
     </w:p>
     <w:p>
@@ -5881,7 +5945,11 @@
         </w:rPr>
       </w:pPr>
       <w:r>
-        <w:t>Transmission (pipeline or tank-based) location &amp; size: For accurate pipeline location, use the two-step solve approach, which refines pipeline locations after an initial coarser resolution solve.</w:t>
+        <w:t xml:space="preserve">Transmission (pipeline or tank-based) location &amp; size: For accurate pipeline location, use the two-step solve approach, which refines pipeline locations after an initial coarser resolution </w:t>
+      </w:r>
+      <w:proofErr w:type="spellStart"/>
+      <w:r>
+        <w:t>solve.</w:t>
       </w:r>
       <w:del w:id="30" w:author="Li, Yijin" w:date="2024-12-11T13:03:00Z" w16du:dateUtc="2024-12-11T21:03:00Z">
         <w:r>
@@ -5895,7 +5963,11 @@
       </w:pPr>
       <w:bookmarkStart w:id="31" w:name="_Toc179465203"/>
       <w:r>
-        <w:t>Formatting your inputs</w:t>
+        <w:t>Formatting</w:t>
+      </w:r>
+      <w:proofErr w:type="spellEnd"/>
+      <w:r>
+        <w:t xml:space="preserve"> your inputs</w:t>
       </w:r>
       <w:bookmarkEnd w:id="31"/>
     </w:p>
@@ -6035,7 +6107,15 @@
         <w:pStyle w:val="NRELBodyText"/>
       </w:pPr>
       <w:r>
-        <w:t>Use the HYPSTAT class to load your inputs from the YAML configuration file using the load_inputs method.</w:t>
+        <w:t xml:space="preserve">Use the HYPSTAT class to load your inputs from the YAML configuration file using the </w:t>
+      </w:r>
+      <w:proofErr w:type="spellStart"/>
+      <w:r>
+        <w:t>load_inputs</w:t>
+      </w:r>
+      <w:proofErr w:type="spellEnd"/>
+      <w:r>
+        <w:t xml:space="preserve"> method.</w:t>
       </w:r>
     </w:p>
     <w:p>
@@ -6051,7 +6131,23 @@
         <w:pStyle w:val="NRELBodyText"/>
       </w:pPr>
       <w:r>
-        <w:t>Call load_model and load_constraints methods to set up the optimization problem.</w:t>
+        <w:t xml:space="preserve">Call </w:t>
+      </w:r>
+      <w:proofErr w:type="spellStart"/>
+      <w:r>
+        <w:t>load_model</w:t>
+      </w:r>
+      <w:proofErr w:type="spellEnd"/>
+      <w:r>
+        <w:t xml:space="preserve"> and </w:t>
+      </w:r>
+      <w:proofErr w:type="spellStart"/>
+      <w:r>
+        <w:t>load_constraints</w:t>
+      </w:r>
+      <w:proofErr w:type="spellEnd"/>
+      <w:r>
+        <w:t xml:space="preserve"> methods to set up the optimization problem.</w:t>
       </w:r>
     </w:p>
     <w:p>
@@ -6075,7 +6171,23 @@
         <w:pStyle w:val="NRELBodyText"/>
       </w:pPr>
       <w:r>
-        <w:t>Use the solve_model method with the desired solver (GLPK or Gurobi recommended).</w:t>
+        <w:t xml:space="preserve">Use the </w:t>
+      </w:r>
+      <w:proofErr w:type="spellStart"/>
+      <w:r>
+        <w:t>solve_model</w:t>
+      </w:r>
+      <w:proofErr w:type="spellEnd"/>
+      <w:r>
+        <w:t xml:space="preserve"> method with the desired solver (GLPK or </w:t>
+      </w:r>
+      <w:proofErr w:type="spellStart"/>
+      <w:r>
+        <w:t>Gurobi</w:t>
+      </w:r>
+      <w:proofErr w:type="spellEnd"/>
+      <w:r>
+        <w:t xml:space="preserve"> recommended).</w:t>
       </w:r>
     </w:p>
     <w:p>
@@ -6083,7 +6195,15 @@
         <w:pStyle w:val="NRELBodyText"/>
       </w:pPr>
       <w:r>
-        <w:t>Pass the optimize_pipelines parameter to select between mixed-integer (pipeline optimization) or fully linear (fixed pipeline locations) modes.</w:t>
+        <w:t xml:space="preserve">Pass the </w:t>
+      </w:r>
+      <w:proofErr w:type="spellStart"/>
+      <w:r>
+        <w:t>optimize_pipelines</w:t>
+      </w:r>
+      <w:proofErr w:type="spellEnd"/>
+      <w:r>
+        <w:t xml:space="preserve"> parameter to select between mixed-integer (pipeline optimization) or fully linear (fixed pipeline locations) modes.</w:t>
       </w:r>
     </w:p>
     <w:p>
@@ -6116,7 +6236,15 @@
         <w:pStyle w:val="NRELBodyText"/>
       </w:pPr>
       <w:r>
-        <w:t>Use the write_outputs method to save model results to CSV files.</w:t>
+        <w:t xml:space="preserve">Use the </w:t>
+      </w:r>
+      <w:proofErr w:type="spellStart"/>
+      <w:r>
+        <w:t>write_outputs</w:t>
+      </w:r>
+      <w:proofErr w:type="spellEnd"/>
+      <w:r>
+        <w:t xml:space="preserve"> method to save model results to CSV files.</w:t>
       </w:r>
     </w:p>
     <w:p>
@@ -6124,7 +6252,11 @@
         <w:pStyle w:val="NRELBodyText"/>
       </w:pPr>
       <w:r>
-        <w:t>Specify output paths and handle overwriting options as</w:t>
+        <w:t xml:space="preserve">Specify output paths and handle overwriting options </w:t>
+      </w:r>
+      <w:proofErr w:type="spellStart"/>
+      <w:r>
+        <w:t>as</w:t>
       </w:r>
       <w:del w:id="36" w:author="Li, Yijin" w:date="2024-12-11T13:15:00Z" w16du:dateUtc="2024-12-11T21:15:00Z">
         <w:r>
@@ -6135,7 +6267,11 @@
         </w:r>
       </w:del>
       <w:r>
-        <w:t>necessary. ---</w:t>
+        <w:t>necessary</w:t>
+      </w:r>
+      <w:proofErr w:type="spellEnd"/>
+      <w:r>
+        <w:t>. ---</w:t>
       </w:r>
     </w:p>
     <w:p>
@@ -6203,7 +6339,11 @@
       </w:del>
       <w:ins w:id="44" w:author="Li, Yijin" w:date="2024-12-10T16:02:00Z" w16du:dateUtc="2024-12-11T00:02:00Z">
         <w:r>
-          <w:t>infrastructure needs</w:t>
+          <w:t xml:space="preserve">infrastructure </w:t>
+        </w:r>
+        <w:proofErr w:type="gramStart"/>
+        <w:r>
+          <w:t>needs</w:t>
         </w:r>
       </w:ins>
       <w:r>
@@ -6215,7 +6355,11 @@
         </w:r>
       </w:ins>
       <w:r>
-        <w:t xml:space="preserve"> particularly for transitioning to decarbonized energy systems </w:t>
+        <w:t xml:space="preserve"> particularly</w:t>
+      </w:r>
+      <w:proofErr w:type="gramEnd"/>
+      <w:r>
+        <w:t xml:space="preserve"> for transitioning to decarbonized energy systems </w:t>
       </w:r>
       <w:del w:id="46" w:author="Li, Yijin" w:date="2024-12-10T16:04:00Z" w16du:dateUtc="2024-12-11T00:04:00Z">
         <w:r>
@@ -6244,7 +6388,15 @@
         </w:r>
       </w:ins>
       <w:r>
-        <w:t xml:space="preserve"> a fixed demand and determines the cost-optimal system design and operation to meet that demand based on specified technology options and system constraints. It models a single year at a time</w:t>
+        <w:t xml:space="preserve"> a fixed demand and determines the cost-optimal system design and operation to meet that demand based on specified </w:t>
+      </w:r>
+      <w:proofErr w:type="gramStart"/>
+      <w:r>
+        <w:t>technology</w:t>
+      </w:r>
+      <w:proofErr w:type="gramEnd"/>
+      <w:r>
+        <w:t xml:space="preserve"> options and system constraints. It models a single year at a time</w:t>
       </w:r>
       <w:ins w:id="49" w:author="Li, Yijin" w:date="2024-12-10T16:05:00Z" w16du:dateUtc="2024-12-11T00:05:00Z">
         <w:r>
@@ -6257,7 +6409,15 @@
         </w:r>
       </w:del>
       <w:r>
-        <w:t>that is, it is not a capacity expansion model. However, HYPSTAT inputs are set up to easily run separate, individual analyses for several different years to infer insights about capacity expansion.</w:t>
+        <w:t xml:space="preserve">that is, it is not a capacity expansion model. However, HYPSTAT inputs are set up to easily run separate, individual analyses for several different years </w:t>
+      </w:r>
+      <w:proofErr w:type="gramStart"/>
+      <w:r>
+        <w:t>to infer</w:t>
+      </w:r>
+      <w:proofErr w:type="gramEnd"/>
+      <w:r>
+        <w:t xml:space="preserve"> insights about capacity expansion.</w:t>
       </w:r>
     </w:p>
     <w:p>
@@ -6289,7 +6449,15 @@
         <w:pStyle w:val="NRELBodyText"/>
       </w:pPr>
       <w:r>
-        <w:t>HYPSTAT formulates the specified hydrogen system as a linear or mixed-integer linear optimization using the Pyomo package in Python. It also includes code for input processing</w:t>
+        <w:t xml:space="preserve">HYPSTAT formulates the specified hydrogen system as a linear or mixed-integer linear optimization using the </w:t>
+      </w:r>
+      <w:proofErr w:type="spellStart"/>
+      <w:r>
+        <w:t>Pyomo</w:t>
+      </w:r>
+      <w:proofErr w:type="spellEnd"/>
+      <w:r>
+        <w:t xml:space="preserve"> package in Python. It also includes code for input processing</w:t>
       </w:r>
       <w:ins w:id="53" w:author="Li, Yijin" w:date="2024-12-10T16:08:00Z" w16du:dateUtc="2024-12-11T00:08:00Z">
         <w:r>
@@ -6320,7 +6488,15 @@
         <w:pStyle w:val="NRELBodyText"/>
       </w:pPr>
       <w:r>
-        <w:t>Within the HYPSTAT model and this documentation, we use certain terminology to refer to specific things like electricity generation or hydrogen production. These often have standard abbreviations in our code base and naming conventions. In general, we use “generation” (gen) to refer to electricity generation, “production” (prod) to refer to hydrogen production, “storage” (stor) to refer to physical hydrogen storage, and “transmission” (trans or transmission) to refer to physical hydrogen transport. In these categories, we refer to “technologies” (tech) for different types of technology, for example:</w:t>
+        <w:t>Within the HYPSTAT model and this documentation, we use certain terminology to refer to specific things like electricity generation or hydrogen production. These often have standard abbreviations in our code base and naming conventions. In general, we use “generation” (gen) to refer to electricity generation, “production” (prod) to refer to hydrogen production, “storage” (</w:t>
+      </w:r>
+      <w:proofErr w:type="spellStart"/>
+      <w:r>
+        <w:t>stor</w:t>
+      </w:r>
+      <w:proofErr w:type="spellEnd"/>
+      <w:r>
+        <w:t>) to refer to physical hydrogen storage, and “transmission” (trans or transmission) to refer to physical hydrogen transport. In these categories, we refer to “technologies” (tech) for different types of technology, for example:</w:t>
       </w:r>
     </w:p>
     <w:p>
@@ -6344,7 +6520,15 @@
         <w:pStyle w:val="NRELBodyText"/>
       </w:pPr>
       <w:r>
-        <w:t>Different technology types have names which are either flexible via user inputs or fixed for certain uses. Note that for simplicity, we use electricity generation to refer to any provider of electricity, even if that technology is not technically generating the electricity—e.g., grid electricity. HYPSTAT currently supports generic technology types for generation and storage but only considers pre-specified technology types for production and transmission (see</w:t>
+        <w:t xml:space="preserve">Different technology types have names which are either flexible via user inputs or fixed for certain uses. Note that for simplicity, we use electricity generation to refer to any provider of electricity, even if that technology is not technically generating </w:t>
+      </w:r>
+      <w:proofErr w:type="gramStart"/>
+      <w:r>
+        <w:t>the electricity—</w:t>
+      </w:r>
+      <w:proofErr w:type="gramEnd"/>
+      <w:r>
+        <w:t>e.g., grid electricity. HYPSTAT currently supports generic technology types for generation and storage but only considers pre-specified technology types for production and transmission (see</w:t>
       </w:r>
       <w:r>
         <w:t xml:space="preserve"> </w:t>
@@ -6582,7 +6766,15 @@
         <w:t>Storage charging</w:t>
       </w:r>
       <w:r>
-        <w:t>: injecting hydrogen into hydrogen storage (similar to charging a battery)</w:t>
+        <w:t>: injecting hydrogen into hydrogen storage (</w:t>
+      </w:r>
+      <w:proofErr w:type="gramStart"/>
+      <w:r>
+        <w:t>similar to</w:t>
+      </w:r>
+      <w:proofErr w:type="gramEnd"/>
+      <w:r>
+        <w:t xml:space="preserve"> charging a battery)</w:t>
       </w:r>
       <w:ins w:id="63" w:author="Li, Yijin" w:date="2024-12-11T10:02:00Z" w16du:dateUtc="2024-12-11T18:02:00Z">
         <w:r>
@@ -6625,7 +6817,15 @@
         <w:t>:</w:t>
       </w:r>
       <w:r>
-        <w:t xml:space="preserve"> withdrawing hydrogen from hydrogen storage (similar to discharging or using energy from a battery)</w:t>
+        <w:t xml:space="preserve"> withdrawing hydrogen from hydrogen storage (</w:t>
+      </w:r>
+      <w:proofErr w:type="gramStart"/>
+      <w:r>
+        <w:t>similar to</w:t>
+      </w:r>
+      <w:proofErr w:type="gramEnd"/>
+      <w:r>
+        <w:t xml:space="preserve"> discharging or using energy from a battery)</w:t>
       </w:r>
       <w:ins w:id="68" w:author="Li, Yijin" w:date="2024-12-11T10:04:00Z" w16du:dateUtc="2024-12-11T18:04:00Z">
         <w:r>
@@ -6689,7 +6889,15 @@
         <w:t>Fixed OPEX</w:t>
       </w:r>
       <w:r>
-        <w:t>: annual operating expenses to operate a given technology which are fixed regardless of the amount of use of or production from that technology.</w:t>
+        <w:t xml:space="preserve">: annual operating expenses to operate a given technology which are fixed regardless of the amount of use of </w:t>
+      </w:r>
+      <w:proofErr w:type="gramStart"/>
+      <w:r>
+        <w:t>or</w:t>
+      </w:r>
+      <w:proofErr w:type="gramEnd"/>
+      <w:r>
+        <w:t xml:space="preserve"> production from that technology.</w:t>
       </w:r>
     </w:p>
     <w:p>
@@ -6791,7 +6999,15 @@
         <w:t>fully linear</w:t>
       </w:r>
       <w:r>
-        <w:t xml:space="preserve"> optimization mode. The mixed-integer mode is a better representation of the hydrogen system and optimizes pipeline locations, but it is much more complex and solves more slowly. The fully linear mode is a more approximate representation of the system which solves faster but does not accurately optimize for pipeline locations and requires an input for where pipelines will be constructed. For more detail, see </w:t>
+        <w:t xml:space="preserve"> optimization mode. The mixed-integer mode is a better representation of the hydrogen system and optimizes pipeline locations, but it is much more complex and solves more slowly. The fully linear mode is a more approximate representation of the system which solves faster but does not accurately optimize for pipeline locations and requires an input for where pipelines will be constructed. For more </w:t>
+      </w:r>
+      <w:proofErr w:type="gramStart"/>
+      <w:r>
+        <w:t>detail</w:t>
+      </w:r>
+      <w:proofErr w:type="gramEnd"/>
+      <w:r>
+        <w:t xml:space="preserve">, see </w:t>
       </w:r>
       <w:r>
         <w:rPr>
@@ -6820,7 +7036,15 @@
         <w:pStyle w:val="NRELBodyText"/>
       </w:pPr>
       <w:r>
-        <w:t xml:space="preserve">HYPSTAT treats inputs and variables as having standardized units, shown below for different kinds of inputs and variables. A user could set up a HYPSTAT model such that it uses different </w:t>
+        <w:t xml:space="preserve">HYPSTAT treats inputs and variables as having standardized units, shown below for different kinds of inputs and variables. A user could set up a HYPSTAT </w:t>
+      </w:r>
+      <w:proofErr w:type="gramStart"/>
+      <w:r>
+        <w:t>model such</w:t>
+      </w:r>
+      <w:proofErr w:type="gramEnd"/>
+      <w:r>
+        <w:t xml:space="preserve"> that it uses different </w:t>
       </w:r>
       <w:r>
         <w:lastRenderedPageBreak/>
@@ -6841,8 +7065,21 @@
       <w:pPr>
         <w:pStyle w:val="NRELBodyText"/>
       </w:pPr>
-      <w:r>
-        <w:t>In particular, note that the only conversion factor that is a user-specified input is a hydrogen production efficiency, designed to be a figure in kWh electricity/kg hydrogen.</w:t>
+      <w:proofErr w:type="gramStart"/>
+      <w:r>
+        <w:t>In particular, note</w:t>
+      </w:r>
+      <w:proofErr w:type="gramEnd"/>
+      <w:r>
+        <w:t xml:space="preserve"> that the only conversion factor that is a user-specified input is </w:t>
+      </w:r>
+      <w:proofErr w:type="gramStart"/>
+      <w:r>
+        <w:t>a hydrogen</w:t>
+      </w:r>
+      <w:proofErr w:type="gramEnd"/>
+      <w:r>
+        <w:t xml:space="preserve"> production efficiency, designed to be a figure in kWh electricity/kg hydrogen.</w:t>
       </w:r>
     </w:p>
     <w:p>
@@ -6948,7 +7185,15 @@
           <w:t xml:space="preserve">Hydrogen storage charge and discharge: </w:t>
         </w:r>
         <w:r>
-          <w:t>kg/hr (in inputs) or kg/period (in code</w:t>
+          <w:t>kg/</w:t>
+        </w:r>
+        <w:proofErr w:type="spellStart"/>
+        <w:r>
+          <w:t>hr</w:t>
+        </w:r>
+        <w:proofErr w:type="spellEnd"/>
+        <w:r>
+          <w:t xml:space="preserve"> (in inputs) or kg/period (in code</w:t>
         </w:r>
         <w:r>
           <w:t xml:space="preserve"> and model outputs)</w:t>
@@ -6981,7 +7226,15 @@
         <w:t xml:space="preserve">: </w:t>
       </w:r>
       <w:r>
-        <w:t>kg/hr (in inputs) or kg/period (in code</w:t>
+        <w:t>kg/</w:t>
+      </w:r>
+      <w:proofErr w:type="spellStart"/>
+      <w:r>
+        <w:t>hr</w:t>
+      </w:r>
+      <w:proofErr w:type="spellEnd"/>
+      <w:r>
+        <w:t xml:space="preserve"> (in inputs) or kg/period (in code</w:t>
       </w:r>
       <w:r>
         <w:t xml:space="preserve"> and model outputs)</w:t>
@@ -7049,7 +7302,15 @@
         </w:r>
       </w:ins>
       <w:r>
-        <w:t>focuses on electrolytic hydrogen production from renewable energy, so production potential at nodes is built around representation of renewable energy and electrolysis. This can be adapted for other technologies, such as grid-powered electrolysis. Note that non-electrolytic hydrogen production is not currently supported in HYPSTAT.</w:t>
+        <w:t xml:space="preserve">focuses on electrolytic hydrogen production from renewable energy, so production potential at nodes is built around representation of renewable energy and electrolysis. This can be adapted for other technologies, such as grid-powered electrolysis. Note that non-electrolytic hydrogen production is not currently supported </w:t>
+      </w:r>
+      <w:proofErr w:type="gramStart"/>
+      <w:r>
+        <w:t>in</w:t>
+      </w:r>
+      <w:proofErr w:type="gramEnd"/>
+      <w:r>
+        <w:t xml:space="preserve"> HYPSTAT.</w:t>
       </w:r>
     </w:p>
     <w:p>
@@ -7057,7 +7318,15 @@
         <w:pStyle w:val="NRELBodyText"/>
       </w:pPr>
       <w:r>
-        <w:t>HYPSTAT allows for flexible representation of any number of electricity generation and hydrogen storage technologies. For example, a HYPSTAT model could include:</w:t>
+        <w:t xml:space="preserve">HYPSTAT </w:t>
+      </w:r>
+      <w:proofErr w:type="gramStart"/>
+      <w:r>
+        <w:t>allows for</w:t>
+      </w:r>
+      <w:proofErr w:type="gramEnd"/>
+      <w:r>
+        <w:t xml:space="preserve"> flexible representation of any number of electricity generation and hydrogen storage technologies. For example, a HYPSTAT model could include:</w:t>
       </w:r>
     </w:p>
     <w:p>
@@ -7137,7 +7406,15 @@
         <w:pStyle w:val="NRELBodyText"/>
       </w:pPr>
       <w:r>
-        <w:t xml:space="preserve">The names of these technologies are set via user inputs. We recommended names with no spaces. Note that electricity generation technologies and storage technologies cannot have the same </w:t>
+        <w:t xml:space="preserve">The names of these technologies are set via user inputs. We </w:t>
+      </w:r>
+      <w:proofErr w:type="gramStart"/>
+      <w:r>
+        <w:t>recommended</w:t>
+      </w:r>
+      <w:proofErr w:type="gramEnd"/>
+      <w:r>
+        <w:t xml:space="preserve"> names with no spaces. Note that electricity generation technologies and storage technologies cannot have the same </w:t>
       </w:r>
       <w:r>
         <w:lastRenderedPageBreak/>
@@ -7167,8 +7444,13 @@
         <w:r>
           <w:t xml:space="preserve"> (</w:t>
         </w:r>
-        <w:r>
-          <w:t xml:space="preserve">additional </w:t>
+        <w:proofErr w:type="gramStart"/>
+        <w:r>
+          <w:t>additional</w:t>
+        </w:r>
+        <w:proofErr w:type="gramEnd"/>
+        <w:r>
+          <w:t xml:space="preserve"> </w:t>
         </w:r>
         <w:r>
           <w:t xml:space="preserve">hydrogen production </w:t>
@@ -7332,13 +7614,23 @@
             <w:pPr>
               <w:pStyle w:val="NRELTableHeader"/>
             </w:pPr>
+            <w:proofErr w:type="gramStart"/>
             <w:r>
               <w:rPr>
                 <w:bCs/>
                 <w:sz w:val="18"/>
                 <w:szCs w:val="18"/>
               </w:rPr>
-              <w:t>Allows for subtypes?</w:t>
+              <w:t>Allows for</w:t>
+            </w:r>
+            <w:proofErr w:type="gramEnd"/>
+            <w:r>
+              <w:rPr>
+                <w:bCs/>
+                <w:sz w:val="18"/>
+                <w:szCs w:val="18"/>
+              </w:rPr>
+              <w:t xml:space="preserve"> subtypes?</w:t>
             </w:r>
           </w:p>
         </w:tc>
@@ -7547,9 +7839,18 @@
                   <w:sz w:val="18"/>
                   <w:szCs w:val="18"/>
                 </w:rPr>
-                <w:t xml:space="preserve"> constaint</w:t>
+                <w:t xml:space="preserve"> </w:t>
+              </w:r>
+              <w:proofErr w:type="spellStart"/>
+              <w:r>
+                <w:rPr>
+                  <w:sz w:val="18"/>
+                  <w:szCs w:val="18"/>
+                </w:rPr>
+                <w:t>constaint</w:t>
               </w:r>
             </w:ins>
+            <w:proofErr w:type="spellEnd"/>
             <w:ins w:id="110" w:author="Li, Yijin" w:date="2024-12-11T12:22:00Z" w16du:dateUtc="2024-12-11T20:22:00Z">
               <w:r>
                 <w:rPr>
@@ -7582,7 +7883,39 @@
                 <w:sz w:val="18"/>
                 <w:szCs w:val="18"/>
               </w:rPr>
-              <w:t>eneration profiles which specify how much is electricity can be produced in each time period (e.g., to represent renewable profiles)</w:t>
+              <w:t xml:space="preserve">eneration profiles which specify how </w:t>
+            </w:r>
+            <w:proofErr w:type="gramStart"/>
+            <w:r>
+              <w:rPr>
+                <w:sz w:val="18"/>
+                <w:szCs w:val="18"/>
+              </w:rPr>
+              <w:t>much is</w:t>
+            </w:r>
+            <w:proofErr w:type="gramEnd"/>
+            <w:r>
+              <w:rPr>
+                <w:sz w:val="18"/>
+                <w:szCs w:val="18"/>
+              </w:rPr>
+              <w:t xml:space="preserve"> electricity can be produced in each </w:t>
+            </w:r>
+            <w:proofErr w:type="gramStart"/>
+            <w:r>
+              <w:rPr>
+                <w:sz w:val="18"/>
+                <w:szCs w:val="18"/>
+              </w:rPr>
+              <w:t>time period</w:t>
+            </w:r>
+            <w:proofErr w:type="gramEnd"/>
+            <w:r>
+              <w:rPr>
+                <w:sz w:val="18"/>
+                <w:szCs w:val="18"/>
+              </w:rPr>
+              <w:t xml:space="preserve"> (e.g., to represent renewable profiles)</w:t>
             </w:r>
           </w:p>
         </w:tc>
@@ -7651,12 +7984,21 @@
             <w:pPr>
               <w:pStyle w:val="NRELTableContent"/>
             </w:pPr>
+            <w:proofErr w:type="gramStart"/>
             <w:r>
               <w:rPr>
                 <w:sz w:val="18"/>
                 <w:szCs w:val="18"/>
               </w:rPr>
-              <w:t>Uses electricity to produce hydrogen</w:t>
+              <w:t>Uses</w:t>
+            </w:r>
+            <w:proofErr w:type="gramEnd"/>
+            <w:r>
+              <w:rPr>
+                <w:sz w:val="18"/>
+                <w:szCs w:val="18"/>
+              </w:rPr>
+              <w:t xml:space="preserve"> electricity to produce hydrogen</w:t>
             </w:r>
             <w:r>
               <w:rPr>
@@ -7822,7 +8164,23 @@
                 <w:sz w:val="18"/>
                 <w:szCs w:val="18"/>
               </w:rPr>
-              <w:t xml:space="preserve"> (stor)</w:t>
+              <w:t xml:space="preserve"> (</w:t>
+            </w:r>
+            <w:proofErr w:type="spellStart"/>
+            <w:r>
+              <w:rPr>
+                <w:sz w:val="18"/>
+                <w:szCs w:val="18"/>
+              </w:rPr>
+              <w:t>stor</w:t>
+            </w:r>
+            <w:proofErr w:type="spellEnd"/>
+            <w:r>
+              <w:rPr>
+                <w:sz w:val="18"/>
+                <w:szCs w:val="18"/>
+              </w:rPr>
+              <w:t>)</w:t>
             </w:r>
           </w:p>
         </w:tc>
@@ -8047,7 +8405,23 @@
                   <w:sz w:val="18"/>
                   <w:szCs w:val="18"/>
                 </w:rPr>
-                <w:t xml:space="preserve">CAPEX is based on pipeline size and includes a fixed CAPEX adder for whether or not the pipeline is built. Fixed OPEX is calculated as a </w:t>
+                <w:t xml:space="preserve">CAPEX is based on pipeline size and includes a fixed CAPEX adder for </w:t>
+              </w:r>
+              <w:proofErr w:type="gramStart"/>
+              <w:r>
+                <w:rPr>
+                  <w:sz w:val="18"/>
+                  <w:szCs w:val="18"/>
+                </w:rPr>
+                <w:t>whether or not</w:t>
+              </w:r>
+              <w:proofErr w:type="gramEnd"/>
+              <w:r>
+                <w:rPr>
+                  <w:sz w:val="18"/>
+                  <w:szCs w:val="18"/>
+                </w:rPr>
+                <w:t xml:space="preserve"> the pipeline is built. Fixed OPEX is calculated as a </w:t>
               </w:r>
               <w:r>
                 <w:rPr>
@@ -8315,7 +8689,23 @@
         <w:pStyle w:val="NRELBodyText"/>
       </w:pPr>
       <w:r>
-        <w:t xml:space="preserve">Electricity generation technologies produce electricity based on input generation profiles for each time period. The profiles provide a maximum potential generation in each period per unit of capacity built—essentially, a capacity factor for that time period. This is primarily meant to represent renewable resources for which profiles can be obtained using a tool like the System Advisor Model or </w:t>
+        <w:t xml:space="preserve">Electricity generation technologies produce electricity based on input generation profiles for each </w:t>
+      </w:r>
+      <w:proofErr w:type="gramStart"/>
+      <w:r>
+        <w:t>time period</w:t>
+      </w:r>
+      <w:proofErr w:type="gramEnd"/>
+      <w:r>
+        <w:t xml:space="preserve">. The profiles provide a maximum potential generation in each period per unit of capacity built—essentially, a capacity factor for that </w:t>
+      </w:r>
+      <w:proofErr w:type="gramStart"/>
+      <w:r>
+        <w:t>time period</w:t>
+      </w:r>
+      <w:proofErr w:type="gramEnd"/>
+      <w:r>
+        <w:t xml:space="preserve">. This is primarily meant to represent renewable resources for which profiles can be obtained using a tool like the System Advisor Model or </w:t>
       </w:r>
       <w:del w:id="120" w:author="Li, Yijin" w:date="2024-12-11T12:26:00Z" w16du:dateUtc="2024-12-11T20:26:00Z">
         <w:r>
@@ -8330,7 +8720,15 @@
           <w:t>Renewable Energy Potential</w:t>
         </w:r>
         <w:r>
-          <w:t xml:space="preserve"> (reV)</w:t>
+          <w:t xml:space="preserve"> (</w:t>
+        </w:r>
+        <w:proofErr w:type="spellStart"/>
+        <w:r>
+          <w:t>reV</w:t>
+        </w:r>
+        <w:proofErr w:type="spellEnd"/>
+        <w:r>
+          <w:t>)</w:t>
         </w:r>
         <w:r>
           <w:t xml:space="preserve"> Model</w:t>
@@ -8341,7 +8739,15 @@
       </w:r>
       <w:ins w:id="122" w:author="Li, Yijin" w:date="2024-12-11T12:26:00Z" w16du:dateUtc="2024-12-11T20:26:00Z">
         <w:r>
-          <w:t xml:space="preserve">supply curve profile </w:t>
+          <w:t xml:space="preserve">supply </w:t>
+        </w:r>
+        <w:proofErr w:type="gramStart"/>
+        <w:r>
+          <w:t>curve</w:t>
+        </w:r>
+        <w:proofErr w:type="gramEnd"/>
+        <w:r>
+          <w:t xml:space="preserve"> profile </w:t>
         </w:r>
       </w:ins>
       <w:r>
@@ -8361,7 +8767,15 @@
         </w:r>
       </w:ins>
       <w:r>
-        <w:t>using the variable operating expense inputs. HYPSTAT supports profiles for operating expenses on a per unit (e.g., kWh) basis for each time period, which can be used to represent constant or varying (e.g., wholesale) grid prices. This will require a profile and capacity limit for the grid and CAPEX and fixed OPEX inputs—we recommend setting these to zero and providing a profile of all “1s” such that the model could potentially buy as much electricity from the grid as it would like. The capacity limit can be used to place a cap on the amount of grid electricity that could be purchased (e.g., from a transmission limit), or the profile could be used if this varies with time. CAPEX and fixed OPEX for the grid could be used to represent those costs for installing a grid connection, if desired.</w:t>
+        <w:t xml:space="preserve">using the variable operating expense inputs. HYPSTAT supports profiles for operating expenses on a per unit (e.g., kWh) basis for each </w:t>
+      </w:r>
+      <w:proofErr w:type="gramStart"/>
+      <w:r>
+        <w:t>time period</w:t>
+      </w:r>
+      <w:proofErr w:type="gramEnd"/>
+      <w:r>
+        <w:t>, which can be used to represent constant or varying (e.g., wholesale) grid prices. This will require a profile and capacity limit for the grid and CAPEX and fixed OPEX inputs—we recommend setting these to zero and providing a profile of all “1s” such that the model could potentially buy as much electricity from the grid as it would like. The capacity limit can be used to place a cap on the amount of grid electricity that could be purchased (e.g., from a transmission limit), or the profile could be used if this varies with time. CAPEX and fixed OPEX for the grid could be used to represent those costs for installing a grid connection, if desired.</w:t>
       </w:r>
     </w:p>
     <w:p>
@@ -8420,7 +8834,23 @@
         </w:r>
       </w:ins>
       <w:r>
-        <w:t>. This allows for HYSPTAT to consider hybridization, e.g., a combined wind and solar to hydrogen plant, and optimize for the sizes of those technologies. HYPSTAT does not allow for specific electricity generation going to specific hydrogen production technologies (e.g., to represent nuclear electricity paired with solid oxide electrolysis), but this feature may be added in the future.</w:t>
+        <w:t xml:space="preserve">. This </w:t>
+      </w:r>
+      <w:proofErr w:type="gramStart"/>
+      <w:r>
+        <w:t>allows for</w:t>
+      </w:r>
+      <w:proofErr w:type="gramEnd"/>
+      <w:r>
+        <w:t xml:space="preserve"> HYSPTAT to consider hybridization, e.g., a combined wind and solar to hydrogen plant, and optimize for the sizes of those technologies. HYPSTAT does not </w:t>
+      </w:r>
+      <w:proofErr w:type="gramStart"/>
+      <w:r>
+        <w:t>allow for</w:t>
+      </w:r>
+      <w:proofErr w:type="gramEnd"/>
+      <w:r>
+        <w:t xml:space="preserve"> specific electricity generation going to specific hydrogen production technologies (e.g., to represent nuclear electricity paired with solid oxide electrolysis), but this feature may be added in the future.</w:t>
       </w:r>
     </w:p>
     <w:p>
@@ -8428,28 +8858,57 @@
         <w:pStyle w:val="NRELBodyText"/>
       </w:pPr>
       <w:r>
-        <w:t xml:space="preserve">HYPSTAT is primarily designed for strict demand enforcement—i.e., hydrogen demand must be completely met in the period during which the demand occurs. There is an option for flexible demand enforcement, where demand can be met flexibly at any point(s) within a set period (e.g., daily). Strict demand enforcement is programmed by default and switching to flexible enforcement can only be done with direct edits to the code, not via inputs. See Appendix A for instructions on how to do so. </w:t>
-      </w:r>
-      <w:r>
-        <w:t>Strict demand enforcement is recommended right now, as flexible enforcement is not well tested and often results in odd model results such as large discharges from storage in the initial period of the period over which demand must be met.</w:t>
-      </w:r>
+        <w:t xml:space="preserve">HYPSTAT is </w:t>
+      </w:r>
+      <w:del w:id="129" w:author="Brauch, Joe" w:date="2025-01-31T12:22:00Z" w16du:dateUtc="2025-01-31T17:22:00Z">
+        <w:r>
+          <w:delText xml:space="preserve">primarily </w:delText>
+        </w:r>
+      </w:del>
+      <w:r>
+        <w:t xml:space="preserve">designed for strict demand enforcement—i.e., hydrogen demand must be completely met in the period during which the demand occurs. </w:t>
+      </w:r>
+      <w:del w:id="130" w:author="Brauch, Joe" w:date="2025-01-31T12:22:00Z" w16du:dateUtc="2025-01-31T17:22:00Z">
+        <w:r>
+          <w:delText xml:space="preserve">There is an option for flexible demand enforcement, where demand can be met flexibly at any point(s) within a set period (e.g., daily). Strict demand enforcement is programmed by default and switching to flexible enforcement can only be done with direct edits to the code, not via inputs. See Appendix A for instructions on how to do so. </w:delText>
+        </w:r>
+        <w:r>
+          <w:delText>Strict demand enforcement is recommended right now, as flexible enforcement is not well tested and often results in odd model results such as large discharges from storage in the initial period of the period over which demand must be met.</w:delText>
+        </w:r>
+      </w:del>
     </w:p>
     <w:p>
       <w:pPr>
         <w:pStyle w:val="NRELHead03Numbered"/>
       </w:pPr>
-      <w:bookmarkStart w:id="129" w:name="_Toc179465212"/>
+      <w:bookmarkStart w:id="131" w:name="_Toc179465212"/>
       <w:r>
         <w:t>Technology Costs</w:t>
       </w:r>
-      <w:bookmarkEnd w:id="129"/>
+      <w:bookmarkEnd w:id="131"/>
     </w:p>
     <w:p>
       <w:pPr>
         <w:pStyle w:val="NRELBodyText"/>
       </w:pPr>
       <w:r>
-        <w:t>CAPEX and fixed OPEX for all technologies are specified as a single, per-unit overnight CAPEX and per-unit annual OPEX cost (e.g., $/kW and $/kW-year for electrolyzers). Because it is a linear model, HYPSTAT does not allow for non-linear CAPEX relationships or varying CAPEX values at different sizes to account for economies of scale. The exception to this is pipeline transmission: because pipeline costs are highly non-linear with scale, we have developed an approach using a linear approximation of costs that can include a non-zero y-intercept. This represents pipelines as having a single, fixed CAPEX that is incurred if the pipeline is constructed, regardless of size, plus an additional CAPEX adder that is dependent on the pipeline scale. Note that we consider pipeline scale based on flow (e.g., kg/hr of hydrogen), not on diameter since diameter scales non-linearly with volume of flow. We find this to be a good approximation for pipeline costs:</w:t>
+        <w:t xml:space="preserve">CAPEX and fixed OPEX for all technologies are specified as a single, per-unit overnight CAPEX and per-unit annual OPEX cost (e.g., $/kW and $/kW-year for electrolyzers). Because it is a linear model, HYPSTAT does not allow for non-linear CAPEX relationships or varying CAPEX values at different sizes to account for economies of scale. The exception to this is pipeline transmission: because pipeline costs are highly non-linear with scale, we have developed an approach using a linear approximation of costs that can include a non-zero y-intercept. This represents pipelines as having a single, fixed CAPEX that is incurred if the pipeline is constructed, regardless of size, plus an additional CAPEX adder that is dependent on the pipeline scale. Note that we consider pipeline </w:t>
+      </w:r>
+      <w:proofErr w:type="gramStart"/>
+      <w:r>
+        <w:t>scale</w:t>
+      </w:r>
+      <w:proofErr w:type="gramEnd"/>
+      <w:r>
+        <w:t xml:space="preserve"> based on flow (e.g., kg/</w:t>
+      </w:r>
+      <w:proofErr w:type="spellStart"/>
+      <w:r>
+        <w:t>hr</w:t>
+      </w:r>
+      <w:proofErr w:type="spellEnd"/>
+      <w:r>
+        <w:t xml:space="preserve"> of hydrogen), not on diameter since diameter scales non-linearly with volume of flow. We find this to be a good approximation for pipeline costs:</w:t>
       </w:r>
     </w:p>
     <w:p>
@@ -8512,12 +8971,12 @@
       <w:pPr>
         <w:pStyle w:val="NRELFigureCaption"/>
       </w:pPr>
-      <w:bookmarkStart w:id="130" w:name="_Toc263697387"/>
-      <w:bookmarkStart w:id="131" w:name="_Toc291052379"/>
-      <w:bookmarkStart w:id="132" w:name="_Toc346798624"/>
-      <w:bookmarkStart w:id="133" w:name="_Toc352071641"/>
-      <w:bookmarkStart w:id="134" w:name="_Toc352748106"/>
-      <w:bookmarkStart w:id="135" w:name="_Toc97540172"/>
+      <w:bookmarkStart w:id="132" w:name="_Toc263697387"/>
+      <w:bookmarkStart w:id="133" w:name="_Toc291052379"/>
+      <w:bookmarkStart w:id="134" w:name="_Toc346798624"/>
+      <w:bookmarkStart w:id="135" w:name="_Toc352071641"/>
+      <w:bookmarkStart w:id="136" w:name="_Toc352748106"/>
+      <w:bookmarkStart w:id="137" w:name="_Toc97540172"/>
       <w:r>
         <w:t xml:space="preserve">Figure </w:t>
       </w:r>
@@ -8554,12 +9013,12 @@
       <w:r>
         <w:t xml:space="preserve">. </w:t>
       </w:r>
-      <w:bookmarkEnd w:id="130"/>
-      <w:bookmarkEnd w:id="131"/>
       <w:bookmarkEnd w:id="132"/>
       <w:bookmarkEnd w:id="133"/>
       <w:bookmarkEnd w:id="134"/>
       <w:bookmarkEnd w:id="135"/>
+      <w:bookmarkEnd w:id="136"/>
+      <w:bookmarkEnd w:id="137"/>
       <w:r>
         <w:t>Approximation of pipeline costs used in HYPSTAT</w:t>
       </w:r>
@@ -8579,18 +9038,18 @@
       <w:r>
         <w:t xml:space="preserve">HYPSTAT does not currently support variable OPEX for hydrogen production, since variable OPEX on a per kg basis is inevitable given fixed production to meet the given hydrogen demand </w:t>
       </w:r>
-      <w:commentRangeStart w:id="136"/>
+      <w:commentRangeStart w:id="138"/>
       <w:r>
         <w:t>(i.e., this variable OPEX would not affect the optimization results</w:t>
       </w:r>
-      <w:commentRangeEnd w:id="136"/>
+      <w:commentRangeEnd w:id="138"/>
       <w:r>
         <w:rPr>
           <w:rStyle w:val="CommentReference"/>
           <w:rFonts w:eastAsia="Times New Roman"/>
           <w:color w:val="auto"/>
         </w:rPr>
-        <w:commentReference w:id="136"/>
+        <w:commentReference w:id="138"/>
       </w:r>
       <w:r>
         <w:t>). We recommend that the user adds in or considers variable OPEX for hydrogen production in output processing steps for analyzing results.</w:t>
@@ -8600,29 +9059,45 @@
       <w:pPr>
         <w:pStyle w:val="NRELHead03Numbered"/>
       </w:pPr>
-      <w:bookmarkStart w:id="137" w:name="_Toc179465213"/>
+      <w:bookmarkStart w:id="139" w:name="_Toc179465213"/>
       <w:r>
         <w:t>Imports and Exports</w:t>
       </w:r>
-      <w:bookmarkEnd w:id="137"/>
+      <w:bookmarkEnd w:id="139"/>
     </w:p>
     <w:p>
       <w:pPr>
         <w:pStyle w:val="NRELBodyText"/>
       </w:pPr>
       <w:r>
-        <w:t>HYPSTAT also allows for imports and exports in limited capacities, to allow for flexibility in a hydrogen system. Imports and exports are specified by volume limits: i.e., a maximum amount of allowed imports or minimum amount of exports that must be met. By default, there are no costs or values associated with imports and exports in the objective function, though these could be added to the objective function code by the user if desired. The user can specify which nodes (if any) imports and/or exports occur from. Note that import capabilities have been rigorously tested; export capabilities are based on the same dynamics as imports but have not been rigorously tested.</w:t>
+        <w:t xml:space="preserve">HYPSTAT also allows for imports and exports in limited capacities, to allow for flexibility in a hydrogen system. Imports and exports are specified by volume limits: i.e., </w:t>
+      </w:r>
+      <w:proofErr w:type="gramStart"/>
+      <w:r>
+        <w:t>a maximum amount</w:t>
+      </w:r>
+      <w:proofErr w:type="gramEnd"/>
+      <w:r>
+        <w:t xml:space="preserve"> of allowed imports or minimum </w:t>
+      </w:r>
+      <w:proofErr w:type="gramStart"/>
+      <w:r>
+        <w:t>amount</w:t>
+      </w:r>
+      <w:proofErr w:type="gramEnd"/>
+      <w:r>
+        <w:t xml:space="preserve"> of exports that must be met. By default, there are no costs or values associated with imports and exports in the objective function, though these could be added to the objective function code by the user if desired. The user can specify which nodes (if any) imports and/or exports occur from. Note that import capabilities have been rigorously tested; export capabilities are based on the same dynamics as imports but have not been rigorously tested.</w:t>
       </w:r>
     </w:p>
     <w:p>
       <w:pPr>
         <w:pStyle w:val="NRELHead03Numbered"/>
       </w:pPr>
-      <w:bookmarkStart w:id="138" w:name="_Toc179465214"/>
+      <w:bookmarkStart w:id="140" w:name="_Toc179465214"/>
       <w:r>
         <w:t>System Outputs</w:t>
       </w:r>
-      <w:bookmarkEnd w:id="138"/>
+      <w:bookmarkEnd w:id="140"/>
     </w:p>
     <w:p>
       <w:pPr>
@@ -8669,32 +9144,52 @@
         <w:pStyle w:val="NRELBullet02"/>
       </w:pPr>
       <w:r>
-        <w:t>Electricity generation and curtailment for each technology at each node in each time period</w:t>
-      </w:r>
+        <w:t xml:space="preserve">Electricity generation and curtailment for each technology at each node in each </w:t>
+      </w:r>
+      <w:proofErr w:type="gramStart"/>
+      <w:r>
+        <w:t>time period</w:t>
+      </w:r>
+      <w:proofErr w:type="gramEnd"/>
     </w:p>
     <w:p>
       <w:pPr>
         <w:pStyle w:val="NRELBullet02"/>
       </w:pPr>
       <w:r>
-        <w:t>Hydrogen production at each node in each time period</w:t>
-      </w:r>
+        <w:t xml:space="preserve">Hydrogen production at each node in each </w:t>
+      </w:r>
+      <w:proofErr w:type="gramStart"/>
+      <w:r>
+        <w:t>time period</w:t>
+      </w:r>
+      <w:proofErr w:type="gramEnd"/>
     </w:p>
     <w:p>
       <w:pPr>
         <w:pStyle w:val="NRELBullet02"/>
       </w:pPr>
       <w:r>
-        <w:t>Injections and withdrawals from storage at each node in each time period</w:t>
-      </w:r>
+        <w:t xml:space="preserve">Injections and withdrawals from storage at each node in each </w:t>
+      </w:r>
+      <w:proofErr w:type="gramStart"/>
+      <w:r>
+        <w:t>time period</w:t>
+      </w:r>
+      <w:proofErr w:type="gramEnd"/>
     </w:p>
     <w:p>
       <w:pPr>
         <w:pStyle w:val="NRELBullet02"/>
       </w:pPr>
       <w:r>
-        <w:t>The amount of stored hydrogen (storage level) at each node in each time period</w:t>
-      </w:r>
+        <w:t xml:space="preserve">The amount of stored hydrogen (storage level) at each node in each </w:t>
+      </w:r>
+      <w:proofErr w:type="gramStart"/>
+      <w:r>
+        <w:t>time period</w:t>
+      </w:r>
+      <w:proofErr w:type="gramEnd"/>
     </w:p>
     <w:p>
       <w:pPr>
@@ -8702,33 +9197,51 @@
       </w:pPr>
       <w:r>
         <w:lastRenderedPageBreak/>
-        <w:t>Hydrogen flows via pipeline and via truck transmission for each link in each time period</w:t>
-      </w:r>
+        <w:t xml:space="preserve">Hydrogen flows via pipeline and via truck transmission for each link in each </w:t>
+      </w:r>
+      <w:proofErr w:type="gramStart"/>
+      <w:r>
+        <w:t>time period</w:t>
+      </w:r>
+      <w:proofErr w:type="gramEnd"/>
     </w:p>
     <w:p>
       <w:pPr>
         <w:pStyle w:val="NRELBullet02"/>
       </w:pPr>
       <w:r>
-        <w:t>The amounts of imports and exports at each node in each time period</w:t>
-      </w:r>
+        <w:t xml:space="preserve">The amounts of imports and exports at each node in each </w:t>
+      </w:r>
+      <w:proofErr w:type="gramStart"/>
+      <w:r>
+        <w:t>time period</w:t>
+      </w:r>
+      <w:proofErr w:type="gramEnd"/>
     </w:p>
     <w:p>
       <w:pPr>
         <w:pStyle w:val="NRELBullet02"/>
         <w:rPr>
-          <w:del w:id="139" w:author="Li, Yijin" w:date="2024-12-11T12:43:00Z" w16du:dateUtc="2024-12-11T20:43:00Z"/>
+          <w:del w:id="141" w:author="Li, Yijin" w:date="2024-12-11T12:43:00Z" w16du:dateUtc="2024-12-11T20:43:00Z"/>
         </w:rPr>
       </w:pPr>
-      <w:ins w:id="140" w:author="Li, Yijin" w:date="2024-12-11T12:43:00Z" w16du:dateUtc="2024-12-11T20:43:00Z">
-        <w:r>
-          <w:t>The extent to which demand is met at each node in each time period (to verify if input demand is fully satisfied or to track when flexible demands are met).</w:t>
+      <w:ins w:id="142" w:author="Li, Yijin" w:date="2024-12-11T12:43:00Z" w16du:dateUtc="2024-12-11T20:43:00Z">
+        <w:r>
+          <w:t xml:space="preserve">The extent to which demand is met at each node in each </w:t>
+        </w:r>
+        <w:proofErr w:type="gramStart"/>
+        <w:r>
+          <w:t>time period</w:t>
+        </w:r>
+        <w:proofErr w:type="gramEnd"/>
+        <w:r>
+          <w:t xml:space="preserve"> (to verify if input demand is fully satisfied or to track when flexible demands are met).</w:t>
         </w:r>
         <w:r>
           <w:t xml:space="preserve"> </w:t>
         </w:r>
       </w:ins>
-      <w:del w:id="141" w:author="Li, Yijin" w:date="2024-12-11T12:43:00Z" w16du:dateUtc="2024-12-11T20:43:00Z">
+      <w:del w:id="143" w:author="Li, Yijin" w:date="2024-12-11T12:43:00Z" w16du:dateUtc="2024-12-11T20:43:00Z">
         <w:r>
           <w:delText>How much demand is met at each node in each time period (to verify that input demand is met, or to see when demand is met in the case of flexible demands)</w:delText>
         </w:r>
@@ -8739,27 +9252,40 @@
         <w:pStyle w:val="NRELBullet02"/>
       </w:pPr>
       <w:r>
-        <w:t>If there is unserved hydrogen (i.e., demand that is impossible to meet) or excess hydrogen produced at any node in any time period</w:t>
-      </w:r>
+        <w:t xml:space="preserve">If there is unserved hydrogen (i.e., demand that is impossible to meet) or excess hydrogen produced at any node in any </w:t>
+      </w:r>
+      <w:proofErr w:type="gramStart"/>
+      <w:r>
+        <w:t>time period</w:t>
+      </w:r>
+      <w:proofErr w:type="gramEnd"/>
     </w:p>
     <w:p>
       <w:pPr>
         <w:pStyle w:val="NRELHead03Numbered"/>
       </w:pPr>
-      <w:bookmarkStart w:id="142" w:name="_Toc179465215"/>
+      <w:bookmarkStart w:id="144" w:name="_Toc179465215"/>
       <w:r>
         <w:t>Recommended Scope</w:t>
       </w:r>
-      <w:bookmarkEnd w:id="142"/>
+      <w:bookmarkEnd w:id="144"/>
     </w:p>
     <w:p>
       <w:pPr>
         <w:pStyle w:val="NRELBodyText"/>
       </w:pPr>
       <w:r>
-        <w:t xml:space="preserve">HYPSTAT models the hydrogen system at a time resolution which can be flexibly specified by the user. While this is flexible, HYPSTAT was designed to be modeled at a granular level in order to capture intra-year storage dynamics. HYPSTAT is also designed to model systems for a full year, but it can be set up to run for shorter model time windows (e.g., for quick solves and testing). </w:t>
-      </w:r>
-      <w:ins w:id="143" w:author="Li, Yijin" w:date="2024-12-11T12:45:00Z" w16du:dateUtc="2024-12-11T20:45:00Z">
+        <w:t xml:space="preserve">HYPSTAT models the hydrogen system at a time resolution which can be flexibly specified by the user. While this is flexible, HYPSTAT was designed to be modeled at a granular level </w:t>
+      </w:r>
+      <w:proofErr w:type="gramStart"/>
+      <w:r>
+        <w:t>in order to</w:t>
+      </w:r>
+      <w:proofErr w:type="gramEnd"/>
+      <w:r>
+        <w:t xml:space="preserve"> capture intra-year storage dynamics. HYPSTAT is also designed to model systems for a full year, but it can be set up to run for shorter model time windows (e.g., for quick solves and testing). </w:t>
+      </w:r>
+      <w:ins w:id="145" w:author="Li, Yijin" w:date="2024-12-11T12:45:00Z" w16du:dateUtc="2024-12-11T20:45:00Z">
         <w:r>
           <w:t xml:space="preserve">In theory, HYPSTAT could be set up to </w:t>
         </w:r>
@@ -8770,12 +9296,12 @@
           <w:t xml:space="preserve"> periods longer than a year, but this has not been tested.</w:t>
         </w:r>
       </w:ins>
-      <w:ins w:id="144" w:author="Li, Yijin" w:date="2024-12-11T12:46:00Z" w16du:dateUtc="2024-12-11T20:46:00Z">
+      <w:ins w:id="146" w:author="Li, Yijin" w:date="2024-12-11T12:46:00Z" w16du:dateUtc="2024-12-11T20:46:00Z">
         <w:r>
           <w:t xml:space="preserve"> </w:t>
         </w:r>
       </w:ins>
-      <w:del w:id="145" w:author="Li, Yijin" w:date="2024-12-11T12:45:00Z" w16du:dateUtc="2024-12-11T20:45:00Z">
+      <w:del w:id="147" w:author="Li, Yijin" w:date="2024-12-11T12:45:00Z" w16du:dateUtc="2024-12-11T20:45:00Z">
         <w:r>
           <w:delText>In theory, it could be set up to run for more than a year, but this has not been tested.</w:delText>
         </w:r>
@@ -8788,12 +9314,12 @@
       <w:r>
         <w:t>While HYPSTAT is inherently flexible for the scope and scale of the systems it represents, we recommend limiting the scope to roughly these ranges</w:t>
       </w:r>
-      <w:ins w:id="146" w:author="Li, Yijin" w:date="2024-12-11T12:46:00Z" w16du:dateUtc="2024-12-11T20:46:00Z">
+      <w:ins w:id="148" w:author="Li, Yijin" w:date="2024-12-11T12:46:00Z" w16du:dateUtc="2024-12-11T20:46:00Z">
         <w:r>
           <w:t xml:space="preserve"> </w:t>
         </w:r>
       </w:ins>
-      <w:ins w:id="147" w:author="Li, Yijin" w:date="2024-12-11T12:48:00Z" w16du:dateUtc="2024-12-11T20:48:00Z">
+      <w:ins w:id="149" w:author="Li, Yijin" w:date="2024-12-11T12:48:00Z" w16du:dateUtc="2024-12-11T20:48:00Z">
         <w:r>
           <w:t xml:space="preserve">for a single HYPSTAT run. However, multiple runs can be submitted either in parallel </w:t>
         </w:r>
@@ -9148,19 +9674,27 @@
         <w:pStyle w:val="NRELBodyText"/>
       </w:pPr>
       <w:r>
-        <w:t>In our experience, models formulated within these bounds solve on the scale of hours or less using a high-performance computing system and a good solver (e.g., Gurobi). HYPSTAT could easily represent a smaller system, which may solve even faster. HYPSTAT could represent a larger system, but this has the potential to create very long and impractical solve times. Note that there are also many inherent design parameters of the system that can be independent of system size that may affect solve times (often related to the ease of meeting demand: for example, a system with significant flexible imports typically solves much faster than the same system when imports are restricted). Depending on these factors, a system in the above size/scope ranges could solve much faster or slower than expected.</w:t>
+        <w:t xml:space="preserve">In our experience, models formulated within these bounds solve on the scale of hours or less using a high-performance computing system and a good solver (e.g., </w:t>
+      </w:r>
+      <w:proofErr w:type="spellStart"/>
+      <w:r>
+        <w:t>Gurobi</w:t>
+      </w:r>
+      <w:proofErr w:type="spellEnd"/>
+      <w:r>
+        <w:t>). HYPSTAT could easily represent a smaller system, which may solve even faster. HYPSTAT could represent a larger system, but this has the potential to create very long and impractical solve times. Note that there are also many inherent design parameters of the system that can be independent of system size that may affect solve times (often related to the ease of meeting demand: for example, a system with significant flexible imports typically solves much faster than the same system when imports are restricted). Depending on these factors, a system in the above size/scope ranges could solve much faster or slower than expected.</w:t>
       </w:r>
     </w:p>
     <w:p>
       <w:pPr>
         <w:pStyle w:val="NRELHead02Numbered"/>
       </w:pPr>
-      <w:bookmarkStart w:id="148" w:name="_Toc179465216"/>
+      <w:bookmarkStart w:id="150" w:name="_Toc179465216"/>
       <w:r>
         <w:lastRenderedPageBreak/>
         <w:t>Workflow</w:t>
       </w:r>
-      <w:bookmarkEnd w:id="148"/>
+      <w:bookmarkEnd w:id="150"/>
     </w:p>
     <w:p>
       <w:pPr>
@@ -9177,7 +9711,7 @@
       <w:r>
         <w:t xml:space="preserve">HYPSTAT’s default way of solving a problem involves a two-step process which </w:t>
       </w:r>
-      <w:del w:id="149" w:author="Li, Yijin" w:date="2024-12-11T16:23:00Z" w16du:dateUtc="2024-12-12T00:23:00Z">
+      <w:del w:id="151" w:author="Li, Yijin" w:date="2024-12-11T16:23:00Z" w16du:dateUtc="2024-12-12T00:23:00Z">
         <w:r>
           <w:delText xml:space="preserve">actually </w:delText>
         </w:r>
@@ -9190,7 +9724,7 @@
       <w:pPr>
         <w:pStyle w:val="NRELHead03Numbered"/>
       </w:pPr>
-      <w:bookmarkStart w:id="150" w:name="_Toc179465217"/>
+      <w:bookmarkStart w:id="152" w:name="_Toc179465217"/>
       <w:r>
         <w:t xml:space="preserve">Input </w:t>
       </w:r>
@@ -9200,7 +9734,7 @@
       <w:r>
         <w:t>andling</w:t>
       </w:r>
-      <w:bookmarkEnd w:id="150"/>
+      <w:bookmarkEnd w:id="152"/>
     </w:p>
     <w:p>
       <w:pPr>
@@ -9218,7 +9752,15 @@
         <w:t>Inputs</w:t>
       </w:r>
       <w:r>
-        <w:t xml:space="preserve"> section below for more detail. The user calls the ‘load_inputs’ method of the class to read in the proper inputs from the YAML and relevant files and process them into appropriate inputs for HYPSTAT. Some of the key processing steps that occur are:</w:t>
+        <w:t xml:space="preserve"> section below for more detail. The user calls the ‘</w:t>
+      </w:r>
+      <w:proofErr w:type="spellStart"/>
+      <w:r>
+        <w:t>load_inputs</w:t>
+      </w:r>
+      <w:proofErr w:type="spellEnd"/>
+      <w:r>
+        <w:t>’ method of the class to read in the proper inputs from the YAML and relevant files and process them into appropriate inputs for HYPSTAT. Some of the key processing steps that occur are:</w:t>
       </w:r>
     </w:p>
     <w:p>
@@ -9236,12 +9778,12 @@
       <w:r>
         <w:t>The electricity generation and hydrogen storage technologies</w:t>
       </w:r>
-      <w:ins w:id="151" w:author="Li, Yijin" w:date="2024-12-11T16:25:00Z" w16du:dateUtc="2024-12-12T00:25:00Z">
+      <w:ins w:id="153" w:author="Li, Yijin" w:date="2024-12-11T16:25:00Z" w16du:dateUtc="2024-12-12T00:25:00Z">
         <w:r>
           <w:t xml:space="preserve"> </w:t>
         </w:r>
       </w:ins>
-      <w:del w:id="152" w:author="Li, Yijin" w:date="2024-12-11T16:25:00Z" w16du:dateUtc="2024-12-12T00:25:00Z">
+      <w:del w:id="154" w:author="Li, Yijin" w:date="2024-12-11T16:25:00Z" w16du:dateUtc="2024-12-12T00:25:00Z">
         <w:r>
           <w:delText xml:space="preserve"> which are considered </w:delText>
         </w:r>
@@ -9263,7 +9805,15 @@
         <w:pStyle w:val="NRELBullet01"/>
       </w:pPr>
       <w:r>
-        <w:t>Relevant quantities (annual costs, import and export limits) are scaled based on the length of the model window (for runs more or less than one year: e.g., for a 6-month model window, technologies should only incur half of their annual costs in the objective function).</w:t>
+        <w:t xml:space="preserve">Relevant quantities (annual costs, import and export limits) are scaled based on the length of the model window (for </w:t>
+      </w:r>
+      <w:proofErr w:type="gramStart"/>
+      <w:r>
+        <w:t>runs</w:t>
+      </w:r>
+      <w:proofErr w:type="gramEnd"/>
+      <w:r>
+        <w:t xml:space="preserve"> more or less than one year: e.g., for a 6-month model window, technologies should only incur half of their annual costs in the objective function).</w:t>
       </w:r>
     </w:p>
     <w:p>
@@ -9292,7 +9842,23 @@
           <w:b/>
           <w:bCs/>
         </w:rPr>
-        <w:t>. This can be useful, e.g., to have inputs specified hourly but easy ability to change the model to coarser resolution (e.g., 2-hourly) to achieve a faster solve time.</w:t>
+        <w:t xml:space="preserve">. This can be useful, e.g., to have </w:t>
+      </w:r>
+      <w:proofErr w:type="gramStart"/>
+      <w:r>
+        <w:rPr>
+          <w:b/>
+          <w:bCs/>
+        </w:rPr>
+        <w:t>inputs</w:t>
+      </w:r>
+      <w:proofErr w:type="gramEnd"/>
+      <w:r>
+        <w:rPr>
+          <w:b/>
+          <w:bCs/>
+        </w:rPr>
+        <w:t xml:space="preserve"> specified hourly but easy ability to change the model to coarser resolution (e.g., 2-hourly) to achieve a faster solve time.</w:t>
       </w:r>
     </w:p>
     <w:p>
@@ -9316,7 +9882,7 @@
       <w:pPr>
         <w:pStyle w:val="NRELHead03Numbered"/>
       </w:pPr>
-      <w:bookmarkStart w:id="153" w:name="_Toc179465218"/>
+      <w:bookmarkStart w:id="155" w:name="_Toc179465218"/>
       <w:r>
         <w:t xml:space="preserve">Model </w:t>
       </w:r>
@@ -9326,14 +9892,38 @@
       <w:r>
         <w:t>ormulation</w:t>
       </w:r>
-      <w:bookmarkEnd w:id="153"/>
+      <w:bookmarkEnd w:id="155"/>
     </w:p>
     <w:p>
       <w:pPr>
         <w:pStyle w:val="NRELBodyText"/>
       </w:pPr>
       <w:r>
-        <w:t xml:space="preserve">Model formulation is broken into two steps in HYPSTAT. First, the model loads index sets, parameters, and variables into the Pyomo optimization formulation via the load_model method. Next, HYPSTAT formulates the optimization problem with appropriate constraints and the objective function via the load_constraints method. From a high level, the constraints define the behavior of generation, production, storage, and transmission technologies based on physical principles, input constraints, and mass balances. The constraints also ensure that hydrogen </w:t>
+        <w:t xml:space="preserve">Model formulation is broken into two steps in HYPSTAT. First, the model loads index sets, parameters, and variables into the </w:t>
+      </w:r>
+      <w:proofErr w:type="spellStart"/>
+      <w:r>
+        <w:t>Pyomo</w:t>
+      </w:r>
+      <w:proofErr w:type="spellEnd"/>
+      <w:r>
+        <w:t xml:space="preserve"> optimization formulation via the </w:t>
+      </w:r>
+      <w:proofErr w:type="spellStart"/>
+      <w:r>
+        <w:t>load_model</w:t>
+      </w:r>
+      <w:proofErr w:type="spellEnd"/>
+      <w:r>
+        <w:t xml:space="preserve"> method. Next, HYPSTAT formulates the optimization problem with appropriate constraints and the objective function via the </w:t>
+      </w:r>
+      <w:proofErr w:type="spellStart"/>
+      <w:r>
+        <w:t>load_constraints</w:t>
+      </w:r>
+      <w:proofErr w:type="spellEnd"/>
+      <w:r>
+        <w:t xml:space="preserve"> method. From a high level, the constraints define the behavior of generation, production, storage, and transmission technologies based on physical principles, input constraints, and mass balances. The constraints also ensure that hydrogen </w:t>
       </w:r>
       <w:r>
         <w:lastRenderedPageBreak/>
@@ -9344,7 +9934,7 @@
       <w:pPr>
         <w:pStyle w:val="NRELHead03Numbered"/>
       </w:pPr>
-      <w:bookmarkStart w:id="154" w:name="_Toc179465219"/>
+      <w:bookmarkStart w:id="156" w:name="_Toc179465219"/>
       <w:r>
         <w:t xml:space="preserve">Solving the </w:t>
       </w:r>
@@ -9354,14 +9944,54 @@
       <w:r>
         <w:t>odel</w:t>
       </w:r>
-      <w:bookmarkEnd w:id="154"/>
+      <w:bookmarkEnd w:id="156"/>
     </w:p>
     <w:p>
       <w:pPr>
         <w:pStyle w:val="NRELBodyText"/>
       </w:pPr>
       <w:r>
-        <w:t>The model solves via the solve_model method. This method is passed a string identifier for the solver which determines which solver Pyomo tries to use to solve the optimization problem. Currently, only GLPK and Gurobi are supported, but we encourage users to simply program their own lines or edit how the Pyomo SolverFactory object is created to use the solver of their choice.</w:t>
+        <w:t xml:space="preserve">The model solves via the </w:t>
+      </w:r>
+      <w:proofErr w:type="spellStart"/>
+      <w:r>
+        <w:t>solve_model</w:t>
+      </w:r>
+      <w:proofErr w:type="spellEnd"/>
+      <w:r>
+        <w:t xml:space="preserve"> method. This method is passed a string identifier for the solver which determines which solver </w:t>
+      </w:r>
+      <w:proofErr w:type="spellStart"/>
+      <w:r>
+        <w:t>Pyomo</w:t>
+      </w:r>
+      <w:proofErr w:type="spellEnd"/>
+      <w:r>
+        <w:t xml:space="preserve"> tries to use to solve the optimization problem. Currently, only GLPK and </w:t>
+      </w:r>
+      <w:proofErr w:type="spellStart"/>
+      <w:r>
+        <w:t>Gurobi</w:t>
+      </w:r>
+      <w:proofErr w:type="spellEnd"/>
+      <w:r>
+        <w:t xml:space="preserve"> are supported, but we encourage users to simply program their own lines or edit how the </w:t>
+      </w:r>
+      <w:proofErr w:type="spellStart"/>
+      <w:r>
+        <w:t>Pyomo</w:t>
+      </w:r>
+      <w:proofErr w:type="spellEnd"/>
+      <w:r>
+        <w:t xml:space="preserve"> </w:t>
+      </w:r>
+      <w:proofErr w:type="spellStart"/>
+      <w:r>
+        <w:t>SolverFactory</w:t>
+      </w:r>
+      <w:proofErr w:type="spellEnd"/>
+      <w:r>
+        <w:t xml:space="preserve"> object is created to use the solver of their choice.</w:t>
       </w:r>
     </w:p>
     <w:p>
@@ -9369,7 +9999,79 @@
         <w:pStyle w:val="NRELBodyText"/>
       </w:pPr>
       <w:r>
-        <w:t>A key parameter which is passed to the load_inputs, load_model, load_constraints, and solve_model methods is the boolean parameter ‘optimize_pipelines’. This refers to whether or not the locations of pipelines are specifically optimized in the model from options specified in the inputs; or whether pipeline locations are fixed going into the model solve. Note that this only refers the locations of pipelines, i.e., where pipelines are and aren’t built—</w:t>
+        <w:t xml:space="preserve">A key parameter which is passed to the </w:t>
+      </w:r>
+      <w:proofErr w:type="spellStart"/>
+      <w:r>
+        <w:t>load_inputs</w:t>
+      </w:r>
+      <w:proofErr w:type="spellEnd"/>
+      <w:r>
+        <w:t xml:space="preserve">, </w:t>
+      </w:r>
+      <w:proofErr w:type="spellStart"/>
+      <w:r>
+        <w:t>load_model</w:t>
+      </w:r>
+      <w:proofErr w:type="spellEnd"/>
+      <w:r>
+        <w:t xml:space="preserve">, </w:t>
+      </w:r>
+      <w:proofErr w:type="spellStart"/>
+      <w:r>
+        <w:t>load_constraints</w:t>
+      </w:r>
+      <w:proofErr w:type="spellEnd"/>
+      <w:r>
+        <w:t xml:space="preserve">, and </w:t>
+      </w:r>
+      <w:proofErr w:type="spellStart"/>
+      <w:r>
+        <w:t>solve_model</w:t>
+      </w:r>
+      <w:proofErr w:type="spellEnd"/>
+      <w:r>
+        <w:t xml:space="preserve"> methods is the </w:t>
+      </w:r>
+      <w:proofErr w:type="spellStart"/>
+      <w:r>
+        <w:t>boolean</w:t>
+      </w:r>
+      <w:proofErr w:type="spellEnd"/>
+      <w:r>
+        <w:t xml:space="preserve"> parameter ‘</w:t>
+      </w:r>
+      <w:proofErr w:type="spellStart"/>
+      <w:r>
+        <w:t>optimize_</w:t>
+      </w:r>
+      <w:proofErr w:type="gramStart"/>
+      <w:r>
+        <w:t>pipelines</w:t>
+      </w:r>
+      <w:proofErr w:type="spellEnd"/>
+      <w:r>
+        <w:t>’</w:t>
+      </w:r>
+      <w:proofErr w:type="gramEnd"/>
+      <w:r>
+        <w:t xml:space="preserve">. This refers to </w:t>
+      </w:r>
+      <w:proofErr w:type="gramStart"/>
+      <w:r>
+        <w:t>whether or not</w:t>
+      </w:r>
+      <w:proofErr w:type="gramEnd"/>
+      <w:r>
+        <w:t xml:space="preserve"> the locations of pipelines are specifically optimized in the model from options specified in the inputs; or whether pipeline locations are fixed going into the model solve. Note that this only </w:t>
+      </w:r>
+      <w:proofErr w:type="gramStart"/>
+      <w:r>
+        <w:t>refers</w:t>
+      </w:r>
+      <w:proofErr w:type="gramEnd"/>
+      <w:r>
+        <w:t xml:space="preserve"> the locations of pipelines, i.e., where pipelines are and aren’t built—</w:t>
       </w:r>
       <w:r>
         <w:rPr>
@@ -9384,7 +10086,23 @@
         <w:pStyle w:val="NRELBodyText"/>
       </w:pPr>
       <w:r>
-        <w:t>If optimize_pipelines is set to True, HYPSTAT is formulated in its mixed-integer mode with a set of binary variables which represent whether or not a pipeline exists at each link. These binary variables are used to better capture the non-linearity of pipeline capital costs. However, they can complicate the model solve significantly and lead to much longer solve times.</w:t>
+        <w:t xml:space="preserve">If </w:t>
+      </w:r>
+      <w:proofErr w:type="spellStart"/>
+      <w:r>
+        <w:t>optimize_pipelines</w:t>
+      </w:r>
+      <w:proofErr w:type="spellEnd"/>
+      <w:r>
+        <w:t xml:space="preserve"> is set to True, HYPSTAT is formulated in its mixed-integer mode with a set of binary variables which represent </w:t>
+      </w:r>
+      <w:proofErr w:type="gramStart"/>
+      <w:r>
+        <w:t>whether or not</w:t>
+      </w:r>
+      <w:proofErr w:type="gramEnd"/>
+      <w:r>
+        <w:t xml:space="preserve"> a pipeline exists at each link. These binary variables are used to better capture the non-linearity of pipeline capital costs. However, they can complicate the model solve significantly and lead to much longer solve times.</w:t>
       </w:r>
     </w:p>
     <w:p>
@@ -9392,25 +10110,57 @@
         <w:pStyle w:val="NRELBodyText"/>
       </w:pPr>
       <w:r>
-        <w:t>If optimize_pipelines is set to False, HYPSTAT is formulated in its fully linear mode without these binary variables and every link incurs the fixed capital expense for building a pipeline there, regardless of whether a pipeline exists. Because of this, this cost is unavoidable and becomes a fixed adder on the objective function and has no impact on the optimization. (Note that this makes the value of the optimization function not accurately representative of total annual system costs in these cases.) Pipelines effectively only incur linearly-scaling capital and fixed operating costs from the variable size component. If pipeline locations are not properly constrained, this can result in impractically small pipelines which would be very expensive in reality, though HYPSTAT sees only a small fraction of their capital costs. However, the avoidance of binary variables allows for a fully linear formulation of the optimization problem which typically solves much faster. This mode is recommended if the user has a good idea of where pipelines should be built. It could also be used iteratively by successively restricting pipeline locations in the inputs where the optimal size identified by the model is below a certain threshold.</w:t>
+        <w:t xml:space="preserve">If </w:t>
+      </w:r>
+      <w:proofErr w:type="spellStart"/>
+      <w:r>
+        <w:t>optimize_pipelines</w:t>
+      </w:r>
+      <w:proofErr w:type="spellEnd"/>
+      <w:r>
+        <w:t xml:space="preserve"> is set to False, HYPSTAT is formulated in its fully linear mode without these binary variables and every link incurs the fixed capital expense for building a pipeline there, regardless of whether a pipeline exists. Because of this, this cost is unavoidable and becomes a fixed adder on the objective function and has no impact on the optimization. (Note that this makes the value of the optimization function not accurately representative of total annual system costs in these cases.) Pipelines effectively only incur linearly-</w:t>
+      </w:r>
+      <w:proofErr w:type="gramStart"/>
+      <w:r>
+        <w:t>scaling</w:t>
+      </w:r>
+      <w:proofErr w:type="gramEnd"/>
+      <w:r>
+        <w:t xml:space="preserve"> capital and fixed operating costs from the variable size component. If pipeline locations are not properly constrained, this can result in impractically small pipelines which would be very expensive in reality, though HYPSTAT sees only a small fraction of their capital costs. However, the avoidance of binary variables allows for a fully linear formulation of the optimization problem which typically solves much faster. This mode is recommended if the user has a good idea of where pipelines should be built. It could also be used iteratively by successively restricting pipeline locations in the inputs where the optimal size identified by the model is below a certain threshold.</w:t>
       </w:r>
     </w:p>
     <w:p>
       <w:pPr>
         <w:pStyle w:val="NRELHead03Numbered"/>
       </w:pPr>
-      <w:bookmarkStart w:id="155" w:name="_Toc179465220"/>
+      <w:bookmarkStart w:id="157" w:name="_Toc179465220"/>
       <w:r>
         <w:t>Recommended Two-Step Solve Process</w:t>
       </w:r>
-      <w:bookmarkEnd w:id="155"/>
+      <w:bookmarkEnd w:id="157"/>
     </w:p>
     <w:p>
       <w:pPr>
         <w:pStyle w:val="NRELBodyText"/>
       </w:pPr>
       <w:r>
-        <w:t>For scenarios where the optimal location of pipelines is an important question, we have developed a recommended methodology and streamlined approach in HYPSTAT to address this while attempting to reduce solve times. We recommend loading and solving the model twice: first using a mixed-integer optimization with optimize_pipelines set to True but with a coarser time resolution—e.g., daily—then using a fully linear optimization with optimize_pipelines set to False with a finer time resolution, e.g., 1-2 hourly. The second optimization utilizes the locations of pipelines identified in the first optimization.</w:t>
+        <w:t xml:space="preserve">For scenarios where the optimal location of pipelines is an important question, we have developed a recommended methodology and streamlined approach in HYPSTAT to address this while attempting to reduce solve times. We recommend loading and solving the model twice: first using a mixed-integer optimization with </w:t>
+      </w:r>
+      <w:proofErr w:type="spellStart"/>
+      <w:r>
+        <w:t>optimize_pipelines</w:t>
+      </w:r>
+      <w:proofErr w:type="spellEnd"/>
+      <w:r>
+        <w:t xml:space="preserve"> set to True but with a coarser time resolution—e.g., daily—then using a fully linear optimization with </w:t>
+      </w:r>
+      <w:proofErr w:type="spellStart"/>
+      <w:r>
+        <w:t>optimize_pipelines</w:t>
+      </w:r>
+      <w:proofErr w:type="spellEnd"/>
+      <w:r>
+        <w:t xml:space="preserve"> set to False with a finer time resolution, e.g., 1-2 hourly. The second optimization utilizes the locations of pipelines identified in the first optimization.</w:t>
       </w:r>
     </w:p>
     <w:p>
@@ -9451,14 +10201,62 @@
         <w:pStyle w:val="NRELBodyText"/>
       </w:pPr>
       <w:r>
-        <w:t xml:space="preserve">The approach is coded into the model directly via the two_step_solve method. This method runs both iterations and retrieves the locations of pipelines using the Pipeline_Exists model variable between the first and second solve. These are passed to the second model solve during input loading via the Pipeline_Exists parameter of the load_inputs method. When this parameter is not None (its default), it overrides pipeline inputs to disallow any pipeline links that do not exist in the Pipeline_Exists parameter. (This parameter could be used outside of the two-step solve strategy as a Pandas Series with pipeline links for the index and values of 0 or 1 for if a pipeline is not constructed or constructed, if the user wanted to control pipeline locations for a solve with optimize_pipelines set to False without modifying underlying input parameters.) </w:t>
+        <w:t xml:space="preserve">The approach is coded into the model directly via the </w:t>
+      </w:r>
+      <w:proofErr w:type="spellStart"/>
+      <w:r>
+        <w:t>two_step_solve</w:t>
+      </w:r>
+      <w:proofErr w:type="spellEnd"/>
+      <w:r>
+        <w:t xml:space="preserve"> method. This method runs both iterations and retrieves the locations of pipelines using the </w:t>
+      </w:r>
+      <w:proofErr w:type="spellStart"/>
+      <w:r>
+        <w:t>Pipeline_Exists</w:t>
+      </w:r>
+      <w:proofErr w:type="spellEnd"/>
+      <w:r>
+        <w:t xml:space="preserve"> model variable between the first and second solve. These are passed to the second model solve during input loading via the </w:t>
+      </w:r>
+      <w:proofErr w:type="spellStart"/>
+      <w:r>
+        <w:t>Pipeline_Exists</w:t>
+      </w:r>
+      <w:proofErr w:type="spellEnd"/>
+      <w:r>
+        <w:t xml:space="preserve"> parameter of the </w:t>
+      </w:r>
+      <w:proofErr w:type="spellStart"/>
+      <w:r>
+        <w:t>load_inputs</w:t>
+      </w:r>
+      <w:proofErr w:type="spellEnd"/>
+      <w:r>
+        <w:t xml:space="preserve"> method. When this parameter is not None (its default), it overrides pipeline inputs to disallow any pipeline links that do not exist in the </w:t>
+      </w:r>
+      <w:proofErr w:type="spellStart"/>
+      <w:r>
+        <w:t>Pipeline_Exists</w:t>
+      </w:r>
+      <w:proofErr w:type="spellEnd"/>
+      <w:r>
+        <w:t xml:space="preserve"> parameter. (This parameter could be used outside of the two-step solve strategy as a Pandas Series with pipeline links for the index and values of 0 or 1 for if a pipeline is not constructed or constructed, if the user wanted to control pipeline locations for a solve with </w:t>
+      </w:r>
+      <w:proofErr w:type="spellStart"/>
+      <w:r>
+        <w:t>optimize_pipelines</w:t>
+      </w:r>
+      <w:proofErr w:type="spellEnd"/>
+      <w:r>
+        <w:t xml:space="preserve"> set to False without modifying underlying input parameters.) </w:t>
       </w:r>
     </w:p>
     <w:p>
       <w:pPr>
         <w:pStyle w:val="NRELHead03Numbered"/>
       </w:pPr>
-      <w:bookmarkStart w:id="156" w:name="_Toc179465221"/>
+      <w:bookmarkStart w:id="158" w:name="_Toc179465221"/>
       <w:r>
         <w:t xml:space="preserve">Writing </w:t>
       </w:r>
@@ -9468,14 +10266,30 @@
       <w:r>
         <w:t>utputs</w:t>
       </w:r>
-      <w:bookmarkEnd w:id="156"/>
+      <w:bookmarkEnd w:id="158"/>
     </w:p>
     <w:p>
       <w:pPr>
         <w:pStyle w:val="NRELBodyText"/>
       </w:pPr>
       <w:r>
-        <w:t xml:space="preserve">After solving, the optimal result is contained in the Pyomo model object within the HYPSTAT object. These outputs can be written to a series of CSV files (described in the </w:t>
+        <w:t xml:space="preserve">After solving, the optimal result is contained in the </w:t>
+      </w:r>
+      <w:proofErr w:type="spellStart"/>
+      <w:r>
+        <w:t>Pyomo</w:t>
+      </w:r>
+      <w:proofErr w:type="spellEnd"/>
+      <w:r>
+        <w:t xml:space="preserve"> model object within the HYPSTAT object. These outputs can be written </w:t>
+      </w:r>
+      <w:proofErr w:type="gramStart"/>
+      <w:r>
+        <w:t>to</w:t>
+      </w:r>
+      <w:proofErr w:type="gramEnd"/>
+      <w:r>
+        <w:t xml:space="preserve"> a series of CSV files (described in the </w:t>
       </w:r>
       <w:r>
         <w:rPr>
@@ -9486,7 +10300,23 @@
         <w:t>Outputs</w:t>
       </w:r>
       <w:r>
-        <w:t xml:space="preserve"> section) with the write_outputs method, which takes a path to a folder as an argument. If that folder does not exist, it will create it; if the folder does exist, HYPSTAT will ask the user if the results should overwrite contents in the folder, be written to a new directory specified by the user, or not written to any files.</w:t>
+        <w:t xml:space="preserve"> section) with the </w:t>
+      </w:r>
+      <w:proofErr w:type="spellStart"/>
+      <w:r>
+        <w:t>write_outputs</w:t>
+      </w:r>
+      <w:proofErr w:type="spellEnd"/>
+      <w:r>
+        <w:t xml:space="preserve"> method, which takes a path to a folder as an argument. If that folder does not exist, it will create it; if the folder does exist, HYPSTAT will ask the user if the results should overwrite contents in the folder, be written to a new directory specified by the </w:t>
+      </w:r>
+      <w:proofErr w:type="gramStart"/>
+      <w:r>
+        <w:t>user, or</w:t>
+      </w:r>
+      <w:proofErr w:type="gramEnd"/>
+      <w:r>
+        <w:t xml:space="preserve"> not written to any files.</w:t>
       </w:r>
     </w:p>
     <w:p>
@@ -9498,29 +10328,39 @@
       <w:pPr>
         <w:pStyle w:val="NRELHead02Numbered"/>
       </w:pPr>
-      <w:bookmarkStart w:id="157" w:name="_Toc179465222"/>
+      <w:bookmarkStart w:id="159" w:name="_Toc179465222"/>
+      <w:proofErr w:type="gramStart"/>
       <w:r>
         <w:t>Inputs</w:t>
       </w:r>
-      <w:bookmarkEnd w:id="157"/>
+      <w:bookmarkEnd w:id="159"/>
+      <w:proofErr w:type="gramEnd"/>
     </w:p>
     <w:p>
       <w:pPr>
         <w:pStyle w:val="NRELBodyText"/>
       </w:pPr>
       <w:r>
-        <w:t>HYPSTAT inputs are contained in a YAML file with scenario information and a set of files containing detailed inputs for costs, demand and supply profiles, and network design. We recommend organizing the input files as shown in the Sample Case Study or similar, but ultimately they can be organized in any way as long as the file paths are correctly specified in the YAML file.</w:t>
+        <w:t xml:space="preserve">HYPSTAT inputs are contained in a YAML file with scenario information and a set of files containing detailed inputs for costs, demand and supply profiles, and network design. We recommend organizing the input files as shown in the Sample Case Study or similar, but </w:t>
+      </w:r>
+      <w:proofErr w:type="gramStart"/>
+      <w:r>
+        <w:t>ultimately</w:t>
+      </w:r>
+      <w:proofErr w:type="gramEnd"/>
+      <w:r>
+        <w:t xml:space="preserve"> they can be organized in any way as long as the file paths are correctly specified in the YAML file.</w:t>
       </w:r>
     </w:p>
     <w:p>
       <w:pPr>
         <w:pStyle w:val="NRELHead03Numbered"/>
       </w:pPr>
-      <w:bookmarkStart w:id="158" w:name="_Toc179465223"/>
+      <w:bookmarkStart w:id="160" w:name="_Toc179465223"/>
       <w:r>
         <w:t>YAML File</w:t>
       </w:r>
-      <w:bookmarkEnd w:id="158"/>
+      <w:bookmarkEnd w:id="160"/>
     </w:p>
     <w:p>
       <w:pPr>
@@ -9543,8 +10383,13 @@
       <w:pPr>
         <w:pStyle w:val="NRELBullet01"/>
       </w:pPr>
-      <w:r>
-        <w:t>analysis_year (int): the year to be modeled. Used for ease of setting up analyses with multiple years (inputs can be formatted</w:t>
+      <w:proofErr w:type="spellStart"/>
+      <w:r>
+        <w:t>analysis_year</w:t>
+      </w:r>
+      <w:proofErr w:type="spellEnd"/>
+      <w:r>
+        <w:t xml:space="preserve"> (int): the year to be modeled. Used for ease of setting up analyses with multiple years (inputs can be formatted</w:t>
       </w:r>
       <w:r>
         <w:t xml:space="preserve"> to capture multiple years instead of needing entire sets of inputs for each year).</w:t>
@@ -9562,16 +10407,26 @@
       <w:pPr>
         <w:pStyle w:val="NRELBullet01"/>
       </w:pPr>
-      <w:r>
-        <w:t>max_imports_ratio (float): the fraction of the total hydrogen demand which can be met with imports</w:t>
+      <w:proofErr w:type="spellStart"/>
+      <w:r>
+        <w:t>max_imports_ratio</w:t>
+      </w:r>
+      <w:proofErr w:type="spellEnd"/>
+      <w:r>
+        <w:t xml:space="preserve"> (float): the fraction of the total hydrogen demand which can be met with imports</w:t>
       </w:r>
     </w:p>
     <w:p>
       <w:pPr>
         <w:pStyle w:val="NRELBullet01"/>
       </w:pPr>
-      <w:r>
-        <w:t>import_nodes (list): the</w:t>
+      <w:proofErr w:type="spellStart"/>
+      <w:r>
+        <w:t>import_nodes</w:t>
+      </w:r>
+      <w:proofErr w:type="spellEnd"/>
+      <w:r>
+        <w:t xml:space="preserve"> (list): the</w:t>
       </w:r>
       <w:r>
         <w:t xml:space="preserve"> list of nodes which are allowed to import hydrogen</w:t>
@@ -9581,32 +10436,52 @@
       <w:pPr>
         <w:pStyle w:val="NRELBullet01"/>
       </w:pPr>
-      <w:r>
-        <w:t>min_exports_ratio (float): the minimum amount of hydrogen that must be exported, as a fraction of total demand (exports are additive to demand and not considered part of demand, i.e., they can be met flexibly at any time)</w:t>
+      <w:proofErr w:type="spellStart"/>
+      <w:r>
+        <w:t>min_exports_ratio</w:t>
+      </w:r>
+      <w:proofErr w:type="spellEnd"/>
+      <w:r>
+        <w:t xml:space="preserve"> (float): the minimum amount of hydrogen that must be exported, as a fraction of total demand (exports are additive to demand and not considered part of demand, i.e., they can be met flexibly at any time)</w:t>
       </w:r>
     </w:p>
     <w:p>
       <w:pPr>
         <w:pStyle w:val="NRELBullet01"/>
       </w:pPr>
-      <w:r>
-        <w:t>export_nodes (list): the list of nodes which are allowed to export hydrogen</w:t>
+      <w:proofErr w:type="spellStart"/>
+      <w:r>
+        <w:t>export_nodes</w:t>
+      </w:r>
+      <w:proofErr w:type="spellEnd"/>
+      <w:r>
+        <w:t xml:space="preserve"> (list): the list of nodes which are allowed to export hydrogen</w:t>
       </w:r>
     </w:p>
     <w:p>
       <w:pPr>
         <w:pStyle w:val="NRELBullet01"/>
       </w:pPr>
-      <w:r>
-        <w:t>overserved_cost (int or float): the cost per kg of overserved hydrogen</w:t>
+      <w:proofErr w:type="spellStart"/>
+      <w:r>
+        <w:t>overserved_cost</w:t>
+      </w:r>
+      <w:proofErr w:type="spellEnd"/>
+      <w:r>
+        <w:t xml:space="preserve"> (int or float): the cost per kg of overserved hydrogen</w:t>
       </w:r>
     </w:p>
     <w:p>
       <w:pPr>
         <w:pStyle w:val="NRELBullet01"/>
       </w:pPr>
-      <w:r>
-        <w:t>unserved_cost (int or float): the cost per kg of unserved hydrogen</w:t>
+      <w:proofErr w:type="spellStart"/>
+      <w:r>
+        <w:t>unserved_cost</w:t>
+      </w:r>
+      <w:proofErr w:type="spellEnd"/>
+      <w:r>
+        <w:t xml:space="preserve"> (int or float): the cost per kg of unserved hydrogen</w:t>
       </w:r>
     </w:p>
     <w:p>
@@ -9629,16 +10504,34 @@
       <w:pPr>
         <w:pStyle w:val="NRELBullet01"/>
       </w:pPr>
-      <w:r>
-        <w:t>coarse_resolution (int): the time resolution in hours for a run in which pipelines are optimized with binary variables</w:t>
+      <w:proofErr w:type="spellStart"/>
+      <w:r>
+        <w:t>coarse_resolution</w:t>
+      </w:r>
+      <w:proofErr w:type="spellEnd"/>
+      <w:r>
+        <w:t xml:space="preserve"> (int): the time resolution in hours for a run in which pipelines are optimized with binary variables</w:t>
       </w:r>
     </w:p>
     <w:p>
       <w:pPr>
         <w:pStyle w:val="NRELBullet01"/>
       </w:pPr>
-      <w:r>
-        <w:t>fine_resolution (int): the time resolution in hours for a run in which pipeline locations are not optimized and the model is fully linear</w:t>
+      <w:proofErr w:type="spellStart"/>
+      <w:r>
+        <w:t>fine_resolution</w:t>
+      </w:r>
+      <w:proofErr w:type="spellEnd"/>
+      <w:r>
+        <w:t xml:space="preserve"> (int): the time resolution in hours for a </w:t>
+      </w:r>
+      <w:proofErr w:type="gramStart"/>
+      <w:r>
+        <w:t>run in</w:t>
+      </w:r>
+      <w:proofErr w:type="gramEnd"/>
+      <w:r>
+        <w:t xml:space="preserve"> which pipeline locations are not optimized and the model is fully linear</w:t>
       </w:r>
     </w:p>
     <w:p>
@@ -9646,10 +10539,42 @@
         <w:pStyle w:val="NRELBodyText"/>
       </w:pPr>
       <w:r>
-        <w:t xml:space="preserve">Two particular parameters of note are unserved_cost and overserved_cost. </w:t>
-      </w:r>
-      <w:r>
-        <w:t>We recommend giving unserved hydrogen a very high cost (e.g., $1,000/kg). This is essentially a modeling tool to prevent infeasibility in the model, but at such a cost unserved hydrogen should never be used by the model to close the mass balance unless it is impossible otherwise. Overserved hydrogen is also given a cost—for example, an approximation of the cost of storing excess hydrogen—which should in almost all cases prevent the model from using it, since it should have the option to simply curtail electricity for free. For advanced use of the model, the costs for unserved and overserved hydrogen could be adjusted (or even made negative to give a value to overserved hydrogen) to test system dynamics such as how much excess capacity might be worth building, or how expensive it is to meet certain hydrogen demands.</w:t>
+        <w:t xml:space="preserve">Two </w:t>
+      </w:r>
+      <w:proofErr w:type="gramStart"/>
+      <w:r>
+        <w:t>particular parameters</w:t>
+      </w:r>
+      <w:proofErr w:type="gramEnd"/>
+      <w:r>
+        <w:t xml:space="preserve"> of note are </w:t>
+      </w:r>
+      <w:proofErr w:type="spellStart"/>
+      <w:r>
+        <w:t>unserved_cost</w:t>
+      </w:r>
+      <w:proofErr w:type="spellEnd"/>
+      <w:r>
+        <w:t xml:space="preserve"> and </w:t>
+      </w:r>
+      <w:proofErr w:type="spellStart"/>
+      <w:r>
+        <w:t>overserved_cost</w:t>
+      </w:r>
+      <w:proofErr w:type="spellEnd"/>
+      <w:r>
+        <w:t xml:space="preserve">. </w:t>
+      </w:r>
+      <w:r>
+        <w:t xml:space="preserve">We recommend giving unserved hydrogen a very high cost (e.g., $1,000/kg). This is essentially a modeling tool to prevent infeasibility in the model, but at such a cost unserved hydrogen should never be used by the model to close the mass balance unless it is impossible otherwise. Overserved hydrogen is also given a </w:t>
+      </w:r>
+      <w:proofErr w:type="gramStart"/>
+      <w:r>
+        <w:t>cost—</w:t>
+      </w:r>
+      <w:proofErr w:type="gramEnd"/>
+      <w:r>
+        <w:t>for example, an approximation of the cost of storing excess hydrogen—which should in almost all cases prevent the model from using it, since it should have the option to simply curtail electricity for free. For advanced use of the model, the costs for unserved and overserved hydrogen could be adjusted (or even made negative to give a value to overserved hydrogen) to test system dynamics such as how much excess capacity might be worth building, or how expensive it is to meet certain hydrogen demands.</w:t>
       </w:r>
     </w:p>
     <w:p>
@@ -9664,16 +10589,34 @@
       <w:pPr>
         <w:pStyle w:val="NRELBullet01"/>
       </w:pPr>
-      <w:r>
-        <w:t>gen_techs (list): the list of electricity generation technologies to be considered</w:t>
+      <w:proofErr w:type="spellStart"/>
+      <w:r>
+        <w:t>gen_techs</w:t>
+      </w:r>
+      <w:proofErr w:type="spellEnd"/>
+      <w:r>
+        <w:t xml:space="preserve"> (list): the list of electricity generation technologies to be considered</w:t>
       </w:r>
     </w:p>
     <w:p>
       <w:pPr>
         <w:pStyle w:val="NRELBullet01"/>
       </w:pPr>
-      <w:r>
-        <w:t>stor_techs( list): the list of hydrogen storage technologies to be considered</w:t>
+      <w:proofErr w:type="spellStart"/>
+      <w:r>
+        <w:t>stor_</w:t>
+      </w:r>
+      <w:proofErr w:type="gramStart"/>
+      <w:r>
+        <w:t>techs</w:t>
+      </w:r>
+      <w:proofErr w:type="spellEnd"/>
+      <w:r>
+        <w:t>( list</w:t>
+      </w:r>
+      <w:proofErr w:type="gramEnd"/>
+      <w:r>
+        <w:t>): the list of hydrogen storage technologies to be considered</w:t>
       </w:r>
     </w:p>
     <w:p>
@@ -9689,14 +10632,22 @@
         <w:pStyle w:val="NRELBodyText"/>
       </w:pPr>
       <w:r>
-        <w:t>Lastly, the YAML contains the file or folder paths for the other necessary inputs, specified in the next section.</w:t>
+        <w:t xml:space="preserve">Lastly, the YAML contains the file or folder paths for the other necessary </w:t>
+      </w:r>
+      <w:proofErr w:type="gramStart"/>
+      <w:r>
+        <w:t>inputs,</w:t>
+      </w:r>
+      <w:proofErr w:type="gramEnd"/>
+      <w:r>
+        <w:t xml:space="preserve"> specified in the next section.</w:t>
       </w:r>
     </w:p>
     <w:p>
       <w:pPr>
         <w:pStyle w:val="NRELHead03Numbered"/>
       </w:pPr>
-      <w:bookmarkStart w:id="159" w:name="_Toc179465224"/>
+      <w:bookmarkStart w:id="161" w:name="_Toc179465224"/>
       <w:r>
         <w:t xml:space="preserve">Individual </w:t>
       </w:r>
@@ -9712,14 +10663,19 @@
       <w:r>
         <w:t>iles</w:t>
       </w:r>
-      <w:bookmarkEnd w:id="159"/>
+      <w:bookmarkEnd w:id="161"/>
     </w:p>
     <w:p>
       <w:pPr>
         <w:pStyle w:val="NRELBodyText"/>
       </w:pPr>
-      <w:r>
-        <w:t xml:space="preserve">The majority of inputs are noted in a set of files, described below, which the YAML file references. Note that many files (e.g., for cost inputs) contain a column for year. HYPSTAT can </w:t>
+      <w:proofErr w:type="gramStart"/>
+      <w:r>
+        <w:t>The majority of</w:t>
+      </w:r>
+      <w:proofErr w:type="gramEnd"/>
+      <w:r>
+        <w:t xml:space="preserve"> inputs are noted in a set of files, described below, which the YAML file references. Note that many files (e.g., for cost inputs) contain a column for year. HYPSTAT can </w:t>
       </w:r>
       <w:r>
         <w:lastRenderedPageBreak/>
@@ -9747,7 +10703,23 @@
         <w:t>D</w:t>
       </w:r>
       <w:r>
-        <w:t xml:space="preserve">emand is specified in a CSV file. Use the ‘DemandFile’ option for this in the YAML file. The demand file should contain columns for the node, time period, and hydrogen demand in that period, as shown below. All nodes and time periods must have a corresponding row, even if there is no demand—any omission will cause an indexing error. </w:t>
+        <w:t>emand is specified in a CSV file. Use the ‘</w:t>
+      </w:r>
+      <w:proofErr w:type="spellStart"/>
+      <w:r>
+        <w:t>DemandFile</w:t>
+      </w:r>
+      <w:proofErr w:type="spellEnd"/>
+      <w:r>
+        <w:t xml:space="preserve">’ option for this in the YAML file. The demand file should contain columns for the node, </w:t>
+      </w:r>
+      <w:proofErr w:type="gramStart"/>
+      <w:r>
+        <w:t>time period</w:t>
+      </w:r>
+      <w:proofErr w:type="gramEnd"/>
+      <w:r>
+        <w:t xml:space="preserve">, and hydrogen demand in that period, as shown below. All nodes and time periods must have a corresponding row, even if there is no demand—any omission will cause an indexing error. </w:t>
       </w:r>
       <w:r>
         <w:rPr>
@@ -9846,7 +10818,29 @@
                 <w:sz w:val="20"/>
                 <w:szCs w:val="20"/>
               </w:rPr>
-              <w:t>h2_demand[kg/hr]</w:t>
+              <w:t>h2_demand[kg/</w:t>
+            </w:r>
+            <w:proofErr w:type="spellStart"/>
+            <w:r>
+              <w:rPr>
+                <w:rFonts w:ascii="Arial" w:hAnsi="Arial" w:cs="Arial"/>
+                <w:b/>
+                <w:bCs/>
+                <w:sz w:val="20"/>
+                <w:szCs w:val="20"/>
+              </w:rPr>
+              <w:t>hr</w:t>
+            </w:r>
+            <w:proofErr w:type="spellEnd"/>
+            <w:r>
+              <w:rPr>
+                <w:rFonts w:ascii="Arial" w:hAnsi="Arial" w:cs="Arial"/>
+                <w:b/>
+                <w:bCs/>
+                <w:sz w:val="20"/>
+                <w:szCs w:val="20"/>
+              </w:rPr>
+              <w:t>]</w:t>
             </w:r>
           </w:p>
         </w:tc>
@@ -10311,7 +11305,15 @@
         <w:t>G</w:t>
       </w:r>
       <w:r>
-        <w:t xml:space="preserve">eneration profiles for electricity generation technologies are input as a directory containing individual files for each technology, location, and year. The directory is specified with the ‘ProfilesDir’ option. The directory should contain a file for each allowed node, technology, and year option. </w:t>
+        <w:t>eneration profiles for electricity generation technologies are input as a directory containing individual files for each technology, location, and year. The directory is specified with the ‘</w:t>
+      </w:r>
+      <w:proofErr w:type="spellStart"/>
+      <w:r>
+        <w:t>ProfilesDir</w:t>
+      </w:r>
+      <w:proofErr w:type="spellEnd"/>
+      <w:r>
+        <w:t xml:space="preserve">’ option. The directory should contain a file for each allowed node, technology, and year option. </w:t>
       </w:r>
       <w:r>
         <w:rPr>
@@ -10321,7 +11323,15 @@
         <w:t>Note that this is currently how allowed technology options are set in HYPSTAT</w:t>
       </w:r>
       <w:r>
-        <w:t>. If a node cannot build a certain technology, it should not have a file in the profile directory. These files must be named ‘&lt;tech&gt;_Node_&lt;node name&gt;_&lt;year&gt;.csv’ (&lt;&gt; indicates a variable for different techs, nodes, and years). Each file must be formatted to contain the 8760 production profile of kWh of generation in each hour per kW of capacity. The columns are used to specify multiple tranches of a technology/resource at a single zone. Rows should correspond to each hour and column headers should note the maximum available capacity in that tranche in kW. (Values in the index column are ultimately ignored.)</w:t>
+        <w:t xml:space="preserve">. If a node cannot build a certain technology, it should not have a file in the profile directory. These files must be named ‘&lt;tech&gt;_Node_&lt;node name&gt;_&lt;year&gt;.csv’ (&lt;&gt; indicates a variable for different techs, nodes, and years). Each file must be formatted to contain the </w:t>
+      </w:r>
+      <w:proofErr w:type="gramStart"/>
+      <w:r>
+        <w:t>8760 production</w:t>
+      </w:r>
+      <w:proofErr w:type="gramEnd"/>
+      <w:r>
+        <w:t xml:space="preserve"> profile of kWh of generation in each hour per kW of capacity. The columns are used to specify multiple tranches of a technology/resource at a single zone. Rows should correspond to each hour and column headers should note the maximum available capacity in that tranche in kW. (Values in the index column are ultimately ignored.)</w:t>
       </w:r>
     </w:p>
     <w:tbl>
@@ -10853,18 +11863,31 @@
         <w:t>T</w:t>
       </w:r>
       <w:r>
-        <w:t xml:space="preserve">he network file is one of the more complex input files, specified with the ‘NetworkFile’ field. It specifies potential links between nodes, which transmission technologies are allowed, maximum capacities for each link and technology, and distances between links for each transmission technology. It should be formatted as shown below. Note that the link distances here are only used to calculate costs based on per-km cost inputs for truck and pipeline transmission. This is to facilitate easy set-up with actual network distances. However, distances can also be used to scale transmission costs for different links (e.g., if a particular pipeline link is more expensive due to difficult terrain, the user could artificially increase its pipeline distance). A note about link </w:t>
-      </w:r>
-      <w:r>
-        <w:lastRenderedPageBreak/>
-        <w:t>names: links are referred to by strings denoting which nodes they connect, e.g., ‘A to B’. The model by default uses the separator ‘ to</w:t>
-      </w:r>
-      <w:r>
-        <w:t xml:space="preserve"> ’</w:t>
-      </w:r>
-      <w:r>
-        <w:t>, but this could be overridden if desired by passing a different separator to the get_link_flow_direction function.</w:t>
-      </w:r>
+        <w:t>he network file is one of the more complex input files, specified with the ‘</w:t>
+      </w:r>
+      <w:proofErr w:type="spellStart"/>
+      <w:r>
+        <w:t>NetworkFile</w:t>
+      </w:r>
+      <w:proofErr w:type="spellEnd"/>
+      <w:r>
+        <w:t xml:space="preserve">’ field. It specifies potential links between nodes, which transmission technologies are allowed, maximum capacities for each link and technology, and distances between links for each transmission technology. It should be formatted as shown below. Note that the link distances here are only used to calculate costs based on per-km cost inputs for truck and pipeline transmission. This is to facilitate easy set-up with actual network distances. However, distances can also be used to scale transmission costs for different links (e.g., if a particular pipeline link is more expensive due to difficult terrain, the user could artificially increase its pipeline distance). </w:t>
+      </w:r>
+      <w:del w:id="162" w:author="Brauch, Joe" w:date="2025-01-31T12:24:00Z" w16du:dateUtc="2025-01-31T17:24:00Z">
+        <w:r>
+          <w:delText xml:space="preserve">A note about link </w:delText>
+        </w:r>
+        <w:r>
+          <w:lastRenderedPageBreak/>
+          <w:delText>names: links are referred to by strings denoting which nodes they connect, e.g., ‘A to B’. The model by default uses the separator ‘ to</w:delText>
+        </w:r>
+        <w:r>
+          <w:delText xml:space="preserve"> ’</w:delText>
+        </w:r>
+        <w:r>
+          <w:delText>, but this could be overridden if desired by passing a different separator to the get_link_flow_direction function.</w:delText>
+        </w:r>
+      </w:del>
     </w:p>
     <w:tbl>
       <w:tblPr>
@@ -11124,27 +12147,9 @@
                 <w:sz w:val="20"/>
                 <w:szCs w:val="20"/>
               </w:rPr>
-              <w:t>Pipeline max capacity [kg/hr]</w:t>
-            </w:r>
-          </w:p>
-        </w:tc>
-        <w:tc>
-          <w:tcPr>
-            <w:tcW w:w="984" w:type="dxa"/>
-            <w:vAlign w:val="bottom"/>
-          </w:tcPr>
-          <w:p>
-            <w:pPr>
-              <w:pStyle w:val="ListParagraph"/>
-              <w:ind w:left="0"/>
-              <w:rPr>
-                <w:rFonts w:ascii="Arial" w:hAnsi="Arial" w:cs="Arial"/>
-                <w:b/>
-                <w:bCs/>
-                <w:sz w:val="20"/>
-                <w:szCs w:val="20"/>
-              </w:rPr>
-            </w:pPr>
+              <w:t>Pipeline max capacity [kg/</w:t>
+            </w:r>
+            <w:proofErr w:type="spellStart"/>
             <w:r>
               <w:rPr>
                 <w:rFonts w:ascii="Arial" w:hAnsi="Arial" w:cs="Arial"/>
@@ -11154,7 +12159,73 @@
                 <w:sz w:val="20"/>
                 <w:szCs w:val="20"/>
               </w:rPr>
-              <w:t>Truck max capacity [kg/hr]</w:t>
+              <w:t>hr</w:t>
+            </w:r>
+            <w:proofErr w:type="spellEnd"/>
+            <w:r>
+              <w:rPr>
+                <w:rFonts w:ascii="Arial" w:hAnsi="Arial" w:cs="Arial"/>
+                <w:b/>
+                <w:bCs/>
+                <w:color w:val="000000"/>
+                <w:sz w:val="20"/>
+                <w:szCs w:val="20"/>
+              </w:rPr>
+              <w:t>]</w:t>
+            </w:r>
+          </w:p>
+        </w:tc>
+        <w:tc>
+          <w:tcPr>
+            <w:tcW w:w="984" w:type="dxa"/>
+            <w:vAlign w:val="bottom"/>
+          </w:tcPr>
+          <w:p>
+            <w:pPr>
+              <w:pStyle w:val="ListParagraph"/>
+              <w:ind w:left="0"/>
+              <w:rPr>
+                <w:rFonts w:ascii="Arial" w:hAnsi="Arial" w:cs="Arial"/>
+                <w:b/>
+                <w:bCs/>
+                <w:sz w:val="20"/>
+                <w:szCs w:val="20"/>
+              </w:rPr>
+            </w:pPr>
+            <w:r>
+              <w:rPr>
+                <w:rFonts w:ascii="Arial" w:hAnsi="Arial" w:cs="Arial"/>
+                <w:b/>
+                <w:bCs/>
+                <w:color w:val="000000"/>
+                <w:sz w:val="20"/>
+                <w:szCs w:val="20"/>
+              </w:rPr>
+              <w:t>Truck max capacity [kg/</w:t>
+            </w:r>
+            <w:proofErr w:type="spellStart"/>
+            <w:r>
+              <w:rPr>
+                <w:rFonts w:ascii="Arial" w:hAnsi="Arial" w:cs="Arial"/>
+                <w:b/>
+                <w:bCs/>
+                <w:color w:val="000000"/>
+                <w:sz w:val="20"/>
+                <w:szCs w:val="20"/>
+              </w:rPr>
+              <w:t>hr</w:t>
+            </w:r>
+            <w:proofErr w:type="spellEnd"/>
+            <w:r>
+              <w:rPr>
+                <w:rFonts w:ascii="Arial" w:hAnsi="Arial" w:cs="Arial"/>
+                <w:b/>
+                <w:bCs/>
+                <w:color w:val="000000"/>
+                <w:sz w:val="20"/>
+                <w:szCs w:val="20"/>
+              </w:rPr>
+              <w:t>]</w:t>
             </w:r>
           </w:p>
         </w:tc>
@@ -11443,16 +12514,50 @@
         <w:t>S</w:t>
       </w:r>
       <w:r>
-        <w:t>torage constraints and capacity limits are captured in two files, specified by the ‘StorCapacityFile’ and ‘StorLimitsFile’ field. They should be formatted as shown below. StorageCapacityFiles contains capacity limits for each storage technology and each zone, while ‘StorLimitsFile’ contains total capacity constraints for the entire system and limits for how much hydrogen can be charged or discharged per hour, as a fraction of working capacity. Capacity constraints are in kg of working capacity. To not impose a limit on a given capacity or constraint, use ‘inf’.</w:t>
+        <w:t>torage constraints and capacity limits are captured in two files, specified by the ‘</w:t>
+      </w:r>
+      <w:proofErr w:type="spellStart"/>
+      <w:r>
+        <w:t>StorCapacityFile</w:t>
+      </w:r>
+      <w:proofErr w:type="spellEnd"/>
+      <w:r>
+        <w:t>’ and ‘</w:t>
+      </w:r>
+      <w:proofErr w:type="spellStart"/>
+      <w:r>
+        <w:t>StorLimitsFile</w:t>
+      </w:r>
+      <w:proofErr w:type="spellEnd"/>
+      <w:r>
+        <w:t xml:space="preserve">’ field. They should be formatted as shown below. </w:t>
+      </w:r>
+      <w:proofErr w:type="spellStart"/>
+      <w:r>
+        <w:t>StorageCapacityFiles</w:t>
+      </w:r>
+      <w:proofErr w:type="spellEnd"/>
+      <w:r>
+        <w:t xml:space="preserve"> contains capacity limits for each storage technology and each zone, while ‘</w:t>
+      </w:r>
+      <w:proofErr w:type="spellStart"/>
+      <w:r>
+        <w:t>StorLimitsFile</w:t>
+      </w:r>
+      <w:proofErr w:type="spellEnd"/>
+      <w:r>
+        <w:t>’ contains total capacity constraints for the entire system and limits for how much hydrogen can be charged or discharged per hour, as a fraction of working capacity. Capacity constraints are in kg of working capacity. To not impose a limit on a given capacity or constraint, use ‘inf’.</w:t>
       </w:r>
     </w:p>
     <w:p>
       <w:pPr>
         <w:pStyle w:val="NRELHead06"/>
       </w:pPr>
+      <w:proofErr w:type="spellStart"/>
       <w:r>
         <w:t>StorCapacityFile</w:t>
       </w:r>
+      <w:proofErr w:type="spellEnd"/>
     </w:p>
     <w:tbl>
       <w:tblPr>
@@ -11913,9 +13018,11 @@
       <w:pPr>
         <w:pStyle w:val="NRELHead06"/>
       </w:pPr>
+      <w:proofErr w:type="spellStart"/>
       <w:r>
         <w:t>StorLimitsFile</w:t>
       </w:r>
+      <w:proofErr w:type="spellEnd"/>
     </w:p>
     <w:tbl>
       <w:tblPr>
@@ -12377,7 +13484,31 @@
         <w:t>T</w:t>
       </w:r>
       <w:r>
-        <w:t xml:space="preserve">he costs for each of these technologies are contained in files specified in the ‘GenCostFile, ‘StorCostFile’, and ‘ProdCostFile’ fields. They should be formatted as shown below. HYPSTAT supports different cost inputs for different nodes, or the node column can simply read ‘All’ to be applied to all nodes. If a cost is specified for ‘All’ nodes and then also for any number of specific </w:t>
+        <w:t>he costs for each of these technologies are contained in files specified in the ‘</w:t>
+      </w:r>
+      <w:proofErr w:type="spellStart"/>
+      <w:r>
+        <w:t>GenCostFile</w:t>
+      </w:r>
+      <w:proofErr w:type="spellEnd"/>
+      <w:r>
+        <w:t>, ‘</w:t>
+      </w:r>
+      <w:proofErr w:type="spellStart"/>
+      <w:r>
+        <w:t>StorCostFile</w:t>
+      </w:r>
+      <w:proofErr w:type="spellEnd"/>
+      <w:r>
+        <w:t>’, and ‘</w:t>
+      </w:r>
+      <w:proofErr w:type="spellStart"/>
+      <w:r>
+        <w:t>ProdCostFile</w:t>
+      </w:r>
+      <w:proofErr w:type="spellEnd"/>
+      <w:r>
+        <w:t xml:space="preserve">’ fields. They should be formatted as shown below. HYPSTAT supports different cost inputs for different nodes, or the node column can simply read ‘All’ to be applied to all nodes. If a cost is specified for ‘All’ nodes and then also for any number of specific </w:t>
       </w:r>
       <w:r>
         <w:lastRenderedPageBreak/>
@@ -12388,9 +13519,11 @@
       <w:pPr>
         <w:pStyle w:val="NRELHead06"/>
       </w:pPr>
+      <w:proofErr w:type="spellStart"/>
       <w:r>
         <w:t>GenCostFile</w:t>
       </w:r>
+      <w:proofErr w:type="spellEnd"/>
     </w:p>
     <w:tbl>
       <w:tblPr>
@@ -12646,6 +13779,7 @@
                 <w:szCs w:val="20"/>
               </w:rPr>
             </w:pPr>
+            <w:proofErr w:type="spellStart"/>
             <w:r>
               <w:rPr>
                 <w:rFonts w:ascii="Arial" w:hAnsi="Arial" w:cs="Arial"/>
@@ -12654,6 +13788,7 @@
               </w:rPr>
               <w:t>Solar_PV</w:t>
             </w:r>
+            <w:proofErr w:type="spellEnd"/>
           </w:p>
         </w:tc>
         <w:tc>
@@ -12739,9 +13874,11 @@
       <w:pPr>
         <w:pStyle w:val="NRELHead06"/>
       </w:pPr>
+      <w:proofErr w:type="spellStart"/>
       <w:r>
         <w:t>ProdCostFile</w:t>
       </w:r>
+      <w:proofErr w:type="spellEnd"/>
     </w:p>
     <w:tbl>
       <w:tblPr>
@@ -13090,9 +14227,11 @@
       <w:pPr>
         <w:pStyle w:val="NRELHead06"/>
       </w:pPr>
+      <w:proofErr w:type="spellStart"/>
       <w:r>
         <w:t>StorCostFile</w:t>
       </w:r>
+      <w:proofErr w:type="spellEnd"/>
     </w:p>
     <w:tbl>
       <w:tblPr>
@@ -13348,6 +14487,7 @@
                 <w:szCs w:val="20"/>
               </w:rPr>
             </w:pPr>
+            <w:proofErr w:type="spellStart"/>
             <w:r>
               <w:rPr>
                 <w:rFonts w:ascii="Arial" w:hAnsi="Arial" w:cs="Arial"/>
@@ -13356,6 +14496,7 @@
               </w:rPr>
               <w:t>Salt_cavern</w:t>
             </w:r>
+            <w:proofErr w:type="spellEnd"/>
           </w:p>
         </w:tc>
         <w:tc>
@@ -13462,7 +14603,15 @@
         <w:t>I</w:t>
       </w:r>
       <w:r>
-        <w:t xml:space="preserve">f desired, a file or files can be provided for time-variable OPEX for specified electricity generation technologies (e.g., grid electricity). They should be specified under the ‘GenCostProfileFile’ field and then specified using the specific generation technology that they refer to. If files are provided for a given technology, these time-variable OPEX will </w:t>
+        <w:t>f desired, a file or files can be provided for time-variable OPEX for specified electricity generation technologies (e.g., grid electricity). They should be specified under the ‘</w:t>
+      </w:r>
+      <w:proofErr w:type="spellStart"/>
+      <w:r>
+        <w:t>GenCostProfileFile</w:t>
+      </w:r>
+      <w:proofErr w:type="spellEnd"/>
+      <w:r>
+        <w:t xml:space="preserve">’ field and then specified using the specific generation technology that they refer to. If files are provided for a given technology, these time-variable OPEX will </w:t>
       </w:r>
       <w:r>
         <w:rPr>
@@ -13472,7 +14621,15 @@
         <w:t>override</w:t>
       </w:r>
       <w:r>
-        <w:t xml:space="preserve"> the OPEX noted in the ‘GenCostFile’. Files should be formatted as shown below, with 8760 data rows corresponding to each hour of the year. (The actual values of the index column are disregarded.)</w:t>
+        <w:t xml:space="preserve"> the OPEX noted in the ‘</w:t>
+      </w:r>
+      <w:proofErr w:type="spellStart"/>
+      <w:r>
+        <w:t>GenCostFile</w:t>
+      </w:r>
+      <w:proofErr w:type="spellEnd"/>
+      <w:r>
+        <w:t>’. Files should be formatted as shown below, with 8760 data rows corresponding to each hour of the year. (The actual values of the index column are disregarded.)</w:t>
       </w:r>
     </w:p>
     <w:tbl>
@@ -13797,7 +14954,23 @@
         <w:t>T</w:t>
       </w:r>
       <w:r>
-        <w:t xml:space="preserve">he costs for pipelines and trucks are contained in the file specified in the ‘TransCostFile’ field. For now, the inputs must be referred to as ‘Pipeline’ and ‘Truck’ and do not support alternative </w:t>
+        <w:t xml:space="preserve">he costs for pipelines and trucks are </w:t>
+      </w:r>
+      <w:proofErr w:type="gramStart"/>
+      <w:r>
+        <w:t>contained</w:t>
+      </w:r>
+      <w:proofErr w:type="gramEnd"/>
+      <w:r>
+        <w:t xml:space="preserve"> in the file specified in the ‘</w:t>
+      </w:r>
+      <w:proofErr w:type="spellStart"/>
+      <w:r>
+        <w:t>TransCostFile</w:t>
+      </w:r>
+      <w:proofErr w:type="spellEnd"/>
+      <w:r>
+        <w:t xml:space="preserve">’ field. For now, the inputs must be referred to as ‘Pipeline’ and ‘Truck’ and do not support alternative </w:t>
       </w:r>
       <w:r>
         <w:lastRenderedPageBreak/>
@@ -13932,7 +15105,29 @@
                 <w:sz w:val="20"/>
                 <w:szCs w:val="20"/>
               </w:rPr>
-              <w:t>Capacity CAPEX ($/(kg/hr)/km)</w:t>
+              <w:t>Capacity CAPEX ($/(kg/</w:t>
+            </w:r>
+            <w:proofErr w:type="spellStart"/>
+            <w:r>
+              <w:rPr>
+                <w:rFonts w:ascii="Arial" w:hAnsi="Arial" w:cs="Arial"/>
+                <w:b/>
+                <w:bCs/>
+                <w:sz w:val="20"/>
+                <w:szCs w:val="20"/>
+              </w:rPr>
+              <w:t>hr</w:t>
+            </w:r>
+            <w:proofErr w:type="spellEnd"/>
+            <w:r>
+              <w:rPr>
+                <w:rFonts w:ascii="Arial" w:hAnsi="Arial" w:cs="Arial"/>
+                <w:b/>
+                <w:bCs/>
+                <w:sz w:val="20"/>
+                <w:szCs w:val="20"/>
+              </w:rPr>
+              <w:t>)/km)</w:t>
             </w:r>
           </w:p>
         </w:tc>
@@ -14735,7 +15930,15 @@
         <w:t>T</w:t>
       </w:r>
       <w:r>
-        <w:t xml:space="preserve">he field ‘FinancialsFile’ specifies a file which contains recovery times and weighted average costs of capital (WACCs) for each technology. This includes all electricity generation technologies, hydrogen storage technologies, hydrogen production, and pipeline and tank-based transmission. WACC should be input as a floating-point decimal, not a percentage (e.g., for a 10% WACC enter 0.1). Hydrogen production and pipeline transmission must be referred to as </w:t>
+        <w:t>he field ‘</w:t>
+      </w:r>
+      <w:proofErr w:type="spellStart"/>
+      <w:r>
+        <w:t>FinancialsFile</w:t>
+      </w:r>
+      <w:proofErr w:type="spellEnd"/>
+      <w:r>
+        <w:t xml:space="preserve">’ specifies a file which contains recovery times and weighted average costs of capital (WACCs) for each technology. This includes all electricity generation technologies, hydrogen storage technologies, hydrogen production, and pipeline and tank-based transmission. WACC should be input as a floating-point decimal, not a percentage (e.g., for a 10% WACC enter 0.1). Hydrogen production and pipeline transmission must be referred to as </w:t>
       </w:r>
       <w:r>
         <w:t>‘Electrolyzers’ and ‘Pipelines’</w:t>
@@ -14833,6 +16036,7 @@
                 <w:szCs w:val="20"/>
               </w:rPr>
             </w:pPr>
+            <w:proofErr w:type="spellStart"/>
             <w:r>
               <w:rPr>
                 <w:rFonts w:ascii="Arial" w:hAnsi="Arial" w:cs="Arial"/>
@@ -14843,6 +16047,7 @@
               </w:rPr>
               <w:t>Recovery_time</w:t>
             </w:r>
+            <w:proofErr w:type="spellEnd"/>
           </w:p>
         </w:tc>
         <w:tc>
@@ -15502,7 +16707,23 @@
         <w:t>L</w:t>
       </w:r>
       <w:r>
-        <w:t>evelized electricity generation incentives, e.g., a production or investment tax credit, can be captured in HYPSTAT and are input in a file specified by the field ‘IncentiveFile’. It can include an ITC credit (applied to used and curtailed electricity) and a PTC credit (applied to only used electricity). This is for a levelized representation of the ITC; the ITC could also be represented by adjusting the CAPEX or relevant financial parameters. Note that every electricity generation technology must be included, even if the incentives are both 0. It should be formatted as shown below.</w:t>
+        <w:t>evelized electricity generation incentives, e.g., a production or investment tax credit, can be captured in HYPSTAT and are input in a file specified by the field ‘</w:t>
+      </w:r>
+      <w:proofErr w:type="spellStart"/>
+      <w:r>
+        <w:t>IncentiveFile</w:t>
+      </w:r>
+      <w:proofErr w:type="spellEnd"/>
+      <w:r>
+        <w:t xml:space="preserve">’. It can include </w:t>
+      </w:r>
+      <w:proofErr w:type="gramStart"/>
+      <w:r>
+        <w:t>an ITC</w:t>
+      </w:r>
+      <w:proofErr w:type="gramEnd"/>
+      <w:r>
+        <w:t xml:space="preserve"> credit (applied to used and curtailed electricity) and a PTC credit (applied to only used electricity). This is for a levelized representation of the ITC; the ITC could also be represented by adjusting the CAPEX or relevant financial parameters. Note that every electricity generation technology must be included, even if the incentives are both 0. It should be formatted as shown below.</w:t>
       </w:r>
     </w:p>
     <w:tbl>
@@ -15779,6 +17000,7 @@
                 <w:szCs w:val="20"/>
               </w:rPr>
             </w:pPr>
+            <w:proofErr w:type="spellStart"/>
             <w:r>
               <w:rPr>
                 <w:rFonts w:ascii="Arial" w:hAnsi="Arial" w:cs="Arial"/>
@@ -15787,6 +17009,7 @@
               </w:rPr>
               <w:t>Offshore_Wind</w:t>
             </w:r>
+            <w:proofErr w:type="spellEnd"/>
           </w:p>
         </w:tc>
         <w:tc>
@@ -16050,11 +17273,13 @@
       <w:pPr>
         <w:pStyle w:val="NRELHead02Numbered"/>
       </w:pPr>
-      <w:bookmarkStart w:id="160" w:name="_Toc179465225"/>
+      <w:bookmarkStart w:id="163" w:name="_Toc179465225"/>
+      <w:proofErr w:type="gramStart"/>
       <w:r>
         <w:t>Outputs</w:t>
       </w:r>
-      <w:bookmarkEnd w:id="160"/>
+      <w:bookmarkEnd w:id="163"/>
+      <w:proofErr w:type="gramEnd"/>
     </w:p>
     <w:p>
       <w:pPr>
@@ -16071,11 +17296,11 @@
       <w:pPr>
         <w:pStyle w:val="NRELHead03Numbered"/>
       </w:pPr>
-      <w:bookmarkStart w:id="161" w:name="_Toc179465226"/>
+      <w:bookmarkStart w:id="164" w:name="_Toc179465226"/>
       <w:r>
         <w:t>Output Files</w:t>
       </w:r>
-      <w:bookmarkEnd w:id="161"/>
+      <w:bookmarkEnd w:id="164"/>
     </w:p>
     <w:p>
       <w:pPr>
@@ -16226,13 +17451,33 @@
                 <w:szCs w:val="20"/>
               </w:rPr>
             </w:pPr>
-            <w:r>
-              <w:rPr>
-                <w:rFonts w:ascii="Arial" w:hAnsi="Arial" w:cs="Arial"/>
-                <w:sz w:val="20"/>
-                <w:szCs w:val="20"/>
-              </w:rPr>
-              <w:t>ITC.csv</w:t>
+            <w:ins w:id="165" w:author="Brauch, Joe" w:date="2025-01-31T12:25:00Z" w16du:dateUtc="2025-01-31T17:25:00Z">
+              <w:r>
+                <w:rPr>
+                  <w:rFonts w:ascii="Arial" w:hAnsi="Arial" w:cs="Arial"/>
+                  <w:sz w:val="20"/>
+                  <w:szCs w:val="20"/>
+                </w:rPr>
+                <w:t>incentives</w:t>
+              </w:r>
+            </w:ins>
+            <w:del w:id="166" w:author="Brauch, Joe" w:date="2025-01-31T12:25:00Z" w16du:dateUtc="2025-01-31T17:25:00Z">
+              <w:r>
+                <w:rPr>
+                  <w:rFonts w:ascii="Arial" w:hAnsi="Arial" w:cs="Arial"/>
+                  <w:sz w:val="20"/>
+                  <w:szCs w:val="20"/>
+                </w:rPr>
+                <w:delText>ITC</w:delText>
+              </w:r>
+            </w:del>
+            <w:r>
+              <w:rPr>
+                <w:rFonts w:ascii="Arial" w:hAnsi="Arial" w:cs="Arial"/>
+                <w:sz w:val="20"/>
+                <w:szCs w:val="20"/>
+              </w:rPr>
+              <w:t>.csv</w:t>
             </w:r>
           </w:p>
         </w:tc>
@@ -16248,15 +17493,25 @@
                 <w:szCs w:val="20"/>
               </w:rPr>
             </w:pPr>
-            <w:r>
-              <w:rPr>
-                <w:rFonts w:ascii="Arial" w:hAnsi="Arial" w:cs="Arial"/>
-                <w:sz w:val="20"/>
-                <w:szCs w:val="20"/>
-              </w:rPr>
-              <w:t>Reports the value</w:t>
-            </w:r>
-            <w:ins w:id="162" w:author="Brauch, Joe" w:date="2025-01-31T11:53:00Z" w16du:dateUtc="2025-01-31T16:53:00Z">
+            <w:proofErr w:type="gramStart"/>
+            <w:r>
+              <w:rPr>
+                <w:rFonts w:ascii="Arial" w:hAnsi="Arial" w:cs="Arial"/>
+                <w:sz w:val="20"/>
+                <w:szCs w:val="20"/>
+              </w:rPr>
+              <w:t>Reports</w:t>
+            </w:r>
+            <w:proofErr w:type="gramEnd"/>
+            <w:r>
+              <w:rPr>
+                <w:rFonts w:ascii="Arial" w:hAnsi="Arial" w:cs="Arial"/>
+                <w:sz w:val="20"/>
+                <w:szCs w:val="20"/>
+              </w:rPr>
+              <w:t xml:space="preserve"> the value</w:t>
+            </w:r>
+            <w:ins w:id="167" w:author="Brauch, Joe" w:date="2025-01-31T11:53:00Z" w16du:dateUtc="2025-01-31T16:53:00Z">
               <w:r>
                 <w:rPr>
                   <w:rFonts w:ascii="Arial" w:hAnsi="Arial" w:cs="Arial"/>
@@ -16274,7 +17529,7 @@
               </w:rPr>
               <w:t xml:space="preserve"> of the ITC-</w:t>
             </w:r>
-            <w:ins w:id="163" w:author="Brauch, Joe" w:date="2025-01-31T11:53:00Z" w16du:dateUtc="2025-01-31T16:53:00Z">
+            <w:ins w:id="168" w:author="Brauch, Joe" w:date="2025-01-31T11:53:00Z" w16du:dateUtc="2025-01-31T16:53:00Z">
               <w:r>
                 <w:rPr>
                   <w:rFonts w:ascii="Arial" w:hAnsi="Arial" w:cs="Arial"/>
@@ -16292,7 +17547,7 @@
               </w:rPr>
               <w:t>style credit</w:t>
             </w:r>
-            <w:ins w:id="164" w:author="Brauch, Joe" w:date="2025-01-31T11:53:00Z" w16du:dateUtc="2025-01-31T16:53:00Z">
+            <w:ins w:id="169" w:author="Brauch, Joe" w:date="2025-01-31T11:53:00Z" w16du:dateUtc="2025-01-31T16:53:00Z">
               <w:r>
                 <w:rPr>
                   <w:rFonts w:ascii="Arial" w:hAnsi="Arial" w:cs="Arial"/>
@@ -16310,17 +17565,26 @@
               </w:rPr>
               <w:t xml:space="preserve"> applied for each electricity generation technology</w:t>
             </w:r>
-            <w:ins w:id="165" w:author="Brauch, Joe" w:date="2025-01-31T11:53:00Z" w16du:dateUtc="2025-01-31T16:53:00Z">
+            <w:ins w:id="170" w:author="Brauch, Joe" w:date="2025-01-31T11:53:00Z" w16du:dateUtc="2025-01-31T16:53:00Z">
               <w:r>
                 <w:rPr>
                   <w:rFonts w:ascii="Arial" w:hAnsi="Arial" w:cs="Arial"/>
                   <w:sz w:val="20"/>
                   <w:szCs w:val="20"/>
                 </w:rPr>
-                <w:t>. The ITC-style credit is</w:t>
+                <w:t xml:space="preserve">. The ITC-style credit </w:t>
+              </w:r>
+              <w:proofErr w:type="spellStart"/>
+              <w:r>
+                <w:rPr>
+                  <w:rFonts w:ascii="Arial" w:hAnsi="Arial" w:cs="Arial"/>
+                  <w:sz w:val="20"/>
+                  <w:szCs w:val="20"/>
+                </w:rPr>
+                <w:t>is</w:t>
               </w:r>
             </w:ins>
-            <w:del w:id="166" w:author="Brauch, Joe" w:date="2025-01-31T11:53:00Z" w16du:dateUtc="2025-01-31T16:53:00Z">
+            <w:del w:id="171" w:author="Brauch, Joe" w:date="2025-01-31T11:53:00Z" w16du:dateUtc="2025-01-31T16:53:00Z">
               <w:r>
                 <w:rPr>
                   <w:rFonts w:ascii="Arial" w:hAnsi="Arial" w:cs="Arial"/>
@@ -16336,9 +17600,28 @@
                 <w:sz w:val="20"/>
                 <w:szCs w:val="20"/>
               </w:rPr>
-              <w:t>applied to all potential generation</w:t>
-            </w:r>
-            <w:ins w:id="167" w:author="Brauch, Joe" w:date="2025-01-31T11:53:00Z" w16du:dateUtc="2025-01-31T16:53:00Z">
+              <w:t>applied</w:t>
+            </w:r>
+            <w:proofErr w:type="spellEnd"/>
+            <w:r>
+              <w:rPr>
+                <w:rFonts w:ascii="Arial" w:hAnsi="Arial" w:cs="Arial"/>
+                <w:sz w:val="20"/>
+                <w:szCs w:val="20"/>
+              </w:rPr>
+              <w:t xml:space="preserve"> to all potential </w:t>
+            </w:r>
+            <w:proofErr w:type="gramStart"/>
+            <w:r>
+              <w:rPr>
+                <w:rFonts w:ascii="Arial" w:hAnsi="Arial" w:cs="Arial"/>
+                <w:sz w:val="20"/>
+                <w:szCs w:val="20"/>
+              </w:rPr>
+              <w:t>generation</w:t>
+            </w:r>
+            <w:proofErr w:type="gramEnd"/>
+            <w:ins w:id="172" w:author="Brauch, Joe" w:date="2025-01-31T11:53:00Z" w16du:dateUtc="2025-01-31T16:53:00Z">
               <w:r>
                 <w:rPr>
                   <w:rFonts w:ascii="Arial" w:hAnsi="Arial" w:cs="Arial"/>
@@ -16348,7 +17631,7 @@
                 <w:t xml:space="preserve"> and the PTC-style credit is applied </w:t>
               </w:r>
             </w:ins>
-            <w:ins w:id="168" w:author="Brauch, Joe" w:date="2025-01-31T11:54:00Z" w16du:dateUtc="2025-01-31T16:54:00Z">
+            <w:ins w:id="173" w:author="Brauch, Joe" w:date="2025-01-31T11:54:00Z" w16du:dateUtc="2025-01-31T16:54:00Z">
               <w:r>
                 <w:rPr>
                   <w:rFonts w:ascii="Arial" w:hAnsi="Arial" w:cs="Arial"/>
@@ -16358,7 +17641,7 @@
                 <w:t>only to used electricity.</w:t>
               </w:r>
             </w:ins>
-            <w:del w:id="169" w:author="Brauch, Joe" w:date="2025-01-31T11:53:00Z" w16du:dateUtc="2025-01-31T16:53:00Z">
+            <w:del w:id="174" w:author="Brauch, Joe" w:date="2025-01-31T11:53:00Z" w16du:dateUtc="2025-01-31T16:53:00Z">
               <w:r>
                 <w:rPr>
                   <w:rFonts w:ascii="Arial" w:hAnsi="Arial" w:cs="Arial"/>
@@ -16432,13 +17715,41 @@
                 <w:szCs w:val="20"/>
               </w:rPr>
             </w:pPr>
-            <w:r>
-              <w:rPr>
-                <w:rFonts w:ascii="Arial" w:hAnsi="Arial" w:cs="Arial"/>
-                <w:sz w:val="20"/>
-                <w:szCs w:val="20"/>
-              </w:rPr>
-              <w:t>year_ratio: The size of the model window in years, used to scale annuitized CAPEX + fixed OPEX costs.</w:t>
+            <w:proofErr w:type="spellStart"/>
+            <w:r>
+              <w:rPr>
+                <w:rFonts w:ascii="Arial" w:hAnsi="Arial" w:cs="Arial"/>
+                <w:sz w:val="20"/>
+                <w:szCs w:val="20"/>
+              </w:rPr>
+              <w:t>year_ratio</w:t>
+            </w:r>
+            <w:proofErr w:type="spellEnd"/>
+            <w:r>
+              <w:rPr>
+                <w:rFonts w:ascii="Arial" w:hAnsi="Arial" w:cs="Arial"/>
+                <w:sz w:val="20"/>
+                <w:szCs w:val="20"/>
+              </w:rPr>
+              <w:t xml:space="preserve">: The size of the model window in years, used to scale </w:t>
+            </w:r>
+            <w:proofErr w:type="gramStart"/>
+            <w:r>
+              <w:rPr>
+                <w:rFonts w:ascii="Arial" w:hAnsi="Arial" w:cs="Arial"/>
+                <w:sz w:val="20"/>
+                <w:szCs w:val="20"/>
+              </w:rPr>
+              <w:t>annuitized</w:t>
+            </w:r>
+            <w:proofErr w:type="gramEnd"/>
+            <w:r>
+              <w:rPr>
+                <w:rFonts w:ascii="Arial" w:hAnsi="Arial" w:cs="Arial"/>
+                <w:sz w:val="20"/>
+                <w:szCs w:val="20"/>
+              </w:rPr>
+              <w:t xml:space="preserve"> CAPEX + fixed OPEX costs.</w:t>
             </w:r>
           </w:p>
           <w:p>
@@ -16455,13 +17766,23 @@
                 <w:szCs w:val="20"/>
               </w:rPr>
             </w:pPr>
-            <w:r>
-              <w:rPr>
-                <w:rFonts w:ascii="Arial" w:hAnsi="Arial" w:cs="Arial"/>
-                <w:sz w:val="20"/>
-                <w:szCs w:val="20"/>
-              </w:rPr>
-              <w:t>max_imports: The maximum allowed imports as a fraction of total demand.</w:t>
+            <w:proofErr w:type="spellStart"/>
+            <w:r>
+              <w:rPr>
+                <w:rFonts w:ascii="Arial" w:hAnsi="Arial" w:cs="Arial"/>
+                <w:sz w:val="20"/>
+                <w:szCs w:val="20"/>
+              </w:rPr>
+              <w:t>max_imports</w:t>
+            </w:r>
+            <w:proofErr w:type="spellEnd"/>
+            <w:r>
+              <w:rPr>
+                <w:rFonts w:ascii="Arial" w:hAnsi="Arial" w:cs="Arial"/>
+                <w:sz w:val="20"/>
+                <w:szCs w:val="20"/>
+              </w:rPr>
+              <w:t>: The maximum allowed imports as a fraction of total demand.</w:t>
             </w:r>
           </w:p>
           <w:p>
@@ -16484,7 +17805,25 @@
                 <w:sz w:val="20"/>
                 <w:szCs w:val="20"/>
               </w:rPr>
-              <w:t>h: The time resolution of the model run in hours.</w:t>
+              <w:t xml:space="preserve">h: The time resolution of the model </w:t>
+            </w:r>
+            <w:proofErr w:type="gramStart"/>
+            <w:r>
+              <w:rPr>
+                <w:rFonts w:ascii="Arial" w:hAnsi="Arial" w:cs="Arial"/>
+                <w:sz w:val="20"/>
+                <w:szCs w:val="20"/>
+              </w:rPr>
+              <w:t>run</w:t>
+            </w:r>
+            <w:proofErr w:type="gramEnd"/>
+            <w:r>
+              <w:rPr>
+                <w:rFonts w:ascii="Arial" w:hAnsi="Arial" w:cs="Arial"/>
+                <w:sz w:val="20"/>
+                <w:szCs w:val="20"/>
+              </w:rPr>
+              <w:t xml:space="preserve"> in hours.</w:t>
             </w:r>
           </w:p>
           <w:p>
@@ -16691,7 +18030,7 @@
                 <w:szCs w:val="20"/>
               </w:rPr>
             </w:pPr>
-            <w:del w:id="170" w:author="Brauch, Joe" w:date="2025-01-31T11:54:00Z" w16du:dateUtc="2025-01-31T16:54:00Z">
+            <w:del w:id="175" w:author="Brauch, Joe" w:date="2025-01-31T11:54:00Z" w16du:dateUtc="2025-01-31T16:54:00Z">
               <w:r>
                 <w:rPr>
                   <w:rFonts w:ascii="Arial" w:hAnsi="Arial" w:cs="Arial"/>
@@ -16702,7 +18041,7 @@
                 <w:delText>Renewable</w:delText>
               </w:r>
             </w:del>
-            <w:ins w:id="171" w:author="Brauch, Joe" w:date="2025-01-31T11:54:00Z" w16du:dateUtc="2025-01-31T16:54:00Z">
+            <w:ins w:id="176" w:author="Brauch, Joe" w:date="2025-01-31T11:54:00Z" w16du:dateUtc="2025-01-31T16:54:00Z">
               <w:r>
                 <w:rPr>
                   <w:rFonts w:ascii="Arial" w:hAnsi="Arial" w:cs="Arial"/>
@@ -16758,7 +18097,7 @@
                 <w:szCs w:val="20"/>
               </w:rPr>
             </w:pPr>
-            <w:ins w:id="172" w:author="Brauch, Joe" w:date="2025-01-31T11:54:00Z" w16du:dateUtc="2025-01-31T16:54:00Z">
+            <w:ins w:id="177" w:author="Brauch, Joe" w:date="2025-01-31T11:54:00Z" w16du:dateUtc="2025-01-31T16:54:00Z">
               <w:r>
                 <w:rPr>
                   <w:rFonts w:ascii="Arial" w:hAnsi="Arial" w:cs="Arial"/>
@@ -16768,7 +18107,7 @@
                 <w:t>Node</w:t>
               </w:r>
             </w:ins>
-            <w:del w:id="173" w:author="Brauch, Joe" w:date="2025-01-31T11:54:00Z" w16du:dateUtc="2025-01-31T16:54:00Z">
+            <w:del w:id="178" w:author="Brauch, Joe" w:date="2025-01-31T11:54:00Z" w16du:dateUtc="2025-01-31T16:54:00Z">
               <w:r>
                 <w:rPr>
                   <w:rFonts w:ascii="Arial" w:hAnsi="Arial" w:cs="Arial"/>
@@ -16806,7 +18145,43 @@
                 <w:sz w:val="20"/>
                 <w:szCs w:val="20"/>
               </w:rPr>
-              <w:t>Shows the capacities of electricity generation technologies, hydrogen production, and hydrogen storage at each node (in their respective capacity units). It also shows a category, ‘H2_Unserved_Capacity’, which is the maximum amount of unserved hydrogen in a time period at each node.</w:t>
+              <w:t xml:space="preserve">Shows the capacities of electricity generation technologies, hydrogen production, and hydrogen storage at each node (in their respective capacity units). It also shows a </w:t>
+            </w:r>
+            <w:proofErr w:type="gramStart"/>
+            <w:r>
+              <w:rPr>
+                <w:rFonts w:ascii="Arial" w:hAnsi="Arial" w:cs="Arial"/>
+                <w:sz w:val="20"/>
+                <w:szCs w:val="20"/>
+              </w:rPr>
+              <w:t>category, ‘</w:t>
+            </w:r>
+            <w:proofErr w:type="gramEnd"/>
+            <w:r>
+              <w:rPr>
+                <w:rFonts w:ascii="Arial" w:hAnsi="Arial" w:cs="Arial"/>
+                <w:sz w:val="20"/>
+                <w:szCs w:val="20"/>
+              </w:rPr>
+              <w:t xml:space="preserve">H2_Unserved_Capacity’, which is the maximum amount of unserved hydrogen in </w:t>
+            </w:r>
+            <w:proofErr w:type="gramStart"/>
+            <w:r>
+              <w:rPr>
+                <w:rFonts w:ascii="Arial" w:hAnsi="Arial" w:cs="Arial"/>
+                <w:sz w:val="20"/>
+                <w:szCs w:val="20"/>
+              </w:rPr>
+              <w:t>a time period</w:t>
+            </w:r>
+            <w:proofErr w:type="gramEnd"/>
+            <w:r>
+              <w:rPr>
+                <w:rFonts w:ascii="Arial" w:hAnsi="Arial" w:cs="Arial"/>
+                <w:sz w:val="20"/>
+                <w:szCs w:val="20"/>
+              </w:rPr>
+              <w:t xml:space="preserve"> at each node.</w:t>
             </w:r>
           </w:p>
         </w:tc>
@@ -16826,7 +18201,23 @@
         <w:pStyle w:val="NRELBodyText"/>
       </w:pPr>
       <w:r>
-        <w:t>These files all contain details of how the system operates in each time period throughout the modeling window. Each has row indices of time periods and/or specific technologies and column indices of nodes or links. The data are the values of the specified parameter for that time period and/or technology at that node or link. Note for all link flow values, positive values indicate flow in the direction specified in the link name and negative values indicate flow in the opposite direction.</w:t>
+        <w:t xml:space="preserve">These files all contain details of how the system operates in each </w:t>
+      </w:r>
+      <w:proofErr w:type="gramStart"/>
+      <w:r>
+        <w:t>time period</w:t>
+      </w:r>
+      <w:proofErr w:type="gramEnd"/>
+      <w:r>
+        <w:t xml:space="preserve"> throughout the modeling window. Each has row indices of time periods and/or specific technologies and column indices of nodes or links. The data are the values of the specified parameter for that </w:t>
+      </w:r>
+      <w:proofErr w:type="gramStart"/>
+      <w:r>
+        <w:t>time period</w:t>
+      </w:r>
+      <w:proofErr w:type="gramEnd"/>
+      <w:r>
+        <w:t xml:space="preserve"> and/or technology at that node or link. Note for all link flow values, positive values indicate flow in the direction specified in the link name and negative values indicate flow in the opposite direction.</w:t>
       </w:r>
     </w:p>
     <w:tbl>
@@ -16958,13 +18349,23 @@
                 <w:szCs w:val="20"/>
               </w:rPr>
             </w:pPr>
-            <w:r>
-              <w:rPr>
-                <w:rFonts w:ascii="Arial" w:hAnsi="Arial" w:cs="Arial"/>
-                <w:sz w:val="20"/>
-                <w:szCs w:val="20"/>
-              </w:rPr>
-              <w:t>Electricity_Used _Tech_Total.csv</w:t>
+            <w:proofErr w:type="spellStart"/>
+            <w:r>
+              <w:rPr>
+                <w:rFonts w:ascii="Arial" w:hAnsi="Arial" w:cs="Arial"/>
+                <w:sz w:val="20"/>
+                <w:szCs w:val="20"/>
+              </w:rPr>
+              <w:t>Electricity_Used</w:t>
+            </w:r>
+            <w:proofErr w:type="spellEnd"/>
+            <w:r>
+              <w:rPr>
+                <w:rFonts w:ascii="Arial" w:hAnsi="Arial" w:cs="Arial"/>
+                <w:sz w:val="20"/>
+                <w:szCs w:val="20"/>
+              </w:rPr>
+              <w:t xml:space="preserve"> _Tech_Total.csv</w:t>
             </w:r>
           </w:p>
         </w:tc>
@@ -17038,7 +18439,25 @@
                 <w:sz w:val="20"/>
                 <w:szCs w:val="20"/>
               </w:rPr>
-              <w:t>The total amount of actual electricity generation used for hydrogen production for all technologies.</w:t>
+              <w:t xml:space="preserve">The total amount of actual electricity generation </w:t>
+            </w:r>
+            <w:proofErr w:type="gramStart"/>
+            <w:r>
+              <w:rPr>
+                <w:rFonts w:ascii="Arial" w:hAnsi="Arial" w:cs="Arial"/>
+                <w:sz w:val="20"/>
+                <w:szCs w:val="20"/>
+              </w:rPr>
+              <w:t>used</w:t>
+            </w:r>
+            <w:proofErr w:type="gramEnd"/>
+            <w:r>
+              <w:rPr>
+                <w:rFonts w:ascii="Arial" w:hAnsi="Arial" w:cs="Arial"/>
+                <w:sz w:val="20"/>
+                <w:szCs w:val="20"/>
+              </w:rPr>
+              <w:t xml:space="preserve"> for hydrogen production for all technologies.</w:t>
             </w:r>
           </w:p>
         </w:tc>
@@ -17058,7 +18477,7 @@
                 <w:szCs w:val="20"/>
               </w:rPr>
             </w:pPr>
-            <w:del w:id="174" w:author="Brauch, Joe" w:date="2025-01-31T11:54:00Z" w16du:dateUtc="2025-01-31T16:54:00Z">
+            <w:del w:id="179" w:author="Brauch, Joe" w:date="2025-01-31T11:54:00Z" w16du:dateUtc="2025-01-31T16:54:00Z">
               <w:r>
                 <w:rPr>
                   <w:rFonts w:ascii="Arial" w:hAnsi="Arial" w:cs="Arial"/>
@@ -17068,7 +18487,7 @@
                 <w:delText>Curtailed_Renewable_Production</w:delText>
               </w:r>
             </w:del>
-            <w:ins w:id="175" w:author="Brauch, Joe" w:date="2025-01-31T11:54:00Z" w16du:dateUtc="2025-01-31T16:54:00Z">
+            <w:ins w:id="180" w:author="Brauch, Joe" w:date="2025-01-31T11:54:00Z" w16du:dateUtc="2025-01-31T16:54:00Z">
               <w:r>
                 <w:rPr>
                   <w:rFonts w:ascii="Arial" w:hAnsi="Arial" w:cs="Arial"/>
@@ -17078,7 +18497,7 @@
                 <w:t>Electricity_Cu</w:t>
               </w:r>
             </w:ins>
-            <w:ins w:id="176" w:author="Brauch, Joe" w:date="2025-01-31T11:55:00Z" w16du:dateUtc="2025-01-31T16:55:00Z">
+            <w:ins w:id="181" w:author="Brauch, Joe" w:date="2025-01-31T11:55:00Z" w16du:dateUtc="2025-01-31T16:55:00Z">
               <w:r>
                 <w:rPr>
                   <w:rFonts w:ascii="Arial" w:hAnsi="Arial" w:cs="Arial"/>
@@ -17116,7 +18535,25 @@
                 <w:sz w:val="20"/>
                 <w:szCs w:val="20"/>
               </w:rPr>
-              <w:t>The amount of electricity generation that is curtailed for specific technologies.</w:t>
+              <w:t xml:space="preserve">The amount of electricity generation that is curtailed </w:t>
+            </w:r>
+            <w:proofErr w:type="gramStart"/>
+            <w:r>
+              <w:rPr>
+                <w:rFonts w:ascii="Arial" w:hAnsi="Arial" w:cs="Arial"/>
+                <w:sz w:val="20"/>
+                <w:szCs w:val="20"/>
+              </w:rPr>
+              <w:t>for</w:t>
+            </w:r>
+            <w:proofErr w:type="gramEnd"/>
+            <w:r>
+              <w:rPr>
+                <w:rFonts w:ascii="Arial" w:hAnsi="Arial" w:cs="Arial"/>
+                <w:sz w:val="20"/>
+                <w:szCs w:val="20"/>
+              </w:rPr>
+              <w:t xml:space="preserve"> specific technologies.</w:t>
             </w:r>
           </w:p>
         </w:tc>
@@ -17136,7 +18573,7 @@
                 <w:szCs w:val="20"/>
               </w:rPr>
             </w:pPr>
-            <w:del w:id="177" w:author="Brauch, Joe" w:date="2025-01-31T11:55:00Z" w16du:dateUtc="2025-01-31T16:55:00Z">
+            <w:del w:id="182" w:author="Brauch, Joe" w:date="2025-01-31T11:55:00Z" w16du:dateUtc="2025-01-31T16:55:00Z">
               <w:r>
                 <w:rPr>
                   <w:rFonts w:ascii="Arial" w:hAnsi="Arial" w:cs="Arial"/>
@@ -17146,7 +18583,7 @@
                 <w:delText>Curtailed_Renewable_Production</w:delText>
               </w:r>
             </w:del>
-            <w:ins w:id="178" w:author="Brauch, Joe" w:date="2025-01-31T11:55:00Z" w16du:dateUtc="2025-01-31T16:55:00Z">
+            <w:ins w:id="183" w:author="Brauch, Joe" w:date="2025-01-31T11:55:00Z" w16du:dateUtc="2025-01-31T16:55:00Z">
               <w:r>
                 <w:rPr>
                   <w:rFonts w:ascii="Arial" w:hAnsi="Arial" w:cs="Arial"/>
@@ -17184,7 +18621,25 @@
                 <w:sz w:val="20"/>
                 <w:szCs w:val="20"/>
               </w:rPr>
-              <w:t>The total amount of electricity generation curtailed in the entire model window for specific technologies.</w:t>
+              <w:t xml:space="preserve">The total amount of electricity generation </w:t>
+            </w:r>
+            <w:proofErr w:type="gramStart"/>
+            <w:r>
+              <w:rPr>
+                <w:rFonts w:ascii="Arial" w:hAnsi="Arial" w:cs="Arial"/>
+                <w:sz w:val="20"/>
+                <w:szCs w:val="20"/>
+              </w:rPr>
+              <w:t>curtailed</w:t>
+            </w:r>
+            <w:proofErr w:type="gramEnd"/>
+            <w:r>
+              <w:rPr>
+                <w:rFonts w:ascii="Arial" w:hAnsi="Arial" w:cs="Arial"/>
+                <w:sz w:val="20"/>
+                <w:szCs w:val="20"/>
+              </w:rPr>
+              <w:t xml:space="preserve"> in the entire model window for specific technologies.</w:t>
             </w:r>
           </w:p>
         </w:tc>
@@ -17204,7 +18659,7 @@
                 <w:szCs w:val="20"/>
               </w:rPr>
             </w:pPr>
-            <w:del w:id="179" w:author="Brauch, Joe" w:date="2025-01-31T11:55:00Z" w16du:dateUtc="2025-01-31T16:55:00Z">
+            <w:del w:id="184" w:author="Brauch, Joe" w:date="2025-01-31T11:55:00Z" w16du:dateUtc="2025-01-31T16:55:00Z">
               <w:r>
                 <w:rPr>
                   <w:rFonts w:ascii="Arial" w:hAnsi="Arial" w:cs="Arial"/>
@@ -17214,7 +18669,7 @@
                 <w:delText>Curtailed_Renewable_Production</w:delText>
               </w:r>
             </w:del>
-            <w:ins w:id="180" w:author="Brauch, Joe" w:date="2025-01-31T11:55:00Z" w16du:dateUtc="2025-01-31T16:55:00Z">
+            <w:ins w:id="185" w:author="Brauch, Joe" w:date="2025-01-31T11:55:00Z" w16du:dateUtc="2025-01-31T16:55:00Z">
               <w:r>
                 <w:rPr>
                   <w:rFonts w:ascii="Arial" w:hAnsi="Arial" w:cs="Arial"/>
@@ -17272,7 +18727,7 @@
                 <w:szCs w:val="20"/>
               </w:rPr>
             </w:pPr>
-            <w:ins w:id="181" w:author="Brauch, Joe" w:date="2025-01-31T11:55:00Z" w16du:dateUtc="2025-01-31T16:55:00Z">
+            <w:ins w:id="186" w:author="Brauch, Joe" w:date="2025-01-31T11:55:00Z" w16du:dateUtc="2025-01-31T16:55:00Z">
               <w:r>
                 <w:rPr>
                   <w:rFonts w:ascii="Arial" w:hAnsi="Arial" w:cs="Arial"/>
@@ -17474,7 +18929,7 @@
                 <w:szCs w:val="20"/>
               </w:rPr>
             </w:pPr>
-            <w:del w:id="182" w:author="Brauch, Joe" w:date="2025-01-31T11:55:00Z" w16du:dateUtc="2025-01-31T16:55:00Z">
+            <w:del w:id="187" w:author="Brauch, Joe" w:date="2025-01-31T11:55:00Z" w16du:dateUtc="2025-01-31T16:55:00Z">
               <w:r>
                 <w:rPr>
                   <w:rFonts w:ascii="Arial" w:hAnsi="Arial" w:cs="Arial"/>
@@ -17484,7 +18939,7 @@
                 <w:delText>Hydrogen</w:delText>
               </w:r>
             </w:del>
-            <w:ins w:id="183" w:author="Brauch, Joe" w:date="2025-01-31T11:55:00Z" w16du:dateUtc="2025-01-31T16:55:00Z">
+            <w:ins w:id="188" w:author="Brauch, Joe" w:date="2025-01-31T11:55:00Z" w16du:dateUtc="2025-01-31T16:55:00Z">
               <w:r>
                 <w:rPr>
                   <w:rFonts w:ascii="Arial" w:hAnsi="Arial" w:cs="Arial"/>
@@ -17639,7 +19094,7 @@
                 <w:szCs w:val="20"/>
               </w:rPr>
             </w:pPr>
-            <w:del w:id="184" w:author="Brauch, Joe" w:date="2025-01-31T11:55:00Z" w16du:dateUtc="2025-01-31T16:55:00Z">
+            <w:del w:id="189" w:author="Brauch, Joe" w:date="2025-01-31T11:55:00Z" w16du:dateUtc="2025-01-31T16:55:00Z">
               <w:r>
                 <w:rPr>
                   <w:rFonts w:ascii="Arial" w:hAnsi="Arial" w:cs="Arial"/>
@@ -17649,7 +19104,7 @@
                 <w:delText>Renewable_Production</w:delText>
               </w:r>
             </w:del>
-            <w:ins w:id="185" w:author="Brauch, Joe" w:date="2025-01-31T11:55:00Z" w16du:dateUtc="2025-01-31T16:55:00Z">
+            <w:ins w:id="190" w:author="Brauch, Joe" w:date="2025-01-31T11:55:00Z" w16du:dateUtc="2025-01-31T16:55:00Z">
               <w:r>
                 <w:rPr>
                   <w:rFonts w:ascii="Arial" w:hAnsi="Arial" w:cs="Arial"/>
@@ -17707,7 +19162,7 @@
                 <w:szCs w:val="20"/>
               </w:rPr>
             </w:pPr>
-            <w:del w:id="186" w:author="Brauch, Joe" w:date="2025-01-31T11:55:00Z" w16du:dateUtc="2025-01-31T16:55:00Z">
+            <w:del w:id="191" w:author="Brauch, Joe" w:date="2025-01-31T11:55:00Z" w16du:dateUtc="2025-01-31T16:55:00Z">
               <w:r>
                 <w:rPr>
                   <w:rFonts w:ascii="Arial" w:hAnsi="Arial" w:cs="Arial"/>
@@ -17717,7 +19172,7 @@
                 <w:delText>Renewable_Production</w:delText>
               </w:r>
             </w:del>
-            <w:ins w:id="187" w:author="Brauch, Joe" w:date="2025-01-31T11:55:00Z" w16du:dateUtc="2025-01-31T16:55:00Z">
+            <w:ins w:id="192" w:author="Brauch, Joe" w:date="2025-01-31T11:55:00Z" w16du:dateUtc="2025-01-31T16:55:00Z">
               <w:r>
                 <w:rPr>
                   <w:rFonts w:ascii="Arial" w:hAnsi="Arial" w:cs="Arial"/>
@@ -17775,7 +19230,7 @@
                 <w:szCs w:val="20"/>
               </w:rPr>
             </w:pPr>
-            <w:del w:id="188" w:author="Brauch, Joe" w:date="2025-01-31T11:55:00Z" w16du:dateUtc="2025-01-31T16:55:00Z">
+            <w:del w:id="193" w:author="Brauch, Joe" w:date="2025-01-31T11:55:00Z" w16du:dateUtc="2025-01-31T16:55:00Z">
               <w:r>
                 <w:rPr>
                   <w:rFonts w:ascii="Arial" w:hAnsi="Arial" w:cs="Arial"/>
@@ -17785,7 +19240,7 @@
                 <w:delText>Renewable_Production</w:delText>
               </w:r>
             </w:del>
-            <w:ins w:id="189" w:author="Brauch, Joe" w:date="2025-01-31T11:55:00Z" w16du:dateUtc="2025-01-31T16:55:00Z">
+            <w:ins w:id="194" w:author="Brauch, Joe" w:date="2025-01-31T11:55:00Z" w16du:dateUtc="2025-01-31T16:55:00Z">
               <w:r>
                 <w:rPr>
                   <w:rFonts w:ascii="Arial" w:hAnsi="Arial" w:cs="Arial"/>
@@ -17851,7 +19306,7 @@
               </w:rPr>
               <w:t>Storage</w:t>
             </w:r>
-            <w:del w:id="190" w:author="Brauch, Joe" w:date="2025-01-31T11:56:00Z" w16du:dateUtc="2025-01-31T16:56:00Z">
+            <w:del w:id="195" w:author="Brauch, Joe" w:date="2025-01-31T11:56:00Z" w16du:dateUtc="2025-01-31T16:56:00Z">
               <w:r>
                 <w:rPr>
                   <w:rFonts w:ascii="Arial" w:hAnsi="Arial" w:cs="Arial"/>
@@ -17861,7 +19316,7 @@
                 <w:delText>_</w:delText>
               </w:r>
             </w:del>
-            <w:ins w:id="191" w:author="Brauch, Joe" w:date="2025-01-31T11:56:00Z" w16du:dateUtc="2025-01-31T16:56:00Z">
+            <w:ins w:id="196" w:author="Brauch, Joe" w:date="2025-01-31T11:56:00Z" w16du:dateUtc="2025-01-31T16:56:00Z">
               <w:r>
                 <w:rPr>
                   <w:rFonts w:ascii="Arial" w:hAnsi="Arial" w:cs="Arial"/>
@@ -17871,7 +19326,7 @@
                 <w:t xml:space="preserve"> </w:t>
               </w:r>
             </w:ins>
-            <w:del w:id="192" w:author="Brauch, Joe" w:date="2025-01-31T11:56:00Z" w16du:dateUtc="2025-01-31T16:56:00Z">
+            <w:del w:id="197" w:author="Brauch, Joe" w:date="2025-01-31T11:56:00Z" w16du:dateUtc="2025-01-31T16:56:00Z">
               <w:r>
                 <w:rPr>
                   <w:rFonts w:ascii="Arial" w:hAnsi="Arial" w:cs="Arial"/>
@@ -17957,7 +19412,25 @@
                 <w:sz w:val="20"/>
                 <w:szCs w:val="20"/>
               </w:rPr>
-              <w:t>The current amount of stored hydrogen for each storage technology.</w:t>
+              <w:t xml:space="preserve">The current amount of </w:t>
+            </w:r>
+            <w:proofErr w:type="gramStart"/>
+            <w:r>
+              <w:rPr>
+                <w:rFonts w:ascii="Arial" w:hAnsi="Arial" w:cs="Arial"/>
+                <w:sz w:val="20"/>
+                <w:szCs w:val="20"/>
+              </w:rPr>
+              <w:t>stored hydrogen</w:t>
+            </w:r>
+            <w:proofErr w:type="gramEnd"/>
+            <w:r>
+              <w:rPr>
+                <w:rFonts w:ascii="Arial" w:hAnsi="Arial" w:cs="Arial"/>
+                <w:sz w:val="20"/>
+                <w:szCs w:val="20"/>
+              </w:rPr>
+              <w:t xml:space="preserve"> for each storage technology.</w:t>
             </w:r>
           </w:p>
         </w:tc>
@@ -18053,7 +19526,25 @@
                 <w:sz w:val="20"/>
                 <w:szCs w:val="20"/>
               </w:rPr>
-              <w:t>The amount of flow specifically via tank-based transmission for each link.</w:t>
+              <w:t xml:space="preserve">The amount of flow </w:t>
+            </w:r>
+            <w:proofErr w:type="gramStart"/>
+            <w:r>
+              <w:rPr>
+                <w:rFonts w:ascii="Arial" w:hAnsi="Arial" w:cs="Arial"/>
+                <w:sz w:val="20"/>
+                <w:szCs w:val="20"/>
+              </w:rPr>
+              <w:t>specifically</w:t>
+            </w:r>
+            <w:proofErr w:type="gramEnd"/>
+            <w:r>
+              <w:rPr>
+                <w:rFonts w:ascii="Arial" w:hAnsi="Arial" w:cs="Arial"/>
+                <w:sz w:val="20"/>
+                <w:szCs w:val="20"/>
+              </w:rPr>
+              <w:t xml:space="preserve"> via tank-based transmission for each link.</w:t>
             </w:r>
           </w:p>
         </w:tc>
@@ -18072,18 +19563,26 @@
       <w:pPr>
         <w:pStyle w:val="NRELHead03Numbered"/>
       </w:pPr>
-      <w:bookmarkStart w:id="193" w:name="_Toc179465227"/>
+      <w:bookmarkStart w:id="198" w:name="_Toc179465227"/>
       <w:r>
         <w:t>Suggested use of outputs</w:t>
       </w:r>
-      <w:bookmarkEnd w:id="193"/>
+      <w:bookmarkEnd w:id="198"/>
     </w:p>
     <w:p>
       <w:pPr>
         <w:pStyle w:val="NRELBodyText"/>
       </w:pPr>
       <w:r>
-        <w:t>HYPSTAT reports a very large number of outputs detailing system design and operation that can pose challenges to sort through. We propose some high-level suggestions for how to use the model outputs to glean valuable insights. See the example Case Study documentation for more detailed information on possible uses for outputs.</w:t>
+        <w:t xml:space="preserve">HYPSTAT reports a very large number of outputs detailing system design and operation that can pose challenges to sort through. We propose some high-level suggestions for how to use the model </w:t>
+      </w:r>
+      <w:proofErr w:type="gramStart"/>
+      <w:r>
+        <w:t>outputs</w:t>
+      </w:r>
+      <w:proofErr w:type="gramEnd"/>
+      <w:r>
+        <w:t xml:space="preserve"> to glean valuable insights. See the example Case Study documentation for more detailed information on possible uses for outputs.</w:t>
       </w:r>
     </w:p>
     <w:p>
@@ -18183,7 +19682,15 @@
         <w:contextualSpacing w:val="0"/>
       </w:pPr>
       <w:r>
-        <w:t>Consider the capacities and operating profiles for hydrogen production and electricity production. Is oversizing of electricity generation or hybridization of different generation technologies (e.g., wind and solar) occurring? Are there significant amounts of curtailment? If part of the model, when is grid electricity used?</w:t>
+        <w:t xml:space="preserve">Consider the capacities and operating profiles for hydrogen production and electricity production. Is </w:t>
+      </w:r>
+      <w:proofErr w:type="gramStart"/>
+      <w:r>
+        <w:t>oversizing of</w:t>
+      </w:r>
+      <w:proofErr w:type="gramEnd"/>
+      <w:r>
+        <w:t xml:space="preserve"> electricity generation or hybridization of different generation technologies (e.g., wind and solar) occurring? Are there significant amounts of curtailment? If part of the model, when is grid electricity used?</w:t>
       </w:r>
     </w:p>
     <w:p>
@@ -18196,7 +19703,15 @@
         <w:contextualSpacing w:val="0"/>
       </w:pPr>
       <w:r>
-        <w:t>Consider the profiles for hydrogen storage charging and hydrogen storage levels. Is storage used significantly, and on what time scales are each storage technologies primarily used (e.g., hourly, daily, weekly, seasonal)?</w:t>
+        <w:t xml:space="preserve">Consider the profiles for hydrogen storage charging and hydrogen storage levels. Is storage used significantly, and on what time scales are each storage </w:t>
+      </w:r>
+      <w:proofErr w:type="gramStart"/>
+      <w:r>
+        <w:t>technologies</w:t>
+      </w:r>
+      <w:proofErr w:type="gramEnd"/>
+      <w:r>
+        <w:t xml:space="preserve"> primarily used (e.g., hourly, daily, weekly, seasonal)?</w:t>
       </w:r>
     </w:p>
     <w:p>
@@ -18209,7 +19724,15 @@
         <w:contextualSpacing w:val="0"/>
       </w:pPr>
       <w:r>
-        <w:t>Consider hydrogen pipeline and tank-based transmission flows. At what times are each used to move hydrogen and where? Which direction does flow occur for each link? Are there any links or pipelines that have flow in both directions, depending on the time?</w:t>
+        <w:t xml:space="preserve">Consider hydrogen pipeline and tank-based transmission flows. At what times are each used to move hydrogen and where? Which direction </w:t>
+      </w:r>
+      <w:proofErr w:type="gramStart"/>
+      <w:r>
+        <w:t>does</w:t>
+      </w:r>
+      <w:proofErr w:type="gramEnd"/>
+      <w:r>
+        <w:t xml:space="preserve"> flow occur for each link? Are there any links or pipelines that have flow in both directions, depending on the time?</w:t>
       </w:r>
     </w:p>
     <w:p>
@@ -18256,16 +19779,16 @@
       <w:pPr>
         <w:pStyle w:val="NRELHead01Numbered"/>
       </w:pPr>
-      <w:bookmarkStart w:id="194" w:name="_Toc100058849"/>
-      <w:bookmarkStart w:id="195" w:name="_Toc100827778"/>
-      <w:bookmarkStart w:id="196" w:name="_Toc179465228"/>
-      <w:bookmarkEnd w:id="194"/>
-      <w:bookmarkEnd w:id="195"/>
+      <w:bookmarkStart w:id="199" w:name="_Toc100058849"/>
+      <w:bookmarkStart w:id="200" w:name="_Toc100827778"/>
+      <w:bookmarkStart w:id="201" w:name="_Toc179465228"/>
+      <w:bookmarkEnd w:id="199"/>
+      <w:bookmarkEnd w:id="200"/>
       <w:r>
         <w:lastRenderedPageBreak/>
         <w:t>A Simple Case Study</w:t>
       </w:r>
-      <w:bookmarkEnd w:id="196"/>
+      <w:bookmarkEnd w:id="201"/>
     </w:p>
     <w:p>
       <w:pPr>
@@ -18328,21 +19851,21 @@
       <w:pPr>
         <w:pStyle w:val="NRELHead02Numbered"/>
       </w:pPr>
-      <w:bookmarkStart w:id="197" w:name="_Toc179465229"/>
+      <w:bookmarkStart w:id="202" w:name="_Toc179465229"/>
       <w:r>
         <w:t>Case Design</w:t>
       </w:r>
-      <w:bookmarkEnd w:id="197"/>
+      <w:bookmarkEnd w:id="202"/>
     </w:p>
     <w:p>
       <w:pPr>
         <w:pStyle w:val="NRELHead03Numbered"/>
       </w:pPr>
-      <w:bookmarkStart w:id="198" w:name="_Toc179465230"/>
+      <w:bookmarkStart w:id="203" w:name="_Toc179465230"/>
       <w:r>
         <w:t>Nodes and Network</w:t>
       </w:r>
-      <w:bookmarkEnd w:id="198"/>
+      <w:bookmarkEnd w:id="203"/>
     </w:p>
     <w:p>
       <w:pPr>
@@ -19886,7 +21409,25 @@
                 <w:sz w:val="20"/>
                 <w:szCs w:val="20"/>
               </w:rPr>
-              <w:t>YES (20 kT)</w:t>
+              <w:t xml:space="preserve">YES (20 </w:t>
+            </w:r>
+            <w:proofErr w:type="spellStart"/>
+            <w:r>
+              <w:rPr>
+                <w:color w:val="000000"/>
+                <w:sz w:val="20"/>
+                <w:szCs w:val="20"/>
+              </w:rPr>
+              <w:t>kT</w:t>
+            </w:r>
+            <w:proofErr w:type="spellEnd"/>
+            <w:r>
+              <w:rPr>
+                <w:color w:val="000000"/>
+                <w:sz w:val="20"/>
+                <w:szCs w:val="20"/>
+              </w:rPr>
+              <w:t>)</w:t>
             </w:r>
           </w:p>
         </w:tc>
@@ -19967,7 +21508,25 @@
                 <w:sz w:val="20"/>
                 <w:szCs w:val="20"/>
               </w:rPr>
-              <w:t>Suburb, peaker plant</w:t>
+              <w:t xml:space="preserve">Suburb, </w:t>
+            </w:r>
+            <w:proofErr w:type="spellStart"/>
+            <w:r>
+              <w:rPr>
+                <w:color w:val="000000"/>
+                <w:sz w:val="20"/>
+                <w:szCs w:val="20"/>
+              </w:rPr>
+              <w:t>peaker</w:t>
+            </w:r>
+            <w:proofErr w:type="spellEnd"/>
+            <w:r>
+              <w:rPr>
+                <w:color w:val="000000"/>
+                <w:sz w:val="20"/>
+                <w:szCs w:val="20"/>
+              </w:rPr>
+              <w:t xml:space="preserve"> plant</w:t>
             </w:r>
           </w:p>
         </w:tc>
@@ -20615,7 +22174,23 @@
         <w:pStyle w:val="NRELBullet01"/>
       </w:pPr>
       <w:r>
-        <w:t>Node D (Inland): With small demand primarily for heavy-duty fuel cell electric vehicles (HD FCEVs), this node has poor onshore wind resources but good solar potential. It connects to the wholesale grid at a higher price and has significant geologic storage (20 kT) alongside tank storage.</w:t>
+        <w:t xml:space="preserve">Node D (Inland): With small demand primarily for heavy-duty fuel cell electric vehicles (HD FCEVs), this node has poor onshore wind resources but good solar potential. It connects to the wholesale grid at a higher price and has significant </w:t>
+      </w:r>
+      <w:proofErr w:type="gramStart"/>
+      <w:r>
+        <w:t>geologic</w:t>
+      </w:r>
+      <w:proofErr w:type="gramEnd"/>
+      <w:r>
+        <w:t xml:space="preserve"> storage (20 </w:t>
+      </w:r>
+      <w:proofErr w:type="spellStart"/>
+      <w:r>
+        <w:t>kT</w:t>
+      </w:r>
+      <w:proofErr w:type="spellEnd"/>
+      <w:r>
+        <w:t>) alongside tank storage.</w:t>
       </w:r>
     </w:p>
     <w:p>
@@ -20697,7 +22272,7 @@
       <w:pPr>
         <w:pStyle w:val="NRELHead03Numbered"/>
       </w:pPr>
-      <w:bookmarkStart w:id="199" w:name="_Toc179465231"/>
+      <w:bookmarkStart w:id="204" w:name="_Toc179465231"/>
       <w:r>
         <w:lastRenderedPageBreak/>
         <w:t>Technologies and Cost Reference</w:t>
@@ -20705,14 +22280,22 @@
       <w:r>
         <w:t>s</w:t>
       </w:r>
-      <w:bookmarkEnd w:id="199"/>
+      <w:bookmarkEnd w:id="204"/>
     </w:p>
     <w:p>
       <w:pPr>
         <w:pStyle w:val="NRELBodyText"/>
       </w:pPr>
       <w:r>
-        <w:t xml:space="preserve">HYPSTAT requires cost inputs for each technology considered. </w:t>
+        <w:t xml:space="preserve">HYPSTAT requires cost </w:t>
+      </w:r>
+      <w:proofErr w:type="gramStart"/>
+      <w:r>
+        <w:t>inputs</w:t>
+      </w:r>
+      <w:proofErr w:type="gramEnd"/>
+      <w:r>
+        <w:t xml:space="preserve"> for each technology considered. </w:t>
       </w:r>
       <w:r>
         <w:rPr>
@@ -20937,16 +22520,16 @@
             <w:hideMark/>
           </w:tcPr>
           <w:p>
-            <w:commentRangeStart w:id="200"/>
+            <w:commentRangeStart w:id="205"/>
             <w:r>
               <w:t>LCOE from H2@Scale</w:t>
             </w:r>
-            <w:commentRangeEnd w:id="200"/>
+            <w:commentRangeEnd w:id="205"/>
             <w:r>
               <w:rPr>
                 <w:rStyle w:val="CommentReference"/>
               </w:rPr>
-              <w:commentReference w:id="200"/>
+              <w:commentReference w:id="205"/>
             </w:r>
           </w:p>
         </w:tc>
@@ -20990,11 +22573,18 @@
               <w:t>NREL Cambium (Mid-case) for US national in hourly resolution (</w:t>
             </w:r>
             <w:r>
-              <w:t>column name: ‘</w:t>
-            </w:r>
+              <w:t xml:space="preserve">column </w:t>
+            </w:r>
+            <w:proofErr w:type="gramStart"/>
+            <w:r>
+              <w:t>name: ‘</w:t>
+            </w:r>
+            <w:proofErr w:type="spellStart"/>
+            <w:proofErr w:type="gramEnd"/>
             <w:r>
               <w:t>total_cost_enduse</w:t>
             </w:r>
+            <w:proofErr w:type="spellEnd"/>
             <w:r>
               <w:t>’</w:t>
             </w:r>
@@ -21081,7 +22671,15 @@
           </w:tcPr>
           <w:p>
             <w:r>
-              <w:t>US number similar to NYSERDA, reference check with Jesse</w:t>
+              <w:t xml:space="preserve">US number </w:t>
+            </w:r>
+            <w:proofErr w:type="gramStart"/>
+            <w:r>
+              <w:t>similar to</w:t>
+            </w:r>
+            <w:proofErr w:type="gramEnd"/>
+            <w:r>
+              <w:t xml:space="preserve"> NYSERDA, reference check with Jesse</w:t>
             </w:r>
           </w:p>
         </w:tc>
@@ -21122,7 +22720,15 @@
           </w:tcPr>
           <w:p>
             <w:r>
-              <w:t>US number similar to NYSERDA, reference check with Jesse</w:t>
+              <w:t xml:space="preserve">US number </w:t>
+            </w:r>
+            <w:proofErr w:type="gramStart"/>
+            <w:r>
+              <w:t>similar to</w:t>
+            </w:r>
+            <w:proofErr w:type="gramEnd"/>
+            <w:r>
+              <w:t xml:space="preserve"> NYSERDA, reference check with Jesse</w:t>
             </w:r>
           </w:p>
         </w:tc>
@@ -21163,7 +22769,15 @@
           </w:tcPr>
           <w:p>
             <w:r>
-              <w:t>US number similar to NYSERDA, reference check with Jesse</w:t>
+              <w:t xml:space="preserve">US number </w:t>
+            </w:r>
+            <w:proofErr w:type="gramStart"/>
+            <w:r>
+              <w:t>similar to</w:t>
+            </w:r>
+            <w:proofErr w:type="gramEnd"/>
+            <w:r>
+              <w:t xml:space="preserve"> NYSERDA, reference check with Jesse</w:t>
             </w:r>
           </w:p>
         </w:tc>
@@ -21204,7 +22818,15 @@
           </w:tcPr>
           <w:p>
             <w:r>
-              <w:t>US number similar to NYSERDA, reference check with Jesse</w:t>
+              <w:t xml:space="preserve">US number </w:t>
+            </w:r>
+            <w:proofErr w:type="gramStart"/>
+            <w:r>
+              <w:t>similar to</w:t>
+            </w:r>
+            <w:proofErr w:type="gramEnd"/>
+            <w:r>
+              <w:t xml:space="preserve"> NYSERDA, reference check with Jesse</w:t>
             </w:r>
           </w:p>
         </w:tc>
@@ -21215,7 +22837,7 @@
       <w:pPr>
         <w:pStyle w:val="NRELHead02Numbered"/>
       </w:pPr>
-      <w:bookmarkStart w:id="201" w:name="_Toc179465232"/>
+      <w:bookmarkStart w:id="206" w:name="_Toc179465232"/>
       <w:r>
         <w:t xml:space="preserve">Potential Considerations for </w:t>
       </w:r>
@@ -21225,13 +22847,13 @@
       <w:r>
         <w:t xml:space="preserve"> Processing</w:t>
       </w:r>
-      <w:bookmarkEnd w:id="201"/>
+      <w:bookmarkEnd w:id="206"/>
     </w:p>
     <w:p>
       <w:pPr>
         <w:pStyle w:val="NRELHead03Numbered"/>
       </w:pPr>
-      <w:bookmarkStart w:id="202" w:name="_Toc179465233"/>
+      <w:bookmarkStart w:id="207" w:name="_Toc179465233"/>
       <w:r>
         <w:t>Hydrogen Cost Calculation</w:t>
       </w:r>
@@ -21241,7 +22863,7 @@
       <w:r>
         <w:t>: Total CAPEX, OPEX, and Levelized Costs</w:t>
       </w:r>
-      <w:bookmarkEnd w:id="202"/>
+      <w:bookmarkEnd w:id="207"/>
     </w:p>
     <w:p>
       <w:pPr>
@@ -21449,7 +23071,15 @@
         <w:pStyle w:val="NRELBodyText"/>
       </w:pPr>
       <w:r>
-        <w:t>It can also be useful to estimate an annualized cost for CAPEX to use for estimating levelized costs and comparing to operating expenses</w:t>
+        <w:t xml:space="preserve">It can also be useful to estimate an annualized cost for CAPEX to use for estimating levelized costs and </w:t>
+      </w:r>
+      <w:proofErr w:type="gramStart"/>
+      <w:r>
+        <w:t>comparing to</w:t>
+      </w:r>
+      <w:proofErr w:type="gramEnd"/>
+      <w:r>
+        <w:t xml:space="preserve"> operating expenses</w:t>
       </w:r>
       <w:r>
         <w:t>.</w:t>
@@ -21746,7 +23376,15 @@
         <w:pStyle w:val="NRELBodyText"/>
       </w:pPr>
       <w:r>
-        <w:t>Here, the pipeline cost coefficient is a parameter reflecting the base cost, and the pipeline cost power accounts for scaling effects. The total pipeline cost is obtained by multiplying the cost per km by the total pipeline distance. To convert the total pipeline CAPEX into an annual cost, annuitize it using the Capital Recovery Factor (CRF).</w:t>
+        <w:t xml:space="preserve">Here, the pipeline cost coefficient is a parameter reflecting the base cost, and the </w:t>
+      </w:r>
+      <w:proofErr w:type="gramStart"/>
+      <w:r>
+        <w:t>pipeline cost</w:t>
+      </w:r>
+      <w:proofErr w:type="gramEnd"/>
+      <w:r>
+        <w:t xml:space="preserve"> power accounts for scaling effects. The total pipeline cost is obtained by multiplying the cost per km by the total pipeline distance. To convert the total pipeline CAPEX into an annual cost, annuitize it using the Capital Recovery Factor (CRF).</w:t>
       </w:r>
     </w:p>
     <w:p>
@@ -22082,11 +23720,11 @@
       <w:pPr>
         <w:pStyle w:val="NRELHead03Numbered"/>
       </w:pPr>
-      <w:bookmarkStart w:id="203" w:name="_Toc179465234"/>
+      <w:bookmarkStart w:id="208" w:name="_Toc179465234"/>
       <w:r>
         <w:t>System Design</w:t>
       </w:r>
-      <w:bookmarkEnd w:id="203"/>
+      <w:bookmarkEnd w:id="208"/>
     </w:p>
     <w:p>
       <w:pPr>
@@ -22112,7 +23750,15 @@
         <w:pStyle w:val="NRELBodyText"/>
       </w:pPr>
       <w:r>
-        <w:t>The build capacity of renewable energy (RE) sources—such as solar and wind (onshore and offshore)—reflects how the model builds dedicated off-grid resources specifically for hydrogen production. The installed capacity is the maximum amount of electricity these sources can generate within a given operating hour. This is a model output based on direct inputs. Capacity determines the total potential for renewable energy production, but actual production is dependent on the capacity factor.</w:t>
+        <w:t xml:space="preserve">The build capacity of renewable energy (RE) sources—such as solar and wind (onshore and offshore)—reflects how the model builds dedicated off-grid resources specifically for hydrogen production. The installed capacity is the maximum amount of electricity these sources can generate within a given operating </w:t>
+      </w:r>
+      <w:proofErr w:type="gramStart"/>
+      <w:r>
+        <w:t>hour</w:t>
+      </w:r>
+      <w:proofErr w:type="gramEnd"/>
+      <w:r>
+        <w:t>. This is a model output based on direct inputs. Capacity determines the total potential for renewable energy production, but actual production is dependent on the capacity factor.</w:t>
       </w:r>
     </w:p>
     <w:p>
@@ -22163,7 +23809,23 @@
         <w:t>T</w:t>
       </w:r>
       <w:r>
-        <w:t>ank storage is typically used for balancing shorter-term daily or hourly hydrogen demand. In contrast, geological storage is designed to meet longer-term seasonal hydrogen demand, with charging occurring in the shoulder season and meeting demand during peak months. Storage technologies are crucial for managing supply and demand in the hydrogen production process. Storage capacity is generally measured in kilograms (kg) or kilotonnes (kT) for hydrogen storage. These systems ensure continuous hydrogen production even during periods of low renewable generation. The storage capacity build is a direct output of the model.</w:t>
+        <w:t xml:space="preserve">ank storage is typically used for balancing shorter-term daily or hourly hydrogen demand. In contrast, geological storage is designed to meet longer-term seasonal hydrogen demand, with charging occurring in the shoulder season and meeting demand during peak months. Storage technologies are crucial for managing supply and demand in the hydrogen production process. Storage capacity is generally measured in kilograms (kg) or </w:t>
+      </w:r>
+      <w:proofErr w:type="spellStart"/>
+      <w:r>
+        <w:t>kilotonnes</w:t>
+      </w:r>
+      <w:proofErr w:type="spellEnd"/>
+      <w:r>
+        <w:t xml:space="preserve"> (</w:t>
+      </w:r>
+      <w:proofErr w:type="spellStart"/>
+      <w:r>
+        <w:t>kT</w:t>
+      </w:r>
+      <w:proofErr w:type="spellEnd"/>
+      <w:r>
+        <w:t>) for hydrogen storage. These systems ensure continuous hydrogen production even during periods of low renewable generation. The storage capacity build is a direct output of the model.</w:t>
       </w:r>
     </w:p>
     <w:p>
@@ -22196,11 +23858,11 @@
       <w:pPr>
         <w:pStyle w:val="NRELHead03Numbered"/>
       </w:pPr>
-      <w:bookmarkStart w:id="204" w:name="_Toc179465235"/>
+      <w:bookmarkStart w:id="209" w:name="_Toc179465235"/>
       <w:r>
         <w:t>Operating Dynamics for RE, Electrolyzers, Transmission, and Storage</w:t>
       </w:r>
-      <w:bookmarkEnd w:id="204"/>
+      <w:bookmarkEnd w:id="209"/>
     </w:p>
     <w:p>
       <w:pPr>
@@ -22218,7 +23880,15 @@
         <w:pStyle w:val="NRELBodyText"/>
       </w:pPr>
       <w:r>
-        <w:t>Renewable energy sources operate intermittently depending on resource availability (e.g., sunlight for solar, wind speed for wind farms). Their operation is governed by installed capacity and capacity factor. Actual energy output depends on hourly or seasonal resource availability and weather patterns. This temporal profile is a direct output of the model.</w:t>
+        <w:t xml:space="preserve">Renewable energy sources operate intermittently depending on resource availability (e.g., sunlight for solar, wind speed for wind farms). Their operation is governed by installed capacity and capacity </w:t>
+      </w:r>
+      <w:proofErr w:type="gramStart"/>
+      <w:r>
+        <w:t>factor</w:t>
+      </w:r>
+      <w:proofErr w:type="gramEnd"/>
+      <w:r>
+        <w:t>. Actual energy output depends on hourly or seasonal resource availability and weather patterns. This temporal profile is a direct output of the model.</w:t>
       </w:r>
     </w:p>
     <w:p>
@@ -22263,11 +23933,11 @@
       <w:pPr>
         <w:pStyle w:val="NRELHead03Numbered"/>
       </w:pPr>
-      <w:bookmarkStart w:id="205" w:name="_Toc179465236"/>
+      <w:bookmarkStart w:id="210" w:name="_Toc179465236"/>
       <w:r>
         <w:t>Levelized Cost of Electricity (LCOE) and Capacity Factors</w:t>
       </w:r>
-      <w:bookmarkEnd w:id="205"/>
+      <w:bookmarkEnd w:id="210"/>
     </w:p>
     <w:p>
       <w:pPr>
@@ -22526,16 +24196,16 @@
       <w:r>
         <w:br w:type="page"/>
       </w:r>
-      <w:bookmarkStart w:id="206" w:name="_Toc314823692"/>
-      <w:bookmarkStart w:id="207" w:name="_Toc352071762"/>
-      <w:bookmarkStart w:id="208" w:name="_Toc179465237"/>
+      <w:bookmarkStart w:id="211" w:name="_Toc314823692"/>
+      <w:bookmarkStart w:id="212" w:name="_Toc352071762"/>
+      <w:bookmarkStart w:id="213" w:name="_Toc179465237"/>
       <w:r>
         <w:lastRenderedPageBreak/>
         <w:t>Glossary</w:t>
       </w:r>
-      <w:bookmarkEnd w:id="206"/>
-      <w:bookmarkEnd w:id="207"/>
-      <w:bookmarkEnd w:id="208"/>
+      <w:bookmarkEnd w:id="211"/>
+      <w:bookmarkEnd w:id="212"/>
+      <w:bookmarkEnd w:id="213"/>
     </w:p>
     <w:tbl>
       <w:tblPr>
@@ -22824,16 +24494,16 @@
       <w:r>
         <w:br w:type="page"/>
       </w:r>
-      <w:bookmarkStart w:id="209" w:name="_Toc314823693"/>
-      <w:bookmarkStart w:id="210" w:name="_Toc352071763"/>
-      <w:bookmarkStart w:id="211" w:name="_Toc179465238"/>
+      <w:bookmarkStart w:id="214" w:name="_Toc314823693"/>
+      <w:bookmarkStart w:id="215" w:name="_Toc352071763"/>
+      <w:bookmarkStart w:id="216" w:name="_Toc179465238"/>
       <w:r>
         <w:lastRenderedPageBreak/>
         <w:t>References</w:t>
       </w:r>
-      <w:bookmarkEnd w:id="209"/>
-      <w:bookmarkEnd w:id="210"/>
-      <w:bookmarkEnd w:id="211"/>
+      <w:bookmarkEnd w:id="214"/>
+      <w:bookmarkEnd w:id="215"/>
+      <w:bookmarkEnd w:id="216"/>
       <w:r>
         <w:t xml:space="preserve"> </w:t>
       </w:r>
@@ -22842,8 +24512,21 @@
       <w:pPr>
         <w:pStyle w:val="NRELReference"/>
       </w:pPr>
-      <w:r>
-        <w:t>Bodini, Nicola, Dino Zardi, and Julie K. Lundquist. 2017. “</w:t>
+      <w:proofErr w:type="spellStart"/>
+      <w:r>
+        <w:t>Bodini</w:t>
+      </w:r>
+      <w:proofErr w:type="spellEnd"/>
+      <w:r>
+        <w:t xml:space="preserve">, Nicola, Dino </w:t>
+      </w:r>
+      <w:proofErr w:type="spellStart"/>
+      <w:r>
+        <w:t>Zardi</w:t>
+      </w:r>
+      <w:proofErr w:type="spellEnd"/>
+      <w:r>
+        <w:t>, and Julie K. Lundquist. 2017. “</w:t>
       </w:r>
       <w:r>
         <w:t>Three-</w:t>
@@ -23070,7 +24753,7 @@
       <w:pPr>
         <w:pStyle w:val="NRELHead01"/>
       </w:pPr>
-      <w:bookmarkStart w:id="212" w:name="_Toc179465239"/>
+      <w:bookmarkStart w:id="217" w:name="_Toc179465239"/>
       <w:r>
         <w:lastRenderedPageBreak/>
         <w:t xml:space="preserve">Appendix </w:t>
@@ -23078,7 +24761,7 @@
       <w:r>
         <w:t>A: HYPSTAT Optimization Formulation</w:t>
       </w:r>
-      <w:bookmarkEnd w:id="212"/>
+      <w:bookmarkEnd w:id="217"/>
     </w:p>
     <w:bookmarkEnd w:id="0"/>
     <w:bookmarkEnd w:id="1"/>
@@ -23232,12 +24915,14 @@
                 <w:rFonts w:ascii="Consolas" w:hAnsi="Consolas" w:cs="Courier New"/>
               </w:rPr>
             </w:pPr>
+            <w:proofErr w:type="spellStart"/>
             <w:r>
               <w:rPr>
                 <w:rFonts w:ascii="Consolas" w:hAnsi="Consolas" w:cs="Courier New"/>
               </w:rPr>
               <w:t>m.T</w:t>
             </w:r>
+            <w:proofErr w:type="spellEnd"/>
           </w:p>
         </w:tc>
         <w:tc>
@@ -23293,12 +24978,14 @@
                 <w:rFonts w:ascii="Consolas" w:hAnsi="Consolas"/>
               </w:rPr>
             </w:pPr>
+            <w:proofErr w:type="spellStart"/>
             <w:r>
               <w:rPr>
                 <w:rFonts w:ascii="Consolas" w:hAnsi="Consolas" w:cs="Courier New"/>
               </w:rPr>
               <w:t>m.Zones</w:t>
             </w:r>
+            <w:proofErr w:type="spellEnd"/>
           </w:p>
         </w:tc>
         <w:tc>
@@ -23317,7 +25004,15 @@
           </w:tcPr>
           <w:p>
             <w:r>
-              <w:t>Arbitrary objects. We recommend string names, e.g., alphabetic qualifiers: ‘A’, ‘B’, ‘C’, etc.</w:t>
+              <w:t xml:space="preserve">Arbitrary objects. We recommend string names, e.g., alphabetic </w:t>
+            </w:r>
+            <w:proofErr w:type="gramStart"/>
+            <w:r>
+              <w:t>qualifiers: ‘</w:t>
+            </w:r>
+            <w:proofErr w:type="gramEnd"/>
+            <w:r>
+              <w:t>A’, ‘B’, ‘C’, etc.</w:t>
             </w:r>
           </w:p>
         </w:tc>
@@ -23354,12 +25049,14 @@
                 <w:rFonts w:ascii="Consolas" w:hAnsi="Consolas"/>
               </w:rPr>
             </w:pPr>
+            <w:proofErr w:type="spellStart"/>
             <w:r>
               <w:rPr>
                 <w:rFonts w:ascii="Consolas" w:hAnsi="Consolas" w:cs="Courier New"/>
               </w:rPr>
               <w:t>m.Links</w:t>
             </w:r>
+            <w:proofErr w:type="spellEnd"/>
           </w:p>
         </w:tc>
         <w:tc>
@@ -23378,7 +25075,39 @@
           </w:tcPr>
           <w:p>
             <w:r>
-              <w:t>String names that note which nodes the link goes between with the phrase ‘ to ‘. E.g., ‘A to B’. Note that they are inherently bi-directional, so if ‘A to B’ is  a node, ‘B to A’ does not need to be in the set.</w:t>
+              <w:t xml:space="preserve">String names that note which nodes the link goes between with the phrase </w:t>
+            </w:r>
+            <w:proofErr w:type="gramStart"/>
+            <w:r>
+              <w:t>‘ to</w:t>
+            </w:r>
+            <w:proofErr w:type="gramEnd"/>
+            <w:r>
+              <w:t xml:space="preserve"> ‘. E.g</w:t>
+            </w:r>
+            <w:proofErr w:type="gramStart"/>
+            <w:r>
+              <w:t>., ‘</w:t>
+            </w:r>
+            <w:proofErr w:type="gramEnd"/>
+            <w:r>
+              <w:t xml:space="preserve">A to B’. Note that they are inherently bi-directional, so if ‘A to B’ </w:t>
+            </w:r>
+            <w:proofErr w:type="gramStart"/>
+            <w:r>
+              <w:t>is  a</w:t>
+            </w:r>
+            <w:proofErr w:type="gramEnd"/>
+            <w:r>
+              <w:t xml:space="preserve"> </w:t>
+            </w:r>
+            <w:proofErr w:type="gramStart"/>
+            <w:r>
+              <w:t>node, ‘</w:t>
+            </w:r>
+            <w:proofErr w:type="gramEnd"/>
+            <w:r>
+              <w:t>B to A’ does not need to be in the set.</w:t>
             </w:r>
           </w:p>
         </w:tc>
@@ -23415,12 +25144,14 @@
                 <w:rFonts w:ascii="Consolas" w:hAnsi="Consolas"/>
               </w:rPr>
             </w:pPr>
+            <w:proofErr w:type="spellStart"/>
             <w:r>
               <w:rPr>
                 <w:rFonts w:ascii="Consolas" w:hAnsi="Consolas" w:cs="Courier New"/>
               </w:rPr>
               <w:t>m.Gen_Techs</w:t>
             </w:r>
+            <w:proofErr w:type="spellEnd"/>
           </w:p>
         </w:tc>
         <w:tc>
@@ -23439,7 +25170,28 @@
           </w:tcPr>
           <w:p>
             <w:r>
-              <w:t>Arbitrary objects. We recommend string names without spaces, e.g., ‘solar_pv’, ‘offshore_wind’, etc.</w:t>
+              <w:t>Arbitrary objects. We recommend string names without spaces, e.g</w:t>
+            </w:r>
+            <w:proofErr w:type="gramStart"/>
+            <w:r>
+              <w:t>., ‘</w:t>
+            </w:r>
+            <w:proofErr w:type="spellStart"/>
+            <w:proofErr w:type="gramEnd"/>
+            <w:r>
+              <w:t>solar_pv</w:t>
+            </w:r>
+            <w:proofErr w:type="spellEnd"/>
+            <w:r>
+              <w:t>’, ‘</w:t>
+            </w:r>
+            <w:proofErr w:type="spellStart"/>
+            <w:r>
+              <w:t>offshore_wind</w:t>
+            </w:r>
+            <w:proofErr w:type="spellEnd"/>
+            <w:r>
+              <w:t>’, etc.</w:t>
             </w:r>
           </w:p>
         </w:tc>
@@ -23481,12 +25233,14 @@
                 <w:rFonts w:ascii="Consolas" w:hAnsi="Consolas" w:cs="Courier New"/>
               </w:rPr>
             </w:pPr>
+            <w:proofErr w:type="spellStart"/>
             <w:r>
               <w:rPr>
                 <w:rFonts w:ascii="Consolas" w:hAnsi="Consolas" w:cs="Courier New"/>
               </w:rPr>
               <w:t>m.Stor_Techs</w:t>
             </w:r>
+            <w:proofErr w:type="spellEnd"/>
           </w:p>
         </w:tc>
         <w:tc>
@@ -23505,7 +25259,23 @@
           </w:tcPr>
           <w:p>
             <w:r>
-              <w:t>Arbitrary objects. We recommend string names without spaces, e.g., ‘tank’, ‘salt_cavern’, etc.</w:t>
+              <w:t>Arbitrary objects. We recommend string names without spaces, e.g</w:t>
+            </w:r>
+            <w:proofErr w:type="gramStart"/>
+            <w:r>
+              <w:t>., ‘</w:t>
+            </w:r>
+            <w:proofErr w:type="gramEnd"/>
+            <w:r>
+              <w:t>tank’, ‘</w:t>
+            </w:r>
+            <w:proofErr w:type="spellStart"/>
+            <w:r>
+              <w:t>salt_cavern</w:t>
+            </w:r>
+            <w:proofErr w:type="spellEnd"/>
+            <w:r>
+              <w:t>’, etc.</w:t>
             </w:r>
           </w:p>
         </w:tc>
@@ -23547,12 +25317,14 @@
                 <w:rFonts w:ascii="Consolas" w:hAnsi="Consolas" w:cs="Courier New"/>
               </w:rPr>
             </w:pPr>
+            <w:proofErr w:type="spellStart"/>
             <w:r>
               <w:rPr>
                 <w:rFonts w:ascii="Consolas" w:hAnsi="Consolas" w:cs="Courier New"/>
               </w:rPr>
               <w:t>m.Gen_Tranches</w:t>
             </w:r>
+            <w:proofErr w:type="spellEnd"/>
           </w:p>
         </w:tc>
         <w:tc>
@@ -23561,7 +25333,15 @@
           </w:tcPr>
           <w:p>
             <w:r>
-              <w:t>The tranche options for generation technologies, i.e., representing supply curves for renewable build out where capacity factor drops as build-out increases.</w:t>
+              <w:t xml:space="preserve">The tranche options for generation technologies, i.e., </w:t>
+            </w:r>
+            <w:proofErr w:type="gramStart"/>
+            <w:r>
+              <w:t>representing</w:t>
+            </w:r>
+            <w:proofErr w:type="gramEnd"/>
+            <w:r>
+              <w:t xml:space="preserve"> supply curves for renewable build out where capacity factor drops as build-out increases.</w:t>
             </w:r>
           </w:p>
           <w:p/>
@@ -23782,12 +25562,14 @@
                 <w:rFonts w:ascii="Consolas" w:hAnsi="Consolas" w:cs="Courier New"/>
               </w:rPr>
             </w:pPr>
+            <w:proofErr w:type="spellStart"/>
             <w:r>
               <w:rPr>
                 <w:rFonts w:ascii="Consolas" w:hAnsi="Consolas" w:cs="Courier New"/>
               </w:rPr>
               <w:t>m.Gen_Capacity</w:t>
             </w:r>
+            <w:proofErr w:type="spellEnd"/>
           </w:p>
         </w:tc>
         <w:tc>
@@ -23796,7 +25578,15 @@
           </w:tcPr>
           <w:p>
             <w:r>
-              <w:t>The capacity of each generation technology in each tranche built in each node.</w:t>
+              <w:t xml:space="preserve">The capacity of each generation technology in each tranche </w:t>
+            </w:r>
+            <w:proofErr w:type="gramStart"/>
+            <w:r>
+              <w:t>built</w:t>
+            </w:r>
+            <w:proofErr w:type="gramEnd"/>
+            <w:r>
+              <w:t xml:space="preserve"> in each node.</w:t>
             </w:r>
           </w:p>
         </w:tc>
@@ -23927,12 +25717,14 @@
                 <w:rFonts w:ascii="Consolas" w:hAnsi="Consolas"/>
               </w:rPr>
             </w:pPr>
+            <w:proofErr w:type="spellStart"/>
             <w:r>
               <w:rPr>
                 <w:rFonts w:ascii="Consolas" w:hAnsi="Consolas" w:cs="Courier New"/>
               </w:rPr>
               <w:t>m.Electrolyser_Capacity</w:t>
             </w:r>
+            <w:proofErr w:type="spellEnd"/>
           </w:p>
         </w:tc>
         <w:tc>
@@ -23941,7 +25733,15 @@
           </w:tcPr>
           <w:p>
             <w:r>
-              <w:t>The electrolyzer capacity built in each node.</w:t>
+              <w:t xml:space="preserve">The electrolyzer capacity </w:t>
+            </w:r>
+            <w:proofErr w:type="gramStart"/>
+            <w:r>
+              <w:t>built</w:t>
+            </w:r>
+            <w:proofErr w:type="gramEnd"/>
+            <w:r>
+              <w:t xml:space="preserve"> in each node.</w:t>
             </w:r>
           </w:p>
         </w:tc>
@@ -24034,12 +25834,14 @@
                 <w:rFonts w:ascii="Consolas" w:hAnsi="Consolas"/>
               </w:rPr>
             </w:pPr>
+            <w:proofErr w:type="spellStart"/>
             <w:r>
               <w:rPr>
                 <w:rFonts w:ascii="Consolas" w:hAnsi="Consolas" w:cs="Courier New"/>
               </w:rPr>
               <w:t>m.Storage_Capacity</w:t>
             </w:r>
+            <w:proofErr w:type="spellEnd"/>
           </w:p>
         </w:tc>
         <w:tc>
@@ -24048,7 +25850,15 @@
           </w:tcPr>
           <w:p>
             <w:r>
-              <w:t>The storage capacity of each storage technology built in each node.</w:t>
+              <w:t xml:space="preserve">The storage capacity of each storage technology </w:t>
+            </w:r>
+            <w:proofErr w:type="gramStart"/>
+            <w:r>
+              <w:t>built</w:t>
+            </w:r>
+            <w:proofErr w:type="gramEnd"/>
+            <w:r>
+              <w:t xml:space="preserve"> in each node.</w:t>
             </w:r>
           </w:p>
         </w:tc>
@@ -24156,12 +25966,14 @@
                 <w:rFonts w:ascii="Consolas" w:hAnsi="Consolas"/>
               </w:rPr>
             </w:pPr>
+            <w:proofErr w:type="spellStart"/>
             <w:r>
               <w:rPr>
                 <w:rFonts w:ascii="Consolas" w:hAnsi="Consolas" w:cs="Courier New"/>
               </w:rPr>
               <w:t>m.Pipeline_Capacity</w:t>
             </w:r>
+            <w:proofErr w:type="spellEnd"/>
           </w:p>
         </w:tc>
         <w:tc>
@@ -24268,12 +26080,14 @@
                 <w:rFonts w:ascii="Consolas" w:hAnsi="Consolas" w:cs="Courier New"/>
               </w:rPr>
             </w:pPr>
+            <w:proofErr w:type="spellStart"/>
             <w:r>
               <w:rPr>
                 <w:rFonts w:ascii="Consolas" w:hAnsi="Consolas" w:cs="Courier New"/>
               </w:rPr>
               <w:t>m.Pipeline_Exists</w:t>
             </w:r>
+            <w:proofErr w:type="spellEnd"/>
           </w:p>
         </w:tc>
         <w:tc>
@@ -24403,12 +26217,14 @@
                 <w:rFonts w:ascii="Consolas" w:hAnsi="Consolas" w:cs="Courier New"/>
               </w:rPr>
             </w:pPr>
+            <w:proofErr w:type="spellStart"/>
             <w:r>
               <w:rPr>
                 <w:rFonts w:ascii="Consolas" w:hAnsi="Consolas" w:cs="Courier New"/>
               </w:rPr>
               <w:t>m.Electricity_Potential</w:t>
             </w:r>
+            <w:proofErr w:type="spellEnd"/>
           </w:p>
         </w:tc>
         <w:tc>
@@ -24417,7 +26233,15 @@
           </w:tcPr>
           <w:p>
             <w:r>
-              <w:t>The potential amount of electricity that could be produced or purchased in each time period by each technology.</w:t>
+              <w:t xml:space="preserve">The potential amount of electricity that could be produced or purchased in each </w:t>
+            </w:r>
+            <w:proofErr w:type="gramStart"/>
+            <w:r>
+              <w:t>time period</w:t>
+            </w:r>
+            <w:proofErr w:type="gramEnd"/>
+            <w:r>
+              <w:t xml:space="preserve"> by each technology.</w:t>
             </w:r>
           </w:p>
         </w:tc>
@@ -24545,12 +26369,14 @@
                 <w:rFonts w:ascii="Consolas" w:hAnsi="Consolas" w:cs="Courier New"/>
               </w:rPr>
             </w:pPr>
+            <w:proofErr w:type="spellStart"/>
             <w:r>
               <w:rPr>
                 <w:rFonts w:ascii="Consolas" w:hAnsi="Consolas" w:cs="Courier New"/>
               </w:rPr>
               <w:t>m.Electricity_Used</w:t>
             </w:r>
+            <w:proofErr w:type="spellEnd"/>
           </w:p>
         </w:tc>
         <w:tc>
@@ -24559,7 +26385,15 @@
           </w:tcPr>
           <w:p>
             <w:r>
-              <w:t>The amount of electricity that is used in each time period by each technology for hydrogen production.</w:t>
+              <w:t xml:space="preserve">The amount of electricity that is used in each </w:t>
+            </w:r>
+            <w:proofErr w:type="gramStart"/>
+            <w:r>
+              <w:t>time period</w:t>
+            </w:r>
+            <w:proofErr w:type="gramEnd"/>
+            <w:r>
+              <w:t xml:space="preserve"> by each technology for hydrogen production.</w:t>
             </w:r>
           </w:p>
         </w:tc>
@@ -24697,12 +26531,22 @@
                 <w:rFonts w:ascii="Consolas" w:hAnsi="Consolas" w:cs="Courier New"/>
               </w:rPr>
             </w:pPr>
+            <w:proofErr w:type="spellStart"/>
+            <w:proofErr w:type="gramStart"/>
             <w:r>
               <w:rPr>
                 <w:rFonts w:ascii="Consolas" w:hAnsi="Consolas" w:cs="Courier New"/>
               </w:rPr>
-              <w:t>m.Electricity_Curtailed</w:t>
-            </w:r>
+              <w:t>m.Electricity</w:t>
+            </w:r>
+            <w:proofErr w:type="gramEnd"/>
+            <w:r>
+              <w:rPr>
+                <w:rFonts w:ascii="Consolas" w:hAnsi="Consolas" w:cs="Courier New"/>
+              </w:rPr>
+              <w:t>_Curtailed</w:t>
+            </w:r>
+            <w:proofErr w:type="spellEnd"/>
           </w:p>
         </w:tc>
         <w:tc>
@@ -24711,7 +26555,15 @@
           </w:tcPr>
           <w:p>
             <w:r>
-              <w:t>The amount of electricity that is curtailed (or not purchased) in each time period by each technology.</w:t>
+              <w:t xml:space="preserve">The amount of electricity that is curtailed (or not purchased) in each </w:t>
+            </w:r>
+            <w:proofErr w:type="gramStart"/>
+            <w:r>
+              <w:t>time period</w:t>
+            </w:r>
+            <w:proofErr w:type="gramEnd"/>
+            <w:r>
+              <w:t xml:space="preserve"> by each technology.</w:t>
             </w:r>
           </w:p>
         </w:tc>
@@ -24876,7 +26728,15 @@
           </w:tcPr>
           <w:p>
             <w:r>
-              <w:t>The amount of hydrogen produced at each node in each time period.</w:t>
+              <w:t xml:space="preserve">The amount of hydrogen produced at each node in each </w:t>
+            </w:r>
+            <w:proofErr w:type="gramStart"/>
+            <w:r>
+              <w:t>time period</w:t>
+            </w:r>
+            <w:proofErr w:type="gramEnd"/>
+            <w:r>
+              <w:t>.</w:t>
             </w:r>
           </w:p>
         </w:tc>
@@ -25013,7 +26873,15 @@
           </w:tcPr>
           <w:p>
             <w:r>
-              <w:t>The amount of hydrogen demand that is met (i.e., the amount of hydrogen consumption for end uses) at each node in each time period.</w:t>
+              <w:t xml:space="preserve">The amount of hydrogen demand that is met (i.e., the amount of hydrogen consumption for end uses) at each node in each </w:t>
+            </w:r>
+            <w:proofErr w:type="gramStart"/>
+            <w:r>
+              <w:t>time period</w:t>
+            </w:r>
+            <w:proofErr w:type="gramEnd"/>
+            <w:r>
+              <w:t>.</w:t>
             </w:r>
           </w:p>
         </w:tc>
@@ -25287,7 +27155,15 @@
           </w:tcPr>
           <w:p>
             <w:r>
-              <w:t>The amount of excess hydrogen available at each node in each time period.</w:t>
+              <w:t xml:space="preserve">The amount of excess hydrogen available at each node in each </w:t>
+            </w:r>
+            <w:proofErr w:type="gramStart"/>
+            <w:r>
+              <w:t>time period</w:t>
+            </w:r>
+            <w:proofErr w:type="gramEnd"/>
+            <w:r>
+              <w:t>.</w:t>
             </w:r>
           </w:p>
         </w:tc>
@@ -25424,7 +27300,15 @@
           </w:tcPr>
           <w:p>
             <w:r>
-              <w:t>The amount of hydrogen imported from outside the system at each node in each time period.</w:t>
+              <w:t xml:space="preserve">The amount of hydrogen imported from outside the system at each node in each </w:t>
+            </w:r>
+            <w:proofErr w:type="gramStart"/>
+            <w:r>
+              <w:t>time period</w:t>
+            </w:r>
+            <w:proofErr w:type="gramEnd"/>
+            <w:r>
+              <w:t>.</w:t>
             </w:r>
           </w:p>
         </w:tc>
@@ -25562,7 +27446,23 @@
           </w:tcPr>
           <w:p>
             <w:r>
-              <w:t>The amount of hydrogen exported to outside the system at each node in each time period.</w:t>
+              <w:t xml:space="preserve">The amount of hydrogen </w:t>
+            </w:r>
+            <w:proofErr w:type="gramStart"/>
+            <w:r>
+              <w:t>exported to</w:t>
+            </w:r>
+            <w:proofErr w:type="gramEnd"/>
+            <w:r>
+              <w:t xml:space="preserve"> outside the system at each node in each </w:t>
+            </w:r>
+            <w:proofErr w:type="gramStart"/>
+            <w:r>
+              <w:t>time period</w:t>
+            </w:r>
+            <w:proofErr w:type="gramEnd"/>
+            <w:r>
+              <w:t>.</w:t>
             </w:r>
           </w:p>
         </w:tc>
@@ -25698,12 +27598,14 @@
                 <w:rFonts w:ascii="Consolas" w:hAnsi="Consolas" w:cs="Courier New"/>
               </w:rPr>
             </w:pPr>
+            <w:proofErr w:type="spellStart"/>
             <w:r>
               <w:rPr>
                 <w:rFonts w:ascii="Consolas" w:hAnsi="Consolas" w:cs="Courier New"/>
               </w:rPr>
               <w:t>m.Storage_Charge</w:t>
             </w:r>
+            <w:proofErr w:type="spellEnd"/>
           </w:p>
         </w:tc>
         <w:tc>
@@ -25712,10 +27614,18 @@
           </w:tcPr>
           <w:p>
             <w:r>
-              <w:t xml:space="preserve">The amount of hydrogen charged into storage for each storage technology at each node in each time </w:t>
-            </w:r>
-            <w:r>
-              <w:t>period. Positive values represent hydrogen injected into storage and negative values represent hydrogen withdrawn from storage.</w:t>
+              <w:t xml:space="preserve">The amount of hydrogen charged into storage for each storage technology at each node in each </w:t>
+            </w:r>
+            <w:proofErr w:type="gramStart"/>
+            <w:r>
+              <w:t xml:space="preserve">time </w:t>
+            </w:r>
+            <w:r>
+              <w:t>period</w:t>
+            </w:r>
+            <w:proofErr w:type="gramEnd"/>
+            <w:r>
+              <w:t>. Positive values represent hydrogen injected into storage and negative values represent hydrogen withdrawn from storage.</w:t>
             </w:r>
           </w:p>
         </w:tc>
@@ -25847,12 +27757,14 @@
                 <w:rFonts w:ascii="Consolas" w:hAnsi="Consolas" w:cs="Courier New"/>
               </w:rPr>
             </w:pPr>
+            <w:proofErr w:type="spellStart"/>
             <w:r>
               <w:rPr>
                 <w:rFonts w:ascii="Consolas" w:hAnsi="Consolas" w:cs="Courier New"/>
               </w:rPr>
               <w:t>m.Storage_Level</w:t>
             </w:r>
+            <w:proofErr w:type="spellEnd"/>
           </w:p>
         </w:tc>
         <w:tc>
@@ -25861,7 +27773,15 @@
           </w:tcPr>
           <w:p>
             <w:r>
-              <w:t>The amount of hydrogen stored for each storage technology at each node at a given time period.</w:t>
+              <w:t xml:space="preserve">The amount of hydrogen stored for each storage technology at each node at a given </w:t>
+            </w:r>
+            <w:proofErr w:type="gramStart"/>
+            <w:r>
+              <w:t>time period</w:t>
+            </w:r>
+            <w:proofErr w:type="gramEnd"/>
+            <w:r>
+              <w:t>.</w:t>
             </w:r>
           </w:p>
         </w:tc>
@@ -25999,12 +27919,14 @@
                 <w:rFonts w:ascii="Consolas" w:hAnsi="Consolas" w:cs="Courier New"/>
               </w:rPr>
             </w:pPr>
+            <w:proofErr w:type="spellStart"/>
             <w:r>
               <w:rPr>
                 <w:rFonts w:ascii="Consolas" w:hAnsi="Consolas" w:cs="Courier New"/>
               </w:rPr>
               <w:t>m.Storage_Charge_OPEX</w:t>
             </w:r>
+            <w:proofErr w:type="spellEnd"/>
           </w:p>
         </w:tc>
         <w:tc>
@@ -26013,7 +27935,15 @@
           </w:tcPr>
           <w:p>
             <w:r>
-              <w:t>The operating cost for charging storage for each storage technology at each node in each time period.</w:t>
+              <w:t xml:space="preserve">The operating cost for charging storage for each storage technology at each node in each </w:t>
+            </w:r>
+            <w:proofErr w:type="gramStart"/>
+            <w:r>
+              <w:t>time period</w:t>
+            </w:r>
+            <w:proofErr w:type="gramEnd"/>
+            <w:r>
+              <w:t>.</w:t>
             </w:r>
           </w:p>
         </w:tc>
@@ -26164,12 +28094,14 @@
                 <w:rFonts w:ascii="Consolas" w:hAnsi="Consolas" w:cs="Courier New"/>
               </w:rPr>
             </w:pPr>
+            <w:proofErr w:type="spellStart"/>
             <w:r>
               <w:rPr>
                 <w:rFonts w:ascii="Consolas" w:hAnsi="Consolas" w:cs="Courier New"/>
               </w:rPr>
               <w:t>m.Link_Flow</w:t>
             </w:r>
+            <w:proofErr w:type="spellEnd"/>
           </w:p>
         </w:tc>
         <w:tc>
@@ -26178,7 +28110,23 @@
           </w:tcPr>
           <w:p>
             <w:r>
-              <w:t>The hydrogen flow between zones for each link in each time period. Positive values represent flow in the direction specified by the link name and negative values represent flow in the opposite direction (e.g., for link ‘A to B’, positive values represent flow to node B and negative values represent flow to node A).</w:t>
+              <w:t xml:space="preserve">The hydrogen </w:t>
+            </w:r>
+            <w:proofErr w:type="gramStart"/>
+            <w:r>
+              <w:t>flow</w:t>
+            </w:r>
+            <w:proofErr w:type="gramEnd"/>
+            <w:r>
+              <w:t xml:space="preserve"> between zones for each link in each </w:t>
+            </w:r>
+            <w:proofErr w:type="gramStart"/>
+            <w:r>
+              <w:t>time period</w:t>
+            </w:r>
+            <w:proofErr w:type="gramEnd"/>
+            <w:r>
+              <w:t>. Positive values represent flow in the direction specified by the link name and negative values represent flow in the opposite direction (e.g., for link ‘A to B’, positive values represent flow to node B and negative values represent flow to node A).</w:t>
             </w:r>
           </w:p>
         </w:tc>
@@ -26295,12 +28243,14 @@
                 <w:rFonts w:ascii="Consolas" w:hAnsi="Consolas" w:cs="Courier New"/>
               </w:rPr>
             </w:pPr>
+            <w:proofErr w:type="spellStart"/>
             <w:r>
               <w:rPr>
                 <w:rFonts w:ascii="Consolas" w:hAnsi="Consolas" w:cs="Courier New"/>
               </w:rPr>
               <w:t>m.Pipeline_Flow</w:t>
             </w:r>
+            <w:proofErr w:type="spellEnd"/>
           </w:p>
         </w:tc>
         <w:tc>
@@ -26309,7 +28259,23 @@
           </w:tcPr>
           <w:p>
             <w:r>
-              <w:t>The hydrogen flow between zones for each link in each time period specifically via pipelines. Positive and negative values have the same meaning described for generic link flow.</w:t>
+              <w:t xml:space="preserve">The hydrogen </w:t>
+            </w:r>
+            <w:proofErr w:type="gramStart"/>
+            <w:r>
+              <w:t>flow</w:t>
+            </w:r>
+            <w:proofErr w:type="gramEnd"/>
+            <w:r>
+              <w:t xml:space="preserve"> between zones for each link in each </w:t>
+            </w:r>
+            <w:proofErr w:type="gramStart"/>
+            <w:r>
+              <w:t>time period</w:t>
+            </w:r>
+            <w:proofErr w:type="gramEnd"/>
+            <w:r>
+              <w:t xml:space="preserve"> specifically via pipelines. Positive and negative values have the same meaning described for generic link flow.</w:t>
             </w:r>
           </w:p>
         </w:tc>
@@ -26426,12 +28392,14 @@
                 <w:rFonts w:ascii="Consolas" w:hAnsi="Consolas" w:cs="Courier New"/>
               </w:rPr>
             </w:pPr>
+            <w:proofErr w:type="spellStart"/>
             <w:r>
               <w:rPr>
                 <w:rFonts w:ascii="Consolas" w:hAnsi="Consolas" w:cs="Courier New"/>
               </w:rPr>
               <w:t>m.Truck_Flow</w:t>
             </w:r>
+            <w:proofErr w:type="spellEnd"/>
           </w:p>
         </w:tc>
         <w:tc>
@@ -26440,7 +28408,23 @@
           </w:tcPr>
           <w:p>
             <w:r>
-              <w:t>The hydrogen flow between zones for each link in each time period specifically via trucks. Positive and negative values have the same meaning described for generic link flow.</w:t>
+              <w:t xml:space="preserve">The hydrogen </w:t>
+            </w:r>
+            <w:proofErr w:type="gramStart"/>
+            <w:r>
+              <w:t>flow</w:t>
+            </w:r>
+            <w:proofErr w:type="gramEnd"/>
+            <w:r>
+              <w:t xml:space="preserve"> between zones for each link in each </w:t>
+            </w:r>
+            <w:proofErr w:type="gramStart"/>
+            <w:r>
+              <w:t>time period</w:t>
+            </w:r>
+            <w:proofErr w:type="gramEnd"/>
+            <w:r>
+              <w:t xml:space="preserve"> specifically via trucks. Positive and negative values have the same meaning described for generic link flow.</w:t>
             </w:r>
           </w:p>
         </w:tc>
@@ -26557,12 +28541,14 @@
                 <w:rFonts w:ascii="Consolas" w:hAnsi="Consolas" w:cs="Courier New"/>
               </w:rPr>
             </w:pPr>
+            <w:proofErr w:type="spellStart"/>
             <w:r>
               <w:rPr>
                 <w:rFonts w:ascii="Consolas" w:hAnsi="Consolas" w:cs="Courier New"/>
               </w:rPr>
               <w:t>m.Pipeline_Opex</w:t>
             </w:r>
+            <w:proofErr w:type="spellEnd"/>
           </w:p>
         </w:tc>
         <w:tc>
@@ -26571,7 +28557,15 @@
           </w:tcPr>
           <w:p>
             <w:r>
-              <w:t>The operating costs for hydrogen flow in pipelines for each link in each time period.</w:t>
+              <w:t xml:space="preserve">The operating costs for hydrogen flow in pipelines for each link in each </w:t>
+            </w:r>
+            <w:proofErr w:type="gramStart"/>
+            <w:r>
+              <w:t>time period</w:t>
+            </w:r>
+            <w:proofErr w:type="gramEnd"/>
+            <w:r>
+              <w:t>.</w:t>
             </w:r>
           </w:p>
         </w:tc>
@@ -26695,12 +28689,14 @@
                 <w:rFonts w:ascii="Consolas" w:hAnsi="Consolas" w:cs="Courier New"/>
               </w:rPr>
             </w:pPr>
+            <w:proofErr w:type="spellStart"/>
             <w:r>
               <w:rPr>
                 <w:rFonts w:ascii="Consolas" w:hAnsi="Consolas" w:cs="Courier New"/>
               </w:rPr>
               <w:t>m.Truck_Cost</w:t>
             </w:r>
+            <w:proofErr w:type="spellEnd"/>
           </w:p>
         </w:tc>
         <w:tc>
@@ -26709,7 +28705,15 @@
           </w:tcPr>
           <w:p>
             <w:r>
-              <w:t>The levelized costs for hydrogen flow via trucks for each link in each time period.</w:t>
+              <w:t xml:space="preserve">The levelized costs for hydrogen flow via trucks for each link in each </w:t>
+            </w:r>
+            <w:proofErr w:type="gramStart"/>
+            <w:r>
+              <w:t>time period</w:t>
+            </w:r>
+            <w:proofErr w:type="gramEnd"/>
+            <w:r>
+              <w:t>.</w:t>
             </w:r>
           </w:p>
         </w:tc>
@@ -26818,7 +28822,7 @@
       <w:pPr>
         <w:pStyle w:val="NRELHead03"/>
       </w:pPr>
-      <w:bookmarkStart w:id="213" w:name="_Toc179465240"/>
+      <w:bookmarkStart w:id="218" w:name="_Toc179465240"/>
       <w:r>
         <w:t xml:space="preserve">Demand </w:t>
       </w:r>
@@ -26828,7 +28832,7 @@
       <w:r>
         <w:t>onstraints</w:t>
       </w:r>
-      <w:bookmarkEnd w:id="213"/>
+      <w:bookmarkEnd w:id="218"/>
     </w:p>
     <w:p>
       <w:pPr>
@@ -26837,20 +28841,65 @@
       <w:r>
         <w:t xml:space="preserve">The hydrogen demand input must be met by hydrogen in the model via the </w:t>
       </w:r>
+      <w:proofErr w:type="spellStart"/>
+      <w:proofErr w:type="gramStart"/>
       <w:r>
         <w:rPr>
           <w:rFonts w:ascii="Consolas" w:hAnsi="Consolas" w:cs="Courier New"/>
         </w:rPr>
-        <w:t>m.Demand_Met</w:t>
-      </w:r>
-      <w:r>
-        <w:t xml:space="preserve"> variable. This can be enforced in a strict way, i.e., in every period, via </w:t>
-      </w:r>
+        <w:t>m.Demand</w:t>
+      </w:r>
+      <w:proofErr w:type="gramEnd"/>
       <w:r>
         <w:rPr>
           <w:rFonts w:ascii="Consolas" w:hAnsi="Consolas" w:cs="Courier New"/>
         </w:rPr>
-        <w:t>strict_demand_rule(m, t, zone)</w:t>
+        <w:t>_Met</w:t>
+      </w:r>
+      <w:proofErr w:type="spellEnd"/>
+      <w:r>
+        <w:t xml:space="preserve"> variable. This </w:t>
+      </w:r>
+      <w:del w:id="219" w:author="Brauch, Joe" w:date="2025-01-31T12:26:00Z" w16du:dateUtc="2025-01-31T17:26:00Z">
+        <w:r>
+          <w:delText>can be</w:delText>
+        </w:r>
+      </w:del>
+      <w:ins w:id="220" w:author="Brauch, Joe" w:date="2025-01-31T12:26:00Z" w16du:dateUtc="2025-01-31T17:26:00Z">
+        <w:r>
+          <w:t>is</w:t>
+        </w:r>
+      </w:ins>
+      <w:r>
+        <w:t xml:space="preserve"> enforced in a strict way, i.e., in every period, via </w:t>
+      </w:r>
+      <w:proofErr w:type="spellStart"/>
+      <w:r>
+        <w:rPr>
+          <w:rFonts w:ascii="Consolas" w:hAnsi="Consolas" w:cs="Courier New"/>
+        </w:rPr>
+        <w:t>strict_demand_</w:t>
+      </w:r>
+      <w:proofErr w:type="gramStart"/>
+      <w:r>
+        <w:rPr>
+          <w:rFonts w:ascii="Consolas" w:hAnsi="Consolas" w:cs="Courier New"/>
+        </w:rPr>
+        <w:t>rule</w:t>
+      </w:r>
+      <w:proofErr w:type="spellEnd"/>
+      <w:r>
+        <w:rPr>
+          <w:rFonts w:ascii="Consolas" w:hAnsi="Consolas" w:cs="Courier New"/>
+        </w:rPr>
+        <w:t>(</w:t>
+      </w:r>
+      <w:proofErr w:type="gramEnd"/>
+      <w:r>
+        <w:rPr>
+          <w:rFonts w:ascii="Consolas" w:hAnsi="Consolas" w:cs="Courier New"/>
+        </w:rPr>
+        <w:t>m, t, zone)</w:t>
       </w:r>
       <w:r>
         <w:t>:</w:t>
@@ -26946,65 +28995,73 @@
       <w:pPr>
         <w:pStyle w:val="NRELBodyText"/>
         <w:rPr>
+          <w:del w:id="221" w:author="Brauch, Joe" w:date="2025-01-31T12:26:00Z" w16du:dateUtc="2025-01-31T17:26:00Z"/>
           <w:rFonts w:eastAsiaTheme="minorEastAsia"/>
           <w:iCs/>
         </w:rPr>
       </w:pPr>
-      <w:r>
-        <w:rPr>
-          <w:rFonts w:eastAsiaTheme="minorEastAsia"/>
-          <w:iCs/>
-        </w:rPr>
-        <w:t xml:space="preserve">There is also an option to enforce in a more flexible way, where demands only need to be met over a certain time period, such as a day. This is done via </w:t>
-      </w:r>
-      <w:r>
-        <w:rPr>
-          <w:rFonts w:ascii="Consolas" w:eastAsiaTheme="minorEastAsia" w:hAnsi="Consolas" w:cs="Courier New"/>
-          <w:iCs/>
-        </w:rPr>
-        <w:t>flexible_demand_rule(m, t, zone)</w:t>
-      </w:r>
-      <w:r>
-        <w:rPr>
-          <w:rFonts w:eastAsiaTheme="minorEastAsia"/>
-          <w:iCs/>
-        </w:rPr>
-        <w:t xml:space="preserve">, with a period </w:t>
-      </w:r>
+      <w:del w:id="222" w:author="Brauch, Joe" w:date="2025-01-31T12:26:00Z" w16du:dateUtc="2025-01-31T17:26:00Z">
+        <w:r>
+          <w:rPr>
+            <w:rFonts w:eastAsiaTheme="minorEastAsia"/>
+            <w:iCs/>
+          </w:rPr>
+          <w:delText xml:space="preserve">There is also an option to enforce in a more flexible way, where demands only need to be met over a certain time period, such as a day. This is done via </w:delText>
+        </w:r>
+        <w:r>
+          <w:rPr>
+            <w:rFonts w:ascii="Consolas" w:eastAsiaTheme="minorEastAsia" w:hAnsi="Consolas" w:cs="Courier New"/>
+            <w:iCs/>
+          </w:rPr>
+          <w:delText>flexible_demand_rule(m, t, zone)</w:delText>
+        </w:r>
+        <w:r>
+          <w:rPr>
+            <w:rFonts w:eastAsiaTheme="minorEastAsia"/>
+            <w:iCs/>
+          </w:rPr>
+          <w:delText xml:space="preserve">, with a period </w:delText>
+        </w:r>
+      </w:del>
       <m:oMath>
         <m:r>
-          <w:rPr>
-            <w:rFonts w:ascii="Cambria Math" w:eastAsiaTheme="minorEastAsia" w:hAnsi="Cambria Math"/>
-          </w:rPr>
-          <m:t>p</m:t>
+          <w:del w:id="223" w:author="Brauch, Joe" w:date="2025-01-31T12:26:00Z" w16du:dateUtc="2025-01-31T17:26:00Z">
+            <w:rPr>
+              <w:rFonts w:ascii="Cambria Math" w:eastAsiaTheme="minorEastAsia" w:hAnsi="Cambria Math"/>
+            </w:rPr>
+            <m:t>p</m:t>
+          </w:del>
         </m:r>
       </m:oMath>
-      <w:r>
-        <w:rPr>
-          <w:rFonts w:eastAsiaTheme="minorEastAsia"/>
-          <w:iCs/>
-        </w:rPr>
-        <w:t xml:space="preserve"> that represents the number of time periods in this larger period over which demand needs to be set which is specified inside the function (</w:t>
-      </w:r>
-      <w:r>
-        <w:rPr>
-          <w:rFonts w:ascii="Consolas" w:eastAsiaTheme="minorEastAsia" w:hAnsi="Consolas" w:cs="Courier New"/>
-          <w:iCs/>
-        </w:rPr>
-        <w:t>period_hours</w:t>
-      </w:r>
-      <w:r>
-        <w:rPr>
-          <w:rFonts w:eastAsiaTheme="minorEastAsia"/>
-          <w:iCs/>
-        </w:rPr>
-        <w:t>):</w:t>
-      </w:r>
+      <w:del w:id="224" w:author="Brauch, Joe" w:date="2025-01-31T12:26:00Z" w16du:dateUtc="2025-01-31T17:26:00Z">
+        <w:r>
+          <w:rPr>
+            <w:rFonts w:eastAsiaTheme="minorEastAsia"/>
+            <w:iCs/>
+          </w:rPr>
+          <w:delText xml:space="preserve"> that represents the number of time periods in this larger period over which demand needs to be set which is specified inside the function (</w:delText>
+        </w:r>
+        <w:r>
+          <w:rPr>
+            <w:rFonts w:ascii="Consolas" w:eastAsiaTheme="minorEastAsia" w:hAnsi="Consolas" w:cs="Courier New"/>
+            <w:iCs/>
+          </w:rPr>
+          <w:delText>period_hours</w:delText>
+        </w:r>
+        <w:r>
+          <w:rPr>
+            <w:rFonts w:eastAsiaTheme="minorEastAsia"/>
+            <w:iCs/>
+          </w:rPr>
+          <w:delText>):</w:delText>
+        </w:r>
+      </w:del>
     </w:p>
     <w:p>
       <w:pPr>
         <w:pStyle w:val="NRELBodyText"/>
         <w:rPr>
+          <w:del w:id="225" w:author="Brauch, Joe" w:date="2025-01-31T12:26:00Z" w16du:dateUtc="2025-01-31T17:26:00Z"/>
           <w:rFonts w:eastAsiaTheme="minorEastAsia"/>
           <w:iCs/>
         </w:rPr>
@@ -27016,148 +29073,182 @@
               <m:chr m:val="∑"/>
               <m:limLoc m:val="undOvr"/>
               <m:ctrlPr>
-                <w:rPr>
-                  <w:rFonts w:ascii="Cambria Math" w:hAnsi="Cambria Math"/>
-                  <w:i/>
-                </w:rPr>
+                <w:del w:id="226" w:author="Brauch, Joe" w:date="2025-01-31T12:26:00Z" w16du:dateUtc="2025-01-31T17:26:00Z">
+                  <w:rPr>
+                    <w:rFonts w:ascii="Cambria Math" w:hAnsi="Cambria Math"/>
+                    <w:i/>
+                  </w:rPr>
+                </w:del>
               </m:ctrlPr>
             </m:naryPr>
             <m:sub>
               <m:r>
-                <w:rPr>
-                  <w:rFonts w:ascii="Cambria Math" w:hAnsi="Cambria Math"/>
-                </w:rPr>
-                <m:t>t</m:t>
+                <w:del w:id="227" w:author="Brauch, Joe" w:date="2025-01-31T12:26:00Z" w16du:dateUtc="2025-01-31T17:26:00Z">
+                  <w:rPr>
+                    <w:rFonts w:ascii="Cambria Math" w:hAnsi="Cambria Math"/>
+                  </w:rPr>
+                  <m:t>t</m:t>
+                </w:del>
               </m:r>
             </m:sub>
             <m:sup>
               <m:r>
-                <w:rPr>
-                  <w:rFonts w:ascii="Cambria Math" w:hAnsi="Cambria Math"/>
-                </w:rPr>
-                <m:t>t+p</m:t>
+                <w:del w:id="228" w:author="Brauch, Joe" w:date="2025-01-31T12:26:00Z" w16du:dateUtc="2025-01-31T17:26:00Z">
+                  <w:rPr>
+                    <w:rFonts w:ascii="Cambria Math" w:hAnsi="Cambria Math"/>
+                  </w:rPr>
+                  <m:t>t+p</m:t>
+                </w:del>
               </m:r>
             </m:sup>
             <m:e>
               <m:sSub>
                 <m:sSubPr>
                   <m:ctrlPr>
-                    <w:rPr>
-                      <w:rFonts w:ascii="Cambria Math" w:hAnsi="Cambria Math"/>
-                      <w:i/>
-                    </w:rPr>
+                    <w:del w:id="229" w:author="Brauch, Joe" w:date="2025-01-31T12:26:00Z" w16du:dateUtc="2025-01-31T17:26:00Z">
+                      <w:rPr>
+                        <w:rFonts w:ascii="Cambria Math" w:hAnsi="Cambria Math"/>
+                        <w:i/>
+                      </w:rPr>
+                    </w:del>
                   </m:ctrlPr>
                 </m:sSubPr>
                 <m:e>
                   <m:r>
-                    <w:rPr>
-                      <w:rFonts w:ascii="Cambria Math" w:hAnsi="Cambria Math"/>
-                    </w:rPr>
-                    <m:t>HDem</m:t>
+                    <w:del w:id="230" w:author="Brauch, Joe" w:date="2025-01-31T12:26:00Z" w16du:dateUtc="2025-01-31T17:26:00Z">
+                      <w:rPr>
+                        <w:rFonts w:ascii="Cambria Math" w:hAnsi="Cambria Math"/>
+                      </w:rPr>
+                      <m:t>HDem</m:t>
+                    </w:del>
                   </m:r>
                 </m:e>
                 <m:sub>
                   <m:r>
-                    <w:rPr>
-                      <w:rFonts w:ascii="Cambria Math" w:hAnsi="Cambria Math"/>
-                    </w:rPr>
-                    <m:t>N, t</m:t>
+                    <w:del w:id="231" w:author="Brauch, Joe" w:date="2025-01-31T12:26:00Z" w16du:dateUtc="2025-01-31T17:26:00Z">
+                      <w:rPr>
+                        <w:rFonts w:ascii="Cambria Math" w:hAnsi="Cambria Math"/>
+                      </w:rPr>
+                      <m:t>N, t</m:t>
+                    </w:del>
                   </m:r>
                 </m:sub>
               </m:sSub>
             </m:e>
           </m:nary>
           <m:r>
-            <w:rPr>
-              <w:rFonts w:ascii="Cambria Math" w:hAnsi="Cambria Math"/>
-            </w:rPr>
-            <m:t>=</m:t>
+            <w:del w:id="232" w:author="Brauch, Joe" w:date="2025-01-31T12:26:00Z" w16du:dateUtc="2025-01-31T17:26:00Z">
+              <w:rPr>
+                <w:rFonts w:ascii="Cambria Math" w:hAnsi="Cambria Math"/>
+              </w:rPr>
+              <m:t>=</m:t>
+            </w:del>
           </m:r>
           <m:nary>
             <m:naryPr>
               <m:chr m:val="∑"/>
               <m:limLoc m:val="undOvr"/>
               <m:ctrlPr>
-                <w:rPr>
-                  <w:rFonts w:ascii="Cambria Math" w:hAnsi="Cambria Math"/>
-                  <w:iCs/>
-                </w:rPr>
+                <w:del w:id="233" w:author="Brauch, Joe" w:date="2025-01-31T12:26:00Z" w16du:dateUtc="2025-01-31T17:26:00Z">
+                  <w:rPr>
+                    <w:rFonts w:ascii="Cambria Math" w:hAnsi="Cambria Math"/>
+                    <w:iCs/>
+                  </w:rPr>
+                </w:del>
               </m:ctrlPr>
             </m:naryPr>
             <m:sub>
               <m:r>
-                <w:rPr>
-                  <w:rFonts w:ascii="Cambria Math" w:hAnsi="Cambria Math"/>
-                </w:rPr>
-                <m:t>t</m:t>
+                <w:del w:id="234" w:author="Brauch, Joe" w:date="2025-01-31T12:26:00Z" w16du:dateUtc="2025-01-31T17:26:00Z">
+                  <w:rPr>
+                    <w:rFonts w:ascii="Cambria Math" w:hAnsi="Cambria Math"/>
+                  </w:rPr>
+                  <m:t>t</m:t>
+                </w:del>
               </m:r>
             </m:sub>
             <m:sup>
               <m:r>
-                <w:rPr>
-                  <w:rFonts w:ascii="Cambria Math" w:hAnsi="Cambria Math"/>
-                </w:rPr>
-                <m:t>t+p</m:t>
+                <w:del w:id="235" w:author="Brauch, Joe" w:date="2025-01-31T12:26:00Z" w16du:dateUtc="2025-01-31T17:26:00Z">
+                  <w:rPr>
+                    <w:rFonts w:ascii="Cambria Math" w:hAnsi="Cambria Math"/>
+                  </w:rPr>
+                  <m:t>t+p</m:t>
+                </w:del>
               </m:r>
             </m:sup>
             <m:e>
               <m:r>
-                <m:rPr>
-                  <m:sty m:val="p"/>
-                </m:rPr>
-                <w:rPr>
-                  <w:rFonts w:ascii="Cambria Math" w:hAnsi="Cambria Math"/>
-                </w:rPr>
-                <m:t>Hydrogen demand input</m:t>
+                <w:del w:id="236" w:author="Brauch, Joe" w:date="2025-01-31T12:26:00Z" w16du:dateUtc="2025-01-31T17:26:00Z">
+                  <m:rPr>
+                    <m:sty m:val="p"/>
+                  </m:rPr>
+                  <w:rPr>
+                    <w:rFonts w:ascii="Cambria Math" w:hAnsi="Cambria Math"/>
+                  </w:rPr>
+                  <m:t>Hydrogen demand input</m:t>
+                </w:del>
               </m:r>
               <m:d>
                 <m:dPr>
                   <m:begChr m:val="["/>
                   <m:endChr m:val="]"/>
                   <m:ctrlPr>
-                    <w:rPr>
-                      <w:rFonts w:ascii="Cambria Math" w:hAnsi="Cambria Math"/>
-                      <w:iCs/>
-                    </w:rPr>
+                    <w:del w:id="237" w:author="Brauch, Joe" w:date="2025-01-31T12:26:00Z" w16du:dateUtc="2025-01-31T17:26:00Z">
+                      <w:rPr>
+                        <w:rFonts w:ascii="Cambria Math" w:hAnsi="Cambria Math"/>
+                        <w:iCs/>
+                      </w:rPr>
+                    </w:del>
                   </m:ctrlPr>
                 </m:dPr>
                 <m:e>
                   <m:r>
-                    <w:rPr>
-                      <w:rFonts w:ascii="Cambria Math" w:hAnsi="Cambria Math"/>
-                    </w:rPr>
-                    <m:t>t, N</m:t>
+                    <w:del w:id="238" w:author="Brauch, Joe" w:date="2025-01-31T12:26:00Z" w16du:dateUtc="2025-01-31T17:26:00Z">
+                      <w:rPr>
+                        <w:rFonts w:ascii="Cambria Math" w:hAnsi="Cambria Math"/>
+                      </w:rPr>
+                      <m:t>t, N</m:t>
+                    </w:del>
                   </m:r>
                 </m:e>
               </m:d>
             </m:e>
           </m:nary>
           <m:r>
-            <w:rPr>
-              <w:rFonts w:ascii="Cambria Math" w:hAnsi="Cambria Math"/>
-            </w:rPr>
-            <m:t xml:space="preserve"> ∀ N,</m:t>
+            <w:del w:id="239" w:author="Brauch, Joe" w:date="2025-01-31T12:26:00Z" w16du:dateUtc="2025-01-31T17:26:00Z">
+              <w:rPr>
+                <w:rFonts w:ascii="Cambria Math" w:hAnsi="Cambria Math"/>
+              </w:rPr>
+              <m:t xml:space="preserve"> ∀ N,</m:t>
+            </w:del>
           </m:r>
           <m:r>
-            <w:rPr>
-              <w:rFonts w:ascii="Cambria Math" w:eastAsiaTheme="minorEastAsia" w:hAnsi="Cambria Math"/>
-            </w:rPr>
-            <m:t xml:space="preserve"> t </m:t>
+            <w:del w:id="240" w:author="Brauch, Joe" w:date="2025-01-31T12:26:00Z" w16du:dateUtc="2025-01-31T17:26:00Z">
+              <w:rPr>
+                <w:rFonts w:ascii="Cambria Math" w:eastAsiaTheme="minorEastAsia" w:hAnsi="Cambria Math"/>
+              </w:rPr>
+              <m:t xml:space="preserve"> t </m:t>
+            </w:del>
           </m:r>
           <m:r>
-            <m:rPr>
-              <m:sty m:val="p"/>
-            </m:rPr>
-            <w:rPr>
-              <w:rFonts w:ascii="Cambria Math" w:eastAsiaTheme="minorEastAsia" w:hAnsi="Cambria Math"/>
-            </w:rPr>
-            <m:t xml:space="preserve">s.t. </m:t>
+            <w:del w:id="241" w:author="Brauch, Joe" w:date="2025-01-31T12:26:00Z" w16du:dateUtc="2025-01-31T17:26:00Z">
+              <m:rPr>
+                <m:sty m:val="p"/>
+              </m:rPr>
+              <w:rPr>
+                <w:rFonts w:ascii="Cambria Math" w:eastAsiaTheme="minorEastAsia" w:hAnsi="Cambria Math"/>
+              </w:rPr>
+              <m:t xml:space="preserve">s.t. </m:t>
+            </w:del>
           </m:r>
           <m:r>
-            <w:rPr>
-              <w:rFonts w:ascii="Cambria Math" w:eastAsiaTheme="minorEastAsia" w:hAnsi="Cambria Math"/>
-            </w:rPr>
-            <m:t>t%p=0</m:t>
+            <w:del w:id="242" w:author="Brauch, Joe" w:date="2025-01-31T12:26:00Z" w16du:dateUtc="2025-01-31T17:26:00Z">
+              <w:rPr>
+                <w:rFonts w:ascii="Cambria Math" w:eastAsiaTheme="minorEastAsia" w:hAnsi="Cambria Math"/>
+              </w:rPr>
+              <m:t>t%p=0</m:t>
+            </w:del>
           </m:r>
         </m:oMath>
       </m:oMathPara>
@@ -27166,37 +29257,40 @@
       <w:pPr>
         <w:pStyle w:val="NRELBodyText"/>
         <w:rPr>
+          <w:del w:id="243" w:author="Brauch, Joe" w:date="2025-01-31T12:26:00Z" w16du:dateUtc="2025-01-31T17:26:00Z"/>
           <w:rFonts w:eastAsiaTheme="minorEastAsia"/>
           <w:iCs/>
         </w:rPr>
       </w:pPr>
-      <w:r>
-        <w:rPr>
-          <w:rFonts w:eastAsiaTheme="minorEastAsia"/>
-          <w:iCs/>
-        </w:rPr>
-        <w:t xml:space="preserve">Strict demand enforcement is recommended right now, as flexible enforcement is not well tested and often results in odd model results such as large discharges from storage in the initial period of the period over which demand must be met. The toggle between strict and flexible enforcement is directly in the code rather than inputs, based on which demand rule is passed when defining </w:t>
-      </w:r>
-      <w:r>
-        <w:rPr>
-          <w:rFonts w:ascii="Consolas" w:eastAsiaTheme="minorEastAsia" w:hAnsi="Consolas"/>
-          <w:iCs/>
-        </w:rPr>
-        <w:t>self.m.demand_constraint</w:t>
-      </w:r>
-      <w:r>
-        <w:rPr>
-          <w:rFonts w:eastAsiaTheme="minorEastAsia"/>
-          <w:iCs/>
-        </w:rPr>
-        <w:t>.</w:t>
-      </w:r>
+      <w:del w:id="244" w:author="Brauch, Joe" w:date="2025-01-31T12:26:00Z" w16du:dateUtc="2025-01-31T17:26:00Z">
+        <w:r>
+          <w:rPr>
+            <w:rFonts w:eastAsiaTheme="minorEastAsia"/>
+            <w:iCs/>
+          </w:rPr>
+          <w:delText xml:space="preserve">Strict demand enforcement is recommended right now, as flexible enforcement is not well tested and often results in odd model results such as large discharges from storage in the initial period of the period over which demand must be met. The toggle between strict and flexible enforcement is directly in the code rather than inputs, based on which demand rule is passed when defining </w:delText>
+        </w:r>
+        <w:r>
+          <w:rPr>
+            <w:rFonts w:ascii="Consolas" w:eastAsiaTheme="minorEastAsia" w:hAnsi="Consolas"/>
+            <w:iCs/>
+          </w:rPr>
+          <w:delText>self.m.demand_constraint</w:delText>
+        </w:r>
+        <w:r>
+          <w:rPr>
+            <w:rFonts w:eastAsiaTheme="minorEastAsia"/>
+            <w:iCs/>
+          </w:rPr>
+          <w:delText>.</w:delText>
+        </w:r>
+      </w:del>
     </w:p>
     <w:p>
       <w:pPr>
         <w:pStyle w:val="NRELHead03"/>
       </w:pPr>
-      <w:bookmarkStart w:id="214" w:name="_Toc179465241"/>
+      <w:bookmarkStart w:id="245" w:name="_Toc179465241"/>
       <w:r>
         <w:t xml:space="preserve">Import and </w:t>
       </w:r>
@@ -27212,7 +29306,7 @@
       <w:r>
         <w:t>onstraints</w:t>
       </w:r>
-      <w:bookmarkEnd w:id="214"/>
+      <w:bookmarkEnd w:id="245"/>
     </w:p>
     <w:p>
       <w:pPr>
@@ -27244,12 +29338,21 @@
                 <w:iCs/>
               </w:rPr>
             </w:pPr>
+            <w:proofErr w:type="spellStart"/>
             <w:r>
               <w:rPr>
                 <w:rFonts w:ascii="Consolas" w:eastAsiaTheme="minorEastAsia" w:hAnsi="Consolas" w:cs="Courier New"/>
                 <w:iCs/>
               </w:rPr>
-              <w:t>total_imports_rule(m)</w:t>
+              <w:t>total_imports_rule</w:t>
+            </w:r>
+            <w:proofErr w:type="spellEnd"/>
+            <w:r>
+              <w:rPr>
+                <w:rFonts w:ascii="Consolas" w:eastAsiaTheme="minorEastAsia" w:hAnsi="Consolas" w:cs="Courier New"/>
+                <w:iCs/>
+              </w:rPr>
+              <w:t>(m)</w:t>
             </w:r>
           </w:p>
         </w:tc>
@@ -27379,12 +29482,37 @@
                 <w:iCs/>
               </w:rPr>
             </w:pPr>
+            <w:proofErr w:type="spellStart"/>
             <w:r>
               <w:rPr>
                 <w:rFonts w:ascii="Consolas" w:eastAsiaTheme="minorEastAsia" w:hAnsi="Consolas" w:cs="Courier New"/>
                 <w:iCs/>
               </w:rPr>
-              <w:t>zone_imports_rule(m, t, zone)</w:t>
+              <w:t>zone_imports_</w:t>
+            </w:r>
+            <w:proofErr w:type="gramStart"/>
+            <w:r>
+              <w:rPr>
+                <w:rFonts w:ascii="Consolas" w:eastAsiaTheme="minorEastAsia" w:hAnsi="Consolas" w:cs="Courier New"/>
+                <w:iCs/>
+              </w:rPr>
+              <w:t>rule</w:t>
+            </w:r>
+            <w:proofErr w:type="spellEnd"/>
+            <w:r>
+              <w:rPr>
+                <w:rFonts w:ascii="Consolas" w:eastAsiaTheme="minorEastAsia" w:hAnsi="Consolas" w:cs="Courier New"/>
+                <w:iCs/>
+              </w:rPr>
+              <w:t>(</w:t>
+            </w:r>
+            <w:proofErr w:type="gramEnd"/>
+            <w:r>
+              <w:rPr>
+                <w:rFonts w:ascii="Consolas" w:eastAsiaTheme="minorEastAsia" w:hAnsi="Consolas" w:cs="Courier New"/>
+                <w:iCs/>
+              </w:rPr>
+              <w:t>m, t, zone)</w:t>
             </w:r>
           </w:p>
         </w:tc>
@@ -27474,13 +29602,22 @@
                 <w:iCs/>
               </w:rPr>
             </w:pPr>
+            <w:proofErr w:type="spellStart"/>
             <w:r>
               <w:rPr>
                 <w:rFonts w:ascii="Consolas" w:eastAsiaTheme="minorEastAsia" w:hAnsi="Consolas" w:cs="Courier New"/>
                 <w:iCs/>
               </w:rPr>
               <w:lastRenderedPageBreak/>
-              <w:t>total_exports_rule(m)</w:t>
+              <w:t>total_exports_rule</w:t>
+            </w:r>
+            <w:proofErr w:type="spellEnd"/>
+            <w:r>
+              <w:rPr>
+                <w:rFonts w:ascii="Consolas" w:eastAsiaTheme="minorEastAsia" w:hAnsi="Consolas" w:cs="Courier New"/>
+                <w:iCs/>
+              </w:rPr>
+              <w:t>(m)</w:t>
             </w:r>
           </w:p>
         </w:tc>
@@ -27610,12 +29747,37 @@
                 <w:iCs/>
               </w:rPr>
             </w:pPr>
+            <w:proofErr w:type="spellStart"/>
             <w:r>
               <w:rPr>
                 <w:rFonts w:ascii="Consolas" w:eastAsiaTheme="minorEastAsia" w:hAnsi="Consolas" w:cs="Courier New"/>
                 <w:iCs/>
               </w:rPr>
-              <w:t>zone_exports_rule(m, t, zone)</w:t>
+              <w:t>zone_exports_</w:t>
+            </w:r>
+            <w:proofErr w:type="gramStart"/>
+            <w:r>
+              <w:rPr>
+                <w:rFonts w:ascii="Consolas" w:eastAsiaTheme="minorEastAsia" w:hAnsi="Consolas" w:cs="Courier New"/>
+                <w:iCs/>
+              </w:rPr>
+              <w:t>rule</w:t>
+            </w:r>
+            <w:proofErr w:type="spellEnd"/>
+            <w:r>
+              <w:rPr>
+                <w:rFonts w:ascii="Consolas" w:eastAsiaTheme="minorEastAsia" w:hAnsi="Consolas" w:cs="Courier New"/>
+                <w:iCs/>
+              </w:rPr>
+              <w:t>(</w:t>
+            </w:r>
+            <w:proofErr w:type="gramEnd"/>
+            <w:r>
+              <w:rPr>
+                <w:rFonts w:ascii="Consolas" w:eastAsiaTheme="minorEastAsia" w:hAnsi="Consolas" w:cs="Courier New"/>
+                <w:iCs/>
+              </w:rPr>
+              <w:t>m, t, zone)</w:t>
             </w:r>
           </w:p>
         </w:tc>
@@ -27707,21 +29869,29 @@
       <w:pPr>
         <w:pStyle w:val="NRELHead03"/>
       </w:pPr>
-      <w:bookmarkStart w:id="215" w:name="_Toc179465242"/>
+      <w:bookmarkStart w:id="246" w:name="_Toc179465242"/>
       <w:r>
         <w:t xml:space="preserve">Storage </w:t>
       </w:r>
       <w:r>
         <w:t>Constraints</w:t>
       </w:r>
-      <w:bookmarkEnd w:id="215"/>
+      <w:bookmarkEnd w:id="246"/>
     </w:p>
     <w:p>
       <w:pPr>
         <w:pStyle w:val="NRELBodyText"/>
       </w:pPr>
       <w:r>
-        <w:t>For each storage technology, the storage level is related to the storage charging and discharging—i.e., the storage level in each period is equal to the previous level plus or minus whatever amount of hydrogen was withdrawn or injected. There are also constraints on the speed of storage charging and discharging related to the total storage capacities.</w:t>
+        <w:t xml:space="preserve">For each storage technology, the storage level is related to the storage charging and </w:t>
+      </w:r>
+      <w:proofErr w:type="gramStart"/>
+      <w:r>
+        <w:t>discharging—i</w:t>
+      </w:r>
+      <w:proofErr w:type="gramEnd"/>
+      <w:r>
+        <w:t>.e., the storage level in each period is equal to the previous level plus or minus whatever amount of hydrogen was withdrawn or injected. There are also constraints on the speed of storage charging and discharging related to the total storage capacities.</w:t>
       </w:r>
     </w:p>
     <w:tbl>
@@ -27746,12 +29916,53 @@
                 <w:iCs/>
               </w:rPr>
             </w:pPr>
+            <w:proofErr w:type="spellStart"/>
             <w:r>
               <w:rPr>
                 <w:rFonts w:ascii="Consolas" w:eastAsiaTheme="minorEastAsia" w:hAnsi="Consolas" w:cs="Courier New"/>
                 <w:iCs/>
               </w:rPr>
-              <w:t>Storage_multi_period_rule(m, stor_tech, t, zone)</w:t>
+              <w:t>Storage_multi_period_</w:t>
+            </w:r>
+            <w:proofErr w:type="gramStart"/>
+            <w:r>
+              <w:rPr>
+                <w:rFonts w:ascii="Consolas" w:eastAsiaTheme="minorEastAsia" w:hAnsi="Consolas" w:cs="Courier New"/>
+                <w:iCs/>
+              </w:rPr>
+              <w:t>rule</w:t>
+            </w:r>
+            <w:proofErr w:type="spellEnd"/>
+            <w:r>
+              <w:rPr>
+                <w:rFonts w:ascii="Consolas" w:eastAsiaTheme="minorEastAsia" w:hAnsi="Consolas" w:cs="Courier New"/>
+                <w:iCs/>
+              </w:rPr>
+              <w:t>(</w:t>
+            </w:r>
+            <w:proofErr w:type="gramEnd"/>
+            <w:r>
+              <w:rPr>
+                <w:rFonts w:ascii="Consolas" w:eastAsiaTheme="minorEastAsia" w:hAnsi="Consolas" w:cs="Courier New"/>
+                <w:iCs/>
+              </w:rPr>
+              <w:t xml:space="preserve">m, </w:t>
+            </w:r>
+            <w:proofErr w:type="spellStart"/>
+            <w:r>
+              <w:rPr>
+                <w:rFonts w:ascii="Consolas" w:eastAsiaTheme="minorEastAsia" w:hAnsi="Consolas" w:cs="Courier New"/>
+                <w:iCs/>
+              </w:rPr>
+              <w:t>stor_tech</w:t>
+            </w:r>
+            <w:proofErr w:type="spellEnd"/>
+            <w:r>
+              <w:rPr>
+                <w:rFonts w:ascii="Consolas" w:eastAsiaTheme="minorEastAsia" w:hAnsi="Consolas" w:cs="Courier New"/>
+                <w:iCs/>
+              </w:rPr>
+              <w:t>, t, zone)</w:t>
             </w:r>
           </w:p>
         </w:tc>
@@ -28004,12 +30215,53 @@
                 <w:iCs/>
               </w:rPr>
             </w:pPr>
+            <w:proofErr w:type="spellStart"/>
             <w:r>
               <w:rPr>
                 <w:rFonts w:ascii="Consolas" w:eastAsiaTheme="minorEastAsia" w:hAnsi="Consolas" w:cs="Courier New"/>
                 <w:iCs/>
               </w:rPr>
-              <w:t>Storage_charge_rule(m, stor_tech, t, zone)</w:t>
+              <w:t>Storage_charge_</w:t>
+            </w:r>
+            <w:proofErr w:type="gramStart"/>
+            <w:r>
+              <w:rPr>
+                <w:rFonts w:ascii="Consolas" w:eastAsiaTheme="minorEastAsia" w:hAnsi="Consolas" w:cs="Courier New"/>
+                <w:iCs/>
+              </w:rPr>
+              <w:t>rule</w:t>
+            </w:r>
+            <w:proofErr w:type="spellEnd"/>
+            <w:r>
+              <w:rPr>
+                <w:rFonts w:ascii="Consolas" w:eastAsiaTheme="minorEastAsia" w:hAnsi="Consolas" w:cs="Courier New"/>
+                <w:iCs/>
+              </w:rPr>
+              <w:t>(</w:t>
+            </w:r>
+            <w:proofErr w:type="gramEnd"/>
+            <w:r>
+              <w:rPr>
+                <w:rFonts w:ascii="Consolas" w:eastAsiaTheme="minorEastAsia" w:hAnsi="Consolas" w:cs="Courier New"/>
+                <w:iCs/>
+              </w:rPr>
+              <w:t xml:space="preserve">m, </w:t>
+            </w:r>
+            <w:proofErr w:type="spellStart"/>
+            <w:r>
+              <w:rPr>
+                <w:rFonts w:ascii="Consolas" w:eastAsiaTheme="minorEastAsia" w:hAnsi="Consolas" w:cs="Courier New"/>
+                <w:iCs/>
+              </w:rPr>
+              <w:t>stor_tech</w:t>
+            </w:r>
+            <w:proofErr w:type="spellEnd"/>
+            <w:r>
+              <w:rPr>
+                <w:rFonts w:ascii="Consolas" w:eastAsiaTheme="minorEastAsia" w:hAnsi="Consolas" w:cs="Courier New"/>
+                <w:iCs/>
+              </w:rPr>
+              <w:t>, t, zone)</w:t>
             </w:r>
           </w:p>
         </w:tc>
@@ -28141,12 +30393,53 @@
                 <w:iCs/>
               </w:rPr>
             </w:pPr>
+            <w:proofErr w:type="spellStart"/>
             <w:r>
               <w:rPr>
                 <w:rFonts w:ascii="Consolas" w:eastAsiaTheme="minorEastAsia" w:hAnsi="Consolas" w:cs="Courier New"/>
                 <w:iCs/>
               </w:rPr>
-              <w:t>Storage_discharge_rule(m, stor_tech, t, zone)</w:t>
+              <w:t>Storage_discharge_</w:t>
+            </w:r>
+            <w:proofErr w:type="gramStart"/>
+            <w:r>
+              <w:rPr>
+                <w:rFonts w:ascii="Consolas" w:eastAsiaTheme="minorEastAsia" w:hAnsi="Consolas" w:cs="Courier New"/>
+                <w:iCs/>
+              </w:rPr>
+              <w:t>rule</w:t>
+            </w:r>
+            <w:proofErr w:type="spellEnd"/>
+            <w:r>
+              <w:rPr>
+                <w:rFonts w:ascii="Consolas" w:eastAsiaTheme="minorEastAsia" w:hAnsi="Consolas" w:cs="Courier New"/>
+                <w:iCs/>
+              </w:rPr>
+              <w:t>(</w:t>
+            </w:r>
+            <w:proofErr w:type="gramEnd"/>
+            <w:r>
+              <w:rPr>
+                <w:rFonts w:ascii="Consolas" w:eastAsiaTheme="minorEastAsia" w:hAnsi="Consolas" w:cs="Courier New"/>
+                <w:iCs/>
+              </w:rPr>
+              <w:t xml:space="preserve">m, </w:t>
+            </w:r>
+            <w:proofErr w:type="spellStart"/>
+            <w:r>
+              <w:rPr>
+                <w:rFonts w:ascii="Consolas" w:eastAsiaTheme="minorEastAsia" w:hAnsi="Consolas" w:cs="Courier New"/>
+                <w:iCs/>
+              </w:rPr>
+              <w:t>stor_tech</w:t>
+            </w:r>
+            <w:proofErr w:type="spellEnd"/>
+            <w:r>
+              <w:rPr>
+                <w:rFonts w:ascii="Consolas" w:eastAsiaTheme="minorEastAsia" w:hAnsi="Consolas" w:cs="Courier New"/>
+                <w:iCs/>
+              </w:rPr>
+              <w:t>, t, zone)</w:t>
             </w:r>
           </w:p>
         </w:tc>
@@ -28300,12 +30593,53 @@
                 <w:iCs/>
               </w:rPr>
             </w:pPr>
+            <w:proofErr w:type="spellStart"/>
             <w:r>
               <w:rPr>
                 <w:rFonts w:ascii="Consolas" w:eastAsiaTheme="minorEastAsia" w:hAnsi="Consolas" w:cs="Courier New"/>
                 <w:iCs/>
               </w:rPr>
-              <w:t>Storage_level_rule(m, stor_tech, t, zone)</w:t>
+              <w:t>Storage_level_</w:t>
+            </w:r>
+            <w:proofErr w:type="gramStart"/>
+            <w:r>
+              <w:rPr>
+                <w:rFonts w:ascii="Consolas" w:eastAsiaTheme="minorEastAsia" w:hAnsi="Consolas" w:cs="Courier New"/>
+                <w:iCs/>
+              </w:rPr>
+              <w:t>rule</w:t>
+            </w:r>
+            <w:proofErr w:type="spellEnd"/>
+            <w:r>
+              <w:rPr>
+                <w:rFonts w:ascii="Consolas" w:eastAsiaTheme="minorEastAsia" w:hAnsi="Consolas" w:cs="Courier New"/>
+                <w:iCs/>
+              </w:rPr>
+              <w:t>(</w:t>
+            </w:r>
+            <w:proofErr w:type="gramEnd"/>
+            <w:r>
+              <w:rPr>
+                <w:rFonts w:ascii="Consolas" w:eastAsiaTheme="minorEastAsia" w:hAnsi="Consolas" w:cs="Courier New"/>
+                <w:iCs/>
+              </w:rPr>
+              <w:t xml:space="preserve">m, </w:t>
+            </w:r>
+            <w:proofErr w:type="spellStart"/>
+            <w:r>
+              <w:rPr>
+                <w:rFonts w:ascii="Consolas" w:eastAsiaTheme="minorEastAsia" w:hAnsi="Consolas" w:cs="Courier New"/>
+                <w:iCs/>
+              </w:rPr>
+              <w:t>stor_tech</w:t>
+            </w:r>
+            <w:proofErr w:type="spellEnd"/>
+            <w:r>
+              <w:rPr>
+                <w:rFonts w:ascii="Consolas" w:eastAsiaTheme="minorEastAsia" w:hAnsi="Consolas" w:cs="Courier New"/>
+                <w:iCs/>
+              </w:rPr>
+              <w:t>, t, zone)</w:t>
             </w:r>
           </w:p>
         </w:tc>
@@ -28405,12 +30739,53 @@
                 <w:iCs/>
               </w:rPr>
             </w:pPr>
+            <w:proofErr w:type="spellStart"/>
             <w:r>
               <w:rPr>
                 <w:rFonts w:ascii="Consolas" w:eastAsiaTheme="minorEastAsia" w:hAnsi="Consolas" w:cs="Courier New"/>
                 <w:iCs/>
               </w:rPr>
-              <w:t>Storage_capacity_cap_rule(m, stor_tech, t, zone)</w:t>
+              <w:t>Storage_capacity_cap_</w:t>
+            </w:r>
+            <w:proofErr w:type="gramStart"/>
+            <w:r>
+              <w:rPr>
+                <w:rFonts w:ascii="Consolas" w:eastAsiaTheme="minorEastAsia" w:hAnsi="Consolas" w:cs="Courier New"/>
+                <w:iCs/>
+              </w:rPr>
+              <w:t>rule</w:t>
+            </w:r>
+            <w:proofErr w:type="spellEnd"/>
+            <w:r>
+              <w:rPr>
+                <w:rFonts w:ascii="Consolas" w:eastAsiaTheme="minorEastAsia" w:hAnsi="Consolas" w:cs="Courier New"/>
+                <w:iCs/>
+              </w:rPr>
+              <w:t>(</w:t>
+            </w:r>
+            <w:proofErr w:type="gramEnd"/>
+            <w:r>
+              <w:rPr>
+                <w:rFonts w:ascii="Consolas" w:eastAsiaTheme="minorEastAsia" w:hAnsi="Consolas" w:cs="Courier New"/>
+                <w:iCs/>
+              </w:rPr>
+              <w:t xml:space="preserve">m, </w:t>
+            </w:r>
+            <w:proofErr w:type="spellStart"/>
+            <w:r>
+              <w:rPr>
+                <w:rFonts w:ascii="Consolas" w:eastAsiaTheme="minorEastAsia" w:hAnsi="Consolas" w:cs="Courier New"/>
+                <w:iCs/>
+              </w:rPr>
+              <w:t>stor_tech</w:t>
+            </w:r>
+            <w:proofErr w:type="spellEnd"/>
+            <w:r>
+              <w:rPr>
+                <w:rFonts w:ascii="Consolas" w:eastAsiaTheme="minorEastAsia" w:hAnsi="Consolas" w:cs="Courier New"/>
+                <w:iCs/>
+              </w:rPr>
+              <w:t>, t, zone)</w:t>
             </w:r>
           </w:p>
         </w:tc>
@@ -28510,12 +30885,53 @@
                 <w:iCs/>
               </w:rPr>
             </w:pPr>
+            <w:proofErr w:type="spellStart"/>
             <w:r>
               <w:rPr>
                 <w:rFonts w:ascii="Consolas" w:eastAsiaTheme="minorEastAsia" w:hAnsi="Consolas" w:cs="Courier New"/>
                 <w:iCs/>
               </w:rPr>
-              <w:t>Total_storage_capacity_rule(m, stor_tech, t, zone)</w:t>
+              <w:t>Total_storage_capacity_</w:t>
+            </w:r>
+            <w:proofErr w:type="gramStart"/>
+            <w:r>
+              <w:rPr>
+                <w:rFonts w:ascii="Consolas" w:eastAsiaTheme="minorEastAsia" w:hAnsi="Consolas" w:cs="Courier New"/>
+                <w:iCs/>
+              </w:rPr>
+              <w:t>rule</w:t>
+            </w:r>
+            <w:proofErr w:type="spellEnd"/>
+            <w:r>
+              <w:rPr>
+                <w:rFonts w:ascii="Consolas" w:eastAsiaTheme="minorEastAsia" w:hAnsi="Consolas" w:cs="Courier New"/>
+                <w:iCs/>
+              </w:rPr>
+              <w:t>(</w:t>
+            </w:r>
+            <w:proofErr w:type="gramEnd"/>
+            <w:r>
+              <w:rPr>
+                <w:rFonts w:ascii="Consolas" w:eastAsiaTheme="minorEastAsia" w:hAnsi="Consolas" w:cs="Courier New"/>
+                <w:iCs/>
+              </w:rPr>
+              <w:t xml:space="preserve">m, </w:t>
+            </w:r>
+            <w:proofErr w:type="spellStart"/>
+            <w:r>
+              <w:rPr>
+                <w:rFonts w:ascii="Consolas" w:eastAsiaTheme="minorEastAsia" w:hAnsi="Consolas" w:cs="Courier New"/>
+                <w:iCs/>
+              </w:rPr>
+              <w:t>stor_tech</w:t>
+            </w:r>
+            <w:proofErr w:type="spellEnd"/>
+            <w:r>
+              <w:rPr>
+                <w:rFonts w:ascii="Consolas" w:eastAsiaTheme="minorEastAsia" w:hAnsi="Consolas" w:cs="Courier New"/>
+                <w:iCs/>
+              </w:rPr>
+              <w:t>, t, zone)</w:t>
             </w:r>
           </w:p>
         </w:tc>
@@ -28652,14 +31068,14 @@
       <w:pPr>
         <w:pStyle w:val="NRELHead03"/>
       </w:pPr>
-      <w:bookmarkStart w:id="216" w:name="_Toc179465243"/>
+      <w:bookmarkStart w:id="247" w:name="_Toc179465243"/>
       <w:r>
         <w:t xml:space="preserve">Link </w:t>
       </w:r>
       <w:r>
         <w:t>Flow Constraints</w:t>
       </w:r>
-      <w:bookmarkEnd w:id="216"/>
+      <w:bookmarkEnd w:id="247"/>
     </w:p>
     <w:p>
       <w:pPr>
@@ -28671,11 +31087,33 @@
       <w:r>
         <w:t xml:space="preserve">Hydrogen flow for different links occurs via pipelines or truck flow. For simplicity in mass balances, we define a total link flow variable which is determined by the pipeline and truck flow via </w:t>
       </w:r>
+      <w:proofErr w:type="spellStart"/>
       <w:r>
         <w:rPr>
           <w:rFonts w:ascii="Consolas" w:hAnsi="Consolas" w:cs="Courier New"/>
         </w:rPr>
-        <w:t>total_link_flow_rule(m, t, link)</w:t>
+        <w:t>total_link_flow_</w:t>
+      </w:r>
+      <w:proofErr w:type="gramStart"/>
+      <w:r>
+        <w:rPr>
+          <w:rFonts w:ascii="Consolas" w:hAnsi="Consolas" w:cs="Courier New"/>
+        </w:rPr>
+        <w:t>rule</w:t>
+      </w:r>
+      <w:proofErr w:type="spellEnd"/>
+      <w:r>
+        <w:rPr>
+          <w:rFonts w:ascii="Consolas" w:hAnsi="Consolas" w:cs="Courier New"/>
+        </w:rPr>
+        <w:t>(</w:t>
+      </w:r>
+      <w:proofErr w:type="gramEnd"/>
+      <w:r>
+        <w:rPr>
+          <w:rFonts w:ascii="Consolas" w:hAnsi="Consolas" w:cs="Courier New"/>
+        </w:rPr>
+        <w:t>m, t, link)</w:t>
       </w:r>
       <w:r>
         <w:rPr>
@@ -28794,7 +31232,15 @@
         <w:pStyle w:val="NRELBodyText"/>
       </w:pPr>
       <w:r>
-        <w:t>Pipeline and truck flows can occur in either direction and have specific capacity limits (HYPSTAT does not currently support different limits for forward and reverse flow). Pipeline flow is limited by the capacity of the pipeline built for a given link (another model variable), while truck flow is limited by the specified truck maximum capacity given in the inputs, along with a boolean for whether truck flow is allowed at all on that link. For simple constraint functions, the forward and reverse flow constraints are separated in HYPSTAT.</w:t>
+        <w:t xml:space="preserve">Pipeline and truck flows can occur in either direction and have specific capacity limits (HYPSTAT does not currently support different limits for forward and reverse flow). Pipeline flow is limited by the capacity of the pipeline built for a given link (another model variable), while truck flow is limited by the specified truck maximum capacity given in the inputs, along with a </w:t>
+      </w:r>
+      <w:proofErr w:type="spellStart"/>
+      <w:r>
+        <w:t>boolean</w:t>
+      </w:r>
+      <w:proofErr w:type="spellEnd"/>
+      <w:r>
+        <w:t xml:space="preserve"> for whether truck flow is allowed at all on that link. For simple constraint functions, the forward and reverse flow constraints are separated in HYPSTAT.</w:t>
       </w:r>
     </w:p>
     <w:tbl>
@@ -28819,12 +31265,37 @@
                 <w:iCs/>
               </w:rPr>
             </w:pPr>
+            <w:proofErr w:type="spellStart"/>
             <w:r>
               <w:rPr>
                 <w:rFonts w:ascii="Consolas" w:eastAsiaTheme="minorEastAsia" w:hAnsi="Consolas" w:cs="Courier New"/>
                 <w:iCs/>
               </w:rPr>
-              <w:t>forward_max_truck_rule(m, t, link</w:t>
+              <w:t>forward_max_truck_</w:t>
+            </w:r>
+            <w:proofErr w:type="gramStart"/>
+            <w:r>
+              <w:rPr>
+                <w:rFonts w:ascii="Consolas" w:eastAsiaTheme="minorEastAsia" w:hAnsi="Consolas" w:cs="Courier New"/>
+                <w:iCs/>
+              </w:rPr>
+              <w:t>rule</w:t>
+            </w:r>
+            <w:proofErr w:type="spellEnd"/>
+            <w:r>
+              <w:rPr>
+                <w:rFonts w:ascii="Consolas" w:eastAsiaTheme="minorEastAsia" w:hAnsi="Consolas" w:cs="Courier New"/>
+                <w:iCs/>
+              </w:rPr>
+              <w:t>(</w:t>
+            </w:r>
+            <w:proofErr w:type="gramEnd"/>
+            <w:r>
+              <w:rPr>
+                <w:rFonts w:ascii="Consolas" w:eastAsiaTheme="minorEastAsia" w:hAnsi="Consolas" w:cs="Courier New"/>
+                <w:iCs/>
+              </w:rPr>
+              <w:t>m, t, link</w:t>
             </w:r>
             <w:r>
               <w:rPr>
@@ -28994,12 +31465,37 @@
                 <w:iCs/>
               </w:rPr>
             </w:pPr>
+            <w:proofErr w:type="spellStart"/>
             <w:r>
               <w:rPr>
                 <w:rFonts w:ascii="Consolas" w:eastAsiaTheme="minorEastAsia" w:hAnsi="Consolas" w:cs="Courier New"/>
                 <w:iCs/>
               </w:rPr>
-              <w:t>reverse_max_truck_rule(m, t, link</w:t>
+              <w:t>reverse_max_truck_</w:t>
+            </w:r>
+            <w:proofErr w:type="gramStart"/>
+            <w:r>
+              <w:rPr>
+                <w:rFonts w:ascii="Consolas" w:eastAsiaTheme="minorEastAsia" w:hAnsi="Consolas" w:cs="Courier New"/>
+                <w:iCs/>
+              </w:rPr>
+              <w:t>rule</w:t>
+            </w:r>
+            <w:proofErr w:type="spellEnd"/>
+            <w:r>
+              <w:rPr>
+                <w:rFonts w:ascii="Consolas" w:eastAsiaTheme="minorEastAsia" w:hAnsi="Consolas" w:cs="Courier New"/>
+                <w:iCs/>
+              </w:rPr>
+              <w:t>(</w:t>
+            </w:r>
+            <w:proofErr w:type="gramEnd"/>
+            <w:r>
+              <w:rPr>
+                <w:rFonts w:ascii="Consolas" w:eastAsiaTheme="minorEastAsia" w:hAnsi="Consolas" w:cs="Courier New"/>
+                <w:iCs/>
+              </w:rPr>
+              <w:t>m, t, link</w:t>
             </w:r>
             <w:r>
               <w:rPr>
@@ -29162,12 +31658,37 @@
                 <w:iCs/>
               </w:rPr>
             </w:pPr>
+            <w:proofErr w:type="spellStart"/>
             <w:r>
               <w:rPr>
                 <w:rFonts w:ascii="Consolas" w:eastAsiaTheme="minorEastAsia" w:hAnsi="Consolas" w:cs="Courier New"/>
                 <w:iCs/>
               </w:rPr>
-              <w:t>forward_max_pipeline_rule(m, t, link</w:t>
+              <w:t>forward_max_pipeline_</w:t>
+            </w:r>
+            <w:proofErr w:type="gramStart"/>
+            <w:r>
+              <w:rPr>
+                <w:rFonts w:ascii="Consolas" w:eastAsiaTheme="minorEastAsia" w:hAnsi="Consolas" w:cs="Courier New"/>
+                <w:iCs/>
+              </w:rPr>
+              <w:t>rule</w:t>
+            </w:r>
+            <w:proofErr w:type="spellEnd"/>
+            <w:r>
+              <w:rPr>
+                <w:rFonts w:ascii="Consolas" w:eastAsiaTheme="minorEastAsia" w:hAnsi="Consolas" w:cs="Courier New"/>
+                <w:iCs/>
+              </w:rPr>
+              <w:t>(</w:t>
+            </w:r>
+            <w:proofErr w:type="gramEnd"/>
+            <w:r>
+              <w:rPr>
+                <w:rFonts w:ascii="Consolas" w:eastAsiaTheme="minorEastAsia" w:hAnsi="Consolas" w:cs="Courier New"/>
+                <w:iCs/>
+              </w:rPr>
+              <w:t>m, t, link</w:t>
             </w:r>
             <w:r>
               <w:rPr>
@@ -29274,12 +31795,37 @@
                 <w:iCs/>
               </w:rPr>
             </w:pPr>
+            <w:proofErr w:type="spellStart"/>
             <w:r>
               <w:rPr>
                 <w:rFonts w:ascii="Consolas" w:eastAsiaTheme="minorEastAsia" w:hAnsi="Consolas" w:cs="Courier New"/>
                 <w:iCs/>
               </w:rPr>
-              <w:t>reverse_max_pipeline_rule(m, t, link</w:t>
+              <w:t>reverse_max_pipeline_</w:t>
+            </w:r>
+            <w:proofErr w:type="gramStart"/>
+            <w:r>
+              <w:rPr>
+                <w:rFonts w:ascii="Consolas" w:eastAsiaTheme="minorEastAsia" w:hAnsi="Consolas" w:cs="Courier New"/>
+                <w:iCs/>
+              </w:rPr>
+              <w:t>rule</w:t>
+            </w:r>
+            <w:proofErr w:type="spellEnd"/>
+            <w:r>
+              <w:rPr>
+                <w:rFonts w:ascii="Consolas" w:eastAsiaTheme="minorEastAsia" w:hAnsi="Consolas" w:cs="Courier New"/>
+                <w:iCs/>
+              </w:rPr>
+              <w:t>(</w:t>
+            </w:r>
+            <w:proofErr w:type="gramEnd"/>
+            <w:r>
+              <w:rPr>
+                <w:rFonts w:ascii="Consolas" w:eastAsiaTheme="minorEastAsia" w:hAnsi="Consolas" w:cs="Courier New"/>
+                <w:iCs/>
+              </w:rPr>
+              <w:t>m, t, link</w:t>
             </w:r>
             <w:r>
               <w:rPr>
@@ -29388,7 +31934,15 @@
         <w:pStyle w:val="NRELBodyText"/>
       </w:pPr>
       <w:r>
-        <w:t>Pipeline capacity in each link is limited by capacity inputs (similar to truck inputs) and, for mixed-integer optimizations, whether or not a pipeline is built at all for a given link.</w:t>
+        <w:t>Pipeline capacity in each link is limited by capacity inputs (</w:t>
+      </w:r>
+      <w:proofErr w:type="gramStart"/>
+      <w:r>
+        <w:t>similar to</w:t>
+      </w:r>
+      <w:proofErr w:type="gramEnd"/>
+      <w:r>
+        <w:t xml:space="preserve"> truck inputs) and, for mixed-integer optimizations, whether or not a pipeline is built at all for a given link.</w:t>
       </w:r>
     </w:p>
     <w:tbl>
@@ -29413,12 +31967,37 @@
                 <w:iCs/>
               </w:rPr>
             </w:pPr>
+            <w:proofErr w:type="spellStart"/>
             <w:r>
               <w:rPr>
                 <w:rFonts w:ascii="Consolas" w:eastAsiaTheme="minorEastAsia" w:hAnsi="Consolas" w:cs="Courier New"/>
                 <w:iCs/>
               </w:rPr>
-              <w:t>pipeline_exists_rule(m, link</w:t>
+              <w:t>pipeline_exists_</w:t>
+            </w:r>
+            <w:proofErr w:type="gramStart"/>
+            <w:r>
+              <w:rPr>
+                <w:rFonts w:ascii="Consolas" w:eastAsiaTheme="minorEastAsia" w:hAnsi="Consolas" w:cs="Courier New"/>
+                <w:iCs/>
+              </w:rPr>
+              <w:t>rule</w:t>
+            </w:r>
+            <w:proofErr w:type="spellEnd"/>
+            <w:r>
+              <w:rPr>
+                <w:rFonts w:ascii="Consolas" w:eastAsiaTheme="minorEastAsia" w:hAnsi="Consolas" w:cs="Courier New"/>
+                <w:iCs/>
+              </w:rPr>
+              <w:t>(</w:t>
+            </w:r>
+            <w:proofErr w:type="gramEnd"/>
+            <w:r>
+              <w:rPr>
+                <w:rFonts w:ascii="Consolas" w:eastAsiaTheme="minorEastAsia" w:hAnsi="Consolas" w:cs="Courier New"/>
+                <w:iCs/>
+              </w:rPr>
+              <w:t>m, link</w:t>
             </w:r>
             <w:r>
               <w:rPr>
@@ -29621,12 +32200,37 @@
                 <w:iCs/>
               </w:rPr>
             </w:pPr>
+            <w:proofErr w:type="spellStart"/>
             <w:r>
               <w:rPr>
                 <w:rFonts w:ascii="Consolas" w:eastAsiaTheme="minorEastAsia" w:hAnsi="Consolas" w:cs="Courier New"/>
                 <w:iCs/>
               </w:rPr>
-              <w:t>pipeline_size_rule(m, link)</w:t>
+              <w:t>pipeline_size_</w:t>
+            </w:r>
+            <w:proofErr w:type="gramStart"/>
+            <w:r>
+              <w:rPr>
+                <w:rFonts w:ascii="Consolas" w:eastAsiaTheme="minorEastAsia" w:hAnsi="Consolas" w:cs="Courier New"/>
+                <w:iCs/>
+              </w:rPr>
+              <w:t>rule</w:t>
+            </w:r>
+            <w:proofErr w:type="spellEnd"/>
+            <w:r>
+              <w:rPr>
+                <w:rFonts w:ascii="Consolas" w:eastAsiaTheme="minorEastAsia" w:hAnsi="Consolas" w:cs="Courier New"/>
+                <w:iCs/>
+              </w:rPr>
+              <w:t>(</w:t>
+            </w:r>
+            <w:proofErr w:type="gramEnd"/>
+            <w:r>
+              <w:rPr>
+                <w:rFonts w:ascii="Consolas" w:eastAsiaTheme="minorEastAsia" w:hAnsi="Consolas" w:cs="Courier New"/>
+                <w:iCs/>
+              </w:rPr>
+              <w:t>m, link)</w:t>
             </w:r>
           </w:p>
         </w:tc>
@@ -29789,11 +32393,33 @@
       <w:pPr>
         <w:pStyle w:val="NRELBodyText"/>
       </w:pPr>
+      <w:proofErr w:type="spellStart"/>
       <w:r>
         <w:rPr>
           <w:rFonts w:ascii="Consolas" w:hAnsi="Consolas"/>
         </w:rPr>
-        <w:t>pipeline_exists_rule(m, link</w:t>
+        <w:t>pipeline_exists_</w:t>
+      </w:r>
+      <w:proofErr w:type="gramStart"/>
+      <w:r>
+        <w:rPr>
+          <w:rFonts w:ascii="Consolas" w:hAnsi="Consolas"/>
+        </w:rPr>
+        <w:t>rule</w:t>
+      </w:r>
+      <w:proofErr w:type="spellEnd"/>
+      <w:r>
+        <w:rPr>
+          <w:rFonts w:ascii="Consolas" w:hAnsi="Consolas"/>
+        </w:rPr>
+        <w:t>(</w:t>
+      </w:r>
+      <w:proofErr w:type="gramEnd"/>
+      <w:r>
+        <w:rPr>
+          <w:rFonts w:ascii="Consolas" w:hAnsi="Consolas"/>
+        </w:rPr>
+        <w:t>m, link</w:t>
       </w:r>
       <w:r>
         <w:rPr>
@@ -29808,13 +32434,43 @@
         <w:t xml:space="preserve"> </w:t>
       </w:r>
       <w:r>
-        <w:t xml:space="preserve">is used for a mixed-integer optimization. For a fully linear optimization which only optimizes pipeline sizes and not locations, </w:t>
-      </w:r>
+        <w:t xml:space="preserve">is used for </w:t>
+      </w:r>
+      <w:proofErr w:type="gramStart"/>
+      <w:r>
+        <w:t>a mixed</w:t>
+      </w:r>
+      <w:proofErr w:type="gramEnd"/>
+      <w:r>
+        <w:t xml:space="preserve">-integer optimization. For a fully linear optimization which only optimizes pipeline sizes and not locations, </w:t>
+      </w:r>
+      <w:proofErr w:type="spellStart"/>
       <w:r>
         <w:rPr>
           <w:rFonts w:ascii="Consolas" w:hAnsi="Consolas"/>
         </w:rPr>
-        <w:t>pipeline_size_rule(m, link)</w:t>
+        <w:t>pipeline_size_</w:t>
+      </w:r>
+      <w:proofErr w:type="gramStart"/>
+      <w:r>
+        <w:rPr>
+          <w:rFonts w:ascii="Consolas" w:hAnsi="Consolas"/>
+        </w:rPr>
+        <w:t>rule</w:t>
+      </w:r>
+      <w:proofErr w:type="spellEnd"/>
+      <w:r>
+        <w:rPr>
+          <w:rFonts w:ascii="Consolas" w:hAnsi="Consolas"/>
+        </w:rPr>
+        <w:t>(</w:t>
+      </w:r>
+      <w:proofErr w:type="gramEnd"/>
+      <w:r>
+        <w:rPr>
+          <w:rFonts w:ascii="Consolas" w:hAnsi="Consolas"/>
+        </w:rPr>
+        <w:t>m, link)</w:t>
       </w:r>
       <w:r>
         <w:t xml:space="preserve"> is used, typically after a coarse robust optimization to determine locations of pipelines, which are fed into the model via the </w:t>
@@ -29861,21 +32517,29 @@
       <w:pPr>
         <w:pStyle w:val="NRELHead03"/>
       </w:pPr>
-      <w:bookmarkStart w:id="217" w:name="_Toc179465244"/>
+      <w:bookmarkStart w:id="248" w:name="_Toc179465244"/>
       <w:r>
         <w:t>Production</w:t>
       </w:r>
       <w:r>
         <w:t xml:space="preserve"> Constraints</w:t>
       </w:r>
-      <w:bookmarkEnd w:id="217"/>
+      <w:bookmarkEnd w:id="248"/>
     </w:p>
     <w:p>
       <w:pPr>
         <w:pStyle w:val="NRELBodyText"/>
       </w:pPr>
       <w:r>
-        <w:t>The potential for total electricity production in each time period is set by the production profiles (e.g., for a particular renewable resource) for each technology at each node and the capacity of that technology at each node. Of this electricity potential, the model can choose how much electricity to curtail and how much to use. To avoid negative electricity use, the curtailed electricity must be constrained to be less than or equal to the electricity production potential, and the electricity used is set by the production potential and the curtailment.</w:t>
+        <w:t xml:space="preserve">The potential for total electricity production in each </w:t>
+      </w:r>
+      <w:proofErr w:type="gramStart"/>
+      <w:r>
+        <w:t>time period</w:t>
+      </w:r>
+      <w:proofErr w:type="gramEnd"/>
+      <w:r>
+        <w:t xml:space="preserve"> is set by the production profiles (e.g., for a particular renewable resource) for each technology at each node and the capacity of that technology at each node. Of this electricity potential, the model can choose how much electricity to curtail and how much to use. To avoid negative electricity use, the curtailed electricity must be constrained to be less than or equal to the electricity production potential, and the electricity used is set by the production potential and the curtailment.</w:t>
       </w:r>
     </w:p>
     <w:tbl>
@@ -29900,12 +32564,37 @@
                 <w:iCs/>
               </w:rPr>
             </w:pPr>
+            <w:proofErr w:type="spellStart"/>
             <w:r>
               <w:rPr>
                 <w:rFonts w:ascii="Consolas" w:eastAsiaTheme="minorEastAsia" w:hAnsi="Consolas" w:cs="Courier New"/>
                 <w:iCs/>
               </w:rPr>
-              <w:t>Electricity_Potential_rule(m, tech, t, zone</w:t>
+              <w:t>Electricity_Potential_</w:t>
+            </w:r>
+            <w:proofErr w:type="gramStart"/>
+            <w:r>
+              <w:rPr>
+                <w:rFonts w:ascii="Consolas" w:eastAsiaTheme="minorEastAsia" w:hAnsi="Consolas" w:cs="Courier New"/>
+                <w:iCs/>
+              </w:rPr>
+              <w:t>rule</w:t>
+            </w:r>
+            <w:proofErr w:type="spellEnd"/>
+            <w:r>
+              <w:rPr>
+                <w:rFonts w:ascii="Consolas" w:eastAsiaTheme="minorEastAsia" w:hAnsi="Consolas" w:cs="Courier New"/>
+                <w:iCs/>
+              </w:rPr>
+              <w:t>(</w:t>
+            </w:r>
+            <w:proofErr w:type="gramEnd"/>
+            <w:r>
+              <w:rPr>
+                <w:rFonts w:ascii="Consolas" w:eastAsiaTheme="minorEastAsia" w:hAnsi="Consolas" w:cs="Courier New"/>
+                <w:iCs/>
+              </w:rPr>
+              <w:t>m, tech, t, zone</w:t>
             </w:r>
             <w:r>
               <w:rPr>
@@ -30053,12 +32742,37 @@
                 <w:iCs/>
               </w:rPr>
             </w:pPr>
+            <w:proofErr w:type="spellStart"/>
             <w:r>
               <w:rPr>
                 <w:rFonts w:ascii="Consolas" w:eastAsiaTheme="minorEastAsia" w:hAnsi="Consolas" w:cs="Courier New"/>
                 <w:iCs/>
               </w:rPr>
-              <w:t>Curtailed_electricity_limit_rule(m, tech, t, zone)</w:t>
+              <w:t>Curtailed_electricity_limit_</w:t>
+            </w:r>
+            <w:proofErr w:type="gramStart"/>
+            <w:r>
+              <w:rPr>
+                <w:rFonts w:ascii="Consolas" w:eastAsiaTheme="minorEastAsia" w:hAnsi="Consolas" w:cs="Courier New"/>
+                <w:iCs/>
+              </w:rPr>
+              <w:t>rule</w:t>
+            </w:r>
+            <w:proofErr w:type="spellEnd"/>
+            <w:r>
+              <w:rPr>
+                <w:rFonts w:ascii="Consolas" w:eastAsiaTheme="minorEastAsia" w:hAnsi="Consolas" w:cs="Courier New"/>
+                <w:iCs/>
+              </w:rPr>
+              <w:t>(</w:t>
+            </w:r>
+            <w:proofErr w:type="gramEnd"/>
+            <w:r>
+              <w:rPr>
+                <w:rFonts w:ascii="Consolas" w:eastAsiaTheme="minorEastAsia" w:hAnsi="Consolas" w:cs="Courier New"/>
+                <w:iCs/>
+              </w:rPr>
+              <w:t>m, tech, t, zone)</w:t>
             </w:r>
           </w:p>
         </w:tc>
@@ -30157,12 +32871,37 @@
                 <w:iCs/>
               </w:rPr>
             </w:pPr>
+            <w:proofErr w:type="spellStart"/>
             <w:r>
               <w:rPr>
                 <w:rFonts w:ascii="Consolas" w:eastAsiaTheme="minorEastAsia" w:hAnsi="Consolas" w:cs="Courier New"/>
                 <w:iCs/>
               </w:rPr>
-              <w:t>Electricity_Used_rule(m, tech, t, zone)</w:t>
+              <w:t>Electricity_Used_</w:t>
+            </w:r>
+            <w:proofErr w:type="gramStart"/>
+            <w:r>
+              <w:rPr>
+                <w:rFonts w:ascii="Consolas" w:eastAsiaTheme="minorEastAsia" w:hAnsi="Consolas" w:cs="Courier New"/>
+                <w:iCs/>
+              </w:rPr>
+              <w:t>rule</w:t>
+            </w:r>
+            <w:proofErr w:type="spellEnd"/>
+            <w:r>
+              <w:rPr>
+                <w:rFonts w:ascii="Consolas" w:eastAsiaTheme="minorEastAsia" w:hAnsi="Consolas" w:cs="Courier New"/>
+                <w:iCs/>
+              </w:rPr>
+              <w:t>(</w:t>
+            </w:r>
+            <w:proofErr w:type="gramEnd"/>
+            <w:r>
+              <w:rPr>
+                <w:rFonts w:ascii="Consolas" w:eastAsiaTheme="minorEastAsia" w:hAnsi="Consolas" w:cs="Courier New"/>
+                <w:iCs/>
+              </w:rPr>
+              <w:t>m, tech, t, zone)</w:t>
             </w:r>
           </w:p>
         </w:tc>
@@ -30302,12 +33041,21 @@
         </w:rPr>
         <w:t xml:space="preserve">In </w:t>
       </w:r>
+      <w:proofErr w:type="spellStart"/>
       <w:r>
         <w:rPr>
           <w:rFonts w:ascii="Consolas" w:hAnsi="Consolas" w:cs="Courier New"/>
           <w:iCs/>
         </w:rPr>
-        <w:t>Electricity_Potential_rule(m, tech, t, zone</w:t>
+        <w:t>Electricity_Potential_rule</w:t>
+      </w:r>
+      <w:proofErr w:type="spellEnd"/>
+      <w:r>
+        <w:rPr>
+          <w:rFonts w:ascii="Consolas" w:hAnsi="Consolas" w:cs="Courier New"/>
+          <w:iCs/>
+        </w:rPr>
+        <w:t>(m, tech, t, zone</w:t>
       </w:r>
       <w:r>
         <w:rPr>
@@ -30351,12 +33099,37 @@
         </w:rPr>
         <w:t xml:space="preserve">The maximum capacity of electricity generators for each technology, tranche, and node is restricted in the inputs (i.e., to represent the potential capacity of the physical system) and must be restricted via </w:t>
       </w:r>
+      <w:proofErr w:type="spellStart"/>
       <w:r>
         <w:rPr>
           <w:rFonts w:ascii="Consolas" w:hAnsi="Consolas" w:cs="Courier New"/>
           <w:iCs/>
         </w:rPr>
-        <w:t>Gen_capacity_limit_rule(m, tech, zone, tranche</w:t>
+        <w:t>Gen_capacity_limit_</w:t>
+      </w:r>
+      <w:proofErr w:type="gramStart"/>
+      <w:r>
+        <w:rPr>
+          <w:rFonts w:ascii="Consolas" w:hAnsi="Consolas" w:cs="Courier New"/>
+          <w:iCs/>
+        </w:rPr>
+        <w:t>rule</w:t>
+      </w:r>
+      <w:proofErr w:type="spellEnd"/>
+      <w:r>
+        <w:rPr>
+          <w:rFonts w:ascii="Consolas" w:hAnsi="Consolas" w:cs="Courier New"/>
+          <w:iCs/>
+        </w:rPr>
+        <w:t>(</w:t>
+      </w:r>
+      <w:proofErr w:type="gramEnd"/>
+      <w:r>
+        <w:rPr>
+          <w:rFonts w:ascii="Consolas" w:hAnsi="Consolas" w:cs="Courier New"/>
+          <w:iCs/>
+        </w:rPr>
+        <w:t>m, tech, zone, tranche</w:t>
       </w:r>
       <w:r>
         <w:rPr>
@@ -30457,14 +33230,55 @@
         <w:pStyle w:val="NRELBodyText"/>
       </w:pPr>
       <w:r>
-        <w:t xml:space="preserve">Note that some technologies may not have capacity in all tranches, depending on the zone. In the case where a technology does not have a given tranche (e.g., a node has only one supply curve and thus only has tranche ‘0’), the above constraint is skipped for that tranche, technology, and node. This works because </w:t>
-      </w:r>
+        <w:t xml:space="preserve">Note that some technologies may not have capacity in all </w:t>
+      </w:r>
+      <w:proofErr w:type="gramStart"/>
+      <w:r>
+        <w:t>tranches</w:t>
+      </w:r>
+      <w:proofErr w:type="gramEnd"/>
+      <w:r>
+        <w:t xml:space="preserve">, depending on the zone. </w:t>
+      </w:r>
+      <w:proofErr w:type="gramStart"/>
+      <w:r>
+        <w:t>In the case</w:t>
+      </w:r>
+      <w:proofErr w:type="gramEnd"/>
+      <w:r>
+        <w:t xml:space="preserve"> where a technology does not have a given tranche (e.g., a node has only one supply curve and thus only has tranche ‘0’), the above constraint is skipped for that tranche, technology, and node. This works because </w:t>
+      </w:r>
+      <w:proofErr w:type="spellStart"/>
       <w:r>
         <w:rPr>
           <w:rFonts w:ascii="Consolas" w:hAnsi="Consolas" w:cs="Courier New"/>
           <w:iCs/>
         </w:rPr>
-        <w:t>Electricity_Potential_rule(m, tech, t, zone)</w:t>
+        <w:t>Electricity_Potential_</w:t>
+      </w:r>
+      <w:proofErr w:type="gramStart"/>
+      <w:r>
+        <w:rPr>
+          <w:rFonts w:ascii="Consolas" w:hAnsi="Consolas" w:cs="Courier New"/>
+          <w:iCs/>
+        </w:rPr>
+        <w:t>rule</w:t>
+      </w:r>
+      <w:proofErr w:type="spellEnd"/>
+      <w:r>
+        <w:rPr>
+          <w:rFonts w:ascii="Consolas" w:hAnsi="Consolas" w:cs="Courier New"/>
+          <w:iCs/>
+        </w:rPr>
+        <w:t>(</w:t>
+      </w:r>
+      <w:proofErr w:type="gramEnd"/>
+      <w:r>
+        <w:rPr>
+          <w:rFonts w:ascii="Consolas" w:hAnsi="Consolas" w:cs="Courier New"/>
+          <w:iCs/>
+        </w:rPr>
+        <w:t>m, tech, t, zone)</w:t>
       </w:r>
       <w:r>
         <w:rPr>
@@ -30483,7 +33297,15 @@
       </w:pPr>
       <w:r>
         <w:lastRenderedPageBreak/>
-        <w:t>Hydrogen production is set by the amount of electricity used and a conversion efficiency for electrolysis. The model must also ensure that for a given node, there is enough electrolyzer capacity to produce hydrogen; i.e., the amount of electricity used must be limited by the electrolyzer capacity:</w:t>
+        <w:t xml:space="preserve">Hydrogen production is set by the amount of electricity used and a conversion efficiency for electrolysis. The model must also ensure that for a given node, there is enough electrolyzer capacity to produce </w:t>
+      </w:r>
+      <w:proofErr w:type="gramStart"/>
+      <w:r>
+        <w:t>hydrogen;</w:t>
+      </w:r>
+      <w:proofErr w:type="gramEnd"/>
+      <w:r>
+        <w:t xml:space="preserve"> i.e., the amount of electricity used must be limited by the electrolyzer capacity:</w:t>
       </w:r>
     </w:p>
     <w:tbl>
@@ -30513,7 +33335,23 @@
                 <w:rFonts w:ascii="Consolas" w:eastAsiaTheme="minorEastAsia" w:hAnsi="Consolas" w:cs="Courier New"/>
                 <w:iCs/>
               </w:rPr>
-              <w:t>H2_Production_rule(m, t, zone</w:t>
+              <w:t>H2_Production_</w:t>
+            </w:r>
+            <w:proofErr w:type="gramStart"/>
+            <w:r>
+              <w:rPr>
+                <w:rFonts w:ascii="Consolas" w:eastAsiaTheme="minorEastAsia" w:hAnsi="Consolas" w:cs="Courier New"/>
+                <w:iCs/>
+              </w:rPr>
+              <w:t>rule(</w:t>
+            </w:r>
+            <w:proofErr w:type="gramEnd"/>
+            <w:r>
+              <w:rPr>
+                <w:rFonts w:ascii="Consolas" w:eastAsiaTheme="minorEastAsia" w:hAnsi="Consolas" w:cs="Courier New"/>
+                <w:iCs/>
+              </w:rPr>
+              <w:t>m, t, zone</w:t>
             </w:r>
             <w:r>
               <w:rPr>
@@ -30669,12 +33507,37 @@
                 <w:iCs/>
               </w:rPr>
             </w:pPr>
+            <w:proofErr w:type="spellStart"/>
             <w:r>
               <w:rPr>
                 <w:rFonts w:ascii="Consolas" w:eastAsiaTheme="minorEastAsia" w:hAnsi="Consolas" w:cs="Courier New"/>
                 <w:iCs/>
               </w:rPr>
-              <w:t>Electrolyser_Capacity_Limit_rule(m, t, zone)</w:t>
+              <w:t>Electrolyser_Capacity_Limit_</w:t>
+            </w:r>
+            <w:proofErr w:type="gramStart"/>
+            <w:r>
+              <w:rPr>
+                <w:rFonts w:ascii="Consolas" w:eastAsiaTheme="minorEastAsia" w:hAnsi="Consolas" w:cs="Courier New"/>
+                <w:iCs/>
+              </w:rPr>
+              <w:t>rule</w:t>
+            </w:r>
+            <w:proofErr w:type="spellEnd"/>
+            <w:r>
+              <w:rPr>
+                <w:rFonts w:ascii="Consolas" w:eastAsiaTheme="minorEastAsia" w:hAnsi="Consolas" w:cs="Courier New"/>
+                <w:iCs/>
+              </w:rPr>
+              <w:t>(</w:t>
+            </w:r>
+            <w:proofErr w:type="gramEnd"/>
+            <w:r>
+              <w:rPr>
+                <w:rFonts w:ascii="Consolas" w:eastAsiaTheme="minorEastAsia" w:hAnsi="Consolas" w:cs="Courier New"/>
+                <w:iCs/>
+              </w:rPr>
+              <w:t>m, t, zone)</w:t>
             </w:r>
           </w:p>
         </w:tc>
@@ -30797,14 +33660,14 @@
       <w:pPr>
         <w:pStyle w:val="NRELHead03"/>
       </w:pPr>
-      <w:bookmarkStart w:id="218" w:name="_Toc179465245"/>
+      <w:bookmarkStart w:id="249" w:name="_Toc179465245"/>
       <w:r>
         <w:t xml:space="preserve">Power </w:t>
       </w:r>
       <w:r>
         <w:t>Balance Constraint</w:t>
       </w:r>
-      <w:bookmarkEnd w:id="218"/>
+      <w:bookmarkEnd w:id="249"/>
     </w:p>
     <w:p>
       <w:pPr>
@@ -30818,7 +33681,23 @@
           <w:rFonts w:ascii="Consolas" w:hAnsi="Consolas" w:cs="Courier New"/>
           <w:iCs/>
         </w:rPr>
-        <w:t>H2_Balance_rule(m, t, zone</w:t>
+        <w:t>H2_Balance_</w:t>
+      </w:r>
+      <w:proofErr w:type="gramStart"/>
+      <w:r>
+        <w:rPr>
+          <w:rFonts w:ascii="Consolas" w:hAnsi="Consolas" w:cs="Courier New"/>
+          <w:iCs/>
+        </w:rPr>
+        <w:t>rule(</w:t>
+      </w:r>
+      <w:proofErr w:type="gramEnd"/>
+      <w:r>
+        <w:rPr>
+          <w:rFonts w:ascii="Consolas" w:hAnsi="Consolas" w:cs="Courier New"/>
+          <w:iCs/>
+        </w:rPr>
+        <w:t>m, t, zone</w:t>
       </w:r>
       <w:r>
         <w:rPr>
@@ -30828,7 +33707,15 @@
         <w:t>)</w:t>
       </w:r>
       <w:r>
-        <w:t>. It follows the standard mass balance that all hydrogen produced, discharged from storage, and transmitted (generation + in) into a given node at a given time must be equal to the hydrogen consumed, charged into storage, and transmitted out (consumption + out) of that node at that time. We add two additional terms, “unserved” and “overserved” hydrogen, to this balance, essentially to cover the “accumulation” term of a typical mass balance.</w:t>
+        <w:t xml:space="preserve">. It follows the standard mass balance that all hydrogen produced, discharged from storage, and </w:t>
+      </w:r>
+      <w:proofErr w:type="gramStart"/>
+      <w:r>
+        <w:t>transmitted (generation + in)</w:t>
+      </w:r>
+      <w:proofErr w:type="gramEnd"/>
+      <w:r>
+        <w:t xml:space="preserve"> into a given node at a given time must be equal to the hydrogen consumed, charged into storage, and transmitted out (consumption + out) of that node at that time. We add two additional terms, “unserved” and “overserved” hydrogen, to this balance, essentially to cover the “accumulation” term of a typical mass balance.</w:t>
       </w:r>
     </w:p>
     <w:p>
@@ -31211,7 +34098,15 @@
         <w:pStyle w:val="NRELBodyText"/>
       </w:pPr>
       <w:r>
-        <w:t>The “Link flow direction” term is generated based on the inputs for each link and zone and represents whether flow is into or out of a zone. For example, for a link “A to B”, positive flow represents flow out of A and into B, and negative flow represents flow out of B and into A. In this case “Link flow direction[A to B, B]” would be 1, “Link flow direction[A to B, A]” would be 1, and “Link flow direction[A to B, C]” would be 0 since flow between A and B is irrelevant to the mass balance on C. In practice in the model, the summation over links is only applied to relevant links connected to the node in question, instead of summing over all links and using a link flow direction of 0 for irrelevant links.</w:t>
+        <w:t xml:space="preserve">The “Link flow direction” term is generated based on the inputs for each link and zone and represents whether flow is into or out of a zone. For example, for a link “A to B”, positive flow represents flow out of A and into B, and negative flow represents flow out of B and into A. In this case “Link flow </w:t>
+      </w:r>
+      <w:proofErr w:type="gramStart"/>
+      <w:r>
+        <w:t>direction[</w:t>
+      </w:r>
+      <w:proofErr w:type="gramEnd"/>
+      <w:r>
+        <w:t>A to B, B]” would be 1, “Link flow direction[A to B, A]” would be 1, and “Link flow direction[A to B, C]” would be 0 since flow between A and B is irrelevant to the mass balance on C. In practice in the model, the summation over links is only applied to relevant links connected to the node in question, instead of summing over all links and using a link flow direction of 0 for irrelevant links.</w:t>
       </w:r>
     </w:p>
     <w:p>
@@ -31219,7 +34114,23 @@
         <w:pStyle w:val="NRELBodyText"/>
       </w:pPr>
       <w:r>
-        <w:t>Unserved hydrogen represents hydrogen demand that is not met by the model’s system design, and thus is a sort of additional “false production” of hydrogen; overserved hydrogen represents excess hydrogen that is produced but is not needed to meet any demand, and thus is a sort of additional “false consumption” of hydrogen. Both unserved and overserved hydrogen are given cost penalties, so for typical models we would expect both to be zero at all times and nodes. If this is not the case, this may indicate an error or infeasible system unless you are specifically using those terms in a different way.</w:t>
+        <w:t xml:space="preserve">Unserved hydrogen represents hydrogen demand that is not met by the model’s system </w:t>
+      </w:r>
+      <w:proofErr w:type="gramStart"/>
+      <w:r>
+        <w:t>design, and</w:t>
+      </w:r>
+      <w:proofErr w:type="gramEnd"/>
+      <w:r>
+        <w:t xml:space="preserve"> thus is a sort of additional “false production” of hydrogen; overserved hydrogen represents excess hydrogen that is produced but is not needed to meet any demand, and thus is a sort of additional “false consumption” of hydrogen. Both unserved and overserved hydrogen are given cost penalties, so for typical models we would expect both to </w:t>
+      </w:r>
+      <w:proofErr w:type="gramStart"/>
+      <w:r>
+        <w:t>be zero at all times</w:t>
+      </w:r>
+      <w:proofErr w:type="gramEnd"/>
+      <w:r>
+        <w:t xml:space="preserve"> and nodes. If this is not the case, this may indicate an error or infeasible system unless you are specifically using those terms in a different way.</w:t>
       </w:r>
     </w:p>
     <w:p>
@@ -31229,7 +34140,7 @@
           <w:iCs/>
         </w:rPr>
       </w:pPr>
-      <w:bookmarkStart w:id="219" w:name="_Toc179465246"/>
+      <w:bookmarkStart w:id="250" w:name="_Toc179465246"/>
       <w:r>
         <w:lastRenderedPageBreak/>
         <w:t xml:space="preserve">Transmission and </w:t>
@@ -31252,7 +34163,7 @@
       <w:r>
         <w:t>onstraints</w:t>
       </w:r>
-      <w:bookmarkEnd w:id="219"/>
+      <w:bookmarkEnd w:id="250"/>
     </w:p>
     <w:p>
       <w:pPr>
@@ -31267,7 +34178,23 @@
         <w:pStyle w:val="NRELBodyText"/>
       </w:pPr>
       <w:r>
-        <w:t>For hydrogen transport, the operating cost is set as a cost for each kg of hydrogen flow in either direction—i.e., a multiplier on the absolute value of flow for each link. The cost is treated as a variable in the model but must be greater than both the positive and negative values of the operating cost times the flow for each link at each time period. The model tries to minimize this cost, but the result is that the minimum possible cost is the proper operating cost for the absolute value of the flow. This is implemented through sets of paired constraints for pipeline flow and truck flow.</w:t>
+        <w:t xml:space="preserve">For hydrogen transport, the operating cost is set as a cost for each kg of hydrogen flow in either </w:t>
+      </w:r>
+      <w:proofErr w:type="gramStart"/>
+      <w:r>
+        <w:t>direction—i</w:t>
+      </w:r>
+      <w:proofErr w:type="gramEnd"/>
+      <w:r>
+        <w:t xml:space="preserve">.e., a multiplier on the absolute value of flow for each link. The cost is treated as a variable in the model but must be greater than both the positive and negative values of the operating cost </w:t>
+      </w:r>
+      <w:proofErr w:type="gramStart"/>
+      <w:r>
+        <w:t>times</w:t>
+      </w:r>
+      <w:proofErr w:type="gramEnd"/>
+      <w:r>
+        <w:t xml:space="preserve"> the flow for each link at each time period. The model tries to minimize this cost, but the result is that the minimum possible cost is the proper operating cost for the absolute value of the flow. This is implemented through sets of paired constraints for pipeline flow and truck flow.</w:t>
       </w:r>
     </w:p>
     <w:tbl>
@@ -31292,12 +34219,37 @@
                 <w:iCs/>
               </w:rPr>
             </w:pPr>
+            <w:proofErr w:type="spellStart"/>
             <w:r>
               <w:rPr>
                 <w:rFonts w:ascii="Consolas" w:eastAsiaTheme="minorEastAsia" w:hAnsi="Consolas" w:cs="Courier New"/>
                 <w:iCs/>
               </w:rPr>
-              <w:t>Forward_Pipeline_Opex_rule(m, t, link</w:t>
+              <w:t>Forward_Pipeline_Opex_</w:t>
+            </w:r>
+            <w:proofErr w:type="gramStart"/>
+            <w:r>
+              <w:rPr>
+                <w:rFonts w:ascii="Consolas" w:eastAsiaTheme="minorEastAsia" w:hAnsi="Consolas" w:cs="Courier New"/>
+                <w:iCs/>
+              </w:rPr>
+              <w:t>rule</w:t>
+            </w:r>
+            <w:proofErr w:type="spellEnd"/>
+            <w:r>
+              <w:rPr>
+                <w:rFonts w:ascii="Consolas" w:eastAsiaTheme="minorEastAsia" w:hAnsi="Consolas" w:cs="Courier New"/>
+                <w:iCs/>
+              </w:rPr>
+              <w:t>(</w:t>
+            </w:r>
+            <w:proofErr w:type="gramEnd"/>
+            <w:r>
+              <w:rPr>
+                <w:rFonts w:ascii="Consolas" w:eastAsiaTheme="minorEastAsia" w:hAnsi="Consolas" w:cs="Courier New"/>
+                <w:iCs/>
+              </w:rPr>
+              <w:t>m, t, link</w:t>
             </w:r>
             <w:r>
               <w:rPr>
@@ -31422,12 +34374,37 @@
                 <w:iCs/>
               </w:rPr>
             </w:pPr>
+            <w:proofErr w:type="spellStart"/>
             <w:r>
               <w:rPr>
                 <w:rFonts w:ascii="Consolas" w:eastAsiaTheme="minorEastAsia" w:hAnsi="Consolas" w:cs="Courier New"/>
                 <w:iCs/>
               </w:rPr>
-              <w:t>Reverse_Pipeline_Opex_rule(m, t, link</w:t>
+              <w:t>Reverse_Pipeline_Opex_</w:t>
+            </w:r>
+            <w:proofErr w:type="gramStart"/>
+            <w:r>
+              <w:rPr>
+                <w:rFonts w:ascii="Consolas" w:eastAsiaTheme="minorEastAsia" w:hAnsi="Consolas" w:cs="Courier New"/>
+                <w:iCs/>
+              </w:rPr>
+              <w:t>rule</w:t>
+            </w:r>
+            <w:proofErr w:type="spellEnd"/>
+            <w:r>
+              <w:rPr>
+                <w:rFonts w:ascii="Consolas" w:eastAsiaTheme="minorEastAsia" w:hAnsi="Consolas" w:cs="Courier New"/>
+                <w:iCs/>
+              </w:rPr>
+              <w:t>(</w:t>
+            </w:r>
+            <w:proofErr w:type="gramEnd"/>
+            <w:r>
+              <w:rPr>
+                <w:rFonts w:ascii="Consolas" w:eastAsiaTheme="minorEastAsia" w:hAnsi="Consolas" w:cs="Courier New"/>
+                <w:iCs/>
+              </w:rPr>
+              <w:t>m, t, link</w:t>
             </w:r>
             <w:r>
               <w:rPr>
@@ -31551,12 +34528,37 @@
                 <w:iCs/>
               </w:rPr>
             </w:pPr>
+            <w:proofErr w:type="spellStart"/>
             <w:r>
               <w:rPr>
                 <w:rFonts w:ascii="Consolas" w:eastAsiaTheme="minorEastAsia" w:hAnsi="Consolas" w:cs="Courier New"/>
                 <w:iCs/>
               </w:rPr>
-              <w:t>Forward_Truck_Cost_rule(m, t, link</w:t>
+              <w:t>Forward_Truck_Cost_</w:t>
+            </w:r>
+            <w:proofErr w:type="gramStart"/>
+            <w:r>
+              <w:rPr>
+                <w:rFonts w:ascii="Consolas" w:eastAsiaTheme="minorEastAsia" w:hAnsi="Consolas" w:cs="Courier New"/>
+                <w:iCs/>
+              </w:rPr>
+              <w:t>rule</w:t>
+            </w:r>
+            <w:proofErr w:type="spellEnd"/>
+            <w:r>
+              <w:rPr>
+                <w:rFonts w:ascii="Consolas" w:eastAsiaTheme="minorEastAsia" w:hAnsi="Consolas" w:cs="Courier New"/>
+                <w:iCs/>
+              </w:rPr>
+              <w:t>(</w:t>
+            </w:r>
+            <w:proofErr w:type="gramEnd"/>
+            <w:r>
+              <w:rPr>
+                <w:rFonts w:ascii="Consolas" w:eastAsiaTheme="minorEastAsia" w:hAnsi="Consolas" w:cs="Courier New"/>
+                <w:iCs/>
+              </w:rPr>
+              <w:t>m, t, link</w:t>
             </w:r>
             <w:r>
               <w:rPr>
@@ -31681,12 +34683,37 @@
                 <w:iCs/>
               </w:rPr>
             </w:pPr>
+            <w:proofErr w:type="spellStart"/>
             <w:r>
               <w:rPr>
                 <w:rFonts w:ascii="Consolas" w:eastAsiaTheme="minorEastAsia" w:hAnsi="Consolas" w:cs="Courier New"/>
                 <w:iCs/>
               </w:rPr>
-              <w:t>Reverse_Truck_Cost_rule(m, t, link</w:t>
+              <w:t>Reverse_Truck_Cost_</w:t>
+            </w:r>
+            <w:proofErr w:type="gramStart"/>
+            <w:r>
+              <w:rPr>
+                <w:rFonts w:ascii="Consolas" w:eastAsiaTheme="minorEastAsia" w:hAnsi="Consolas" w:cs="Courier New"/>
+                <w:iCs/>
+              </w:rPr>
+              <w:t>rule</w:t>
+            </w:r>
+            <w:proofErr w:type="spellEnd"/>
+            <w:r>
+              <w:rPr>
+                <w:rFonts w:ascii="Consolas" w:eastAsiaTheme="minorEastAsia" w:hAnsi="Consolas" w:cs="Courier New"/>
+                <w:iCs/>
+              </w:rPr>
+              <w:t>(</w:t>
+            </w:r>
+            <w:proofErr w:type="gramEnd"/>
+            <w:r>
+              <w:rPr>
+                <w:rFonts w:ascii="Consolas" w:eastAsiaTheme="minorEastAsia" w:hAnsi="Consolas" w:cs="Courier New"/>
+                <w:iCs/>
+              </w:rPr>
+              <w:t>m, t, link</w:t>
             </w:r>
             <w:r>
               <w:rPr>
@@ -31818,11 +34845,47 @@
       <w:r>
         <w:t xml:space="preserve">Hydrogen storage behaves similarly, except that we only consider one operating expense on charging. Because of the conservation of mass in storage, any operating expenses on discharging can also be incorporated into this expense: every kg of hydrogen charged must be eventually discharged, and the time within the year that this occurs is irrelevant to the model as it only considers total expenses for the year. This is accomplished with a single constraint, </w:t>
       </w:r>
+      <w:proofErr w:type="spellStart"/>
       <w:r>
         <w:rPr>
           <w:rFonts w:ascii="Consolas" w:hAnsi="Consolas" w:cs="Courier New"/>
         </w:rPr>
-        <w:t>Storage_Charge_Opex_rule(m, stor_tech, t, zone</w:t>
+        <w:t>Storage_Charge_Opex_</w:t>
+      </w:r>
+      <w:proofErr w:type="gramStart"/>
+      <w:r>
+        <w:rPr>
+          <w:rFonts w:ascii="Consolas" w:hAnsi="Consolas" w:cs="Courier New"/>
+        </w:rPr>
+        <w:t>rule</w:t>
+      </w:r>
+      <w:proofErr w:type="spellEnd"/>
+      <w:r>
+        <w:rPr>
+          <w:rFonts w:ascii="Consolas" w:hAnsi="Consolas" w:cs="Courier New"/>
+        </w:rPr>
+        <w:t>(</w:t>
+      </w:r>
+      <w:proofErr w:type="gramEnd"/>
+      <w:r>
+        <w:rPr>
+          <w:rFonts w:ascii="Consolas" w:hAnsi="Consolas" w:cs="Courier New"/>
+        </w:rPr>
+        <w:t xml:space="preserve">m, </w:t>
+      </w:r>
+      <w:proofErr w:type="spellStart"/>
+      <w:r>
+        <w:rPr>
+          <w:rFonts w:ascii="Consolas" w:hAnsi="Consolas" w:cs="Courier New"/>
+        </w:rPr>
+        <w:t>stor_tech</w:t>
+      </w:r>
+      <w:proofErr w:type="spellEnd"/>
+      <w:r>
+        <w:rPr>
+          <w:rFonts w:ascii="Consolas" w:hAnsi="Consolas" w:cs="Courier New"/>
+        </w:rPr>
+        <w:t>, t, zone</w:t>
       </w:r>
       <w:r>
         <w:rPr>
@@ -32001,7 +35064,7 @@
       <w:pPr>
         <w:pStyle w:val="NRELHead02Numbered"/>
       </w:pPr>
-      <w:bookmarkStart w:id="220" w:name="_Toc179465247"/>
+      <w:bookmarkStart w:id="251" w:name="_Toc179465247"/>
       <w:r>
         <w:lastRenderedPageBreak/>
         <w:t>O</w:t>
@@ -32015,14 +35078,30 @@
       <w:r>
         <w:t>unction</w:t>
       </w:r>
-      <w:bookmarkEnd w:id="220"/>
+      <w:bookmarkEnd w:id="251"/>
     </w:p>
     <w:p>
       <w:pPr>
         <w:pStyle w:val="NRELBodyText"/>
       </w:pPr>
       <w:r>
-        <w:t>The objective function for the HYPSTAT model is intended to represent all costs for the model year, including annuitized capital costs and operating expenses. As such, the model determines the system design which minimizes all of these costs, subject to constraints which ensure that hydrogen demand is met. We break this up into six types of costs, so that the model objective is:</w:t>
+        <w:t xml:space="preserve">The objective function for the HYPSTAT model is intended to represent all costs for the model year, including annuitized capital costs and operating expenses. As such, the model determines the system design which minimizes </w:t>
+      </w:r>
+      <w:proofErr w:type="gramStart"/>
+      <w:r>
+        <w:t>all of</w:t>
+      </w:r>
+      <w:proofErr w:type="gramEnd"/>
+      <w:r>
+        <w:t xml:space="preserve"> these costs, subject to constraints which ensure that hydrogen demand is met. We break this up into six types of costs, so that the </w:t>
+      </w:r>
+      <w:proofErr w:type="gramStart"/>
+      <w:r>
+        <w:t>model</w:t>
+      </w:r>
+      <w:proofErr w:type="gramEnd"/>
+      <w:r>
+        <w:t xml:space="preserve"> objective is:</w:t>
       </w:r>
     </w:p>
     <w:p>
@@ -32068,6 +35147,7 @@
           <w:numId w:val="25"/>
         </w:numPr>
       </w:pPr>
+      <w:proofErr w:type="spellStart"/>
       <w:r>
         <w:rPr>
           <w:i/>
@@ -32075,6 +35155,7 @@
         </w:rPr>
         <w:t>Gen_Stor_CAPEX</w:t>
       </w:r>
+      <w:proofErr w:type="spellEnd"/>
       <w:r>
         <w:t>: The annuitized capital expenses and fixed operating expenses for electricity generation, hydrogen production, and hydrogen storage technology.</w:t>
       </w:r>
@@ -32375,6 +35456,7 @@
           <w:numId w:val="25"/>
         </w:numPr>
       </w:pPr>
+      <w:proofErr w:type="spellStart"/>
       <w:r>
         <w:rPr>
           <w:i/>
@@ -32382,6 +35464,7 @@
         </w:rPr>
         <w:t>Pipeline_CAPEX</w:t>
       </w:r>
+      <w:proofErr w:type="spellEnd"/>
       <w:r>
         <w:t>: The annuitized capital expenses and fixed operating expenses for hydrogen pipelines. This calculation is more complex than the others due to the varying CAPEX with size and a difference in calculation depending on whether pipeline locations are optimized.</w:t>
       </w:r>
@@ -32685,6 +35768,7 @@
           <w:numId w:val="25"/>
         </w:numPr>
       </w:pPr>
+      <w:proofErr w:type="spellStart"/>
       <w:r>
         <w:rPr>
           <w:i/>
@@ -32692,6 +35776,7 @@
         </w:rPr>
         <w:t>Transmission_OPEX</w:t>
       </w:r>
+      <w:proofErr w:type="spellEnd"/>
       <w:r>
         <w:t>: The operating expenses for pipeline transmission and truck transmission.</w:t>
       </w:r>
@@ -32878,6 +35963,7 @@
           <w:numId w:val="25"/>
         </w:numPr>
       </w:pPr>
+      <w:proofErr w:type="spellStart"/>
       <w:r>
         <w:rPr>
           <w:i/>
@@ -32885,6 +35971,7 @@
         </w:rPr>
         <w:t>Gen_Stor_OPEX</w:t>
       </w:r>
+      <w:proofErr w:type="spellEnd"/>
       <w:r>
         <w:t>: The operating expenses for electricity generation, hydrogen production, and hydrogen storage technology.</w:t>
       </w:r>
@@ -33121,7 +36208,15 @@
         <w:t>Incentives</w:t>
       </w:r>
       <w:r>
-        <w:t>: Incentives such as tax credits to be applied. Originally intended to represent different credits from the IRA, but could be used to represent other incentives as well.</w:t>
+        <w:t xml:space="preserve">: Incentives such as tax credits to be applied. Originally intended to represent different credits from the </w:t>
+      </w:r>
+      <w:proofErr w:type="gramStart"/>
+      <w:r>
+        <w:t>IRA, but</w:t>
+      </w:r>
+      <w:proofErr w:type="gramEnd"/>
+      <w:r>
+        <w:t xml:space="preserve"> could be used to represent other incentives as well.</w:t>
       </w:r>
     </w:p>
     <w:p>
@@ -33612,7 +36707,7 @@
 
 <file path=word/comments.xml><?xml version="1.0" encoding="utf-8"?>
 <w:comments xmlns:wpc="http://schemas.microsoft.com/office/word/2010/wordprocessingCanvas" xmlns:cx="http://schemas.microsoft.com/office/drawing/2014/chartex" xmlns:cx1="http://schemas.microsoft.com/office/drawing/2015/9/8/chartex" xmlns:cx2="http://schemas.microsoft.com/office/drawing/2015/10/21/chartex" xmlns:cx3="http://schemas.microsoft.com/office/drawing/2016/5/9/chartex" xmlns:cx4="http://schemas.microsoft.com/office/drawing/2016/5/10/chartex" xmlns:cx5="http://schemas.microsoft.com/office/drawing/2016/5/11/chartex" xmlns:cx6="http://schemas.microsoft.com/office/drawing/2016/5/12/chartex" xmlns:cx7="http://schemas.microsoft.com/office/drawing/2016/5/13/chartex" xmlns:cx8="http://schemas.microsoft.com/office/drawing/2016/5/14/chartex" xmlns:mc="http://schemas.openxmlformats.org/markup-compatibility/2006" xmlns:aink="http://schemas.microsoft.com/office/drawing/2016/ink" xmlns:am3d="http://schemas.microsoft.com/office/drawing/2017/model3d" xmlns:o="urn:schemas-microsoft-com:office:office" xmlns:oel="http://schemas.microsoft.com/office/2019/extlst" xmlns:r="http://schemas.openxmlformats.org/officeDocument/2006/relationships" xmlns:m="http://schemas.openxmlformats.org/officeDocument/2006/math" xmlns:v="urn:schemas-microsoft-com:vml" xmlns:wp14="http://schemas.microsoft.com/office/word/2010/wordprocessingDrawing" xmlns:wp="http://schemas.openxmlformats.org/drawingml/2006/wordprocessingDrawing" xmlns:w10="urn:schemas-microsoft-com:office:word" xmlns:w="http://schemas.openxmlformats.org/wordprocessingml/2006/main" xmlns:w14="http://schemas.microsoft.com/office/word/2010/wordml" xmlns:w15="http://schemas.microsoft.com/office/word/2012/wordml" xmlns:w16cex="http://schemas.microsoft.com/office/word/2018/wordml/cex" xmlns:w16cid="http://schemas.microsoft.com/office/word/2016/wordml/cid" xmlns:w16="http://schemas.microsoft.com/office/word/2018/wordml" xmlns:w16du="http://schemas.microsoft.com/office/word/2023/wordml/word16du" xmlns:w16sdtdh="http://schemas.microsoft.com/office/word/2020/wordml/sdtdatahash" xmlns:w16sdtfl="http://schemas.microsoft.com/office/word/2024/wordml/sdtformatlock" xmlns:w16se="http://schemas.microsoft.com/office/word/2015/wordml/symex" xmlns:wpg="http://schemas.microsoft.com/office/word/2010/wordprocessingGroup" xmlns:wpi="http://schemas.microsoft.com/office/word/2010/wordprocessingInk" xmlns:wne="http://schemas.microsoft.com/office/word/2006/wordml" xmlns:wps="http://schemas.microsoft.com/office/word/2010/wordprocessingShape" mc:Ignorable="w14 w15 w16se w16cid w16 w16cex w16sdtdh w16sdtfl w16du wp14">
-  <w:comment w:id="136" w:author="Li, Yijin" w:date="2024-12-11T12:40:00Z" w:initials="YL">
+  <w:comment w:id="138" w:author="Li, Yijin" w:date="2024-12-11T12:40:00Z" w:initials="YL">
     <w:p>
       <w:r>
         <w:rPr>
@@ -33637,7 +36732,7 @@
       </w:r>
     </w:p>
   </w:comment>
-  <w:comment w:id="200" w:author="Li, Yijin" w:date="2024-09-10T20:58:00Z" w:initials="LY">
+  <w:comment w:id="205" w:author="Li, Yijin" w:date="2024-09-10T20:58:00Z" w:initials="LY">
     <w:p>
       <w:r>
         <w:rPr>
@@ -39575,7 +42670,9 @@
 </file>
 
 <file path=customXml/item2.xml><?xml version="1.0" encoding="utf-8"?>
-<b:Sources xmlns:b="http://schemas.openxmlformats.org/officeDocument/2006/bibliography" xmlns="http://schemas.openxmlformats.org/officeDocument/2006/bibliography" SelectedStyle="\APA.XSL" StyleName="APA Fifth Edition"/>
+<p:properties xmlns:p="http://schemas.microsoft.com/office/2006/metadata/properties" xmlns:xsi="http://www.w3.org/2001/XMLSchema-instance" xmlns:pc="http://schemas.microsoft.com/office/infopath/2007/PartnerControls">
+  <documentManagement/>
+</p:properties>
 </file>
 
 <file path=customXml/item3.xml><?xml version="1.0" encoding="utf-8"?>
@@ -39588,9 +42685,7 @@
 </file>
 
 <file path=customXml/item4.xml><?xml version="1.0" encoding="utf-8"?>
-<p:properties xmlns:p="http://schemas.microsoft.com/office/2006/metadata/properties" xmlns:xsi="http://www.w3.org/2001/XMLSchema-instance" xmlns:pc="http://schemas.microsoft.com/office/infopath/2007/PartnerControls">
-  <documentManagement/>
-</p:properties>
+<b:Sources xmlns:b="http://schemas.openxmlformats.org/officeDocument/2006/bibliography" xmlns="http://schemas.openxmlformats.org/officeDocument/2006/bibliography" SelectedStyle="\APA.XSL" StyleName="APA Fifth Edition"/>
 </file>
 
 <file path=customXml/itemProps1.xml><?xml version="1.0" encoding="utf-8"?>
@@ -39612,9 +42707,10 @@
 </file>
 
 <file path=customXml/itemProps2.xml><?xml version="1.0" encoding="utf-8"?>
-<ds:datastoreItem xmlns:ds="http://schemas.openxmlformats.org/officeDocument/2006/customXml" ds:itemID="{22559CBF-6854-4BAD-8423-09C571AC1F1D}">
+<ds:datastoreItem xmlns:ds="http://schemas.openxmlformats.org/officeDocument/2006/customXml" ds:itemID="{4DB140F3-9185-4419-B48B-206E6423DF64}">
   <ds:schemaRefs>
-    <ds:schemaRef ds:uri="http://schemas.openxmlformats.org/officeDocument/2006/bibliography"/>
+    <ds:schemaRef ds:uri="http://schemas.microsoft.com/office/2006/metadata/properties"/>
+    <ds:schemaRef ds:uri="http://schemas.microsoft.com/office/infopath/2007/PartnerControls"/>
   </ds:schemaRefs>
 </ds:datastoreItem>
 </file>
@@ -39628,10 +42724,9 @@
 </file>
 
 <file path=customXml/itemProps4.xml><?xml version="1.0" encoding="utf-8"?>
-<ds:datastoreItem xmlns:ds="http://schemas.openxmlformats.org/officeDocument/2006/customXml" ds:itemID="{4DB140F3-9185-4419-B48B-206E6423DF64}">
+<ds:datastoreItem xmlns:ds="http://schemas.openxmlformats.org/officeDocument/2006/customXml" ds:itemID="{22559CBF-6854-4BAD-8423-09C571AC1F1D}">
   <ds:schemaRefs>
-    <ds:schemaRef ds:uri="http://schemas.microsoft.com/office/2006/metadata/properties"/>
-    <ds:schemaRef ds:uri="http://schemas.microsoft.com/office/infopath/2007/PartnerControls"/>
+    <ds:schemaRef ds:uri="http://schemas.openxmlformats.org/officeDocument/2006/bibliography"/>
   </ds:schemaRefs>
 </ds:datastoreItem>
 </file>
